--- a/paper/fill.docx
+++ b/paper/fill.docx
@@ -252,39 +252,16 @@
           <w:sz w:val="28"/>
           <w:u w:val="single"/>
         </w:rPr>
-        <w:t xml:space="preserve">                    </w:t>
-      </w:r>
-    </w:p>
-    <w:p>
-      <w:pPr>
-        <w:spacing w:line="360" w:lineRule="auto"/>
-        <w:ind w:firstLineChars="700" w:firstLine="1968"/>
-        <w:rPr>
+        <w:t xml:space="preserve">       </w:t>
+      </w:r>
+      <w:r>
+        <w:rPr>
+          <w:rFonts w:hint="eastAsia"/>
           <w:b/>
           <w:sz w:val="28"/>
           <w:u w:val="single"/>
         </w:rPr>
-      </w:pPr>
-      <w:r>
-        <w:rPr>
-          <w:b/>
-          <w:sz w:val="28"/>
-        </w:rPr>
-        <w:t>学</w:t>
-      </w:r>
-      <w:r>
-        <w:rPr>
-          <w:b/>
-          <w:sz w:val="28"/>
-        </w:rPr>
-        <w:t xml:space="preserve">    </w:t>
-      </w:r>
-      <w:r>
-        <w:rPr>
-          <w:b/>
-          <w:sz w:val="28"/>
-        </w:rPr>
-        <w:t>号：</w:t>
+        <w:t>谢</w:t>
       </w:r>
       <w:r>
         <w:rPr>
@@ -292,47 +269,26 @@
           <w:sz w:val="28"/>
           <w:u w:val="single"/>
         </w:rPr>
-        <w:t xml:space="preserve">                    </w:t>
-      </w:r>
-    </w:p>
-    <w:p>
-      <w:pPr>
-        <w:spacing w:line="360" w:lineRule="auto"/>
-        <w:ind w:firstLineChars="700" w:firstLine="1968"/>
-        <w:rPr>
+        <w:t xml:space="preserve">  </w:t>
+      </w:r>
+      <w:proofErr w:type="gramStart"/>
+      <w:r>
+        <w:rPr>
+          <w:rFonts w:hint="eastAsia"/>
           <w:b/>
           <w:sz w:val="28"/>
           <w:u w:val="single"/>
         </w:rPr>
-      </w:pPr>
-      <w:r>
-        <w:rPr>
-          <w:b/>
-          <w:sz w:val="28"/>
-        </w:rPr>
-        <w:t>学</w:t>
-      </w:r>
-      <w:r>
-        <w:rPr>
-          <w:b/>
-          <w:sz w:val="28"/>
-        </w:rPr>
-        <w:t xml:space="preserve">    </w:t>
-      </w:r>
-      <w:r>
-        <w:rPr>
-          <w:b/>
-          <w:sz w:val="28"/>
-        </w:rPr>
-        <w:t>院：</w:t>
-      </w:r>
+        <w:t>骐</w:t>
+      </w:r>
+      <w:proofErr w:type="gramEnd"/>
       <w:r>
         <w:rPr>
           <w:b/>
           <w:sz w:val="28"/>
           <w:u w:val="single"/>
         </w:rPr>
-        <w:t xml:space="preserve">                    </w:t>
+        <w:t xml:space="preserve">       </w:t>
       </w:r>
     </w:p>
     <w:p>
@@ -350,7 +306,7 @@
           <w:b/>
           <w:sz w:val="28"/>
         </w:rPr>
-        <w:t>专</w:t>
+        <w:t>学</w:t>
       </w:r>
       <w:r>
         <w:rPr>
@@ -364,7 +320,7 @@
           <w:b/>
           <w:sz w:val="28"/>
         </w:rPr>
-        <w:t>业：</w:t>
+        <w:t>号：</w:t>
       </w:r>
       <w:r>
         <w:rPr>
@@ -372,25 +328,16 @@
           <w:sz w:val="28"/>
           <w:u w:val="single"/>
         </w:rPr>
-        <w:t xml:space="preserve">                    </w:t>
-      </w:r>
-    </w:p>
-    <w:p>
-      <w:pPr>
-        <w:spacing w:line="360" w:lineRule="auto"/>
-        <w:ind w:firstLineChars="700" w:firstLine="1968"/>
-        <w:rPr>
+        <w:t xml:space="preserve">    </w:t>
+      </w:r>
+      <w:r>
+        <w:rPr>
+          <w:rFonts w:hint="eastAsia"/>
           <w:b/>
           <w:sz w:val="28"/>
           <w:u w:val="single"/>
         </w:rPr>
-      </w:pPr>
-      <w:r>
-        <w:rPr>
-          <w:b/>
-          <w:sz w:val="28"/>
-        </w:rPr>
-        <w:t>指导教师：</w:t>
+        <w:t>10215102427</w:t>
       </w:r>
       <w:r>
         <w:rPr>
@@ -398,132 +345,307 @@
           <w:sz w:val="28"/>
           <w:u w:val="single"/>
         </w:rPr>
-        <w:t xml:space="preserve">                    </w:t>
+        <w:t xml:space="preserve">     </w:t>
       </w:r>
     </w:p>
     <w:p>
       <w:pPr>
         <w:spacing w:line="360" w:lineRule="auto"/>
         <w:ind w:firstLineChars="700" w:firstLine="1968"/>
-        <w:rPr>
-          <w:b/>
-          <w:sz w:val="28"/>
-        </w:rPr>
-      </w:pPr>
-      <w:r>
-        <w:rPr>
-          <w:b/>
-          <w:sz w:val="28"/>
-        </w:rPr>
-        <w:t>职</w:t>
-      </w:r>
-      <w:r>
-        <w:rPr>
-          <w:b/>
-          <w:sz w:val="28"/>
-        </w:rPr>
-        <w:t xml:space="preserve">    </w:t>
-      </w:r>
-      <w:r>
-        <w:rPr>
-          <w:b/>
-          <w:sz w:val="28"/>
-        </w:rPr>
-        <w:t>称：</w:t>
-      </w:r>
-      <w:r>
         <w:rPr>
           <w:b/>
           <w:sz w:val="28"/>
           <w:u w:val="single"/>
         </w:rPr>
-        <w:t xml:space="preserve">                    </w:t>
-      </w:r>
-    </w:p>
-    <w:p>
-      <w:pPr>
-        <w:spacing w:line="360" w:lineRule="auto"/>
-        <w:jc w:val="center"/>
+      </w:pPr>
+      <w:r>
         <w:rPr>
           <w:b/>
           <w:sz w:val="28"/>
         </w:rPr>
-      </w:pPr>
-    </w:p>
-    <w:p>
-      <w:pPr>
-        <w:spacing w:line="360" w:lineRule="auto"/>
-        <w:jc w:val="center"/>
-        <w:rPr>
-          <w:sz w:val="24"/>
-        </w:rPr>
-      </w:pPr>
+        <w:t>学</w:t>
+      </w:r>
       <w:r>
         <w:rPr>
           <w:b/>
           <w:sz w:val="28"/>
         </w:rPr>
-        <w:lastRenderedPageBreak/>
-        <w:t>202</w:t>
+        <w:t xml:space="preserve">    </w:t>
+      </w:r>
+      <w:r>
+        <w:rPr>
+          <w:b/>
+          <w:sz w:val="28"/>
+        </w:rPr>
+        <w:t>院：</w:t>
       </w:r>
       <w:r>
         <w:rPr>
           <w:rFonts w:hint="eastAsia"/>
           <w:b/>
           <w:sz w:val="28"/>
-        </w:rPr>
-        <w:t>5</w:t>
-      </w:r>
-      <w:r>
+          <w:u w:val="single"/>
+        </w:rPr>
+        <w:t>计算机科学与技术学院</w:t>
+      </w:r>
+    </w:p>
+    <w:p>
+      <w:pPr>
+        <w:spacing w:line="360" w:lineRule="auto"/>
+        <w:ind w:firstLineChars="700" w:firstLine="1968"/>
         <w:rPr>
           <w:b/>
           <w:sz w:val="28"/>
-        </w:rPr>
-        <w:t>年</w:t>
-      </w:r>
+          <w:u w:val="single"/>
+        </w:rPr>
+      </w:pPr>
       <w:r>
         <w:rPr>
           <w:b/>
           <w:sz w:val="28"/>
         </w:rPr>
-        <w:t xml:space="preserve">   </w:t>
+        <w:t>专</w:t>
       </w:r>
       <w:r>
         <w:rPr>
           <w:b/>
           <w:sz w:val="28"/>
         </w:rPr>
-        <w:t>月</w:t>
-      </w:r>
-    </w:p>
-    <w:p>
-      <w:pPr>
-        <w:pStyle w:val="TOC1"/>
-        <w:spacing w:line="360" w:lineRule="auto"/>
-      </w:pPr>
-    </w:p>
-    <w:p>
-      <w:pPr>
+        <w:t xml:space="preserve">    </w:t>
+      </w:r>
+      <w:r>
         <w:rPr>
           <w:b/>
           <w:sz w:val="28"/>
         </w:rPr>
-      </w:pPr>
-    </w:p>
-    <w:p>
-      <w:pPr>
-        <w:spacing w:line="360" w:lineRule="auto"/>
-        <w:jc w:val="center"/>
+        <w:t>业：</w:t>
+      </w:r>
+      <w:r>
         <w:rPr>
           <w:b/>
           <w:sz w:val="28"/>
-        </w:rPr>
-      </w:pPr>
+          <w:u w:val="single"/>
+        </w:rPr>
+        <w:t xml:space="preserve">  </w:t>
+      </w:r>
       <w:r>
         <w:rPr>
           <w:rFonts w:hint="eastAsia"/>
           <w:b/>
           <w:sz w:val="28"/>
+          <w:u w:val="single"/>
+        </w:rPr>
+        <w:t>计算机科学与技术</w:t>
+      </w:r>
+      <w:r>
+        <w:rPr>
+          <w:b/>
+          <w:sz w:val="28"/>
+          <w:u w:val="single"/>
+        </w:rPr>
+        <w:t xml:space="preserve">  </w:t>
+      </w:r>
+    </w:p>
+    <w:p>
+      <w:pPr>
+        <w:spacing w:line="360" w:lineRule="auto"/>
+        <w:ind w:firstLineChars="700" w:firstLine="1968"/>
+        <w:rPr>
+          <w:b/>
+          <w:sz w:val="28"/>
+          <w:u w:val="single"/>
+        </w:rPr>
+      </w:pPr>
+      <w:r>
+        <w:rPr>
+          <w:b/>
+          <w:sz w:val="28"/>
+        </w:rPr>
+        <w:t>指导教师：</w:t>
+      </w:r>
+      <w:r>
+        <w:rPr>
+          <w:b/>
+          <w:sz w:val="28"/>
+          <w:u w:val="single"/>
+        </w:rPr>
+        <w:t xml:space="preserve">       </w:t>
+      </w:r>
+      <w:r>
+        <w:rPr>
+          <w:rFonts w:hint="eastAsia"/>
+          <w:b/>
+          <w:sz w:val="28"/>
+          <w:u w:val="single"/>
+        </w:rPr>
+        <w:t>杨</w:t>
+      </w:r>
+      <w:r>
+        <w:rPr>
+          <w:b/>
+          <w:sz w:val="28"/>
+          <w:u w:val="single"/>
+        </w:rPr>
+        <w:t xml:space="preserve">  </w:t>
+      </w:r>
+      <w:r>
+        <w:rPr>
+          <w:rFonts w:hint="eastAsia"/>
+          <w:b/>
+          <w:sz w:val="28"/>
+          <w:u w:val="single"/>
+        </w:rPr>
+        <w:t>燕</w:t>
+      </w:r>
+      <w:r>
+        <w:rPr>
+          <w:b/>
+          <w:sz w:val="28"/>
+          <w:u w:val="single"/>
+        </w:rPr>
+        <w:t xml:space="preserve">       </w:t>
+      </w:r>
+    </w:p>
+    <w:p>
+      <w:pPr>
+        <w:spacing w:line="360" w:lineRule="auto"/>
+        <w:ind w:firstLineChars="700" w:firstLine="1968"/>
+        <w:rPr>
+          <w:b/>
+          <w:sz w:val="28"/>
+        </w:rPr>
+      </w:pPr>
+      <w:r>
+        <w:rPr>
+          <w:b/>
+          <w:sz w:val="28"/>
+        </w:rPr>
+        <w:t>职</w:t>
+      </w:r>
+      <w:r>
+        <w:rPr>
+          <w:b/>
+          <w:sz w:val="28"/>
+        </w:rPr>
+        <w:t xml:space="preserve">    </w:t>
+      </w:r>
+      <w:r>
+        <w:rPr>
+          <w:b/>
+          <w:sz w:val="28"/>
+        </w:rPr>
+        <w:t>称：</w:t>
+      </w:r>
+      <w:r>
+        <w:rPr>
+          <w:b/>
+          <w:sz w:val="28"/>
+          <w:u w:val="single"/>
+        </w:rPr>
+        <w:t xml:space="preserve">       </w:t>
+      </w:r>
+      <w:r>
+        <w:rPr>
+          <w:rFonts w:hint="eastAsia"/>
+          <w:b/>
+          <w:sz w:val="28"/>
+          <w:u w:val="single"/>
+        </w:rPr>
+        <w:t>副教授</w:t>
+      </w:r>
+      <w:r>
+        <w:rPr>
+          <w:b/>
+          <w:sz w:val="28"/>
+          <w:u w:val="single"/>
+        </w:rPr>
+        <w:t xml:space="preserve">       </w:t>
+      </w:r>
+    </w:p>
+    <w:p>
+      <w:pPr>
+        <w:spacing w:line="360" w:lineRule="auto"/>
+        <w:jc w:val="center"/>
+        <w:rPr>
+          <w:b/>
+          <w:sz w:val="28"/>
+        </w:rPr>
+      </w:pPr>
+    </w:p>
+    <w:p>
+      <w:pPr>
+        <w:spacing w:line="360" w:lineRule="auto"/>
+        <w:jc w:val="center"/>
+        <w:rPr>
+          <w:sz w:val="24"/>
+        </w:rPr>
+      </w:pPr>
+      <w:r>
+        <w:rPr>
+          <w:b/>
+          <w:sz w:val="28"/>
+        </w:rPr>
+        <w:lastRenderedPageBreak/>
+        <w:t>202</w:t>
+      </w:r>
+      <w:r>
+        <w:rPr>
+          <w:rFonts w:hint="eastAsia"/>
+          <w:b/>
+          <w:sz w:val="28"/>
+        </w:rPr>
+        <w:t>5</w:t>
+      </w:r>
+      <w:r>
+        <w:rPr>
+          <w:b/>
+          <w:sz w:val="28"/>
+        </w:rPr>
+        <w:t>年</w:t>
+      </w:r>
+      <w:r>
+        <w:rPr>
+          <w:b/>
+          <w:sz w:val="28"/>
+        </w:rPr>
+        <w:t xml:space="preserve">   </w:t>
+      </w:r>
+      <w:r>
+        <w:rPr>
+          <w:b/>
+          <w:sz w:val="28"/>
+        </w:rPr>
+        <w:t>月</w:t>
+      </w:r>
+    </w:p>
+    <w:p>
+      <w:pPr>
+        <w:pStyle w:val="TOC1"/>
+        <w:spacing w:line="360" w:lineRule="auto"/>
+      </w:pPr>
+    </w:p>
+    <w:p>
+      <w:pPr>
+        <w:rPr>
+          <w:b/>
+          <w:sz w:val="28"/>
+        </w:rPr>
+      </w:pPr>
+    </w:p>
+    <w:p>
+      <w:pPr>
+        <w:spacing w:line="360" w:lineRule="auto"/>
+        <w:jc w:val="center"/>
+        <w:rPr>
+          <w:b/>
+          <w:sz w:val="28"/>
+        </w:rPr>
+      </w:pPr>
+      <w:r>
+        <w:rPr>
+          <w:rFonts w:hint="eastAsia"/>
+          <w:b/>
+          <w:sz w:val="28"/>
         </w:rPr>
         <w:t>华东师范大学学位论文诚信承诺</w:t>
       </w:r>
@@ -571,7 +693,23 @@
           <w:rFonts w:hint="eastAsia"/>
           <w:sz w:val="24"/>
         </w:rPr>
-        <w:t>撤销学位、开除学籍等处理（处分）决定。本人如果被查证在撰写本毕业论文过程中存在学位论文作假行为，愿意接受学校依法作出的处理（处分）决定。</w:t>
+        <w:t>撤销学位、开除学籍等处理（处分）决定。本人如果被查证在撰写本毕业论文过程中存在学位论文作假行为，愿意接受学校依法</w:t>
+      </w:r>
+      <w:proofErr w:type="gramStart"/>
+      <w:r>
+        <w:rPr>
+          <w:rFonts w:hint="eastAsia"/>
+          <w:sz w:val="24"/>
+        </w:rPr>
+        <w:t>作出</w:t>
+      </w:r>
+      <w:proofErr w:type="gramEnd"/>
+      <w:r>
+        <w:rPr>
+          <w:rFonts w:hint="eastAsia"/>
+          <w:sz w:val="24"/>
+        </w:rPr>
+        <w:t>的处理（处分）决定。</w:t>
       </w:r>
     </w:p>
     <w:p>
@@ -3257,7 +3395,21 @@
         <w:rPr>
           <w:color w:val="FF0000"/>
         </w:rPr>
-        <w:t>自动生成。正文中的各类标题只须更改内容，不要更改格式。最后在本页中右击上方的目录区域，选择</w:t>
+        <w:t>自动生成。正文中的各类标题只须更改内容，不要更改格式。最后在本页中右</w:t>
+      </w:r>
+      <w:proofErr w:type="gramStart"/>
+      <w:r>
+        <w:rPr>
+          <w:color w:val="FF0000"/>
+        </w:rPr>
+        <w:t>击</w:t>
+      </w:r>
+      <w:proofErr w:type="gramEnd"/>
+      <w:r>
+        <w:rPr>
+          <w:color w:val="FF0000"/>
+        </w:rPr>
+        <w:t>上方的目录区域，选择</w:t>
       </w:r>
       <w:r>
         <w:rPr>
@@ -3343,7 +3495,23 @@
           <w:rFonts w:hint="eastAsia"/>
           <w:color w:val="FF0000"/>
         </w:rPr>
-        <w:t>、单倍行距</w:t>
+        <w:t>、单</w:t>
+      </w:r>
+      <w:proofErr w:type="gramStart"/>
+      <w:r>
+        <w:rPr>
+          <w:rFonts w:hint="eastAsia"/>
+          <w:color w:val="FF0000"/>
+        </w:rPr>
+        <w:t>倍</w:t>
+      </w:r>
+      <w:proofErr w:type="gramEnd"/>
+      <w:r>
+        <w:rPr>
+          <w:rFonts w:hint="eastAsia"/>
+          <w:color w:val="FF0000"/>
+        </w:rPr>
+        <w:t>行距</w:t>
       </w:r>
       <w:r>
         <w:rPr>
@@ -3743,7 +3911,21 @@
         <w:rPr>
           <w:szCs w:val="21"/>
         </w:rPr>
-        <w:t>技术，体现了画面实现模版化的优势，使得更有效方便的实现画面重载。该系统的开发过程中，本人主要负责制造在线部分的登陆、</w:t>
+        <w:t>技术，体现了画面实现</w:t>
+      </w:r>
+      <w:proofErr w:type="gramStart"/>
+      <w:r>
+        <w:rPr>
+          <w:szCs w:val="21"/>
+        </w:rPr>
+        <w:t>模版化的</w:t>
+      </w:r>
+      <w:proofErr w:type="gramEnd"/>
+      <w:r>
+        <w:rPr>
+          <w:szCs w:val="21"/>
+        </w:rPr>
+        <w:t>优势，使得更有效方便的实现画面重载。该系统的开发过程中，本人主要负责制造在线部分的登陆、</w:t>
       </w:r>
       <w:r>
         <w:rPr>
@@ -3762,8 +3944,33 @@
           <w:kern w:val="0"/>
           <w:szCs w:val="21"/>
         </w:rPr>
-        <w:t>估价请求履历检索、取消订单一览、用户信息作成、通知信息作成</w:t>
-      </w:r>
+        <w:t>估价请求履历检索、取消订单一览、用户信息</w:t>
+      </w:r>
+      <w:proofErr w:type="gramStart"/>
+      <w:r>
+        <w:rPr>
+          <w:kern w:val="0"/>
+          <w:szCs w:val="21"/>
+        </w:rPr>
+        <w:t>作成</w:t>
+      </w:r>
+      <w:proofErr w:type="gramEnd"/>
+      <w:r>
+        <w:rPr>
+          <w:kern w:val="0"/>
+          <w:szCs w:val="21"/>
+        </w:rPr>
+        <w:t>、通知信息</w:t>
+      </w:r>
+      <w:proofErr w:type="gramStart"/>
+      <w:r>
+        <w:rPr>
+          <w:kern w:val="0"/>
+          <w:szCs w:val="21"/>
+        </w:rPr>
+        <w:t>作成</w:t>
+      </w:r>
+      <w:proofErr w:type="gramEnd"/>
       <w:r>
         <w:rPr>
           <w:kern w:val="0"/>
@@ -4670,6 +4877,7 @@
         <w:t xml:space="preserve">products </w:t>
       </w:r>
       <w:proofErr w:type="spellStart"/>
+      <w:proofErr w:type="gramStart"/>
       <w:r>
         <w:rPr>
           <w:color w:val="000000"/>
@@ -4679,6 +4887,7 @@
         <w:t>list.The</w:t>
       </w:r>
       <w:proofErr w:type="spellEnd"/>
+      <w:proofErr w:type="gramEnd"/>
       <w:r>
         <w:rPr>
           <w:color w:val="000000"/>
@@ -4915,7 +5124,23 @@
           <w:sz w:val="21"/>
           <w:szCs w:val="21"/>
         </w:rPr>
-        <w:t xml:space="preserve"> cost. At the same time, suppliers will bit each other to </w:t>
+        <w:t xml:space="preserve"> cost. At the same time, suppliers will </w:t>
+      </w:r>
+      <w:proofErr w:type="gramStart"/>
+      <w:r>
+        <w:rPr>
+          <w:sz w:val="21"/>
+          <w:szCs w:val="21"/>
+        </w:rPr>
+        <w:t>bit</w:t>
+      </w:r>
+      <w:proofErr w:type="gramEnd"/>
+      <w:r>
+        <w:rPr>
+          <w:sz w:val="21"/>
+          <w:szCs w:val="21"/>
+        </w:rPr>
+        <w:t xml:space="preserve"> each other to </w:t>
       </w:r>
       <w:proofErr w:type="spellStart"/>
       <w:r>
@@ -6958,7 +7183,23 @@
                                 <w:rFonts w:hint="eastAsia"/>
                                 <w:color w:val="FF0000"/>
                               </w:rPr>
-                              <w:t>参考文献用尾注，</w:t>
+                              <w:t>参考文献</w:t>
+                            </w:r>
+                            <w:proofErr w:type="gramStart"/>
+                            <w:r>
+                              <w:rPr>
+                                <w:rFonts w:hint="eastAsia"/>
+                                <w:color w:val="FF0000"/>
+                              </w:rPr>
+                              <w:t>用尾注</w:t>
+                            </w:r>
+                            <w:proofErr w:type="gramEnd"/>
+                            <w:r>
+                              <w:rPr>
+                                <w:rFonts w:hint="eastAsia"/>
+                                <w:color w:val="FF0000"/>
+                              </w:rPr>
+                              <w:t>，</w:t>
                             </w:r>
                             <w:r>
                               <w:rPr>
@@ -13388,12 +13629,21 @@
         </w:rPr>
         <w:t xml:space="preserve"> </w:t>
       </w:r>
+      <w:proofErr w:type="gramStart"/>
       <w:r>
         <w:rPr>
           <w:rFonts w:eastAsia="黑体"/>
           <w:sz w:val="24"/>
         </w:rPr>
-        <w:t>细设计书</w:t>
+        <w:t>细设计</w:t>
+      </w:r>
+      <w:proofErr w:type="gramEnd"/>
+      <w:r>
+        <w:rPr>
+          <w:rFonts w:eastAsia="黑体"/>
+          <w:sz w:val="24"/>
+        </w:rPr>
+        <w:t>书</w:t>
       </w:r>
       <w:bookmarkStart w:id="57" w:name="_Toc135816544"/>
       <w:bookmarkStart w:id="58" w:name="_Toc135817017"/>
@@ -14952,7 +15202,23 @@
                 <w:kern w:val="0"/>
                 <w:sz w:val="24"/>
               </w:rPr>
-              <w:t>项目（不换行）</w:t>
+              <w:t>项目（</w:t>
+            </w:r>
+            <w:proofErr w:type="gramStart"/>
+            <w:r>
+              <w:rPr>
+                <w:kern w:val="0"/>
+                <w:sz w:val="24"/>
+              </w:rPr>
+              <w:t>不</w:t>
+            </w:r>
+            <w:proofErr w:type="gramEnd"/>
+            <w:r>
+              <w:rPr>
+                <w:kern w:val="0"/>
+                <w:sz w:val="24"/>
+              </w:rPr>
+              <w:t>换行）</w:t>
             </w:r>
           </w:p>
         </w:tc>
@@ -16690,7 +16956,23 @@
                                 <w:rFonts w:hint="eastAsia"/>
                                 <w:color w:val="FF0000"/>
                               </w:rPr>
-                              <w:t>一）专著（注意应标明出版地及所参阅内容在原文献中的位置）</w:t>
+                              <w:t>一）专著（注意应标</w:t>
+                            </w:r>
+                            <w:proofErr w:type="gramStart"/>
+                            <w:r>
+                              <w:rPr>
+                                <w:rFonts w:hint="eastAsia"/>
+                                <w:color w:val="FF0000"/>
+                              </w:rPr>
+                              <w:t>明出版地</w:t>
+                            </w:r>
+                            <w:proofErr w:type="gramEnd"/>
+                            <w:r>
+                              <w:rPr>
+                                <w:rFonts w:hint="eastAsia"/>
+                                <w:color w:val="FF0000"/>
+                              </w:rPr>
+                              <w:t>及所参阅内容在原文献中的位置）</w:t>
                             </w:r>
                             <w:r>
                               <w:rPr>
@@ -16774,8 +17056,17 @@
                                 <w:rFonts w:hint="eastAsia"/>
                                 <w:color w:val="FF0000"/>
                               </w:rPr>
-                              <w:t>（二）期刊中析出的文献（注意应标明年、卷、期，尤其注意区分卷和期）</w:t>
-                            </w:r>
+                              <w:t>（二）期刊中析出的文献（注意应标明年、卷、期，尤其注意区分卷和</w:t>
+                            </w:r>
+                            <w:proofErr w:type="gramStart"/>
+                            <w:r>
+                              <w:rPr>
+                                <w:rFonts w:hint="eastAsia"/>
+                                <w:color w:val="FF0000"/>
+                              </w:rPr>
+                              <w:t>期）</w:t>
+                            </w:r>
+                            <w:proofErr w:type="gramEnd"/>
                           </w:p>
                           <w:p>
                             <w:pPr>
@@ -18558,7 +18849,23 @@
                                 <w:rFonts w:hint="eastAsia"/>
                                 <w:color w:val="FF0000"/>
                               </w:rPr>
-                              <w:t>此处撰写致谢词，主要感谢论文撰写过程中给予帮助的老师和同学，也可以感谢大学四年学习生涯中曾给予你重要帮助的人。请勿照抄。</w:t>
+                              <w:t>此处撰写致谢词，主要感谢论文撰写过程中给予帮助的老师和同学，也可以感谢大学四年学习生涯中曾给予</w:t>
+                            </w:r>
+                            <w:proofErr w:type="gramStart"/>
+                            <w:r>
+                              <w:rPr>
+                                <w:rFonts w:hint="eastAsia"/>
+                                <w:color w:val="FF0000"/>
+                              </w:rPr>
+                              <w:t>你重要</w:t>
+                            </w:r>
+                            <w:proofErr w:type="gramEnd"/>
+                            <w:r>
+                              <w:rPr>
+                                <w:rFonts w:hint="eastAsia"/>
+                                <w:color w:val="FF0000"/>
+                              </w:rPr>
+                              <w:t>帮助的人。请勿照抄。</w:t>
                             </w:r>
                           </w:p>
                         </w:txbxContent>

--- a/paper/fill.docx
+++ b/paper/fill.docx
@@ -605,246 +605,31 @@
       </w:r>
       <w:r>
         <w:rPr>
-          <w:b/>
-          <w:sz w:val="28"/>
-        </w:rPr>
-        <w:t xml:space="preserve">   </w:t>
-      </w:r>
-      <w:r>
-        <w:rPr>
-          <w:b/>
-          <w:sz w:val="28"/>
-        </w:rPr>
-        <w:t>月</w:t>
-      </w:r>
-    </w:p>
-    <w:p>
-      <w:pPr>
-        <w:pStyle w:val="TOC1"/>
-        <w:spacing w:line="360" w:lineRule="auto"/>
-      </w:pPr>
-    </w:p>
-    <w:p>
-      <w:pPr>
-        <w:rPr>
-          <w:b/>
-          <w:sz w:val="28"/>
-        </w:rPr>
-      </w:pPr>
-    </w:p>
-    <w:p>
-      <w:pPr>
-        <w:spacing w:line="360" w:lineRule="auto"/>
-        <w:jc w:val="center"/>
-        <w:rPr>
-          <w:b/>
-          <w:sz w:val="28"/>
-        </w:rPr>
-      </w:pPr>
-      <w:r>
-        <w:rPr>
           <w:rFonts w:hint="eastAsia"/>
           <w:b/>
           <w:sz w:val="28"/>
         </w:rPr>
-        <w:t>华东师范大学学位论文诚信承诺</w:t>
-      </w:r>
-    </w:p>
-    <w:p>
-      <w:pPr>
+        <w:t>3</w:t>
+      </w:r>
+      <w:r>
+        <w:rPr>
+          <w:b/>
+          <w:sz w:val="28"/>
+        </w:rPr>
+        <w:t>月</w:t>
+      </w:r>
+    </w:p>
+    <w:p>
+      <w:pPr>
+        <w:pStyle w:val="TOC1"/>
         <w:spacing w:line="360" w:lineRule="auto"/>
-        <w:ind w:firstLineChars="200" w:firstLine="480"/>
-        <w:rPr>
-          <w:sz w:val="24"/>
-        </w:rPr>
-      </w:pPr>
-      <w:r>
-        <w:rPr>
-          <w:rFonts w:hint="eastAsia"/>
-          <w:sz w:val="24"/>
-        </w:rPr>
-        <w:t>本毕业论文是本人在导师指导下独立完成的，内容真实、可靠。本人在撰写毕业论文过程中不存在请人代写、抄袭或者剽窃他人作品、伪造或者篡改数据以及其他学位论文作假行为。</w:t>
-      </w:r>
-    </w:p>
-    <w:p>
-      <w:pPr>
-        <w:spacing w:line="360" w:lineRule="auto"/>
-        <w:ind w:firstLineChars="200" w:firstLine="480"/>
-        <w:rPr>
-          <w:sz w:val="24"/>
-        </w:rPr>
-      </w:pPr>
-      <w:r>
-        <w:rPr>
-          <w:rFonts w:hint="eastAsia"/>
-          <w:sz w:val="24"/>
-        </w:rPr>
-        <w:t>本人清楚知道学位论文作假行为将会导致行为人受到不授予</w:t>
-      </w:r>
-      <w:r>
-        <w:rPr>
-          <w:rFonts w:hint="eastAsia"/>
-          <w:sz w:val="24"/>
-        </w:rPr>
-        <w:t>/</w:t>
-      </w:r>
-      <w:r>
-        <w:rPr>
-          <w:rFonts w:hint="eastAsia"/>
-          <w:sz w:val="24"/>
-        </w:rPr>
-        <w:t>撤销学位、开除学籍等处理（处分）决定。本人如果被查证在撰写本毕业论文过程中存在学位论文作假行为，愿意接受学校依法</w:t>
-      </w:r>
-      <w:proofErr w:type="gramStart"/>
-      <w:r>
-        <w:rPr>
-          <w:rFonts w:hint="eastAsia"/>
-          <w:sz w:val="24"/>
-        </w:rPr>
-        <w:t>作出</w:t>
-      </w:r>
-      <w:proofErr w:type="gramEnd"/>
-      <w:r>
-        <w:rPr>
-          <w:rFonts w:hint="eastAsia"/>
-          <w:sz w:val="24"/>
-        </w:rPr>
-        <w:t>的处理（处分）决定。</w:t>
-      </w:r>
-    </w:p>
-    <w:p>
-      <w:pPr>
-        <w:spacing w:line="360" w:lineRule="auto"/>
-        <w:ind w:firstLineChars="200" w:firstLine="480"/>
-        <w:rPr>
-          <w:sz w:val="24"/>
-        </w:rPr>
-      </w:pPr>
-      <w:r>
-        <w:rPr>
-          <w:rFonts w:hint="eastAsia"/>
-          <w:sz w:val="24"/>
-        </w:rPr>
-        <w:t>承诺人签名：</w:t>
-      </w:r>
-      <w:r>
-        <w:rPr>
-          <w:rFonts w:hint="eastAsia"/>
-          <w:sz w:val="24"/>
-        </w:rPr>
-        <w:t xml:space="preserve"> </w:t>
-      </w:r>
-      <w:r>
-        <w:rPr>
-          <w:sz w:val="24"/>
-        </w:rPr>
-        <w:t xml:space="preserve">                            </w:t>
-      </w:r>
-      <w:r>
-        <w:rPr>
-          <w:rFonts w:hint="eastAsia"/>
-          <w:sz w:val="24"/>
-        </w:rPr>
-        <w:t>日期：</w:t>
-      </w:r>
-      <w:r>
-        <w:rPr>
-          <w:rFonts w:hint="eastAsia"/>
-          <w:sz w:val="24"/>
-        </w:rPr>
-        <w:t xml:space="preserve"> </w:t>
-      </w:r>
-      <w:r>
-        <w:rPr>
-          <w:sz w:val="24"/>
-        </w:rPr>
-        <w:t xml:space="preserve"> </w:t>
-      </w:r>
-      <w:r>
-        <w:rPr>
-          <w:rFonts w:hint="eastAsia"/>
-          <w:sz w:val="24"/>
-        </w:rPr>
-        <w:t xml:space="preserve"> </w:t>
-      </w:r>
-      <w:r>
-        <w:rPr>
-          <w:sz w:val="24"/>
-        </w:rPr>
-        <w:t xml:space="preserve">  </w:t>
-      </w:r>
-      <w:r>
-        <w:rPr>
-          <w:rFonts w:hint="eastAsia"/>
-          <w:sz w:val="24"/>
-        </w:rPr>
-        <w:t>年</w:t>
-      </w:r>
-      <w:r>
-        <w:rPr>
-          <w:rFonts w:hint="eastAsia"/>
-          <w:sz w:val="24"/>
-        </w:rPr>
-        <w:t xml:space="preserve"> </w:t>
-      </w:r>
-      <w:r>
-        <w:rPr>
-          <w:sz w:val="24"/>
-        </w:rPr>
-        <w:t xml:space="preserve">  </w:t>
-      </w:r>
-      <w:r>
-        <w:rPr>
-          <w:rFonts w:hint="eastAsia"/>
-          <w:sz w:val="24"/>
-        </w:rPr>
-        <w:t>月</w:t>
-      </w:r>
-      <w:r>
-        <w:rPr>
-          <w:rFonts w:hint="eastAsia"/>
-          <w:sz w:val="24"/>
-        </w:rPr>
-        <w:t xml:space="preserve"> </w:t>
-      </w:r>
-      <w:r>
-        <w:rPr>
-          <w:sz w:val="24"/>
-        </w:rPr>
-        <w:t xml:space="preserve">  </w:t>
-      </w:r>
-      <w:r>
-        <w:rPr>
-          <w:rFonts w:hint="eastAsia"/>
-          <w:sz w:val="24"/>
-        </w:rPr>
-        <w:t>日</w:t>
-      </w:r>
-    </w:p>
-    <w:p>
-      <w:pPr>
-        <w:spacing w:line="360" w:lineRule="auto"/>
-        <w:ind w:firstLineChars="200" w:firstLine="480"/>
-        <w:rPr>
-          <w:sz w:val="24"/>
-        </w:rPr>
-      </w:pPr>
-    </w:p>
-    <w:p>
-      <w:pPr>
-        <w:spacing w:line="360" w:lineRule="auto"/>
-        <w:ind w:firstLineChars="200" w:firstLine="480"/>
-        <w:rPr>
-          <w:sz w:val="24"/>
-        </w:rPr>
-      </w:pPr>
-    </w:p>
-    <w:p>
-      <w:pPr>
-        <w:spacing w:line="360" w:lineRule="auto"/>
-        <w:ind w:firstLineChars="200" w:firstLine="480"/>
-        <w:rPr>
-          <w:sz w:val="24"/>
+      </w:pPr>
+    </w:p>
+    <w:p>
+      <w:pPr>
+        <w:rPr>
+          <w:b/>
+          <w:sz w:val="28"/>
         </w:rPr>
       </w:pPr>
     </w:p>
@@ -863,7 +648,7 @@
           <w:b/>
           <w:sz w:val="28"/>
         </w:rPr>
-        <w:t>华东师范大学学位论文使用授权说明</w:t>
+        <w:t>华东师范大学学位论文诚信承诺</w:t>
       </w:r>
     </w:p>
     <w:p>
@@ -879,7 +664,7 @@
           <w:rFonts w:hint="eastAsia"/>
           <w:sz w:val="24"/>
         </w:rPr>
-        <w:t>本论文的研究成果归华东师范大学所有，本论文的研究内容不得以其它单位的名义发表。本学位论文作者和指导教师完全了解华东师范大学有关保留、使用学位论文的规定，即：学校有权保留并向国家有关部门或机构送交论文的复印件和电子版，允许论文被查阅和借阅；本人授权华东师范大学可以将论文的全部或部分内容编入有关数据库进行检索、交流，可以采用影印、缩印或其他复制手段保存论文和汇编本学位论文。</w:t>
+        <w:t>本毕业论文是本人在导师指导下独立完成的，内容真实、可靠。本人在撰写毕业论文过程中不存在请人代写、抄袭或者剽窃他人作品、伪造或者篡改数据以及其他学位论文作假行为。</w:t>
       </w:r>
     </w:p>
     <w:p>
@@ -895,7 +680,37 @@
           <w:rFonts w:hint="eastAsia"/>
           <w:sz w:val="24"/>
         </w:rPr>
-        <w:t>保密的毕业论文（设计）在解密后应遵守此规定。</w:t>
+        <w:t>本人清楚知道学位论文作假行为将会导致行为人受到不授予</w:t>
+      </w:r>
+      <w:r>
+        <w:rPr>
+          <w:rFonts w:hint="eastAsia"/>
+          <w:sz w:val="24"/>
+        </w:rPr>
+        <w:t>/</w:t>
+      </w:r>
+      <w:r>
+        <w:rPr>
+          <w:rFonts w:hint="eastAsia"/>
+          <w:sz w:val="24"/>
+        </w:rPr>
+        <w:t>撤销学位、开除学籍等处理（处分）决定。本人如果被查证在撰写本毕业论文过程中存在学位论文作假行为，愿意接受学校依法</w:t>
+      </w:r>
+      <w:proofErr w:type="gramStart"/>
+      <w:r>
+        <w:rPr>
+          <w:rFonts w:hint="eastAsia"/>
+          <w:sz w:val="24"/>
+        </w:rPr>
+        <w:t>作出</w:t>
+      </w:r>
+      <w:proofErr w:type="gramEnd"/>
+      <w:r>
+        <w:rPr>
+          <w:rFonts w:hint="eastAsia"/>
+          <w:sz w:val="24"/>
+        </w:rPr>
+        <w:t>的处理（处分）决定。</w:t>
       </w:r>
     </w:p>
     <w:p>
@@ -906,6 +721,94 @@
           <w:sz w:val="24"/>
         </w:rPr>
       </w:pPr>
+      <w:r>
+        <w:rPr>
+          <w:rFonts w:hint="eastAsia"/>
+          <w:sz w:val="24"/>
+        </w:rPr>
+        <w:t>承诺人签名：</w:t>
+      </w:r>
+      <w:r>
+        <w:rPr>
+          <w:rFonts w:hint="eastAsia"/>
+          <w:sz w:val="24"/>
+        </w:rPr>
+        <w:t xml:space="preserve"> </w:t>
+      </w:r>
+      <w:r>
+        <w:rPr>
+          <w:sz w:val="24"/>
+        </w:rPr>
+        <w:t xml:space="preserve">                            </w:t>
+      </w:r>
+      <w:r>
+        <w:rPr>
+          <w:rFonts w:hint="eastAsia"/>
+          <w:sz w:val="24"/>
+        </w:rPr>
+        <w:t>日期：</w:t>
+      </w:r>
+      <w:r>
+        <w:rPr>
+          <w:rFonts w:hint="eastAsia"/>
+          <w:sz w:val="24"/>
+        </w:rPr>
+        <w:t xml:space="preserve"> </w:t>
+      </w:r>
+      <w:r>
+        <w:rPr>
+          <w:rFonts w:hint="eastAsia"/>
+          <w:sz w:val="24"/>
+        </w:rPr>
+        <w:t>2025</w:t>
+      </w:r>
+      <w:r>
+        <w:rPr>
+          <w:rFonts w:hint="eastAsia"/>
+          <w:sz w:val="24"/>
+        </w:rPr>
+        <w:t>年</w:t>
+      </w:r>
+      <w:r>
+        <w:rPr>
+          <w:rFonts w:hint="eastAsia"/>
+          <w:sz w:val="24"/>
+        </w:rPr>
+        <w:t xml:space="preserve"> </w:t>
+      </w:r>
+      <w:r>
+        <w:rPr>
+          <w:sz w:val="24"/>
+        </w:rPr>
+        <w:t xml:space="preserve">  </w:t>
+      </w:r>
+      <w:r>
+        <w:rPr>
+          <w:rFonts w:hint="eastAsia"/>
+          <w:sz w:val="24"/>
+        </w:rPr>
+        <w:t>月</w:t>
+      </w:r>
+      <w:r>
+        <w:rPr>
+          <w:rFonts w:hint="eastAsia"/>
+          <w:sz w:val="24"/>
+        </w:rPr>
+        <w:t xml:space="preserve"> </w:t>
+      </w:r>
+      <w:r>
+        <w:rPr>
+          <w:sz w:val="24"/>
+        </w:rPr>
+        <w:t xml:space="preserve">  </w:t>
+      </w:r>
+      <w:r>
+        <w:rPr>
+          <w:rFonts w:hint="eastAsia"/>
+          <w:sz w:val="24"/>
+        </w:rPr>
+        <w:t>日</w:t>
+      </w:r>
     </w:p>
     <w:p>
       <w:pPr>
@@ -915,9 +818,95 @@
           <w:sz w:val="24"/>
         </w:rPr>
       </w:pPr>
+    </w:p>
+    <w:p>
+      <w:pPr>
+        <w:spacing w:line="360" w:lineRule="auto"/>
+        <w:ind w:firstLineChars="200" w:firstLine="480"/>
+        <w:rPr>
+          <w:sz w:val="24"/>
+        </w:rPr>
+      </w:pPr>
+    </w:p>
+    <w:p>
+      <w:pPr>
+        <w:spacing w:line="360" w:lineRule="auto"/>
+        <w:ind w:firstLineChars="200" w:firstLine="480"/>
+        <w:rPr>
+          <w:sz w:val="24"/>
+        </w:rPr>
+      </w:pPr>
+    </w:p>
+    <w:p>
+      <w:pPr>
+        <w:spacing w:line="360" w:lineRule="auto"/>
+        <w:jc w:val="center"/>
+        <w:rPr>
+          <w:b/>
+          <w:sz w:val="28"/>
+        </w:rPr>
+      </w:pPr>
       <w:r>
         <w:rPr>
           <w:rFonts w:hint="eastAsia"/>
+          <w:b/>
+          <w:sz w:val="28"/>
+        </w:rPr>
+        <w:t>华东师范大学学位论文使用授权说明</w:t>
+      </w:r>
+    </w:p>
+    <w:p>
+      <w:pPr>
+        <w:spacing w:line="360" w:lineRule="auto"/>
+        <w:ind w:firstLineChars="200" w:firstLine="480"/>
+        <w:rPr>
+          <w:sz w:val="24"/>
+        </w:rPr>
+      </w:pPr>
+      <w:r>
+        <w:rPr>
+          <w:rFonts w:hint="eastAsia"/>
+          <w:sz w:val="24"/>
+        </w:rPr>
+        <w:t>本论文的研究成果归华东师范大学所有，本论文的研究内容不得以其它单位的名义发表。本学位论文作者和指导教师完全了解华东师范大学有关保留、使用学位论文的规定，即：学校有权保留并向国家有关部门或机构送交论文的复印件和电子版，允许论文被查阅和借阅；本人授权华东师范大学可以将论文的全部或部分内容编入有关数据库进行检索、交流，可以采用影印、缩印或其他复制手段保存论文和汇编本学位论文。</w:t>
+      </w:r>
+    </w:p>
+    <w:p>
+      <w:pPr>
+        <w:spacing w:line="360" w:lineRule="auto"/>
+        <w:ind w:firstLineChars="200" w:firstLine="480"/>
+        <w:rPr>
+          <w:sz w:val="24"/>
+        </w:rPr>
+      </w:pPr>
+      <w:r>
+        <w:rPr>
+          <w:rFonts w:hint="eastAsia"/>
+          <w:sz w:val="24"/>
+        </w:rPr>
+        <w:t>保密的毕业论文（设计）在解密后应遵守此规定。</w:t>
+      </w:r>
+    </w:p>
+    <w:p>
+      <w:pPr>
+        <w:spacing w:line="360" w:lineRule="auto"/>
+        <w:ind w:firstLineChars="200" w:firstLine="480"/>
+        <w:rPr>
+          <w:sz w:val="24"/>
+        </w:rPr>
+      </w:pPr>
+    </w:p>
+    <w:p>
+      <w:pPr>
+        <w:spacing w:line="360" w:lineRule="auto"/>
+        <w:ind w:firstLineChars="200" w:firstLine="480"/>
+        <w:rPr>
+          <w:sz w:val="24"/>
+        </w:rPr>
+      </w:pPr>
+      <w:r>
+        <w:rPr>
+          <w:rFonts w:hint="eastAsia"/>
           <w:sz w:val="24"/>
         </w:rPr>
         <w:t>作者签名：</w:t>
@@ -984,22 +973,10 @@
       </w:r>
       <w:r>
         <w:rPr>
-          <w:sz w:val="24"/>
-        </w:rPr>
-        <w:t xml:space="preserve"> </w:t>
-      </w:r>
-      <w:r>
-        <w:rPr>
           <w:rFonts w:hint="eastAsia"/>
           <w:sz w:val="24"/>
         </w:rPr>
-        <w:t xml:space="preserve"> </w:t>
-      </w:r>
-      <w:r>
-        <w:rPr>
-          <w:sz w:val="24"/>
-        </w:rPr>
-        <w:t xml:space="preserve">  </w:t>
+        <w:t>2025</w:t>
       </w:r>
       <w:r>
         <w:rPr>

--- a/paper/fill.docx
+++ b/paper/fill.docx
@@ -18741,16 +18741,13 @@
         <w:tab/>
       </w:r>
       <w:r>
-        <w:t>在华东师范大学</w:t>
-      </w:r>
-      <w:r>
         <w:rPr>
           <w:rFonts w:hint="eastAsia"/>
         </w:rPr>
-        <w:t>计算机学院</w:t>
-      </w:r>
-      <w:r>
-        <w:t>学习的四年时间，给我留下了深刻的印象。我得到了许多老师和同学们的帮助和支持，值此论文完成之际，特向他们表示由衷的感谢。</w:t>
+        <w:t>不觉之间，已是别离时节。我于华师大逗留四载，未曾成就什么卓然大事，却也细细领会了点点滴滴的人情与暖意。校园间穿行，教室中学习，食堂里就餐，这些平凡的日常，串联起我的大学生活</w:t>
+      </w:r>
+      <w:r>
+        <w:t>。</w:t>
       </w:r>
     </w:p>
     <w:p>
@@ -18766,131 +18763,44 @@
       </w:pPr>
       <w:r>
         <w:rPr>
-          <w:noProof/>
-        </w:rPr>
-        <mc:AlternateContent>
-          <mc:Choice Requires="wps">
-            <w:drawing>
-              <wp:anchor distT="0" distB="0" distL="114300" distR="114300" simplePos="0" relativeHeight="251676672" behindDoc="0" locked="0" layoutInCell="1" allowOverlap="1" wp14:anchorId="6748A96A" wp14:editId="69983833">
-                <wp:simplePos x="0" y="0"/>
-                <wp:positionH relativeFrom="column">
-                  <wp:posOffset>2332355</wp:posOffset>
-                </wp:positionH>
-                <wp:positionV relativeFrom="paragraph">
-                  <wp:posOffset>458470</wp:posOffset>
-                </wp:positionV>
-                <wp:extent cx="2785745" cy="1485900"/>
-                <wp:effectExtent l="228600" t="247650" r="34290" b="38100"/>
-                <wp:wrapNone/>
-                <wp:docPr id="4" name="AutoShape 1448"/>
-                <wp:cNvGraphicFramePr>
-                  <a:graphicFrameLocks xmlns:a="http://schemas.openxmlformats.org/drawingml/2006/main"/>
-                </wp:cNvGraphicFramePr>
-                <a:graphic xmlns:a="http://schemas.openxmlformats.org/drawingml/2006/main">
-                  <a:graphicData uri="http://schemas.microsoft.com/office/word/2010/wordprocessingShape">
-                    <wps:wsp>
-                      <wps:cNvSpPr>
-                        <a:spLocks noChangeArrowheads="1"/>
-                      </wps:cNvSpPr>
-                      <wps:spPr bwMode="auto">
-                        <a:xfrm>
-                          <a:off x="0" y="0"/>
-                          <a:ext cx="2785730" cy="1485900"/>
-                        </a:xfrm>
-                        <a:prstGeom prst="wedgeEllipseCallout">
-                          <a:avLst>
-                            <a:gd name="adj1" fmla="val -56958"/>
-                            <a:gd name="adj2" fmla="val -64616"/>
-                          </a:avLst>
-                        </a:prstGeom>
-                        <a:solidFill>
-                          <a:srgbClr val="FFFFFF"/>
-                        </a:solidFill>
-                        <a:ln w="9525">
-                          <a:solidFill>
-                            <a:srgbClr val="FF0000"/>
-                          </a:solidFill>
-                          <a:miter lim="800000"/>
-                        </a:ln>
-                      </wps:spPr>
-                      <wps:txbx>
-                        <w:txbxContent>
-                          <w:p>
-                            <w:pPr>
-                              <w:rPr>
-                                <w:color w:val="FF0000"/>
-                              </w:rPr>
-                            </w:pPr>
-                            <w:r>
-                              <w:rPr>
-                                <w:rFonts w:hint="eastAsia"/>
-                                <w:color w:val="FF0000"/>
-                              </w:rPr>
-                              <w:t>此处撰写致谢词，主要感谢论文撰写过程中给予帮助的老师和同学，也可以感谢大学四年学习生涯中曾给予</w:t>
-                            </w:r>
-                            <w:proofErr w:type="gramStart"/>
-                            <w:r>
-                              <w:rPr>
-                                <w:rFonts w:hint="eastAsia"/>
-                                <w:color w:val="FF0000"/>
-                              </w:rPr>
-                              <w:t>你重要</w:t>
-                            </w:r>
-                            <w:proofErr w:type="gramEnd"/>
-                            <w:r>
-                              <w:rPr>
-                                <w:rFonts w:hint="eastAsia"/>
-                                <w:color w:val="FF0000"/>
-                              </w:rPr>
-                              <w:t>帮助的人。请勿照抄。</w:t>
-                            </w:r>
-                          </w:p>
-                        </w:txbxContent>
-                      </wps:txbx>
-                      <wps:bodyPr rot="0" vert="horz" wrap="square" lIns="91440" tIns="45720" rIns="91440" bIns="45720" anchor="t" anchorCtr="0" upright="1">
-                        <a:noAutofit/>
-                      </wps:bodyPr>
-                    </wps:wsp>
-                  </a:graphicData>
-                </a:graphic>
-              </wp:anchor>
-            </w:drawing>
-          </mc:Choice>
-          <mc:Fallback xmlns:wpsCustomData="http://www.wps.cn/officeDocument/2013/wpsCustomData">
-            <w:pict>
-              <v:shape id="AutoShape 1448" o:spid="_x0000_s1026" o:spt="63" type="#_x0000_t63" style="position:absolute;left:0pt;margin-left:183.65pt;margin-top:36.1pt;height:117pt;width:219.35pt;z-index:251676672;mso-width-relative:page;mso-height-relative:page;" fillcolor="#FFFFFF" filled="t" stroked="t" coordsize="21600,21600" o:gfxdata="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" adj="-1503,-3157">
-                <v:fill on="t" focussize="0,0"/>
-                <v:stroke color="#FF0000" miterlimit="8" joinstyle="miter"/>
-                <v:imagedata o:title=""/>
-                <o:lock v:ext="edit" aspectratio="f"/>
-                <v:textbox>
-                  <w:txbxContent>
-                    <w:p>
-                      <w:pPr>
-                        <w:rPr>
-                          <w:color w:val="FF0000"/>
-                        </w:rPr>
-                      </w:pPr>
-                      <w:r>
-                        <w:rPr>
-                          <w:rFonts w:hint="eastAsia"/>
-                          <w:color w:val="FF0000"/>
-                        </w:rPr>
-                        <w:t>此处撰写致谢词，主要感谢论文撰写过程中给予帮助的老师和同学，也可以感谢大学四年学习生涯中曾给予你重要帮助的人。请勿照抄。</w:t>
-                      </w:r>
-                    </w:p>
-                  </w:txbxContent>
-                </v:textbox>
-              </v:shape>
-            </w:pict>
-          </mc:Fallback>
-        </mc:AlternateContent>
-      </w:r>
-      <w:r>
-        <w:t>我还要感谢我的论文指导老师</w:t>
-      </w:r>
-      <w:r>
-        <w:t>……</w:t>
+          <w:rFonts w:hint="eastAsia"/>
+        </w:rPr>
+        <w:t>而今，论文终于告成，回顾一路走来，心怀感激与不舍，总归不能忘记那些助我前行的人们。首先，衷心感谢导师杨燕教授。在过去的几个月里，她耐心细致地为我解答疑惑，精心指导实验方案与论文撰写，遇难必解，费心费力。其次，感谢实习单位</w:t>
+      </w:r>
+      <w:proofErr w:type="gramStart"/>
+      <w:r>
+        <w:rPr>
+          <w:rFonts w:hint="eastAsia"/>
+        </w:rPr>
+        <w:t>仙</w:t>
+      </w:r>
+      <w:proofErr w:type="gramEnd"/>
+      <w:r>
+        <w:rPr>
+          <w:rFonts w:hint="eastAsia"/>
+        </w:rPr>
+        <w:t>工智能所提供的良好氛围与办公环境。公司开放包容的企业文化与积极进取的团队精神，使我在实践中积累了宝贵的经验。我的毕业设计与论文也大半是在工位上写下的。此外，还需感谢陪伴我、鼓励我的朋友们。无论是学习中的相互扶持，还是生活中的倾心相伴，你们的存在让我的大学生活更加充实和美好。感激家人默默的信任、支持与理解。最后，也特别感谢劳神费力的诸位评审专家，感谢你们对我的论文认真负责的审阅和提出宝贵的意见。</w:t>
+      </w:r>
+    </w:p>
+    <w:p>
+      <w:pPr>
+        <w:pStyle w:val="ac"/>
+        <w:tabs>
+          <w:tab w:val="clear" w:pos="4153"/>
+          <w:tab w:val="clear" w:pos="8306"/>
+        </w:tabs>
+        <w:spacing w:line="360" w:lineRule="auto"/>
+        <w:ind w:firstLineChars="175" w:firstLine="420"/>
+        <w:jc w:val="both"/>
+        <w:rPr>
+          <w:rFonts w:hint="eastAsia"/>
+        </w:rPr>
+      </w:pPr>
+      <w:r>
+        <w:rPr>
+          <w:rFonts w:hint="eastAsia"/>
+        </w:rPr>
+        <w:t>五月日光和煦，清风吹拂。回望四年光阴，徒然感叹岁月飞逝，却也庆幸自己曾身处其中，感受温暖与成长。在此，谨向所有帮助过我的人表达诚挚的谢意。愿诸位安好，未来可期。</w:t>
       </w:r>
     </w:p>
     <w:sectPr>

--- a/paper/fill.docx
+++ b/paper/fill.docx
@@ -3813,31 +3813,11 @@
         <w:spacing w:line="360" w:lineRule="auto"/>
         <w:ind w:firstLine="420"/>
         <w:rPr>
+          <w:rFonts w:hint="eastAsia"/>
           <w:color w:val="FF0000"/>
           <w:szCs w:val="21"/>
         </w:rPr>
       </w:pPr>
-      <w:r>
-        <w:rPr>
-          <w:color w:val="FF0000"/>
-          <w:szCs w:val="21"/>
-        </w:rPr>
-        <w:t>（此处写论文摘要，要求概括地表述论文的研究背景、目的、方法、重点、结果和主要结论，字数为</w:t>
-      </w:r>
-      <w:r>
-        <w:rPr>
-          <w:color w:val="FF0000"/>
-          <w:szCs w:val="21"/>
-        </w:rPr>
-        <w:t>300-500</w:t>
-      </w:r>
-      <w:r>
-        <w:rPr>
-          <w:color w:val="FF0000"/>
-          <w:szCs w:val="21"/>
-        </w:rPr>
-        <w:t>字。）</w:t>
-      </w:r>
     </w:p>
     <w:p>
       <w:pPr>
@@ -3850,131 +3830,164 @@
       </w:pPr>
       <w:r>
         <w:rPr>
+          <w:rFonts w:hint="eastAsia"/>
           <w:szCs w:val="21"/>
         </w:rPr>
-        <w:t>本文通过一个实际的对日软件外包案件的设计和实现，经历了整个软件开发的过程，包括系统分析、概要设计、详细设计、编码、测试，为某制药企业开发了一个</w:t>
-      </w:r>
-      <w:r>
-        <w:rPr>
+        <w:t>Text2SQL</w:t>
+      </w:r>
+      <w:r>
+        <w:rPr>
+          <w:rFonts w:hint="eastAsia"/>
           <w:szCs w:val="21"/>
         </w:rPr>
-        <w:t>B2B</w:t>
-      </w:r>
-      <w:r>
-        <w:rPr>
+        <w:t>（</w:t>
+      </w:r>
+      <w:r>
+        <w:rPr>
+          <w:rFonts w:hint="eastAsia"/>
           <w:szCs w:val="21"/>
         </w:rPr>
-        <w:t>的电子商务系统。本系统主要是以该制药企业为购买方，发布企业所需要的货物清单，以本系统为平台，各个供应商进行竞标，由购买方选择购买供应商的货物并下订单发货。由于购买方发布货物需要对大量数据进行操作，因此制作了数据批处理程序，来实现大量数据的导入和导出。系统的在线部分运用了</w:t>
-      </w:r>
-      <w:r>
-        <w:rPr>
+        <w:t>Text-to-SQL</w:t>
+      </w:r>
+      <w:r>
+        <w:rPr>
+          <w:rFonts w:hint="eastAsia"/>
           <w:szCs w:val="21"/>
         </w:rPr>
-        <w:t>XML</w:t>
-      </w:r>
-      <w:r>
-        <w:rPr>
+        <w:t>）旨在将自然语言查询转译到</w:t>
+      </w:r>
+      <w:r>
+        <w:rPr>
+          <w:rFonts w:hint="eastAsia"/>
           <w:szCs w:val="21"/>
         </w:rPr>
-        <w:t>和</w:t>
-      </w:r>
-      <w:r>
-        <w:rPr>
+        <w:t>SQL</w:t>
+      </w:r>
+      <w:r>
+        <w:rPr>
+          <w:rFonts w:hint="eastAsia"/>
           <w:szCs w:val="21"/>
         </w:rPr>
-        <w:t>XSL</w:t>
-      </w:r>
-      <w:r>
-        <w:rPr>
+        <w:t>语句，允许人们用日常用语访问数据库。传统的</w:t>
+      </w:r>
+      <w:r>
+        <w:rPr>
+          <w:rFonts w:hint="eastAsia"/>
           <w:szCs w:val="21"/>
         </w:rPr>
-        <w:t>技术，体现了画面实现</w:t>
-      </w:r>
-      <w:proofErr w:type="gramStart"/>
-      <w:r>
-        <w:rPr>
+        <w:t>Text2SQL</w:t>
+      </w:r>
+      <w:r>
+        <w:rPr>
+          <w:rFonts w:hint="eastAsia"/>
           <w:szCs w:val="21"/>
         </w:rPr>
-        <w:t>模版化的</w:t>
-      </w:r>
-      <w:proofErr w:type="gramEnd"/>
-      <w:r>
-        <w:rPr>
+        <w:t>运用基于模板</w:t>
+      </w:r>
+      <w:r>
+        <w:rPr>
+          <w:rFonts w:hint="eastAsia"/>
           <w:szCs w:val="21"/>
         </w:rPr>
-        <w:t>优势，使得更有效方便的实现画面重载。该系统的开发过程中，本人主要负责制造在线部分的登陆、</w:t>
-      </w:r>
-      <w:r>
-        <w:rPr>
+        <w:t>/</w:t>
+      </w:r>
+      <w:r>
+        <w:rPr>
+          <w:rFonts w:hint="eastAsia"/>
           <w:szCs w:val="21"/>
         </w:rPr>
-        <w:t>Home</w:t>
-      </w:r>
-      <w:r>
-        <w:rPr>
+        <w:t>规则的方法或深度学习，在应对模式复杂的数据库和多样化查询时表现有限。近几年</w:t>
+      </w:r>
+      <w:r>
+        <w:rPr>
+          <w:rFonts w:hint="eastAsia"/>
           <w:szCs w:val="21"/>
         </w:rPr>
-        <w:t>、</w:t>
+        <w:t>LLM</w:t>
+      </w:r>
+      <w:r>
+        <w:rPr>
+          <w:rFonts w:hint="eastAsia"/>
+          <w:szCs w:val="21"/>
+        </w:rPr>
+        <w:t>的兴起为</w:t>
+      </w:r>
+      <w:r>
+        <w:rPr>
+          <w:rFonts w:hint="eastAsia"/>
+          <w:szCs w:val="21"/>
+        </w:rPr>
+        <w:t>Text2SQL</w:t>
+      </w:r>
+      <w:r>
+        <w:rPr>
+          <w:rFonts w:hint="eastAsia"/>
+          <w:szCs w:val="21"/>
+        </w:rPr>
+        <w:t>提供了新范式，其强大的语言理解和生成能力在</w:t>
+      </w:r>
+      <w:r>
+        <w:rPr>
+          <w:rFonts w:hint="eastAsia"/>
+          <w:szCs w:val="21"/>
+        </w:rPr>
+        <w:t>Text2SQL</w:t>
+      </w:r>
+      <w:r>
+        <w:rPr>
+          <w:rFonts w:hint="eastAsia"/>
+          <w:szCs w:val="21"/>
+        </w:rPr>
+        <w:t>任务中表现出众。然而</w:t>
+      </w:r>
+      <w:r>
+        <w:rPr>
+          <w:rFonts w:hint="eastAsia"/>
+          <w:szCs w:val="21"/>
+        </w:rPr>
+        <w:t>LLM</w:t>
+      </w:r>
+      <w:r>
+        <w:rPr>
+          <w:rFonts w:hint="eastAsia"/>
+          <w:szCs w:val="21"/>
+        </w:rPr>
+        <w:t>不是银弹，直接调用单一</w:t>
+      </w:r>
+      <w:r>
+        <w:rPr>
+          <w:rFonts w:hint="eastAsia"/>
+          <w:szCs w:val="21"/>
+        </w:rPr>
+        <w:t>LLM</w:t>
+      </w:r>
+      <w:r>
+        <w:rPr>
+          <w:rFonts w:hint="eastAsia"/>
+          <w:szCs w:val="21"/>
+        </w:rPr>
+        <w:t>会面临巨量的</w:t>
+      </w:r>
+      <w:r>
+        <w:rPr>
+          <w:rFonts w:hint="eastAsia"/>
+          <w:szCs w:val="21"/>
+        </w:rPr>
+        <w:t>token</w:t>
+      </w:r>
+      <w:r>
+        <w:rPr>
+          <w:rFonts w:hint="eastAsia"/>
+          <w:szCs w:val="21"/>
+        </w:rPr>
+        <w:t>消耗成本、难以避免的数据隐私风险、以及生成结果的不稳定性</w:t>
       </w:r>
       <w:r>
         <w:rPr>
           <w:kern w:val="0"/>
           <w:szCs w:val="21"/>
         </w:rPr>
-        <w:t>估价请求履历检索、取消订单一览、用户信息</w:t>
-      </w:r>
-      <w:proofErr w:type="gramStart"/>
-      <w:r>
-        <w:rPr>
-          <w:kern w:val="0"/>
-          <w:szCs w:val="21"/>
-        </w:rPr>
-        <w:t>作成</w:t>
-      </w:r>
-      <w:proofErr w:type="gramEnd"/>
-      <w:r>
-        <w:rPr>
-          <w:kern w:val="0"/>
-          <w:szCs w:val="21"/>
-        </w:rPr>
-        <w:t>、通知信息</w:t>
-      </w:r>
-      <w:proofErr w:type="gramStart"/>
-      <w:r>
-        <w:rPr>
-          <w:kern w:val="0"/>
-          <w:szCs w:val="21"/>
-        </w:rPr>
-        <w:t>作成</w:t>
-      </w:r>
-      <w:proofErr w:type="gramEnd"/>
-      <w:r>
-        <w:rPr>
-          <w:kern w:val="0"/>
-          <w:szCs w:val="21"/>
-        </w:rPr>
-        <w:t>6</w:t>
-      </w:r>
-      <w:r>
-        <w:rPr>
-          <w:kern w:val="0"/>
-          <w:szCs w:val="21"/>
-        </w:rPr>
-        <w:t>个模块以及数据批处理部分的供应商</w:t>
-      </w:r>
-      <w:r>
-        <w:rPr>
-          <w:kern w:val="0"/>
-          <w:szCs w:val="21"/>
-        </w:rPr>
-        <w:t>Master</w:t>
-      </w:r>
-      <w:r>
-        <w:rPr>
-          <w:kern w:val="0"/>
-          <w:szCs w:val="21"/>
-        </w:rPr>
-        <w:t>导入程序。</w:t>
+        <w:t>。</w:t>
       </w:r>
     </w:p>
     <w:p>
@@ -3987,33 +4000,158 @@
       </w:pPr>
       <w:r>
         <w:rPr>
+          <w:rFonts w:hint="eastAsia"/>
           <w:szCs w:val="21"/>
         </w:rPr>
-        <w:t>使用该系统，制药企业可以在众多供应商中选择最价廉物美的原材料，这样大大降低其成本，提高了企业利润。同时，供应商之间也有了相互竞争，可以促进生产，达到</w:t>
-      </w:r>
-      <w:r>
-        <w:rPr>
+        <w:t>本文在此提出一种多智能体架构赋能的</w:t>
+      </w:r>
+      <w:r>
+        <w:rPr>
+          <w:rFonts w:hint="eastAsia"/>
           <w:szCs w:val="21"/>
         </w:rPr>
-        <w:t>“</w:t>
-      </w:r>
-      <w:r>
-        <w:rPr>
+        <w:t>Text2SQL</w:t>
+      </w:r>
+      <w:r>
+        <w:rPr>
+          <w:rFonts w:hint="eastAsia"/>
           <w:szCs w:val="21"/>
         </w:rPr>
-        <w:t>双赢</w:t>
-      </w:r>
-      <w:r>
-        <w:rPr>
+        <w:t>系统，设计多个分工明确的</w:t>
+      </w:r>
+      <w:r>
+        <w:rPr>
+          <w:rFonts w:hint="eastAsia"/>
           <w:szCs w:val="21"/>
         </w:rPr>
-        <w:t>”</w:t>
-      </w:r>
-      <w:r>
-        <w:rPr>
+        <w:t>LLM</w:t>
+      </w:r>
+      <w:r>
+        <w:rPr>
+          <w:rFonts w:hint="eastAsia"/>
           <w:szCs w:val="21"/>
         </w:rPr>
-        <w:t>的效果。</w:t>
+        <w:t>协同工作，以构建端到端的流水线：从用户意图澄清、知识检索、</w:t>
+      </w:r>
+      <w:r>
+        <w:rPr>
+          <w:rFonts w:hint="eastAsia"/>
+          <w:szCs w:val="21"/>
+        </w:rPr>
+        <w:t>prompt</w:t>
+      </w:r>
+      <w:r>
+        <w:rPr>
+          <w:rFonts w:hint="eastAsia"/>
+          <w:szCs w:val="21"/>
+        </w:rPr>
+        <w:t>生成、</w:t>
+      </w:r>
+      <w:r>
+        <w:rPr>
+          <w:rFonts w:hint="eastAsia"/>
+          <w:szCs w:val="21"/>
+        </w:rPr>
+        <w:t>SQL</w:t>
+      </w:r>
+      <w:r>
+        <w:rPr>
+          <w:rFonts w:hint="eastAsia"/>
+          <w:szCs w:val="21"/>
+        </w:rPr>
+        <w:t>生成、</w:t>
+      </w:r>
+      <w:proofErr w:type="gramStart"/>
+      <w:r>
+        <w:rPr>
+          <w:rFonts w:hint="eastAsia"/>
+          <w:szCs w:val="21"/>
+        </w:rPr>
+        <w:t>多答案</w:t>
+      </w:r>
+      <w:proofErr w:type="gramEnd"/>
+      <w:r>
+        <w:rPr>
+          <w:rFonts w:hint="eastAsia"/>
+          <w:szCs w:val="21"/>
+        </w:rPr>
+        <w:t>校验、到结果反馈。我们的系统充分利用</w:t>
+      </w:r>
+      <w:r>
+        <w:rPr>
+          <w:rFonts w:hint="eastAsia"/>
+          <w:szCs w:val="21"/>
+        </w:rPr>
+        <w:t>LLM</w:t>
+      </w:r>
+      <w:r>
+        <w:rPr>
+          <w:rFonts w:hint="eastAsia"/>
+          <w:szCs w:val="21"/>
+        </w:rPr>
+        <w:t>在复杂推理和语言生成上的优势（注意，</w:t>
+      </w:r>
+      <w:r>
+        <w:rPr>
+          <w:rFonts w:hint="eastAsia"/>
+          <w:szCs w:val="21"/>
+        </w:rPr>
+        <w:t>SQL</w:t>
+      </w:r>
+      <w:r>
+        <w:rPr>
+          <w:rFonts w:hint="eastAsia"/>
+          <w:szCs w:val="21"/>
+        </w:rPr>
+        <w:t>自身的语法规则就是对标自然语言而设计出来的），应用多智能体协作机制提高查询的准确性和稳定性。我们的优化策略包括：</w:t>
+      </w:r>
+      <w:r>
+        <w:rPr>
+          <w:rFonts w:hint="eastAsia"/>
+          <w:szCs w:val="21"/>
+        </w:rPr>
+        <w:t>RAG</w:t>
+      </w:r>
+      <w:r>
+        <w:rPr>
+          <w:rFonts w:hint="eastAsia"/>
+          <w:szCs w:val="21"/>
+        </w:rPr>
+        <w:t>知识检索，多智能体投票决策、异步并行处理、上下文缓存、会话剪枝、</w:t>
+      </w:r>
+      <w:r>
+        <w:rPr>
+          <w:rFonts w:hint="eastAsia"/>
+          <w:szCs w:val="21"/>
+        </w:rPr>
+        <w:t xml:space="preserve">partial mode </w:t>
+      </w:r>
+      <w:r>
+        <w:rPr>
+          <w:rFonts w:hint="eastAsia"/>
+          <w:szCs w:val="21"/>
+        </w:rPr>
+        <w:t>前缀引导、结构化输出约束、以及</w:t>
+      </w:r>
+      <w:r>
+        <w:rPr>
+          <w:rFonts w:hint="eastAsia"/>
+          <w:szCs w:val="21"/>
+        </w:rPr>
+        <w:t>RDBMS</w:t>
+      </w:r>
+      <w:r>
+        <w:rPr>
+          <w:rFonts w:hint="eastAsia"/>
+          <w:szCs w:val="21"/>
+        </w:rPr>
+        <w:t>事务机制保障数据安全</w:t>
+      </w:r>
+      <w:r>
+        <w:rPr>
+          <w:szCs w:val="21"/>
+        </w:rPr>
+        <w:t>。</w:t>
       </w:r>
     </w:p>
     <w:p>
@@ -4026,236 +4164,16 @@
       </w:pPr>
       <w:r>
         <w:rPr>
-          <w:noProof/>
+          <w:rFonts w:hint="eastAsia"/>
           <w:szCs w:val="21"/>
         </w:rPr>
-        <mc:AlternateContent>
-          <mc:Choice Requires="wps">
-            <w:drawing>
-              <wp:anchor distT="0" distB="0" distL="114300" distR="114300" simplePos="0" relativeHeight="251660288" behindDoc="0" locked="0" layoutInCell="1" allowOverlap="1" wp14:anchorId="2CB94979" wp14:editId="5B446C30">
-                <wp:simplePos x="0" y="0"/>
-                <wp:positionH relativeFrom="column">
-                  <wp:posOffset>4067175</wp:posOffset>
-                </wp:positionH>
-                <wp:positionV relativeFrom="paragraph">
-                  <wp:posOffset>352425</wp:posOffset>
-                </wp:positionV>
-                <wp:extent cx="1333500" cy="651510"/>
-                <wp:effectExtent l="861060" t="213360" r="5715" b="11430"/>
-                <wp:wrapNone/>
-                <wp:docPr id="118" name="AutoShape 1367"/>
-                <wp:cNvGraphicFramePr>
-                  <a:graphicFrameLocks xmlns:a="http://schemas.openxmlformats.org/drawingml/2006/main"/>
-                </wp:cNvGraphicFramePr>
-                <a:graphic xmlns:a="http://schemas.openxmlformats.org/drawingml/2006/main">
-                  <a:graphicData uri="http://schemas.microsoft.com/office/word/2010/wordprocessingShape">
-                    <wps:wsp>
-                      <wps:cNvSpPr>
-                        <a:spLocks noChangeArrowheads="1"/>
-                      </wps:cNvSpPr>
-                      <wps:spPr bwMode="auto">
-                        <a:xfrm>
-                          <a:off x="0" y="0"/>
-                          <a:ext cx="1333500" cy="651510"/>
-                        </a:xfrm>
-                        <a:prstGeom prst="wedgeEllipseCallout">
-                          <a:avLst>
-                            <a:gd name="adj1" fmla="val -109477"/>
-                            <a:gd name="adj2" fmla="val -78653"/>
-                          </a:avLst>
-                        </a:prstGeom>
-                        <a:solidFill>
-                          <a:srgbClr val="FFFFFF"/>
-                        </a:solidFill>
-                        <a:ln w="9525">
-                          <a:solidFill>
-                            <a:srgbClr val="FF0000"/>
-                          </a:solidFill>
-                          <a:miter lim="800000"/>
-                        </a:ln>
-                      </wps:spPr>
-                      <wps:txbx>
-                        <w:txbxContent>
-                          <w:p>
-                            <w:pPr>
-                              <w:rPr>
-                                <w:color w:val="FF0000"/>
-                              </w:rPr>
-                            </w:pPr>
-                            <w:r>
-                              <w:rPr>
-                                <w:rFonts w:hint="eastAsia"/>
-                                <w:color w:val="FF0000"/>
-                              </w:rPr>
-                              <w:t>宋体、五号，行距</w:t>
-                            </w:r>
-                            <w:r>
-                              <w:rPr>
-                                <w:rFonts w:hint="eastAsia"/>
-                                <w:color w:val="FF0000"/>
-                              </w:rPr>
-                              <w:t>1.5</w:t>
-                            </w:r>
-                            <w:r>
-                              <w:rPr>
-                                <w:rFonts w:hint="eastAsia"/>
-                                <w:color w:val="FF0000"/>
-                              </w:rPr>
-                              <w:t>倍</w:t>
-                            </w:r>
-                          </w:p>
-                        </w:txbxContent>
-                      </wps:txbx>
-                      <wps:bodyPr rot="0" vert="horz" wrap="square" lIns="91440" tIns="45720" rIns="91440" bIns="45720" anchor="t" anchorCtr="0" upright="1">
-                        <a:noAutofit/>
-                      </wps:bodyPr>
-                    </wps:wsp>
-                  </a:graphicData>
-                </a:graphic>
-              </wp:anchor>
-            </w:drawing>
-          </mc:Choice>
-          <mc:Fallback xmlns:wpsCustomData="http://www.wps.cn/officeDocument/2013/wpsCustomData">
-            <w:pict>
-              <v:shape id="AutoShape 1367" o:spid="_x0000_s1026" o:spt="63" type="#_x0000_t63" style="position:absolute;left:0pt;margin-left:320.25pt;margin-top:27.75pt;height:51.3pt;width:105pt;z-index:251660288;mso-width-relative:page;mso-height-relative:page;" fillcolor="#FFFFFF" filled="t" stroked="t" coordsize="21600,21600" o:gfxdata="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" adj="-12847,-6189">
-                <v:fill on="t" focussize="0,0"/>
-                <v:stroke color="#FF0000" miterlimit="8" joinstyle="miter"/>
-                <v:imagedata o:title=""/>
-                <o:lock v:ext="edit" aspectratio="f"/>
-                <v:textbox>
-                  <w:txbxContent>
-                    <w:p>
-                      <w:pPr>
-                        <w:rPr>
-                          <w:color w:val="FF0000"/>
-                        </w:rPr>
-                      </w:pPr>
-                      <w:r>
-                        <w:rPr>
-                          <w:rFonts w:hint="eastAsia"/>
-                          <w:color w:val="FF0000"/>
-                        </w:rPr>
-                        <w:t>宋体、五号，行距1.5倍</w:t>
-                      </w:r>
-                    </w:p>
-                  </w:txbxContent>
-                </v:textbox>
-              </v:shape>
-            </w:pict>
-          </mc:Fallback>
-        </mc:AlternateContent>
-      </w:r>
-      <w:r>
-        <w:rPr>
-          <w:noProof/>
-        </w:rPr>
-        <mc:AlternateContent>
-          <mc:Choice Requires="wps">
-            <w:drawing>
-              <wp:anchor distT="0" distB="0" distL="114300" distR="114300" simplePos="0" relativeHeight="251671552" behindDoc="0" locked="0" layoutInCell="1" allowOverlap="1" wp14:anchorId="6AF76758" wp14:editId="3044891D">
-                <wp:simplePos x="0" y="0"/>
-                <wp:positionH relativeFrom="column">
-                  <wp:posOffset>1733550</wp:posOffset>
-                </wp:positionH>
-                <wp:positionV relativeFrom="paragraph">
-                  <wp:posOffset>451485</wp:posOffset>
-                </wp:positionV>
-                <wp:extent cx="1866900" cy="396240"/>
-                <wp:effectExtent l="13335" t="7620" r="5715" b="205740"/>
-                <wp:wrapNone/>
-                <wp:docPr id="117" name="AutoShape 1408"/>
-                <wp:cNvGraphicFramePr>
-                  <a:graphicFrameLocks xmlns:a="http://schemas.openxmlformats.org/drawingml/2006/main"/>
-                </wp:cNvGraphicFramePr>
-                <a:graphic xmlns:a="http://schemas.openxmlformats.org/drawingml/2006/main">
-                  <a:graphicData uri="http://schemas.microsoft.com/office/word/2010/wordprocessingShape">
-                    <wps:wsp>
-                      <wps:cNvSpPr>
-                        <a:spLocks noChangeArrowheads="1"/>
-                      </wps:cNvSpPr>
-                      <wps:spPr bwMode="auto">
-                        <a:xfrm>
-                          <a:off x="0" y="0"/>
-                          <a:ext cx="1866900" cy="396240"/>
-                        </a:xfrm>
-                        <a:prstGeom prst="wedgeEllipseCallout">
-                          <a:avLst>
-                            <a:gd name="adj1" fmla="val -35546"/>
-                            <a:gd name="adj2" fmla="val 96796"/>
-                          </a:avLst>
-                        </a:prstGeom>
-                        <a:solidFill>
-                          <a:srgbClr val="FFFFFF"/>
-                        </a:solidFill>
-                        <a:ln w="9525">
-                          <a:solidFill>
-                            <a:srgbClr val="FF0000"/>
-                          </a:solidFill>
-                          <a:miter lim="800000"/>
-                        </a:ln>
-                      </wps:spPr>
-                      <wps:txbx>
-                        <w:txbxContent>
-                          <w:p>
-                            <w:pPr>
-                              <w:rPr>
-                                <w:color w:val="FF0000"/>
-                              </w:rPr>
-                            </w:pPr>
-                            <w:r>
-                              <w:rPr>
-                                <w:rFonts w:hint="eastAsia"/>
-                                <w:color w:val="FF0000"/>
-                              </w:rPr>
-                              <w:t>此处用“，”间隔</w:t>
-                            </w:r>
-                          </w:p>
-                        </w:txbxContent>
-                      </wps:txbx>
-                      <wps:bodyPr rot="0" vert="horz" wrap="square" lIns="91440" tIns="45720" rIns="91440" bIns="45720" anchor="t" anchorCtr="0" upright="1">
-                        <a:noAutofit/>
-                      </wps:bodyPr>
-                    </wps:wsp>
-                  </a:graphicData>
-                </a:graphic>
-              </wp:anchor>
-            </w:drawing>
-          </mc:Choice>
-          <mc:Fallback xmlns:wpsCustomData="http://www.wps.cn/officeDocument/2013/wpsCustomData">
-            <w:pict>
-              <v:shape id="AutoShape 1408" o:spid="_x0000_s1026" o:spt="63" type="#_x0000_t63" style="position:absolute;left:0pt;margin-left:136.5pt;margin-top:35.55pt;height:31.2pt;width:147pt;z-index:251671552;mso-width-relative:page;mso-height-relative:page;" fillcolor="#FFFFFF" filled="t" stroked="t" coordsize="21600,21600" o:gfxdata="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" adj="3122,31708">
-                <v:fill on="t" focussize="0,0"/>
-                <v:stroke color="#FF0000" miterlimit="8" joinstyle="miter"/>
-                <v:imagedata o:title=""/>
-                <o:lock v:ext="edit" aspectratio="f"/>
-                <v:textbox>
-                  <w:txbxContent>
-                    <w:p>
-                      <w:pPr>
-                        <w:rPr>
-                          <w:color w:val="FF0000"/>
-                        </w:rPr>
-                      </w:pPr>
-                      <w:r>
-                        <w:rPr>
-                          <w:rFonts w:hint="eastAsia"/>
-                          <w:color w:val="FF0000"/>
-                        </w:rPr>
-                        <w:t>此处用“，”间隔</w:t>
-                      </w:r>
-                    </w:p>
-                  </w:txbxContent>
-                </v:textbox>
-              </v:shape>
-            </w:pict>
-          </mc:Fallback>
-        </mc:AlternateContent>
+        <w:t>实验结果表明，相较于传统方案，本系统在查询准确率、执行效率、结果稳定性方面均有显著提升</w:t>
       </w:r>
       <w:r>
         <w:rPr>
           <w:szCs w:val="21"/>
         </w:rPr>
-        <w:t>本文最后说明了对日软件开发过程与当今我国软件开发过程的区别，并对我国今后软件事业做了期望和展望。</w:t>
+        <w:t>。</w:t>
       </w:r>
     </w:p>
     <w:p>
@@ -4292,9 +4210,10 @@
       </w:r>
       <w:r>
         <w:rPr>
+          <w:rFonts w:hint="eastAsia"/>
           <w:szCs w:val="21"/>
         </w:rPr>
-        <w:t>XML</w:t>
+        <w:t>Text2SQL</w:t>
       </w:r>
       <w:r>
         <w:rPr>
@@ -4304,33 +4223,49 @@
       </w:r>
       <w:r>
         <w:rPr>
+          <w:rFonts w:hint="eastAsia"/>
           <w:szCs w:val="21"/>
         </w:rPr>
-        <w:t>XSL</w:t>
+        <w:t>L</w:t>
       </w:r>
       <w:r>
         <w:rPr>
           <w:szCs w:val="21"/>
         </w:rPr>
-        <w:t>，数据批处理，</w:t>
-      </w:r>
-      <w:r>
-        <w:rPr>
+        <w:t>L</w:t>
+      </w:r>
+      <w:r>
+        <w:rPr>
+          <w:rFonts w:hint="eastAsia"/>
           <w:szCs w:val="21"/>
         </w:rPr>
-        <w:t>“</w:t>
+        <w:t>M</w:t>
       </w:r>
       <w:r>
         <w:rPr>
           <w:szCs w:val="21"/>
         </w:rPr>
-        <w:t>双赢</w:t>
-      </w:r>
-      <w:r>
-        <w:rPr>
+        <w:t>，</w:t>
+      </w:r>
+      <w:r>
+        <w:rPr>
+          <w:rFonts w:hint="eastAsia"/>
           <w:szCs w:val="21"/>
         </w:rPr>
-        <w:t>”</w:t>
+        <w:t>多智能体</w:t>
+      </w:r>
+      <w:r>
+        <w:rPr>
+          <w:szCs w:val="21"/>
+        </w:rPr>
+        <w:t>，</w:t>
+      </w:r>
+      <w:r>
+        <w:rPr>
+          <w:rFonts w:hint="eastAsia"/>
+          <w:szCs w:val="21"/>
+        </w:rPr>
+        <w:t>数据库</w:t>
       </w:r>
     </w:p>
     <w:p>
@@ -4347,31 +4282,11 @@
         <w:spacing w:line="360" w:lineRule="auto"/>
         <w:ind w:firstLine="420"/>
         <w:rPr>
+          <w:rFonts w:hint="eastAsia"/>
           <w:color w:val="FF0000"/>
           <w:sz w:val="24"/>
         </w:rPr>
       </w:pPr>
-      <w:r>
-        <w:rPr>
-          <w:color w:val="FF0000"/>
-          <w:sz w:val="24"/>
-        </w:rPr>
-        <w:t>（注意：中文中不能用</w:t>
-      </w:r>
-      <w:r>
-        <w:rPr>
-          <w:color w:val="FF0000"/>
-          <w:sz w:val="24"/>
-        </w:rPr>
-        <w:t>“.”</w:t>
-      </w:r>
-      <w:r>
-        <w:rPr>
-          <w:color w:val="FF0000"/>
-          <w:sz w:val="24"/>
-        </w:rPr>
-        <w:t>作句号）</w:t>
-      </w:r>
     </w:p>
     <w:p>
       <w:pPr>

--- a/paper/fill.docx
+++ b/paper/fill.docx
@@ -1053,7 +1053,12 @@
     <w:p>
       <w:pPr>
         <w:sectPr>
-          <w:footerReference w:type="default" r:id="rId9"/>
+          <w:headerReference w:type="even" r:id="rId9"/>
+          <w:headerReference w:type="default" r:id="rId10"/>
+          <w:footerReference w:type="even" r:id="rId11"/>
+          <w:footerReference w:type="default" r:id="rId12"/>
+          <w:headerReference w:type="first" r:id="rId13"/>
+          <w:footerReference w:type="first" r:id="rId14"/>
           <w:pgSz w:w="11906" w:h="16838"/>
           <w:pgMar w:top="1418" w:right="1418" w:bottom="1134" w:left="1701" w:header="851" w:footer="992" w:gutter="0"/>
           <w:pgNumType w:fmt="upperRoman"/>
@@ -3525,7 +3530,7 @@
           <w:tab w:val="left" w:pos="1185"/>
         </w:tabs>
         <w:sectPr>
-          <w:headerReference w:type="default" r:id="rId10"/>
+          <w:headerReference w:type="default" r:id="rId15"/>
           <w:pgSz w:w="11906" w:h="16838"/>
           <w:pgMar w:top="1418" w:right="1418" w:bottom="1134" w:left="1701" w:header="851" w:footer="992" w:gutter="0"/>
           <w:pgNumType w:fmt="upperRoman"/>
@@ -3534,10 +3539,6 @@
         </w:sectPr>
       </w:pPr>
     </w:p>
-    <w:bookmarkStart w:id="0" w:name="_Toc134549745"/>
-    <w:bookmarkStart w:id="1" w:name="_Toc135636092"/>
-    <w:bookmarkStart w:id="2" w:name="_Toc135636406"/>
-    <w:bookmarkStart w:id="3" w:name="_Toc135816526"/>
     <w:p>
       <w:pPr>
         <w:jc w:val="center"/>
@@ -3550,235 +3551,49 @@
       </w:pPr>
       <w:r>
         <w:rPr>
-          <w:rFonts w:hint="eastAsia"/>
-          <w:noProof/>
-          <w:sz w:val="18"/>
-          <w:szCs w:val="18"/>
-        </w:rPr>
-        <w:lastRenderedPageBreak/>
-        <mc:AlternateContent>
-          <mc:Choice Requires="wps">
-            <w:drawing>
-              <wp:anchor distT="0" distB="0" distL="114300" distR="114300" simplePos="0" relativeHeight="251688960" behindDoc="0" locked="0" layoutInCell="1" allowOverlap="1" wp14:anchorId="63D110A0" wp14:editId="6677AAA1">
-                <wp:simplePos x="0" y="0"/>
-                <wp:positionH relativeFrom="margin">
-                  <wp:posOffset>4082415</wp:posOffset>
-                </wp:positionH>
-                <wp:positionV relativeFrom="paragraph">
-                  <wp:posOffset>-652780</wp:posOffset>
-                </wp:positionV>
-                <wp:extent cx="1790700" cy="619125"/>
-                <wp:effectExtent l="742950" t="0" r="38100" b="28575"/>
-                <wp:wrapNone/>
-                <wp:docPr id="113" name="对话气泡: 椭圆形 113"/>
-                <wp:cNvGraphicFramePr/>
-                <a:graphic xmlns:a="http://schemas.openxmlformats.org/drawingml/2006/main">
-                  <a:graphicData uri="http://schemas.microsoft.com/office/word/2010/wordprocessingShape">
-                    <wps:wsp>
-                      <wps:cNvSpPr/>
-                      <wps:spPr>
-                        <a:xfrm>
-                          <a:off x="0" y="0"/>
-                          <a:ext cx="1790700" cy="619125"/>
-                        </a:xfrm>
-                        <a:prstGeom prst="wedgeEllipseCallout">
-                          <a:avLst>
-                            <a:gd name="adj1" fmla="val -89423"/>
-                            <a:gd name="adj2" fmla="val 11731"/>
-                          </a:avLst>
-                        </a:prstGeom>
-                      </wps:spPr>
-                      <wps:style>
-                        <a:lnRef idx="2">
-                          <a:schemeClr val="accent2"/>
-                        </a:lnRef>
-                        <a:fillRef idx="1">
-                          <a:schemeClr val="lt1"/>
-                        </a:fillRef>
-                        <a:effectRef idx="0">
-                          <a:schemeClr val="accent2"/>
-                        </a:effectRef>
-                        <a:fontRef idx="minor">
-                          <a:schemeClr val="dk1"/>
-                        </a:fontRef>
-                      </wps:style>
-                      <wps:txbx>
-                        <w:txbxContent>
-                          <w:p>
-                            <w:pPr>
-                              <w:jc w:val="center"/>
-                            </w:pPr>
-                            <w:r>
-                              <w:rPr>
-                                <w:rFonts w:hint="eastAsia"/>
-                                <w:sz w:val="18"/>
-                                <w:szCs w:val="18"/>
-                              </w:rPr>
-                              <w:t>毕业设计（论文）题目，黑体，小五号</w:t>
-                            </w:r>
-                          </w:p>
-                        </w:txbxContent>
-                      </wps:txbx>
-                      <wps:bodyPr rot="0" spcFirstLastPara="0" vertOverflow="overflow" horzOverflow="overflow" vert="horz" wrap="square" lIns="91440" tIns="45720" rIns="91440" bIns="45720" numCol="1" spcCol="0" rtlCol="0" fromWordArt="0" anchor="ctr" anchorCtr="0" forceAA="0" compatLnSpc="1">
-                        <a:noAutofit/>
-                      </wps:bodyPr>
-                    </wps:wsp>
-                  </a:graphicData>
-                </a:graphic>
-              </wp:anchor>
-            </w:drawing>
-          </mc:Choice>
-          <mc:Fallback xmlns:wpsCustomData="http://www.wps.cn/officeDocument/2013/wpsCustomData">
-            <w:pict>
-              <v:shape id="对话气泡: 椭圆形 113" o:spid="_x0000_s1026" o:spt="63" type="#_x0000_t63" style="position:absolute;left:0pt;margin-left:321.45pt;margin-top:-51.4pt;height:48.75pt;width:141pt;mso-position-horizontal-relative:margin;z-index:251688960;v-text-anchor:middle;mso-width-relative:page;mso-height-relative:page;" fillcolor="#FFFFFF [3201]" filled="t" stroked="t" coordsize="21600,21600" o:gfxdata="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" adj="-8515,13334">
-                <v:fill on="t" focussize="0,0"/>
-                <v:stroke weight="1pt" color="#ED7D31 [3205]" miterlimit="8" joinstyle="miter"/>
-                <v:imagedata o:title=""/>
-                <o:lock v:ext="edit" aspectratio="f"/>
-                <v:textbox>
-                  <w:txbxContent>
-                    <w:p>
-                      <w:pPr>
-                        <w:jc w:val="center"/>
-                      </w:pPr>
-                      <w:r>
-                        <w:rPr>
-                          <w:rFonts w:hint="eastAsia"/>
-                          <w:sz w:val="18"/>
-                          <w:szCs w:val="18"/>
-                        </w:rPr>
-                        <w:t>毕业设计（论文）题目，黑体，小五号</w:t>
-                      </w:r>
-                    </w:p>
-                  </w:txbxContent>
-                </v:textbox>
-              </v:shape>
-            </w:pict>
-          </mc:Fallback>
-        </mc:AlternateContent>
-      </w:r>
-      <w:r>
-        <w:rPr>
-          <w:rFonts w:eastAsia="黑体"/>
-          <w:b/>
-          <w:noProof/>
-          <w:sz w:val="30"/>
-          <w:szCs w:val="30"/>
-        </w:rPr>
-        <mc:AlternateContent>
-          <mc:Choice Requires="wps">
-            <w:drawing>
-              <wp:anchor distT="0" distB="0" distL="114300" distR="114300" simplePos="0" relativeHeight="251661312" behindDoc="0" locked="0" layoutInCell="1" allowOverlap="1" wp14:anchorId="17D9E0E5" wp14:editId="1C957514">
-                <wp:simplePos x="0" y="0"/>
-                <wp:positionH relativeFrom="column">
-                  <wp:posOffset>3533775</wp:posOffset>
-                </wp:positionH>
-                <wp:positionV relativeFrom="paragraph">
-                  <wp:posOffset>198120</wp:posOffset>
-                </wp:positionV>
-                <wp:extent cx="1533525" cy="406400"/>
-                <wp:effectExtent l="432435" t="31750" r="5715" b="9525"/>
-                <wp:wrapNone/>
-                <wp:docPr id="120" name="AutoShape 1369"/>
-                <wp:cNvGraphicFramePr>
-                  <a:graphicFrameLocks xmlns:a="http://schemas.openxmlformats.org/drawingml/2006/main"/>
-                </wp:cNvGraphicFramePr>
-                <a:graphic xmlns:a="http://schemas.openxmlformats.org/drawingml/2006/main">
-                  <a:graphicData uri="http://schemas.microsoft.com/office/word/2010/wordprocessingShape">
-                    <wps:wsp>
-                      <wps:cNvSpPr>
-                        <a:spLocks noChangeArrowheads="1"/>
-                      </wps:cNvSpPr>
-                      <wps:spPr bwMode="auto">
-                        <a:xfrm>
-                          <a:off x="0" y="0"/>
-                          <a:ext cx="1533525" cy="406400"/>
-                        </a:xfrm>
-                        <a:prstGeom prst="wedgeEllipseCallout">
-                          <a:avLst>
-                            <a:gd name="adj1" fmla="val -74389"/>
-                            <a:gd name="adj2" fmla="val -52343"/>
-                          </a:avLst>
-                        </a:prstGeom>
-                        <a:solidFill>
-                          <a:srgbClr val="FFFFFF"/>
-                        </a:solidFill>
-                        <a:ln w="9525">
-                          <a:solidFill>
-                            <a:srgbClr val="FF0000"/>
-                          </a:solidFill>
-                          <a:miter lim="800000"/>
-                        </a:ln>
-                      </wps:spPr>
-                      <wps:txbx>
-                        <w:txbxContent>
-                          <w:p>
-                            <w:pPr>
-                              <w:rPr>
-                                <w:color w:val="FF0000"/>
-                              </w:rPr>
-                            </w:pPr>
-                            <w:r>
-                              <w:rPr>
-                                <w:rFonts w:hint="eastAsia"/>
-                                <w:color w:val="FF0000"/>
-                              </w:rPr>
-                              <w:t>黑体、小三</w:t>
-                            </w:r>
-                          </w:p>
-                        </w:txbxContent>
-                      </wps:txbx>
-                      <wps:bodyPr rot="0" vert="horz" wrap="square" lIns="91440" tIns="45720" rIns="91440" bIns="45720" anchor="t" anchorCtr="0" upright="1">
-                        <a:noAutofit/>
-                      </wps:bodyPr>
-                    </wps:wsp>
-                  </a:graphicData>
-                </a:graphic>
-              </wp:anchor>
-            </w:drawing>
-          </mc:Choice>
-          <mc:Fallback xmlns:wpsCustomData="http://www.wps.cn/officeDocument/2013/wpsCustomData">
-            <w:pict>
-              <v:shape id="AutoShape 1369" o:spid="_x0000_s1026" o:spt="63" type="#_x0000_t63" style="position:absolute;left:0pt;margin-left:278.25pt;margin-top:15.6pt;height:32pt;width:120.75pt;z-index:251661312;mso-width-relative:page;mso-height-relative:page;" fillcolor="#FFFFFF" filled="t" stroked="t" coordsize="21600,21600" o:gfxdata="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" adj="-5268,-506">
-                <v:fill on="t" focussize="0,0"/>
-                <v:stroke color="#FF0000" miterlimit="8" joinstyle="miter"/>
-                <v:imagedata o:title=""/>
-                <o:lock v:ext="edit" aspectratio="f"/>
-                <v:textbox>
-                  <w:txbxContent>
-                    <w:p>
-                      <w:pPr>
-                        <w:rPr>
-                          <w:color w:val="FF0000"/>
-                        </w:rPr>
-                      </w:pPr>
-                      <w:r>
-                        <w:rPr>
-                          <w:rFonts w:hint="eastAsia"/>
-                          <w:color w:val="FF0000"/>
-                        </w:rPr>
-                        <w:t>黑体、小三</w:t>
-                      </w:r>
-                    </w:p>
-                  </w:txbxContent>
-                </v:textbox>
-              </v:shape>
-            </w:pict>
-          </mc:Fallback>
-        </mc:AlternateContent>
-      </w:r>
-      <w:bookmarkEnd w:id="0"/>
-      <w:bookmarkEnd w:id="1"/>
-      <w:bookmarkEnd w:id="2"/>
-      <w:bookmarkEnd w:id="3"/>
-      <w:r>
-        <w:rPr>
           <w:rFonts w:eastAsia="黑体" w:hint="eastAsia"/>
           <w:b/>
           <w:sz w:val="30"/>
           <w:szCs w:val="30"/>
         </w:rPr>
-        <w:t>题名</w:t>
+        <w:lastRenderedPageBreak/>
+        <w:t>基于多智能体</w:t>
+      </w:r>
+      <w:r>
+        <w:rPr>
+          <w:rFonts w:eastAsia="黑体" w:hint="eastAsia"/>
+          <w:b/>
+          <w:sz w:val="30"/>
+          <w:szCs w:val="30"/>
+        </w:rPr>
+        <w:t xml:space="preserve"> LLM </w:t>
+      </w:r>
+      <w:r>
+        <w:rPr>
+          <w:rFonts w:eastAsia="黑体" w:hint="eastAsia"/>
+          <w:b/>
+          <w:sz w:val="30"/>
+          <w:szCs w:val="30"/>
+        </w:rPr>
+        <w:t>的</w:t>
+      </w:r>
+      <w:r>
+        <w:rPr>
+          <w:rFonts w:eastAsia="黑体" w:hint="eastAsia"/>
+          <w:b/>
+          <w:sz w:val="30"/>
+          <w:szCs w:val="30"/>
+        </w:rPr>
+        <w:t xml:space="preserve"> Text2SQL </w:t>
+      </w:r>
+      <w:r>
+        <w:rPr>
+          <w:rFonts w:eastAsia="黑体" w:hint="eastAsia"/>
+          <w:b/>
+          <w:sz w:val="30"/>
+          <w:szCs w:val="30"/>
+        </w:rPr>
+        <w:t>系统设计与实现</w:t>
       </w:r>
     </w:p>
     <w:p>
@@ -3798,7 +3613,7 @@
           <w:sz w:val="21"/>
         </w:rPr>
       </w:pPr>
-      <w:bookmarkStart w:id="4" w:name="_Toc43732267"/>
+      <w:bookmarkStart w:id="0" w:name="_Toc43732267"/>
       <w:r>
         <w:rPr>
           <w:rFonts w:hint="eastAsia"/>
@@ -3806,7 +3621,7 @@
         </w:rPr>
         <w:t>摘要：</w:t>
       </w:r>
-      <w:bookmarkEnd w:id="4"/>
+      <w:bookmarkEnd w:id="0"/>
     </w:p>
     <w:p>
       <w:pPr>
@@ -4385,113 +4200,6 @@
           <w:sz w:val="24"/>
         </w:rPr>
       </w:pPr>
-      <w:r>
-        <w:rPr>
-          <w:noProof/>
-          <w:sz w:val="24"/>
-        </w:rPr>
-        <mc:AlternateContent>
-          <mc:Choice Requires="wps">
-            <w:drawing>
-              <wp:anchor distT="0" distB="0" distL="114300" distR="114300" simplePos="0" relativeHeight="251681792" behindDoc="0" locked="0" layoutInCell="1" allowOverlap="1" wp14:anchorId="504CF7F9" wp14:editId="33D1EE83">
-                <wp:simplePos x="0" y="0"/>
-                <wp:positionH relativeFrom="column">
-                  <wp:posOffset>2928620</wp:posOffset>
-                </wp:positionH>
-                <wp:positionV relativeFrom="paragraph">
-                  <wp:posOffset>191770</wp:posOffset>
-                </wp:positionV>
-                <wp:extent cx="1955800" cy="606425"/>
-                <wp:effectExtent l="27305" t="11430" r="7620" b="39370"/>
-                <wp:wrapNone/>
-                <wp:docPr id="116" name="AutoShape 1456"/>
-                <wp:cNvGraphicFramePr>
-                  <a:graphicFrameLocks xmlns:a="http://schemas.openxmlformats.org/drawingml/2006/main"/>
-                </wp:cNvGraphicFramePr>
-                <a:graphic xmlns:a="http://schemas.openxmlformats.org/drawingml/2006/main">
-                  <a:graphicData uri="http://schemas.microsoft.com/office/word/2010/wordprocessingShape">
-                    <wps:wsp>
-                      <wps:cNvSpPr>
-                        <a:spLocks noChangeArrowheads="1"/>
-                      </wps:cNvSpPr>
-                      <wps:spPr bwMode="auto">
-                        <a:xfrm>
-                          <a:off x="0" y="0"/>
-                          <a:ext cx="1955800" cy="606425"/>
-                        </a:xfrm>
-                        <a:prstGeom prst="wedgeEllipseCallout">
-                          <a:avLst>
-                            <a:gd name="adj1" fmla="val -50259"/>
-                            <a:gd name="adj2" fmla="val 54190"/>
-                          </a:avLst>
-                        </a:prstGeom>
-                        <a:solidFill>
-                          <a:srgbClr val="FFFFFF"/>
-                        </a:solidFill>
-                        <a:ln w="9525">
-                          <a:solidFill>
-                            <a:srgbClr val="FF0000"/>
-                          </a:solidFill>
-                          <a:miter lim="800000"/>
-                        </a:ln>
-                      </wps:spPr>
-                      <wps:txbx>
-                        <w:txbxContent>
-                          <w:p>
-                            <w:pPr>
-                              <w:rPr>
-                                <w:color w:val="FF0000"/>
-                              </w:rPr>
-                            </w:pPr>
-                            <w:r>
-                              <w:rPr>
-                                <w:rFonts w:hint="eastAsia"/>
-                                <w:color w:val="FF0000"/>
-                              </w:rPr>
-                              <w:t>摘要部分页码为罗马数字编号，居中</w:t>
-                            </w:r>
-                          </w:p>
-                        </w:txbxContent>
-                      </wps:txbx>
-                      <wps:bodyPr rot="0" vert="horz" wrap="square" lIns="91440" tIns="45720" rIns="91440" bIns="45720" anchor="t" anchorCtr="0" upright="1">
-                        <a:noAutofit/>
-                      </wps:bodyPr>
-                    </wps:wsp>
-                  </a:graphicData>
-                </a:graphic>
-              </wp:anchor>
-            </w:drawing>
-          </mc:Choice>
-          <mc:Fallback xmlns:wpsCustomData="http://www.wps.cn/officeDocument/2013/wpsCustomData">
-            <w:pict>
-              <v:shape id="AutoShape 1456" o:spid="_x0000_s1026" o:spt="63" type="#_x0000_t63" style="position:absolute;left:0pt;margin-left:230.6pt;margin-top:15.1pt;height:47.75pt;width:154pt;z-index:251681792;mso-width-relative:page;mso-height-relative:page;" fillcolor="#FFFFFF" filled="t" stroked="t" coordsize="21600,21600" o:gfxdata="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" adj="-56,22505">
-                <v:fill on="t" focussize="0,0"/>
-                <v:stroke color="#FF0000" miterlimit="8" joinstyle="miter"/>
-                <v:imagedata o:title=""/>
-                <o:lock v:ext="edit" aspectratio="f"/>
-                <v:textbox>
-                  <w:txbxContent>
-                    <w:p>
-                      <w:pPr>
-                        <w:rPr>
-                          <w:color w:val="FF0000"/>
-                        </w:rPr>
-                      </w:pPr>
-                      <w:r>
-                        <w:rPr>
-                          <w:rFonts w:hint="eastAsia"/>
-                          <w:color w:val="FF0000"/>
-                        </w:rPr>
-                        <w:t>摘要部分页码为罗马数字编号，居中</w:t>
-                      </w:r>
-                    </w:p>
-                  </w:txbxContent>
-                </v:textbox>
-              </v:shape>
-            </w:pict>
-          </mc:Fallback>
-        </mc:AlternateContent>
-      </w:r>
     </w:p>
     <w:p>
       <w:pPr>
@@ -4515,150 +4223,11 @@
         <w:rPr>
           <w:rFonts w:eastAsia="黑体"/>
           <w:b/>
-          <w:noProof/>
           <w:sz w:val="30"/>
           <w:szCs w:val="30"/>
         </w:rPr>
         <w:lastRenderedPageBreak/>
-        <mc:AlternateContent>
-          <mc:Choice Requires="wps">
-            <w:drawing>
-              <wp:anchor distT="0" distB="0" distL="114300" distR="114300" simplePos="0" relativeHeight="251687936" behindDoc="0" locked="0" layoutInCell="1" allowOverlap="1" wp14:anchorId="17B7F660" wp14:editId="0773921A">
-                <wp:simplePos x="0" y="0"/>
-                <wp:positionH relativeFrom="margin">
-                  <wp:posOffset>3253740</wp:posOffset>
-                </wp:positionH>
-                <wp:positionV relativeFrom="paragraph">
-                  <wp:posOffset>204470</wp:posOffset>
-                </wp:positionV>
-                <wp:extent cx="2305050" cy="406400"/>
-                <wp:effectExtent l="285750" t="57150" r="38100" b="31750"/>
-                <wp:wrapNone/>
-                <wp:docPr id="2" name="AutoShape 1369"/>
-                <wp:cNvGraphicFramePr>
-                  <a:graphicFrameLocks xmlns:a="http://schemas.openxmlformats.org/drawingml/2006/main"/>
-                </wp:cNvGraphicFramePr>
-                <a:graphic xmlns:a="http://schemas.openxmlformats.org/drawingml/2006/main">
-                  <a:graphicData uri="http://schemas.microsoft.com/office/word/2010/wordprocessingShape">
-                    <wps:wsp>
-                      <wps:cNvSpPr>
-                        <a:spLocks noChangeArrowheads="1"/>
-                      </wps:cNvSpPr>
-                      <wps:spPr bwMode="auto">
-                        <a:xfrm>
-                          <a:off x="0" y="0"/>
-                          <a:ext cx="2305050" cy="406400"/>
-                        </a:xfrm>
-                        <a:prstGeom prst="wedgeEllipseCallout">
-                          <a:avLst>
-                            <a:gd name="adj1" fmla="val -60339"/>
-                            <a:gd name="adj2" fmla="val -59374"/>
-                          </a:avLst>
-                        </a:prstGeom>
-                        <a:solidFill>
-                          <a:srgbClr val="FFFFFF"/>
-                        </a:solidFill>
-                        <a:ln w="9525">
-                          <a:solidFill>
-                            <a:srgbClr val="FF0000"/>
-                          </a:solidFill>
-                          <a:miter lim="800000"/>
-                        </a:ln>
-                      </wps:spPr>
-                      <wps:txbx>
-                        <w:txbxContent>
-                          <w:p>
-                            <w:pPr>
-                              <w:rPr>
-                                <w:color w:val="FF0000"/>
-                              </w:rPr>
-                            </w:pPr>
-                            <w:r>
-                              <w:rPr>
-                                <w:color w:val="FF0000"/>
-                              </w:rPr>
-                              <w:t>T</w:t>
-                            </w:r>
-                            <w:r>
-                              <w:rPr>
-                                <w:rFonts w:hint="eastAsia"/>
-                                <w:color w:val="FF0000"/>
-                              </w:rPr>
-                              <w:t>imes</w:t>
-                            </w:r>
-                            <w:r>
-                              <w:rPr>
-                                <w:color w:val="FF0000"/>
-                              </w:rPr>
-                              <w:t xml:space="preserve"> new roman </w:t>
-                            </w:r>
-                            <w:r>
-                              <w:rPr>
-                                <w:rFonts w:hint="eastAsia"/>
-                                <w:color w:val="FF0000"/>
-                              </w:rPr>
-                              <w:t>、小三</w:t>
-                            </w:r>
-                          </w:p>
-                        </w:txbxContent>
-                      </wps:txbx>
-                      <wps:bodyPr rot="0" vert="horz" wrap="square" lIns="91440" tIns="45720" rIns="91440" bIns="45720" anchor="t" anchorCtr="0" upright="1">
-                        <a:noAutofit/>
-                      </wps:bodyPr>
-                    </wps:wsp>
-                  </a:graphicData>
-                </a:graphic>
-              </wp:anchor>
-            </w:drawing>
-          </mc:Choice>
-          <mc:Fallback xmlns:wpsCustomData="http://www.wps.cn/officeDocument/2013/wpsCustomData">
-            <w:pict>
-              <v:shape id="AutoShape 1369" o:spid="_x0000_s1026" o:spt="63" type="#_x0000_t63" style="position:absolute;left:0pt;margin-left:256.2pt;margin-top:16.1pt;height:32pt;width:181.5pt;mso-position-horizontal-relative:margin;z-index:251687936;mso-width-relative:page;mso-height-relative:page;" fillcolor="#FFFFFF" filled="t" stroked="t" coordsize="21600,21600" o:gfxdata="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" adj="-2233,-2025">
-                <v:fill on="t" focussize="0,0"/>
-                <v:stroke color="#FF0000" miterlimit="8" joinstyle="miter"/>
-                <v:imagedata o:title=""/>
-                <o:lock v:ext="edit" aspectratio="f"/>
-                <v:textbox>
-                  <w:txbxContent>
-                    <w:p>
-                      <w:pPr>
-                        <w:rPr>
-                          <w:color w:val="FF0000"/>
-                        </w:rPr>
-                      </w:pPr>
-                      <w:r>
-                        <w:rPr>
-                          <w:color w:val="FF0000"/>
-                        </w:rPr>
-                        <w:t>T</w:t>
-                      </w:r>
-                      <w:r>
-                        <w:rPr>
-                          <w:rFonts w:hint="eastAsia"/>
-                          <w:color w:val="FF0000"/>
-                        </w:rPr>
-                        <w:t>imes</w:t>
-                      </w:r>
-                      <w:r>
-                        <w:rPr>
-                          <w:color w:val="FF0000"/>
-                        </w:rPr>
-                        <w:t xml:space="preserve"> new roman </w:t>
-                      </w:r>
-                      <w:r>
-                        <w:rPr>
-                          <w:rFonts w:hint="eastAsia"/>
-                          <w:color w:val="FF0000"/>
-                        </w:rPr>
-                        <w:t>、小三</w:t>
-                      </w:r>
-                    </w:p>
-                  </w:txbxContent>
-                </v:textbox>
-              </v:shape>
-            </w:pict>
-          </mc:Fallback>
-        </mc:AlternateContent>
+        <w:t>Design and Implementation of a Multi-Agent LLM-Based Text2SQL System</w:t>
       </w:r>
       <w:r>
         <w:rPr>
@@ -4667,7 +4236,7 @@
           <w:sz w:val="30"/>
           <w:szCs w:val="30"/>
         </w:rPr>
-        <w:t>Title</w:t>
+        <w:t xml:space="preserve"> </w:t>
       </w:r>
     </w:p>
     <w:p>
@@ -4689,7 +4258,7 @@
           <w:sz w:val="21"/>
         </w:rPr>
       </w:pPr>
-      <w:bookmarkStart w:id="5" w:name="_Toc43732268"/>
+      <w:bookmarkStart w:id="1" w:name="_Toc43732268"/>
       <w:r>
         <w:rPr>
           <w:rFonts w:ascii="Times New Roman" w:hAnsi="Times New Roman" w:cs="Times New Roman"/>
@@ -4697,7 +4266,7 @@
         </w:rPr>
         <w:t>Abstract:</w:t>
       </w:r>
-      <w:bookmarkEnd w:id="5"/>
+      <w:bookmarkEnd w:id="1"/>
     </w:p>
     <w:p>
       <w:pPr>
@@ -4727,38 +4296,36 @@
           <w:sz w:val="21"/>
           <w:szCs w:val="21"/>
         </w:rPr>
-        <w:t xml:space="preserve">This paper concerns with design and achievement of a software development project for Japanese company, </w:t>
-      </w:r>
-      <w:proofErr w:type="spellStart"/>
+        <w:t>Text2SQL (Text-to-SQL) aims to translate natural language queries into SQL statements, allowing users to access databases using everyday language. Traditional Text2SQL approaches, which rely on template/rule-based methods or deep learning, struggle with complex database schemas and diverse query patterns. The recent rise of Large Language Models (LLMs) has introduced a new paradigm for Text2</w:t>
+      </w:r>
+      <w:proofErr w:type="gramStart"/>
       <w:r>
         <w:rPr>
           <w:sz w:val="21"/>
           <w:szCs w:val="21"/>
         </w:rPr>
-        <w:t>experence</w:t>
-      </w:r>
-      <w:proofErr w:type="spellEnd"/>
+        <w:t>SQL</w:t>
+      </w:r>
+      <w:r>
+        <w:rPr>
+          <w:rFonts w:hint="eastAsia"/>
+          <w:vertAlign w:val="superscript"/>
+        </w:rPr>
+        <w:t>[</w:t>
+      </w:r>
+      <w:proofErr w:type="gramEnd"/>
+      <w:r>
+        <w:rPr>
+          <w:vertAlign w:val="superscript"/>
+        </w:rPr>
+        <w:t>1]</w:t>
+      </w:r>
       <w:r>
         <w:rPr>
           <w:sz w:val="21"/>
           <w:szCs w:val="21"/>
         </w:rPr>
-        <w:t xml:space="preserve"> the whole process of software development including system analysis, general design, detail design, coding, testing to develop a B2B E-business system for some Medicine Manufacture Enterprise.</w:t>
-      </w:r>
-      <w:r>
-        <w:rPr>
-          <w:rFonts w:eastAsia="黑体"/>
-          <w:sz w:val="21"/>
-          <w:szCs w:val="21"/>
-        </w:rPr>
-        <w:t xml:space="preserve"> In this system, the </w:t>
-      </w:r>
-      <w:r>
-        <w:rPr>
-          <w:sz w:val="21"/>
-          <w:szCs w:val="21"/>
-        </w:rPr>
-        <w:t xml:space="preserve">Medicine Manufacture Enterprise as the buyers publish </w:t>
+        <w:t>, leveraging their powerful language understanding and generation capabilities to achieve remarkable results. However, LLMs are not a silver bullet. Directly using a single LLM poses challenges such as high token consumption costs, inherent data privacy risks, and instability in generated results</w:t>
       </w:r>
       <w:r>
         <w:rPr>
@@ -4766,81 +4333,7 @@
           <w:sz w:val="21"/>
           <w:szCs w:val="21"/>
         </w:rPr>
-        <w:t xml:space="preserve">products </w:t>
-      </w:r>
-      <w:proofErr w:type="spellStart"/>
-      <w:proofErr w:type="gramStart"/>
-      <w:r>
-        <w:rPr>
-          <w:color w:val="000000"/>
-          <w:sz w:val="21"/>
-          <w:szCs w:val="21"/>
-        </w:rPr>
-        <w:t>list.The</w:t>
-      </w:r>
-      <w:proofErr w:type="spellEnd"/>
-      <w:proofErr w:type="gramEnd"/>
-      <w:r>
-        <w:rPr>
-          <w:color w:val="000000"/>
-          <w:sz w:val="21"/>
-          <w:szCs w:val="21"/>
-        </w:rPr>
-        <w:t xml:space="preserve"> suppliers use this system as plat to bit </w:t>
-      </w:r>
-      <w:proofErr w:type="spellStart"/>
-      <w:r>
-        <w:rPr>
-          <w:color w:val="000000"/>
-          <w:sz w:val="21"/>
-          <w:szCs w:val="21"/>
-        </w:rPr>
-        <w:t>products.Then</w:t>
-      </w:r>
-      <w:proofErr w:type="spellEnd"/>
-      <w:r>
-        <w:rPr>
-          <w:color w:val="000000"/>
-          <w:sz w:val="21"/>
-          <w:szCs w:val="21"/>
-        </w:rPr>
-        <w:t xml:space="preserve"> the buyers select suppliers they need and send order to buy </w:t>
-      </w:r>
-      <w:proofErr w:type="spellStart"/>
-      <w:r>
-        <w:rPr>
-          <w:color w:val="000000"/>
-          <w:sz w:val="21"/>
-          <w:szCs w:val="21"/>
-        </w:rPr>
-        <w:t>products.This</w:t>
-      </w:r>
-      <w:proofErr w:type="spellEnd"/>
-      <w:r>
-        <w:rPr>
-          <w:color w:val="000000"/>
-          <w:sz w:val="21"/>
-          <w:szCs w:val="21"/>
-        </w:rPr>
-        <w:t xml:space="preserve"> system also has some batches to realize huge data importing and </w:t>
-      </w:r>
-      <w:proofErr w:type="spellStart"/>
-      <w:r>
-        <w:rPr>
-          <w:color w:val="000000"/>
-          <w:sz w:val="21"/>
-          <w:szCs w:val="21"/>
-        </w:rPr>
-        <w:t>exporting.This</w:t>
-      </w:r>
-      <w:proofErr w:type="spellEnd"/>
-      <w:r>
-        <w:rPr>
-          <w:color w:val="000000"/>
-          <w:sz w:val="21"/>
-          <w:szCs w:val="21"/>
-        </w:rPr>
-        <w:t xml:space="preserve"> system’s webs use XML and XSL technologies to realize reloading of web templates. During the development of the system, my duty is to develop six webs and one batch.</w:t>
+        <w:t>.</w:t>
       </w:r>
     </w:p>
     <w:p>
@@ -4859,196 +4352,25 @@
       </w:pPr>
       <w:r>
         <w:rPr>
-          <w:noProof/>
-          <w:sz w:val="21"/>
-          <w:szCs w:val="21"/>
-        </w:rPr>
-        <mc:AlternateContent>
-          <mc:Choice Requires="wps">
-            <w:drawing>
-              <wp:anchor distT="0" distB="0" distL="114300" distR="114300" simplePos="0" relativeHeight="251662336" behindDoc="0" locked="0" layoutInCell="1" allowOverlap="1" wp14:anchorId="77B89F06" wp14:editId="00B99023">
-                <wp:simplePos x="0" y="0"/>
-                <wp:positionH relativeFrom="column">
-                  <wp:posOffset>2933700</wp:posOffset>
-                </wp:positionH>
-                <wp:positionV relativeFrom="paragraph">
-                  <wp:posOffset>394335</wp:posOffset>
-                </wp:positionV>
-                <wp:extent cx="3267075" cy="383540"/>
-                <wp:effectExtent l="441960" t="45085" r="5715" b="9525"/>
-                <wp:wrapNone/>
-                <wp:docPr id="114" name="AutoShape 1370"/>
-                <wp:cNvGraphicFramePr>
-                  <a:graphicFrameLocks xmlns:a="http://schemas.openxmlformats.org/drawingml/2006/main"/>
-                </wp:cNvGraphicFramePr>
-                <a:graphic xmlns:a="http://schemas.openxmlformats.org/drawingml/2006/main">
-                  <a:graphicData uri="http://schemas.microsoft.com/office/word/2010/wordprocessingShape">
-                    <wps:wsp>
-                      <wps:cNvSpPr>
-                        <a:spLocks noChangeArrowheads="1"/>
-                      </wps:cNvSpPr>
-                      <wps:spPr bwMode="auto">
-                        <a:xfrm>
-                          <a:off x="0" y="0"/>
-                          <a:ext cx="3267075" cy="383540"/>
-                        </a:xfrm>
-                        <a:prstGeom prst="wedgeEllipseCallout">
-                          <a:avLst>
-                            <a:gd name="adj1" fmla="val -63199"/>
-                            <a:gd name="adj2" fmla="val -55958"/>
-                          </a:avLst>
-                        </a:prstGeom>
-                        <a:solidFill>
-                          <a:srgbClr val="FFFFFF"/>
-                        </a:solidFill>
-                        <a:ln w="9525">
-                          <a:solidFill>
-                            <a:srgbClr val="FF0000"/>
-                          </a:solidFill>
-                          <a:miter lim="800000"/>
-                        </a:ln>
-                      </wps:spPr>
-                      <wps:txbx>
-                        <w:txbxContent>
-                          <w:p>
-                            <w:pPr>
-                              <w:rPr>
-                                <w:color w:val="FF0000"/>
-                              </w:rPr>
-                            </w:pPr>
-                            <w:r>
-                              <w:rPr>
-                                <w:rFonts w:hint="eastAsia"/>
-                                <w:color w:val="FF0000"/>
-                              </w:rPr>
-                              <w:t>Times New Roman</w:t>
-                            </w:r>
-                            <w:r>
-                              <w:rPr>
-                                <w:rFonts w:hint="eastAsia"/>
-                                <w:color w:val="FF0000"/>
-                              </w:rPr>
-                              <w:t>、五号、行距</w:t>
-                            </w:r>
-                            <w:r>
-                              <w:rPr>
-                                <w:rFonts w:hint="eastAsia"/>
-                                <w:color w:val="FF0000"/>
-                              </w:rPr>
-                              <w:t>1.5</w:t>
-                            </w:r>
-                            <w:r>
-                              <w:rPr>
-                                <w:rFonts w:hint="eastAsia"/>
-                                <w:color w:val="FF0000"/>
-                              </w:rPr>
-                              <w:t>倍</w:t>
-                            </w:r>
-                          </w:p>
-                        </w:txbxContent>
-                      </wps:txbx>
-                      <wps:bodyPr rot="0" vert="horz" wrap="square" lIns="91440" tIns="45720" rIns="91440" bIns="45720" anchor="t" anchorCtr="0" upright="1">
-                        <a:noAutofit/>
-                      </wps:bodyPr>
-                    </wps:wsp>
-                  </a:graphicData>
-                </a:graphic>
-              </wp:anchor>
-            </w:drawing>
-          </mc:Choice>
-          <mc:Fallback xmlns:wpsCustomData="http://www.wps.cn/officeDocument/2013/wpsCustomData">
-            <w:pict>
-              <v:shape id="AutoShape 1370" o:spid="_x0000_s1026" o:spt="63" type="#_x0000_t63" style="position:absolute;left:0pt;margin-left:231pt;margin-top:31.05pt;height:30.2pt;width:257.25pt;z-index:251662336;mso-width-relative:page;mso-height-relative:page;" fillcolor="#FFFFFF" filled="t" stroked="t" coordsize="21600,21600" o:gfxdata="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" adj="-2851,-1287">
-                <v:fill on="t" focussize="0,0"/>
-                <v:stroke color="#FF0000" miterlimit="8" joinstyle="miter"/>
-                <v:imagedata o:title=""/>
-                <o:lock v:ext="edit" aspectratio="f"/>
-                <v:textbox>
-                  <w:txbxContent>
-                    <w:p>
-                      <w:pPr>
-                        <w:rPr>
-                          <w:color w:val="FF0000"/>
-                        </w:rPr>
-                      </w:pPr>
-                      <w:r>
-                        <w:rPr>
-                          <w:rFonts w:hint="eastAsia"/>
-                          <w:color w:val="FF0000"/>
-                        </w:rPr>
-                        <w:t>Times New Roman、五号、行距1.5倍</w:t>
-                      </w:r>
-                    </w:p>
-                  </w:txbxContent>
-                </v:textbox>
-              </v:shape>
-            </w:pict>
-          </mc:Fallback>
-        </mc:AlternateContent>
-      </w:r>
-      <w:r>
-        <w:rPr>
           <w:color w:val="000000"/>
           <w:sz w:val="21"/>
           <w:szCs w:val="21"/>
         </w:rPr>
         <w:tab/>
-        <w:t>U</w:t>
       </w:r>
       <w:r>
         <w:rPr>
           <w:sz w:val="21"/>
           <w:szCs w:val="21"/>
         </w:rPr>
-        <w:t xml:space="preserve">sing this system, Medicine Manufacture Enterprise can select the best and the cheapest products in several suppliers to </w:t>
-      </w:r>
-      <w:proofErr w:type="spellStart"/>
+        <w:t>To address these challenges, this paper proposes a multi-agent architecture-powered Text2SQL system, where multiple LLMs collaborate within a well-structured pipeline—from user intent clarification, knowledge retrieval, and prompt generation to SQL generation, multi-answer validation, and result feedback. Our system fully capitalizes on LLMs’ strengths in complex reasoning and language generation (notably, SQL syntax itself is designed to align with natural language concepts). By employing a multi-agent collaboration mechanism, we enhance query accuracy and stability. Our optimization strategies include Retrieval-Augmented Generation (RAG) for knowledge retrieval, multi-agent voting mechanisms, asynchronous parallel processing, context caching, session pruning, partial mode prefix guidance, structured output constraints, and RDBMS transaction mechanisms to ensure data security</w:t>
+      </w:r>
       <w:r>
         <w:rPr>
           <w:sz w:val="21"/>
           <w:szCs w:val="21"/>
         </w:rPr>
-        <w:t>descreat</w:t>
-      </w:r>
-      <w:proofErr w:type="spellEnd"/>
-      <w:r>
-        <w:rPr>
-          <w:sz w:val="21"/>
-          <w:szCs w:val="21"/>
-        </w:rPr>
-        <w:t xml:space="preserve"> cost. At the same time, suppliers will </w:t>
-      </w:r>
-      <w:proofErr w:type="gramStart"/>
-      <w:r>
-        <w:rPr>
-          <w:sz w:val="21"/>
-          <w:szCs w:val="21"/>
-        </w:rPr>
-        <w:t>bit</w:t>
-      </w:r>
-      <w:proofErr w:type="gramEnd"/>
-      <w:r>
-        <w:rPr>
-          <w:sz w:val="21"/>
-          <w:szCs w:val="21"/>
-        </w:rPr>
-        <w:t xml:space="preserve"> each other to </w:t>
-      </w:r>
-      <w:proofErr w:type="spellStart"/>
-      <w:r>
-        <w:rPr>
-          <w:sz w:val="21"/>
-          <w:szCs w:val="21"/>
-        </w:rPr>
-        <w:t>inprove</w:t>
-      </w:r>
-      <w:proofErr w:type="spellEnd"/>
-      <w:r>
-        <w:rPr>
-          <w:sz w:val="21"/>
-          <w:szCs w:val="21"/>
-        </w:rPr>
-        <w:t xml:space="preserve"> production and reach ‘Win-Win’.</w:t>
+        <w:t>.</w:t>
       </w:r>
     </w:p>
     <w:p>
@@ -5067,149 +4389,24 @@
       </w:pPr>
       <w:r>
         <w:rPr>
-          <w:noProof/>
           <w:sz w:val="21"/>
           <w:szCs w:val="21"/>
         </w:rPr>
-        <mc:AlternateContent>
-          <mc:Choice Requires="wps">
-            <w:drawing>
-              <wp:anchor distT="0" distB="0" distL="114300" distR="114300" simplePos="0" relativeHeight="251670528" behindDoc="0" locked="0" layoutInCell="1" allowOverlap="1" wp14:anchorId="69DB3201" wp14:editId="191A3F69">
-                <wp:simplePos x="0" y="0"/>
-                <wp:positionH relativeFrom="column">
-                  <wp:posOffset>1733550</wp:posOffset>
-                </wp:positionH>
-                <wp:positionV relativeFrom="paragraph">
-                  <wp:posOffset>398145</wp:posOffset>
-                </wp:positionV>
-                <wp:extent cx="1866900" cy="396240"/>
-                <wp:effectExtent l="13335" t="5715" r="5715" b="226695"/>
-                <wp:wrapNone/>
-                <wp:docPr id="112" name="AutoShape 1407"/>
-                <wp:cNvGraphicFramePr>
-                  <a:graphicFrameLocks xmlns:a="http://schemas.openxmlformats.org/drawingml/2006/main"/>
-                </wp:cNvGraphicFramePr>
-                <a:graphic xmlns:a="http://schemas.openxmlformats.org/drawingml/2006/main">
-                  <a:graphicData uri="http://schemas.microsoft.com/office/word/2010/wordprocessingShape">
-                    <wps:wsp>
-                      <wps:cNvSpPr>
-                        <a:spLocks noChangeArrowheads="1"/>
-                      </wps:cNvSpPr>
-                      <wps:spPr bwMode="auto">
-                        <a:xfrm>
-                          <a:off x="0" y="0"/>
-                          <a:ext cx="1866900" cy="396240"/>
-                        </a:xfrm>
-                        <a:prstGeom prst="wedgeEllipseCallout">
-                          <a:avLst>
-                            <a:gd name="adj1" fmla="val -37315"/>
-                            <a:gd name="adj2" fmla="val 102722"/>
-                          </a:avLst>
-                        </a:prstGeom>
-                        <a:solidFill>
-                          <a:srgbClr val="FFFFFF"/>
-                        </a:solidFill>
-                        <a:ln w="9525">
-                          <a:solidFill>
-                            <a:srgbClr val="FF0000"/>
-                          </a:solidFill>
-                          <a:miter lim="800000"/>
-                        </a:ln>
-                      </wps:spPr>
-                      <wps:txbx>
-                        <w:txbxContent>
-                          <w:p>
-                            <w:pPr>
-                              <w:rPr>
-                                <w:color w:val="FF0000"/>
-                              </w:rPr>
-                            </w:pPr>
-                            <w:r>
-                              <w:rPr>
-                                <w:rFonts w:hint="eastAsia"/>
-                                <w:color w:val="FF0000"/>
-                              </w:rPr>
-                              <w:t>此处用“</w:t>
-                            </w:r>
-                            <w:r>
-                              <w:rPr>
-                                <w:rFonts w:hint="eastAsia"/>
-                                <w:color w:val="FF0000"/>
-                              </w:rPr>
-                              <w:t>,</w:t>
-                            </w:r>
-                            <w:r>
-                              <w:rPr>
-                                <w:rFonts w:hint="eastAsia"/>
-                                <w:color w:val="FF0000"/>
-                              </w:rPr>
-                              <w:t>”间隔</w:t>
-                            </w:r>
-                          </w:p>
-                        </w:txbxContent>
-                      </wps:txbx>
-                      <wps:bodyPr rot="0" vert="horz" wrap="square" lIns="91440" tIns="45720" rIns="91440" bIns="45720" anchor="t" anchorCtr="0" upright="1">
-                        <a:noAutofit/>
-                      </wps:bodyPr>
-                    </wps:wsp>
-                  </a:graphicData>
-                </a:graphic>
-              </wp:anchor>
-            </w:drawing>
-          </mc:Choice>
-          <mc:Fallback xmlns:wpsCustomData="http://www.wps.cn/officeDocument/2013/wpsCustomData">
-            <w:pict>
-              <v:shape id="AutoShape 1407" o:spid="_x0000_s1026" o:spt="63" type="#_x0000_t63" style="position:absolute;left:0pt;margin-left:136.5pt;margin-top:31.35pt;height:31.2pt;width:147pt;z-index:251670528;mso-width-relative:page;mso-height-relative:page;" fillcolor="#FFFFFF" filled="t" stroked="t" coordsize="21600,21600" o:gfxdata="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" adj="2740,32988">
-                <v:fill on="t" focussize="0,0"/>
-                <v:stroke color="#FF0000" miterlimit="8" joinstyle="miter"/>
-                <v:imagedata o:title=""/>
-                <o:lock v:ext="edit" aspectratio="f"/>
-                <v:textbox>
-                  <w:txbxContent>
-                    <w:p>
-                      <w:pPr>
-                        <w:rPr>
-                          <w:color w:val="FF0000"/>
-                        </w:rPr>
-                      </w:pPr>
-                      <w:r>
-                        <w:rPr>
-                          <w:rFonts w:hint="eastAsia"/>
-                          <w:color w:val="FF0000"/>
-                        </w:rPr>
-                        <w:t>此处用“,”间隔</w:t>
-                      </w:r>
-                    </w:p>
-                  </w:txbxContent>
-                </v:textbox>
-              </v:shape>
-            </w:pict>
-          </mc:Fallback>
-        </mc:AlternateContent>
+        <w:tab/>
       </w:r>
       <w:r>
         <w:rPr>
           <w:sz w:val="21"/>
           <w:szCs w:val="21"/>
         </w:rPr>
-        <w:tab/>
-        <w:t xml:space="preserve">At the end of this paper, also explain the deference between </w:t>
-      </w:r>
-      <w:proofErr w:type="spellStart"/>
+        <w:t>Experimental results demonstrate that, compared to traditional approaches, our system significantly improves query accuracy, execution efficiency, and result stability</w:t>
+      </w:r>
       <w:r>
         <w:rPr>
           <w:sz w:val="21"/>
           <w:szCs w:val="21"/>
         </w:rPr>
-        <w:t>Janpanese</w:t>
-      </w:r>
-      <w:proofErr w:type="spellEnd"/>
-      <w:r>
-        <w:rPr>
-          <w:sz w:val="21"/>
-          <w:szCs w:val="21"/>
-        </w:rPr>
-        <w:t xml:space="preserve"> software development processing and Chinese, and give the deep expectance.</w:t>
+        <w:t>.</w:t>
       </w:r>
     </w:p>
     <w:p>
@@ -5393,8 +4590,8 @@
           <w:bCs/>
         </w:rPr>
         <w:sectPr>
-          <w:headerReference w:type="default" r:id="rId11"/>
-          <w:footerReference w:type="default" r:id="rId12"/>
+          <w:headerReference w:type="default" r:id="rId16"/>
+          <w:footerReference w:type="default" r:id="rId17"/>
           <w:pgSz w:w="11906" w:h="16838"/>
           <w:pgMar w:top="1418" w:right="1418" w:bottom="1134" w:left="1701" w:header="851" w:footer="992" w:gutter="0"/>
           <w:pgNumType w:fmt="upperRoman" w:start="1"/>
@@ -5403,8 +4600,8 @@
         </w:sectPr>
       </w:pPr>
     </w:p>
-    <w:bookmarkStart w:id="6" w:name="_Toc43732269"/>
-    <w:bookmarkStart w:id="7" w:name="_Toc135816528"/>
+    <w:bookmarkStart w:id="2" w:name="_Toc43732269"/>
+    <w:bookmarkStart w:id="3" w:name="_Toc135816528"/>
     <w:p>
       <w:pPr>
         <w:spacing w:line="360" w:lineRule="auto"/>
@@ -5619,7 +4816,7 @@
         </w:rPr>
         <w:t>论</w:t>
       </w:r>
-      <w:bookmarkEnd w:id="6"/>
+      <w:bookmarkEnd w:id="2"/>
     </w:p>
     <w:p>
       <w:pPr>
@@ -5630,7 +4827,7 @@
           <w:sz w:val="24"/>
         </w:rPr>
       </w:pPr>
-      <w:bookmarkStart w:id="8" w:name="_Toc43732270"/>
+      <w:bookmarkStart w:id="4" w:name="_Toc43732270"/>
       <w:r>
         <w:rPr>
           <w:rFonts w:hint="eastAsia"/>
@@ -5653,9 +4850,9 @@
         </w:rPr>
         <w:t>背景</w:t>
       </w:r>
-      <w:bookmarkEnd w:id="8"/>
-    </w:p>
-    <w:bookmarkEnd w:id="7"/>
+      <w:bookmarkEnd w:id="4"/>
+    </w:p>
+    <w:bookmarkEnd w:id="3"/>
     <w:p>
       <w:pPr>
         <w:spacing w:line="360" w:lineRule="auto"/>
@@ -6215,10 +5412,10 @@
         </w:rPr>
         <w:t>1.1.</w:t>
       </w:r>
-      <w:bookmarkStart w:id="9" w:name="_Toc135816530"/>
-      <w:bookmarkStart w:id="10" w:name="_Toc135817003"/>
-      <w:bookmarkStart w:id="11" w:name="_Toc136438752"/>
-      <w:bookmarkStart w:id="12" w:name="_Toc136438649"/>
+      <w:bookmarkStart w:id="5" w:name="_Toc135816530"/>
+      <w:bookmarkStart w:id="6" w:name="_Toc135817003"/>
+      <w:bookmarkStart w:id="7" w:name="_Toc136438752"/>
+      <w:bookmarkStart w:id="8" w:name="_Toc136438649"/>
       <w:r>
         <w:rPr>
           <w:rFonts w:eastAsia="黑体"/>
@@ -6233,10 +5430,10 @@
         </w:rPr>
         <w:t>浅谈中国软件</w:t>
       </w:r>
-      <w:bookmarkEnd w:id="9"/>
-      <w:bookmarkEnd w:id="10"/>
-      <w:bookmarkEnd w:id="11"/>
-      <w:bookmarkEnd w:id="12"/>
+      <w:bookmarkEnd w:id="5"/>
+      <w:bookmarkEnd w:id="6"/>
+      <w:bookmarkEnd w:id="7"/>
+      <w:bookmarkEnd w:id="8"/>
     </w:p>
     <w:p>
       <w:pPr>
@@ -6264,10 +5461,10 @@
           <w:sz w:val="24"/>
         </w:rPr>
       </w:pPr>
-      <w:bookmarkStart w:id="13" w:name="_Toc135816531"/>
-      <w:bookmarkStart w:id="14" w:name="_Toc136438650"/>
-      <w:bookmarkStart w:id="15" w:name="_Toc135817004"/>
-      <w:bookmarkStart w:id="16" w:name="_Toc136438753"/>
+      <w:bookmarkStart w:id="9" w:name="_Toc135816531"/>
+      <w:bookmarkStart w:id="10" w:name="_Toc136438650"/>
+      <w:bookmarkStart w:id="11" w:name="_Toc135817004"/>
+      <w:bookmarkStart w:id="12" w:name="_Toc136438753"/>
       <w:r>
         <w:rPr>
           <w:rFonts w:eastAsia="黑体" w:hint="eastAsia"/>
@@ -6289,10 +5486,10 @@
         </w:rPr>
         <w:t>项目背景</w:t>
       </w:r>
-      <w:bookmarkEnd w:id="13"/>
-      <w:bookmarkEnd w:id="14"/>
-      <w:bookmarkEnd w:id="15"/>
-      <w:bookmarkEnd w:id="16"/>
+      <w:bookmarkEnd w:id="9"/>
+      <w:bookmarkEnd w:id="10"/>
+      <w:bookmarkEnd w:id="11"/>
+      <w:bookmarkEnd w:id="12"/>
     </w:p>
     <w:p>
       <w:pPr>
@@ -6320,10 +5517,10 @@
           <w:sz w:val="24"/>
         </w:rPr>
       </w:pPr>
-      <w:bookmarkStart w:id="17" w:name="_Toc135817005"/>
-      <w:bookmarkStart w:id="18" w:name="_Toc135816532"/>
-      <w:bookmarkStart w:id="19" w:name="_Toc136438651"/>
-      <w:bookmarkStart w:id="20" w:name="_Toc136438754"/>
+      <w:bookmarkStart w:id="13" w:name="_Toc135817005"/>
+      <w:bookmarkStart w:id="14" w:name="_Toc135816532"/>
+      <w:bookmarkStart w:id="15" w:name="_Toc136438651"/>
+      <w:bookmarkStart w:id="16" w:name="_Toc136438754"/>
       <w:r>
         <w:rPr>
           <w:rFonts w:eastAsia="黑体" w:hint="eastAsia"/>
@@ -6352,10 +5549,10 @@
         </w:rPr>
         <w:t>Microsoft Commerce Server 2002</w:t>
       </w:r>
-      <w:bookmarkEnd w:id="17"/>
-      <w:bookmarkEnd w:id="18"/>
-      <w:bookmarkEnd w:id="19"/>
-      <w:bookmarkEnd w:id="20"/>
+      <w:bookmarkEnd w:id="13"/>
+      <w:bookmarkEnd w:id="14"/>
+      <w:bookmarkEnd w:id="15"/>
+      <w:bookmarkEnd w:id="16"/>
     </w:p>
     <w:p>
       <w:pPr>
@@ -6503,10 +5700,10 @@
                                 <w:color w:val="FF0000"/>
                               </w:rPr>
                             </w:pPr>
-                            <w:bookmarkStart w:id="21" w:name="_Hlk43735008"/>
-                            <w:bookmarkStart w:id="22" w:name="_Hlk43735005"/>
-                            <w:bookmarkStart w:id="23" w:name="_Hlk43735007"/>
-                            <w:bookmarkStart w:id="24" w:name="_Hlk43735006"/>
+                            <w:bookmarkStart w:id="17" w:name="_Hlk43735008"/>
+                            <w:bookmarkStart w:id="18" w:name="_Hlk43735005"/>
+                            <w:bookmarkStart w:id="19" w:name="_Hlk43735007"/>
+                            <w:bookmarkStart w:id="20" w:name="_Hlk43735006"/>
                             <w:r>
                               <w:rPr>
                                 <w:rFonts w:hint="eastAsia"/>
@@ -6521,10 +5718,10 @@
                               </w:rPr>
                               <w:t>对文中某一部分内容的说明、解释）：右上角用注码标出</w:t>
                             </w:r>
-                            <w:bookmarkEnd w:id="21"/>
-                            <w:bookmarkEnd w:id="22"/>
-                            <w:bookmarkEnd w:id="23"/>
-                            <w:bookmarkEnd w:id="24"/>
+                            <w:bookmarkEnd w:id="17"/>
+                            <w:bookmarkEnd w:id="18"/>
+                            <w:bookmarkEnd w:id="19"/>
+                            <w:bookmarkEnd w:id="20"/>
                             <w:r>
                               <w:rPr>
                                 <w:rFonts w:hint="eastAsia"/>
@@ -6643,10 +5840,10 @@
           <w:sz w:val="24"/>
         </w:rPr>
       </w:pPr>
-      <w:bookmarkStart w:id="25" w:name="_Toc135817006"/>
-      <w:bookmarkStart w:id="26" w:name="_Toc135816533"/>
-      <w:bookmarkStart w:id="27" w:name="_Toc136438755"/>
-      <w:bookmarkStart w:id="28" w:name="_Toc136438652"/>
+      <w:bookmarkStart w:id="21" w:name="_Toc135817006"/>
+      <w:bookmarkStart w:id="22" w:name="_Toc135816533"/>
+      <w:bookmarkStart w:id="23" w:name="_Toc136438755"/>
+      <w:bookmarkStart w:id="24" w:name="_Toc136438652"/>
       <w:r>
         <w:rPr>
           <w:rFonts w:eastAsia="黑体" w:hint="eastAsia"/>
@@ -6675,10 +5872,10 @@
         </w:rPr>
         <w:t>Commerce Brains</w:t>
       </w:r>
-      <w:bookmarkEnd w:id="25"/>
-      <w:bookmarkEnd w:id="26"/>
-      <w:bookmarkEnd w:id="27"/>
-      <w:bookmarkEnd w:id="28"/>
+      <w:bookmarkEnd w:id="21"/>
+      <w:bookmarkEnd w:id="22"/>
+      <w:bookmarkEnd w:id="23"/>
+      <w:bookmarkEnd w:id="24"/>
     </w:p>
     <w:p>
       <w:pPr>
@@ -8452,7 +7649,7 @@
                             </pic:cNvPicPr>
                           </pic:nvPicPr>
                           <pic:blipFill>
-                            <a:blip r:embed="rId13" cstate="print">
+                            <a:blip r:embed="rId18" cstate="print">
                               <a:extLst>
                                 <a:ext uri="{28A0092B-C50C-407E-A947-70E740481C1C}">
                                   <a14:useLocalDpi xmlns:a14="http://schemas.microsoft.com/office/drawing/2010/main" val="0"/>
@@ -8495,7 +7692,7 @@
                             </pic:cNvPicPr>
                           </pic:nvPicPr>
                           <pic:blipFill>
-                            <a:blip r:embed="rId14" cstate="print">
+                            <a:blip r:embed="rId19" cstate="print">
                               <a:extLst>
                                 <a:ext uri="{28A0092B-C50C-407E-A947-70E740481C1C}">
                                   <a14:useLocalDpi xmlns:a14="http://schemas.microsoft.com/office/drawing/2010/main" val="0"/>
@@ -8538,7 +7735,7 @@
                             </pic:cNvPicPr>
                           </pic:nvPicPr>
                           <pic:blipFill>
-                            <a:blip r:embed="rId14" cstate="print">
+                            <a:blip r:embed="rId19" cstate="print">
                               <a:extLst>
                                 <a:ext uri="{28A0092B-C50C-407E-A947-70E740481C1C}">
                                   <a14:useLocalDpi xmlns:a14="http://schemas.microsoft.com/office/drawing/2010/main" val="0"/>
@@ -8581,7 +7778,7 @@
                             </pic:cNvPicPr>
                           </pic:nvPicPr>
                           <pic:blipFill>
-                            <a:blip r:embed="rId13" cstate="print">
+                            <a:blip r:embed="rId18" cstate="print">
                               <a:extLst>
                                 <a:ext uri="{28A0092B-C50C-407E-A947-70E740481C1C}">
                                   <a14:useLocalDpi xmlns:a14="http://schemas.microsoft.com/office/drawing/2010/main" val="0"/>
@@ -9157,28 +8354,28 @@
                   <v:shape id="Picture 74" o:spid="_x0000_s1026" o:spt="75" alt="j0195384" type="#_x0000_t75" style="position:absolute;left:7527;top:8569;height:1236;width:1380;" fillcolor="#00FFFF" filled="t" o:preferrelative="t" stroked="f" coordsize="21600,21600" o:gfxdata="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">
                     <v:fill on="t" focussize="0,0"/>
                     <v:stroke on="f"/>
-                    <v:imagedata r:id="rId15" o:title=""/>
+                    <v:imagedata r:id="rId20" o:title=""/>
                     <o:lock v:ext="edit" aspectratio="f"/>
                     <v:shadow on="t" color="#808080" opacity="32768f" offset="6pt,6pt" origin="0f,0f" matrix="65536f,0f,0f,65536f"/>
                   </v:shape>
                   <v:shape id="Picture 75" o:spid="_x0000_s1026" o:spt="75" alt="j0292020" type="#_x0000_t75" style="position:absolute;left:2675;top:8569;height:1234;width:1380;" fillcolor="#FFFF00" filled="t" o:preferrelative="t" stroked="f" coordsize="21600,21600" o:gfxdata="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">
                     <v:fill on="t" focussize="0,0"/>
                     <v:stroke on="f"/>
-                    <v:imagedata r:id="rId16" o:title=""/>
+                    <v:imagedata r:id="rId21" o:title=""/>
                     <o:lock v:ext="edit" aspectratio="f"/>
                     <v:shadow on="t" color="#808080" opacity="32768f" offset="6pt,6pt" origin="0f,0f" matrix="65536f,0f,0f,65536f"/>
                   </v:shape>
                   <v:shape id="Picture 76" o:spid="_x0000_s1026" o:spt="75" alt="j0292020" type="#_x0000_t75" style="position:absolute;left:2675;top:11014;height:1234;width:1380;" fillcolor="#FFFF00" filled="t" o:preferrelative="t" stroked="f" coordsize="21600,21600" o:gfxdata="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">
                     <v:fill on="t" focussize="0,0"/>
                     <v:stroke on="f"/>
-                    <v:imagedata r:id="rId16" o:title=""/>
+                    <v:imagedata r:id="rId21" o:title=""/>
                     <o:lock v:ext="edit" aspectratio="f"/>
                     <v:shadow on="t" color="#808080" opacity="32768f" offset="6pt,6pt" origin="0f,0f" matrix="65536f,0f,0f,65536f"/>
                   </v:shape>
                   <v:shape id="Picture 77" o:spid="_x0000_s1026" o:spt="75" alt="j0195384" type="#_x0000_t75" style="position:absolute;left:7527;top:11014;height:1237;width:1380;" fillcolor="#00FFFF" filled="t" o:preferrelative="t" stroked="f" coordsize="21600,21600" o:gfxdata="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">
                     <v:fill on="t" focussize="0,0"/>
                     <v:stroke on="f"/>
-                    <v:imagedata r:id="rId15" o:title=""/>
+                    <v:imagedata r:id="rId20" o:title=""/>
                     <o:lock v:ext="edit" aspectratio="f"/>
                     <v:shadow on="t" color="#808080" opacity="32768f" offset="6pt,6pt" origin="0f,0f" matrix="65536f,0f,0f,65536f"/>
                   </v:shape>
@@ -9434,7 +8631,7 @@
           <w:sz w:val="24"/>
         </w:rPr>
       </w:pPr>
-      <w:bookmarkStart w:id="29" w:name="_Toc43732271"/>
+      <w:bookmarkStart w:id="25" w:name="_Toc43732271"/>
       <w:r>
         <w:rPr>
           <w:rFonts w:hint="eastAsia"/>
@@ -9460,7 +8657,7 @@
         </w:rPr>
         <w:t>相关工作</w:t>
       </w:r>
-      <w:bookmarkEnd w:id="29"/>
+      <w:bookmarkEnd w:id="25"/>
     </w:p>
     <w:p>
       <w:pPr>
@@ -9481,7 +8678,7 @@
           <w:sz w:val="24"/>
         </w:rPr>
       </w:pPr>
-      <w:bookmarkStart w:id="30" w:name="_Toc43732272"/>
+      <w:bookmarkStart w:id="26" w:name="_Toc43732272"/>
       <w:r>
         <w:rPr>
           <w:rFonts w:hint="eastAsia"/>
@@ -9504,7 +8701,7 @@
         </w:rPr>
         <w:t>论文组织</w:t>
       </w:r>
-      <w:bookmarkEnd w:id="30"/>
+      <w:bookmarkEnd w:id="26"/>
     </w:p>
     <w:p>
       <w:pPr>
@@ -9545,8 +8742,8 @@
           <w:szCs w:val="30"/>
         </w:rPr>
       </w:pPr>
-      <w:bookmarkStart w:id="31" w:name="_Toc43732273"/>
-      <w:bookmarkStart w:id="32" w:name="_Toc135816536"/>
+      <w:bookmarkStart w:id="27" w:name="_Toc43732273"/>
+      <w:bookmarkStart w:id="28" w:name="_Toc135816536"/>
       <w:r>
         <w:rPr>
           <w:rFonts w:eastAsia="黑体" w:hint="eastAsia"/>
@@ -9572,8 +8769,8 @@
         </w:rPr>
         <w:t>系统分析与设计</w:t>
       </w:r>
-      <w:bookmarkEnd w:id="31"/>
-      <w:bookmarkEnd w:id="32"/>
+      <w:bookmarkEnd w:id="27"/>
+      <w:bookmarkEnd w:id="28"/>
     </w:p>
     <w:p>
       <w:pPr>
@@ -9585,8 +8782,8 @@
           <w:sz w:val="24"/>
         </w:rPr>
       </w:pPr>
-      <w:bookmarkStart w:id="33" w:name="_Toc135816537"/>
-      <w:bookmarkStart w:id="34" w:name="_Toc43732274"/>
+      <w:bookmarkStart w:id="29" w:name="_Toc135816537"/>
+      <w:bookmarkStart w:id="30" w:name="_Toc43732274"/>
       <w:r>
         <w:rPr>
           <w:rFonts w:hint="eastAsia"/>
@@ -9612,8 +8809,8 @@
         </w:rPr>
         <w:t>需求分析</w:t>
       </w:r>
-      <w:bookmarkEnd w:id="33"/>
-      <w:bookmarkEnd w:id="34"/>
+      <w:bookmarkEnd w:id="29"/>
+      <w:bookmarkEnd w:id="30"/>
     </w:p>
     <w:p>
       <w:pPr>
@@ -9625,7 +8822,7 @@
           <w:sz w:val="24"/>
         </w:rPr>
       </w:pPr>
-      <w:bookmarkStart w:id="35" w:name="_Toc43732275"/>
+      <w:bookmarkStart w:id="31" w:name="_Toc43732275"/>
       <w:r>
         <w:rPr>
           <w:rFonts w:hint="eastAsia"/>
@@ -9648,7 +8845,7 @@
         </w:rPr>
         <w:t>系统概要</w:t>
       </w:r>
-      <w:bookmarkEnd w:id="35"/>
+      <w:bookmarkEnd w:id="31"/>
     </w:p>
     <w:p>
       <w:pPr>
@@ -9660,7 +8857,7 @@
           <w:sz w:val="24"/>
         </w:rPr>
       </w:pPr>
-      <w:bookmarkStart w:id="36" w:name="_Toc43732276"/>
+      <w:bookmarkStart w:id="32" w:name="_Toc43732276"/>
       <w:r>
         <w:rPr>
           <w:rFonts w:hint="eastAsia"/>
@@ -9683,7 +8880,7 @@
         </w:rPr>
         <w:t>系统流程</w:t>
       </w:r>
-      <w:bookmarkEnd w:id="36"/>
+      <w:bookmarkEnd w:id="32"/>
     </w:p>
     <w:p>
       <w:pPr>
@@ -9741,8 +8938,8 @@
           <w:szCs w:val="30"/>
         </w:rPr>
       </w:pPr>
-      <w:bookmarkStart w:id="37" w:name="_Toc43732277"/>
-      <w:bookmarkStart w:id="38" w:name="_Toc135816538"/>
+      <w:bookmarkStart w:id="33" w:name="_Toc43732277"/>
+      <w:bookmarkStart w:id="34" w:name="_Toc135816538"/>
       <w:r>
         <w:rPr>
           <w:rFonts w:eastAsia="黑体" w:hint="eastAsia"/>
@@ -9768,8 +8965,8 @@
         </w:rPr>
         <w:t>概要设计</w:t>
       </w:r>
-      <w:bookmarkEnd w:id="37"/>
-      <w:bookmarkEnd w:id="38"/>
+      <w:bookmarkEnd w:id="33"/>
+      <w:bookmarkEnd w:id="34"/>
     </w:p>
     <w:p>
       <w:pPr>
@@ -9784,11 +8981,11 @@
           <w:rFonts w:eastAsia="黑体"/>
         </w:rPr>
       </w:pPr>
-      <w:bookmarkStart w:id="39" w:name="_Toc136438658"/>
-      <w:bookmarkStart w:id="40" w:name="_Toc43732278"/>
-      <w:bookmarkStart w:id="41" w:name="_Toc135817012"/>
-      <w:bookmarkStart w:id="42" w:name="_Toc136438761"/>
-      <w:bookmarkStart w:id="43" w:name="_Toc135816539"/>
+      <w:bookmarkStart w:id="35" w:name="_Toc136438658"/>
+      <w:bookmarkStart w:id="36" w:name="_Toc43732278"/>
+      <w:bookmarkStart w:id="37" w:name="_Toc135817012"/>
+      <w:bookmarkStart w:id="38" w:name="_Toc136438761"/>
+      <w:bookmarkStart w:id="39" w:name="_Toc135816539"/>
       <w:r>
         <w:rPr>
           <w:rFonts w:eastAsia="黑体" w:hint="eastAsia"/>
@@ -9807,11 +9004,11 @@
         </w:rPr>
         <w:t>业务流程</w:t>
       </w:r>
+      <w:bookmarkEnd w:id="35"/>
+      <w:bookmarkEnd w:id="36"/>
+      <w:bookmarkEnd w:id="37"/>
+      <w:bookmarkEnd w:id="38"/>
       <w:bookmarkEnd w:id="39"/>
-      <w:bookmarkEnd w:id="40"/>
-      <w:bookmarkEnd w:id="41"/>
-      <w:bookmarkEnd w:id="42"/>
-      <w:bookmarkEnd w:id="43"/>
     </w:p>
     <w:p>
       <w:pPr>
@@ -9826,7 +9023,7 @@
           <w:rFonts w:eastAsia="黑体"/>
         </w:rPr>
       </w:pPr>
-      <w:bookmarkStart w:id="44" w:name="_Toc43732279"/>
+      <w:bookmarkStart w:id="40" w:name="_Toc43732279"/>
       <w:r>
         <w:rPr>
           <w:rFonts w:eastAsia="黑体" w:hint="eastAsia"/>
@@ -9845,7 +9042,7 @@
         </w:rPr>
         <w:t>功能模块介绍</w:t>
       </w:r>
-      <w:bookmarkEnd w:id="44"/>
+      <w:bookmarkEnd w:id="40"/>
     </w:p>
     <w:p>
       <w:pPr>
@@ -13422,8 +12619,8 @@
           <w:szCs w:val="30"/>
         </w:rPr>
       </w:pPr>
-      <w:bookmarkStart w:id="45" w:name="_Toc135816541"/>
-      <w:bookmarkStart w:id="46" w:name="_Toc43732280"/>
+      <w:bookmarkStart w:id="41" w:name="_Toc135816541"/>
+      <w:bookmarkStart w:id="42" w:name="_Toc43732280"/>
       <w:r>
         <w:rPr>
           <w:rFonts w:eastAsia="黑体" w:hint="eastAsia"/>
@@ -13449,8 +12646,53 @@
         </w:rPr>
         <w:t>详细设计</w:t>
       </w:r>
+      <w:bookmarkEnd w:id="41"/>
+      <w:bookmarkEnd w:id="42"/>
+    </w:p>
+    <w:p>
+      <w:pPr>
+        <w:spacing w:line="360" w:lineRule="auto"/>
+        <w:outlineLvl w:val="1"/>
+        <w:rPr>
+          <w:rFonts w:eastAsia="黑体"/>
+          <w:sz w:val="24"/>
+        </w:rPr>
+      </w:pPr>
+      <w:bookmarkStart w:id="43" w:name="_Toc136438661"/>
+      <w:bookmarkStart w:id="44" w:name="_Toc135816542"/>
+      <w:bookmarkStart w:id="45" w:name="_Toc135817015"/>
+      <w:bookmarkStart w:id="46" w:name="_Toc43732281"/>
+      <w:bookmarkStart w:id="47" w:name="_Toc136438764"/>
+      <w:r>
+        <w:rPr>
+          <w:rFonts w:eastAsia="黑体" w:hint="eastAsia"/>
+          <w:sz w:val="24"/>
+        </w:rPr>
+        <w:t>4.1</w:t>
+      </w:r>
+      <w:r>
+        <w:rPr>
+          <w:rFonts w:eastAsia="黑体"/>
+          <w:sz w:val="24"/>
+        </w:rPr>
+        <w:t xml:space="preserve"> </w:t>
+      </w:r>
+      <w:r>
+        <w:rPr>
+          <w:rFonts w:eastAsia="黑体"/>
+          <w:sz w:val="24"/>
+        </w:rPr>
+        <w:t>数据库的设计</w:t>
+      </w:r>
+      <w:bookmarkStart w:id="48" w:name="_Toc136438765"/>
+      <w:bookmarkStart w:id="49" w:name="_Toc135816543"/>
+      <w:bookmarkStart w:id="50" w:name="_Toc135817016"/>
+      <w:bookmarkStart w:id="51" w:name="_Toc136438662"/>
+      <w:bookmarkEnd w:id="43"/>
+      <w:bookmarkEnd w:id="44"/>
       <w:bookmarkEnd w:id="45"/>
       <w:bookmarkEnd w:id="46"/>
+      <w:bookmarkEnd w:id="47"/>
     </w:p>
     <w:p>
       <w:pPr>
@@ -13461,17 +12703,13 @@
           <w:sz w:val="24"/>
         </w:rPr>
       </w:pPr>
-      <w:bookmarkStart w:id="47" w:name="_Toc136438661"/>
-      <w:bookmarkStart w:id="48" w:name="_Toc135816542"/>
-      <w:bookmarkStart w:id="49" w:name="_Toc135817015"/>
-      <w:bookmarkStart w:id="50" w:name="_Toc43732281"/>
-      <w:bookmarkStart w:id="51" w:name="_Toc136438764"/>
+      <w:bookmarkStart w:id="52" w:name="_Toc43732282"/>
       <w:r>
         <w:rPr>
           <w:rFonts w:eastAsia="黑体" w:hint="eastAsia"/>
           <w:sz w:val="24"/>
         </w:rPr>
-        <w:t>4.1</w:t>
+        <w:t>4.2</w:t>
       </w:r>
       <w:r>
         <w:rPr>
@@ -13480,22 +12718,31 @@
         </w:rPr>
         <w:t xml:space="preserve"> </w:t>
       </w:r>
+      <w:proofErr w:type="gramStart"/>
       <w:r>
         <w:rPr>
           <w:rFonts w:eastAsia="黑体"/>
           <w:sz w:val="24"/>
         </w:rPr>
-        <w:t>数据库的设计</w:t>
-      </w:r>
-      <w:bookmarkStart w:id="52" w:name="_Toc136438765"/>
-      <w:bookmarkStart w:id="53" w:name="_Toc135816543"/>
-      <w:bookmarkStart w:id="54" w:name="_Toc135817016"/>
-      <w:bookmarkStart w:id="55" w:name="_Toc136438662"/>
-      <w:bookmarkEnd w:id="47"/>
+        <w:t>细设计</w:t>
+      </w:r>
+      <w:proofErr w:type="gramEnd"/>
+      <w:r>
+        <w:rPr>
+          <w:rFonts w:eastAsia="黑体"/>
+          <w:sz w:val="24"/>
+        </w:rPr>
+        <w:t>书</w:t>
+      </w:r>
+      <w:bookmarkStart w:id="53" w:name="_Toc135816544"/>
+      <w:bookmarkStart w:id="54" w:name="_Toc135817017"/>
+      <w:bookmarkStart w:id="55" w:name="_Toc136438766"/>
+      <w:bookmarkStart w:id="56" w:name="_Toc136438663"/>
       <w:bookmarkEnd w:id="48"/>
       <w:bookmarkEnd w:id="49"/>
       <w:bookmarkEnd w:id="50"/>
       <w:bookmarkEnd w:id="51"/>
+      <w:bookmarkEnd w:id="52"/>
     </w:p>
     <w:p>
       <w:pPr>
@@ -13506,13 +12753,13 @@
           <w:sz w:val="24"/>
         </w:rPr>
       </w:pPr>
-      <w:bookmarkStart w:id="56" w:name="_Toc43732282"/>
+      <w:bookmarkStart w:id="57" w:name="_Toc43732283"/>
       <w:r>
         <w:rPr>
           <w:rFonts w:eastAsia="黑体" w:hint="eastAsia"/>
           <w:sz w:val="24"/>
         </w:rPr>
-        <w:t>4.2</w:t>
+        <w:t>4.3</w:t>
       </w:r>
       <w:r>
         <w:rPr>
@@ -13521,31 +12768,18 @@
         </w:rPr>
         <w:t xml:space="preserve"> </w:t>
       </w:r>
-      <w:proofErr w:type="gramStart"/>
       <w:r>
         <w:rPr>
           <w:rFonts w:eastAsia="黑体"/>
           <w:sz w:val="24"/>
         </w:rPr>
-        <w:t>细设计</w:t>
-      </w:r>
-      <w:proofErr w:type="gramEnd"/>
-      <w:r>
-        <w:rPr>
-          <w:rFonts w:eastAsia="黑体"/>
-          <w:sz w:val="24"/>
-        </w:rPr>
-        <w:t>书</w:t>
-      </w:r>
-      <w:bookmarkStart w:id="57" w:name="_Toc135816544"/>
-      <w:bookmarkStart w:id="58" w:name="_Toc135817017"/>
-      <w:bookmarkStart w:id="59" w:name="_Toc136438766"/>
-      <w:bookmarkStart w:id="60" w:name="_Toc136438663"/>
-      <w:bookmarkEnd w:id="52"/>
+        <w:t>界面设计</w:t>
+      </w:r>
       <w:bookmarkEnd w:id="53"/>
       <w:bookmarkEnd w:id="54"/>
       <w:bookmarkEnd w:id="55"/>
       <w:bookmarkEnd w:id="56"/>
+      <w:bookmarkEnd w:id="57"/>
     </w:p>
     <w:p>
       <w:pPr>
@@ -13556,148 +12790,111 @@
           <w:sz w:val="24"/>
         </w:rPr>
       </w:pPr>
-      <w:bookmarkStart w:id="61" w:name="_Toc43732283"/>
+    </w:p>
+    <w:p>
+      <w:pPr>
+        <w:spacing w:line="360" w:lineRule="auto"/>
+        <w:outlineLvl w:val="1"/>
+        <w:rPr>
+          <w:rFonts w:eastAsia="黑体"/>
+          <w:sz w:val="24"/>
+        </w:rPr>
+      </w:pPr>
+    </w:p>
+    <w:p>
+      <w:pPr>
+        <w:spacing w:line="360" w:lineRule="auto"/>
+        <w:outlineLvl w:val="1"/>
+        <w:rPr>
+          <w:rFonts w:eastAsia="黑体"/>
+          <w:sz w:val="24"/>
+        </w:rPr>
+      </w:pPr>
+    </w:p>
+    <w:p>
+      <w:pPr>
+        <w:spacing w:line="360" w:lineRule="auto"/>
+        <w:outlineLvl w:val="1"/>
+        <w:rPr>
+          <w:rFonts w:eastAsia="黑体"/>
+          <w:sz w:val="24"/>
+        </w:rPr>
+      </w:pPr>
+    </w:p>
+    <w:p>
+      <w:pPr>
+        <w:spacing w:line="360" w:lineRule="auto"/>
+        <w:outlineLvl w:val="1"/>
+        <w:rPr>
+          <w:rFonts w:eastAsia="黑体"/>
+          <w:sz w:val="24"/>
+        </w:rPr>
+      </w:pPr>
+    </w:p>
+    <w:p>
+      <w:pPr>
+        <w:spacing w:line="360" w:lineRule="auto"/>
+        <w:outlineLvl w:val="1"/>
+        <w:rPr>
+          <w:rFonts w:eastAsia="黑体"/>
+          <w:sz w:val="24"/>
+        </w:rPr>
+      </w:pPr>
+    </w:p>
+    <w:p>
+      <w:pPr>
+        <w:widowControl/>
+        <w:jc w:val="left"/>
+        <w:rPr>
+          <w:sz w:val="24"/>
+        </w:rPr>
+      </w:pPr>
+      <w:r>
+        <w:rPr>
+          <w:sz w:val="24"/>
+        </w:rPr>
+        <w:br w:type="page"/>
+      </w:r>
+    </w:p>
+    <w:p>
+      <w:pPr>
+        <w:spacing w:line="360" w:lineRule="auto"/>
+        <w:outlineLvl w:val="0"/>
+        <w:rPr>
+          <w:rFonts w:eastAsia="黑体"/>
+          <w:sz w:val="24"/>
+          <w:szCs w:val="30"/>
+        </w:rPr>
+      </w:pPr>
+      <w:bookmarkStart w:id="58" w:name="_Toc135816545"/>
+      <w:bookmarkStart w:id="59" w:name="_Toc43732284"/>
       <w:r>
         <w:rPr>
           <w:rFonts w:eastAsia="黑体" w:hint="eastAsia"/>
           <w:sz w:val="24"/>
-        </w:rPr>
-        <w:t>4.3</w:t>
+          <w:szCs w:val="30"/>
+        </w:rPr>
+        <w:lastRenderedPageBreak/>
+        <w:t>5</w:t>
+      </w:r>
+      <w:r>
+        <w:rPr>
+          <w:rFonts w:eastAsia="黑体" w:hint="eastAsia"/>
+          <w:sz w:val="24"/>
+          <w:szCs w:val="30"/>
+        </w:rPr>
+        <w:t>、</w:t>
       </w:r>
       <w:r>
         <w:rPr>
           <w:rFonts w:eastAsia="黑体"/>
           <w:sz w:val="24"/>
-        </w:rPr>
-        <w:t xml:space="preserve"> </w:t>
-      </w:r>
-      <w:r>
-        <w:rPr>
-          <w:rFonts w:eastAsia="黑体"/>
-          <w:sz w:val="24"/>
-        </w:rPr>
-        <w:t>界面设计</w:t>
-      </w:r>
-      <w:bookmarkEnd w:id="57"/>
+          <w:szCs w:val="30"/>
+        </w:rPr>
+        <w:t>系统实现</w:t>
+      </w:r>
       <w:bookmarkEnd w:id="58"/>
       <w:bookmarkEnd w:id="59"/>
-      <w:bookmarkEnd w:id="60"/>
-      <w:bookmarkEnd w:id="61"/>
-    </w:p>
-    <w:p>
-      <w:pPr>
-        <w:spacing w:line="360" w:lineRule="auto"/>
-        <w:outlineLvl w:val="1"/>
-        <w:rPr>
-          <w:rFonts w:eastAsia="黑体"/>
-          <w:sz w:val="24"/>
-        </w:rPr>
-      </w:pPr>
-    </w:p>
-    <w:p>
-      <w:pPr>
-        <w:spacing w:line="360" w:lineRule="auto"/>
-        <w:outlineLvl w:val="1"/>
-        <w:rPr>
-          <w:rFonts w:eastAsia="黑体"/>
-          <w:sz w:val="24"/>
-        </w:rPr>
-      </w:pPr>
-    </w:p>
-    <w:p>
-      <w:pPr>
-        <w:spacing w:line="360" w:lineRule="auto"/>
-        <w:outlineLvl w:val="1"/>
-        <w:rPr>
-          <w:rFonts w:eastAsia="黑体"/>
-          <w:sz w:val="24"/>
-        </w:rPr>
-      </w:pPr>
-    </w:p>
-    <w:p>
-      <w:pPr>
-        <w:spacing w:line="360" w:lineRule="auto"/>
-        <w:outlineLvl w:val="1"/>
-        <w:rPr>
-          <w:rFonts w:eastAsia="黑体"/>
-          <w:sz w:val="24"/>
-        </w:rPr>
-      </w:pPr>
-    </w:p>
-    <w:p>
-      <w:pPr>
-        <w:spacing w:line="360" w:lineRule="auto"/>
-        <w:outlineLvl w:val="1"/>
-        <w:rPr>
-          <w:rFonts w:eastAsia="黑体"/>
-          <w:sz w:val="24"/>
-        </w:rPr>
-      </w:pPr>
-    </w:p>
-    <w:p>
-      <w:pPr>
-        <w:spacing w:line="360" w:lineRule="auto"/>
-        <w:outlineLvl w:val="1"/>
-        <w:rPr>
-          <w:rFonts w:eastAsia="黑体"/>
-          <w:sz w:val="24"/>
-        </w:rPr>
-      </w:pPr>
-    </w:p>
-    <w:p>
-      <w:pPr>
-        <w:widowControl/>
-        <w:jc w:val="left"/>
-        <w:rPr>
-          <w:sz w:val="24"/>
-        </w:rPr>
-      </w:pPr>
-      <w:r>
-        <w:rPr>
-          <w:sz w:val="24"/>
-        </w:rPr>
-        <w:br w:type="page"/>
-      </w:r>
-    </w:p>
-    <w:p>
-      <w:pPr>
-        <w:spacing w:line="360" w:lineRule="auto"/>
-        <w:outlineLvl w:val="0"/>
-        <w:rPr>
-          <w:rFonts w:eastAsia="黑体"/>
-          <w:sz w:val="24"/>
-          <w:szCs w:val="30"/>
-        </w:rPr>
-      </w:pPr>
-      <w:bookmarkStart w:id="62" w:name="_Toc135816545"/>
-      <w:bookmarkStart w:id="63" w:name="_Toc43732284"/>
-      <w:r>
-        <w:rPr>
-          <w:rFonts w:eastAsia="黑体" w:hint="eastAsia"/>
-          <w:sz w:val="24"/>
-          <w:szCs w:val="30"/>
-        </w:rPr>
-        <w:lastRenderedPageBreak/>
-        <w:t>5</w:t>
-      </w:r>
-      <w:r>
-        <w:rPr>
-          <w:rFonts w:eastAsia="黑体" w:hint="eastAsia"/>
-          <w:sz w:val="24"/>
-          <w:szCs w:val="30"/>
-        </w:rPr>
-        <w:t>、</w:t>
-      </w:r>
-      <w:r>
-        <w:rPr>
-          <w:rFonts w:eastAsia="黑体"/>
-          <w:sz w:val="24"/>
-          <w:szCs w:val="30"/>
-        </w:rPr>
-        <w:t>系统实现</w:t>
-      </w:r>
-      <w:bookmarkEnd w:id="62"/>
-      <w:bookmarkEnd w:id="63"/>
     </w:p>
     <w:p>
       <w:pPr>
@@ -13709,7 +12906,7 @@
           <w:sz w:val="24"/>
         </w:rPr>
       </w:pPr>
-      <w:bookmarkStart w:id="64" w:name="_Toc43732285"/>
+      <w:bookmarkStart w:id="60" w:name="_Toc43732285"/>
       <w:r>
         <w:rPr>
           <w:rFonts w:hint="eastAsia"/>
@@ -13735,7 +12932,7 @@
         </w:rPr>
         <w:t>界面</w:t>
       </w:r>
-      <w:bookmarkEnd w:id="64"/>
+      <w:bookmarkEnd w:id="60"/>
     </w:p>
     <w:p>
       <w:pPr>
@@ -13805,7 +13002,7 @@
           <w:szCs w:val="30"/>
         </w:rPr>
       </w:pPr>
-      <w:bookmarkStart w:id="65" w:name="_Toc43732286"/>
+      <w:bookmarkStart w:id="61" w:name="_Toc43732286"/>
       <w:r>
         <w:rPr>
           <w:rFonts w:eastAsia="黑体" w:hint="eastAsia"/>
@@ -13831,7 +13028,7 @@
         </w:rPr>
         <w:t>关键算法与数据结构</w:t>
       </w:r>
-      <w:bookmarkEnd w:id="65"/>
+      <w:bookmarkEnd w:id="61"/>
     </w:p>
     <w:p>
       <w:pPr>
@@ -13970,8 +13167,8 @@
           <w:szCs w:val="30"/>
         </w:rPr>
       </w:pPr>
-      <w:bookmarkStart w:id="66" w:name="_Toc43732287"/>
-      <w:bookmarkStart w:id="67" w:name="_Toc135816550"/>
+      <w:bookmarkStart w:id="62" w:name="_Toc43732287"/>
+      <w:bookmarkStart w:id="63" w:name="_Toc135816550"/>
       <w:r>
         <w:rPr>
           <w:rFonts w:eastAsia="黑体" w:hint="eastAsia"/>
@@ -13997,11 +13194,11 @@
         </w:rPr>
         <w:t>系统测试</w:t>
       </w:r>
-      <w:bookmarkEnd w:id="66"/>
-      <w:bookmarkEnd w:id="67"/>
-    </w:p>
-    <w:bookmarkStart w:id="68" w:name="_Toc135816551"/>
-    <w:bookmarkStart w:id="69" w:name="_Toc43732288"/>
+      <w:bookmarkEnd w:id="62"/>
+      <w:bookmarkEnd w:id="63"/>
+    </w:p>
+    <w:bookmarkStart w:id="64" w:name="_Toc135816551"/>
+    <w:bookmarkStart w:id="65" w:name="_Toc43732288"/>
     <w:p>
       <w:pPr>
         <w:pStyle w:val="21"/>
@@ -14144,7 +13341,7 @@
         </w:rPr>
         <w:t>测试</w:t>
       </w:r>
-      <w:bookmarkEnd w:id="68"/>
+      <w:bookmarkEnd w:id="64"/>
       <w:r>
         <w:rPr>
           <w:b w:val="0"/>
@@ -14153,7 +13350,7 @@
         </w:rPr>
         <w:t>计划</w:t>
       </w:r>
-      <w:bookmarkEnd w:id="69"/>
+      <w:bookmarkEnd w:id="65"/>
     </w:p>
     <w:p>
       <w:pPr>
@@ -14164,10 +13361,10 @@
           <w:sz w:val="24"/>
         </w:rPr>
       </w:pPr>
-      <w:bookmarkStart w:id="70" w:name="_Toc135817025"/>
-      <w:bookmarkStart w:id="71" w:name="_Toc136438671"/>
-      <w:bookmarkStart w:id="72" w:name="_Toc135816552"/>
-      <w:bookmarkStart w:id="73" w:name="_Toc136438774"/>
+      <w:bookmarkStart w:id="66" w:name="_Toc135817025"/>
+      <w:bookmarkStart w:id="67" w:name="_Toc136438671"/>
+      <w:bookmarkStart w:id="68" w:name="_Toc135816552"/>
+      <w:bookmarkStart w:id="69" w:name="_Toc136438774"/>
       <w:r>
         <w:rPr>
           <w:rFonts w:eastAsia="黑体" w:hint="eastAsia"/>
@@ -14189,10 +13386,10 @@
         </w:rPr>
         <w:t>单元测试</w:t>
       </w:r>
-      <w:bookmarkEnd w:id="70"/>
-      <w:bookmarkEnd w:id="71"/>
-      <w:bookmarkEnd w:id="72"/>
-      <w:bookmarkEnd w:id="73"/>
+      <w:bookmarkEnd w:id="66"/>
+      <w:bookmarkEnd w:id="67"/>
+      <w:bookmarkEnd w:id="68"/>
+      <w:bookmarkEnd w:id="69"/>
     </w:p>
     <w:p>
       <w:pPr>
@@ -15440,10 +14637,10 @@
           <w:sz w:val="24"/>
         </w:rPr>
       </w:pPr>
-      <w:bookmarkStart w:id="74" w:name="_Toc135816553"/>
-      <w:bookmarkStart w:id="75" w:name="_Toc135817026"/>
-      <w:bookmarkStart w:id="76" w:name="_Toc136438672"/>
-      <w:bookmarkStart w:id="77" w:name="_Toc136438775"/>
+      <w:bookmarkStart w:id="70" w:name="_Toc135816553"/>
+      <w:bookmarkStart w:id="71" w:name="_Toc135817026"/>
+      <w:bookmarkStart w:id="72" w:name="_Toc136438672"/>
+      <w:bookmarkStart w:id="73" w:name="_Toc136438775"/>
     </w:p>
     <w:p>
       <w:pPr>
@@ -15468,10 +14665,49 @@
         </w:rPr>
         <w:t>结合测试</w:t>
       </w:r>
-      <w:bookmarkStart w:id="78" w:name="_Toc135816554"/>
-      <w:bookmarkStart w:id="79" w:name="_Toc135817027"/>
-      <w:bookmarkStart w:id="80" w:name="_Toc136438673"/>
-      <w:bookmarkStart w:id="81" w:name="_Toc136438776"/>
+      <w:bookmarkStart w:id="74" w:name="_Toc135816554"/>
+      <w:bookmarkStart w:id="75" w:name="_Toc135817027"/>
+      <w:bookmarkStart w:id="76" w:name="_Toc136438673"/>
+      <w:bookmarkStart w:id="77" w:name="_Toc136438776"/>
+      <w:bookmarkEnd w:id="70"/>
+      <w:bookmarkEnd w:id="71"/>
+      <w:bookmarkEnd w:id="72"/>
+      <w:bookmarkEnd w:id="73"/>
+    </w:p>
+    <w:p>
+      <w:pPr>
+        <w:spacing w:line="360" w:lineRule="auto"/>
+        <w:outlineLvl w:val="2"/>
+        <w:rPr>
+          <w:rFonts w:eastAsia="黑体"/>
+          <w:sz w:val="24"/>
+        </w:rPr>
+      </w:pPr>
+      <w:r>
+        <w:rPr>
+          <w:rFonts w:eastAsia="黑体" w:hint="eastAsia"/>
+          <w:sz w:val="24"/>
+        </w:rPr>
+        <w:t>7</w:t>
+      </w:r>
+      <w:r>
+        <w:rPr>
+          <w:rFonts w:eastAsia="黑体"/>
+          <w:sz w:val="24"/>
+        </w:rPr>
+        <w:t xml:space="preserve">.1.3 </w:t>
+      </w:r>
+      <w:r>
+        <w:rPr>
+          <w:rFonts w:eastAsia="黑体"/>
+          <w:sz w:val="24"/>
+        </w:rPr>
+        <w:t>模拟测试</w:t>
+      </w:r>
+      <w:bookmarkStart w:id="78" w:name="_Toc135816555"/>
+      <w:bookmarkStart w:id="79" w:name="_Toc136438777"/>
+      <w:bookmarkStart w:id="80" w:name="_Toc135817028"/>
+      <w:bookmarkStart w:id="81" w:name="_Toc136438674"/>
       <w:bookmarkEnd w:id="74"/>
       <w:bookmarkEnd w:id="75"/>
       <w:bookmarkEnd w:id="76"/>
@@ -15498,58 +14734,19 @@
           <w:rFonts w:eastAsia="黑体"/>
           <w:sz w:val="24"/>
         </w:rPr>
-        <w:t xml:space="preserve">.1.3 </w:t>
+        <w:t xml:space="preserve">.1.4 </w:t>
       </w:r>
       <w:r>
         <w:rPr>
           <w:rFonts w:eastAsia="黑体"/>
           <w:sz w:val="24"/>
         </w:rPr>
-        <w:t>模拟测试</w:t>
-      </w:r>
-      <w:bookmarkStart w:id="82" w:name="_Toc135816555"/>
-      <w:bookmarkStart w:id="83" w:name="_Toc136438777"/>
-      <w:bookmarkStart w:id="84" w:name="_Toc135817028"/>
-      <w:bookmarkStart w:id="85" w:name="_Toc136438674"/>
+        <w:t>随机测试</w:t>
+      </w:r>
       <w:bookmarkEnd w:id="78"/>
       <w:bookmarkEnd w:id="79"/>
       <w:bookmarkEnd w:id="80"/>
       <w:bookmarkEnd w:id="81"/>
-    </w:p>
-    <w:p>
-      <w:pPr>
-        <w:spacing w:line="360" w:lineRule="auto"/>
-        <w:outlineLvl w:val="2"/>
-        <w:rPr>
-          <w:rFonts w:eastAsia="黑体"/>
-          <w:sz w:val="24"/>
-        </w:rPr>
-      </w:pPr>
-      <w:r>
-        <w:rPr>
-          <w:rFonts w:eastAsia="黑体" w:hint="eastAsia"/>
-          <w:sz w:val="24"/>
-        </w:rPr>
-        <w:t>7</w:t>
-      </w:r>
-      <w:r>
-        <w:rPr>
-          <w:rFonts w:eastAsia="黑体"/>
-          <w:sz w:val="24"/>
-        </w:rPr>
-        <w:t xml:space="preserve">.1.4 </w:t>
-      </w:r>
-      <w:r>
-        <w:rPr>
-          <w:rFonts w:eastAsia="黑体"/>
-          <w:sz w:val="24"/>
-        </w:rPr>
-        <w:t>随机测试</w:t>
-      </w:r>
-      <w:bookmarkEnd w:id="82"/>
-      <w:bookmarkEnd w:id="83"/>
-      <w:bookmarkEnd w:id="84"/>
-      <w:bookmarkEnd w:id="85"/>
     </w:p>
     <w:p>
       <w:pPr>
@@ -15597,7 +14794,7 @@
           <w:szCs w:val="30"/>
         </w:rPr>
       </w:pPr>
-      <w:bookmarkStart w:id="86" w:name="_Toc43732289"/>
+      <w:bookmarkStart w:id="82" w:name="_Toc43732289"/>
       <w:r>
         <w:rPr>
           <w:rFonts w:eastAsia="黑体" w:hint="eastAsia"/>
@@ -15623,7 +14820,7 @@
         </w:rPr>
         <w:t>测试用例与测试报告</w:t>
       </w:r>
-      <w:bookmarkEnd w:id="86"/>
+      <w:bookmarkEnd w:id="82"/>
     </w:p>
     <w:p>
       <w:pPr>
@@ -15682,8 +14879,8 @@
           <w:szCs w:val="30"/>
         </w:rPr>
       </w:pPr>
-      <w:bookmarkStart w:id="87" w:name="_Toc135816559"/>
-      <w:bookmarkStart w:id="88" w:name="_Toc43732290"/>
+      <w:bookmarkStart w:id="83" w:name="_Toc135816559"/>
+      <w:bookmarkStart w:id="84" w:name="_Toc43732290"/>
       <w:r>
         <w:rPr>
           <w:rFonts w:eastAsia="黑体" w:hint="eastAsia"/>
@@ -15709,8 +14906,8 @@
         </w:rPr>
         <w:t>总结和展望</w:t>
       </w:r>
-      <w:bookmarkEnd w:id="87"/>
-      <w:bookmarkEnd w:id="88"/>
+      <w:bookmarkEnd w:id="83"/>
+      <w:bookmarkEnd w:id="84"/>
     </w:p>
     <w:p>
       <w:pPr>
@@ -15890,8 +15087,8 @@
         <w:br w:type="page"/>
       </w:r>
     </w:p>
-    <w:bookmarkStart w:id="89" w:name="_Toc43732291"/>
-    <w:bookmarkStart w:id="90" w:name="_Toc135816562"/>
+    <w:bookmarkStart w:id="85" w:name="_Toc43732291"/>
+    <w:bookmarkStart w:id="86" w:name="_Toc135816562"/>
     <w:p>
       <w:pPr>
         <w:pStyle w:val="ac"/>
@@ -16029,8 +15226,8 @@
         </w:rPr>
         <w:t>参考文献</w:t>
       </w:r>
-      <w:bookmarkEnd w:id="89"/>
-      <w:bookmarkEnd w:id="90"/>
+      <w:bookmarkEnd w:id="85"/>
+      <w:bookmarkEnd w:id="86"/>
     </w:p>
     <w:p>
       <w:pPr>
@@ -16428,7 +15625,7 @@
         </w:rPr>
         <w:t xml:space="preserve">[E]. </w:t>
       </w:r>
-      <w:hyperlink r:id="rId17" w:history="1">
+      <w:hyperlink r:id="rId22" w:history="1">
         <w:r>
           <w:rPr>
             <w:rStyle w:val="af5"/>
@@ -16461,7 +15658,7 @@
         </w:rPr>
         <w:t xml:space="preserve">[5] </w:t>
       </w:r>
-      <w:hyperlink r:id="rId18" w:history="1">
+      <w:hyperlink r:id="rId23" w:history="1">
         <w:r>
           <w:rPr>
             <w:sz w:val="21"/>
@@ -16487,7 +15684,7 @@
         </w:rPr>
         <w:t xml:space="preserve">[E]. </w:t>
       </w:r>
-      <w:hyperlink r:id="rId19" w:history="1">
+      <w:hyperlink r:id="rId24" w:history="1">
         <w:r>
           <w:rPr>
             <w:rStyle w:val="af5"/>
@@ -16751,7 +15948,7 @@
         </mc:AlternateContent>
       </w:r>
     </w:p>
-    <w:bookmarkStart w:id="91" w:name="_Toc135816564"/>
+    <w:bookmarkStart w:id="87" w:name="_Toc135816564"/>
     <w:p>
       <w:pPr>
         <w:widowControl/>
@@ -18140,7 +17337,7 @@
         <w:br w:type="page"/>
       </w:r>
     </w:p>
-    <w:bookmarkStart w:id="92" w:name="_Toc43732292"/>
+    <w:bookmarkStart w:id="88" w:name="_Toc43732292"/>
     <w:p>
       <w:pPr>
         <w:pStyle w:val="ac"/>
@@ -18278,8 +17475,8 @@
         </w:rPr>
         <w:t>附录</w:t>
       </w:r>
-      <w:bookmarkEnd w:id="91"/>
-      <w:bookmarkEnd w:id="92"/>
+      <w:bookmarkEnd w:id="87"/>
+      <w:bookmarkEnd w:id="88"/>
     </w:p>
     <w:p>
       <w:pPr>
@@ -18490,7 +17687,7 @@
           <w:szCs w:val="30"/>
         </w:rPr>
       </w:pPr>
-      <w:bookmarkStart w:id="93" w:name="_Toc135816563"/>
+      <w:bookmarkStart w:id="89" w:name="_Toc135816563"/>
       <w:r>
         <w:rPr>
           <w:rFonts w:eastAsia="黑体"/>
@@ -18501,7 +17698,7 @@
         <w:br w:type="page"/>
       </w:r>
     </w:p>
-    <w:bookmarkStart w:id="94" w:name="_Toc43732293"/>
+    <w:bookmarkStart w:id="90" w:name="_Toc43732293"/>
     <w:p>
       <w:pPr>
         <w:pStyle w:val="ac"/>
@@ -18639,8 +17836,8 @@
         </w:rPr>
         <w:t>致谢</w:t>
       </w:r>
-      <w:bookmarkEnd w:id="93"/>
-      <w:bookmarkEnd w:id="94"/>
+      <w:bookmarkEnd w:id="89"/>
+      <w:bookmarkEnd w:id="90"/>
     </w:p>
     <w:p>
       <w:pPr>
@@ -18719,7 +17916,7 @@
       </w:r>
     </w:p>
     <w:sectPr>
-      <w:footerReference w:type="default" r:id="rId20"/>
+      <w:footerReference w:type="default" r:id="rId25"/>
       <w:pgSz w:w="11906" w:h="16838"/>
       <w:pgMar w:top="1418" w:right="1418" w:bottom="1134" w:left="1701" w:header="851" w:footer="992" w:gutter="0"/>
       <w:pgNumType w:start="1"/>
@@ -18754,13 +17951,33 @@
   <w:p>
     <w:pPr>
       <w:pStyle w:val="ab"/>
+    </w:pPr>
+  </w:p>
+</w:ftr>
+</file>
+
+<file path=word/footer2.xml><?xml version="1.0" encoding="utf-8"?>
+<w:ftr xmlns:wpc="http://schemas.microsoft.com/office/word/2010/wordprocessingCanvas" xmlns:cx="http://schemas.microsoft.com/office/drawing/2014/chartex" xmlns:cx1="http://schemas.microsoft.com/office/drawing/2015/9/8/chartex" xmlns:cx2="http://schemas.microsoft.com/office/drawing/2015/10/21/chartex" xmlns:cx3="http://schemas.microsoft.com/office/drawing/2016/5/9/chartex" xmlns:cx4="http://schemas.microsoft.com/office/drawing/2016/5/10/chartex" xmlns:cx5="http://schemas.microsoft.com/office/drawing/2016/5/11/chartex" xmlns:cx6="http://schemas.microsoft.com/office/drawing/2016/5/12/chartex" xmlns:cx7="http://schemas.microsoft.com/office/drawing/2016/5/13/chartex" xmlns:cx8="http://schemas.microsoft.com/office/drawing/2016/5/14/chartex" xmlns:mc="http://schemas.openxmlformats.org/markup-compatibility/2006" xmlns:aink="http://schemas.microsoft.com/office/drawing/2016/ink" xmlns:am3d="http://schemas.microsoft.com/office/drawing/2017/model3d" xmlns:o="urn:schemas-microsoft-com:office:office" xmlns:oel="http://schemas.microsoft.com/office/2019/extlst" xmlns:r="http://schemas.openxmlformats.org/officeDocument/2006/relationships" xmlns:m="http://schemas.openxmlformats.org/officeDocument/2006/math" xmlns:v="urn:schemas-microsoft-com:vml" xmlns:wp14="http://schemas.microsoft.com/office/word/2010/wordprocessingDrawing" xmlns:wp="http://schemas.openxmlformats.org/drawingml/2006/wordprocessingDrawing" xmlns:w10="urn:schemas-microsoft-com:office:word" xmlns:w="http://schemas.openxmlformats.org/wordprocessingml/2006/main" xmlns:w14="http://schemas.microsoft.com/office/word/2010/wordml" xmlns:w15="http://schemas.microsoft.com/office/word/2012/wordml" xmlns:w16cex="http://schemas.microsoft.com/office/word/2018/wordml/cex" xmlns:w16cid="http://schemas.microsoft.com/office/word/2016/wordml/cid" xmlns:w16="http://schemas.microsoft.com/office/word/2018/wordml" xmlns:w16du="http://schemas.microsoft.com/office/word/2023/wordml/word16du" xmlns:w16sdtdh="http://schemas.microsoft.com/office/word/2020/wordml/sdtdatahash" xmlns:w16sdtfl="http://schemas.microsoft.com/office/word/2024/wordml/sdtformatlock" xmlns:w16se="http://schemas.microsoft.com/office/word/2015/wordml/symex" xmlns:wpg="http://schemas.microsoft.com/office/word/2010/wordprocessingGroup" xmlns:wpi="http://schemas.microsoft.com/office/word/2010/wordprocessingInk" xmlns:wne="http://schemas.microsoft.com/office/word/2006/wordml" xmlns:wps="http://schemas.microsoft.com/office/word/2010/wordprocessingShape" mc:Ignorable="w14 w15 w16se w16cid w16 w16cex w16sdtdh w16sdtfl w16du wp14">
+  <w:p>
+    <w:pPr>
+      <w:pStyle w:val="ab"/>
       <w:ind w:right="1260"/>
     </w:pPr>
   </w:p>
 </w:ftr>
 </file>
 
-<file path=word/footer2.xml><?xml version="1.0" encoding="utf-8"?>
+<file path=word/footer3.xml><?xml version="1.0" encoding="utf-8"?>
+<w:ftr xmlns:wpc="http://schemas.microsoft.com/office/word/2010/wordprocessingCanvas" xmlns:cx="http://schemas.microsoft.com/office/drawing/2014/chartex" xmlns:cx1="http://schemas.microsoft.com/office/drawing/2015/9/8/chartex" xmlns:cx2="http://schemas.microsoft.com/office/drawing/2015/10/21/chartex" xmlns:cx3="http://schemas.microsoft.com/office/drawing/2016/5/9/chartex" xmlns:cx4="http://schemas.microsoft.com/office/drawing/2016/5/10/chartex" xmlns:cx5="http://schemas.microsoft.com/office/drawing/2016/5/11/chartex" xmlns:cx6="http://schemas.microsoft.com/office/drawing/2016/5/12/chartex" xmlns:cx7="http://schemas.microsoft.com/office/drawing/2016/5/13/chartex" xmlns:cx8="http://schemas.microsoft.com/office/drawing/2016/5/14/chartex" xmlns:mc="http://schemas.openxmlformats.org/markup-compatibility/2006" xmlns:aink="http://schemas.microsoft.com/office/drawing/2016/ink" xmlns:am3d="http://schemas.microsoft.com/office/drawing/2017/model3d" xmlns:o="urn:schemas-microsoft-com:office:office" xmlns:oel="http://schemas.microsoft.com/office/2019/extlst" xmlns:r="http://schemas.openxmlformats.org/officeDocument/2006/relationships" xmlns:m="http://schemas.openxmlformats.org/officeDocument/2006/math" xmlns:v="urn:schemas-microsoft-com:vml" xmlns:wp14="http://schemas.microsoft.com/office/word/2010/wordprocessingDrawing" xmlns:wp="http://schemas.openxmlformats.org/drawingml/2006/wordprocessingDrawing" xmlns:w10="urn:schemas-microsoft-com:office:word" xmlns:w="http://schemas.openxmlformats.org/wordprocessingml/2006/main" xmlns:w14="http://schemas.microsoft.com/office/word/2010/wordml" xmlns:w15="http://schemas.microsoft.com/office/word/2012/wordml" xmlns:w16cex="http://schemas.microsoft.com/office/word/2018/wordml/cex" xmlns:w16cid="http://schemas.microsoft.com/office/word/2016/wordml/cid" xmlns:w16="http://schemas.microsoft.com/office/word/2018/wordml" xmlns:w16du="http://schemas.microsoft.com/office/word/2023/wordml/word16du" xmlns:w16sdtdh="http://schemas.microsoft.com/office/word/2020/wordml/sdtdatahash" xmlns:w16sdtfl="http://schemas.microsoft.com/office/word/2024/wordml/sdtformatlock" xmlns:w16se="http://schemas.microsoft.com/office/word/2015/wordml/symex" xmlns:wpg="http://schemas.microsoft.com/office/word/2010/wordprocessingGroup" xmlns:wpi="http://schemas.microsoft.com/office/word/2010/wordprocessingInk" xmlns:wne="http://schemas.microsoft.com/office/word/2006/wordml" xmlns:wps="http://schemas.microsoft.com/office/word/2010/wordprocessingShape" mc:Ignorable="w14 w15 w16se w16cid w16 w16cex w16sdtdh w16sdtfl w16du wp14">
+  <w:p>
+    <w:pPr>
+      <w:pStyle w:val="ab"/>
+    </w:pPr>
+  </w:p>
+</w:ftr>
+</file>
+
+<file path=word/footer4.xml><?xml version="1.0" encoding="utf-8"?>
 <w:ftr xmlns:wpc="http://schemas.microsoft.com/office/word/2010/wordprocessingCanvas" xmlns:cx="http://schemas.microsoft.com/office/drawing/2014/chartex" xmlns:cx1="http://schemas.microsoft.com/office/drawing/2015/9/8/chartex" xmlns:cx2="http://schemas.microsoft.com/office/drawing/2015/10/21/chartex" xmlns:cx3="http://schemas.microsoft.com/office/drawing/2016/5/9/chartex" xmlns:cx4="http://schemas.microsoft.com/office/drawing/2016/5/10/chartex" xmlns:cx5="http://schemas.microsoft.com/office/drawing/2016/5/11/chartex" xmlns:cx6="http://schemas.microsoft.com/office/drawing/2016/5/12/chartex" xmlns:cx7="http://schemas.microsoft.com/office/drawing/2016/5/13/chartex" xmlns:cx8="http://schemas.microsoft.com/office/drawing/2016/5/14/chartex" xmlns:mc="http://schemas.openxmlformats.org/markup-compatibility/2006" xmlns:aink="http://schemas.microsoft.com/office/drawing/2016/ink" xmlns:am3d="http://schemas.microsoft.com/office/drawing/2017/model3d" xmlns:o="urn:schemas-microsoft-com:office:office" xmlns:oel="http://schemas.microsoft.com/office/2019/extlst" xmlns:r="http://schemas.openxmlformats.org/officeDocument/2006/relationships" xmlns:m="http://schemas.openxmlformats.org/officeDocument/2006/math" xmlns:v="urn:schemas-microsoft-com:vml" xmlns:wp14="http://schemas.microsoft.com/office/word/2010/wordprocessingDrawing" xmlns:wp="http://schemas.openxmlformats.org/drawingml/2006/wordprocessingDrawing" xmlns:w10="urn:schemas-microsoft-com:office:word" xmlns:w="http://schemas.openxmlformats.org/wordprocessingml/2006/main" xmlns:w14="http://schemas.microsoft.com/office/word/2010/wordml" xmlns:w15="http://schemas.microsoft.com/office/word/2012/wordml" xmlns:w16cex="http://schemas.microsoft.com/office/word/2018/wordml/cex" xmlns:w16cid="http://schemas.microsoft.com/office/word/2016/wordml/cid" xmlns:w16="http://schemas.microsoft.com/office/word/2018/wordml" xmlns:w16du="http://schemas.microsoft.com/office/word/2023/wordml/word16du" xmlns:w16sdtdh="http://schemas.microsoft.com/office/word/2020/wordml/sdtdatahash" xmlns:w16sdtfl="http://schemas.microsoft.com/office/word/2024/wordml/sdtformatlock" xmlns:w16se="http://schemas.microsoft.com/office/word/2015/wordml/symex" xmlns:wpg="http://schemas.microsoft.com/office/word/2010/wordprocessingGroup" xmlns:wpi="http://schemas.microsoft.com/office/word/2010/wordprocessingInk" xmlns:wne="http://schemas.microsoft.com/office/word/2006/wordml" xmlns:wps="http://schemas.microsoft.com/office/word/2010/wordprocessingShape" mc:Ignorable="w14 w15 w16se w16cid w16 w16cex w16sdtdh w16sdtfl w16du wp14">
   <w:p>
     <w:pPr>
@@ -18801,7 +18018,7 @@
 </w:ftr>
 </file>
 
-<file path=word/footer3.xml><?xml version="1.0" encoding="utf-8"?>
+<file path=word/footer5.xml><?xml version="1.0" encoding="utf-8"?>
 <w:ftr xmlns:wpc="http://schemas.microsoft.com/office/word/2010/wordprocessingCanvas" xmlns:cx="http://schemas.microsoft.com/office/drawing/2014/chartex" xmlns:cx1="http://schemas.microsoft.com/office/drawing/2015/9/8/chartex" xmlns:cx2="http://schemas.microsoft.com/office/drawing/2015/10/21/chartex" xmlns:cx3="http://schemas.microsoft.com/office/drawing/2016/5/9/chartex" xmlns:cx4="http://schemas.microsoft.com/office/drawing/2016/5/10/chartex" xmlns:cx5="http://schemas.microsoft.com/office/drawing/2016/5/11/chartex" xmlns:cx6="http://schemas.microsoft.com/office/drawing/2016/5/12/chartex" xmlns:cx7="http://schemas.microsoft.com/office/drawing/2016/5/13/chartex" xmlns:cx8="http://schemas.microsoft.com/office/drawing/2016/5/14/chartex" xmlns:mc="http://schemas.openxmlformats.org/markup-compatibility/2006" xmlns:aink="http://schemas.microsoft.com/office/drawing/2016/ink" xmlns:am3d="http://schemas.microsoft.com/office/drawing/2017/model3d" xmlns:o="urn:schemas-microsoft-com:office:office" xmlns:oel="http://schemas.microsoft.com/office/2019/extlst" xmlns:r="http://schemas.openxmlformats.org/officeDocument/2006/relationships" xmlns:m="http://schemas.openxmlformats.org/officeDocument/2006/math" xmlns:v="urn:schemas-microsoft-com:vml" xmlns:wp14="http://schemas.microsoft.com/office/word/2010/wordprocessingDrawing" xmlns:wp="http://schemas.openxmlformats.org/drawingml/2006/wordprocessingDrawing" xmlns:w10="urn:schemas-microsoft-com:office:word" xmlns:w="http://schemas.openxmlformats.org/wordprocessingml/2006/main" xmlns:w14="http://schemas.microsoft.com/office/word/2010/wordml" xmlns:w15="http://schemas.microsoft.com/office/word/2012/wordml" xmlns:w16cex="http://schemas.microsoft.com/office/word/2018/wordml/cex" xmlns:w16cid="http://schemas.microsoft.com/office/word/2016/wordml/cid" xmlns:w16="http://schemas.microsoft.com/office/word/2018/wordml" xmlns:w16du="http://schemas.microsoft.com/office/word/2023/wordml/word16du" xmlns:w16sdtdh="http://schemas.microsoft.com/office/word/2020/wordml/sdtdatahash" xmlns:w16sdtfl="http://schemas.microsoft.com/office/word/2024/wordml/sdtformatlock" xmlns:w16se="http://schemas.microsoft.com/office/word/2015/wordml/symex" xmlns:wpg="http://schemas.microsoft.com/office/word/2010/wordprocessingGroup" xmlns:wpi="http://schemas.microsoft.com/office/word/2010/wordprocessingInk" xmlns:wne="http://schemas.microsoft.com/office/word/2006/wordml" xmlns:wps="http://schemas.microsoft.com/office/word/2010/wordprocessingShape" mc:Ignorable="w14 w15 w16se w16cid w16 w16cex w16sdtdh w16sdtfl w16du wp14">
   <w:p>
     <w:pPr>
@@ -18901,6 +18118,36 @@
   <w:p>
     <w:pPr>
       <w:pStyle w:val="ac"/>
+    </w:pPr>
+  </w:p>
+</w:hdr>
+</file>
+
+<file path=word/header3.xml><?xml version="1.0" encoding="utf-8"?>
+<w:hdr xmlns:wpc="http://schemas.microsoft.com/office/word/2010/wordprocessingCanvas" xmlns:cx="http://schemas.microsoft.com/office/drawing/2014/chartex" xmlns:cx1="http://schemas.microsoft.com/office/drawing/2015/9/8/chartex" xmlns:cx2="http://schemas.microsoft.com/office/drawing/2015/10/21/chartex" xmlns:cx3="http://schemas.microsoft.com/office/drawing/2016/5/9/chartex" xmlns:cx4="http://schemas.microsoft.com/office/drawing/2016/5/10/chartex" xmlns:cx5="http://schemas.microsoft.com/office/drawing/2016/5/11/chartex" xmlns:cx6="http://schemas.microsoft.com/office/drawing/2016/5/12/chartex" xmlns:cx7="http://schemas.microsoft.com/office/drawing/2016/5/13/chartex" xmlns:cx8="http://schemas.microsoft.com/office/drawing/2016/5/14/chartex" xmlns:mc="http://schemas.openxmlformats.org/markup-compatibility/2006" xmlns:aink="http://schemas.microsoft.com/office/drawing/2016/ink" xmlns:am3d="http://schemas.microsoft.com/office/drawing/2017/model3d" xmlns:o="urn:schemas-microsoft-com:office:office" xmlns:oel="http://schemas.microsoft.com/office/2019/extlst" xmlns:r="http://schemas.openxmlformats.org/officeDocument/2006/relationships" xmlns:m="http://schemas.openxmlformats.org/officeDocument/2006/math" xmlns:v="urn:schemas-microsoft-com:vml" xmlns:wp14="http://schemas.microsoft.com/office/word/2010/wordprocessingDrawing" xmlns:wp="http://schemas.openxmlformats.org/drawingml/2006/wordprocessingDrawing" xmlns:w10="urn:schemas-microsoft-com:office:word" xmlns:w="http://schemas.openxmlformats.org/wordprocessingml/2006/main" xmlns:w14="http://schemas.microsoft.com/office/word/2010/wordml" xmlns:w15="http://schemas.microsoft.com/office/word/2012/wordml" xmlns:w16cex="http://schemas.microsoft.com/office/word/2018/wordml/cex" xmlns:w16cid="http://schemas.microsoft.com/office/word/2016/wordml/cid" xmlns:w16="http://schemas.microsoft.com/office/word/2018/wordml" xmlns:w16du="http://schemas.microsoft.com/office/word/2023/wordml/word16du" xmlns:w16sdtdh="http://schemas.microsoft.com/office/word/2020/wordml/sdtdatahash" xmlns:w16sdtfl="http://schemas.microsoft.com/office/word/2024/wordml/sdtformatlock" xmlns:w16se="http://schemas.microsoft.com/office/word/2015/wordml/symex" xmlns:wpg="http://schemas.microsoft.com/office/word/2010/wordprocessingGroup" xmlns:wpi="http://schemas.microsoft.com/office/word/2010/wordprocessingInk" xmlns:wne="http://schemas.microsoft.com/office/word/2006/wordml" xmlns:wps="http://schemas.microsoft.com/office/word/2010/wordprocessingShape" mc:Ignorable="w14 w15 w16se w16cid w16 w16cex w16sdtdh w16sdtfl w16du wp14">
+  <w:p>
+    <w:pPr>
+      <w:pStyle w:val="ac"/>
+    </w:pPr>
+  </w:p>
+</w:hdr>
+</file>
+
+<file path=word/header4.xml><?xml version="1.0" encoding="utf-8"?>
+<w:hdr xmlns:wpc="http://schemas.microsoft.com/office/word/2010/wordprocessingCanvas" xmlns:cx="http://schemas.microsoft.com/office/drawing/2014/chartex" xmlns:cx1="http://schemas.microsoft.com/office/drawing/2015/9/8/chartex" xmlns:cx2="http://schemas.microsoft.com/office/drawing/2015/10/21/chartex" xmlns:cx3="http://schemas.microsoft.com/office/drawing/2016/5/9/chartex" xmlns:cx4="http://schemas.microsoft.com/office/drawing/2016/5/10/chartex" xmlns:cx5="http://schemas.microsoft.com/office/drawing/2016/5/11/chartex" xmlns:cx6="http://schemas.microsoft.com/office/drawing/2016/5/12/chartex" xmlns:cx7="http://schemas.microsoft.com/office/drawing/2016/5/13/chartex" xmlns:cx8="http://schemas.microsoft.com/office/drawing/2016/5/14/chartex" xmlns:mc="http://schemas.openxmlformats.org/markup-compatibility/2006" xmlns:aink="http://schemas.microsoft.com/office/drawing/2016/ink" xmlns:am3d="http://schemas.microsoft.com/office/drawing/2017/model3d" xmlns:o="urn:schemas-microsoft-com:office:office" xmlns:oel="http://schemas.microsoft.com/office/2019/extlst" xmlns:r="http://schemas.openxmlformats.org/officeDocument/2006/relationships" xmlns:m="http://schemas.openxmlformats.org/officeDocument/2006/math" xmlns:v="urn:schemas-microsoft-com:vml" xmlns:wp14="http://schemas.microsoft.com/office/word/2010/wordprocessingDrawing" xmlns:wp="http://schemas.openxmlformats.org/drawingml/2006/wordprocessingDrawing" xmlns:w10="urn:schemas-microsoft-com:office:word" xmlns:w="http://schemas.openxmlformats.org/wordprocessingml/2006/main" xmlns:w14="http://schemas.microsoft.com/office/word/2010/wordml" xmlns:w15="http://schemas.microsoft.com/office/word/2012/wordml" xmlns:w16cex="http://schemas.microsoft.com/office/word/2018/wordml/cex" xmlns:w16cid="http://schemas.microsoft.com/office/word/2016/wordml/cid" xmlns:w16="http://schemas.microsoft.com/office/word/2018/wordml" xmlns:w16du="http://schemas.microsoft.com/office/word/2023/wordml/word16du" xmlns:w16sdtdh="http://schemas.microsoft.com/office/word/2020/wordml/sdtdatahash" xmlns:w16sdtfl="http://schemas.microsoft.com/office/word/2024/wordml/sdtformatlock" xmlns:w16se="http://schemas.microsoft.com/office/word/2015/wordml/symex" xmlns:wpg="http://schemas.microsoft.com/office/word/2010/wordprocessingGroup" xmlns:wpi="http://schemas.microsoft.com/office/word/2010/wordprocessingInk" xmlns:wne="http://schemas.microsoft.com/office/word/2006/wordml" xmlns:wps="http://schemas.microsoft.com/office/word/2010/wordprocessingShape" mc:Ignorable="w14 w15 w16se w16cid w16 w16cex w16sdtdh w16sdtfl w16du wp14">
+  <w:p>
+    <w:pPr>
+      <w:pStyle w:val="ac"/>
+    </w:pPr>
+  </w:p>
+</w:hdr>
+</file>
+
+<file path=word/header5.xml><?xml version="1.0" encoding="utf-8"?>
+<w:hdr xmlns:wpc="http://schemas.microsoft.com/office/word/2010/wordprocessingCanvas" xmlns:cx="http://schemas.microsoft.com/office/drawing/2014/chartex" xmlns:cx1="http://schemas.microsoft.com/office/drawing/2015/9/8/chartex" xmlns:cx2="http://schemas.microsoft.com/office/drawing/2015/10/21/chartex" xmlns:cx3="http://schemas.microsoft.com/office/drawing/2016/5/9/chartex" xmlns:cx4="http://schemas.microsoft.com/office/drawing/2016/5/10/chartex" xmlns:cx5="http://schemas.microsoft.com/office/drawing/2016/5/11/chartex" xmlns:cx6="http://schemas.microsoft.com/office/drawing/2016/5/12/chartex" xmlns:cx7="http://schemas.microsoft.com/office/drawing/2016/5/13/chartex" xmlns:cx8="http://schemas.microsoft.com/office/drawing/2016/5/14/chartex" xmlns:mc="http://schemas.openxmlformats.org/markup-compatibility/2006" xmlns:aink="http://schemas.microsoft.com/office/drawing/2016/ink" xmlns:am3d="http://schemas.microsoft.com/office/drawing/2017/model3d" xmlns:o="urn:schemas-microsoft-com:office:office" xmlns:oel="http://schemas.microsoft.com/office/2019/extlst" xmlns:r="http://schemas.openxmlformats.org/officeDocument/2006/relationships" xmlns:m="http://schemas.openxmlformats.org/officeDocument/2006/math" xmlns:v="urn:schemas-microsoft-com:vml" xmlns:wp14="http://schemas.microsoft.com/office/word/2010/wordprocessingDrawing" xmlns:wp="http://schemas.openxmlformats.org/drawingml/2006/wordprocessingDrawing" xmlns:w10="urn:schemas-microsoft-com:office:word" xmlns:w="http://schemas.openxmlformats.org/wordprocessingml/2006/main" xmlns:w14="http://schemas.microsoft.com/office/word/2010/wordml" xmlns:w15="http://schemas.microsoft.com/office/word/2012/wordml" xmlns:w16cex="http://schemas.microsoft.com/office/word/2018/wordml/cex" xmlns:w16cid="http://schemas.microsoft.com/office/word/2016/wordml/cid" xmlns:w16="http://schemas.microsoft.com/office/word/2018/wordml" xmlns:w16du="http://schemas.microsoft.com/office/word/2023/wordml/word16du" xmlns:w16sdtdh="http://schemas.microsoft.com/office/word/2020/wordml/sdtdatahash" xmlns:w16sdtfl="http://schemas.microsoft.com/office/word/2024/wordml/sdtformatlock" xmlns:w16se="http://schemas.microsoft.com/office/word/2015/wordml/symex" xmlns:wpg="http://schemas.microsoft.com/office/word/2010/wordprocessingGroup" xmlns:wpi="http://schemas.microsoft.com/office/word/2010/wordprocessingInk" xmlns:wne="http://schemas.microsoft.com/office/word/2006/wordml" xmlns:wps="http://schemas.microsoft.com/office/word/2010/wordprocessingShape" mc:Ignorable="w14 w15 w16se w16cid w16 w16cex w16sdtdh w16sdtfl w16du wp14">
+  <w:p>
+    <w:pPr>
+      <w:pStyle w:val="ac"/>
       <w:pBdr>
         <w:bottom w:val="single" w:sz="4" w:space="1" w:color="auto"/>
       </w:pBdr>
@@ -18916,7 +18163,39 @@
         <w:sz w:val="18"/>
         <w:szCs w:val="18"/>
       </w:rPr>
-      <w:t>毕业设计（论文）题目</w:t>
+      <w:t>华东师范大学</w:t>
+    </w:r>
+    <w:r>
+      <w:rPr>
+        <w:rFonts w:hint="eastAsia"/>
+        <w:sz w:val="18"/>
+        <w:szCs w:val="18"/>
+      </w:rPr>
+      <w:t>2021</w:t>
+    </w:r>
+    <w:r>
+      <w:rPr>
+        <w:rFonts w:hint="eastAsia"/>
+        <w:sz w:val="18"/>
+        <w:szCs w:val="18"/>
+      </w:rPr>
+      <w:t>级本科毕业论文</w:t>
+    </w:r>
+    <w:r>
+      <w:rPr>
+        <w:rFonts w:hint="eastAsia"/>
+        <w:sz w:val="18"/>
+        <w:szCs w:val="18"/>
+      </w:rPr>
+      <w:t>/</w:t>
+    </w:r>
+    <w:r>
+      <w:rPr>
+        <w:rFonts w:hint="eastAsia"/>
+        <w:sz w:val="18"/>
+        <w:szCs w:val="18"/>
+      </w:rPr>
+      <w:t>设计</w:t>
     </w:r>
   </w:p>
 </w:hdr>

--- a/paper/fill.docx
+++ b/paper/fill.docx
@@ -609,7 +609,23 @@
           <w:b/>
           <w:sz w:val="28"/>
         </w:rPr>
-        <w:t>3</w:t>
+        <w:t xml:space="preserve"> </w:t>
+      </w:r>
+      <w:r>
+        <w:rPr>
+          <w:rFonts w:hint="eastAsia"/>
+          <w:b/>
+          <w:sz w:val="28"/>
+        </w:rPr>
+        <w:t xml:space="preserve"> </w:t>
+      </w:r>
+      <w:r>
+        <w:rPr>
+          <w:rFonts w:hint="eastAsia"/>
+          <w:b/>
+          <w:sz w:val="28"/>
+        </w:rPr>
+        <w:t xml:space="preserve"> </w:t>
       </w:r>
       <w:r>
         <w:rPr>
@@ -4466,7 +4482,60 @@
           <w:sz w:val="21"/>
           <w:szCs w:val="21"/>
         </w:rPr>
-        <w:t xml:space="preserve">  XML, XSL, batch, Win-Win</w:t>
+        <w:t xml:space="preserve">  </w:t>
+      </w:r>
+      <w:r>
+        <w:rPr>
+          <w:rFonts w:hint="eastAsia"/>
+          <w:sz w:val="21"/>
+          <w:szCs w:val="21"/>
+        </w:rPr>
+        <w:t>Text2SQL</w:t>
+      </w:r>
+      <w:r>
+        <w:rPr>
+          <w:sz w:val="21"/>
+          <w:szCs w:val="21"/>
+        </w:rPr>
+        <w:t xml:space="preserve">, </w:t>
+      </w:r>
+      <w:r>
+        <w:rPr>
+          <w:rFonts w:hint="eastAsia"/>
+          <w:sz w:val="21"/>
+          <w:szCs w:val="21"/>
+        </w:rPr>
+        <w:t>LLM</w:t>
+      </w:r>
+      <w:r>
+        <w:rPr>
+          <w:sz w:val="21"/>
+          <w:szCs w:val="21"/>
+        </w:rPr>
+        <w:t xml:space="preserve">, </w:t>
+      </w:r>
+      <w:r>
+        <w:rPr>
+          <w:rFonts w:hint="eastAsia"/>
+          <w:sz w:val="21"/>
+          <w:szCs w:val="21"/>
+        </w:rPr>
+        <w:t>Multi-Agent</w:t>
+      </w:r>
+      <w:r>
+        <w:rPr>
+          <w:sz w:val="21"/>
+          <w:szCs w:val="21"/>
+        </w:rPr>
+        <w:t xml:space="preserve">, </w:t>
+      </w:r>
+      <w:r>
+        <w:rPr>
+          <w:rFonts w:hint="eastAsia"/>
+          <w:sz w:val="21"/>
+          <w:szCs w:val="21"/>
+        </w:rPr>
+        <w:t>Database</w:t>
       </w:r>
     </w:p>
     <w:p>
@@ -4490,15 +4559,10 @@
         <w:spacing w:line="360" w:lineRule="auto"/>
         <w:jc w:val="both"/>
         <w:rPr>
+          <w:rFonts w:hint="eastAsia"/>
           <w:color w:val="FF0000"/>
         </w:rPr>
       </w:pPr>
-      <w:r>
-        <w:rPr>
-          <w:color w:val="FF0000"/>
-        </w:rPr>
-        <w:t>（注意：英语中的标点均为半角，英语中不能用。、《》等标点。）</w:t>
-      </w:r>
     </w:p>
     <w:p>
       <w:pPr>
@@ -4600,8 +4664,6 @@
         </w:sectPr>
       </w:pPr>
     </w:p>
-    <w:bookmarkStart w:id="2" w:name="_Toc43732269"/>
-    <w:bookmarkStart w:id="3" w:name="_Toc135816528"/>
     <w:p>
       <w:pPr>
         <w:spacing w:line="360" w:lineRule="auto"/>
@@ -4612,208 +4674,31 @@
           <w:szCs w:val="30"/>
         </w:rPr>
       </w:pPr>
+      <w:bookmarkStart w:id="2" w:name="_Toc43732269"/>
+      <w:bookmarkStart w:id="3" w:name="_Toc135816528"/>
+      <w:r>
+        <w:rPr>
+          <w:rFonts w:eastAsia="黑体" w:hint="eastAsia"/>
+          <w:sz w:val="24"/>
+          <w:szCs w:val="30"/>
+        </w:rPr>
+        <w:lastRenderedPageBreak/>
+        <w:t>1</w:t>
+      </w:r>
+      <w:r>
+        <w:rPr>
+          <w:rFonts w:eastAsia="黑体" w:hint="eastAsia"/>
+          <w:sz w:val="24"/>
+          <w:szCs w:val="30"/>
+        </w:rPr>
+        <w:t>、绪</w:t>
+      </w:r>
       <w:r>
         <w:rPr>
           <w:rFonts w:eastAsia="黑体"/>
-          <w:noProof/>
           <w:sz w:val="24"/>
           <w:szCs w:val="30"/>
         </w:rPr>
-        <w:lastRenderedPageBreak/>
-        <mc:AlternateContent>
-          <mc:Choice Requires="wps">
-            <w:drawing>
-              <wp:anchor distT="0" distB="0" distL="114300" distR="114300" simplePos="0" relativeHeight="251664384" behindDoc="0" locked="0" layoutInCell="1" allowOverlap="1" wp14:anchorId="1EFF656E" wp14:editId="46E2EEF9">
-                <wp:simplePos x="0" y="0"/>
-                <wp:positionH relativeFrom="column">
-                  <wp:posOffset>1866900</wp:posOffset>
-                </wp:positionH>
-                <wp:positionV relativeFrom="paragraph">
-                  <wp:posOffset>-198120</wp:posOffset>
-                </wp:positionV>
-                <wp:extent cx="3600450" cy="1188720"/>
-                <wp:effectExtent l="508635" t="6985" r="5715" b="13970"/>
-                <wp:wrapNone/>
-                <wp:docPr id="111" name="AutoShape 1379"/>
-                <wp:cNvGraphicFramePr>
-                  <a:graphicFrameLocks xmlns:a="http://schemas.openxmlformats.org/drawingml/2006/main"/>
-                </wp:cNvGraphicFramePr>
-                <a:graphic xmlns:a="http://schemas.openxmlformats.org/drawingml/2006/main">
-                  <a:graphicData uri="http://schemas.microsoft.com/office/word/2010/wordprocessingShape">
-                    <wps:wsp>
-                      <wps:cNvSpPr>
-                        <a:spLocks noChangeArrowheads="1"/>
-                      </wps:cNvSpPr>
-                      <wps:spPr bwMode="auto">
-                        <a:xfrm>
-                          <a:off x="0" y="0"/>
-                          <a:ext cx="3600450" cy="1188720"/>
-                        </a:xfrm>
-                        <a:prstGeom prst="wedgeEllipseCallout">
-                          <a:avLst>
-                            <a:gd name="adj1" fmla="val -63120"/>
-                            <a:gd name="adj2" fmla="val 40440"/>
-                          </a:avLst>
-                        </a:prstGeom>
-                        <a:solidFill>
-                          <a:srgbClr val="FFFFFF"/>
-                        </a:solidFill>
-                        <a:ln w="9525">
-                          <a:solidFill>
-                            <a:srgbClr val="FF0000"/>
-                          </a:solidFill>
-                          <a:miter lim="800000"/>
-                        </a:ln>
-                      </wps:spPr>
-                      <wps:txbx>
-                        <w:txbxContent>
-                          <w:p>
-                            <w:pPr>
-                              <w:rPr>
-                                <w:color w:val="FF0000"/>
-                              </w:rPr>
-                            </w:pPr>
-                            <w:r>
-                              <w:rPr>
-                                <w:rFonts w:hint="eastAsia"/>
-                                <w:color w:val="FF0000"/>
-                              </w:rPr>
-                              <w:t>中文各段标题用黑体、小四</w:t>
-                            </w:r>
-                          </w:p>
-                          <w:p>
-                            <w:pPr>
-                              <w:rPr>
-                                <w:color w:val="FF0000"/>
-                              </w:rPr>
-                            </w:pPr>
-                            <w:r>
-                              <w:rPr>
-                                <w:rFonts w:hint="eastAsia"/>
-                                <w:color w:val="FF0000"/>
-                              </w:rPr>
-                              <w:t>外文各段标题用</w:t>
-                            </w:r>
-                            <w:r>
-                              <w:rPr>
-                                <w:rFonts w:hint="eastAsia"/>
-                                <w:color w:val="FF0000"/>
-                              </w:rPr>
-                              <w:t>Times New Roman</w:t>
-                            </w:r>
-                            <w:r>
-                              <w:rPr>
-                                <w:rFonts w:hint="eastAsia"/>
-                                <w:color w:val="FF0000"/>
-                              </w:rPr>
-                              <w:t>、小四</w:t>
-                            </w:r>
-                          </w:p>
-                          <w:p>
-                            <w:pPr>
-                              <w:rPr>
-                                <w:color w:val="FF0000"/>
-                              </w:rPr>
-                            </w:pPr>
-                            <w:r>
-                              <w:rPr>
-                                <w:rFonts w:hint="eastAsia"/>
-                                <w:color w:val="FF0000"/>
-                              </w:rPr>
-                              <w:t>独立成行的标题后面不要加标点符号</w:t>
-                            </w:r>
-                          </w:p>
-                        </w:txbxContent>
-                      </wps:txbx>
-                      <wps:bodyPr rot="0" vert="horz" wrap="square" lIns="91440" tIns="45720" rIns="91440" bIns="45720" anchor="t" anchorCtr="0" upright="1">
-                        <a:noAutofit/>
-                      </wps:bodyPr>
-                    </wps:wsp>
-                  </a:graphicData>
-                </a:graphic>
-              </wp:anchor>
-            </w:drawing>
-          </mc:Choice>
-          <mc:Fallback xmlns:wpsCustomData="http://www.wps.cn/officeDocument/2013/wpsCustomData">
-            <w:pict>
-              <v:shape id="AutoShape 1379" o:spid="_x0000_s1026" o:spt="63" type="#_x0000_t63" style="position:absolute;left:0pt;margin-left:147pt;margin-top:-15.6pt;height:93.6pt;width:283.5pt;z-index:251664384;mso-width-relative:page;mso-height-relative:page;" fillcolor="#FFFFFF" filled="t" stroked="t" coordsize="21600,21600" o:gfxdata="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" adj="-2834,19535">
-                <v:fill on="t" focussize="0,0"/>
-                <v:stroke color="#FF0000" miterlimit="8" joinstyle="miter"/>
-                <v:imagedata o:title=""/>
-                <o:lock v:ext="edit" aspectratio="f"/>
-                <v:textbox>
-                  <w:txbxContent>
-                    <w:p>
-                      <w:pPr>
-                        <w:rPr>
-                          <w:color w:val="FF0000"/>
-                        </w:rPr>
-                      </w:pPr>
-                      <w:r>
-                        <w:rPr>
-                          <w:rFonts w:hint="eastAsia"/>
-                          <w:color w:val="FF0000"/>
-                        </w:rPr>
-                        <w:t>中文各段标题用黑体、小四</w:t>
-                      </w:r>
-                    </w:p>
-                    <w:p>
-                      <w:pPr>
-                        <w:rPr>
-                          <w:color w:val="FF0000"/>
-                        </w:rPr>
-                      </w:pPr>
-                      <w:r>
-                        <w:rPr>
-                          <w:rFonts w:hint="eastAsia"/>
-                          <w:color w:val="FF0000"/>
-                        </w:rPr>
-                        <w:t>外文各段标题用Times New Roman、小四</w:t>
-                      </w:r>
-                    </w:p>
-                    <w:p>
-                      <w:pPr>
-                        <w:rPr>
-                          <w:color w:val="FF0000"/>
-                        </w:rPr>
-                      </w:pPr>
-                      <w:r>
-                        <w:rPr>
-                          <w:rFonts w:hint="eastAsia"/>
-                          <w:color w:val="FF0000"/>
-                        </w:rPr>
-                        <w:t>独立成行的标题后面不要加标点符号</w:t>
-                      </w:r>
-                    </w:p>
-                  </w:txbxContent>
-                </v:textbox>
-              </v:shape>
-            </w:pict>
-          </mc:Fallback>
-        </mc:AlternateContent>
-      </w:r>
-      <w:r>
-        <w:rPr>
-          <w:rFonts w:eastAsia="黑体" w:hint="eastAsia"/>
-          <w:sz w:val="24"/>
-          <w:szCs w:val="30"/>
-        </w:rPr>
-        <w:t>1</w:t>
-      </w:r>
-      <w:r>
-        <w:rPr>
-          <w:rFonts w:eastAsia="黑体" w:hint="eastAsia"/>
-          <w:sz w:val="24"/>
-          <w:szCs w:val="30"/>
-        </w:rPr>
-        <w:t>、绪</w:t>
-      </w:r>
-      <w:r>
-        <w:rPr>
-          <w:rFonts w:eastAsia="黑体"/>
-          <w:sz w:val="24"/>
-          <w:szCs w:val="30"/>
-        </w:rPr>
         <w:t>论</w:t>
       </w:r>
       <w:bookmarkEnd w:id="2"/>
@@ -4822,18 +4707,19 @@
       <w:pPr>
         <w:pStyle w:val="21"/>
         <w:spacing w:line="360" w:lineRule="auto"/>
-        <w:rPr>
-          <w:b w:val="0"/>
-          <w:sz w:val="24"/>
-        </w:rPr>
-      </w:pPr>
-      <w:bookmarkStart w:id="4" w:name="_Toc43732270"/>
-      <w:r>
         <w:rPr>
           <w:rFonts w:hint="eastAsia"/>
           <w:b w:val="0"/>
           <w:sz w:val="24"/>
         </w:rPr>
+      </w:pPr>
+      <w:bookmarkStart w:id="4" w:name="_Toc43732270"/>
+      <w:r>
+        <w:rPr>
+          <w:rFonts w:hint="eastAsia"/>
+          <w:b w:val="0"/>
+          <w:sz w:val="24"/>
+        </w:rPr>
         <w:t>1.1</w:t>
       </w:r>
       <w:r>
@@ -4845,595 +4731,21 @@
       </w:r>
       <w:r>
         <w:rPr>
+          <w:rFonts w:hint="eastAsia"/>
           <w:b w:val="0"/>
           <w:sz w:val="24"/>
         </w:rPr>
-        <w:t>背景</w:t>
-      </w:r>
+        <w:t>研究背</w:t>
+      </w:r>
+      <w:r>
+        <w:rPr>
+          <w:b w:val="0"/>
+          <w:sz w:val="24"/>
+        </w:rPr>
+        <w:t>景</w:t>
+      </w:r>
+      <w:bookmarkEnd w:id="3"/>
       <w:bookmarkEnd w:id="4"/>
-    </w:p>
-    <w:bookmarkEnd w:id="3"/>
-    <w:p>
-      <w:pPr>
-        <w:spacing w:line="360" w:lineRule="auto"/>
-        <w:outlineLvl w:val="2"/>
-        <w:rPr>
-          <w:rFonts w:eastAsia="黑体"/>
-          <w:sz w:val="24"/>
-        </w:rPr>
-      </w:pPr>
-      <w:r>
-        <w:rPr>
-          <w:rFonts w:eastAsia="黑体"/>
-          <w:noProof/>
-        </w:rPr>
-        <mc:AlternateContent>
-          <mc:Choice Requires="wps">
-            <w:drawing>
-              <wp:anchor distT="0" distB="0" distL="114300" distR="114300" simplePos="0" relativeHeight="251663360" behindDoc="0" locked="0" layoutInCell="1" allowOverlap="1" wp14:anchorId="0AF6A146" wp14:editId="3295B39A">
-                <wp:simplePos x="0" y="0"/>
-                <wp:positionH relativeFrom="column">
-                  <wp:posOffset>3467100</wp:posOffset>
-                </wp:positionH>
-                <wp:positionV relativeFrom="paragraph">
-                  <wp:posOffset>281940</wp:posOffset>
-                </wp:positionV>
-                <wp:extent cx="2733675" cy="2763520"/>
-                <wp:effectExtent l="775335" t="5080" r="5715" b="12700"/>
-                <wp:wrapNone/>
-                <wp:docPr id="110" name="AutoShape 1376"/>
-                <wp:cNvGraphicFramePr>
-                  <a:graphicFrameLocks xmlns:a="http://schemas.openxmlformats.org/drawingml/2006/main"/>
-                </wp:cNvGraphicFramePr>
-                <a:graphic xmlns:a="http://schemas.openxmlformats.org/drawingml/2006/main">
-                  <a:graphicData uri="http://schemas.microsoft.com/office/word/2010/wordprocessingShape">
-                    <wps:wsp>
-                      <wps:cNvSpPr>
-                        <a:spLocks noChangeArrowheads="1"/>
-                      </wps:cNvSpPr>
-                      <wps:spPr bwMode="auto">
-                        <a:xfrm>
-                          <a:off x="0" y="0"/>
-                          <a:ext cx="2733675" cy="2763520"/>
-                        </a:xfrm>
-                        <a:prstGeom prst="wedgeEllipseCallout">
-                          <a:avLst>
-                            <a:gd name="adj1" fmla="val -77528"/>
-                            <a:gd name="adj2" fmla="val -19139"/>
-                          </a:avLst>
-                        </a:prstGeom>
-                        <a:solidFill>
-                          <a:srgbClr val="FFFFFF"/>
-                        </a:solidFill>
-                        <a:ln w="9525">
-                          <a:solidFill>
-                            <a:srgbClr val="FF0000"/>
-                          </a:solidFill>
-                          <a:miter lim="800000"/>
-                        </a:ln>
-                      </wps:spPr>
-                      <wps:txbx>
-                        <w:txbxContent>
-                          <w:p>
-                            <w:pPr>
-                              <w:rPr>
-                                <w:color w:val="FF0000"/>
-                              </w:rPr>
-                            </w:pPr>
-                            <w:r>
-                              <w:rPr>
-                                <w:rFonts w:hint="eastAsia"/>
-                                <w:color w:val="FF0000"/>
-                              </w:rPr>
-                              <w:t>理科论文正文层次为：</w:t>
-                            </w:r>
-                          </w:p>
-                          <w:p>
-                            <w:pPr>
-                              <w:rPr>
-                                <w:color w:val="FF0000"/>
-                              </w:rPr>
-                            </w:pPr>
-                            <w:r>
-                              <w:rPr>
-                                <w:rFonts w:hint="eastAsia"/>
-                                <w:color w:val="FF0000"/>
-                              </w:rPr>
-                              <w:t>第一层：</w:t>
-                            </w:r>
-                            <w:r>
-                              <w:rPr>
-                                <w:rFonts w:hint="eastAsia"/>
-                                <w:color w:val="FF0000"/>
-                              </w:rPr>
-                              <w:t>1</w:t>
-                            </w:r>
-                            <w:r>
-                              <w:rPr>
-                                <w:rFonts w:hint="eastAsia"/>
-                                <w:color w:val="FF0000"/>
-                              </w:rPr>
-                              <w:t>、</w:t>
-                            </w:r>
-                            <w:r>
-                              <w:rPr>
-                                <w:rFonts w:hint="eastAsia"/>
-                                <w:color w:val="FF0000"/>
-                              </w:rPr>
-                              <w:t>2</w:t>
-                            </w:r>
-                            <w:r>
-                              <w:rPr>
-                                <w:rFonts w:hint="eastAsia"/>
-                                <w:color w:val="FF0000"/>
-                              </w:rPr>
-                              <w:t>、</w:t>
-                            </w:r>
-                            <w:r>
-                              <w:rPr>
-                                <w:rFonts w:hint="eastAsia"/>
-                                <w:color w:val="FF0000"/>
-                              </w:rPr>
-                              <w:t>3</w:t>
-                            </w:r>
-                            <w:r>
-                              <w:rPr>
-                                <w:rFonts w:hint="eastAsia"/>
-                                <w:color w:val="FF0000"/>
-                              </w:rPr>
-                              <w:t>、……</w:t>
-                            </w:r>
-                          </w:p>
-                          <w:p>
-                            <w:pPr>
-                              <w:rPr>
-                                <w:color w:val="FF0000"/>
-                              </w:rPr>
-                            </w:pPr>
-                            <w:r>
-                              <w:rPr>
-                                <w:rFonts w:hint="eastAsia"/>
-                                <w:color w:val="FF0000"/>
-                              </w:rPr>
-                              <w:t>第二层：</w:t>
-                            </w:r>
-                            <w:r>
-                              <w:rPr>
-                                <w:rFonts w:hint="eastAsia"/>
-                                <w:color w:val="FF0000"/>
-                              </w:rPr>
-                              <w:t>1.1</w:t>
-                            </w:r>
-                            <w:r>
-                              <w:rPr>
-                                <w:rFonts w:hint="eastAsia"/>
-                                <w:color w:val="FF0000"/>
-                              </w:rPr>
-                              <w:t>、</w:t>
-                            </w:r>
-                            <w:r>
-                              <w:rPr>
-                                <w:rFonts w:hint="eastAsia"/>
-                                <w:color w:val="FF0000"/>
-                              </w:rPr>
-                              <w:t>1.2</w:t>
-                            </w:r>
-                            <w:r>
-                              <w:rPr>
-                                <w:rFonts w:hint="eastAsia"/>
-                                <w:color w:val="FF0000"/>
-                              </w:rPr>
-                              <w:t>、</w:t>
-                            </w:r>
-                            <w:r>
-                              <w:rPr>
-                                <w:rFonts w:hint="eastAsia"/>
-                                <w:color w:val="FF0000"/>
-                              </w:rPr>
-                              <w:t>1.3</w:t>
-                            </w:r>
-                            <w:r>
-                              <w:rPr>
-                                <w:rFonts w:hint="eastAsia"/>
-                                <w:color w:val="FF0000"/>
-                              </w:rPr>
-                              <w:t>……</w:t>
-                            </w:r>
-                          </w:p>
-                          <w:p>
-                            <w:pPr>
-                              <w:rPr>
-                                <w:color w:val="FF0000"/>
-                              </w:rPr>
-                            </w:pPr>
-                            <w:r>
-                              <w:rPr>
-                                <w:rFonts w:hint="eastAsia"/>
-                                <w:color w:val="FF0000"/>
-                              </w:rPr>
-                              <w:t>第三层：</w:t>
-                            </w:r>
-                            <w:r>
-                              <w:rPr>
-                                <w:rFonts w:hint="eastAsia"/>
-                                <w:color w:val="FF0000"/>
-                              </w:rPr>
-                              <w:t>1.1.1</w:t>
-                            </w:r>
-                            <w:r>
-                              <w:rPr>
-                                <w:rFonts w:hint="eastAsia"/>
-                                <w:color w:val="FF0000"/>
-                              </w:rPr>
-                              <w:t>、</w:t>
-                            </w:r>
-                            <w:r>
-                              <w:rPr>
-                                <w:rFonts w:hint="eastAsia"/>
-                                <w:color w:val="FF0000"/>
-                              </w:rPr>
-                              <w:t>1.1.2</w:t>
-                            </w:r>
-                            <w:r>
-                              <w:rPr>
-                                <w:rFonts w:hint="eastAsia"/>
-                                <w:color w:val="FF0000"/>
-                              </w:rPr>
-                              <w:t>、</w:t>
-                            </w:r>
-                            <w:r>
-                              <w:rPr>
-                                <w:rFonts w:hint="eastAsia"/>
-                                <w:color w:val="FF0000"/>
-                              </w:rPr>
-                              <w:t>1.1.3</w:t>
-                            </w:r>
-                            <w:r>
-                              <w:rPr>
-                                <w:rFonts w:hint="eastAsia"/>
-                                <w:color w:val="FF0000"/>
-                              </w:rPr>
-                              <w:t>……</w:t>
-                            </w:r>
-                          </w:p>
-                          <w:p>
-                            <w:pPr>
-                              <w:rPr>
-                                <w:color w:val="FF0000"/>
-                              </w:rPr>
-                            </w:pPr>
-                            <w:r>
-                              <w:rPr>
-                                <w:rFonts w:hint="eastAsia"/>
-                                <w:color w:val="FF0000"/>
-                              </w:rPr>
-                              <w:t>第四层：</w:t>
-                            </w:r>
-                            <w:r>
-                              <w:rPr>
-                                <w:rFonts w:hint="eastAsia"/>
-                                <w:color w:val="FF0000"/>
-                              </w:rPr>
-                              <w:t>1.1.1.1</w:t>
-                            </w:r>
-                            <w:r>
-                              <w:rPr>
-                                <w:rFonts w:hint="eastAsia"/>
-                                <w:color w:val="FF0000"/>
-                              </w:rPr>
-                              <w:t>、</w:t>
-                            </w:r>
-                            <w:r>
-                              <w:rPr>
-                                <w:rFonts w:hint="eastAsia"/>
-                                <w:color w:val="FF0000"/>
-                              </w:rPr>
-                              <w:t>1.1.1.2</w:t>
-                            </w:r>
-                            <w:r>
-                              <w:rPr>
-                                <w:rFonts w:hint="eastAsia"/>
-                                <w:color w:val="FF0000"/>
-                              </w:rPr>
-                              <w:t>、</w:t>
-                            </w:r>
-                            <w:r>
-                              <w:rPr>
-                                <w:rFonts w:hint="eastAsia"/>
-                                <w:color w:val="FF0000"/>
-                              </w:rPr>
-                              <w:t>1.1.1.3</w:t>
-                            </w:r>
-                            <w:r>
-                              <w:rPr>
-                                <w:rFonts w:hint="eastAsia"/>
-                                <w:color w:val="FF0000"/>
-                              </w:rPr>
-                              <w:t>……</w:t>
-                            </w:r>
-                          </w:p>
-                          <w:p>
-                            <w:pPr>
-                              <w:rPr>
-                                <w:color w:val="FF0000"/>
-                              </w:rPr>
-                            </w:pPr>
-                            <w:r>
-                              <w:rPr>
-                                <w:rFonts w:hint="eastAsia"/>
-                                <w:color w:val="FF0000"/>
-                              </w:rPr>
-                              <w:t>第五层：</w:t>
-                            </w:r>
-                            <w:r>
-                              <w:rPr>
-                                <w:rFonts w:hint="eastAsia"/>
-                                <w:color w:val="FF0000"/>
-                              </w:rPr>
-                              <w:t>1</w:t>
-                            </w:r>
-                            <w:r>
-                              <w:rPr>
-                                <w:rFonts w:hint="eastAsia"/>
-                                <w:color w:val="FF0000"/>
-                              </w:rPr>
-                              <w:t>）、</w:t>
-                            </w:r>
-                            <w:r>
-                              <w:rPr>
-                                <w:rFonts w:hint="eastAsia"/>
-                                <w:color w:val="FF0000"/>
-                              </w:rPr>
-                              <w:t>2</w:t>
-                            </w:r>
-                            <w:r>
-                              <w:rPr>
-                                <w:rFonts w:hint="eastAsia"/>
-                                <w:color w:val="FF0000"/>
-                              </w:rPr>
-                              <w:t>）、</w:t>
-                            </w:r>
-                            <w:r>
-                              <w:rPr>
-                                <w:rFonts w:hint="eastAsia"/>
-                                <w:color w:val="FF0000"/>
-                              </w:rPr>
-                              <w:t>3</w:t>
-                            </w:r>
-                            <w:r>
-                              <w:rPr>
-                                <w:rFonts w:hint="eastAsia"/>
-                                <w:color w:val="FF0000"/>
-                              </w:rPr>
-                              <w:t>）……</w:t>
-                            </w:r>
-                          </w:p>
-                          <w:p>
-                            <w:pPr>
-                              <w:rPr>
-                                <w:color w:val="FF0000"/>
-                              </w:rPr>
-                            </w:pPr>
-                            <w:r>
-                              <w:rPr>
-                                <w:rFonts w:hint="eastAsia"/>
-                                <w:color w:val="FF0000"/>
-                              </w:rPr>
-                              <w:t>正文为宋体小四、行距</w:t>
-                            </w:r>
-                            <w:r>
-                              <w:rPr>
-                                <w:rFonts w:hint="eastAsia"/>
-                                <w:color w:val="FF0000"/>
-                              </w:rPr>
-                              <w:t>1.5</w:t>
-                            </w:r>
-                            <w:r>
-                              <w:rPr>
-                                <w:rFonts w:hint="eastAsia"/>
-                                <w:color w:val="FF0000"/>
-                              </w:rPr>
-                              <w:t>倍</w:t>
-                            </w:r>
-                          </w:p>
-                          <w:p>
-                            <w:pPr>
-                              <w:rPr>
-                                <w:color w:val="FF0000"/>
-                              </w:rPr>
-                            </w:pPr>
-                            <w:r>
-                              <w:rPr>
-                                <w:rFonts w:hint="eastAsia"/>
-                                <w:color w:val="FF0000"/>
-                              </w:rPr>
-                              <w:t>英文用</w:t>
-                            </w:r>
-                            <w:proofErr w:type="spellStart"/>
-                            <w:r>
-                              <w:rPr>
-                                <w:rFonts w:hint="eastAsia"/>
-                                <w:color w:val="FF0000"/>
-                              </w:rPr>
-                              <w:t>TimensNewRoman</w:t>
-                            </w:r>
-                            <w:proofErr w:type="spellEnd"/>
-                            <w:r>
-                              <w:rPr>
-                                <w:rFonts w:hint="eastAsia"/>
-                                <w:color w:val="FF0000"/>
-                              </w:rPr>
-                              <w:t>小四</w:t>
-                            </w:r>
-                          </w:p>
-                        </w:txbxContent>
-                      </wps:txbx>
-                      <wps:bodyPr rot="0" vert="horz" wrap="square" lIns="91440" tIns="45720" rIns="91440" bIns="45720" anchor="t" anchorCtr="0" upright="1">
-                        <a:noAutofit/>
-                      </wps:bodyPr>
-                    </wps:wsp>
-                  </a:graphicData>
-                </a:graphic>
-              </wp:anchor>
-            </w:drawing>
-          </mc:Choice>
-          <mc:Fallback xmlns:wpsCustomData="http://www.wps.cn/officeDocument/2013/wpsCustomData">
-            <w:pict>
-              <v:shape id="AutoShape 1376" o:spid="_x0000_s1026" o:spt="63" type="#_x0000_t63" style="position:absolute;left:0pt;margin-left:273pt;margin-top:22.2pt;height:217.6pt;width:215.25pt;z-index:251663360;mso-width-relative:page;mso-height-relative:page;" fillcolor="#FFFFFF" filled="t" stroked="t" coordsize="21600,21600" o:gfxdata="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" adj="-5946,6666">
-                <v:fill on="t" focussize="0,0"/>
-                <v:stroke color="#FF0000" miterlimit="8" joinstyle="miter"/>
-                <v:imagedata o:title=""/>
-                <o:lock v:ext="edit" aspectratio="f"/>
-                <v:textbox>
-                  <w:txbxContent>
-                    <w:p>
-                      <w:pPr>
-                        <w:rPr>
-                          <w:color w:val="FF0000"/>
-                        </w:rPr>
-                      </w:pPr>
-                      <w:r>
-                        <w:rPr>
-                          <w:rFonts w:hint="eastAsia"/>
-                          <w:color w:val="FF0000"/>
-                        </w:rPr>
-                        <w:t>理科论文正文层次为：</w:t>
-                      </w:r>
-                    </w:p>
-                    <w:p>
-                      <w:pPr>
-                        <w:rPr>
-                          <w:color w:val="FF0000"/>
-                        </w:rPr>
-                      </w:pPr>
-                      <w:r>
-                        <w:rPr>
-                          <w:rFonts w:hint="eastAsia"/>
-                          <w:color w:val="FF0000"/>
-                        </w:rPr>
-                        <w:t>第一层：1、2、3、……</w:t>
-                      </w:r>
-                    </w:p>
-                    <w:p>
-                      <w:pPr>
-                        <w:rPr>
-                          <w:color w:val="FF0000"/>
-                        </w:rPr>
-                      </w:pPr>
-                      <w:r>
-                        <w:rPr>
-                          <w:rFonts w:hint="eastAsia"/>
-                          <w:color w:val="FF0000"/>
-                        </w:rPr>
-                        <w:t>第二层：1.1、1.2、1.3……</w:t>
-                      </w:r>
-                    </w:p>
-                    <w:p>
-                      <w:pPr>
-                        <w:rPr>
-                          <w:color w:val="FF0000"/>
-                        </w:rPr>
-                      </w:pPr>
-                      <w:r>
-                        <w:rPr>
-                          <w:rFonts w:hint="eastAsia"/>
-                          <w:color w:val="FF0000"/>
-                        </w:rPr>
-                        <w:t>第三层：1.1.1、1.1.2、1.1.3……</w:t>
-                      </w:r>
-                    </w:p>
-                    <w:p>
-                      <w:pPr>
-                        <w:rPr>
-                          <w:color w:val="FF0000"/>
-                        </w:rPr>
-                      </w:pPr>
-                      <w:r>
-                        <w:rPr>
-                          <w:rFonts w:hint="eastAsia"/>
-                          <w:color w:val="FF0000"/>
-                        </w:rPr>
-                        <w:t>第四层：1.1.1.1、1.1.1.2、1.1.1.3……</w:t>
-                      </w:r>
-                    </w:p>
-                    <w:p>
-                      <w:pPr>
-                        <w:rPr>
-                          <w:color w:val="FF0000"/>
-                        </w:rPr>
-                      </w:pPr>
-                      <w:r>
-                        <w:rPr>
-                          <w:rFonts w:hint="eastAsia"/>
-                          <w:color w:val="FF0000"/>
-                        </w:rPr>
-                        <w:t>第五层：1）、2）、3）……</w:t>
-                      </w:r>
-                    </w:p>
-                    <w:p>
-                      <w:pPr>
-                        <w:rPr>
-                          <w:color w:val="FF0000"/>
-                        </w:rPr>
-                      </w:pPr>
-                      <w:r>
-                        <w:rPr>
-                          <w:rFonts w:hint="eastAsia"/>
-                          <w:color w:val="FF0000"/>
-                        </w:rPr>
-                        <w:t>正文为宋体小四、行距1.5倍</w:t>
-                      </w:r>
-                    </w:p>
-                    <w:p>
-                      <w:pPr>
-                        <w:rPr>
-                          <w:color w:val="FF0000"/>
-                        </w:rPr>
-                      </w:pPr>
-                      <w:r>
-                        <w:rPr>
-                          <w:rFonts w:hint="eastAsia"/>
-                          <w:color w:val="FF0000"/>
-                        </w:rPr>
-                        <w:t>英文用TimensNewRoman小四</w:t>
-                      </w:r>
-                    </w:p>
-                  </w:txbxContent>
-                </v:textbox>
-              </v:shape>
-            </w:pict>
-          </mc:Fallback>
-        </mc:AlternateContent>
-      </w:r>
-      <w:r>
-        <w:rPr>
-          <w:rFonts w:eastAsia="黑体" w:hint="eastAsia"/>
-          <w:sz w:val="24"/>
-        </w:rPr>
-        <w:t>1.1.</w:t>
-      </w:r>
-      <w:bookmarkStart w:id="5" w:name="_Toc135816530"/>
-      <w:bookmarkStart w:id="6" w:name="_Toc135817003"/>
-      <w:bookmarkStart w:id="7" w:name="_Toc136438752"/>
-      <w:bookmarkStart w:id="8" w:name="_Toc136438649"/>
-      <w:r>
-        <w:rPr>
-          <w:rFonts w:eastAsia="黑体"/>
-          <w:sz w:val="24"/>
-        </w:rPr>
-        <w:t xml:space="preserve">1 </w:t>
-      </w:r>
-      <w:r>
-        <w:rPr>
-          <w:rFonts w:eastAsia="黑体"/>
-          <w:sz w:val="24"/>
-        </w:rPr>
-        <w:t>浅谈中国软件</w:t>
-      </w:r>
-      <w:bookmarkEnd w:id="5"/>
-      <w:bookmarkEnd w:id="6"/>
-      <w:bookmarkEnd w:id="7"/>
-      <w:bookmarkEnd w:id="8"/>
     </w:p>
     <w:p>
       <w:pPr>
@@ -5446,50 +4758,47 @@
         <w:ind w:firstLine="420"/>
       </w:pPr>
       <w:r>
-        <w:t>众所周知，信息产业是</w:t>
-      </w:r>
-      <w:r>
-        <w:t xml:space="preserve">…… </w:t>
-      </w:r>
-    </w:p>
-    <w:p>
-      <w:pPr>
-        <w:spacing w:line="360" w:lineRule="auto"/>
-        <w:outlineLvl w:val="2"/>
-        <w:rPr>
-          <w:rFonts w:eastAsia="黑体"/>
-          <w:sz w:val="24"/>
-        </w:rPr>
-      </w:pPr>
-      <w:bookmarkStart w:id="9" w:name="_Toc135816531"/>
-      <w:bookmarkStart w:id="10" w:name="_Toc136438650"/>
-      <w:bookmarkStart w:id="11" w:name="_Toc135817004"/>
-      <w:bookmarkStart w:id="12" w:name="_Toc136438753"/>
-      <w:r>
-        <w:rPr>
-          <w:rFonts w:eastAsia="黑体" w:hint="eastAsia"/>
-          <w:sz w:val="24"/>
-        </w:rPr>
-        <w:t>1.1.</w:t>
-      </w:r>
-      <w:r>
-        <w:rPr>
-          <w:rFonts w:eastAsia="黑体"/>
-          <w:sz w:val="24"/>
-        </w:rPr>
-        <w:t xml:space="preserve">2 </w:t>
-      </w:r>
-      <w:r>
-        <w:rPr>
-          <w:rFonts w:eastAsia="黑体"/>
-          <w:sz w:val="24"/>
-        </w:rPr>
-        <w:t>项目背景</w:t>
-      </w:r>
-      <w:bookmarkEnd w:id="9"/>
-      <w:bookmarkEnd w:id="10"/>
-      <w:bookmarkEnd w:id="11"/>
-      <w:bookmarkEnd w:id="12"/>
+        <w:rPr>
+          <w:rFonts w:hint="eastAsia"/>
+        </w:rPr>
+        <w:t>将自然语言转换为</w:t>
+      </w:r>
+      <w:r>
+        <w:rPr>
+          <w:rFonts w:hint="eastAsia"/>
+        </w:rPr>
+        <w:t>SQL</w:t>
+      </w:r>
+      <w:r>
+        <w:rPr>
+          <w:rFonts w:hint="eastAsia"/>
+        </w:rPr>
+        <w:t>语句始终是数据库领域和</w:t>
+      </w:r>
+      <w:r>
+        <w:rPr>
+          <w:rFonts w:hint="eastAsia"/>
+        </w:rPr>
+        <w:t>NLP</w:t>
+      </w:r>
+      <w:r>
+        <w:rPr>
+          <w:rFonts w:hint="eastAsia"/>
+        </w:rPr>
+        <w:t>领域的重要课题。</w:t>
+      </w:r>
+      <w:r>
+        <w:rPr>
+          <w:rFonts w:hint="eastAsia"/>
+        </w:rPr>
+        <w:t>Text2SQL</w:t>
+      </w:r>
+      <w:r>
+        <w:rPr>
+          <w:rFonts w:hint="eastAsia"/>
+        </w:rPr>
+        <w:t>技术充当自然语言与数据库之间的桥梁，如此人们即可以日常用语查询数据库，大大降低数据库的使用门槛。</w:t>
+      </w:r>
     </w:p>
     <w:p>
       <w:pPr>
@@ -5502,57 +4811,59 @@
         <w:ind w:firstLine="420"/>
       </w:pPr>
       <w:r>
-        <w:t>如今，随着互联网的日益流行，</w:t>
-      </w:r>
-      <w:r>
-        <w:t>……</w:t>
-      </w:r>
-    </w:p>
-    <w:p>
-      <w:pPr>
-        <w:spacing w:line="360" w:lineRule="auto"/>
-        <w:outlineLvl w:val="2"/>
-        <w:rPr>
-          <w:rFonts w:eastAsia="黑体"/>
-          <w:sz w:val="24"/>
-        </w:rPr>
-      </w:pPr>
-      <w:bookmarkStart w:id="13" w:name="_Toc135817005"/>
-      <w:bookmarkStart w:id="14" w:name="_Toc135816532"/>
-      <w:bookmarkStart w:id="15" w:name="_Toc136438651"/>
-      <w:bookmarkStart w:id="16" w:name="_Toc136438754"/>
-      <w:r>
-        <w:rPr>
-          <w:rFonts w:eastAsia="黑体" w:hint="eastAsia"/>
-          <w:sz w:val="24"/>
-        </w:rPr>
-        <w:t>1.1.</w:t>
-      </w:r>
-      <w:r>
-        <w:rPr>
-          <w:rFonts w:eastAsia="黑体"/>
-          <w:sz w:val="24"/>
-        </w:rPr>
-        <w:t xml:space="preserve">3 </w:t>
-      </w:r>
-      <w:r>
-        <w:rPr>
-          <w:rFonts w:eastAsia="黑体"/>
-          <w:sz w:val="24"/>
-        </w:rPr>
-        <w:t>关于</w:t>
-      </w:r>
-      <w:r>
-        <w:rPr>
-          <w:rFonts w:eastAsia="黑体"/>
-          <w:sz w:val="24"/>
-        </w:rPr>
-        <w:t>Microsoft Commerce Server 2002</w:t>
-      </w:r>
-      <w:bookmarkEnd w:id="13"/>
-      <w:bookmarkEnd w:id="14"/>
-      <w:bookmarkEnd w:id="15"/>
-      <w:bookmarkEnd w:id="16"/>
+        <w:rPr>
+          <w:rFonts w:hint="eastAsia"/>
+        </w:rPr>
+        <w:t>传统上，</w:t>
+      </w:r>
+      <w:r>
+        <w:rPr>
+          <w:rFonts w:hint="eastAsia"/>
+        </w:rPr>
+        <w:t>Text2SQL</w:t>
+      </w:r>
+      <w:r>
+        <w:rPr>
+          <w:rFonts w:hint="eastAsia"/>
+        </w:rPr>
+        <w:t>多采用基于规则的方法，将用户问题映射至预定义的</w:t>
+      </w:r>
+      <w:r>
+        <w:rPr>
+          <w:rFonts w:hint="eastAsia"/>
+        </w:rPr>
+        <w:t>SQL</w:t>
+      </w:r>
+      <w:r>
+        <w:rPr>
+          <w:rFonts w:hint="eastAsia"/>
+        </w:rPr>
+        <w:t>模板。这对简单场景是有效的，但数据库的模式时常很复杂，且自然语言的表述多变，这些场景下传统方法就捉襟见肘，难以扩展。后来，深度学习方法兴起，采用“编码器</w:t>
+      </w:r>
+      <w:r>
+        <w:rPr>
+          <w:rFonts w:hint="eastAsia"/>
+        </w:rPr>
+        <w:t>-</w:t>
+      </w:r>
+      <w:r>
+        <w:rPr>
+          <w:rFonts w:hint="eastAsia"/>
+        </w:rPr>
+        <w:t>解码器”神经网络生成</w:t>
+      </w:r>
+      <w:r>
+        <w:rPr>
+          <w:rFonts w:hint="eastAsia"/>
+        </w:rPr>
+        <w:t>SQL</w:t>
+      </w:r>
+      <w:r>
+        <w:rPr>
+          <w:rFonts w:hint="eastAsia"/>
+        </w:rPr>
+        <w:t>。不过训练这些神经网络模型往往需要大规模标注的数据集，因此泛化能力有限，对于跨领域的新数据库，性能差强人意。</w:t>
+      </w:r>
     </w:p>
     <w:p>
       <w:pPr>
@@ -5562,28 +4873,180 @@
           <w:tab w:val="clear" w:pos="8306"/>
         </w:tabs>
         <w:spacing w:line="360" w:lineRule="auto"/>
+        <w:ind w:firstLine="420"/>
+        <w:rPr>
+          <w:rFonts w:hint="eastAsia"/>
+        </w:rPr>
+      </w:pPr>
+      <w:r>
+        <w:rPr>
+          <w:rFonts w:hint="eastAsia"/>
+        </w:rPr>
+        <w:t>当下，大规模语言模型（</w:t>
+      </w:r>
+      <w:r>
+        <w:rPr>
+          <w:rFonts w:hint="eastAsia"/>
+        </w:rPr>
+        <w:t>LLM</w:t>
+      </w:r>
+      <w:r>
+        <w:rPr>
+          <w:rFonts w:hint="eastAsia"/>
+        </w:rPr>
+        <w:t>）如</w:t>
+      </w:r>
+      <w:r>
+        <w:rPr>
+          <w:rFonts w:hint="eastAsia"/>
+        </w:rPr>
+        <w:t>GPT-4</w:t>
+      </w:r>
+      <w:r>
+        <w:rPr>
+          <w:rFonts w:hint="eastAsia"/>
+        </w:rPr>
+        <w:t>、</w:t>
+      </w:r>
+      <w:proofErr w:type="spellStart"/>
+      <w:r>
+        <w:rPr>
+          <w:rFonts w:hint="eastAsia"/>
+        </w:rPr>
+        <w:t>DeepSeek</w:t>
+      </w:r>
+      <w:proofErr w:type="spellEnd"/>
+      <w:r>
+        <w:rPr>
+          <w:rFonts w:hint="eastAsia"/>
+        </w:rPr>
+        <w:t>的出现给</w:t>
+      </w:r>
+      <w:r>
+        <w:rPr>
+          <w:rFonts w:hint="eastAsia"/>
+        </w:rPr>
+        <w:t>Text2SQL</w:t>
+      </w:r>
+      <w:r>
+        <w:rPr>
+          <w:rFonts w:hint="eastAsia"/>
+        </w:rPr>
+        <w:t>带来了新的契机。</w:t>
+      </w:r>
+      <w:r>
+        <w:rPr>
+          <w:rFonts w:hint="eastAsia"/>
+        </w:rPr>
+        <w:t>LLM</w:t>
+      </w:r>
+      <w:r>
+        <w:rPr>
+          <w:rFonts w:hint="eastAsia"/>
+        </w:rPr>
+        <w:t>在自然语言理解和生成上</w:t>
+      </w:r>
+      <w:proofErr w:type="gramStart"/>
+      <w:r>
+        <w:rPr>
+          <w:rFonts w:hint="eastAsia"/>
+        </w:rPr>
+        <w:t>崭</w:t>
+      </w:r>
+      <w:proofErr w:type="gramEnd"/>
+      <w:r>
+        <w:rPr>
+          <w:rFonts w:hint="eastAsia"/>
+        </w:rPr>
+        <w:t>露出前所未有的能力，使得</w:t>
+      </w:r>
+      <w:r>
+        <w:rPr>
+          <w:rFonts w:hint="eastAsia"/>
+        </w:rPr>
+        <w:t>LLM</w:t>
+      </w:r>
+      <w:r>
+        <w:rPr>
+          <w:rFonts w:hint="eastAsia"/>
+        </w:rPr>
+        <w:t>驱动的</w:t>
+      </w:r>
+      <w:r>
+        <w:rPr>
+          <w:rFonts w:hint="eastAsia"/>
+        </w:rPr>
+        <w:t>Text2SQL</w:t>
+      </w:r>
+      <w:r>
+        <w:rPr>
+          <w:rFonts w:hint="eastAsia"/>
+        </w:rPr>
+        <w:t>更好地泛化到不同领域的数据库；得益于其强大的推理能力，甚至在零样本或小样</w:t>
+      </w:r>
+      <w:r>
+        <w:rPr>
+          <w:rFonts w:hint="eastAsia"/>
+        </w:rPr>
+        <w:t>prompt</w:t>
+      </w:r>
+      <w:r>
+        <w:rPr>
+          <w:rFonts w:hint="eastAsia"/>
+        </w:rPr>
+        <w:t>下仍能生成复杂的</w:t>
+      </w:r>
+      <w:r>
+        <w:rPr>
+          <w:rFonts w:hint="eastAsia"/>
+        </w:rPr>
+        <w:t>SQL</w:t>
+      </w:r>
+      <w:r>
+        <w:rPr>
+          <w:rFonts w:hint="eastAsia"/>
+        </w:rPr>
+        <w:t>查询。</w:t>
+      </w:r>
+    </w:p>
+    <w:p>
+      <w:pPr>
+        <w:spacing w:line="360" w:lineRule="auto"/>
+        <w:outlineLvl w:val="2"/>
         <w:rPr>
           <w:rFonts w:eastAsia="黑体"/>
-        </w:rPr>
-      </w:pPr>
+          <w:sz w:val="24"/>
+        </w:rPr>
+      </w:pPr>
+      <w:bookmarkStart w:id="5" w:name="_Toc135816531"/>
+      <w:bookmarkStart w:id="6" w:name="_Toc136438650"/>
+      <w:bookmarkStart w:id="7" w:name="_Toc135817004"/>
+      <w:bookmarkStart w:id="8" w:name="_Toc136438753"/>
       <w:r>
         <w:rPr>
           <w:rFonts w:eastAsia="黑体" w:hint="eastAsia"/>
-        </w:rPr>
-        <w:t>1.1.3.1</w:t>
+          <w:sz w:val="24"/>
+        </w:rPr>
+        <w:t>1.1.</w:t>
       </w:r>
       <w:r>
         <w:rPr>
           <w:rFonts w:eastAsia="黑体"/>
-        </w:rPr>
-        <w:t xml:space="preserve"> </w:t>
+          <w:sz w:val="24"/>
+        </w:rPr>
+        <w:t xml:space="preserve">2 </w:t>
       </w:r>
       <w:r>
         <w:rPr>
           <w:rFonts w:eastAsia="黑体"/>
-        </w:rPr>
-        <w:t>简介</w:t>
-      </w:r>
+          <w:sz w:val="24"/>
+        </w:rPr>
+        <w:t>项目背景</w:t>
+      </w:r>
+      <w:bookmarkEnd w:id="5"/>
+      <w:bookmarkEnd w:id="6"/>
+      <w:bookmarkEnd w:id="7"/>
+      <w:bookmarkEnd w:id="8"/>
     </w:p>
     <w:p>
       <w:pPr>
@@ -5593,41 +5056,60 @@
           <w:tab w:val="clear" w:pos="8306"/>
         </w:tabs>
         <w:spacing w:line="360" w:lineRule="auto"/>
+        <w:ind w:firstLine="420"/>
+      </w:pPr>
+      <w:r>
+        <w:t>如今，随着互联网的日益流行，</w:t>
+      </w:r>
+      <w:r>
+        <w:t>……</w:t>
+      </w:r>
+    </w:p>
+    <w:p>
+      <w:pPr>
+        <w:spacing w:line="360" w:lineRule="auto"/>
+        <w:outlineLvl w:val="2"/>
         <w:rPr>
           <w:rFonts w:eastAsia="黑体"/>
-        </w:rPr>
-      </w:pPr>
+          <w:sz w:val="24"/>
+        </w:rPr>
+      </w:pPr>
+      <w:bookmarkStart w:id="9" w:name="_Toc135817005"/>
+      <w:bookmarkStart w:id="10" w:name="_Toc135816532"/>
+      <w:bookmarkStart w:id="11" w:name="_Toc136438651"/>
+      <w:bookmarkStart w:id="12" w:name="_Toc136438754"/>
       <w:r>
         <w:rPr>
           <w:rFonts w:eastAsia="黑体" w:hint="eastAsia"/>
-        </w:rPr>
-        <w:t>1.1.3.2</w:t>
+          <w:sz w:val="24"/>
+        </w:rPr>
+        <w:t>1.1.</w:t>
       </w:r>
       <w:r>
         <w:rPr>
           <w:rFonts w:eastAsia="黑体"/>
-        </w:rPr>
-        <w:t xml:space="preserve"> </w:t>
+          <w:sz w:val="24"/>
+        </w:rPr>
+        <w:t xml:space="preserve">3 </w:t>
       </w:r>
       <w:r>
         <w:rPr>
           <w:rFonts w:eastAsia="黑体"/>
-        </w:rPr>
-        <w:t>技术特</w:t>
-      </w:r>
-      <w:r>
-        <w:rPr>
-          <w:rFonts w:eastAsia="黑体" w:hint="eastAsia"/>
-        </w:rPr>
-        <w:t>点</w:t>
-      </w:r>
-      <w:r>
-        <w:rPr>
-          <w:rStyle w:val="af7"/>
+          <w:sz w:val="24"/>
+        </w:rPr>
+        <w:t>关于</w:t>
+      </w:r>
+      <w:r>
+        <w:rPr>
           <w:rFonts w:eastAsia="黑体"/>
-        </w:rPr>
-        <w:footnoteReference w:id="1"/>
-      </w:r>
+          <w:sz w:val="24"/>
+        </w:rPr>
+        <w:t>Microsoft Commerce Server 2002</w:t>
+      </w:r>
+      <w:bookmarkEnd w:id="9"/>
+      <w:bookmarkEnd w:id="10"/>
+      <w:bookmarkEnd w:id="11"/>
+      <w:bookmarkEnd w:id="12"/>
     </w:p>
     <w:p>
       <w:pPr>
@@ -5637,166 +5119,27 @@
           <w:tab w:val="clear" w:pos="8306"/>
         </w:tabs>
         <w:spacing w:line="360" w:lineRule="auto"/>
-        <w:ind w:firstLine="420"/>
         <w:rPr>
           <w:rFonts w:eastAsia="黑体"/>
         </w:rPr>
       </w:pPr>
       <w:r>
         <w:rPr>
+          <w:rFonts w:eastAsia="黑体" w:hint="eastAsia"/>
+        </w:rPr>
+        <w:t>1.1.3.1</w:t>
+      </w:r>
+      <w:r>
+        <w:rPr>
           <w:rFonts w:eastAsia="黑体"/>
-          <w:noProof/>
-        </w:rPr>
-        <mc:AlternateContent>
-          <mc:Choice Requires="wps">
-            <w:drawing>
-              <wp:anchor distT="0" distB="0" distL="114300" distR="114300" simplePos="0" relativeHeight="251672576" behindDoc="0" locked="0" layoutInCell="1" allowOverlap="1" wp14:anchorId="3417E520" wp14:editId="13BDCFB9">
-                <wp:simplePos x="0" y="0"/>
-                <wp:positionH relativeFrom="column">
-                  <wp:posOffset>1682115</wp:posOffset>
-                </wp:positionH>
-                <wp:positionV relativeFrom="paragraph">
-                  <wp:posOffset>282575</wp:posOffset>
-                </wp:positionV>
-                <wp:extent cx="2019300" cy="1933575"/>
-                <wp:effectExtent l="209550" t="381000" r="38100" b="47625"/>
-                <wp:wrapNone/>
-                <wp:docPr id="109" name="AutoShape 1411"/>
-                <wp:cNvGraphicFramePr>
-                  <a:graphicFrameLocks xmlns:a="http://schemas.openxmlformats.org/drawingml/2006/main"/>
-                </wp:cNvGraphicFramePr>
-                <a:graphic xmlns:a="http://schemas.openxmlformats.org/drawingml/2006/main">
-                  <a:graphicData uri="http://schemas.microsoft.com/office/word/2010/wordprocessingShape">
-                    <wps:wsp>
-                      <wps:cNvSpPr>
-                        <a:spLocks noChangeArrowheads="1"/>
-                      </wps:cNvSpPr>
-                      <wps:spPr bwMode="auto">
-                        <a:xfrm>
-                          <a:off x="0" y="0"/>
-                          <a:ext cx="2019300" cy="1933575"/>
-                        </a:xfrm>
-                        <a:prstGeom prst="wedgeEllipseCallout">
-                          <a:avLst>
-                            <a:gd name="adj1" fmla="val -58966"/>
-                            <a:gd name="adj2" fmla="val -68074"/>
-                          </a:avLst>
-                        </a:prstGeom>
-                        <a:solidFill>
-                          <a:srgbClr val="FFFFFF"/>
-                        </a:solidFill>
-                        <a:ln w="9525">
-                          <a:solidFill>
-                            <a:srgbClr val="FF0000"/>
-                          </a:solidFill>
-                          <a:miter lim="800000"/>
-                        </a:ln>
-                      </wps:spPr>
-                      <wps:txbx>
-                        <w:txbxContent>
-                          <w:p>
-                            <w:pPr>
-                              <w:rPr>
-                                <w:color w:val="FF0000"/>
-                              </w:rPr>
-                            </w:pPr>
-                            <w:bookmarkStart w:id="17" w:name="_Hlk43735008"/>
-                            <w:bookmarkStart w:id="18" w:name="_Hlk43735005"/>
-                            <w:bookmarkStart w:id="19" w:name="_Hlk43735007"/>
-                            <w:bookmarkStart w:id="20" w:name="_Hlk43735006"/>
-                            <w:r>
-                              <w:rPr>
-                                <w:rFonts w:hint="eastAsia"/>
-                                <w:color w:val="FF0000"/>
-                              </w:rPr>
-                              <w:t>在正文中加脚注（</w:t>
-                            </w:r>
-                            <w:r>
-                              <w:rPr>
-                                <w:rFonts w:hint="eastAsia"/>
-                                <w:color w:val="FF0000"/>
-                              </w:rPr>
-                              <w:t>对文中某一部分内容的说明、解释）：右上角用注码标出</w:t>
-                            </w:r>
-                            <w:bookmarkEnd w:id="17"/>
-                            <w:bookmarkEnd w:id="18"/>
-                            <w:bookmarkEnd w:id="19"/>
-                            <w:bookmarkEnd w:id="20"/>
-                            <w:r>
-                              <w:rPr>
-                                <w:rFonts w:hint="eastAsia"/>
-                                <w:color w:val="FF0000"/>
-                              </w:rPr>
-                              <w:t>，显示在该页面底部（与参考文献不同）</w:t>
-                            </w:r>
-                          </w:p>
-                        </w:txbxContent>
-                      </wps:txbx>
-                      <wps:bodyPr rot="0" vert="horz" wrap="square" lIns="91440" tIns="45720" rIns="91440" bIns="45720" anchor="t" anchorCtr="0" upright="1">
-                        <a:noAutofit/>
-                      </wps:bodyPr>
-                    </wps:wsp>
-                  </a:graphicData>
-                </a:graphic>
-              </wp:anchor>
-            </w:drawing>
-          </mc:Choice>
-          <mc:Fallback xmlns:wpsCustomData="http://www.wps.cn/officeDocument/2013/wpsCustomData">
-            <w:pict>
-              <v:shape id="AutoShape 1411" o:spid="_x0000_s1026" o:spt="63" type="#_x0000_t63" style="position:absolute;left:0pt;margin-left:132.45pt;margin-top:22.25pt;height:152.25pt;width:159pt;z-index:251672576;mso-width-relative:page;mso-height-relative:page;" fillcolor="#FFFFFF" filled="t" stroked="t" coordsize="21600,21600" o:gfxdata="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" adj="-1937,-3904">
-                <v:fill on="t" focussize="0,0"/>
-                <v:stroke color="#FF0000" miterlimit="8" joinstyle="miter"/>
-                <v:imagedata o:title=""/>
-                <o:lock v:ext="edit" aspectratio="f"/>
-                <v:textbox>
-                  <w:txbxContent>
-                    <w:p>
-                      <w:pPr>
-                        <w:rPr>
-                          <w:color w:val="FF0000"/>
-                        </w:rPr>
-                      </w:pPr>
-                      <w:bookmarkStart w:id="91" w:name="_Hlk43735008"/>
-                      <w:bookmarkStart w:id="92" w:name="_Hlk43735005"/>
-                      <w:bookmarkStart w:id="93" w:name="_Hlk43735007"/>
-                      <w:bookmarkStart w:id="94" w:name="_Hlk43735006"/>
-                      <w:r>
-                        <w:rPr>
-                          <w:rFonts w:hint="eastAsia"/>
-                          <w:color w:val="FF0000"/>
-                        </w:rPr>
-                        <w:t>在正文中加脚注（对文中某一部分内容的说明、解释）：右上角用注码标出</w:t>
-                      </w:r>
-                      <w:bookmarkEnd w:id="91"/>
-                      <w:bookmarkEnd w:id="92"/>
-                      <w:bookmarkEnd w:id="93"/>
-                      <w:bookmarkEnd w:id="94"/>
-                      <w:r>
-                        <w:rPr>
-                          <w:rFonts w:hint="eastAsia"/>
-                          <w:color w:val="FF0000"/>
-                        </w:rPr>
-                        <w:t>，显示在该页面底部（与参考文献不同）</w:t>
-                      </w:r>
-                    </w:p>
-                  </w:txbxContent>
-                </v:textbox>
-              </v:shape>
-            </w:pict>
-          </mc:Fallback>
-        </mc:AlternateContent>
+        </w:rPr>
+        <w:t xml:space="preserve"> </w:t>
       </w:r>
       <w:r>
         <w:rPr>
           <w:rFonts w:eastAsia="黑体"/>
         </w:rPr>
-        <w:t>1</w:t>
-      </w:r>
-      <w:r>
-        <w:rPr>
-          <w:rFonts w:eastAsia="黑体"/>
-        </w:rPr>
-        <w:t>）国际性站点支持</w:t>
+        <w:t>简介</w:t>
       </w:r>
     </w:p>
     <w:p>
@@ -5807,6 +5150,50 @@
           <w:tab w:val="clear" w:pos="8306"/>
         </w:tabs>
         <w:spacing w:line="360" w:lineRule="auto"/>
+        <w:rPr>
+          <w:rFonts w:eastAsia="黑体"/>
+        </w:rPr>
+      </w:pPr>
+      <w:r>
+        <w:rPr>
+          <w:rFonts w:eastAsia="黑体" w:hint="eastAsia"/>
+        </w:rPr>
+        <w:t>1.1.3.2</w:t>
+      </w:r>
+      <w:r>
+        <w:rPr>
+          <w:rFonts w:eastAsia="黑体"/>
+        </w:rPr>
+        <w:t xml:space="preserve"> </w:t>
+      </w:r>
+      <w:r>
+        <w:rPr>
+          <w:rFonts w:eastAsia="黑体"/>
+        </w:rPr>
+        <w:t>技术特</w:t>
+      </w:r>
+      <w:r>
+        <w:rPr>
+          <w:rFonts w:eastAsia="黑体" w:hint="eastAsia"/>
+        </w:rPr>
+        <w:t>点</w:t>
+      </w:r>
+      <w:r>
+        <w:rPr>
+          <w:rStyle w:val="af7"/>
+          <w:rFonts w:eastAsia="黑体"/>
+        </w:rPr>
+        <w:footnoteReference w:id="1"/>
+      </w:r>
+    </w:p>
+    <w:p>
+      <w:pPr>
+        <w:pStyle w:val="ac"/>
+        <w:tabs>
+          <w:tab w:val="clear" w:pos="4153"/>
+          <w:tab w:val="clear" w:pos="8306"/>
+        </w:tabs>
+        <w:spacing w:line="360" w:lineRule="auto"/>
         <w:ind w:firstLine="420"/>
         <w:rPr>
           <w:rFonts w:eastAsia="黑体"/>
@@ -5816,6 +5203,32 @@
         <w:rPr>
           <w:rFonts w:eastAsia="黑体"/>
         </w:rPr>
+        <w:t>1</w:t>
+      </w:r>
+      <w:r>
+        <w:rPr>
+          <w:rFonts w:eastAsia="黑体"/>
+        </w:rPr>
+        <w:t>）国际性站点支持</w:t>
+      </w:r>
+    </w:p>
+    <w:p>
+      <w:pPr>
+        <w:pStyle w:val="ac"/>
+        <w:tabs>
+          <w:tab w:val="clear" w:pos="4153"/>
+          <w:tab w:val="clear" w:pos="8306"/>
+        </w:tabs>
+        <w:spacing w:line="360" w:lineRule="auto"/>
+        <w:ind w:firstLine="420"/>
+        <w:rPr>
+          <w:rFonts w:eastAsia="黑体"/>
+        </w:rPr>
+      </w:pPr>
+      <w:r>
+        <w:rPr>
+          <w:rFonts w:eastAsia="黑体"/>
+        </w:rPr>
         <w:t>2</w:t>
       </w:r>
       <w:r>
@@ -5840,10 +5253,10 @@
           <w:sz w:val="24"/>
         </w:rPr>
       </w:pPr>
-      <w:bookmarkStart w:id="21" w:name="_Toc135817006"/>
-      <w:bookmarkStart w:id="22" w:name="_Toc135816533"/>
-      <w:bookmarkStart w:id="23" w:name="_Toc136438755"/>
-      <w:bookmarkStart w:id="24" w:name="_Toc136438652"/>
+      <w:bookmarkStart w:id="13" w:name="_Toc135817006"/>
+      <w:bookmarkStart w:id="14" w:name="_Toc135816533"/>
+      <w:bookmarkStart w:id="15" w:name="_Toc136438755"/>
+      <w:bookmarkStart w:id="16" w:name="_Toc136438652"/>
       <w:r>
         <w:rPr>
           <w:rFonts w:eastAsia="黑体" w:hint="eastAsia"/>
@@ -5872,10 +5285,10 @@
         </w:rPr>
         <w:t>Commerce Brains</w:t>
       </w:r>
-      <w:bookmarkEnd w:id="21"/>
-      <w:bookmarkEnd w:id="22"/>
-      <w:bookmarkEnd w:id="23"/>
-      <w:bookmarkEnd w:id="24"/>
+      <w:bookmarkEnd w:id="13"/>
+      <w:bookmarkEnd w:id="14"/>
+      <w:bookmarkEnd w:id="15"/>
+      <w:bookmarkEnd w:id="16"/>
     </w:p>
     <w:p>
       <w:pPr>
@@ -6213,7 +5626,6 @@
         <w:rPr>
           <w:noProof/>
         </w:rPr>
-        <w:lastRenderedPageBreak/>
         <mc:AlternateContent>
           <mc:Choice Requires="wps">
             <w:drawing>
@@ -8492,6 +7904,7 @@
         <w:rPr>
           <w:rFonts w:eastAsia="黑体" w:hint="eastAsia"/>
         </w:rPr>
+        <w:lastRenderedPageBreak/>
         <w:t>1.1.4.2</w:t>
       </w:r>
       <w:r>
@@ -8631,7 +8044,7 @@
           <w:sz w:val="24"/>
         </w:rPr>
       </w:pPr>
-      <w:bookmarkStart w:id="25" w:name="_Toc43732271"/>
+      <w:bookmarkStart w:id="17" w:name="_Toc43732271"/>
       <w:r>
         <w:rPr>
           <w:rFonts w:hint="eastAsia"/>
@@ -8657,7 +8070,7 @@
         </w:rPr>
         <w:t>相关工作</w:t>
       </w:r>
-      <w:bookmarkEnd w:id="25"/>
+      <w:bookmarkEnd w:id="17"/>
     </w:p>
     <w:p>
       <w:pPr>
@@ -8678,7 +8091,7 @@
           <w:sz w:val="24"/>
         </w:rPr>
       </w:pPr>
-      <w:bookmarkStart w:id="26" w:name="_Toc43732272"/>
+      <w:bookmarkStart w:id="18" w:name="_Toc43732272"/>
       <w:r>
         <w:rPr>
           <w:rFonts w:hint="eastAsia"/>
@@ -8701,7 +8114,7 @@
         </w:rPr>
         <w:t>论文组织</w:t>
       </w:r>
-      <w:bookmarkEnd w:id="26"/>
+      <w:bookmarkEnd w:id="18"/>
     </w:p>
     <w:p>
       <w:pPr>
@@ -8742,8 +8155,8 @@
           <w:szCs w:val="30"/>
         </w:rPr>
       </w:pPr>
-      <w:bookmarkStart w:id="27" w:name="_Toc43732273"/>
-      <w:bookmarkStart w:id="28" w:name="_Toc135816536"/>
+      <w:bookmarkStart w:id="19" w:name="_Toc43732273"/>
+      <w:bookmarkStart w:id="20" w:name="_Toc135816536"/>
       <w:r>
         <w:rPr>
           <w:rFonts w:eastAsia="黑体" w:hint="eastAsia"/>
@@ -8769,8 +8182,8 @@
         </w:rPr>
         <w:t>系统分析与设计</w:t>
       </w:r>
-      <w:bookmarkEnd w:id="27"/>
-      <w:bookmarkEnd w:id="28"/>
+      <w:bookmarkEnd w:id="19"/>
+      <w:bookmarkEnd w:id="20"/>
     </w:p>
     <w:p>
       <w:pPr>
@@ -8782,8 +8195,8 @@
           <w:sz w:val="24"/>
         </w:rPr>
       </w:pPr>
-      <w:bookmarkStart w:id="29" w:name="_Toc135816537"/>
-      <w:bookmarkStart w:id="30" w:name="_Toc43732274"/>
+      <w:bookmarkStart w:id="21" w:name="_Toc135816537"/>
+      <w:bookmarkStart w:id="22" w:name="_Toc43732274"/>
       <w:r>
         <w:rPr>
           <w:rFonts w:hint="eastAsia"/>
@@ -8809,8 +8222,8 @@
         </w:rPr>
         <w:t>需求分析</w:t>
       </w:r>
-      <w:bookmarkEnd w:id="29"/>
-      <w:bookmarkEnd w:id="30"/>
+      <w:bookmarkEnd w:id="21"/>
+      <w:bookmarkEnd w:id="22"/>
     </w:p>
     <w:p>
       <w:pPr>
@@ -8822,7 +8235,7 @@
           <w:sz w:val="24"/>
         </w:rPr>
       </w:pPr>
-      <w:bookmarkStart w:id="31" w:name="_Toc43732275"/>
+      <w:bookmarkStart w:id="23" w:name="_Toc43732275"/>
       <w:r>
         <w:rPr>
           <w:rFonts w:hint="eastAsia"/>
@@ -8845,7 +8258,7 @@
         </w:rPr>
         <w:t>系统概要</w:t>
       </w:r>
-      <w:bookmarkEnd w:id="31"/>
+      <w:bookmarkEnd w:id="23"/>
     </w:p>
     <w:p>
       <w:pPr>
@@ -8857,7 +8270,7 @@
           <w:sz w:val="24"/>
         </w:rPr>
       </w:pPr>
-      <w:bookmarkStart w:id="32" w:name="_Toc43732276"/>
+      <w:bookmarkStart w:id="24" w:name="_Toc43732276"/>
       <w:r>
         <w:rPr>
           <w:rFonts w:hint="eastAsia"/>
@@ -8880,7 +8293,7 @@
         </w:rPr>
         <w:t>系统流程</w:t>
       </w:r>
-      <w:bookmarkEnd w:id="32"/>
+      <w:bookmarkEnd w:id="24"/>
     </w:p>
     <w:p>
       <w:pPr>
@@ -8938,8 +8351,8 @@
           <w:szCs w:val="30"/>
         </w:rPr>
       </w:pPr>
-      <w:bookmarkStart w:id="33" w:name="_Toc43732277"/>
-      <w:bookmarkStart w:id="34" w:name="_Toc135816538"/>
+      <w:bookmarkStart w:id="25" w:name="_Toc43732277"/>
+      <w:bookmarkStart w:id="26" w:name="_Toc135816538"/>
       <w:r>
         <w:rPr>
           <w:rFonts w:eastAsia="黑体" w:hint="eastAsia"/>
@@ -8965,8 +8378,8 @@
         </w:rPr>
         <w:t>概要设计</w:t>
       </w:r>
-      <w:bookmarkEnd w:id="33"/>
-      <w:bookmarkEnd w:id="34"/>
+      <w:bookmarkEnd w:id="25"/>
+      <w:bookmarkEnd w:id="26"/>
     </w:p>
     <w:p>
       <w:pPr>
@@ -8981,11 +8394,11 @@
           <w:rFonts w:eastAsia="黑体"/>
         </w:rPr>
       </w:pPr>
-      <w:bookmarkStart w:id="35" w:name="_Toc136438658"/>
-      <w:bookmarkStart w:id="36" w:name="_Toc43732278"/>
-      <w:bookmarkStart w:id="37" w:name="_Toc135817012"/>
-      <w:bookmarkStart w:id="38" w:name="_Toc136438761"/>
-      <w:bookmarkStart w:id="39" w:name="_Toc135816539"/>
+      <w:bookmarkStart w:id="27" w:name="_Toc136438658"/>
+      <w:bookmarkStart w:id="28" w:name="_Toc43732278"/>
+      <w:bookmarkStart w:id="29" w:name="_Toc135817012"/>
+      <w:bookmarkStart w:id="30" w:name="_Toc136438761"/>
+      <w:bookmarkStart w:id="31" w:name="_Toc135816539"/>
       <w:r>
         <w:rPr>
           <w:rFonts w:eastAsia="黑体" w:hint="eastAsia"/>
@@ -9004,11 +8417,11 @@
         </w:rPr>
         <w:t>业务流程</w:t>
       </w:r>
-      <w:bookmarkEnd w:id="35"/>
-      <w:bookmarkEnd w:id="36"/>
-      <w:bookmarkEnd w:id="37"/>
-      <w:bookmarkEnd w:id="38"/>
-      <w:bookmarkEnd w:id="39"/>
+      <w:bookmarkEnd w:id="27"/>
+      <w:bookmarkEnd w:id="28"/>
+      <w:bookmarkEnd w:id="29"/>
+      <w:bookmarkEnd w:id="30"/>
+      <w:bookmarkEnd w:id="31"/>
     </w:p>
     <w:p>
       <w:pPr>
@@ -9023,7 +8436,7 @@
           <w:rFonts w:eastAsia="黑体"/>
         </w:rPr>
       </w:pPr>
-      <w:bookmarkStart w:id="40" w:name="_Toc43732279"/>
+      <w:bookmarkStart w:id="32" w:name="_Toc43732279"/>
       <w:r>
         <w:rPr>
           <w:rFonts w:eastAsia="黑体" w:hint="eastAsia"/>
@@ -9042,7 +8455,7 @@
         </w:rPr>
         <w:t>功能模块介绍</w:t>
       </w:r>
-      <w:bookmarkEnd w:id="40"/>
+      <w:bookmarkEnd w:id="32"/>
     </w:p>
     <w:p>
       <w:pPr>
@@ -12619,8 +12032,8 @@
           <w:szCs w:val="30"/>
         </w:rPr>
       </w:pPr>
-      <w:bookmarkStart w:id="41" w:name="_Toc135816541"/>
-      <w:bookmarkStart w:id="42" w:name="_Toc43732280"/>
+      <w:bookmarkStart w:id="33" w:name="_Toc135816541"/>
+      <w:bookmarkStart w:id="34" w:name="_Toc43732280"/>
       <w:r>
         <w:rPr>
           <w:rFonts w:eastAsia="黑体" w:hint="eastAsia"/>
@@ -12646,255 +12059,255 @@
         </w:rPr>
         <w:t>详细设计</w:t>
       </w:r>
+      <w:bookmarkEnd w:id="33"/>
+      <w:bookmarkEnd w:id="34"/>
+    </w:p>
+    <w:p>
+      <w:pPr>
+        <w:spacing w:line="360" w:lineRule="auto"/>
+        <w:outlineLvl w:val="1"/>
+        <w:rPr>
+          <w:rFonts w:eastAsia="黑体"/>
+          <w:sz w:val="24"/>
+        </w:rPr>
+      </w:pPr>
+      <w:bookmarkStart w:id="35" w:name="_Toc136438661"/>
+      <w:bookmarkStart w:id="36" w:name="_Toc135816542"/>
+      <w:bookmarkStart w:id="37" w:name="_Toc135817015"/>
+      <w:bookmarkStart w:id="38" w:name="_Toc43732281"/>
+      <w:bookmarkStart w:id="39" w:name="_Toc136438764"/>
+      <w:r>
+        <w:rPr>
+          <w:rFonts w:eastAsia="黑体" w:hint="eastAsia"/>
+          <w:sz w:val="24"/>
+        </w:rPr>
+        <w:t>4.1</w:t>
+      </w:r>
+      <w:r>
+        <w:rPr>
+          <w:rFonts w:eastAsia="黑体"/>
+          <w:sz w:val="24"/>
+        </w:rPr>
+        <w:t xml:space="preserve"> </w:t>
+      </w:r>
+      <w:r>
+        <w:rPr>
+          <w:rFonts w:eastAsia="黑体"/>
+          <w:sz w:val="24"/>
+        </w:rPr>
+        <w:t>数据库的设计</w:t>
+      </w:r>
+      <w:bookmarkStart w:id="40" w:name="_Toc136438765"/>
+      <w:bookmarkStart w:id="41" w:name="_Toc135816543"/>
+      <w:bookmarkStart w:id="42" w:name="_Toc135817016"/>
+      <w:bookmarkStart w:id="43" w:name="_Toc136438662"/>
+      <w:bookmarkEnd w:id="35"/>
+      <w:bookmarkEnd w:id="36"/>
+      <w:bookmarkEnd w:id="37"/>
+      <w:bookmarkEnd w:id="38"/>
+      <w:bookmarkEnd w:id="39"/>
+    </w:p>
+    <w:p>
+      <w:pPr>
+        <w:spacing w:line="360" w:lineRule="auto"/>
+        <w:outlineLvl w:val="1"/>
+        <w:rPr>
+          <w:rFonts w:eastAsia="黑体"/>
+          <w:sz w:val="24"/>
+        </w:rPr>
+      </w:pPr>
+      <w:bookmarkStart w:id="44" w:name="_Toc43732282"/>
+      <w:r>
+        <w:rPr>
+          <w:rFonts w:eastAsia="黑体" w:hint="eastAsia"/>
+          <w:sz w:val="24"/>
+        </w:rPr>
+        <w:t>4.2</w:t>
+      </w:r>
+      <w:r>
+        <w:rPr>
+          <w:rFonts w:eastAsia="黑体"/>
+          <w:sz w:val="24"/>
+        </w:rPr>
+        <w:t xml:space="preserve"> </w:t>
+      </w:r>
+      <w:proofErr w:type="gramStart"/>
+      <w:r>
+        <w:rPr>
+          <w:rFonts w:eastAsia="黑体"/>
+          <w:sz w:val="24"/>
+        </w:rPr>
+        <w:t>细设计</w:t>
+      </w:r>
+      <w:proofErr w:type="gramEnd"/>
+      <w:r>
+        <w:rPr>
+          <w:rFonts w:eastAsia="黑体"/>
+          <w:sz w:val="24"/>
+        </w:rPr>
+        <w:t>书</w:t>
+      </w:r>
+      <w:bookmarkStart w:id="45" w:name="_Toc135816544"/>
+      <w:bookmarkStart w:id="46" w:name="_Toc135817017"/>
+      <w:bookmarkStart w:id="47" w:name="_Toc136438766"/>
+      <w:bookmarkStart w:id="48" w:name="_Toc136438663"/>
+      <w:bookmarkEnd w:id="40"/>
       <w:bookmarkEnd w:id="41"/>
       <w:bookmarkEnd w:id="42"/>
-    </w:p>
-    <w:p>
-      <w:pPr>
-        <w:spacing w:line="360" w:lineRule="auto"/>
-        <w:outlineLvl w:val="1"/>
-        <w:rPr>
-          <w:rFonts w:eastAsia="黑体"/>
-          <w:sz w:val="24"/>
-        </w:rPr>
-      </w:pPr>
-      <w:bookmarkStart w:id="43" w:name="_Toc136438661"/>
-      <w:bookmarkStart w:id="44" w:name="_Toc135816542"/>
-      <w:bookmarkStart w:id="45" w:name="_Toc135817015"/>
-      <w:bookmarkStart w:id="46" w:name="_Toc43732281"/>
-      <w:bookmarkStart w:id="47" w:name="_Toc136438764"/>
-      <w:r>
-        <w:rPr>
-          <w:rFonts w:eastAsia="黑体" w:hint="eastAsia"/>
-          <w:sz w:val="24"/>
-        </w:rPr>
-        <w:t>4.1</w:t>
-      </w:r>
-      <w:r>
-        <w:rPr>
-          <w:rFonts w:eastAsia="黑体"/>
-          <w:sz w:val="24"/>
-        </w:rPr>
-        <w:t xml:space="preserve"> </w:t>
-      </w:r>
-      <w:r>
-        <w:rPr>
-          <w:rFonts w:eastAsia="黑体"/>
-          <w:sz w:val="24"/>
-        </w:rPr>
-        <w:t>数据库的设计</w:t>
-      </w:r>
-      <w:bookmarkStart w:id="48" w:name="_Toc136438765"/>
-      <w:bookmarkStart w:id="49" w:name="_Toc135816543"/>
-      <w:bookmarkStart w:id="50" w:name="_Toc135817016"/>
-      <w:bookmarkStart w:id="51" w:name="_Toc136438662"/>
       <w:bookmarkEnd w:id="43"/>
       <w:bookmarkEnd w:id="44"/>
+    </w:p>
+    <w:p>
+      <w:pPr>
+        <w:spacing w:line="360" w:lineRule="auto"/>
+        <w:outlineLvl w:val="1"/>
+        <w:rPr>
+          <w:rFonts w:eastAsia="黑体"/>
+          <w:sz w:val="24"/>
+        </w:rPr>
+      </w:pPr>
+      <w:bookmarkStart w:id="49" w:name="_Toc43732283"/>
+      <w:r>
+        <w:rPr>
+          <w:rFonts w:eastAsia="黑体" w:hint="eastAsia"/>
+          <w:sz w:val="24"/>
+        </w:rPr>
+        <w:t>4.3</w:t>
+      </w:r>
+      <w:r>
+        <w:rPr>
+          <w:rFonts w:eastAsia="黑体"/>
+          <w:sz w:val="24"/>
+        </w:rPr>
+        <w:t xml:space="preserve"> </w:t>
+      </w:r>
+      <w:r>
+        <w:rPr>
+          <w:rFonts w:eastAsia="黑体"/>
+          <w:sz w:val="24"/>
+        </w:rPr>
+        <w:t>界面设计</w:t>
+      </w:r>
       <w:bookmarkEnd w:id="45"/>
       <w:bookmarkEnd w:id="46"/>
       <w:bookmarkEnd w:id="47"/>
-    </w:p>
-    <w:p>
-      <w:pPr>
-        <w:spacing w:line="360" w:lineRule="auto"/>
-        <w:outlineLvl w:val="1"/>
-        <w:rPr>
-          <w:rFonts w:eastAsia="黑体"/>
-          <w:sz w:val="24"/>
-        </w:rPr>
-      </w:pPr>
-      <w:bookmarkStart w:id="52" w:name="_Toc43732282"/>
-      <w:r>
-        <w:rPr>
-          <w:rFonts w:eastAsia="黑体" w:hint="eastAsia"/>
-          <w:sz w:val="24"/>
-        </w:rPr>
-        <w:t>4.2</w:t>
-      </w:r>
-      <w:r>
-        <w:rPr>
-          <w:rFonts w:eastAsia="黑体"/>
-          <w:sz w:val="24"/>
-        </w:rPr>
-        <w:t xml:space="preserve"> </w:t>
-      </w:r>
-      <w:proofErr w:type="gramStart"/>
-      <w:r>
-        <w:rPr>
-          <w:rFonts w:eastAsia="黑体"/>
-          <w:sz w:val="24"/>
-        </w:rPr>
-        <w:t>细设计</w:t>
-      </w:r>
-      <w:proofErr w:type="gramEnd"/>
-      <w:r>
-        <w:rPr>
-          <w:rFonts w:eastAsia="黑体"/>
-          <w:sz w:val="24"/>
-        </w:rPr>
-        <w:t>书</w:t>
-      </w:r>
-      <w:bookmarkStart w:id="53" w:name="_Toc135816544"/>
-      <w:bookmarkStart w:id="54" w:name="_Toc135817017"/>
-      <w:bookmarkStart w:id="55" w:name="_Toc136438766"/>
-      <w:bookmarkStart w:id="56" w:name="_Toc136438663"/>
       <w:bookmarkEnd w:id="48"/>
       <w:bookmarkEnd w:id="49"/>
+    </w:p>
+    <w:p>
+      <w:pPr>
+        <w:spacing w:line="360" w:lineRule="auto"/>
+        <w:outlineLvl w:val="1"/>
+        <w:rPr>
+          <w:rFonts w:eastAsia="黑体"/>
+          <w:sz w:val="24"/>
+        </w:rPr>
+      </w:pPr>
+    </w:p>
+    <w:p>
+      <w:pPr>
+        <w:spacing w:line="360" w:lineRule="auto"/>
+        <w:outlineLvl w:val="1"/>
+        <w:rPr>
+          <w:rFonts w:eastAsia="黑体"/>
+          <w:sz w:val="24"/>
+        </w:rPr>
+      </w:pPr>
+    </w:p>
+    <w:p>
+      <w:pPr>
+        <w:spacing w:line="360" w:lineRule="auto"/>
+        <w:outlineLvl w:val="1"/>
+        <w:rPr>
+          <w:rFonts w:eastAsia="黑体"/>
+          <w:sz w:val="24"/>
+        </w:rPr>
+      </w:pPr>
+    </w:p>
+    <w:p>
+      <w:pPr>
+        <w:spacing w:line="360" w:lineRule="auto"/>
+        <w:outlineLvl w:val="1"/>
+        <w:rPr>
+          <w:rFonts w:eastAsia="黑体"/>
+          <w:sz w:val="24"/>
+        </w:rPr>
+      </w:pPr>
+    </w:p>
+    <w:p>
+      <w:pPr>
+        <w:spacing w:line="360" w:lineRule="auto"/>
+        <w:outlineLvl w:val="1"/>
+        <w:rPr>
+          <w:rFonts w:eastAsia="黑体"/>
+          <w:sz w:val="24"/>
+        </w:rPr>
+      </w:pPr>
+    </w:p>
+    <w:p>
+      <w:pPr>
+        <w:spacing w:line="360" w:lineRule="auto"/>
+        <w:outlineLvl w:val="1"/>
+        <w:rPr>
+          <w:rFonts w:eastAsia="黑体"/>
+          <w:sz w:val="24"/>
+        </w:rPr>
+      </w:pPr>
+    </w:p>
+    <w:p>
+      <w:pPr>
+        <w:widowControl/>
+        <w:jc w:val="left"/>
+        <w:rPr>
+          <w:sz w:val="24"/>
+        </w:rPr>
+      </w:pPr>
+      <w:r>
+        <w:rPr>
+          <w:sz w:val="24"/>
+        </w:rPr>
+        <w:br w:type="page"/>
+      </w:r>
+    </w:p>
+    <w:p>
+      <w:pPr>
+        <w:spacing w:line="360" w:lineRule="auto"/>
+        <w:outlineLvl w:val="0"/>
+        <w:rPr>
+          <w:rFonts w:eastAsia="黑体"/>
+          <w:sz w:val="24"/>
+          <w:szCs w:val="30"/>
+        </w:rPr>
+      </w:pPr>
+      <w:bookmarkStart w:id="50" w:name="_Toc135816545"/>
+      <w:bookmarkStart w:id="51" w:name="_Toc43732284"/>
+      <w:r>
+        <w:rPr>
+          <w:rFonts w:eastAsia="黑体" w:hint="eastAsia"/>
+          <w:sz w:val="24"/>
+          <w:szCs w:val="30"/>
+        </w:rPr>
+        <w:lastRenderedPageBreak/>
+        <w:t>5</w:t>
+      </w:r>
+      <w:r>
+        <w:rPr>
+          <w:rFonts w:eastAsia="黑体" w:hint="eastAsia"/>
+          <w:sz w:val="24"/>
+          <w:szCs w:val="30"/>
+        </w:rPr>
+        <w:t>、</w:t>
+      </w:r>
+      <w:r>
+        <w:rPr>
+          <w:rFonts w:eastAsia="黑体"/>
+          <w:sz w:val="24"/>
+          <w:szCs w:val="30"/>
+        </w:rPr>
+        <w:t>系统实现</w:t>
+      </w:r>
       <w:bookmarkEnd w:id="50"/>
       <w:bookmarkEnd w:id="51"/>
-      <w:bookmarkEnd w:id="52"/>
-    </w:p>
-    <w:p>
-      <w:pPr>
-        <w:spacing w:line="360" w:lineRule="auto"/>
-        <w:outlineLvl w:val="1"/>
-        <w:rPr>
-          <w:rFonts w:eastAsia="黑体"/>
-          <w:sz w:val="24"/>
-        </w:rPr>
-      </w:pPr>
-      <w:bookmarkStart w:id="57" w:name="_Toc43732283"/>
-      <w:r>
-        <w:rPr>
-          <w:rFonts w:eastAsia="黑体" w:hint="eastAsia"/>
-          <w:sz w:val="24"/>
-        </w:rPr>
-        <w:t>4.3</w:t>
-      </w:r>
-      <w:r>
-        <w:rPr>
-          <w:rFonts w:eastAsia="黑体"/>
-          <w:sz w:val="24"/>
-        </w:rPr>
-        <w:t xml:space="preserve"> </w:t>
-      </w:r>
-      <w:r>
-        <w:rPr>
-          <w:rFonts w:eastAsia="黑体"/>
-          <w:sz w:val="24"/>
-        </w:rPr>
-        <w:t>界面设计</w:t>
-      </w:r>
-      <w:bookmarkEnd w:id="53"/>
-      <w:bookmarkEnd w:id="54"/>
-      <w:bookmarkEnd w:id="55"/>
-      <w:bookmarkEnd w:id="56"/>
-      <w:bookmarkEnd w:id="57"/>
-    </w:p>
-    <w:p>
-      <w:pPr>
-        <w:spacing w:line="360" w:lineRule="auto"/>
-        <w:outlineLvl w:val="1"/>
-        <w:rPr>
-          <w:rFonts w:eastAsia="黑体"/>
-          <w:sz w:val="24"/>
-        </w:rPr>
-      </w:pPr>
-    </w:p>
-    <w:p>
-      <w:pPr>
-        <w:spacing w:line="360" w:lineRule="auto"/>
-        <w:outlineLvl w:val="1"/>
-        <w:rPr>
-          <w:rFonts w:eastAsia="黑体"/>
-          <w:sz w:val="24"/>
-        </w:rPr>
-      </w:pPr>
-    </w:p>
-    <w:p>
-      <w:pPr>
-        <w:spacing w:line="360" w:lineRule="auto"/>
-        <w:outlineLvl w:val="1"/>
-        <w:rPr>
-          <w:rFonts w:eastAsia="黑体"/>
-          <w:sz w:val="24"/>
-        </w:rPr>
-      </w:pPr>
-    </w:p>
-    <w:p>
-      <w:pPr>
-        <w:spacing w:line="360" w:lineRule="auto"/>
-        <w:outlineLvl w:val="1"/>
-        <w:rPr>
-          <w:rFonts w:eastAsia="黑体"/>
-          <w:sz w:val="24"/>
-        </w:rPr>
-      </w:pPr>
-    </w:p>
-    <w:p>
-      <w:pPr>
-        <w:spacing w:line="360" w:lineRule="auto"/>
-        <w:outlineLvl w:val="1"/>
-        <w:rPr>
-          <w:rFonts w:eastAsia="黑体"/>
-          <w:sz w:val="24"/>
-        </w:rPr>
-      </w:pPr>
-    </w:p>
-    <w:p>
-      <w:pPr>
-        <w:spacing w:line="360" w:lineRule="auto"/>
-        <w:outlineLvl w:val="1"/>
-        <w:rPr>
-          <w:rFonts w:eastAsia="黑体"/>
-          <w:sz w:val="24"/>
-        </w:rPr>
-      </w:pPr>
-    </w:p>
-    <w:p>
-      <w:pPr>
-        <w:widowControl/>
-        <w:jc w:val="left"/>
-        <w:rPr>
-          <w:sz w:val="24"/>
-        </w:rPr>
-      </w:pPr>
-      <w:r>
-        <w:rPr>
-          <w:sz w:val="24"/>
-        </w:rPr>
-        <w:br w:type="page"/>
-      </w:r>
-    </w:p>
-    <w:p>
-      <w:pPr>
-        <w:spacing w:line="360" w:lineRule="auto"/>
-        <w:outlineLvl w:val="0"/>
-        <w:rPr>
-          <w:rFonts w:eastAsia="黑体"/>
-          <w:sz w:val="24"/>
-          <w:szCs w:val="30"/>
-        </w:rPr>
-      </w:pPr>
-      <w:bookmarkStart w:id="58" w:name="_Toc135816545"/>
-      <w:bookmarkStart w:id="59" w:name="_Toc43732284"/>
-      <w:r>
-        <w:rPr>
-          <w:rFonts w:eastAsia="黑体" w:hint="eastAsia"/>
-          <w:sz w:val="24"/>
-          <w:szCs w:val="30"/>
-        </w:rPr>
-        <w:lastRenderedPageBreak/>
-        <w:t>5</w:t>
-      </w:r>
-      <w:r>
-        <w:rPr>
-          <w:rFonts w:eastAsia="黑体" w:hint="eastAsia"/>
-          <w:sz w:val="24"/>
-          <w:szCs w:val="30"/>
-        </w:rPr>
-        <w:t>、</w:t>
-      </w:r>
-      <w:r>
-        <w:rPr>
-          <w:rFonts w:eastAsia="黑体"/>
-          <w:sz w:val="24"/>
-          <w:szCs w:val="30"/>
-        </w:rPr>
-        <w:t>系统实现</w:t>
-      </w:r>
-      <w:bookmarkEnd w:id="58"/>
-      <w:bookmarkEnd w:id="59"/>
     </w:p>
     <w:p>
       <w:pPr>
@@ -12906,7 +12319,7 @@
           <w:sz w:val="24"/>
         </w:rPr>
       </w:pPr>
-      <w:bookmarkStart w:id="60" w:name="_Toc43732285"/>
+      <w:bookmarkStart w:id="52" w:name="_Toc43732285"/>
       <w:r>
         <w:rPr>
           <w:rFonts w:hint="eastAsia"/>
@@ -12932,7 +12345,7 @@
         </w:rPr>
         <w:t>界面</w:t>
       </w:r>
-      <w:bookmarkEnd w:id="60"/>
+      <w:bookmarkEnd w:id="52"/>
     </w:p>
     <w:p>
       <w:pPr>
@@ -13002,7 +12415,7 @@
           <w:szCs w:val="30"/>
         </w:rPr>
       </w:pPr>
-      <w:bookmarkStart w:id="61" w:name="_Toc43732286"/>
+      <w:bookmarkStart w:id="53" w:name="_Toc43732286"/>
       <w:r>
         <w:rPr>
           <w:rFonts w:eastAsia="黑体" w:hint="eastAsia"/>
@@ -13028,7 +12441,7 @@
         </w:rPr>
         <w:t>关键算法与数据结构</w:t>
       </w:r>
-      <w:bookmarkEnd w:id="61"/>
+      <w:bookmarkEnd w:id="53"/>
     </w:p>
     <w:p>
       <w:pPr>
@@ -13167,8 +12580,8 @@
           <w:szCs w:val="30"/>
         </w:rPr>
       </w:pPr>
-      <w:bookmarkStart w:id="62" w:name="_Toc43732287"/>
-      <w:bookmarkStart w:id="63" w:name="_Toc135816550"/>
+      <w:bookmarkStart w:id="54" w:name="_Toc43732287"/>
+      <w:bookmarkStart w:id="55" w:name="_Toc135816550"/>
       <w:r>
         <w:rPr>
           <w:rFonts w:eastAsia="黑体" w:hint="eastAsia"/>
@@ -13194,11 +12607,11 @@
         </w:rPr>
         <w:t>系统测试</w:t>
       </w:r>
-      <w:bookmarkEnd w:id="62"/>
-      <w:bookmarkEnd w:id="63"/>
-    </w:p>
-    <w:bookmarkStart w:id="64" w:name="_Toc135816551"/>
-    <w:bookmarkStart w:id="65" w:name="_Toc43732288"/>
+      <w:bookmarkEnd w:id="54"/>
+      <w:bookmarkEnd w:id="55"/>
+    </w:p>
+    <w:bookmarkStart w:id="56" w:name="_Toc135816551"/>
+    <w:bookmarkStart w:id="57" w:name="_Toc43732288"/>
     <w:p>
       <w:pPr>
         <w:pStyle w:val="21"/>
@@ -13341,7 +12754,7 @@
         </w:rPr>
         <w:t>测试</w:t>
       </w:r>
-      <w:bookmarkEnd w:id="64"/>
+      <w:bookmarkEnd w:id="56"/>
       <w:r>
         <w:rPr>
           <w:b w:val="0"/>
@@ -13350,7 +12763,7 @@
         </w:rPr>
         <w:t>计划</w:t>
       </w:r>
-      <w:bookmarkEnd w:id="65"/>
+      <w:bookmarkEnd w:id="57"/>
     </w:p>
     <w:p>
       <w:pPr>
@@ -13361,10 +12774,10 @@
           <w:sz w:val="24"/>
         </w:rPr>
       </w:pPr>
-      <w:bookmarkStart w:id="66" w:name="_Toc135817025"/>
-      <w:bookmarkStart w:id="67" w:name="_Toc136438671"/>
-      <w:bookmarkStart w:id="68" w:name="_Toc135816552"/>
-      <w:bookmarkStart w:id="69" w:name="_Toc136438774"/>
+      <w:bookmarkStart w:id="58" w:name="_Toc135817025"/>
+      <w:bookmarkStart w:id="59" w:name="_Toc136438671"/>
+      <w:bookmarkStart w:id="60" w:name="_Toc135816552"/>
+      <w:bookmarkStart w:id="61" w:name="_Toc136438774"/>
       <w:r>
         <w:rPr>
           <w:rFonts w:eastAsia="黑体" w:hint="eastAsia"/>
@@ -13386,10 +12799,10 @@
         </w:rPr>
         <w:t>单元测试</w:t>
       </w:r>
-      <w:bookmarkEnd w:id="66"/>
-      <w:bookmarkEnd w:id="67"/>
-      <w:bookmarkEnd w:id="68"/>
-      <w:bookmarkEnd w:id="69"/>
+      <w:bookmarkEnd w:id="58"/>
+      <w:bookmarkEnd w:id="59"/>
+      <w:bookmarkEnd w:id="60"/>
+      <w:bookmarkEnd w:id="61"/>
     </w:p>
     <w:p>
       <w:pPr>
@@ -14637,10 +14050,10 @@
           <w:sz w:val="24"/>
         </w:rPr>
       </w:pPr>
-      <w:bookmarkStart w:id="70" w:name="_Toc135816553"/>
-      <w:bookmarkStart w:id="71" w:name="_Toc135817026"/>
-      <w:bookmarkStart w:id="72" w:name="_Toc136438672"/>
-      <w:bookmarkStart w:id="73" w:name="_Toc136438775"/>
+      <w:bookmarkStart w:id="62" w:name="_Toc135816553"/>
+      <w:bookmarkStart w:id="63" w:name="_Toc135817026"/>
+      <w:bookmarkStart w:id="64" w:name="_Toc136438672"/>
+      <w:bookmarkStart w:id="65" w:name="_Toc136438775"/>
     </w:p>
     <w:p>
       <w:pPr>
@@ -14665,88 +14078,88 @@
         </w:rPr>
         <w:t>结合测试</w:t>
       </w:r>
-      <w:bookmarkStart w:id="74" w:name="_Toc135816554"/>
-      <w:bookmarkStart w:id="75" w:name="_Toc135817027"/>
-      <w:bookmarkStart w:id="76" w:name="_Toc136438673"/>
-      <w:bookmarkStart w:id="77" w:name="_Toc136438776"/>
+      <w:bookmarkStart w:id="66" w:name="_Toc135816554"/>
+      <w:bookmarkStart w:id="67" w:name="_Toc135817027"/>
+      <w:bookmarkStart w:id="68" w:name="_Toc136438673"/>
+      <w:bookmarkStart w:id="69" w:name="_Toc136438776"/>
+      <w:bookmarkEnd w:id="62"/>
+      <w:bookmarkEnd w:id="63"/>
+      <w:bookmarkEnd w:id="64"/>
+      <w:bookmarkEnd w:id="65"/>
+    </w:p>
+    <w:p>
+      <w:pPr>
+        <w:spacing w:line="360" w:lineRule="auto"/>
+        <w:outlineLvl w:val="2"/>
+        <w:rPr>
+          <w:rFonts w:eastAsia="黑体"/>
+          <w:sz w:val="24"/>
+        </w:rPr>
+      </w:pPr>
+      <w:r>
+        <w:rPr>
+          <w:rFonts w:eastAsia="黑体" w:hint="eastAsia"/>
+          <w:sz w:val="24"/>
+        </w:rPr>
+        <w:t>7</w:t>
+      </w:r>
+      <w:r>
+        <w:rPr>
+          <w:rFonts w:eastAsia="黑体"/>
+          <w:sz w:val="24"/>
+        </w:rPr>
+        <w:t xml:space="preserve">.1.3 </w:t>
+      </w:r>
+      <w:r>
+        <w:rPr>
+          <w:rFonts w:eastAsia="黑体"/>
+          <w:sz w:val="24"/>
+        </w:rPr>
+        <w:t>模拟测试</w:t>
+      </w:r>
+      <w:bookmarkStart w:id="70" w:name="_Toc135816555"/>
+      <w:bookmarkStart w:id="71" w:name="_Toc136438777"/>
+      <w:bookmarkStart w:id="72" w:name="_Toc135817028"/>
+      <w:bookmarkStart w:id="73" w:name="_Toc136438674"/>
+      <w:bookmarkEnd w:id="66"/>
+      <w:bookmarkEnd w:id="67"/>
+      <w:bookmarkEnd w:id="68"/>
+      <w:bookmarkEnd w:id="69"/>
+    </w:p>
+    <w:p>
+      <w:pPr>
+        <w:spacing w:line="360" w:lineRule="auto"/>
+        <w:outlineLvl w:val="2"/>
+        <w:rPr>
+          <w:rFonts w:eastAsia="黑体"/>
+          <w:sz w:val="24"/>
+        </w:rPr>
+      </w:pPr>
+      <w:r>
+        <w:rPr>
+          <w:rFonts w:eastAsia="黑体" w:hint="eastAsia"/>
+          <w:sz w:val="24"/>
+        </w:rPr>
+        <w:t>7</w:t>
+      </w:r>
+      <w:r>
+        <w:rPr>
+          <w:rFonts w:eastAsia="黑体"/>
+          <w:sz w:val="24"/>
+        </w:rPr>
+        <w:t xml:space="preserve">.1.4 </w:t>
+      </w:r>
+      <w:r>
+        <w:rPr>
+          <w:rFonts w:eastAsia="黑体"/>
+          <w:sz w:val="24"/>
+        </w:rPr>
+        <w:t>随机测试</w:t>
+      </w:r>
       <w:bookmarkEnd w:id="70"/>
       <w:bookmarkEnd w:id="71"/>
       <w:bookmarkEnd w:id="72"/>
       <w:bookmarkEnd w:id="73"/>
-    </w:p>
-    <w:p>
-      <w:pPr>
-        <w:spacing w:line="360" w:lineRule="auto"/>
-        <w:outlineLvl w:val="2"/>
-        <w:rPr>
-          <w:rFonts w:eastAsia="黑体"/>
-          <w:sz w:val="24"/>
-        </w:rPr>
-      </w:pPr>
-      <w:r>
-        <w:rPr>
-          <w:rFonts w:eastAsia="黑体" w:hint="eastAsia"/>
-          <w:sz w:val="24"/>
-        </w:rPr>
-        <w:t>7</w:t>
-      </w:r>
-      <w:r>
-        <w:rPr>
-          <w:rFonts w:eastAsia="黑体"/>
-          <w:sz w:val="24"/>
-        </w:rPr>
-        <w:t xml:space="preserve">.1.3 </w:t>
-      </w:r>
-      <w:r>
-        <w:rPr>
-          <w:rFonts w:eastAsia="黑体"/>
-          <w:sz w:val="24"/>
-        </w:rPr>
-        <w:t>模拟测试</w:t>
-      </w:r>
-      <w:bookmarkStart w:id="78" w:name="_Toc135816555"/>
-      <w:bookmarkStart w:id="79" w:name="_Toc136438777"/>
-      <w:bookmarkStart w:id="80" w:name="_Toc135817028"/>
-      <w:bookmarkStart w:id="81" w:name="_Toc136438674"/>
-      <w:bookmarkEnd w:id="74"/>
-      <w:bookmarkEnd w:id="75"/>
-      <w:bookmarkEnd w:id="76"/>
-      <w:bookmarkEnd w:id="77"/>
-    </w:p>
-    <w:p>
-      <w:pPr>
-        <w:spacing w:line="360" w:lineRule="auto"/>
-        <w:outlineLvl w:val="2"/>
-        <w:rPr>
-          <w:rFonts w:eastAsia="黑体"/>
-          <w:sz w:val="24"/>
-        </w:rPr>
-      </w:pPr>
-      <w:r>
-        <w:rPr>
-          <w:rFonts w:eastAsia="黑体" w:hint="eastAsia"/>
-          <w:sz w:val="24"/>
-        </w:rPr>
-        <w:t>7</w:t>
-      </w:r>
-      <w:r>
-        <w:rPr>
-          <w:rFonts w:eastAsia="黑体"/>
-          <w:sz w:val="24"/>
-        </w:rPr>
-        <w:t xml:space="preserve">.1.4 </w:t>
-      </w:r>
-      <w:r>
-        <w:rPr>
-          <w:rFonts w:eastAsia="黑体"/>
-          <w:sz w:val="24"/>
-        </w:rPr>
-        <w:t>随机测试</w:t>
-      </w:r>
-      <w:bookmarkEnd w:id="78"/>
-      <w:bookmarkEnd w:id="79"/>
-      <w:bookmarkEnd w:id="80"/>
-      <w:bookmarkEnd w:id="81"/>
     </w:p>
     <w:p>
       <w:pPr>
@@ -14794,7 +14207,7 @@
           <w:szCs w:val="30"/>
         </w:rPr>
       </w:pPr>
-      <w:bookmarkStart w:id="82" w:name="_Toc43732289"/>
+      <w:bookmarkStart w:id="74" w:name="_Toc43732289"/>
       <w:r>
         <w:rPr>
           <w:rFonts w:eastAsia="黑体" w:hint="eastAsia"/>
@@ -14820,7 +14233,7 @@
         </w:rPr>
         <w:t>测试用例与测试报告</w:t>
       </w:r>
-      <w:bookmarkEnd w:id="82"/>
+      <w:bookmarkEnd w:id="74"/>
     </w:p>
     <w:p>
       <w:pPr>
@@ -14879,8 +14292,8 @@
           <w:szCs w:val="30"/>
         </w:rPr>
       </w:pPr>
-      <w:bookmarkStart w:id="83" w:name="_Toc135816559"/>
-      <w:bookmarkStart w:id="84" w:name="_Toc43732290"/>
+      <w:bookmarkStart w:id="75" w:name="_Toc135816559"/>
+      <w:bookmarkStart w:id="76" w:name="_Toc43732290"/>
       <w:r>
         <w:rPr>
           <w:rFonts w:eastAsia="黑体" w:hint="eastAsia"/>
@@ -14906,8 +14319,8 @@
         </w:rPr>
         <w:t>总结和展望</w:t>
       </w:r>
-      <w:bookmarkEnd w:id="83"/>
-      <w:bookmarkEnd w:id="84"/>
+      <w:bookmarkEnd w:id="75"/>
+      <w:bookmarkEnd w:id="76"/>
     </w:p>
     <w:p>
       <w:pPr>
@@ -15087,8 +14500,8 @@
         <w:br w:type="page"/>
       </w:r>
     </w:p>
-    <w:bookmarkStart w:id="85" w:name="_Toc43732291"/>
-    <w:bookmarkStart w:id="86" w:name="_Toc135816562"/>
+    <w:bookmarkStart w:id="77" w:name="_Toc43732291"/>
+    <w:bookmarkStart w:id="78" w:name="_Toc135816562"/>
     <w:p>
       <w:pPr>
         <w:pStyle w:val="ac"/>
@@ -15226,8 +14639,8 @@
         </w:rPr>
         <w:t>参考文献</w:t>
       </w:r>
-      <w:bookmarkEnd w:id="85"/>
-      <w:bookmarkEnd w:id="86"/>
+      <w:bookmarkEnd w:id="77"/>
+      <w:bookmarkEnd w:id="78"/>
     </w:p>
     <w:p>
       <w:pPr>
@@ -15948,7 +15361,7 @@
         </mc:AlternateContent>
       </w:r>
     </w:p>
-    <w:bookmarkStart w:id="87" w:name="_Toc135816564"/>
+    <w:bookmarkStart w:id="79" w:name="_Toc135816564"/>
     <w:p>
       <w:pPr>
         <w:widowControl/>
@@ -17337,7 +16750,7 @@
         <w:br w:type="page"/>
       </w:r>
     </w:p>
-    <w:bookmarkStart w:id="88" w:name="_Toc43732292"/>
+    <w:bookmarkStart w:id="80" w:name="_Toc43732292"/>
     <w:p>
       <w:pPr>
         <w:pStyle w:val="ac"/>
@@ -17475,8 +16888,8 @@
         </w:rPr>
         <w:t>附录</w:t>
       </w:r>
-      <w:bookmarkEnd w:id="87"/>
-      <w:bookmarkEnd w:id="88"/>
+      <w:bookmarkEnd w:id="79"/>
+      <w:bookmarkEnd w:id="80"/>
     </w:p>
     <w:p>
       <w:pPr>
@@ -17687,7 +17100,7 @@
           <w:szCs w:val="30"/>
         </w:rPr>
       </w:pPr>
-      <w:bookmarkStart w:id="89" w:name="_Toc135816563"/>
+      <w:bookmarkStart w:id="81" w:name="_Toc135816563"/>
       <w:r>
         <w:rPr>
           <w:rFonts w:eastAsia="黑体"/>
@@ -17698,7 +17111,7 @@
         <w:br w:type="page"/>
       </w:r>
     </w:p>
-    <w:bookmarkStart w:id="90" w:name="_Toc43732293"/>
+    <w:bookmarkStart w:id="82" w:name="_Toc43732293"/>
     <w:p>
       <w:pPr>
         <w:pStyle w:val="ac"/>
@@ -17836,8 +17249,8 @@
         </w:rPr>
         <w:t>致谢</w:t>
       </w:r>
-      <w:bookmarkEnd w:id="89"/>
-      <w:bookmarkEnd w:id="90"/>
+      <w:bookmarkEnd w:id="81"/>
+      <w:bookmarkEnd w:id="82"/>
     </w:p>
     <w:p>
       <w:pPr>

--- a/paper/fill.docx
+++ b/paper/fill.docx
@@ -7394,13 +7394,753 @@
     </w:p>
     <w:p>
       <w:pPr>
+        <w:pStyle w:val="21"/>
+        <w:spacing w:line="360" w:lineRule="auto"/>
+        <w:rPr>
+          <w:rFonts w:hint="eastAsia"/>
+          <w:b w:val="0"/>
+          <w:sz w:val="24"/>
+        </w:rPr>
+      </w:pPr>
+      <w:r>
+        <w:rPr>
+          <w:rFonts w:hint="eastAsia"/>
+          <w:b w:val="0"/>
+          <w:sz w:val="24"/>
+        </w:rPr>
+        <w:t>1.</w:t>
+      </w:r>
+      <w:r>
+        <w:rPr>
+          <w:rFonts w:hint="eastAsia"/>
+          <w:b w:val="0"/>
+          <w:sz w:val="24"/>
+        </w:rPr>
+        <w:t>3</w:t>
+      </w:r>
+      <w:r>
+        <w:rPr>
+          <w:b w:val="0"/>
+          <w:sz w:val="24"/>
+        </w:rPr>
+        <w:t xml:space="preserve"> </w:t>
+      </w:r>
+      <w:r>
+        <w:rPr>
+          <w:rFonts w:hint="eastAsia"/>
+          <w:b w:val="0"/>
+          <w:sz w:val="24"/>
+        </w:rPr>
+        <w:t>本文贡献</w:t>
+      </w:r>
+    </w:p>
+    <w:p>
+      <w:pPr>
         <w:pStyle w:val="ac"/>
+        <w:tabs>
+          <w:tab w:val="clear" w:pos="4153"/>
+          <w:tab w:val="clear" w:pos="8306"/>
+        </w:tabs>
         <w:spacing w:line="360" w:lineRule="auto"/>
-        <w:rPr>
-          <w:rFonts w:eastAsia="黑体" w:hint="eastAsia"/>
-          <w:bCs/>
-        </w:rPr>
-      </w:pPr>
+        <w:ind w:firstLineChars="200" w:firstLine="480"/>
+      </w:pPr>
+      <w:r>
+        <w:rPr>
+          <w:rFonts w:hint="eastAsia"/>
+        </w:rPr>
+        <w:t>将</w:t>
+      </w:r>
+      <w:r>
+        <w:rPr>
+          <w:rFonts w:hint="eastAsia"/>
+        </w:rPr>
+        <w:t>为应对上述挑战，本文设计并实现了一个基于多智能体</w:t>
+      </w:r>
+      <w:r>
+        <w:rPr>
+          <w:rFonts w:hint="eastAsia"/>
+        </w:rPr>
+        <w:t>LLM</w:t>
+      </w:r>
+      <w:r>
+        <w:rPr>
+          <w:rFonts w:hint="eastAsia"/>
+        </w:rPr>
+        <w:t>的</w:t>
+      </w:r>
+      <w:r>
+        <w:rPr>
+          <w:rFonts w:hint="eastAsia"/>
+        </w:rPr>
+        <w:t>Text2SQL</w:t>
+      </w:r>
+      <w:r>
+        <w:rPr>
+          <w:rFonts w:hint="eastAsia"/>
+        </w:rPr>
+        <w:t>系统</w:t>
+      </w:r>
+      <w:r>
+        <w:rPr>
+          <w:rFonts w:hint="eastAsia"/>
+        </w:rPr>
+        <w:t>。</w:t>
+      </w:r>
+    </w:p>
+    <w:p>
+      <w:pPr>
+        <w:pStyle w:val="ac"/>
+        <w:tabs>
+          <w:tab w:val="clear" w:pos="4153"/>
+          <w:tab w:val="clear" w:pos="8306"/>
+        </w:tabs>
+        <w:spacing w:line="360" w:lineRule="auto"/>
+        <w:ind w:firstLineChars="200" w:firstLine="480"/>
+        <w:rPr>
+          <w:rFonts w:hint="eastAsia"/>
+        </w:rPr>
+      </w:pPr>
+      <w:r>
+        <w:rPr>
+          <w:rFonts w:hint="eastAsia"/>
+        </w:rPr>
+        <w:t>我们的主要贡献包括：</w:t>
+      </w:r>
+      <w:r>
+        <w:rPr>
+          <w:rFonts w:hint="eastAsia"/>
+        </w:rPr>
+        <w:t>（</w:t>
+      </w:r>
+      <w:r>
+        <w:rPr>
+          <w:rFonts w:hint="eastAsia"/>
+        </w:rPr>
+        <w:t>1</w:t>
+      </w:r>
+      <w:r>
+        <w:rPr>
+          <w:rFonts w:hint="eastAsia"/>
+        </w:rPr>
+        <w:t>）</w:t>
+      </w:r>
+      <w:r>
+        <w:rPr>
+          <w:rFonts w:hint="eastAsia"/>
+        </w:rPr>
+        <w:t>多智能体协作架构</w:t>
+      </w:r>
+      <w:r>
+        <w:rPr>
+          <w:rFonts w:hint="eastAsia"/>
+        </w:rPr>
+        <w:t>：</w:t>
+      </w:r>
+      <w:r>
+        <w:rPr>
+          <w:rFonts w:hint="eastAsia"/>
+        </w:rPr>
+        <w:t>提出了由多个</w:t>
+      </w:r>
+      <w:r>
+        <w:rPr>
+          <w:rFonts w:hint="eastAsia"/>
+        </w:rPr>
+        <w:t>LLM</w:t>
+      </w:r>
+      <w:r>
+        <w:rPr>
+          <w:rFonts w:hint="eastAsia"/>
+        </w:rPr>
+        <w:t>智能体组成的流水线式解决方案。各智能</w:t>
+      </w:r>
+      <w:proofErr w:type="gramStart"/>
+      <w:r>
+        <w:rPr>
+          <w:rFonts w:hint="eastAsia"/>
+        </w:rPr>
+        <w:t>体承担</w:t>
+      </w:r>
+      <w:proofErr w:type="gramEnd"/>
+      <w:r>
+        <w:rPr>
+          <w:rFonts w:hint="eastAsia"/>
+        </w:rPr>
+        <w:t>不同角色，包括：用户意图澄清、</w:t>
+      </w:r>
+      <w:r>
+        <w:rPr>
+          <w:rFonts w:hint="eastAsia"/>
+        </w:rPr>
+        <w:t>prompt</w:t>
+      </w:r>
+      <w:r>
+        <w:rPr>
+          <w:rFonts w:hint="eastAsia"/>
+        </w:rPr>
+        <w:t>构建、</w:t>
+      </w:r>
+      <w:r>
+        <w:rPr>
+          <w:rFonts w:hint="eastAsia"/>
+        </w:rPr>
+        <w:t>SQL</w:t>
+      </w:r>
+      <w:r>
+        <w:rPr>
+          <w:rFonts w:hint="eastAsia"/>
+        </w:rPr>
+        <w:t>生成、执行校验、结果反馈等，实现模块化分解和协同处理。该架构结合</w:t>
+      </w:r>
+      <w:r>
+        <w:rPr>
+          <w:rFonts w:hint="eastAsia"/>
+        </w:rPr>
+        <w:t>LLM</w:t>
+      </w:r>
+      <w:r>
+        <w:rPr>
+          <w:rFonts w:hint="eastAsia"/>
+        </w:rPr>
+        <w:t>强大的语言能力和多智能体的灵活性，使系统具备较强的适应性</w:t>
+      </w:r>
+      <w:r>
+        <w:rPr>
+          <w:rFonts w:hint="eastAsia"/>
+        </w:rPr>
+        <w:t>。（</w:t>
+      </w:r>
+      <w:r>
+        <w:rPr>
+          <w:rFonts w:hint="eastAsia"/>
+        </w:rPr>
+        <w:t>2</w:t>
+      </w:r>
+      <w:r>
+        <w:rPr>
+          <w:rFonts w:hint="eastAsia"/>
+        </w:rPr>
+        <w:t>）</w:t>
+      </w:r>
+      <w:r>
+        <w:rPr>
+          <w:rFonts w:hint="eastAsia"/>
+        </w:rPr>
+        <w:t>检索增强的</w:t>
+      </w:r>
+      <w:r>
+        <w:rPr>
+          <w:rFonts w:hint="eastAsia"/>
+        </w:rPr>
+        <w:t>prompt</w:t>
+      </w:r>
+      <w:r>
+        <w:rPr>
+          <w:rFonts w:hint="eastAsia"/>
+        </w:rPr>
+        <w:t>生成：引入</w:t>
+      </w:r>
+      <w:r>
+        <w:rPr>
+          <w:rFonts w:hint="eastAsia"/>
+        </w:rPr>
+        <w:t>RAG</w:t>
+      </w:r>
+      <w:r>
+        <w:rPr>
+          <w:rFonts w:hint="eastAsia"/>
+        </w:rPr>
+        <w:t>机制，在</w:t>
+      </w:r>
+      <w:r>
+        <w:rPr>
+          <w:rFonts w:hint="eastAsia"/>
+        </w:rPr>
+        <w:t>SQL</w:t>
+      </w:r>
+      <w:r>
+        <w:rPr>
+          <w:rFonts w:hint="eastAsia"/>
+        </w:rPr>
+        <w:t>生成前自动检索相关的文档和示例作为辅助知识。这能有效缓解</w:t>
+      </w:r>
+      <w:r>
+        <w:rPr>
+          <w:rFonts w:hint="eastAsia"/>
+        </w:rPr>
+        <w:t>LLM</w:t>
+      </w:r>
+      <w:r>
+        <w:rPr>
+          <w:rFonts w:hint="eastAsia"/>
+        </w:rPr>
+        <w:t>的幻觉问题，生成有据可依的</w:t>
+      </w:r>
+      <w:r>
+        <w:rPr>
+          <w:rFonts w:hint="eastAsia"/>
+        </w:rPr>
+        <w:t>SQL</w:t>
+      </w:r>
+      <w:r>
+        <w:rPr>
+          <w:rFonts w:hint="eastAsia"/>
+        </w:rPr>
+        <w:t>，有望提高在</w:t>
+      </w:r>
+      <w:r>
+        <w:rPr>
+          <w:rFonts w:hint="eastAsia"/>
+        </w:rPr>
+        <w:lastRenderedPageBreak/>
+        <w:t>特定领域和边缘案例下的准确性</w:t>
+      </w:r>
+      <w:r>
+        <w:rPr>
+          <w:rFonts w:hint="eastAsia"/>
+        </w:rPr>
+        <w:t>。（</w:t>
+      </w:r>
+      <w:r>
+        <w:rPr>
+          <w:rFonts w:hint="eastAsia"/>
+        </w:rPr>
+        <w:t>3</w:t>
+      </w:r>
+      <w:r>
+        <w:rPr>
+          <w:rFonts w:hint="eastAsia"/>
+        </w:rPr>
+        <w:t>）</w:t>
+      </w:r>
+      <w:r>
+        <w:rPr>
+          <w:rFonts w:hint="eastAsia"/>
+        </w:rPr>
+        <w:t>结果校验与自我修正：设计</w:t>
+      </w:r>
+      <w:r>
+        <w:rPr>
+          <w:rFonts w:hint="eastAsia"/>
+        </w:rPr>
+        <w:t>SQL</w:t>
+      </w:r>
+      <w:r>
+        <w:rPr>
+          <w:rFonts w:hint="eastAsia"/>
+        </w:rPr>
+        <w:t>执行校验和错误反馈环节，在真实数据库上执行多轮来验证生成</w:t>
+      </w:r>
+      <w:r>
+        <w:rPr>
+          <w:rFonts w:hint="eastAsia"/>
+        </w:rPr>
+        <w:t>SQL</w:t>
+      </w:r>
+      <w:r>
+        <w:rPr>
+          <w:rFonts w:hint="eastAsia"/>
+        </w:rPr>
+        <w:t>的正确性，后将错误信息反馈给生成智能体进行自我修正。已有研究证明类似的多智能体校对机制可提升查询准确率。</w:t>
+      </w:r>
+      <w:r>
+        <w:rPr>
+          <w:rFonts w:hint="eastAsia"/>
+          <w:vertAlign w:val="superscript"/>
+        </w:rPr>
+        <w:t>[</w:t>
+      </w:r>
+      <w:r>
+        <w:rPr>
+          <w:rFonts w:hint="eastAsia"/>
+          <w:vertAlign w:val="superscript"/>
+        </w:rPr>
+        <w:t>8</w:t>
+      </w:r>
+      <w:r>
+        <w:rPr>
+          <w:vertAlign w:val="superscript"/>
+        </w:rPr>
+        <w:t>]</w:t>
+      </w:r>
+      <w:r>
+        <w:rPr>
+          <w:rFonts w:hint="eastAsia"/>
+          <w:vertAlign w:val="superscript"/>
+        </w:rPr>
+        <w:t xml:space="preserve"> </w:t>
+      </w:r>
+      <w:r>
+        <w:rPr>
+          <w:rFonts w:hint="eastAsia"/>
+          <w:vertAlign w:val="superscript"/>
+        </w:rPr>
+        <w:t>[</w:t>
+      </w:r>
+      <w:r>
+        <w:rPr>
+          <w:rFonts w:hint="eastAsia"/>
+          <w:vertAlign w:val="superscript"/>
+        </w:rPr>
+        <w:t>9</w:t>
+      </w:r>
+      <w:r>
+        <w:rPr>
+          <w:vertAlign w:val="superscript"/>
+        </w:rPr>
+        <w:t>]</w:t>
+      </w:r>
+      <w:r>
+        <w:rPr>
+          <w:rFonts w:hint="eastAsia"/>
+          <w:vertAlign w:val="superscript"/>
+        </w:rPr>
+        <w:t xml:space="preserve"> </w:t>
+      </w:r>
+      <w:r>
+        <w:rPr>
+          <w:rFonts w:hint="eastAsia"/>
+        </w:rPr>
+        <w:t>我们的方法实现了自动错误检测和迭代改进，免去人工介入</w:t>
+      </w:r>
+      <w:r>
+        <w:rPr>
+          <w:rFonts w:hint="eastAsia"/>
+        </w:rPr>
+        <w:t>。（</w:t>
+      </w:r>
+      <w:r>
+        <w:rPr>
+          <w:rFonts w:hint="eastAsia"/>
+        </w:rPr>
+        <w:t>4</w:t>
+      </w:r>
+      <w:r>
+        <w:rPr>
+          <w:rFonts w:hint="eastAsia"/>
+        </w:rPr>
+        <w:t>）</w:t>
+      </w:r>
+      <w:r>
+        <w:rPr>
+          <w:rFonts w:hint="eastAsia"/>
+        </w:rPr>
+        <w:t>全面的优化策略与工程实现：针对</w:t>
+      </w:r>
+      <w:r>
+        <w:rPr>
+          <w:rFonts w:hint="eastAsia"/>
+        </w:rPr>
+        <w:t>LLM</w:t>
+      </w:r>
+      <w:r>
+        <w:rPr>
+          <w:rFonts w:hint="eastAsia"/>
+        </w:rPr>
+        <w:t>的性能和确定性问题，我们提出了</w:t>
+      </w:r>
+      <w:proofErr w:type="gramStart"/>
+      <w:r>
+        <w:rPr>
+          <w:rFonts w:hint="eastAsia"/>
+        </w:rPr>
+        <w:t>多项成效</w:t>
+      </w:r>
+      <w:proofErr w:type="gramEnd"/>
+      <w:r>
+        <w:rPr>
+          <w:rFonts w:hint="eastAsia"/>
+        </w:rPr>
+        <w:t>可观的优化策略，如多智能体投票融合提高答案准确度、异步并行的</w:t>
+      </w:r>
+      <w:r>
+        <w:rPr>
+          <w:rFonts w:hint="eastAsia"/>
+        </w:rPr>
+        <w:t>HTTP</w:t>
+      </w:r>
+      <w:r>
+        <w:rPr>
+          <w:rFonts w:hint="eastAsia"/>
+        </w:rPr>
+        <w:t>调用加速响应、上下文缓存和长对话剪枝减少冗余计算、</w:t>
+      </w:r>
+      <w:r>
+        <w:rPr>
+          <w:rFonts w:hint="eastAsia"/>
+        </w:rPr>
+        <w:t>partial mode</w:t>
+      </w:r>
+      <w:r>
+        <w:rPr>
+          <w:rFonts w:hint="eastAsia"/>
+        </w:rPr>
+        <w:t>前缀约束输出、</w:t>
+      </w:r>
+      <w:r>
+        <w:rPr>
+          <w:rFonts w:hint="eastAsia"/>
+        </w:rPr>
+        <w:t>JSON</w:t>
+      </w:r>
+      <w:r>
+        <w:rPr>
+          <w:rFonts w:hint="eastAsia"/>
+        </w:rPr>
+        <w:t>格式结构化输出提高可解析度、以及通过数据库事务保证执行安全等。由此系统的实用性和健壮性得到保障。</w:t>
+      </w:r>
+      <w:r>
+        <w:rPr>
+          <w:rFonts w:hint="eastAsia"/>
+        </w:rPr>
+        <w:t>（</w:t>
+      </w:r>
+      <w:r>
+        <w:rPr>
+          <w:rFonts w:hint="eastAsia"/>
+        </w:rPr>
+        <w:t>5</w:t>
+      </w:r>
+      <w:r>
+        <w:rPr>
+          <w:rFonts w:hint="eastAsia"/>
+        </w:rPr>
+        <w:t>）</w:t>
+      </w:r>
+      <w:r>
+        <w:rPr>
+          <w:rFonts w:hint="eastAsia"/>
+        </w:rPr>
+        <w:t>综合评估：我们有丰富的实验，从准确率、执行效率、稳定性等多方面评估系统，并与传统单智能</w:t>
+      </w:r>
+      <w:proofErr w:type="gramStart"/>
+      <w:r>
+        <w:rPr>
+          <w:rFonts w:hint="eastAsia"/>
+        </w:rPr>
+        <w:t>体方案</w:t>
+      </w:r>
+      <w:proofErr w:type="gramEnd"/>
+      <w:r>
+        <w:rPr>
+          <w:rFonts w:hint="eastAsia"/>
+        </w:rPr>
+        <w:t>进行比较。本系统在</w:t>
+      </w:r>
+      <w:r>
+        <w:rPr>
+          <w:rFonts w:hint="eastAsia"/>
+        </w:rPr>
+        <w:t>Spider</w:t>
+      </w:r>
+      <w:r>
+        <w:rPr>
+          <w:rFonts w:hint="eastAsia"/>
+        </w:rPr>
+        <w:t>等</w:t>
+      </w:r>
+      <w:r>
+        <w:rPr>
+          <w:rFonts w:hint="eastAsia"/>
+        </w:rPr>
+        <w:t>baseline</w:t>
+      </w:r>
+      <w:r>
+        <w:rPr>
+          <w:rFonts w:hint="eastAsia"/>
+        </w:rPr>
+        <w:t>数据集上的查询准确率远超单智能体</w:t>
+      </w:r>
+      <w:r>
+        <w:rPr>
+          <w:rFonts w:hint="eastAsia"/>
+        </w:rPr>
+        <w:t>LLM baseline</w:t>
+      </w:r>
+      <w:r>
+        <w:rPr>
+          <w:rFonts w:hint="eastAsia"/>
+        </w:rPr>
+        <w:t>，在</w:t>
+      </w:r>
+      <w:proofErr w:type="gramStart"/>
+      <w:r>
+        <w:rPr>
+          <w:rFonts w:hint="eastAsia"/>
+        </w:rPr>
+        <w:t>真实业务</w:t>
+      </w:r>
+      <w:proofErr w:type="gramEnd"/>
+      <w:r>
+        <w:rPr>
+          <w:rFonts w:hint="eastAsia"/>
+        </w:rPr>
+        <w:t>数据库上成功应对了一系列模糊查询场景，多智能</w:t>
+      </w:r>
+      <w:proofErr w:type="gramStart"/>
+      <w:r>
+        <w:rPr>
+          <w:rFonts w:hint="eastAsia"/>
+        </w:rPr>
+        <w:t>体方案</w:t>
+      </w:r>
+      <w:proofErr w:type="gramEnd"/>
+      <w:r>
+        <w:rPr>
+          <w:rFonts w:hint="eastAsia"/>
+        </w:rPr>
+        <w:t>的有效性从而得到验证。我们还分析了当前系统的局限，指明未来的改进方向</w:t>
+      </w:r>
+      <w:r>
+        <w:rPr>
+          <w:rFonts w:hint="eastAsia"/>
+        </w:rPr>
+        <w:t>。</w:t>
+      </w:r>
+    </w:p>
+    <w:p>
+      <w:pPr>
+        <w:pStyle w:val="ac"/>
+        <w:tabs>
+          <w:tab w:val="clear" w:pos="4153"/>
+          <w:tab w:val="clear" w:pos="8306"/>
+        </w:tabs>
+        <w:spacing w:line="360" w:lineRule="auto"/>
+        <w:ind w:firstLineChars="200" w:firstLine="480"/>
+        <w:rPr>
+          <w:rFonts w:hint="eastAsia"/>
+        </w:rPr>
+      </w:pPr>
+      <w:r>
+        <w:rPr>
+          <w:rFonts w:hint="eastAsia"/>
+        </w:rPr>
+        <w:t>当下，大规模语言模型（</w:t>
+      </w:r>
+      <w:r>
+        <w:rPr>
+          <w:rFonts w:hint="eastAsia"/>
+        </w:rPr>
+        <w:t>LLM</w:t>
+      </w:r>
+      <w:r>
+        <w:rPr>
+          <w:rFonts w:hint="eastAsia"/>
+        </w:rPr>
+        <w:t>）如</w:t>
+      </w:r>
+      <w:r>
+        <w:rPr>
+          <w:rFonts w:hint="eastAsia"/>
+        </w:rPr>
+        <w:t>GPT-4</w:t>
+      </w:r>
+      <w:r>
+        <w:rPr>
+          <w:rFonts w:hint="eastAsia"/>
+        </w:rPr>
+        <w:t>、</w:t>
+      </w:r>
+      <w:proofErr w:type="spellStart"/>
+      <w:r>
+        <w:rPr>
+          <w:rFonts w:hint="eastAsia"/>
+        </w:rPr>
+        <w:t>DeepSeek</w:t>
+      </w:r>
+      <w:proofErr w:type="spellEnd"/>
+      <w:r>
+        <w:rPr>
+          <w:rFonts w:hint="eastAsia"/>
+        </w:rPr>
+        <w:t>的出现给</w:t>
+      </w:r>
+      <w:r>
+        <w:rPr>
+          <w:rFonts w:hint="eastAsia"/>
+        </w:rPr>
+        <w:t>Text2SQL</w:t>
+      </w:r>
+      <w:r>
+        <w:rPr>
+          <w:rFonts w:hint="eastAsia"/>
+        </w:rPr>
+        <w:t>带来了新的契机。</w:t>
+      </w:r>
+      <w:r>
+        <w:rPr>
+          <w:rFonts w:hint="eastAsia"/>
+        </w:rPr>
+        <w:t>LLM</w:t>
+      </w:r>
+      <w:r>
+        <w:rPr>
+          <w:rFonts w:hint="eastAsia"/>
+        </w:rPr>
+        <w:t>在自然语言理解和生成上</w:t>
+      </w:r>
+      <w:proofErr w:type="gramStart"/>
+      <w:r>
+        <w:rPr>
+          <w:rFonts w:hint="eastAsia"/>
+        </w:rPr>
+        <w:t>崭</w:t>
+      </w:r>
+      <w:proofErr w:type="gramEnd"/>
+      <w:r>
+        <w:rPr>
+          <w:rFonts w:hint="eastAsia"/>
+        </w:rPr>
+        <w:t>露出前所未有的能力，使得</w:t>
+      </w:r>
+      <w:r>
+        <w:rPr>
+          <w:rFonts w:hint="eastAsia"/>
+        </w:rPr>
+        <w:t>LLM</w:t>
+      </w:r>
+      <w:r>
+        <w:rPr>
+          <w:rFonts w:hint="eastAsia"/>
+        </w:rPr>
+        <w:t>驱动的</w:t>
+      </w:r>
+      <w:r>
+        <w:rPr>
+          <w:rFonts w:hint="eastAsia"/>
+        </w:rPr>
+        <w:t>Text2SQL</w:t>
+      </w:r>
+      <w:r>
+        <w:rPr>
+          <w:rFonts w:hint="eastAsia"/>
+        </w:rPr>
+        <w:t>更好地泛化到不同领域的数据库；得益于其强大的推理能力，甚至在零样本或小样</w:t>
+      </w:r>
+      <w:r>
+        <w:rPr>
+          <w:rFonts w:hint="eastAsia"/>
+        </w:rPr>
+        <w:t>prompt</w:t>
+      </w:r>
+      <w:r>
+        <w:rPr>
+          <w:rFonts w:hint="eastAsia"/>
+        </w:rPr>
+        <w:t>下仍能生成复杂的</w:t>
+      </w:r>
+      <w:r>
+        <w:rPr>
+          <w:rFonts w:hint="eastAsia"/>
+        </w:rPr>
+        <w:t>SQL</w:t>
+      </w:r>
+      <w:r>
+        <w:rPr>
+          <w:rFonts w:hint="eastAsia"/>
+        </w:rPr>
+        <w:t>查询。</w:t>
+      </w:r>
     </w:p>
     <w:p>
       <w:pPr>

--- a/paper/fill.docx
+++ b/paper/fill.docx
@@ -8172,101 +8172,945 @@
       </w:r>
       <w:r>
         <w:rPr>
-          <w:rFonts w:eastAsia="黑体"/>
+          <w:rFonts w:eastAsia="黑体" w:hint="eastAsia"/>
           <w:sz w:val="24"/>
           <w:szCs w:val="30"/>
         </w:rPr>
-        <w:t>系统分析与设计</w:t>
+        <w:t>基础概念</w:t>
       </w:r>
       <w:bookmarkEnd w:id="8"/>
       <w:bookmarkEnd w:id="9"/>
     </w:p>
     <w:p>
       <w:pPr>
+        <w:pStyle w:val="ac"/>
+        <w:tabs>
+          <w:tab w:val="clear" w:pos="4153"/>
+          <w:tab w:val="clear" w:pos="8306"/>
+        </w:tabs>
+        <w:spacing w:line="360" w:lineRule="auto"/>
+        <w:ind w:firstLineChars="200" w:firstLine="480"/>
+        <w:rPr>
+          <w:rFonts w:hint="eastAsia"/>
+        </w:rPr>
+      </w:pPr>
+      <w:bookmarkStart w:id="10" w:name="_Toc135816537"/>
+      <w:bookmarkStart w:id="11" w:name="_Toc193465205"/>
+      <w:r>
+        <w:rPr>
+          <w:rFonts w:hint="eastAsia"/>
+        </w:rPr>
+        <w:t>介绍系统细节前，</w:t>
+      </w:r>
+      <w:proofErr w:type="gramStart"/>
+      <w:r>
+        <w:rPr>
+          <w:rFonts w:hint="eastAsia"/>
+        </w:rPr>
+        <w:t>本章先</w:t>
+      </w:r>
+      <w:proofErr w:type="gramEnd"/>
+      <w:r>
+        <w:rPr>
+          <w:rFonts w:hint="eastAsia"/>
+        </w:rPr>
+        <w:t>阐述与本研究相关的几个基础概念。包括注意力机制、大语言模型（</w:t>
+      </w:r>
+      <w:r>
+        <w:rPr>
+          <w:rFonts w:hint="eastAsia"/>
+        </w:rPr>
+        <w:t>LLM</w:t>
+      </w:r>
+      <w:r>
+        <w:rPr>
+          <w:rFonts w:hint="eastAsia"/>
+        </w:rPr>
+        <w:t>）、检索增强生成（</w:t>
+      </w:r>
+      <w:r>
+        <w:rPr>
+          <w:rFonts w:hint="eastAsia"/>
+        </w:rPr>
+        <w:t>RAG</w:t>
+      </w:r>
+      <w:r>
+        <w:rPr>
+          <w:rFonts w:hint="eastAsia"/>
+        </w:rPr>
+        <w:t>），平均语义文本检索（</w:t>
+      </w:r>
+      <w:r>
+        <w:rPr>
+          <w:rFonts w:hint="eastAsia"/>
+        </w:rPr>
+        <w:t>TF-IDF + cosine</w:t>
+      </w:r>
+      <w:r>
+        <w:rPr>
+          <w:rFonts w:hint="eastAsia"/>
+        </w:rPr>
+        <w:t>）</w:t>
+      </w:r>
+      <w:r>
+        <w:rPr>
+          <w:rFonts w:hint="eastAsia"/>
+        </w:rPr>
+        <w:t>。</w:t>
+      </w:r>
+    </w:p>
+    <w:p>
+      <w:pPr>
         <w:pStyle w:val="21"/>
         <w:spacing w:line="360" w:lineRule="auto"/>
         <w:rPr>
+          <w:rFonts w:hint="eastAsia"/>
+          <w:b w:val="0"/>
+          <w:sz w:val="24"/>
+        </w:rPr>
+      </w:pPr>
+      <w:bookmarkStart w:id="12" w:name="_Toc193465206"/>
+      <w:bookmarkEnd w:id="10"/>
+      <w:bookmarkEnd w:id="11"/>
+      <w:r>
+        <w:rPr>
+          <w:rFonts w:hint="eastAsia"/>
+          <w:b w:val="0"/>
+          <w:sz w:val="24"/>
+        </w:rPr>
+        <w:t>2</w:t>
+      </w:r>
+      <w:r>
+        <w:rPr>
+          <w:rFonts w:hint="eastAsia"/>
+          <w:b w:val="0"/>
+          <w:sz w:val="24"/>
+        </w:rPr>
+        <w:t>.</w:t>
+      </w:r>
+      <w:r>
+        <w:rPr>
+          <w:rFonts w:hint="eastAsia"/>
+          <w:b w:val="0"/>
+          <w:sz w:val="24"/>
+        </w:rPr>
+        <w:t>1</w:t>
+      </w:r>
+      <w:r>
+        <w:rPr>
+          <w:b w:val="0"/>
+          <w:sz w:val="24"/>
+        </w:rPr>
+        <w:t xml:space="preserve"> </w:t>
+      </w:r>
+      <w:r>
+        <w:rPr>
+          <w:rFonts w:hint="eastAsia"/>
+          <w:b w:val="0"/>
+          <w:sz w:val="24"/>
+        </w:rPr>
+        <w:t>注意力机制</w:t>
+      </w:r>
+    </w:p>
+    <w:p>
+      <w:pPr>
+        <w:pStyle w:val="ac"/>
+        <w:tabs>
+          <w:tab w:val="clear" w:pos="4153"/>
+          <w:tab w:val="clear" w:pos="8306"/>
+        </w:tabs>
+        <w:spacing w:line="360" w:lineRule="auto"/>
+        <w:ind w:firstLineChars="200" w:firstLine="480"/>
+      </w:pPr>
+      <w:r>
+        <w:rPr>
+          <w:rFonts w:hint="eastAsia"/>
+        </w:rPr>
+        <w:t>注意力机制（</w:t>
+      </w:r>
+      <w:r>
+        <w:rPr>
+          <w:rFonts w:hint="eastAsia"/>
+        </w:rPr>
+        <w:t>Attention Mechanism</w:t>
+      </w:r>
+      <w:r>
+        <w:rPr>
+          <w:rFonts w:hint="eastAsia"/>
+        </w:rPr>
+        <w:t>）最初由</w:t>
+      </w:r>
+      <w:proofErr w:type="spellStart"/>
+      <w:r>
+        <w:rPr>
+          <w:rFonts w:hint="eastAsia"/>
+        </w:rPr>
+        <w:t>Bahdanau</w:t>
+      </w:r>
+      <w:proofErr w:type="spellEnd"/>
+      <w:r>
+        <w:rPr>
+          <w:rFonts w:hint="eastAsia"/>
+        </w:rPr>
+        <w:t xml:space="preserve"> </w:t>
+      </w:r>
+      <w:r>
+        <w:rPr>
+          <w:rFonts w:hint="eastAsia"/>
+          <w:i/>
+          <w:iCs/>
+        </w:rPr>
+        <w:t>et al.</w:t>
+      </w:r>
+      <w:r>
+        <w:rPr>
+          <w:rFonts w:hint="eastAsia"/>
+        </w:rPr>
+        <w:t xml:space="preserve"> (2014) </w:t>
+      </w:r>
+      <w:r>
+        <w:rPr>
+          <w:rFonts w:hint="eastAsia"/>
+        </w:rPr>
+        <w:t>提出，以改进机器翻译中</w:t>
+      </w:r>
+      <w:r>
+        <w:rPr>
+          <w:rFonts w:hint="eastAsia"/>
+        </w:rPr>
+        <w:t>RNN</w:t>
+      </w:r>
+      <w:r>
+        <w:rPr>
+          <w:rFonts w:hint="eastAsia"/>
+        </w:rPr>
+        <w:t>“编码器</w:t>
+      </w:r>
+      <w:r>
+        <w:rPr>
+          <w:rFonts w:hint="eastAsia"/>
+        </w:rPr>
+        <w:t>-</w:t>
+      </w:r>
+      <w:r>
+        <w:rPr>
+          <w:rFonts w:hint="eastAsia"/>
+        </w:rPr>
+        <w:t>解码器”对长序列的处理。</w:t>
+      </w:r>
+      <w:r>
+        <w:rPr>
+          <w:rFonts w:hint="eastAsia"/>
+          <w:vertAlign w:val="superscript"/>
+        </w:rPr>
+        <w:t>[</w:t>
+      </w:r>
+      <w:r>
+        <w:rPr>
+          <w:rFonts w:hint="eastAsia"/>
+          <w:vertAlign w:val="superscript"/>
+        </w:rPr>
+        <w:t>10</w:t>
+      </w:r>
+      <w:r>
+        <w:rPr>
+          <w:vertAlign w:val="superscript"/>
+        </w:rPr>
+        <w:t>]</w:t>
+      </w:r>
+      <w:r>
+        <w:rPr>
+          <w:rFonts w:hint="eastAsia"/>
+          <w:vertAlign w:val="superscript"/>
+        </w:rPr>
+        <w:t xml:space="preserve"> </w:t>
+      </w:r>
+      <w:r>
+        <w:rPr>
+          <w:rFonts w:hint="eastAsia"/>
+        </w:rPr>
+        <w:t>这个理论模拟了人类注意力的选择性：面对冗长的信息，人类会选择性地关注与当前任务相关的要点。注意力机制解决了传统编码器将整个输入压缩成单一向量的不充分问题，使得长句子的关键信息不至于淹没在整体表示中</w:t>
+      </w:r>
+      <w:r>
+        <w:rPr>
+          <w:rFonts w:hint="eastAsia"/>
+        </w:rPr>
+        <w:t>。</w:t>
+      </w:r>
+    </w:p>
+    <w:p>
+      <w:pPr>
+        <w:pStyle w:val="ac"/>
+        <w:tabs>
+          <w:tab w:val="clear" w:pos="4153"/>
+          <w:tab w:val="clear" w:pos="8306"/>
+        </w:tabs>
+        <w:spacing w:line="360" w:lineRule="auto"/>
+        <w:ind w:firstLineChars="200" w:firstLine="480"/>
+        <w:rPr>
+          <w:rFonts w:hint="eastAsia"/>
+        </w:rPr>
+      </w:pPr>
+      <w:r>
+        <w:rPr>
+          <w:rFonts w:hint="eastAsia"/>
+        </w:rPr>
+        <w:t>现代的大语言模型（</w:t>
+      </w:r>
+      <w:r>
+        <w:rPr>
+          <w:rFonts w:hint="eastAsia"/>
+        </w:rPr>
+        <w:t>LLM</w:t>
+      </w:r>
+      <w:r>
+        <w:rPr>
+          <w:rFonts w:hint="eastAsia"/>
+        </w:rPr>
+        <w:t>）多是基于</w:t>
+      </w:r>
+      <w:r>
+        <w:rPr>
+          <w:rFonts w:hint="eastAsia"/>
+        </w:rPr>
+        <w:t>Transformer</w:t>
+      </w:r>
+      <w:r>
+        <w:rPr>
+          <w:rFonts w:hint="eastAsia"/>
+        </w:rPr>
+        <w:t>架构，靠多层自注意力建模语言。注意力机制赋予了</w:t>
+      </w:r>
+      <w:r>
+        <w:rPr>
+          <w:rFonts w:hint="eastAsia"/>
+        </w:rPr>
+        <w:t>LLM</w:t>
+      </w:r>
+      <w:r>
+        <w:rPr>
+          <w:rFonts w:hint="eastAsia"/>
+        </w:rPr>
+        <w:t>强大的并行建模长文本的能力，使其能够理解复杂的查</w:t>
+      </w:r>
+      <w:r>
+        <w:rPr>
+          <w:rFonts w:hint="eastAsia"/>
+        </w:rPr>
+        <w:lastRenderedPageBreak/>
+        <w:t>询语句和数据库模式之间的匹配关系，这也是</w:t>
+      </w:r>
+      <w:r>
+        <w:rPr>
+          <w:rFonts w:hint="eastAsia"/>
+        </w:rPr>
+        <w:t>LLM</w:t>
+      </w:r>
+      <w:r>
+        <w:rPr>
+          <w:rFonts w:hint="eastAsia"/>
+        </w:rPr>
+        <w:t>相比早期模型在</w:t>
+      </w:r>
+      <w:r>
+        <w:rPr>
+          <w:rFonts w:hint="eastAsia"/>
+        </w:rPr>
+        <w:t>Text2SQL</w:t>
+      </w:r>
+      <w:r>
+        <w:rPr>
+          <w:rFonts w:hint="eastAsia"/>
+        </w:rPr>
+        <w:t>任务上效果突出的原因之一</w:t>
+      </w:r>
+      <w:r>
+        <w:rPr>
+          <w:rFonts w:hint="eastAsia"/>
+        </w:rPr>
+        <w:t>。</w:t>
+      </w:r>
+    </w:p>
+    <w:p>
+      <w:pPr>
+        <w:pStyle w:val="21"/>
+        <w:spacing w:line="360" w:lineRule="auto"/>
+        <w:rPr>
+          <w:rFonts w:hint="eastAsia"/>
+          <w:b w:val="0"/>
+          <w:sz w:val="24"/>
+        </w:rPr>
+      </w:pPr>
+      <w:bookmarkStart w:id="13" w:name="_Toc193465207"/>
+      <w:bookmarkEnd w:id="12"/>
+      <w:r>
+        <w:rPr>
+          <w:rFonts w:hint="eastAsia"/>
+          <w:b w:val="0"/>
+          <w:sz w:val="24"/>
+        </w:rPr>
+        <w:t>2.</w:t>
+      </w:r>
+      <w:r>
+        <w:rPr>
+          <w:rFonts w:hint="eastAsia"/>
+          <w:b w:val="0"/>
+          <w:sz w:val="24"/>
+        </w:rPr>
+        <w:t>2</w:t>
+      </w:r>
+      <w:r>
+        <w:rPr>
+          <w:b w:val="0"/>
+          <w:sz w:val="24"/>
+        </w:rPr>
+        <w:t xml:space="preserve"> </w:t>
+      </w:r>
+      <w:r>
+        <w:rPr>
+          <w:rFonts w:hint="eastAsia"/>
+          <w:b w:val="0"/>
+          <w:sz w:val="24"/>
+        </w:rPr>
+        <w:t>大语言模型（</w:t>
+      </w:r>
+      <w:r>
+        <w:rPr>
+          <w:rFonts w:hint="eastAsia"/>
+          <w:b w:val="0"/>
+          <w:sz w:val="24"/>
+        </w:rPr>
+        <w:t>LLM</w:t>
+      </w:r>
+      <w:r>
+        <w:rPr>
+          <w:rFonts w:hint="eastAsia"/>
+          <w:b w:val="0"/>
+          <w:sz w:val="24"/>
+        </w:rPr>
+        <w:t>）</w:t>
+      </w:r>
+    </w:p>
+    <w:p>
+      <w:pPr>
+        <w:pStyle w:val="ac"/>
+        <w:tabs>
+          <w:tab w:val="clear" w:pos="4153"/>
+          <w:tab w:val="clear" w:pos="8306"/>
+        </w:tabs>
+        <w:spacing w:line="360" w:lineRule="auto"/>
+        <w:ind w:firstLineChars="200" w:firstLine="480"/>
+      </w:pPr>
+      <w:r>
+        <w:rPr>
+          <w:rFonts w:hint="eastAsia"/>
+        </w:rPr>
+        <w:t>“</w:t>
+      </w:r>
+      <w:r>
+        <w:rPr>
+          <w:rFonts w:hint="eastAsia"/>
+        </w:rPr>
+        <w:t>大语言模型</w:t>
+      </w:r>
+      <w:r>
+        <w:rPr>
+          <w:rFonts w:hint="eastAsia"/>
+        </w:rPr>
+        <w:t>”</w:t>
+      </w:r>
+      <w:r>
+        <w:rPr>
+          <w:rFonts w:hint="eastAsia"/>
+        </w:rPr>
+        <w:t>指参数规模巨大的深度神经网络模型，通常基于</w:t>
+      </w:r>
+      <w:r>
+        <w:rPr>
+          <w:rFonts w:hint="eastAsia"/>
+        </w:rPr>
+        <w:t>Transformer</w:t>
+      </w:r>
+      <w:r>
+        <w:rPr>
+          <w:rFonts w:hint="eastAsia"/>
+        </w:rPr>
+        <w:t>架构，在海量文本语料上</w:t>
+      </w:r>
+      <w:proofErr w:type="gramStart"/>
+      <w:r>
+        <w:rPr>
+          <w:rFonts w:hint="eastAsia"/>
+        </w:rPr>
+        <w:t>自监督预</w:t>
+      </w:r>
+      <w:proofErr w:type="gramEnd"/>
+      <w:r>
+        <w:rPr>
+          <w:rFonts w:hint="eastAsia"/>
+        </w:rPr>
+        <w:t>训练，对自然语言进行深度的理解和生成。</w:t>
+      </w:r>
+      <w:r>
+        <w:rPr>
+          <w:rFonts w:hint="eastAsia"/>
+        </w:rPr>
+        <w:t>LLM</w:t>
+      </w:r>
+      <w:r>
+        <w:rPr>
+          <w:rFonts w:hint="eastAsia"/>
+        </w:rPr>
+        <w:t>的</w:t>
+      </w:r>
+      <w:r>
+        <w:rPr>
+          <w:rFonts w:hint="eastAsia"/>
+        </w:rPr>
+        <w:t>“</w:t>
+      </w:r>
+      <w:r>
+        <w:rPr>
+          <w:rFonts w:hint="eastAsia"/>
+        </w:rPr>
+        <w:t>Few-Shot Learning</w:t>
+      </w:r>
+      <w:r>
+        <w:rPr>
+          <w:rFonts w:hint="eastAsia"/>
+        </w:rPr>
+        <w:t>”</w:t>
+      </w:r>
+      <w:r>
+        <w:rPr>
+          <w:rFonts w:hint="eastAsia"/>
+        </w:rPr>
+        <w:t>能力极为强大：即使</w:t>
+      </w:r>
+      <w:proofErr w:type="gramStart"/>
+      <w:r>
+        <w:rPr>
+          <w:rFonts w:hint="eastAsia"/>
+        </w:rPr>
+        <w:t>不</w:t>
+      </w:r>
+      <w:proofErr w:type="gramEnd"/>
+      <w:r>
+        <w:rPr>
+          <w:rFonts w:hint="eastAsia"/>
+        </w:rPr>
+        <w:t>专门针对</w:t>
+      </w:r>
+      <w:proofErr w:type="gramStart"/>
+      <w:r>
+        <w:rPr>
+          <w:rFonts w:hint="eastAsia"/>
+        </w:rPr>
+        <w:t>某任务</w:t>
+      </w:r>
+      <w:proofErr w:type="gramEnd"/>
+      <w:r>
+        <w:rPr>
+          <w:rFonts w:hint="eastAsia"/>
+        </w:rPr>
+        <w:t>训练，通过</w:t>
+      </w:r>
+      <w:r>
+        <w:rPr>
+          <w:rFonts w:hint="eastAsia"/>
+        </w:rPr>
+        <w:t>prompt</w:t>
+      </w:r>
+      <w:r>
+        <w:rPr>
+          <w:rFonts w:hint="eastAsia"/>
+        </w:rPr>
+        <w:t>提供少量示例，</w:t>
+      </w:r>
+      <w:r>
+        <w:rPr>
+          <w:rFonts w:hint="eastAsia"/>
+        </w:rPr>
+        <w:t>LLM</w:t>
+      </w:r>
+      <w:r>
+        <w:rPr>
+          <w:rFonts w:hint="eastAsia"/>
+        </w:rPr>
+        <w:t>也能在新任务上产生相当好的结果。</w:t>
+      </w:r>
+      <w:r>
+        <w:rPr>
+          <w:vertAlign w:val="superscript"/>
+        </w:rPr>
+        <w:t>[</w:t>
+      </w:r>
+      <w:r>
+        <w:rPr>
+          <w:rFonts w:hint="eastAsia"/>
+          <w:vertAlign w:val="superscript"/>
+        </w:rPr>
+        <w:t>11</w:t>
+      </w:r>
+      <w:r>
+        <w:rPr>
+          <w:vertAlign w:val="superscript"/>
+        </w:rPr>
+        <w:t>]</w:t>
+      </w:r>
+      <w:r>
+        <w:rPr>
+          <w:rFonts w:hint="eastAsia"/>
+          <w:vertAlign w:val="superscript"/>
+        </w:rPr>
+        <w:t xml:space="preserve"> </w:t>
+      </w:r>
+      <w:r>
+        <w:rPr>
+          <w:rFonts w:hint="eastAsia"/>
+        </w:rPr>
+        <w:t>对于</w:t>
+      </w:r>
+      <w:r>
+        <w:rPr>
+          <w:rFonts w:hint="eastAsia"/>
+        </w:rPr>
+        <w:t>Text2SQL</w:t>
+      </w:r>
+      <w:r>
+        <w:rPr>
+          <w:rFonts w:hint="eastAsia"/>
+        </w:rPr>
+        <w:t>任务，</w:t>
+      </w:r>
+      <w:r>
+        <w:rPr>
+          <w:rFonts w:hint="eastAsia"/>
+        </w:rPr>
+        <w:t>LLM</w:t>
+      </w:r>
+      <w:r>
+        <w:rPr>
+          <w:rFonts w:hint="eastAsia"/>
+        </w:rPr>
+        <w:t>能够“理解”自然语言问题并结合给定的数据库</w:t>
+      </w:r>
+      <w:r>
+        <w:rPr>
+          <w:rFonts w:hint="eastAsia"/>
+        </w:rPr>
+        <w:t>schema</w:t>
+      </w:r>
+      <w:r>
+        <w:rPr>
+          <w:rFonts w:hint="eastAsia"/>
+        </w:rPr>
+        <w:t>直接生成</w:t>
+      </w:r>
+      <w:r>
+        <w:rPr>
+          <w:rFonts w:hint="eastAsia"/>
+        </w:rPr>
+        <w:t>SQL</w:t>
+      </w:r>
+      <w:r>
+        <w:rPr>
+          <w:rFonts w:hint="eastAsia"/>
+        </w:rPr>
+        <w:t>查询。</w:t>
+      </w:r>
+      <w:r>
+        <w:rPr>
+          <w:rFonts w:hint="eastAsia"/>
+        </w:rPr>
+        <w:t>LLM</w:t>
+      </w:r>
+      <w:r>
+        <w:rPr>
+          <w:rFonts w:hint="eastAsia"/>
+        </w:rPr>
+        <w:t>还掌握了丰富的语言模式和一定的逻辑推理能力，因而表现出更强的泛化性</w:t>
+      </w:r>
+      <w:r>
+        <w:rPr>
+          <w:rFonts w:hint="eastAsia"/>
+        </w:rPr>
+        <w:t>。</w:t>
+      </w:r>
+    </w:p>
+    <w:p>
+      <w:pPr>
+        <w:pStyle w:val="ac"/>
+        <w:tabs>
+          <w:tab w:val="clear" w:pos="4153"/>
+          <w:tab w:val="clear" w:pos="8306"/>
+        </w:tabs>
+        <w:spacing w:line="360" w:lineRule="auto"/>
+        <w:ind w:firstLineChars="200" w:firstLine="480"/>
+      </w:pPr>
+      <w:r>
+        <w:rPr>
+          <w:rFonts w:hint="eastAsia"/>
+        </w:rPr>
+        <w:t>纵使</w:t>
+      </w:r>
+      <w:r>
+        <w:rPr>
+          <w:rFonts w:hint="eastAsia"/>
+        </w:rPr>
+        <w:t>LLM</w:t>
+      </w:r>
+      <w:r>
+        <w:rPr>
+          <w:rFonts w:hint="eastAsia"/>
+        </w:rPr>
+        <w:t>存储了海量知识，它的训练数据是静态的且覆盖有限，因此</w:t>
+      </w:r>
+      <w:r>
+        <w:rPr>
+          <w:rFonts w:hint="eastAsia"/>
+        </w:rPr>
+        <w:t>LLM</w:t>
+      </w:r>
+      <w:r>
+        <w:rPr>
+          <w:rFonts w:hint="eastAsia"/>
+        </w:rPr>
+        <w:t>对特定领域中实时更新的信息可能欠缺了解。尤其在数据库查询场景中，</w:t>
+      </w:r>
+      <w:r>
+        <w:rPr>
+          <w:rFonts w:hint="eastAsia"/>
+        </w:rPr>
+        <w:t>LLM</w:t>
+      </w:r>
+      <w:r>
+        <w:rPr>
+          <w:rFonts w:hint="eastAsia"/>
+        </w:rPr>
+        <w:t>本身并不“知道”用户数据库的具体内容，因此需要设法将数据库</w:t>
+      </w:r>
+      <w:r>
+        <w:rPr>
+          <w:rFonts w:hint="eastAsia"/>
+        </w:rPr>
+        <w:t>schema</w:t>
+      </w:r>
+      <w:r>
+        <w:rPr>
+          <w:rFonts w:hint="eastAsia"/>
+        </w:rPr>
+        <w:t>等上下文提供给它。</w:t>
+      </w:r>
+      <w:r>
+        <w:rPr>
+          <w:rFonts w:hint="eastAsia"/>
+        </w:rPr>
+        <w:t>LLM</w:t>
+      </w:r>
+      <w:r>
+        <w:rPr>
+          <w:rFonts w:hint="eastAsia"/>
+        </w:rPr>
+        <w:t>还存在</w:t>
+      </w:r>
+      <w:r>
+        <w:rPr>
+          <w:rFonts w:hint="eastAsia"/>
+        </w:rPr>
+        <w:t>“</w:t>
+      </w:r>
+      <w:r>
+        <w:rPr>
+          <w:rFonts w:hint="eastAsia"/>
+        </w:rPr>
+        <w:t>幻觉（</w:t>
+      </w:r>
+      <w:r>
+        <w:rPr>
+          <w:rFonts w:hint="eastAsia"/>
+        </w:rPr>
+        <w:t>hallucination</w:t>
+      </w:r>
+      <w:r>
+        <w:rPr>
+          <w:rFonts w:hint="eastAsia"/>
+        </w:rPr>
+        <w:t>）</w:t>
+      </w:r>
+      <w:r>
+        <w:rPr>
+          <w:rFonts w:hint="eastAsia"/>
+        </w:rPr>
+        <w:t>”</w:t>
+      </w:r>
+      <w:r>
+        <w:rPr>
+          <w:rFonts w:hint="eastAsia"/>
+        </w:rPr>
+        <w:t>，偶尔会编造看似合理但实则错误的答案。</w:t>
+      </w:r>
+      <w:r>
+        <w:rPr>
+          <w:vertAlign w:val="superscript"/>
+        </w:rPr>
+        <w:t>[</w:t>
+      </w:r>
+      <w:r>
+        <w:rPr>
+          <w:rFonts w:hint="eastAsia"/>
+          <w:vertAlign w:val="superscript"/>
+        </w:rPr>
+        <w:t>12</w:t>
+      </w:r>
+      <w:r>
+        <w:rPr>
+          <w:vertAlign w:val="superscript"/>
+        </w:rPr>
+        <w:t>]</w:t>
+      </w:r>
+      <w:r>
+        <w:rPr>
+          <w:rFonts w:hint="eastAsia"/>
+          <w:vertAlign w:val="superscript"/>
+        </w:rPr>
+        <w:t xml:space="preserve"> </w:t>
+      </w:r>
+      <w:r>
+        <w:rPr>
+          <w:rFonts w:hint="eastAsia"/>
+        </w:rPr>
+        <w:t>我们的系统结合</w:t>
+      </w:r>
+      <w:r>
+        <w:rPr>
+          <w:rFonts w:hint="eastAsia"/>
+        </w:rPr>
+        <w:t>RAG</w:t>
+      </w:r>
+      <w:r>
+        <w:rPr>
+          <w:rFonts w:hint="eastAsia"/>
+        </w:rPr>
+        <w:t>等手段，努力让</w:t>
+      </w:r>
+      <w:r>
+        <w:rPr>
+          <w:rFonts w:hint="eastAsia"/>
+        </w:rPr>
+        <w:t>LLM</w:t>
+      </w:r>
+      <w:r>
+        <w:rPr>
+          <w:rFonts w:hint="eastAsia"/>
+        </w:rPr>
+        <w:t>“知有所依”，在生成</w:t>
+      </w:r>
+      <w:r>
+        <w:rPr>
+          <w:rFonts w:hint="eastAsia"/>
+        </w:rPr>
+        <w:t>SQL</w:t>
+      </w:r>
+      <w:r>
+        <w:rPr>
+          <w:rFonts w:hint="eastAsia"/>
+        </w:rPr>
+        <w:t>时参考真实数据库文档或示例，减少无根据的胡乱猜测</w:t>
+      </w:r>
+      <w:r>
+        <w:rPr>
+          <w:rFonts w:hint="eastAsia"/>
+        </w:rPr>
+        <w:t>。</w:t>
+      </w:r>
+    </w:p>
+    <w:p>
+      <w:pPr>
+        <w:pStyle w:val="ac"/>
+        <w:tabs>
+          <w:tab w:val="clear" w:pos="4153"/>
+          <w:tab w:val="clear" w:pos="8306"/>
+        </w:tabs>
+        <w:spacing w:line="360" w:lineRule="auto"/>
+        <w:ind w:firstLineChars="200" w:firstLine="480"/>
+        <w:rPr>
+          <w:rFonts w:hint="eastAsia"/>
+        </w:rPr>
+      </w:pPr>
+      <w:r>
+        <w:rPr>
+          <w:rFonts w:hint="eastAsia"/>
+        </w:rPr>
+        <w:t>成本是另一个无法忽视的难题：</w:t>
+      </w:r>
+      <w:r>
+        <w:rPr>
+          <w:rFonts w:hint="eastAsia"/>
+        </w:rPr>
+        <w:t>LLM</w:t>
+      </w:r>
+      <w:r>
+        <w:rPr>
+          <w:rFonts w:hint="eastAsia"/>
+        </w:rPr>
+        <w:t>的推理往往需要消耗数百至上千</w:t>
+      </w:r>
+      <w:r>
+        <w:rPr>
+          <w:rFonts w:hint="eastAsia"/>
+        </w:rPr>
+        <w:t>tokens</w:t>
+      </w:r>
+      <w:r>
+        <w:rPr>
+          <w:rFonts w:hint="eastAsia"/>
+        </w:rPr>
+        <w:t>，且</w:t>
+      </w:r>
+      <w:proofErr w:type="gramStart"/>
+      <w:r>
+        <w:rPr>
+          <w:rFonts w:hint="eastAsia"/>
+        </w:rPr>
+        <w:t>耗时极久</w:t>
+      </w:r>
+      <w:proofErr w:type="gramEnd"/>
+      <w:r>
+        <w:rPr>
+          <w:rFonts w:hint="eastAsia"/>
+        </w:rPr>
+        <w:t>。本系统通过优化对话流程和并行机制尽量抬高容错率以使廉价</w:t>
+      </w:r>
+      <w:r>
+        <w:rPr>
+          <w:rFonts w:hint="eastAsia"/>
+        </w:rPr>
+        <w:t>LLM</w:t>
+      </w:r>
+      <w:r>
+        <w:rPr>
+          <w:rFonts w:hint="eastAsia"/>
+        </w:rPr>
+        <w:t>（意味着更易出错）成为可能，并减少生成耗时</w:t>
+      </w:r>
+      <w:r>
+        <w:rPr>
+          <w:rFonts w:hint="eastAsia"/>
+        </w:rPr>
+        <w:t>。</w:t>
+      </w:r>
+    </w:p>
+    <w:p>
+      <w:pPr>
+        <w:pStyle w:val="21"/>
+        <w:spacing w:line="360" w:lineRule="auto"/>
+        <w:rPr>
           <w:b w:val="0"/>
           <w:bCs w:val="0"/>
           <w:sz w:val="24"/>
         </w:rPr>
       </w:pPr>
-      <w:bookmarkStart w:id="10" w:name="_Toc135816537"/>
-      <w:bookmarkStart w:id="11" w:name="_Toc193465205"/>
-      <w:r>
-        <w:rPr>
-          <w:rFonts w:hint="eastAsia"/>
-          <w:b w:val="0"/>
-          <w:bCs w:val="0"/>
-          <w:sz w:val="24"/>
-        </w:rPr>
-        <w:t>2.1</w:t>
-      </w:r>
-      <w:r>
-        <w:rPr>
-          <w:b w:val="0"/>
-          <w:bCs w:val="0"/>
-          <w:sz w:val="24"/>
-        </w:rPr>
-        <w:t xml:space="preserve"> </w:t>
-      </w:r>
-      <w:r>
-        <w:rPr>
-          <w:b w:val="0"/>
-          <w:bCs w:val="0"/>
-          <w:sz w:val="24"/>
-        </w:rPr>
-        <w:t>需求分析</w:t>
-      </w:r>
-      <w:bookmarkEnd w:id="10"/>
-      <w:bookmarkEnd w:id="11"/>
-    </w:p>
-    <w:p>
-      <w:pPr>
-        <w:pStyle w:val="21"/>
-        <w:spacing w:line="360" w:lineRule="auto"/>
-        <w:rPr>
-          <w:b w:val="0"/>
-          <w:bCs w:val="0"/>
-          <w:sz w:val="24"/>
-        </w:rPr>
-      </w:pPr>
-      <w:bookmarkStart w:id="12" w:name="_Toc193465206"/>
-      <w:r>
-        <w:rPr>
-          <w:rFonts w:hint="eastAsia"/>
-          <w:b w:val="0"/>
-          <w:sz w:val="24"/>
-        </w:rPr>
-        <w:t>2.2</w:t>
-      </w:r>
-      <w:r>
-        <w:rPr>
-          <w:b w:val="0"/>
-          <w:sz w:val="24"/>
-        </w:rPr>
-        <w:t xml:space="preserve"> </w:t>
-      </w:r>
-      <w:r>
-        <w:rPr>
-          <w:b w:val="0"/>
-          <w:sz w:val="24"/>
-        </w:rPr>
-        <w:t>系统概要</w:t>
-      </w:r>
-      <w:bookmarkEnd w:id="12"/>
-    </w:p>
-    <w:p>
-      <w:pPr>
-        <w:pStyle w:val="21"/>
-        <w:spacing w:line="360" w:lineRule="auto"/>
-        <w:rPr>
-          <w:b w:val="0"/>
-          <w:bCs w:val="0"/>
-          <w:sz w:val="24"/>
-        </w:rPr>
-      </w:pPr>
-      <w:bookmarkStart w:id="13" w:name="_Toc193465207"/>
       <w:r>
         <w:rPr>
           <w:rFonts w:hint="eastAsia"/>
@@ -19407,7 +20251,6 @@
   <w:style w:type="character" w:default="1" w:styleId="a0">
     <w:name w:val="Default Paragraph Font"/>
     <w:uiPriority w:val="1"/>
-    <w:semiHidden/>
     <w:unhideWhenUsed/>
   </w:style>
   <w:style w:type="table" w:default="1" w:styleId="a1">

--- a/paper/fill.docx
+++ b/paper/fill.docx
@@ -7686,14 +7686,7 @@
         <w:rPr>
           <w:rFonts w:hint="eastAsia"/>
         </w:rPr>
-        <w:t>，有望提高在</w:t>
-      </w:r>
-      <w:r>
-        <w:rPr>
-          <w:rFonts w:hint="eastAsia"/>
-        </w:rPr>
-        <w:lastRenderedPageBreak/>
-        <w:t>特定领域和边缘案例下的准确性</w:t>
+        <w:t>，有望提高在特定领域和边缘案例下的准确性</w:t>
       </w:r>
       <w:r>
         <w:rPr>
@@ -8491,14 +8484,7 @@
         <w:rPr>
           <w:rFonts w:hint="eastAsia"/>
         </w:rPr>
-        <w:t>强大的并行建模长文本的能力，使其能够理解复杂的查</w:t>
-      </w:r>
-      <w:r>
-        <w:rPr>
-          <w:rFonts w:hint="eastAsia"/>
-        </w:rPr>
-        <w:lastRenderedPageBreak/>
-        <w:t>询语句和数据库模式之间的匹配关系，这也是</w:t>
+        <w:t>强大的并行建模长文本的能力，使其能够理解复杂的查询语句和数据库模式之间的匹配关系，这也是</w:t>
       </w:r>
       <w:r>
         <w:rPr>
@@ -9034,9 +9020,6 @@
         </w:tabs>
         <w:spacing w:line="360" w:lineRule="auto"/>
         <w:ind w:firstLineChars="200" w:firstLine="480"/>
-        <w:rPr>
-          <w:rFonts w:hint="eastAsia"/>
-        </w:rPr>
       </w:pPr>
       <w:r>
         <w:rPr>
@@ -9099,6 +9082,609 @@
           <w:rFonts w:hint="eastAsia"/>
         </w:rPr>
         <w:t>。</w:t>
+      </w:r>
+    </w:p>
+    <w:p>
+      <w:pPr>
+        <w:pStyle w:val="21"/>
+        <w:spacing w:line="360" w:lineRule="auto"/>
+        <w:rPr>
+          <w:rFonts w:hint="eastAsia"/>
+          <w:b w:val="0"/>
+          <w:sz w:val="24"/>
+        </w:rPr>
+      </w:pPr>
+      <w:r>
+        <w:rPr>
+          <w:rFonts w:hint="eastAsia"/>
+          <w:b w:val="0"/>
+          <w:sz w:val="24"/>
+        </w:rPr>
+        <w:t>2.</w:t>
+      </w:r>
+      <w:r>
+        <w:rPr>
+          <w:rFonts w:hint="eastAsia"/>
+          <w:b w:val="0"/>
+          <w:sz w:val="24"/>
+        </w:rPr>
+        <w:t>3</w:t>
+      </w:r>
+      <w:r>
+        <w:rPr>
+          <w:b w:val="0"/>
+          <w:sz w:val="24"/>
+        </w:rPr>
+        <w:t xml:space="preserve"> </w:t>
+      </w:r>
+      <w:r>
+        <w:rPr>
+          <w:rFonts w:hint="eastAsia"/>
+          <w:b w:val="0"/>
+          <w:sz w:val="24"/>
+        </w:rPr>
+        <w:t>检索增强生成（</w:t>
+      </w:r>
+      <w:r>
+        <w:rPr>
+          <w:rFonts w:hint="eastAsia"/>
+          <w:b w:val="0"/>
+          <w:sz w:val="24"/>
+        </w:rPr>
+        <w:t>RAG</w:t>
+      </w:r>
+      <w:r>
+        <w:rPr>
+          <w:rFonts w:hint="eastAsia"/>
+          <w:b w:val="0"/>
+          <w:sz w:val="24"/>
+        </w:rPr>
+        <w:t>）</w:t>
+      </w:r>
+    </w:p>
+    <w:p>
+      <w:pPr>
+        <w:pStyle w:val="ac"/>
+        <w:tabs>
+          <w:tab w:val="clear" w:pos="4153"/>
+          <w:tab w:val="clear" w:pos="8306"/>
+        </w:tabs>
+        <w:spacing w:line="360" w:lineRule="auto"/>
+        <w:ind w:firstLineChars="200" w:firstLine="480"/>
+      </w:pPr>
+      <w:r>
+        <w:rPr>
+          <w:rFonts w:hint="eastAsia"/>
+        </w:rPr>
+        <w:t>检索增强生成（</w:t>
+      </w:r>
+      <w:r>
+        <w:rPr>
+          <w:rFonts w:hint="eastAsia"/>
+        </w:rPr>
+        <w:t>Retrieval-Augmented Generation, RAG</w:t>
+      </w:r>
+      <w:r>
+        <w:rPr>
+          <w:rFonts w:hint="eastAsia"/>
+        </w:rPr>
+        <w:t>）是一种将生成式模型与外部知识库相结合的技术。</w:t>
+      </w:r>
+      <w:r>
+        <w:rPr>
+          <w:vertAlign w:val="superscript"/>
+        </w:rPr>
+        <w:t>[</w:t>
+      </w:r>
+      <w:r>
+        <w:rPr>
+          <w:rFonts w:hint="eastAsia"/>
+          <w:vertAlign w:val="superscript"/>
+        </w:rPr>
+        <w:t>13</w:t>
+      </w:r>
+      <w:r>
+        <w:rPr>
+          <w:vertAlign w:val="superscript"/>
+        </w:rPr>
+        <w:t>]</w:t>
+      </w:r>
+      <w:r>
+        <w:rPr>
+          <w:rFonts w:hint="eastAsia"/>
+          <w:vertAlign w:val="superscript"/>
+        </w:rPr>
+        <w:t xml:space="preserve"> </w:t>
+      </w:r>
+      <w:r>
+        <w:rPr>
+          <w:rFonts w:hint="eastAsia"/>
+        </w:rPr>
+        <w:t>RAG</w:t>
+      </w:r>
+      <w:r>
+        <w:rPr>
+          <w:rFonts w:hint="eastAsia"/>
+        </w:rPr>
+        <w:t>通常包含两部分：检索器和生成器。检索器根据用户问题从知识库（可以是文档集合、数据库、已知问答对等）中找到若干</w:t>
+      </w:r>
+      <w:proofErr w:type="gramStart"/>
+      <w:r>
+        <w:rPr>
+          <w:rFonts w:hint="eastAsia"/>
+        </w:rPr>
+        <w:t>条相关</w:t>
+      </w:r>
+      <w:proofErr w:type="gramEnd"/>
+      <w:r>
+        <w:rPr>
+          <w:rFonts w:hint="eastAsia"/>
+        </w:rPr>
+        <w:t>内容；然后将这些外部知识与原问题一起送入生成模型，综合生成最终回答。</w:t>
+      </w:r>
+      <w:r>
+        <w:rPr>
+          <w:rFonts w:hint="eastAsia"/>
+        </w:rPr>
+        <w:t>RAG</w:t>
+      </w:r>
+      <w:r>
+        <w:rPr>
+          <w:rFonts w:hint="eastAsia"/>
+        </w:rPr>
+        <w:t>的优势在于</w:t>
+      </w:r>
+      <w:r>
+        <w:rPr>
+          <w:rFonts w:hint="eastAsia"/>
+        </w:rPr>
+        <w:t>“</w:t>
+      </w:r>
+      <w:r>
+        <w:rPr>
+          <w:rFonts w:hint="eastAsia"/>
+        </w:rPr>
+        <w:t>将封闭的语言模型变成开放的问答系统</w:t>
+      </w:r>
+      <w:r>
+        <w:rPr>
+          <w:rFonts w:hint="eastAsia"/>
+        </w:rPr>
+        <w:t>”</w:t>
+      </w:r>
+      <w:r>
+        <w:rPr>
+          <w:rFonts w:hint="eastAsia"/>
+        </w:rPr>
+        <w:t>，利用外部最新、权威的数据来提高准确性</w:t>
+      </w:r>
+      <w:r>
+        <w:rPr>
+          <w:rFonts w:hint="eastAsia"/>
+        </w:rPr>
+        <w:t>。</w:t>
+      </w:r>
+    </w:p>
+    <w:p>
+      <w:pPr>
+        <w:pStyle w:val="ac"/>
+        <w:tabs>
+          <w:tab w:val="clear" w:pos="4153"/>
+          <w:tab w:val="clear" w:pos="8306"/>
+        </w:tabs>
+        <w:spacing w:line="360" w:lineRule="auto"/>
+        <w:ind w:firstLineChars="200" w:firstLine="480"/>
+      </w:pPr>
+      <w:r>
+        <w:rPr>
+          <w:rFonts w:hint="eastAsia"/>
+        </w:rPr>
+        <w:t>对于</w:t>
+      </w:r>
+      <w:r>
+        <w:rPr>
+          <w:rFonts w:hint="eastAsia"/>
+        </w:rPr>
+        <w:t>Text2SQL</w:t>
+      </w:r>
+      <w:r>
+        <w:rPr>
+          <w:rFonts w:hint="eastAsia"/>
+        </w:rPr>
+        <w:t>来说，</w:t>
+      </w:r>
+      <w:r>
+        <w:rPr>
+          <w:rFonts w:hint="eastAsia"/>
+        </w:rPr>
+        <w:t>RAG</w:t>
+      </w:r>
+      <w:r>
+        <w:rPr>
+          <w:rFonts w:hint="eastAsia"/>
+        </w:rPr>
+        <w:t>可以体现在：在生成</w:t>
+      </w:r>
+      <w:r>
+        <w:rPr>
+          <w:rFonts w:hint="eastAsia"/>
+        </w:rPr>
+        <w:t>SQL</w:t>
+      </w:r>
+      <w:r>
+        <w:rPr>
+          <w:rFonts w:hint="eastAsia"/>
+        </w:rPr>
+        <w:t>之前，先从</w:t>
+      </w:r>
+      <w:r>
+        <w:rPr>
+          <w:rFonts w:hint="eastAsia"/>
+        </w:rPr>
+        <w:t>SQL</w:t>
+      </w:r>
+      <w:r>
+        <w:rPr>
+          <w:rFonts w:hint="eastAsia"/>
+        </w:rPr>
+        <w:t>文档库或示例库中检索与当前查询相关的语法示例或业务知识，作为</w:t>
+      </w:r>
+      <w:r>
+        <w:rPr>
+          <w:rFonts w:hint="eastAsia"/>
+        </w:rPr>
+        <w:t>prompt</w:t>
+      </w:r>
+      <w:r>
+        <w:rPr>
+          <w:rFonts w:hint="eastAsia"/>
+        </w:rPr>
+        <w:t>的一部分提供给</w:t>
+      </w:r>
+      <w:r>
+        <w:rPr>
+          <w:rFonts w:hint="eastAsia"/>
+        </w:rPr>
+        <w:t>LLM</w:t>
+      </w:r>
+      <w:r>
+        <w:rPr>
+          <w:rFonts w:hint="eastAsia"/>
+        </w:rPr>
+        <w:t>，以帮助其更准确地构造</w:t>
+      </w:r>
+      <w:r>
+        <w:rPr>
+          <w:rFonts w:hint="eastAsia"/>
+        </w:rPr>
+        <w:t>SQL</w:t>
+      </w:r>
+      <w:r>
+        <w:rPr>
+          <w:rFonts w:hint="eastAsia"/>
+        </w:rPr>
+        <w:t>。更重要的是，</w:t>
+      </w:r>
+      <w:r>
+        <w:rPr>
+          <w:rFonts w:hint="eastAsia"/>
+        </w:rPr>
+        <w:t>RAG</w:t>
+      </w:r>
+      <w:r>
+        <w:rPr>
+          <w:rFonts w:hint="eastAsia"/>
+        </w:rPr>
+        <w:t>还有助于降低模型对上下文长度的需求：与其把整份文档说明都塞给</w:t>
+      </w:r>
+      <w:r>
+        <w:rPr>
+          <w:rFonts w:hint="eastAsia"/>
+        </w:rPr>
+        <w:t>LLM</w:t>
+      </w:r>
+      <w:r>
+        <w:rPr>
+          <w:rFonts w:hint="eastAsia"/>
+        </w:rPr>
+        <w:t>，不如先检索出相关部分再提供，减少噪声干扰、降低</w:t>
+      </w:r>
+      <w:r>
+        <w:rPr>
+          <w:rFonts w:hint="eastAsia"/>
+        </w:rPr>
+        <w:t>token</w:t>
+      </w:r>
+      <w:r>
+        <w:rPr>
+          <w:rFonts w:hint="eastAsia"/>
+        </w:rPr>
+        <w:t>消耗</w:t>
+      </w:r>
+      <w:r>
+        <w:rPr>
+          <w:rFonts w:hint="eastAsia"/>
+        </w:rPr>
+        <w:t>。</w:t>
+      </w:r>
+    </w:p>
+    <w:p>
+      <w:pPr>
+        <w:pStyle w:val="21"/>
+        <w:spacing w:line="360" w:lineRule="auto"/>
+        <w:rPr>
+          <w:rFonts w:hint="eastAsia"/>
+          <w:b w:val="0"/>
+          <w:sz w:val="24"/>
+        </w:rPr>
+      </w:pPr>
+      <w:r>
+        <w:rPr>
+          <w:rFonts w:hint="eastAsia"/>
+          <w:b w:val="0"/>
+          <w:sz w:val="24"/>
+        </w:rPr>
+        <w:t>1.2.3</w:t>
+      </w:r>
+      <w:r>
+        <w:rPr>
+          <w:b w:val="0"/>
+          <w:sz w:val="24"/>
+        </w:rPr>
+        <w:t xml:space="preserve"> </w:t>
+      </w:r>
+      <w:r>
+        <w:rPr>
+          <w:rFonts w:hint="eastAsia"/>
+          <w:b w:val="0"/>
+          <w:sz w:val="24"/>
+        </w:rPr>
+        <w:t>算法分析</w:t>
+      </w:r>
+    </w:p>
+    <w:p>
+      <w:pPr>
+        <w:pStyle w:val="ac"/>
+        <w:tabs>
+          <w:tab w:val="clear" w:pos="4153"/>
+          <w:tab w:val="clear" w:pos="8306"/>
+        </w:tabs>
+        <w:spacing w:line="360" w:lineRule="auto"/>
+        <w:ind w:firstLineChars="200" w:firstLine="480"/>
+      </w:pPr>
+      <w:r>
+        <w:rPr>
+          <w:rFonts w:hint="eastAsia"/>
+        </w:rPr>
+        <w:lastRenderedPageBreak/>
+        <w:t>我们的系统实现了一个轻量级</w:t>
+      </w:r>
+      <w:r>
+        <w:rPr>
+          <w:rFonts w:hint="eastAsia"/>
+        </w:rPr>
+        <w:t>RAG</w:t>
+      </w:r>
+      <w:r>
+        <w:rPr>
+          <w:rFonts w:hint="eastAsia"/>
+        </w:rPr>
+        <w:t>模块：维护一个包含常用</w:t>
+      </w:r>
+      <w:r>
+        <w:rPr>
+          <w:rFonts w:hint="eastAsia"/>
+        </w:rPr>
+        <w:t>SQL</w:t>
+      </w:r>
+      <w:r>
+        <w:rPr>
+          <w:rFonts w:hint="eastAsia"/>
+        </w:rPr>
+        <w:t>查询示例和数据库文档的向量索引，当接到用户查询时，检索出最相关的若干条内容，插入</w:t>
+      </w:r>
+      <w:r>
+        <w:rPr>
+          <w:rFonts w:hint="eastAsia"/>
+        </w:rPr>
+        <w:t>prompt</w:t>
+      </w:r>
+      <w:r>
+        <w:rPr>
+          <w:rFonts w:hint="eastAsia"/>
+        </w:rPr>
+        <w:t>上下文</w:t>
+      </w:r>
+      <w:r>
+        <w:rPr>
+          <w:rFonts w:hint="eastAsia"/>
+        </w:rPr>
+        <w:t>。</w:t>
+      </w:r>
+    </w:p>
+    <w:p>
+      <w:pPr>
+        <w:pStyle w:val="ac"/>
+        <w:tabs>
+          <w:tab w:val="clear" w:pos="4153"/>
+          <w:tab w:val="clear" w:pos="8306"/>
+        </w:tabs>
+        <w:spacing w:line="360" w:lineRule="auto"/>
+        <w:ind w:firstLineChars="200" w:firstLine="480"/>
+      </w:pPr>
+      <w:r>
+        <w:rPr>
+          <w:rFonts w:hint="eastAsia"/>
+        </w:rPr>
+        <w:t>有</w:t>
+      </w:r>
+      <w:r>
+        <w:rPr>
+          <w:rFonts w:hint="eastAsia"/>
+        </w:rPr>
+        <w:t>以代码中的</w:t>
+      </w:r>
+      <w:proofErr w:type="spellStart"/>
+      <w:r>
+        <w:rPr>
+          <w:rFonts w:ascii="Consolas" w:hAnsi="Consolas"/>
+        </w:rPr>
+        <w:t>RAG.retrieve_context</w:t>
+      </w:r>
+      <w:proofErr w:type="spellEnd"/>
+      <w:r>
+        <w:rPr>
+          <w:rFonts w:ascii="Consolas" w:hAnsi="Consolas"/>
+        </w:rPr>
+        <w:t xml:space="preserve">(self, query: str, </w:t>
+      </w:r>
+      <w:proofErr w:type="spellStart"/>
+      <w:r>
+        <w:rPr>
+          <w:rFonts w:ascii="Consolas" w:hAnsi="Consolas"/>
+        </w:rPr>
+        <w:t>top_k</w:t>
+      </w:r>
+      <w:proofErr w:type="spellEnd"/>
+      <w:r>
+        <w:rPr>
+          <w:rFonts w:ascii="Consolas" w:hAnsi="Consolas"/>
+        </w:rPr>
+        <w:t>: int) -&gt; list[str]</w:t>
+      </w:r>
+      <w:r>
+        <w:rPr>
+          <w:rFonts w:hint="eastAsia"/>
+        </w:rPr>
+        <w:t>为例，该方法基于用户查询</w:t>
+      </w:r>
+      <w:r>
+        <w:rPr>
+          <w:rFonts w:hint="eastAsia"/>
+        </w:rPr>
+        <w:t xml:space="preserve"> (</w:t>
+      </w:r>
+      <w:r>
+        <w:rPr>
+          <w:rFonts w:ascii="Consolas" w:hAnsi="Consolas"/>
+        </w:rPr>
+        <w:t>query</w:t>
+      </w:r>
+      <w:r>
+        <w:rPr>
+          <w:rFonts w:hint="eastAsia"/>
+        </w:rPr>
+        <w:t xml:space="preserve">) </w:t>
+      </w:r>
+      <w:r>
+        <w:rPr>
+          <w:rFonts w:hint="eastAsia"/>
+        </w:rPr>
+        <w:t>从文档</w:t>
+      </w:r>
+      <w:r>
+        <w:rPr>
+          <w:rFonts w:hint="eastAsia"/>
+        </w:rPr>
+        <w:t xml:space="preserve"> (</w:t>
+      </w:r>
+      <w:r>
+        <w:rPr>
+          <w:rFonts w:ascii="Consolas" w:hAnsi="Consolas"/>
+        </w:rPr>
+        <w:t>sql_doc.txt</w:t>
+      </w:r>
+      <w:r>
+        <w:rPr>
+          <w:rFonts w:hint="eastAsia"/>
+        </w:rPr>
+        <w:t xml:space="preserve">) </w:t>
+      </w:r>
+      <w:r>
+        <w:rPr>
+          <w:rFonts w:hint="eastAsia"/>
+        </w:rPr>
+        <w:t>中获取最相关的</w:t>
+      </w:r>
+      <w:proofErr w:type="spellStart"/>
+      <w:r>
+        <w:rPr>
+          <w:rFonts w:ascii="Consolas" w:hAnsi="Consolas"/>
+        </w:rPr>
+        <w:t>top_k</w:t>
+      </w:r>
+      <w:proofErr w:type="spellEnd"/>
+      <w:r>
+        <w:rPr>
+          <w:rFonts w:hint="eastAsia"/>
+        </w:rPr>
+        <w:t>条信息</w:t>
+      </w:r>
+      <w:r>
+        <w:rPr>
+          <w:rFonts w:hint="eastAsia"/>
+        </w:rPr>
+        <w:t>。</w:t>
+      </w:r>
+    </w:p>
+    <w:p>
+      <w:pPr>
+        <w:pStyle w:val="ac"/>
+        <w:tabs>
+          <w:tab w:val="clear" w:pos="4153"/>
+          <w:tab w:val="clear" w:pos="8306"/>
+        </w:tabs>
+        <w:spacing w:line="360" w:lineRule="auto"/>
+        <w:ind w:firstLineChars="200" w:firstLine="480"/>
+        <w:rPr>
+          <w:rFonts w:hint="eastAsia"/>
+        </w:rPr>
+      </w:pPr>
+      <w:r>
+        <w:rPr>
+          <w:rFonts w:hint="eastAsia"/>
+        </w:rPr>
+        <w:t>首先读取文档</w:t>
+      </w:r>
+      <w:r>
+        <w:rPr>
+          <w:rFonts w:ascii="Consolas" w:hAnsi="Consolas"/>
+        </w:rPr>
+        <w:t>sql_doc.txt</w:t>
+      </w:r>
+      <w:r>
+        <w:rPr>
+          <w:rFonts w:hint="eastAsia"/>
+        </w:rPr>
+        <w:t>，按空行切分，得到</w:t>
+      </w:r>
+      <w:r>
+        <w:t xml:space="preserve"> </w:t>
+      </w:r>
+      <m:oMath>
+        <m:r>
+          <w:rPr>
+            <w:rFonts w:ascii="Cambria Math" w:hAnsi="Cambria Math"/>
+          </w:rPr>
+          <m:t>n</m:t>
+        </m:r>
+      </m:oMath>
+      <w:r>
+        <w:t xml:space="preserve"> </w:t>
+      </w:r>
+      <w:proofErr w:type="gramStart"/>
+      <w:r>
+        <w:rPr>
+          <w:rFonts w:hint="eastAsia"/>
+        </w:rPr>
+        <w:t>个</w:t>
+      </w:r>
+      <w:proofErr w:type="gramEnd"/>
+      <w:r>
+        <w:rPr>
+          <w:rFonts w:hint="eastAsia"/>
+        </w:rPr>
+        <w:t>片段：</w:t>
       </w:r>
     </w:p>
     <w:p>

--- a/paper/fill.docx
+++ b/paper/fill.docx
@@ -127,7 +127,6 @@
         <w:ind w:firstLineChars="50" w:firstLine="261"/>
         <w:jc w:val="center"/>
         <w:rPr>
-          <w:rFonts w:hint="eastAsia"/>
           <w:b/>
           <w:sz w:val="52"/>
           <w:szCs w:val="52"/>
@@ -1069,12 +1068,7 @@
     <w:p>
       <w:pPr>
         <w:sectPr>
-          <w:headerReference w:type="even" r:id="rId9"/>
-          <w:headerReference w:type="default" r:id="rId10"/>
-          <w:footerReference w:type="even" r:id="rId11"/>
-          <w:footerReference w:type="default" r:id="rId12"/>
-          <w:headerReference w:type="first" r:id="rId13"/>
-          <w:footerReference w:type="first" r:id="rId14"/>
+          <w:footerReference w:type="default" r:id="rId9"/>
           <w:pgSz w:w="11906" w:h="16838"/>
           <w:pgMar w:top="1418" w:right="1418" w:bottom="1134" w:left="1701" w:header="851" w:footer="992" w:gutter="0"/>
           <w:pgNumType w:fmt="upperRoman"/>
@@ -1142,10 +1136,10 @@
         </w:rPr>
         <w:fldChar w:fldCharType="separate"/>
       </w:r>
-      <w:hyperlink w:anchor="_Toc193465197" w:history="1">
-        <w:r>
-          <w:rPr>
-            <w:rStyle w:val="af6"/>
+      <w:hyperlink w:anchor="_Toc193468995" w:history="1">
+        <w:r>
+          <w:rPr>
+            <w:rStyle w:val="af7"/>
             <w:rFonts w:hint="eastAsia"/>
             <w:noProof/>
           </w:rPr>
@@ -1180,7 +1174,7 @@
             <w:noProof/>
             <w:webHidden/>
           </w:rPr>
-          <w:instrText>PAGEREF _Toc193465197 \h</w:instrText>
+          <w:instrText>PAGEREF _Toc193468995 \h</w:instrText>
         </w:r>
         <w:r>
           <w:rPr>
@@ -1236,10 +1230,10 @@
           <w14:ligatures w14:val="standardContextual"/>
         </w:rPr>
       </w:pPr>
-      <w:hyperlink w:anchor="_Toc193465198" w:history="1">
-        <w:r>
-          <w:rPr>
-            <w:rStyle w:val="af6"/>
+      <w:hyperlink w:anchor="_Toc193468996" w:history="1">
+        <w:r>
+          <w:rPr>
+            <w:rStyle w:val="af7"/>
             <w:rFonts w:hint="eastAsia"/>
             <w:noProof/>
           </w:rPr>
@@ -1274,7 +1268,7 @@
             <w:noProof/>
             <w:webHidden/>
           </w:rPr>
-          <w:instrText>PAGEREF _Toc193465198 \h</w:instrText>
+          <w:instrText>PAGEREF _Toc193468996 \h</w:instrText>
         </w:r>
         <w:r>
           <w:rPr>
@@ -1303,7 +1297,7 @@
             <w:noProof/>
             <w:webHidden/>
           </w:rPr>
-          <w:t>II</w:t>
+          <w:t>I</w:t>
         </w:r>
         <w:r>
           <w:rPr>
@@ -1330,10 +1324,10 @@
           <w14:ligatures w14:val="standardContextual"/>
         </w:rPr>
       </w:pPr>
-      <w:hyperlink w:anchor="_Toc193465199" w:history="1">
-        <w:r>
-          <w:rPr>
-            <w:rStyle w:val="af6"/>
+      <w:hyperlink w:anchor="_Toc193468997" w:history="1">
+        <w:r>
+          <w:rPr>
+            <w:rStyle w:val="af7"/>
             <w:rFonts w:hint="eastAsia"/>
             <w:noProof/>
           </w:rPr>
@@ -1341,7 +1335,7 @@
         </w:r>
         <w:r>
           <w:rPr>
-            <w:rStyle w:val="af6"/>
+            <w:rStyle w:val="af7"/>
             <w:rFonts w:hint="eastAsia"/>
             <w:noProof/>
           </w:rPr>
@@ -1376,7 +1370,7 @@
             <w:noProof/>
             <w:webHidden/>
           </w:rPr>
-          <w:instrText>PAGEREF _Toc193465199 \h</w:instrText>
+          <w:instrText>PAGEREF _Toc193468997 \h</w:instrText>
         </w:r>
         <w:r>
           <w:rPr>
@@ -1432,10 +1426,10 @@
           <w14:ligatures w14:val="standardContextual"/>
         </w:rPr>
       </w:pPr>
-      <w:hyperlink w:anchor="_Toc193465200" w:history="1">
-        <w:r>
-          <w:rPr>
-            <w:rStyle w:val="af6"/>
+      <w:hyperlink w:anchor="_Toc193468998" w:history="1">
+        <w:r>
+          <w:rPr>
+            <w:rStyle w:val="af7"/>
             <w:rFonts w:hint="eastAsia"/>
             <w:noProof/>
           </w:rPr>
@@ -1443,7 +1437,7 @@
         </w:r>
         <w:r>
           <w:rPr>
-            <w:rStyle w:val="af6"/>
+            <w:rStyle w:val="af7"/>
             <w:rFonts w:hint="eastAsia"/>
             <w:noProof/>
           </w:rPr>
@@ -1478,7 +1472,7 @@
             <w:noProof/>
             <w:webHidden/>
           </w:rPr>
-          <w:instrText>PAGEREF _Toc193465200 \h</w:instrText>
+          <w:instrText>PAGEREF _Toc193468998 \h</w:instrText>
         </w:r>
         <w:r>
           <w:rPr>
@@ -1534,10 +1528,10 @@
           <w14:ligatures w14:val="standardContextual"/>
         </w:rPr>
       </w:pPr>
-      <w:hyperlink w:anchor="_Toc193465201" w:history="1">
-        <w:r>
-          <w:rPr>
-            <w:rStyle w:val="af6"/>
+      <w:hyperlink w:anchor="_Toc193468999" w:history="1">
+        <w:r>
+          <w:rPr>
+            <w:rStyle w:val="af7"/>
             <w:rFonts w:hint="eastAsia"/>
             <w:noProof/>
           </w:rPr>
@@ -1545,7 +1539,7 @@
         </w:r>
         <w:r>
           <w:rPr>
-            <w:rStyle w:val="af6"/>
+            <w:rStyle w:val="af7"/>
             <w:rFonts w:hint="eastAsia"/>
             <w:noProof/>
           </w:rPr>
@@ -1580,7 +1574,7 @@
             <w:noProof/>
             <w:webHidden/>
           </w:rPr>
-          <w:instrText>PAGEREF _Toc193465201 \h</w:instrText>
+          <w:instrText>PAGEREF _Toc193468999 \h</w:instrText>
         </w:r>
         <w:r>
           <w:rPr>
@@ -1636,10 +1630,10 @@
           <w14:ligatures w14:val="standardContextual"/>
         </w:rPr>
       </w:pPr>
-      <w:hyperlink w:anchor="_Toc193465202" w:history="1">
-        <w:r>
-          <w:rPr>
-            <w:rStyle w:val="af6"/>
+      <w:hyperlink w:anchor="_Toc193469000" w:history="1">
+        <w:r>
+          <w:rPr>
+            <w:rStyle w:val="af7"/>
             <w:rFonts w:hint="eastAsia"/>
             <w:noProof/>
           </w:rPr>
@@ -1647,7 +1641,7 @@
         </w:r>
         <w:r>
           <w:rPr>
-            <w:rStyle w:val="af6"/>
+            <w:rStyle w:val="af7"/>
             <w:rFonts w:hint="eastAsia"/>
             <w:noProof/>
           </w:rPr>
@@ -1682,7 +1676,7 @@
             <w:noProof/>
             <w:webHidden/>
           </w:rPr>
-          <w:instrText>PAGEREF _Toc193465202 \h</w:instrText>
+          <w:instrText>PAGEREF _Toc193469000 \h</w:instrText>
         </w:r>
         <w:r>
           <w:rPr>
@@ -1711,7 +1705,7 @@
             <w:noProof/>
             <w:webHidden/>
           </w:rPr>
-          <w:t>2</w:t>
+          <w:t>1</w:t>
         </w:r>
         <w:r>
           <w:rPr>
@@ -1738,10 +1732,10 @@
           <w14:ligatures w14:val="standardContextual"/>
         </w:rPr>
       </w:pPr>
-      <w:hyperlink w:anchor="_Toc193465203" w:history="1">
-        <w:r>
-          <w:rPr>
-            <w:rStyle w:val="af6"/>
+      <w:hyperlink w:anchor="_Toc193469001" w:history="1">
+        <w:r>
+          <w:rPr>
+            <w:rStyle w:val="af7"/>
             <w:rFonts w:hint="eastAsia"/>
             <w:noProof/>
           </w:rPr>
@@ -1749,7 +1743,7 @@
         </w:r>
         <w:r>
           <w:rPr>
-            <w:rStyle w:val="af6"/>
+            <w:rStyle w:val="af7"/>
             <w:rFonts w:hint="eastAsia"/>
             <w:noProof/>
           </w:rPr>
@@ -1757,7 +1751,7 @@
         </w:r>
         <w:r>
           <w:rPr>
-            <w:rStyle w:val="af6"/>
+            <w:rStyle w:val="af7"/>
             <w:rFonts w:hint="eastAsia"/>
             <w:noProof/>
           </w:rPr>
@@ -1765,7 +1759,7 @@
         </w:r>
         <w:r>
           <w:rPr>
-            <w:rStyle w:val="af6"/>
+            <w:rStyle w:val="af7"/>
             <w:rFonts w:hint="eastAsia"/>
             <w:noProof/>
           </w:rPr>
@@ -1800,7 +1794,7 @@
             <w:noProof/>
             <w:webHidden/>
           </w:rPr>
-          <w:instrText>PAGEREF _Toc193465203 \h</w:instrText>
+          <w:instrText>PAGEREF _Toc193469001 \h</w:instrText>
         </w:r>
         <w:r>
           <w:rPr>
@@ -1829,7 +1823,227 @@
             <w:noProof/>
             <w:webHidden/>
           </w:rPr>
-          <w:t>2</w:t>
+          <w:t>1</w:t>
+        </w:r>
+        <w:r>
+          <w:rPr>
+            <w:rFonts w:hint="eastAsia"/>
+            <w:noProof/>
+            <w:webHidden/>
+          </w:rPr>
+          <w:fldChar w:fldCharType="end"/>
+        </w:r>
+      </w:hyperlink>
+    </w:p>
+    <w:p>
+      <w:pPr>
+        <w:pStyle w:val="TOC2"/>
+        <w:tabs>
+          <w:tab w:val="right" w:leader="dot" w:pos="8777"/>
+        </w:tabs>
+        <w:rPr>
+          <w:rFonts w:asciiTheme="minorHAnsi" w:eastAsiaTheme="minorEastAsia" w:hAnsiTheme="minorHAnsi" w:cstheme="minorBidi" w:hint="eastAsia"/>
+          <w:smallCaps w:val="0"/>
+          <w:noProof/>
+          <w:sz w:val="22"/>
+          <w:szCs w:val="24"/>
+          <w14:ligatures w14:val="standardContextual"/>
+        </w:rPr>
+      </w:pPr>
+      <w:hyperlink w:anchor="_Toc193469002" w:history="1">
+        <w:r>
+          <w:rPr>
+            <w:rStyle w:val="af7"/>
+            <w:rFonts w:hint="eastAsia"/>
+            <w:noProof/>
+          </w:rPr>
+          <w:t xml:space="preserve">1.2.3 </w:t>
+        </w:r>
+        <w:r>
+          <w:rPr>
+            <w:rStyle w:val="af7"/>
+            <w:rFonts w:hint="eastAsia"/>
+            <w:noProof/>
+          </w:rPr>
+          <w:t>基于大语言模型（</w:t>
+        </w:r>
+        <w:r>
+          <w:rPr>
+            <w:rStyle w:val="af7"/>
+            <w:rFonts w:hint="eastAsia"/>
+            <w:noProof/>
+          </w:rPr>
+          <w:t>LLM</w:t>
+        </w:r>
+        <w:r>
+          <w:rPr>
+            <w:rStyle w:val="af7"/>
+            <w:rFonts w:hint="eastAsia"/>
+            <w:noProof/>
+          </w:rPr>
+          <w:t>）的方法</w:t>
+        </w:r>
+        <w:r>
+          <w:rPr>
+            <w:rFonts w:hint="eastAsia"/>
+            <w:noProof/>
+            <w:webHidden/>
+          </w:rPr>
+          <w:tab/>
+        </w:r>
+        <w:r>
+          <w:rPr>
+            <w:rFonts w:hint="eastAsia"/>
+            <w:noProof/>
+            <w:webHidden/>
+          </w:rPr>
+          <w:fldChar w:fldCharType="begin"/>
+        </w:r>
+        <w:r>
+          <w:rPr>
+            <w:rFonts w:hint="eastAsia"/>
+            <w:noProof/>
+            <w:webHidden/>
+          </w:rPr>
+          <w:instrText xml:space="preserve"> </w:instrText>
+        </w:r>
+        <w:r>
+          <w:rPr>
+            <w:noProof/>
+            <w:webHidden/>
+          </w:rPr>
+          <w:instrText>PAGEREF _Toc193469002 \h</w:instrText>
+        </w:r>
+        <w:r>
+          <w:rPr>
+            <w:rFonts w:hint="eastAsia"/>
+            <w:noProof/>
+            <w:webHidden/>
+          </w:rPr>
+          <w:instrText xml:space="preserve"> </w:instrText>
+        </w:r>
+        <w:r>
+          <w:rPr>
+            <w:rFonts w:hint="eastAsia"/>
+            <w:noProof/>
+            <w:webHidden/>
+          </w:rPr>
+        </w:r>
+        <w:r>
+          <w:rPr>
+            <w:noProof/>
+            <w:webHidden/>
+          </w:rPr>
+          <w:fldChar w:fldCharType="separate"/>
+        </w:r>
+        <w:r>
+          <w:rPr>
+            <w:noProof/>
+            <w:webHidden/>
+          </w:rPr>
+          <w:t>1</w:t>
+        </w:r>
+        <w:r>
+          <w:rPr>
+            <w:rFonts w:hint="eastAsia"/>
+            <w:noProof/>
+            <w:webHidden/>
+          </w:rPr>
+          <w:fldChar w:fldCharType="end"/>
+        </w:r>
+      </w:hyperlink>
+    </w:p>
+    <w:p>
+      <w:pPr>
+        <w:pStyle w:val="TOC2"/>
+        <w:tabs>
+          <w:tab w:val="right" w:leader="dot" w:pos="8777"/>
+        </w:tabs>
+        <w:rPr>
+          <w:rFonts w:asciiTheme="minorHAnsi" w:eastAsiaTheme="minorEastAsia" w:hAnsiTheme="minorHAnsi" w:cstheme="minorBidi" w:hint="eastAsia"/>
+          <w:smallCaps w:val="0"/>
+          <w:noProof/>
+          <w:sz w:val="22"/>
+          <w:szCs w:val="24"/>
+          <w14:ligatures w14:val="standardContextual"/>
+        </w:rPr>
+      </w:pPr>
+      <w:hyperlink w:anchor="_Toc193469003" w:history="1">
+        <w:r>
+          <w:rPr>
+            <w:rStyle w:val="af7"/>
+            <w:rFonts w:hint="eastAsia"/>
+            <w:noProof/>
+          </w:rPr>
+          <w:t xml:space="preserve">1.3 </w:t>
+        </w:r>
+        <w:r>
+          <w:rPr>
+            <w:rStyle w:val="af7"/>
+            <w:rFonts w:hint="eastAsia"/>
+            <w:noProof/>
+          </w:rPr>
+          <w:t>本文贡献</w:t>
+        </w:r>
+        <w:r>
+          <w:rPr>
+            <w:rFonts w:hint="eastAsia"/>
+            <w:noProof/>
+            <w:webHidden/>
+          </w:rPr>
+          <w:tab/>
+        </w:r>
+        <w:r>
+          <w:rPr>
+            <w:rFonts w:hint="eastAsia"/>
+            <w:noProof/>
+            <w:webHidden/>
+          </w:rPr>
+          <w:fldChar w:fldCharType="begin"/>
+        </w:r>
+        <w:r>
+          <w:rPr>
+            <w:rFonts w:hint="eastAsia"/>
+            <w:noProof/>
+            <w:webHidden/>
+          </w:rPr>
+          <w:instrText xml:space="preserve"> </w:instrText>
+        </w:r>
+        <w:r>
+          <w:rPr>
+            <w:noProof/>
+            <w:webHidden/>
+          </w:rPr>
+          <w:instrText>PAGEREF _Toc193469003 \h</w:instrText>
+        </w:r>
+        <w:r>
+          <w:rPr>
+            <w:rFonts w:hint="eastAsia"/>
+            <w:noProof/>
+            <w:webHidden/>
+          </w:rPr>
+          <w:instrText xml:space="preserve"> </w:instrText>
+        </w:r>
+        <w:r>
+          <w:rPr>
+            <w:rFonts w:hint="eastAsia"/>
+            <w:noProof/>
+            <w:webHidden/>
+          </w:rPr>
+        </w:r>
+        <w:r>
+          <w:rPr>
+            <w:noProof/>
+            <w:webHidden/>
+          </w:rPr>
+          <w:fldChar w:fldCharType="separate"/>
+        </w:r>
+        <w:r>
+          <w:rPr>
+            <w:noProof/>
+            <w:webHidden/>
+          </w:rPr>
+          <w:t>1</w:t>
         </w:r>
         <w:r>
           <w:rPr>
@@ -1856,10 +2070,10 @@
           <w14:ligatures w14:val="standardContextual"/>
         </w:rPr>
       </w:pPr>
-      <w:hyperlink w:anchor="_Toc193465204" w:history="1">
-        <w:r>
-          <w:rPr>
-            <w:rStyle w:val="af6"/>
+      <w:hyperlink w:anchor="_Toc193469004" w:history="1">
+        <w:r>
+          <w:rPr>
+            <w:rStyle w:val="af7"/>
             <w:rFonts w:hint="eastAsia"/>
             <w:noProof/>
           </w:rPr>
@@ -1867,11 +2081,11 @@
         </w:r>
         <w:r>
           <w:rPr>
-            <w:rStyle w:val="af6"/>
-            <w:rFonts w:hint="eastAsia"/>
-            <w:noProof/>
-          </w:rPr>
-          <w:t>、系统分析与设计</w:t>
+            <w:rStyle w:val="af7"/>
+            <w:rFonts w:hint="eastAsia"/>
+            <w:noProof/>
+          </w:rPr>
+          <w:t>、基础概念</w:t>
         </w:r>
         <w:r>
           <w:rPr>
@@ -1902,7 +2116,7 @@
             <w:noProof/>
             <w:webHidden/>
           </w:rPr>
-          <w:instrText>PAGEREF _Toc193465204 \h</w:instrText>
+          <w:instrText>PAGEREF _Toc193469004 \h</w:instrText>
         </w:r>
         <w:r>
           <w:rPr>
@@ -1931,7 +2145,7 @@
             <w:noProof/>
             <w:webHidden/>
           </w:rPr>
-          <w:t>2</w:t>
+          <w:t>1</w:t>
         </w:r>
         <w:r>
           <w:rPr>
@@ -1958,10 +2172,10 @@
           <w14:ligatures w14:val="standardContextual"/>
         </w:rPr>
       </w:pPr>
-      <w:hyperlink w:anchor="_Toc193465205" w:history="1">
-        <w:r>
-          <w:rPr>
-            <w:rStyle w:val="af6"/>
+      <w:hyperlink w:anchor="_Toc193469005" w:history="1">
+        <w:r>
+          <w:rPr>
+            <w:rStyle w:val="af7"/>
             <w:rFonts w:hint="eastAsia"/>
             <w:noProof/>
           </w:rPr>
@@ -1969,11 +2183,11 @@
         </w:r>
         <w:r>
           <w:rPr>
-            <w:rStyle w:val="af6"/>
-            <w:rFonts w:hint="eastAsia"/>
-            <w:noProof/>
-          </w:rPr>
-          <w:t>需求分析</w:t>
+            <w:rStyle w:val="af7"/>
+            <w:rFonts w:hint="eastAsia"/>
+            <w:noProof/>
+          </w:rPr>
+          <w:t>注意力机制</w:t>
         </w:r>
         <w:r>
           <w:rPr>
@@ -2004,7 +2218,7 @@
             <w:noProof/>
             <w:webHidden/>
           </w:rPr>
-          <w:instrText>PAGEREF _Toc193465205 \h</w:instrText>
+          <w:instrText>PAGEREF _Toc193469005 \h</w:instrText>
         </w:r>
         <w:r>
           <w:rPr>
@@ -2033,7 +2247,7 @@
             <w:noProof/>
             <w:webHidden/>
           </w:rPr>
-          <w:t>2</w:t>
+          <w:t>1</w:t>
         </w:r>
         <w:r>
           <w:rPr>
@@ -2060,10 +2274,10 @@
           <w14:ligatures w14:val="standardContextual"/>
         </w:rPr>
       </w:pPr>
-      <w:hyperlink w:anchor="_Toc193465206" w:history="1">
-        <w:r>
-          <w:rPr>
-            <w:rStyle w:val="af6"/>
+      <w:hyperlink w:anchor="_Toc193469006" w:history="1">
+        <w:r>
+          <w:rPr>
+            <w:rStyle w:val="af7"/>
             <w:rFonts w:hint="eastAsia"/>
             <w:noProof/>
           </w:rPr>
@@ -2071,11 +2285,27 @@
         </w:r>
         <w:r>
           <w:rPr>
-            <w:rStyle w:val="af6"/>
-            <w:rFonts w:hint="eastAsia"/>
-            <w:noProof/>
-          </w:rPr>
-          <w:t>系统概要</w:t>
+            <w:rStyle w:val="af7"/>
+            <w:rFonts w:hint="eastAsia"/>
+            <w:noProof/>
+          </w:rPr>
+          <w:t>大语言模型（</w:t>
+        </w:r>
+        <w:r>
+          <w:rPr>
+            <w:rStyle w:val="af7"/>
+            <w:rFonts w:hint="eastAsia"/>
+            <w:noProof/>
+          </w:rPr>
+          <w:t>LLM</w:t>
+        </w:r>
+        <w:r>
+          <w:rPr>
+            <w:rStyle w:val="af7"/>
+            <w:rFonts w:hint="eastAsia"/>
+            <w:noProof/>
+          </w:rPr>
+          <w:t>）</w:t>
         </w:r>
         <w:r>
           <w:rPr>
@@ -2106,7 +2336,7 @@
             <w:noProof/>
             <w:webHidden/>
           </w:rPr>
-          <w:instrText>PAGEREF _Toc193465206 \h</w:instrText>
+          <w:instrText>PAGEREF _Toc193469006 \h</w:instrText>
         </w:r>
         <w:r>
           <w:rPr>
@@ -2135,7 +2365,7 @@
             <w:noProof/>
             <w:webHidden/>
           </w:rPr>
-          <w:t>2</w:t>
+          <w:t>1</w:t>
         </w:r>
         <w:r>
           <w:rPr>
@@ -2162,10 +2392,10 @@
           <w14:ligatures w14:val="standardContextual"/>
         </w:rPr>
       </w:pPr>
-      <w:hyperlink w:anchor="_Toc193465207" w:history="1">
-        <w:r>
-          <w:rPr>
-            <w:rStyle w:val="af6"/>
+      <w:hyperlink w:anchor="_Toc193469007" w:history="1">
+        <w:r>
+          <w:rPr>
+            <w:rStyle w:val="af7"/>
             <w:rFonts w:hint="eastAsia"/>
             <w:noProof/>
           </w:rPr>
@@ -2173,7 +2403,227 @@
         </w:r>
         <w:r>
           <w:rPr>
-            <w:rStyle w:val="af6"/>
+            <w:rStyle w:val="af7"/>
+            <w:rFonts w:hint="eastAsia"/>
+            <w:noProof/>
+          </w:rPr>
+          <w:t>检索增强生成（</w:t>
+        </w:r>
+        <w:r>
+          <w:rPr>
+            <w:rStyle w:val="af7"/>
+            <w:rFonts w:hint="eastAsia"/>
+            <w:noProof/>
+          </w:rPr>
+          <w:t>RAG</w:t>
+        </w:r>
+        <w:r>
+          <w:rPr>
+            <w:rStyle w:val="af7"/>
+            <w:rFonts w:hint="eastAsia"/>
+            <w:noProof/>
+          </w:rPr>
+          <w:t>）</w:t>
+        </w:r>
+        <w:r>
+          <w:rPr>
+            <w:rFonts w:hint="eastAsia"/>
+            <w:noProof/>
+            <w:webHidden/>
+          </w:rPr>
+          <w:tab/>
+        </w:r>
+        <w:r>
+          <w:rPr>
+            <w:rFonts w:hint="eastAsia"/>
+            <w:noProof/>
+            <w:webHidden/>
+          </w:rPr>
+          <w:fldChar w:fldCharType="begin"/>
+        </w:r>
+        <w:r>
+          <w:rPr>
+            <w:rFonts w:hint="eastAsia"/>
+            <w:noProof/>
+            <w:webHidden/>
+          </w:rPr>
+          <w:instrText xml:space="preserve"> </w:instrText>
+        </w:r>
+        <w:r>
+          <w:rPr>
+            <w:noProof/>
+            <w:webHidden/>
+          </w:rPr>
+          <w:instrText>PAGEREF _Toc193469007 \h</w:instrText>
+        </w:r>
+        <w:r>
+          <w:rPr>
+            <w:rFonts w:hint="eastAsia"/>
+            <w:noProof/>
+            <w:webHidden/>
+          </w:rPr>
+          <w:instrText xml:space="preserve"> </w:instrText>
+        </w:r>
+        <w:r>
+          <w:rPr>
+            <w:rFonts w:hint="eastAsia"/>
+            <w:noProof/>
+            <w:webHidden/>
+          </w:rPr>
+        </w:r>
+        <w:r>
+          <w:rPr>
+            <w:noProof/>
+            <w:webHidden/>
+          </w:rPr>
+          <w:fldChar w:fldCharType="separate"/>
+        </w:r>
+        <w:r>
+          <w:rPr>
+            <w:noProof/>
+            <w:webHidden/>
+          </w:rPr>
+          <w:t>1</w:t>
+        </w:r>
+        <w:r>
+          <w:rPr>
+            <w:rFonts w:hint="eastAsia"/>
+            <w:noProof/>
+            <w:webHidden/>
+          </w:rPr>
+          <w:fldChar w:fldCharType="end"/>
+        </w:r>
+      </w:hyperlink>
+    </w:p>
+    <w:p>
+      <w:pPr>
+        <w:pStyle w:val="TOC2"/>
+        <w:tabs>
+          <w:tab w:val="right" w:leader="dot" w:pos="8777"/>
+        </w:tabs>
+        <w:rPr>
+          <w:rFonts w:asciiTheme="minorHAnsi" w:eastAsiaTheme="minorEastAsia" w:hAnsiTheme="minorHAnsi" w:cstheme="minorBidi" w:hint="eastAsia"/>
+          <w:smallCaps w:val="0"/>
+          <w:noProof/>
+          <w:sz w:val="22"/>
+          <w:szCs w:val="24"/>
+          <w14:ligatures w14:val="standardContextual"/>
+        </w:rPr>
+      </w:pPr>
+      <w:hyperlink w:anchor="_Toc193469008" w:history="1">
+        <w:r>
+          <w:rPr>
+            <w:rStyle w:val="af7"/>
+            <w:rFonts w:hint="eastAsia"/>
+            <w:noProof/>
+          </w:rPr>
+          <w:t xml:space="preserve">2.3.1 </w:t>
+        </w:r>
+        <w:r>
+          <w:rPr>
+            <w:rStyle w:val="af7"/>
+            <w:rFonts w:hint="eastAsia"/>
+            <w:noProof/>
+          </w:rPr>
+          <w:t>算法分析</w:t>
+        </w:r>
+        <w:r>
+          <w:rPr>
+            <w:rFonts w:hint="eastAsia"/>
+            <w:noProof/>
+            <w:webHidden/>
+          </w:rPr>
+          <w:tab/>
+        </w:r>
+        <w:r>
+          <w:rPr>
+            <w:rFonts w:hint="eastAsia"/>
+            <w:noProof/>
+            <w:webHidden/>
+          </w:rPr>
+          <w:fldChar w:fldCharType="begin"/>
+        </w:r>
+        <w:r>
+          <w:rPr>
+            <w:rFonts w:hint="eastAsia"/>
+            <w:noProof/>
+            <w:webHidden/>
+          </w:rPr>
+          <w:instrText xml:space="preserve"> </w:instrText>
+        </w:r>
+        <w:r>
+          <w:rPr>
+            <w:noProof/>
+            <w:webHidden/>
+          </w:rPr>
+          <w:instrText>PAGEREF _Toc193469008 \h</w:instrText>
+        </w:r>
+        <w:r>
+          <w:rPr>
+            <w:rFonts w:hint="eastAsia"/>
+            <w:noProof/>
+            <w:webHidden/>
+          </w:rPr>
+          <w:instrText xml:space="preserve"> </w:instrText>
+        </w:r>
+        <w:r>
+          <w:rPr>
+            <w:rFonts w:hint="eastAsia"/>
+            <w:noProof/>
+            <w:webHidden/>
+          </w:rPr>
+        </w:r>
+        <w:r>
+          <w:rPr>
+            <w:noProof/>
+            <w:webHidden/>
+          </w:rPr>
+          <w:fldChar w:fldCharType="separate"/>
+        </w:r>
+        <w:r>
+          <w:rPr>
+            <w:noProof/>
+            <w:webHidden/>
+          </w:rPr>
+          <w:t>1</w:t>
+        </w:r>
+        <w:r>
+          <w:rPr>
+            <w:rFonts w:hint="eastAsia"/>
+            <w:noProof/>
+            <w:webHidden/>
+          </w:rPr>
+          <w:fldChar w:fldCharType="end"/>
+        </w:r>
+      </w:hyperlink>
+    </w:p>
+    <w:p>
+      <w:pPr>
+        <w:pStyle w:val="TOC2"/>
+        <w:tabs>
+          <w:tab w:val="right" w:leader="dot" w:pos="8777"/>
+        </w:tabs>
+        <w:rPr>
+          <w:rFonts w:asciiTheme="minorHAnsi" w:eastAsiaTheme="minorEastAsia" w:hAnsiTheme="minorHAnsi" w:cstheme="minorBidi" w:hint="eastAsia"/>
+          <w:smallCaps w:val="0"/>
+          <w:noProof/>
+          <w:sz w:val="22"/>
+          <w:szCs w:val="24"/>
+          <w14:ligatures w14:val="standardContextual"/>
+        </w:rPr>
+      </w:pPr>
+      <w:hyperlink w:anchor="_Toc193469009" w:history="1">
+        <w:r>
+          <w:rPr>
+            <w:rStyle w:val="af7"/>
+            <w:rFonts w:hint="eastAsia"/>
+            <w:noProof/>
+          </w:rPr>
+          <w:t xml:space="preserve">2.4 </w:t>
+        </w:r>
+        <w:r>
+          <w:rPr>
+            <w:rStyle w:val="af7"/>
             <w:rFonts w:hint="eastAsia"/>
             <w:noProof/>
           </w:rPr>
@@ -2208,7 +2658,7 @@
             <w:noProof/>
             <w:webHidden/>
           </w:rPr>
-          <w:instrText>PAGEREF _Toc193465207 \h</w:instrText>
+          <w:instrText>PAGEREF _Toc193469009 \h</w:instrText>
         </w:r>
         <w:r>
           <w:rPr>
@@ -2237,7 +2687,7 @@
             <w:noProof/>
             <w:webHidden/>
           </w:rPr>
-          <w:t>2</w:t>
+          <w:t>3</w:t>
         </w:r>
         <w:r>
           <w:rPr>
@@ -2264,10 +2714,10 @@
           <w14:ligatures w14:val="standardContextual"/>
         </w:rPr>
       </w:pPr>
-      <w:hyperlink w:anchor="_Toc193465208" w:history="1">
-        <w:r>
-          <w:rPr>
-            <w:rStyle w:val="af6"/>
+      <w:hyperlink w:anchor="_Toc193469010" w:history="1">
+        <w:r>
+          <w:rPr>
+            <w:rStyle w:val="af7"/>
             <w:rFonts w:hint="eastAsia"/>
             <w:noProof/>
           </w:rPr>
@@ -2275,7 +2725,7 @@
         </w:r>
         <w:r>
           <w:rPr>
-            <w:rStyle w:val="af6"/>
+            <w:rStyle w:val="af7"/>
             <w:rFonts w:hint="eastAsia"/>
             <w:noProof/>
           </w:rPr>
@@ -2310,7 +2760,7 @@
             <w:noProof/>
             <w:webHidden/>
           </w:rPr>
-          <w:instrText>PAGEREF _Toc193465208 \h</w:instrText>
+          <w:instrText>PAGEREF _Toc193469010 \h</w:instrText>
         </w:r>
         <w:r>
           <w:rPr>
@@ -2366,10 +2816,10 @@
           <w14:ligatures w14:val="standardContextual"/>
         </w:rPr>
       </w:pPr>
-      <w:hyperlink w:anchor="_Toc193465209" w:history="1">
-        <w:r>
-          <w:rPr>
-            <w:rStyle w:val="af6"/>
+      <w:hyperlink w:anchor="_Toc193469011" w:history="1">
+        <w:r>
+          <w:rPr>
+            <w:rStyle w:val="af7"/>
             <w:rFonts w:eastAsia="黑体" w:hint="eastAsia"/>
             <w:noProof/>
           </w:rPr>
@@ -2377,7 +2827,7 @@
         </w:r>
         <w:r>
           <w:rPr>
-            <w:rStyle w:val="af6"/>
+            <w:rStyle w:val="af7"/>
             <w:rFonts w:eastAsia="黑体" w:hint="eastAsia"/>
             <w:noProof/>
           </w:rPr>
@@ -2412,7 +2862,7 @@
             <w:noProof/>
             <w:webHidden/>
           </w:rPr>
-          <w:instrText>PAGEREF _Toc193465209 \h</w:instrText>
+          <w:instrText>PAGEREF _Toc193469011 \h</w:instrText>
         </w:r>
         <w:r>
           <w:rPr>
@@ -2468,10 +2918,10 @@
           <w14:ligatures w14:val="standardContextual"/>
         </w:rPr>
       </w:pPr>
-      <w:hyperlink w:anchor="_Toc193465210" w:history="1">
-        <w:r>
-          <w:rPr>
-            <w:rStyle w:val="af6"/>
+      <w:hyperlink w:anchor="_Toc193469012" w:history="1">
+        <w:r>
+          <w:rPr>
+            <w:rStyle w:val="af7"/>
             <w:rFonts w:eastAsia="黑体" w:hint="eastAsia"/>
             <w:noProof/>
           </w:rPr>
@@ -2479,7 +2929,7 @@
         </w:r>
         <w:r>
           <w:rPr>
-            <w:rStyle w:val="af6"/>
+            <w:rStyle w:val="af7"/>
             <w:rFonts w:eastAsia="黑体" w:hint="eastAsia"/>
             <w:noProof/>
           </w:rPr>
@@ -2514,7 +2964,7 @@
             <w:noProof/>
             <w:webHidden/>
           </w:rPr>
-          <w:instrText>PAGEREF _Toc193465210 \h</w:instrText>
+          <w:instrText>PAGEREF _Toc193469012 \h</w:instrText>
         </w:r>
         <w:r>
           <w:rPr>
@@ -2570,10 +3020,10 @@
           <w14:ligatures w14:val="standardContextual"/>
         </w:rPr>
       </w:pPr>
-      <w:hyperlink w:anchor="_Toc193465211" w:history="1">
-        <w:r>
-          <w:rPr>
-            <w:rStyle w:val="af6"/>
+      <w:hyperlink w:anchor="_Toc193469013" w:history="1">
+        <w:r>
+          <w:rPr>
+            <w:rStyle w:val="af7"/>
             <w:rFonts w:hint="eastAsia"/>
             <w:noProof/>
           </w:rPr>
@@ -2581,7 +3031,7 @@
         </w:r>
         <w:r>
           <w:rPr>
-            <w:rStyle w:val="af6"/>
+            <w:rStyle w:val="af7"/>
             <w:rFonts w:hint="eastAsia"/>
             <w:noProof/>
           </w:rPr>
@@ -2616,7 +3066,7 @@
             <w:noProof/>
             <w:webHidden/>
           </w:rPr>
-          <w:instrText>PAGEREF _Toc193465211 \h</w:instrText>
+          <w:instrText>PAGEREF _Toc193469013 \h</w:instrText>
         </w:r>
         <w:r>
           <w:rPr>
@@ -2645,7 +3095,7 @@
             <w:noProof/>
             <w:webHidden/>
           </w:rPr>
-          <w:t>4</w:t>
+          <w:t>3</w:t>
         </w:r>
         <w:r>
           <w:rPr>
@@ -2672,10 +3122,10 @@
           <w14:ligatures w14:val="standardContextual"/>
         </w:rPr>
       </w:pPr>
-      <w:hyperlink w:anchor="_Toc193465212" w:history="1">
-        <w:r>
-          <w:rPr>
-            <w:rStyle w:val="af6"/>
+      <w:hyperlink w:anchor="_Toc193469014" w:history="1">
+        <w:r>
+          <w:rPr>
+            <w:rStyle w:val="af7"/>
             <w:rFonts w:eastAsia="黑体" w:hint="eastAsia"/>
             <w:noProof/>
           </w:rPr>
@@ -2683,7 +3133,7 @@
         </w:r>
         <w:r>
           <w:rPr>
-            <w:rStyle w:val="af6"/>
+            <w:rStyle w:val="af7"/>
             <w:rFonts w:eastAsia="黑体" w:hint="eastAsia"/>
             <w:noProof/>
           </w:rPr>
@@ -2718,7 +3168,7 @@
             <w:noProof/>
             <w:webHidden/>
           </w:rPr>
-          <w:instrText>PAGEREF _Toc193465212 \h</w:instrText>
+          <w:instrText>PAGEREF _Toc193469014 \h</w:instrText>
         </w:r>
         <w:r>
           <w:rPr>
@@ -2747,7 +3197,7 @@
             <w:noProof/>
             <w:webHidden/>
           </w:rPr>
-          <w:t>4</w:t>
+          <w:t>3</w:t>
         </w:r>
         <w:r>
           <w:rPr>
@@ -2774,10 +3224,10 @@
           <w14:ligatures w14:val="standardContextual"/>
         </w:rPr>
       </w:pPr>
-      <w:hyperlink w:anchor="_Toc193465213" w:history="1">
-        <w:r>
-          <w:rPr>
-            <w:rStyle w:val="af6"/>
+      <w:hyperlink w:anchor="_Toc193469015" w:history="1">
+        <w:r>
+          <w:rPr>
+            <w:rStyle w:val="af7"/>
             <w:rFonts w:eastAsia="黑体" w:hint="eastAsia"/>
             <w:noProof/>
           </w:rPr>
@@ -2785,7 +3235,7 @@
         </w:r>
         <w:r>
           <w:rPr>
-            <w:rStyle w:val="af6"/>
+            <w:rStyle w:val="af7"/>
             <w:rFonts w:eastAsia="黑体" w:hint="eastAsia"/>
             <w:noProof/>
           </w:rPr>
@@ -2820,7 +3270,7 @@
             <w:noProof/>
             <w:webHidden/>
           </w:rPr>
-          <w:instrText>PAGEREF _Toc193465213 \h</w:instrText>
+          <w:instrText>PAGEREF _Toc193469015 \h</w:instrText>
         </w:r>
         <w:r>
           <w:rPr>
@@ -2849,7 +3299,7 @@
             <w:noProof/>
             <w:webHidden/>
           </w:rPr>
-          <w:t>4</w:t>
+          <w:t>3</w:t>
         </w:r>
         <w:r>
           <w:rPr>
@@ -2876,10 +3326,10 @@
           <w14:ligatures w14:val="standardContextual"/>
         </w:rPr>
       </w:pPr>
-      <w:hyperlink w:anchor="_Toc193465214" w:history="1">
-        <w:r>
-          <w:rPr>
-            <w:rStyle w:val="af6"/>
+      <w:hyperlink w:anchor="_Toc193469016" w:history="1">
+        <w:r>
+          <w:rPr>
+            <w:rStyle w:val="af7"/>
             <w:rFonts w:eastAsia="黑体" w:hint="eastAsia"/>
             <w:noProof/>
           </w:rPr>
@@ -2887,7 +3337,7 @@
         </w:r>
         <w:r>
           <w:rPr>
-            <w:rStyle w:val="af6"/>
+            <w:rStyle w:val="af7"/>
             <w:rFonts w:eastAsia="黑体" w:hint="eastAsia"/>
             <w:noProof/>
           </w:rPr>
@@ -2922,7 +3372,7 @@
             <w:noProof/>
             <w:webHidden/>
           </w:rPr>
-          <w:instrText>PAGEREF _Toc193465214 \h</w:instrText>
+          <w:instrText>PAGEREF _Toc193469016 \h</w:instrText>
         </w:r>
         <w:r>
           <w:rPr>
@@ -2951,7 +3401,7 @@
             <w:noProof/>
             <w:webHidden/>
           </w:rPr>
-          <w:t>4</w:t>
+          <w:t>3</w:t>
         </w:r>
         <w:r>
           <w:rPr>
@@ -2978,10 +3428,10 @@
           <w14:ligatures w14:val="standardContextual"/>
         </w:rPr>
       </w:pPr>
-      <w:hyperlink w:anchor="_Toc193465215" w:history="1">
-        <w:r>
-          <w:rPr>
-            <w:rStyle w:val="af6"/>
+      <w:hyperlink w:anchor="_Toc193469017" w:history="1">
+        <w:r>
+          <w:rPr>
+            <w:rStyle w:val="af7"/>
             <w:rFonts w:hint="eastAsia"/>
             <w:noProof/>
           </w:rPr>
@@ -2989,7 +3439,7 @@
         </w:r>
         <w:r>
           <w:rPr>
-            <w:rStyle w:val="af6"/>
+            <w:rStyle w:val="af7"/>
             <w:rFonts w:hint="eastAsia"/>
             <w:noProof/>
           </w:rPr>
@@ -3024,7 +3474,7 @@
             <w:noProof/>
             <w:webHidden/>
           </w:rPr>
-          <w:instrText>PAGEREF _Toc193465215 \h</w:instrText>
+          <w:instrText>PAGEREF _Toc193469017 \h</w:instrText>
         </w:r>
         <w:r>
           <w:rPr>
@@ -3053,7 +3503,7 @@
             <w:noProof/>
             <w:webHidden/>
           </w:rPr>
-          <w:t>5</w:t>
+          <w:t>3</w:t>
         </w:r>
         <w:r>
           <w:rPr>
@@ -3080,10 +3530,10 @@
           <w14:ligatures w14:val="standardContextual"/>
         </w:rPr>
       </w:pPr>
-      <w:hyperlink w:anchor="_Toc193465216" w:history="1">
-        <w:r>
-          <w:rPr>
-            <w:rStyle w:val="af6"/>
+      <w:hyperlink w:anchor="_Toc193469018" w:history="1">
+        <w:r>
+          <w:rPr>
+            <w:rStyle w:val="af7"/>
             <w:rFonts w:hint="eastAsia"/>
             <w:noProof/>
           </w:rPr>
@@ -3091,7 +3541,7 @@
         </w:r>
         <w:r>
           <w:rPr>
-            <w:rStyle w:val="af6"/>
+            <w:rStyle w:val="af7"/>
             <w:rFonts w:hint="eastAsia"/>
             <w:noProof/>
           </w:rPr>
@@ -3126,7 +3576,7 @@
             <w:noProof/>
             <w:webHidden/>
           </w:rPr>
-          <w:instrText>PAGEREF _Toc193465216 \h</w:instrText>
+          <w:instrText>PAGEREF _Toc193469018 \h</w:instrText>
         </w:r>
         <w:r>
           <w:rPr>
@@ -3155,7 +3605,7 @@
             <w:noProof/>
             <w:webHidden/>
           </w:rPr>
-          <w:t>5</w:t>
+          <w:t>3</w:t>
         </w:r>
         <w:r>
           <w:rPr>
@@ -3182,10 +3632,10 @@
           <w14:ligatures w14:val="standardContextual"/>
         </w:rPr>
       </w:pPr>
-      <w:hyperlink w:anchor="_Toc193465217" w:history="1">
-        <w:r>
-          <w:rPr>
-            <w:rStyle w:val="af6"/>
+      <w:hyperlink w:anchor="_Toc193469019" w:history="1">
+        <w:r>
+          <w:rPr>
+            <w:rStyle w:val="af7"/>
             <w:rFonts w:hint="eastAsia"/>
             <w:noProof/>
           </w:rPr>
@@ -3193,7 +3643,7 @@
         </w:r>
         <w:r>
           <w:rPr>
-            <w:rStyle w:val="af6"/>
+            <w:rStyle w:val="af7"/>
             <w:rFonts w:hint="eastAsia"/>
             <w:noProof/>
           </w:rPr>
@@ -3228,7 +3678,7 @@
             <w:noProof/>
             <w:webHidden/>
           </w:rPr>
-          <w:instrText>PAGEREF _Toc193465217 \h</w:instrText>
+          <w:instrText>PAGEREF _Toc193469019 \h</w:instrText>
         </w:r>
         <w:r>
           <w:rPr>
@@ -3257,7 +3707,7 @@
             <w:noProof/>
             <w:webHidden/>
           </w:rPr>
-          <w:t>6</w:t>
+          <w:t>3</w:t>
         </w:r>
         <w:r>
           <w:rPr>
@@ -3284,10 +3734,10 @@
           <w14:ligatures w14:val="standardContextual"/>
         </w:rPr>
       </w:pPr>
-      <w:hyperlink w:anchor="_Toc193465218" w:history="1">
-        <w:r>
-          <w:rPr>
-            <w:rStyle w:val="af6"/>
+      <w:hyperlink w:anchor="_Toc193469020" w:history="1">
+        <w:r>
+          <w:rPr>
+            <w:rStyle w:val="af7"/>
             <w:rFonts w:hint="eastAsia"/>
             <w:noProof/>
           </w:rPr>
@@ -3295,7 +3745,7 @@
         </w:r>
         <w:r>
           <w:rPr>
-            <w:rStyle w:val="af6"/>
+            <w:rStyle w:val="af7"/>
             <w:rFonts w:hint="eastAsia"/>
             <w:noProof/>
           </w:rPr>
@@ -3330,7 +3780,7 @@
             <w:noProof/>
             <w:webHidden/>
           </w:rPr>
-          <w:instrText>PAGEREF _Toc193465218 \h</w:instrText>
+          <w:instrText>PAGEREF _Toc193469020 \h</w:instrText>
         </w:r>
         <w:r>
           <w:rPr>
@@ -3359,7 +3809,7 @@
             <w:noProof/>
             <w:webHidden/>
           </w:rPr>
-          <w:t>7</w:t>
+          <w:t>3</w:t>
         </w:r>
         <w:r>
           <w:rPr>
@@ -3386,10 +3836,10 @@
           <w14:ligatures w14:val="standardContextual"/>
         </w:rPr>
       </w:pPr>
-      <w:hyperlink w:anchor="_Toc193465219" w:history="1">
-        <w:r>
-          <w:rPr>
-            <w:rStyle w:val="af6"/>
+      <w:hyperlink w:anchor="_Toc193469021" w:history="1">
+        <w:r>
+          <w:rPr>
+            <w:rStyle w:val="af7"/>
             <w:rFonts w:hint="eastAsia"/>
             <w:noProof/>
           </w:rPr>
@@ -3397,7 +3847,7 @@
         </w:r>
         <w:r>
           <w:rPr>
-            <w:rStyle w:val="af6"/>
+            <w:rStyle w:val="af7"/>
             <w:rFonts w:hint="eastAsia"/>
             <w:noProof/>
           </w:rPr>
@@ -3432,7 +3882,7 @@
             <w:noProof/>
             <w:webHidden/>
           </w:rPr>
-          <w:instrText>PAGEREF _Toc193465219 \h</w:instrText>
+          <w:instrText>PAGEREF _Toc193469021 \h</w:instrText>
         </w:r>
         <w:r>
           <w:rPr>
@@ -3461,7 +3911,7 @@
             <w:noProof/>
             <w:webHidden/>
           </w:rPr>
-          <w:t>7</w:t>
+          <w:t>3</w:t>
         </w:r>
         <w:r>
           <w:rPr>
@@ -3488,10 +3938,10 @@
           <w14:ligatures w14:val="standardContextual"/>
         </w:rPr>
       </w:pPr>
-      <w:hyperlink w:anchor="_Toc193465220" w:history="1">
-        <w:r>
-          <w:rPr>
-            <w:rStyle w:val="af6"/>
+      <w:hyperlink w:anchor="_Toc193469022" w:history="1">
+        <w:r>
+          <w:rPr>
+            <w:rStyle w:val="af7"/>
             <w:rFonts w:hint="eastAsia"/>
             <w:noProof/>
           </w:rPr>
@@ -3499,7 +3949,7 @@
         </w:r>
         <w:r>
           <w:rPr>
-            <w:rStyle w:val="af6"/>
+            <w:rStyle w:val="af7"/>
             <w:rFonts w:hint="eastAsia"/>
             <w:noProof/>
           </w:rPr>
@@ -3534,7 +3984,7 @@
             <w:noProof/>
             <w:webHidden/>
           </w:rPr>
-          <w:instrText>PAGEREF _Toc193465220 \h</w:instrText>
+          <w:instrText>PAGEREF _Toc193469022 \h</w:instrText>
         </w:r>
         <w:r>
           <w:rPr>
@@ -3563,7 +4013,7 @@
             <w:noProof/>
             <w:webHidden/>
           </w:rPr>
-          <w:t>8</w:t>
+          <w:t>3</w:t>
         </w:r>
         <w:r>
           <w:rPr>
@@ -3590,10 +4040,10 @@
           <w14:ligatures w14:val="standardContextual"/>
         </w:rPr>
       </w:pPr>
-      <w:hyperlink w:anchor="_Toc193465221" w:history="1">
-        <w:r>
-          <w:rPr>
-            <w:rStyle w:val="af6"/>
+      <w:hyperlink w:anchor="_Toc193469023" w:history="1">
+        <w:r>
+          <w:rPr>
+            <w:rStyle w:val="af7"/>
             <w:rFonts w:hint="eastAsia"/>
             <w:noProof/>
           </w:rPr>
@@ -3601,7 +4051,7 @@
         </w:r>
         <w:r>
           <w:rPr>
-            <w:rStyle w:val="af6"/>
+            <w:rStyle w:val="af7"/>
             <w:rFonts w:hint="eastAsia"/>
             <w:noProof/>
           </w:rPr>
@@ -3636,7 +4086,7 @@
             <w:noProof/>
             <w:webHidden/>
           </w:rPr>
-          <w:instrText>PAGEREF _Toc193465221 \h</w:instrText>
+          <w:instrText>PAGEREF _Toc193469023 \h</w:instrText>
         </w:r>
         <w:r>
           <w:rPr>
@@ -3665,7 +4115,7 @@
             <w:noProof/>
             <w:webHidden/>
           </w:rPr>
-          <w:t>9</w:t>
+          <w:t>3</w:t>
         </w:r>
         <w:r>
           <w:rPr>
@@ -3692,10 +4142,10 @@
           <w14:ligatures w14:val="standardContextual"/>
         </w:rPr>
       </w:pPr>
-      <w:hyperlink w:anchor="_Toc193465222" w:history="1">
-        <w:r>
-          <w:rPr>
-            <w:rStyle w:val="af6"/>
+      <w:hyperlink w:anchor="_Toc193469024" w:history="1">
+        <w:r>
+          <w:rPr>
+            <w:rStyle w:val="af7"/>
             <w:rFonts w:hint="eastAsia"/>
             <w:noProof/>
           </w:rPr>
@@ -3730,7 +4180,7 @@
             <w:noProof/>
             <w:webHidden/>
           </w:rPr>
-          <w:instrText>PAGEREF _Toc193465222 \h</w:instrText>
+          <w:instrText>PAGEREF _Toc193469024 \h</w:instrText>
         </w:r>
         <w:r>
           <w:rPr>
@@ -3759,7 +4209,7 @@
             <w:noProof/>
             <w:webHidden/>
           </w:rPr>
-          <w:t>10</w:t>
+          <w:t>3</w:t>
         </w:r>
         <w:r>
           <w:rPr>
@@ -3786,10 +4236,10 @@
           <w14:ligatures w14:val="standardContextual"/>
         </w:rPr>
       </w:pPr>
-      <w:hyperlink w:anchor="_Toc193465223" w:history="1">
-        <w:r>
-          <w:rPr>
-            <w:rStyle w:val="af6"/>
+      <w:hyperlink w:anchor="_Toc193469025" w:history="1">
+        <w:r>
+          <w:rPr>
+            <w:rStyle w:val="af7"/>
             <w:rFonts w:hint="eastAsia"/>
             <w:noProof/>
           </w:rPr>
@@ -3824,7 +4274,7 @@
             <w:noProof/>
             <w:webHidden/>
           </w:rPr>
-          <w:instrText>PAGEREF _Toc193465223 \h</w:instrText>
+          <w:instrText>PAGEREF _Toc193469025 \h</w:instrText>
         </w:r>
         <w:r>
           <w:rPr>
@@ -3853,7 +4303,7 @@
             <w:noProof/>
             <w:webHidden/>
           </w:rPr>
-          <w:t>11</w:t>
+          <w:t>3</w:t>
         </w:r>
         <w:r>
           <w:rPr>
@@ -3880,10 +4330,10 @@
           <w14:ligatures w14:val="standardContextual"/>
         </w:rPr>
       </w:pPr>
-      <w:hyperlink w:anchor="_Toc193465224" w:history="1">
-        <w:r>
-          <w:rPr>
-            <w:rStyle w:val="af6"/>
+      <w:hyperlink w:anchor="_Toc193469026" w:history="1">
+        <w:r>
+          <w:rPr>
+            <w:rStyle w:val="af7"/>
             <w:rFonts w:hint="eastAsia"/>
             <w:noProof/>
           </w:rPr>
@@ -3918,7 +4368,7 @@
             <w:noProof/>
             <w:webHidden/>
           </w:rPr>
-          <w:instrText>PAGEREF _Toc193465224 \h</w:instrText>
+          <w:instrText>PAGEREF _Toc193469026 \h</w:instrText>
         </w:r>
         <w:r>
           <w:rPr>
@@ -3947,7 +4397,7 @@
             <w:noProof/>
             <w:webHidden/>
           </w:rPr>
-          <w:t>12</w:t>
+          <w:t>3</w:t>
         </w:r>
         <w:r>
           <w:rPr>
@@ -4150,7 +4600,7 @@
           <w:tab w:val="left" w:pos="1185"/>
         </w:tabs>
         <w:sectPr>
-          <w:headerReference w:type="default" r:id="rId15"/>
+          <w:headerReference w:type="default" r:id="rId10"/>
           <w:pgSz w:w="11906" w:h="16838"/>
           <w:pgMar w:top="1418" w:right="1418" w:bottom="1134" w:left="1701" w:header="851" w:footer="992" w:gutter="0"/>
           <w:pgNumType w:fmt="upperRoman"/>
@@ -4227,13 +4677,13 @@
     </w:p>
     <w:p>
       <w:pPr>
-        <w:pStyle w:val="af1"/>
+        <w:pStyle w:val="af2"/>
         <w:jc w:val="left"/>
         <w:rPr>
           <w:sz w:val="21"/>
         </w:rPr>
       </w:pPr>
-      <w:bookmarkStart w:id="0" w:name="_Toc193465197"/>
+      <w:bookmarkStart w:id="0" w:name="_Toc193468995"/>
       <w:r>
         <w:rPr>
           <w:rFonts w:hint="eastAsia"/>
@@ -4248,7 +4698,6 @@
         <w:spacing w:line="360" w:lineRule="auto"/>
         <w:ind w:firstLine="420"/>
         <w:rPr>
-          <w:rFonts w:hint="eastAsia"/>
           <w:color w:val="FF0000"/>
           <w:szCs w:val="21"/>
         </w:rPr>
@@ -4737,7 +5186,6 @@
         <w:spacing w:line="360" w:lineRule="auto"/>
         <w:ind w:firstLine="420"/>
         <w:rPr>
-          <w:rFonts w:hint="eastAsia"/>
           <w:color w:val="FF0000"/>
           <w:sz w:val="24"/>
         </w:rPr>
@@ -4866,7 +5314,6 @@
           <w:sz w:val="30"/>
           <w:szCs w:val="30"/>
         </w:rPr>
-        <w:lastRenderedPageBreak/>
         <w:t>Design and Implementation of a Multi-Agent LLM-Based Text2SQL System</w:t>
       </w:r>
       <w:r>
@@ -4891,14 +5338,14 @@
     </w:p>
     <w:p>
       <w:pPr>
-        <w:pStyle w:val="af1"/>
+        <w:pStyle w:val="af2"/>
         <w:jc w:val="left"/>
         <w:rPr>
           <w:rFonts w:ascii="Times New Roman" w:hAnsi="Times New Roman" w:cs="Times New Roman"/>
           <w:sz w:val="21"/>
         </w:rPr>
       </w:pPr>
-      <w:bookmarkStart w:id="1" w:name="_Toc193465198"/>
+      <w:bookmarkStart w:id="1" w:name="_Toc193468996"/>
       <w:r>
         <w:rPr>
           <w:rFonts w:ascii="Times New Roman" w:hAnsi="Times New Roman" w:cs="Times New Roman"/>
@@ -4910,7 +5357,7 @@
     </w:p>
     <w:p>
       <w:pPr>
-        <w:pStyle w:val="ac"/>
+        <w:pStyle w:val="ad"/>
         <w:tabs>
           <w:tab w:val="clear" w:pos="4153"/>
           <w:tab w:val="clear" w:pos="8306"/>
@@ -4971,7 +5418,7 @@
     </w:p>
     <w:p>
       <w:pPr>
-        <w:pStyle w:val="ac"/>
+        <w:pStyle w:val="ad"/>
         <w:tabs>
           <w:tab w:val="clear" w:pos="4153"/>
           <w:tab w:val="clear" w:pos="8306"/>
@@ -5001,7 +5448,7 @@
     </w:p>
     <w:p>
       <w:pPr>
-        <w:pStyle w:val="ac"/>
+        <w:pStyle w:val="ad"/>
         <w:tabs>
           <w:tab w:val="clear" w:pos="4153"/>
           <w:tab w:val="clear" w:pos="8306"/>
@@ -5031,7 +5478,7 @@
     </w:p>
     <w:p>
       <w:pPr>
-        <w:pStyle w:val="ac"/>
+        <w:pStyle w:val="ad"/>
         <w:tabs>
           <w:tab w:val="clear" w:pos="4153"/>
           <w:tab w:val="clear" w:pos="8306"/>
@@ -5046,7 +5493,7 @@
     </w:p>
     <w:p>
       <w:pPr>
-        <w:pStyle w:val="ac"/>
+        <w:pStyle w:val="ad"/>
         <w:tabs>
           <w:tab w:val="clear" w:pos="4153"/>
           <w:tab w:val="clear" w:pos="8306"/>
@@ -5061,7 +5508,7 @@
     </w:p>
     <w:p>
       <w:pPr>
-        <w:pStyle w:val="ac"/>
+        <w:pStyle w:val="ad"/>
         <w:tabs>
           <w:tab w:val="clear" w:pos="4153"/>
           <w:tab w:val="clear" w:pos="8306"/>
@@ -5144,7 +5591,7 @@
     </w:p>
     <w:p>
       <w:pPr>
-        <w:pStyle w:val="ac"/>
+        <w:pStyle w:val="ad"/>
         <w:tabs>
           <w:tab w:val="clear" w:pos="4153"/>
           <w:tab w:val="clear" w:pos="8306"/>
@@ -5155,7 +5602,7 @@
     </w:p>
     <w:p>
       <w:pPr>
-        <w:pStyle w:val="ac"/>
+        <w:pStyle w:val="ad"/>
         <w:tabs>
           <w:tab w:val="clear" w:pos="4153"/>
           <w:tab w:val="clear" w:pos="8306"/>
@@ -5163,14 +5610,13 @@
         <w:spacing w:line="360" w:lineRule="auto"/>
         <w:jc w:val="both"/>
         <w:rPr>
-          <w:rFonts w:hint="eastAsia"/>
           <w:color w:val="FF0000"/>
         </w:rPr>
       </w:pPr>
     </w:p>
     <w:p>
       <w:pPr>
-        <w:pStyle w:val="ac"/>
+        <w:pStyle w:val="ad"/>
         <w:tabs>
           <w:tab w:val="clear" w:pos="4153"/>
           <w:tab w:val="clear" w:pos="8306"/>
@@ -5181,7 +5627,7 @@
     </w:p>
     <w:p>
       <w:pPr>
-        <w:pStyle w:val="ac"/>
+        <w:pStyle w:val="ad"/>
         <w:tabs>
           <w:tab w:val="clear" w:pos="4153"/>
           <w:tab w:val="clear" w:pos="8306"/>
@@ -5192,7 +5638,7 @@
     </w:p>
     <w:p>
       <w:pPr>
-        <w:pStyle w:val="ac"/>
+        <w:pStyle w:val="ad"/>
         <w:tabs>
           <w:tab w:val="clear" w:pos="4153"/>
           <w:tab w:val="clear" w:pos="8306"/>
@@ -5203,7 +5649,7 @@
     </w:p>
     <w:p>
       <w:pPr>
-        <w:pStyle w:val="ac"/>
+        <w:pStyle w:val="ad"/>
         <w:tabs>
           <w:tab w:val="clear" w:pos="4153"/>
           <w:tab w:val="clear" w:pos="8306"/>
@@ -5214,7 +5660,7 @@
     </w:p>
     <w:p>
       <w:pPr>
-        <w:pStyle w:val="ac"/>
+        <w:pStyle w:val="ad"/>
         <w:tabs>
           <w:tab w:val="clear" w:pos="4153"/>
           <w:tab w:val="clear" w:pos="8306"/>
@@ -5225,7 +5671,7 @@
     </w:p>
     <w:p>
       <w:pPr>
-        <w:pStyle w:val="ac"/>
+        <w:pStyle w:val="ad"/>
         <w:tabs>
           <w:tab w:val="clear" w:pos="4153"/>
           <w:tab w:val="clear" w:pos="8306"/>
@@ -5236,7 +5682,7 @@
     </w:p>
     <w:p>
       <w:pPr>
-        <w:pStyle w:val="ac"/>
+        <w:pStyle w:val="ad"/>
         <w:tabs>
           <w:tab w:val="clear" w:pos="4153"/>
           <w:tab w:val="clear" w:pos="8306"/>
@@ -5247,7 +5693,7 @@
     </w:p>
     <w:p>
       <w:pPr>
-        <w:pStyle w:val="ac"/>
+        <w:pStyle w:val="ad"/>
         <w:tabs>
           <w:tab w:val="clear" w:pos="4153"/>
           <w:tab w:val="clear" w:pos="8306"/>
@@ -5258,8 +5704,8 @@
           <w:bCs/>
         </w:rPr>
         <w:sectPr>
-          <w:headerReference w:type="default" r:id="rId16"/>
-          <w:footerReference w:type="default" r:id="rId17"/>
+          <w:headerReference w:type="default" r:id="rId11"/>
+          <w:footerReference w:type="default" r:id="rId12"/>
           <w:pgSz w:w="11906" w:h="16838"/>
           <w:pgMar w:top="1418" w:right="1418" w:bottom="1134" w:left="1701" w:header="851" w:footer="992" w:gutter="0"/>
           <w:pgNumType w:fmt="upperRoman" w:start="1"/>
@@ -5279,7 +5725,7 @@
         </w:rPr>
       </w:pPr>
       <w:bookmarkStart w:id="2" w:name="_Toc135816528"/>
-      <w:bookmarkStart w:id="3" w:name="_Toc193465199"/>
+      <w:bookmarkStart w:id="3" w:name="_Toc193468997"/>
       <w:r>
         <w:rPr>
           <w:rFonts w:eastAsia="黑体" w:hint="eastAsia"/>
@@ -5312,12 +5758,11 @@
         <w:pStyle w:val="21"/>
         <w:spacing w:line="360" w:lineRule="auto"/>
         <w:rPr>
-          <w:rFonts w:hint="eastAsia"/>
           <w:b w:val="0"/>
           <w:sz w:val="24"/>
         </w:rPr>
       </w:pPr>
-      <w:bookmarkStart w:id="4" w:name="_Toc193465200"/>
+      <w:bookmarkStart w:id="4" w:name="_Toc193468998"/>
       <w:r>
         <w:rPr>
           <w:rFonts w:hint="eastAsia"/>
@@ -5353,7 +5798,7 @@
     </w:p>
     <w:p>
       <w:pPr>
-        <w:pStyle w:val="ac"/>
+        <w:pStyle w:val="ad"/>
         <w:tabs>
           <w:tab w:val="clear" w:pos="4153"/>
           <w:tab w:val="clear" w:pos="8306"/>
@@ -5406,7 +5851,7 @@
     </w:p>
     <w:p>
       <w:pPr>
-        <w:pStyle w:val="ac"/>
+        <w:pStyle w:val="ad"/>
         <w:tabs>
           <w:tab w:val="clear" w:pos="4153"/>
           <w:tab w:val="clear" w:pos="8306"/>
@@ -5471,16 +5916,13 @@
     </w:p>
     <w:p>
       <w:pPr>
-        <w:pStyle w:val="ac"/>
+        <w:pStyle w:val="ad"/>
         <w:tabs>
           <w:tab w:val="clear" w:pos="4153"/>
           <w:tab w:val="clear" w:pos="8306"/>
         </w:tabs>
         <w:spacing w:line="360" w:lineRule="auto"/>
         <w:ind w:firstLineChars="200" w:firstLine="480"/>
-        <w:rPr>
-          <w:rFonts w:hint="eastAsia"/>
-        </w:rPr>
       </w:pPr>
       <w:r>
         <w:rPr>
@@ -5618,12 +6060,11 @@
         <w:pStyle w:val="21"/>
         <w:spacing w:line="360" w:lineRule="auto"/>
         <w:rPr>
-          <w:rFonts w:hint="eastAsia"/>
           <w:b w:val="0"/>
           <w:sz w:val="24"/>
         </w:rPr>
       </w:pPr>
-      <w:bookmarkStart w:id="5" w:name="_Toc193465201"/>
+      <w:bookmarkStart w:id="5" w:name="_Toc193468999"/>
       <w:r>
         <w:rPr>
           <w:rFonts w:hint="eastAsia"/>
@@ -5659,7 +6100,7 @@
     </w:p>
     <w:p>
       <w:pPr>
-        <w:pStyle w:val="ac"/>
+        <w:pStyle w:val="ad"/>
         <w:tabs>
           <w:tab w:val="clear" w:pos="4153"/>
           <w:tab w:val="clear" w:pos="8306"/>
@@ -5683,51 +6124,52 @@
     <w:p>
       <w:pPr>
         <w:spacing w:line="360" w:lineRule="auto"/>
+        <w:jc w:val="left"/>
         <w:outlineLvl w:val="2"/>
+        <w:rPr>
+          <w:rFonts w:eastAsia="黑体"/>
+          <w:sz w:val="24"/>
+        </w:rPr>
+      </w:pPr>
+      <w:r>
         <w:rPr>
           <w:rFonts w:eastAsia="黑体" w:hint="eastAsia"/>
           <w:sz w:val="24"/>
         </w:rPr>
-      </w:pPr>
+        <w:t>1</w:t>
+      </w:r>
+      <w:r>
+        <w:rPr>
+          <w:rFonts w:eastAsia="黑体"/>
+          <w:sz w:val="24"/>
+        </w:rPr>
+        <w:t>.</w:t>
+      </w:r>
       <w:r>
         <w:rPr>
           <w:rFonts w:eastAsia="黑体" w:hint="eastAsia"/>
           <w:sz w:val="24"/>
         </w:rPr>
-        <w:t>1</w:t>
+        <w:t>2</w:t>
       </w:r>
       <w:r>
         <w:rPr>
           <w:rFonts w:eastAsia="黑体"/>
           <w:sz w:val="24"/>
         </w:rPr>
-        <w:t>.</w:t>
+        <w:t xml:space="preserve">.1 </w:t>
       </w:r>
       <w:r>
         <w:rPr>
           <w:rFonts w:eastAsia="黑体" w:hint="eastAsia"/>
           <w:sz w:val="24"/>
         </w:rPr>
-        <w:t>2</w:t>
-      </w:r>
-      <w:r>
-        <w:rPr>
-          <w:rFonts w:eastAsia="黑体"/>
-          <w:sz w:val="24"/>
-        </w:rPr>
-        <w:t xml:space="preserve">.1 </w:t>
-      </w:r>
-      <w:r>
-        <w:rPr>
-          <w:rFonts w:eastAsia="黑体" w:hint="eastAsia"/>
-          <w:sz w:val="24"/>
-        </w:rPr>
         <w:t>基于模板和规则的方法</w:t>
       </w:r>
     </w:p>
     <w:p>
       <w:pPr>
-        <w:pStyle w:val="ac"/>
+        <w:pStyle w:val="ad"/>
         <w:tabs>
           <w:tab w:val="clear" w:pos="4153"/>
           <w:tab w:val="clear" w:pos="8306"/>
@@ -5946,25 +6388,18 @@
           <w:rFonts w:hint="eastAsia"/>
           <w:vertAlign w:val="superscript"/>
         </w:rPr>
-        <w:t>[</w:t>
-      </w:r>
-      <w:r>
-        <w:rPr>
-          <w:rFonts w:hint="eastAsia"/>
+        <w:t>[2</w:t>
+      </w:r>
+      <w:r>
+        <w:rPr>
           <w:vertAlign w:val="superscript"/>
         </w:rPr>
-        <w:t>2</w:t>
-      </w:r>
-      <w:r>
-        <w:rPr>
-          <w:vertAlign w:val="superscript"/>
-        </w:rPr>
         <w:t>]</w:t>
       </w:r>
     </w:p>
     <w:p>
       <w:pPr>
-        <w:pStyle w:val="ac"/>
+        <w:pStyle w:val="ad"/>
         <w:tabs>
           <w:tab w:val="clear" w:pos="4153"/>
           <w:tab w:val="clear" w:pos="8306"/>
@@ -6041,11 +6476,10 @@
     </w:p>
     <w:p>
       <w:pPr>
-        <w:pStyle w:val="ac"/>
+        <w:pStyle w:val="ad"/>
         <w:spacing w:line="360" w:lineRule="auto"/>
         <w:ind w:firstLineChars="200" w:firstLine="480"/>
         <w:rPr>
-          <w:rFonts w:hint="eastAsia"/>
           <w:bCs/>
         </w:rPr>
       </w:pPr>
@@ -6059,7 +6493,7 @@
     </w:p>
     <w:p>
       <w:pPr>
-        <w:pStyle w:val="ac"/>
+        <w:pStyle w:val="ad"/>
         <w:tabs>
           <w:tab w:val="clear" w:pos="4153"/>
           <w:tab w:val="clear" w:pos="8306"/>
@@ -6116,25 +6550,18 @@
           <w:rFonts w:hint="eastAsia"/>
           <w:vertAlign w:val="superscript"/>
         </w:rPr>
-        <w:t>[</w:t>
-      </w:r>
-      <w:r>
-        <w:rPr>
-          <w:rFonts w:hint="eastAsia"/>
+        <w:t>[3</w:t>
+      </w:r>
+      <w:r>
+        <w:rPr>
           <w:vertAlign w:val="superscript"/>
         </w:rPr>
-        <w:t>3</w:t>
-      </w:r>
-      <w:r>
-        <w:rPr>
-          <w:vertAlign w:val="superscript"/>
-        </w:rPr>
         <w:t>]</w:t>
       </w:r>
     </w:p>
     <w:p>
       <w:pPr>
-        <w:pStyle w:val="ac"/>
+        <w:pStyle w:val="ad"/>
         <w:tabs>
           <w:tab w:val="clear" w:pos="4153"/>
           <w:tab w:val="clear" w:pos="8306"/>
@@ -6170,18 +6597,33 @@
     <w:p>
       <w:pPr>
         <w:spacing w:line="360" w:lineRule="auto"/>
+        <w:jc w:val="left"/>
         <w:outlineLvl w:val="2"/>
+        <w:rPr>
+          <w:rFonts w:eastAsia="黑体"/>
+          <w:sz w:val="24"/>
+        </w:rPr>
+      </w:pPr>
+      <w:r>
         <w:rPr>
           <w:rFonts w:eastAsia="黑体" w:hint="eastAsia"/>
           <w:sz w:val="24"/>
         </w:rPr>
-      </w:pPr>
+        <w:t>1</w:t>
+      </w:r>
+      <w:r>
+        <w:rPr>
+          <w:rFonts w:eastAsia="黑体"/>
+          <w:sz w:val="24"/>
+        </w:rPr>
+        <w:t>.</w:t>
+      </w:r>
       <w:r>
         <w:rPr>
           <w:rFonts w:eastAsia="黑体" w:hint="eastAsia"/>
           <w:sz w:val="24"/>
         </w:rPr>
-        <w:t>1</w:t>
+        <w:t>2</w:t>
       </w:r>
       <w:r>
         <w:rPr>
@@ -6202,27 +6644,13 @@
           <w:rFonts w:eastAsia="黑体"/>
           <w:sz w:val="24"/>
         </w:rPr>
-        <w:t>.</w:t>
+        <w:t xml:space="preserve"> </w:t>
       </w:r>
       <w:r>
         <w:rPr>
           <w:rFonts w:eastAsia="黑体" w:hint="eastAsia"/>
           <w:sz w:val="24"/>
         </w:rPr>
-        <w:t>2</w:t>
-      </w:r>
-      <w:r>
-        <w:rPr>
-          <w:rFonts w:eastAsia="黑体"/>
-          <w:sz w:val="24"/>
-        </w:rPr>
-        <w:t xml:space="preserve"> </w:t>
-      </w:r>
-      <w:r>
-        <w:rPr>
-          <w:rFonts w:eastAsia="黑体" w:hint="eastAsia"/>
-          <w:sz w:val="24"/>
-        </w:rPr>
         <w:t>基于深度学习的方法</w:t>
       </w:r>
     </w:p>
@@ -6230,49 +6658,41 @@
       <w:pPr>
         <w:pStyle w:val="21"/>
         <w:spacing w:line="360" w:lineRule="auto"/>
-        <w:rPr>
-          <w:rFonts w:hint="eastAsia"/>
+        <w:outlineLvl w:val="3"/>
+        <w:rPr>
           <w:b w:val="0"/>
           <w:sz w:val="24"/>
         </w:rPr>
       </w:pPr>
-      <w:bookmarkStart w:id="6" w:name="_Toc193465202"/>
+      <w:bookmarkStart w:id="6" w:name="_Toc193469000"/>
       <w:r>
         <w:rPr>
           <w:rFonts w:hint="eastAsia"/>
           <w:b w:val="0"/>
           <w:sz w:val="24"/>
         </w:rPr>
-        <w:t>1.</w:t>
-      </w:r>
-      <w:r>
-        <w:rPr>
-          <w:rFonts w:hint="eastAsia"/>
+        <w:t>1.2.2.1</w:t>
+      </w:r>
+      <w:r>
+        <w:rPr>
           <w:b w:val="0"/>
           <w:sz w:val="24"/>
         </w:rPr>
-        <w:t>2.2.1</w:t>
-      </w:r>
-      <w:r>
-        <w:rPr>
+        <w:t xml:space="preserve"> </w:t>
+      </w:r>
+      <w:r>
+        <w:rPr>
+          <w:rFonts w:hint="eastAsia"/>
           <w:b w:val="0"/>
           <w:sz w:val="24"/>
         </w:rPr>
-        <w:t xml:space="preserve"> </w:t>
-      </w:r>
-      <w:r>
-        <w:rPr>
-          <w:rFonts w:hint="eastAsia"/>
-          <w:b w:val="0"/>
-          <w:sz w:val="24"/>
-        </w:rPr>
         <w:t>序列到序列模型</w:t>
       </w:r>
       <w:bookmarkEnd w:id="6"/>
     </w:p>
     <w:p>
       <w:pPr>
-        <w:pStyle w:val="ac"/>
+        <w:pStyle w:val="ad"/>
         <w:tabs>
           <w:tab w:val="clear" w:pos="4153"/>
           <w:tab w:val="clear" w:pos="8306"/>
@@ -6349,7 +6769,7 @@
     </w:p>
     <w:p>
       <w:pPr>
-        <w:pStyle w:val="ac"/>
+        <w:pStyle w:val="ad"/>
         <w:tabs>
           <w:tab w:val="clear" w:pos="4153"/>
           <w:tab w:val="clear" w:pos="8306"/>
@@ -6421,19 +6841,12 @@
           <w:rFonts w:hint="eastAsia"/>
           <w:vertAlign w:val="superscript"/>
         </w:rPr>
-        <w:t>[</w:t>
-      </w:r>
-      <w:r>
-        <w:rPr>
-          <w:rFonts w:hint="eastAsia"/>
+        <w:t>[4</w:t>
+      </w:r>
+      <w:r>
+        <w:rPr>
           <w:vertAlign w:val="superscript"/>
         </w:rPr>
-        <w:t>4</w:t>
-      </w:r>
-      <w:r>
-        <w:rPr>
-          <w:vertAlign w:val="superscript"/>
-        </w:rPr>
         <w:t>]</w:t>
       </w:r>
       <w:r>
@@ -6522,7 +6935,7 @@
     </w:p>
     <w:p>
       <w:pPr>
-        <w:pStyle w:val="ac"/>
+        <w:pStyle w:val="ad"/>
         <w:spacing w:line="360" w:lineRule="auto"/>
         <w:ind w:firstLineChars="200" w:firstLine="480"/>
         <w:rPr>
@@ -6618,35 +7031,35 @@
       <w:pPr>
         <w:pStyle w:val="21"/>
         <w:spacing w:line="360" w:lineRule="auto"/>
-        <w:rPr>
-          <w:rFonts w:hint="eastAsia"/>
+        <w:outlineLvl w:val="3"/>
+        <w:rPr>
           <w:b w:val="0"/>
           <w:sz w:val="24"/>
         </w:rPr>
       </w:pPr>
-      <w:bookmarkStart w:id="7" w:name="_Toc193465203"/>
+      <w:bookmarkStart w:id="7" w:name="_Toc193469001"/>
       <w:r>
         <w:rPr>
           <w:rFonts w:hint="eastAsia"/>
           <w:b w:val="0"/>
           <w:sz w:val="24"/>
         </w:rPr>
-        <w:t>1.2.2.</w:t>
-      </w:r>
-      <w:r>
-        <w:rPr>
-          <w:rFonts w:hint="eastAsia"/>
+        <w:t>1.2.2.2</w:t>
+      </w:r>
+      <w:r>
+        <w:rPr>
           <w:b w:val="0"/>
           <w:sz w:val="24"/>
         </w:rPr>
-        <w:t>2</w:t>
-      </w:r>
-      <w:r>
-        <w:rPr>
+        <w:t xml:space="preserve"> </w:t>
+      </w:r>
+      <w:r>
+        <w:rPr>
+          <w:rFonts w:hint="eastAsia"/>
           <w:b w:val="0"/>
           <w:sz w:val="24"/>
         </w:rPr>
-        <w:t xml:space="preserve"> </w:t>
+        <w:t>基于</w:t>
       </w:r>
       <w:r>
         <w:rPr>
@@ -6654,7 +7067,7 @@
           <w:b w:val="0"/>
           <w:sz w:val="24"/>
         </w:rPr>
-        <w:t>基于</w:t>
+        <w:t>Transformer</w:t>
       </w:r>
       <w:r>
         <w:rPr>
@@ -6662,39 +7075,31 @@
           <w:b w:val="0"/>
           <w:sz w:val="24"/>
         </w:rPr>
-        <w:t>Transformer</w:t>
-      </w:r>
+        <w:t>和</w:t>
+      </w:r>
+      <w:proofErr w:type="gramStart"/>
       <w:r>
         <w:rPr>
           <w:rFonts w:hint="eastAsia"/>
           <w:b w:val="0"/>
           <w:sz w:val="24"/>
         </w:rPr>
-        <w:t>和</w:t>
-      </w:r>
-      <w:proofErr w:type="gramStart"/>
+        <w:t>预训练</w:t>
+      </w:r>
+      <w:proofErr w:type="gramEnd"/>
       <w:r>
         <w:rPr>
           <w:rFonts w:hint="eastAsia"/>
           <w:b w:val="0"/>
           <w:sz w:val="24"/>
         </w:rPr>
-        <w:t>预训练</w:t>
-      </w:r>
-      <w:proofErr w:type="gramEnd"/>
-      <w:r>
-        <w:rPr>
-          <w:rFonts w:hint="eastAsia"/>
-          <w:b w:val="0"/>
-          <w:sz w:val="24"/>
-        </w:rPr>
         <w:t>的模型</w:t>
       </w:r>
       <w:bookmarkEnd w:id="7"/>
     </w:p>
     <w:p>
       <w:pPr>
-        <w:pStyle w:val="ac"/>
+        <w:pStyle w:val="ad"/>
         <w:tabs>
           <w:tab w:val="clear" w:pos="4153"/>
           <w:tab w:val="clear" w:pos="8306"/>
@@ -6710,7 +7115,6 @@
           <w:rFonts w:hint="eastAsia"/>
           <w:bCs/>
         </w:rPr>
-        <w:lastRenderedPageBreak/>
         <w:t>Transformer</w:t>
       </w:r>
       <w:r>
@@ -6730,7 +7134,7 @@
     </w:p>
     <w:p>
       <w:pPr>
-        <w:pStyle w:val="ac"/>
+        <w:pStyle w:val="ad"/>
         <w:tabs>
           <w:tab w:val="clear" w:pos="4153"/>
           <w:tab w:val="clear" w:pos="8306"/>
@@ -6901,25 +7305,18 @@
           <w:rFonts w:hint="eastAsia"/>
           <w:vertAlign w:val="superscript"/>
         </w:rPr>
-        <w:t>[</w:t>
-      </w:r>
-      <w:r>
-        <w:rPr>
-          <w:rFonts w:hint="eastAsia"/>
+        <w:t>[5</w:t>
+      </w:r>
+      <w:r>
+        <w:rPr>
           <w:vertAlign w:val="superscript"/>
         </w:rPr>
-        <w:t>5</w:t>
-      </w:r>
-      <w:r>
-        <w:rPr>
-          <w:vertAlign w:val="superscript"/>
-        </w:rPr>
         <w:t>]</w:t>
       </w:r>
     </w:p>
     <w:p>
       <w:pPr>
-        <w:pStyle w:val="ac"/>
+        <w:pStyle w:val="ad"/>
         <w:spacing w:line="360" w:lineRule="auto"/>
         <w:ind w:firstLineChars="200" w:firstLine="480"/>
         <w:rPr>
@@ -6969,34 +7366,35 @@
       <w:pPr>
         <w:pStyle w:val="21"/>
         <w:spacing w:line="360" w:lineRule="auto"/>
-        <w:rPr>
-          <w:rFonts w:hint="eastAsia"/>
+        <w:outlineLvl w:val="2"/>
+        <w:rPr>
           <w:b w:val="0"/>
           <w:sz w:val="24"/>
         </w:rPr>
       </w:pPr>
+      <w:bookmarkStart w:id="8" w:name="_Toc193469002"/>
       <w:r>
         <w:rPr>
           <w:rFonts w:hint="eastAsia"/>
           <w:b w:val="0"/>
           <w:sz w:val="24"/>
         </w:rPr>
-        <w:t>1.</w:t>
-      </w:r>
-      <w:r>
-        <w:rPr>
-          <w:rFonts w:hint="eastAsia"/>
+        <w:t>1.2.3</w:t>
+      </w:r>
+      <w:r>
+        <w:rPr>
           <w:b w:val="0"/>
           <w:sz w:val="24"/>
         </w:rPr>
-        <w:t>2.3</w:t>
-      </w:r>
-      <w:r>
-        <w:rPr>
+        <w:t xml:space="preserve"> </w:t>
+      </w:r>
+      <w:r>
+        <w:rPr>
+          <w:rFonts w:hint="eastAsia"/>
           <w:b w:val="0"/>
           <w:sz w:val="24"/>
         </w:rPr>
-        <w:t xml:space="preserve"> </w:t>
+        <w:t>基于大语言模型（</w:t>
       </w:r>
       <w:r>
         <w:rPr>
@@ -7004,7 +7402,7 @@
           <w:b w:val="0"/>
           <w:sz w:val="24"/>
         </w:rPr>
-        <w:t>基于大语言模型（</w:t>
+        <w:t>LLM</w:t>
       </w:r>
       <w:r>
         <w:rPr>
@@ -7012,20 +7410,13 @@
           <w:b w:val="0"/>
           <w:sz w:val="24"/>
         </w:rPr>
-        <w:t>LLM</w:t>
-      </w:r>
-      <w:r>
-        <w:rPr>
-          <w:rFonts w:hint="eastAsia"/>
-          <w:b w:val="0"/>
-          <w:sz w:val="24"/>
-        </w:rPr>
         <w:t>）的方法</w:t>
       </w:r>
-    </w:p>
-    <w:p>
-      <w:pPr>
-        <w:pStyle w:val="ac"/>
+      <w:bookmarkEnd w:id="8"/>
+    </w:p>
+    <w:p>
+      <w:pPr>
+        <w:pStyle w:val="ad"/>
         <w:tabs>
           <w:tab w:val="clear" w:pos="4153"/>
           <w:tab w:val="clear" w:pos="8306"/>
@@ -7150,7 +7541,7 @@
     </w:p>
     <w:p>
       <w:pPr>
-        <w:pStyle w:val="ac"/>
+        <w:pStyle w:val="ad"/>
         <w:tabs>
           <w:tab w:val="clear" w:pos="4153"/>
           <w:tab w:val="clear" w:pos="8306"/>
@@ -7217,14 +7608,7 @@
           <w:rFonts w:hint="eastAsia"/>
           <w:vertAlign w:val="superscript"/>
         </w:rPr>
-        <w:t>[</w:t>
-      </w:r>
-      <w:r>
-        <w:rPr>
-          <w:rFonts w:hint="eastAsia"/>
-          <w:vertAlign w:val="superscript"/>
-        </w:rPr>
-        <w:t>6</w:t>
+        <w:t>[6</w:t>
       </w:r>
       <w:r>
         <w:rPr>
@@ -7314,34 +7698,24 @@
           <w:rFonts w:hint="eastAsia"/>
           <w:vertAlign w:val="superscript"/>
         </w:rPr>
-        <w:t>[</w:t>
-      </w:r>
-      <w:r>
-        <w:rPr>
-          <w:rFonts w:hint="eastAsia"/>
+        <w:t>[7</w:t>
+      </w:r>
+      <w:r>
+        <w:rPr>
           <w:vertAlign w:val="superscript"/>
         </w:rPr>
-        <w:t>7</w:t>
-      </w:r>
-      <w:r>
-        <w:rPr>
-          <w:vertAlign w:val="superscript"/>
-        </w:rPr>
         <w:t>]</w:t>
       </w:r>
     </w:p>
     <w:p>
       <w:pPr>
-        <w:pStyle w:val="ac"/>
+        <w:pStyle w:val="ad"/>
         <w:tabs>
           <w:tab w:val="clear" w:pos="4153"/>
           <w:tab w:val="clear" w:pos="8306"/>
         </w:tabs>
         <w:spacing w:line="360" w:lineRule="auto"/>
         <w:ind w:firstLineChars="200" w:firstLine="480"/>
-        <w:rPr>
-          <w:rFonts w:hint="eastAsia"/>
-        </w:rPr>
       </w:pPr>
       <w:r>
         <w:rPr>
@@ -7397,46 +7771,39 @@
         <w:pStyle w:val="21"/>
         <w:spacing w:line="360" w:lineRule="auto"/>
         <w:rPr>
-          <w:rFonts w:hint="eastAsia"/>
           <w:b w:val="0"/>
           <w:sz w:val="24"/>
         </w:rPr>
       </w:pPr>
+      <w:bookmarkStart w:id="9" w:name="_Toc193469003"/>
       <w:r>
         <w:rPr>
           <w:rFonts w:hint="eastAsia"/>
           <w:b w:val="0"/>
           <w:sz w:val="24"/>
         </w:rPr>
-        <w:t>1.</w:t>
-      </w:r>
-      <w:r>
-        <w:rPr>
-          <w:rFonts w:hint="eastAsia"/>
+        <w:t>1.3</w:t>
+      </w:r>
+      <w:r>
+        <w:rPr>
           <w:b w:val="0"/>
           <w:sz w:val="24"/>
         </w:rPr>
-        <w:t>3</w:t>
-      </w:r>
-      <w:r>
-        <w:rPr>
+        <w:t xml:space="preserve"> </w:t>
+      </w:r>
+      <w:r>
+        <w:rPr>
+          <w:rFonts w:hint="eastAsia"/>
           <w:b w:val="0"/>
           <w:sz w:val="24"/>
         </w:rPr>
-        <w:t xml:space="preserve"> </w:t>
-      </w:r>
-      <w:r>
-        <w:rPr>
-          <w:rFonts w:hint="eastAsia"/>
-          <w:b w:val="0"/>
-          <w:sz w:val="24"/>
-        </w:rPr>
         <w:t>本文贡献</w:t>
       </w:r>
-    </w:p>
-    <w:p>
-      <w:pPr>
-        <w:pStyle w:val="ac"/>
+      <w:bookmarkEnd w:id="9"/>
+    </w:p>
+    <w:p>
+      <w:pPr>
+        <w:pStyle w:val="ad"/>
         <w:tabs>
           <w:tab w:val="clear" w:pos="4153"/>
           <w:tab w:val="clear" w:pos="8306"/>
@@ -7489,16 +7856,13 @@
     </w:p>
     <w:p>
       <w:pPr>
-        <w:pStyle w:val="ac"/>
+        <w:pStyle w:val="ad"/>
         <w:tabs>
           <w:tab w:val="clear" w:pos="4153"/>
           <w:tab w:val="clear" w:pos="8306"/>
         </w:tabs>
         <w:spacing w:line="360" w:lineRule="auto"/>
         <w:ind w:firstLineChars="200" w:firstLine="480"/>
-        <w:rPr>
-          <w:rFonts w:hint="eastAsia"/>
-        </w:rPr>
       </w:pPr>
       <w:r>
         <w:rPr>
@@ -7741,19 +8105,32 @@
           <w:rFonts w:hint="eastAsia"/>
           <w:vertAlign w:val="superscript"/>
         </w:rPr>
-        <w:t>[</w:t>
-      </w:r>
-      <w:r>
-        <w:rPr>
-          <w:rFonts w:hint="eastAsia"/>
+        <w:t>[8</w:t>
+      </w:r>
+      <w:r>
+        <w:rPr>
           <w:vertAlign w:val="superscript"/>
         </w:rPr>
-        <w:t>8</w:t>
-      </w:r>
-      <w:r>
-        <w:rPr>
+        <w:t>]</w:t>
+      </w:r>
+      <w:r>
+        <w:rPr>
+          <w:rFonts w:hint="eastAsia"/>
           <w:vertAlign w:val="superscript"/>
         </w:rPr>
+        <w:t xml:space="preserve"> </w:t>
+      </w:r>
+      <w:r>
+        <w:rPr>
+          <w:rFonts w:hint="eastAsia"/>
+          <w:vertAlign w:val="superscript"/>
+        </w:rPr>
+        <w:t>[9</w:t>
+      </w:r>
+      <w:r>
+        <w:rPr>
+          <w:vertAlign w:val="superscript"/>
+        </w:rPr>
         <w:t>]</w:t>
       </w:r>
       <w:r>
@@ -7766,33 +8143,6 @@
       <w:r>
         <w:rPr>
           <w:rFonts w:hint="eastAsia"/>
-          <w:vertAlign w:val="superscript"/>
-        </w:rPr>
-        <w:t>[</w:t>
-      </w:r>
-      <w:r>
-        <w:rPr>
-          <w:rFonts w:hint="eastAsia"/>
-          <w:vertAlign w:val="superscript"/>
-        </w:rPr>
-        <w:t>9</w:t>
-      </w:r>
-      <w:r>
-        <w:rPr>
-          <w:vertAlign w:val="superscript"/>
-        </w:rPr>
-        <w:t>]</w:t>
-      </w:r>
-      <w:r>
-        <w:rPr>
-          <w:rFonts w:hint="eastAsia"/>
-          <w:vertAlign w:val="superscript"/>
-        </w:rPr>
-        <w:t xml:space="preserve"> </w:t>
-      </w:r>
-      <w:r>
-        <w:rPr>
-          <w:rFonts w:hint="eastAsia"/>
         </w:rPr>
         <w:t>我们的方法实现了自动错误检测和迭代改进，免去人工介入</w:t>
       </w:r>
@@ -7993,16 +8343,13 @@
     </w:p>
     <w:p>
       <w:pPr>
-        <w:pStyle w:val="ac"/>
+        <w:pStyle w:val="ad"/>
         <w:tabs>
           <w:tab w:val="clear" w:pos="4153"/>
           <w:tab w:val="clear" w:pos="8306"/>
         </w:tabs>
         <w:spacing w:line="360" w:lineRule="auto"/>
         <w:ind w:firstLineChars="200" w:firstLine="480"/>
-        <w:rPr>
-          <w:rFonts w:hint="eastAsia"/>
-        </w:rPr>
       </w:pPr>
       <w:r>
         <w:rPr>
@@ -8145,8 +8492,8 @@
           <w:szCs w:val="30"/>
         </w:rPr>
       </w:pPr>
-      <w:bookmarkStart w:id="8" w:name="_Toc135816536"/>
-      <w:bookmarkStart w:id="9" w:name="_Toc193465204"/>
+      <w:bookmarkStart w:id="10" w:name="_Toc135816536"/>
+      <w:bookmarkStart w:id="11" w:name="_Toc193469004"/>
       <w:r>
         <w:rPr>
           <w:rFonts w:eastAsia="黑体" w:hint="eastAsia"/>
@@ -8171,24 +8518,20 @@
         </w:rPr>
         <w:t>基础概念</w:t>
       </w:r>
-      <w:bookmarkEnd w:id="8"/>
-      <w:bookmarkEnd w:id="9"/>
-    </w:p>
-    <w:p>
-      <w:pPr>
-        <w:pStyle w:val="ac"/>
+      <w:bookmarkEnd w:id="10"/>
+      <w:bookmarkEnd w:id="11"/>
+    </w:p>
+    <w:p>
+      <w:pPr>
+        <w:pStyle w:val="ad"/>
         <w:tabs>
           <w:tab w:val="clear" w:pos="4153"/>
           <w:tab w:val="clear" w:pos="8306"/>
         </w:tabs>
         <w:spacing w:line="360" w:lineRule="auto"/>
         <w:ind w:firstLineChars="200" w:firstLine="480"/>
-        <w:rPr>
-          <w:rFonts w:hint="eastAsia"/>
-        </w:rPr>
-      </w:pPr>
-      <w:bookmarkStart w:id="10" w:name="_Toc135816537"/>
-      <w:bookmarkStart w:id="11" w:name="_Toc193465205"/>
+      </w:pPr>
+      <w:bookmarkStart w:id="12" w:name="_Toc135816537"/>
       <w:r>
         <w:rPr>
           <w:rFonts w:hint="eastAsia"/>
@@ -8257,29 +8600,26 @@
         <w:pStyle w:val="21"/>
         <w:spacing w:line="360" w:lineRule="auto"/>
         <w:rPr>
-          <w:rFonts w:hint="eastAsia"/>
           <w:b w:val="0"/>
           <w:sz w:val="24"/>
         </w:rPr>
       </w:pPr>
-      <w:bookmarkStart w:id="12" w:name="_Toc193465206"/>
-      <w:bookmarkEnd w:id="10"/>
-      <w:bookmarkEnd w:id="11"/>
+      <w:bookmarkStart w:id="13" w:name="_Toc193469005"/>
+      <w:bookmarkEnd w:id="12"/>
       <w:r>
         <w:rPr>
           <w:rFonts w:hint="eastAsia"/>
           <w:b w:val="0"/>
           <w:sz w:val="24"/>
         </w:rPr>
-        <w:t>2</w:t>
-      </w:r>
-      <w:r>
-        <w:rPr>
-          <w:rFonts w:hint="eastAsia"/>
+        <w:t>2.1</w:t>
+      </w:r>
+      <w:r>
+        <w:rPr>
           <w:b w:val="0"/>
           <w:sz w:val="24"/>
         </w:rPr>
-        <w:t>.</w:t>
+        <w:t xml:space="preserve"> </w:t>
       </w:r>
       <w:r>
         <w:rPr>
@@ -8287,27 +8627,13 @@
           <w:b w:val="0"/>
           <w:sz w:val="24"/>
         </w:rPr>
-        <w:t>1</w:t>
-      </w:r>
-      <w:r>
-        <w:rPr>
-          <w:b w:val="0"/>
-          <w:sz w:val="24"/>
-        </w:rPr>
-        <w:t xml:space="preserve"> </w:t>
-      </w:r>
-      <w:r>
-        <w:rPr>
-          <w:rFonts w:hint="eastAsia"/>
-          <w:b w:val="0"/>
-          <w:sz w:val="24"/>
-        </w:rPr>
         <w:t>注意力机制</w:t>
       </w:r>
-    </w:p>
-    <w:p>
-      <w:pPr>
-        <w:pStyle w:val="ac"/>
+      <w:bookmarkEnd w:id="13"/>
+    </w:p>
+    <w:p>
+      <w:pPr>
+        <w:pStyle w:val="ad"/>
         <w:tabs>
           <w:tab w:val="clear" w:pos="4153"/>
           <w:tab w:val="clear" w:pos="8306"/>
@@ -8396,26 +8722,19 @@
           <w:rFonts w:hint="eastAsia"/>
           <w:vertAlign w:val="superscript"/>
         </w:rPr>
-        <w:t>[</w:t>
-      </w:r>
-      <w:r>
-        <w:rPr>
-          <w:rFonts w:hint="eastAsia"/>
+        <w:t>[10</w:t>
+      </w:r>
+      <w:r>
+        <w:rPr>
           <w:vertAlign w:val="superscript"/>
         </w:rPr>
-        <w:t>10</w:t>
-      </w:r>
-      <w:r>
-        <w:rPr>
+        <w:t>]</w:t>
+      </w:r>
+      <w:r>
+        <w:rPr>
+          <w:rFonts w:hint="eastAsia"/>
           <w:vertAlign w:val="superscript"/>
         </w:rPr>
-        <w:t>]</w:t>
-      </w:r>
-      <w:r>
-        <w:rPr>
-          <w:rFonts w:hint="eastAsia"/>
-          <w:vertAlign w:val="superscript"/>
-        </w:rPr>
         <w:t xml:space="preserve"> </w:t>
       </w:r>
       <w:r>
@@ -8433,16 +8752,13 @@
     </w:p>
     <w:p>
       <w:pPr>
-        <w:pStyle w:val="ac"/>
+        <w:pStyle w:val="ad"/>
         <w:tabs>
           <w:tab w:val="clear" w:pos="4153"/>
           <w:tab w:val="clear" w:pos="8306"/>
         </w:tabs>
         <w:spacing w:line="360" w:lineRule="auto"/>
         <w:ind w:firstLineChars="200" w:firstLine="480"/>
-        <w:rPr>
-          <w:rFonts w:hint="eastAsia"/>
-        </w:rPr>
       </w:pPr>
       <w:r>
         <w:rPr>
@@ -8522,35 +8838,33 @@
         <w:pStyle w:val="21"/>
         <w:spacing w:line="360" w:lineRule="auto"/>
         <w:rPr>
-          <w:rFonts w:hint="eastAsia"/>
           <w:b w:val="0"/>
           <w:sz w:val="24"/>
         </w:rPr>
       </w:pPr>
-      <w:bookmarkStart w:id="13" w:name="_Toc193465207"/>
-      <w:bookmarkEnd w:id="12"/>
+      <w:bookmarkStart w:id="14" w:name="_Toc193469006"/>
       <w:r>
         <w:rPr>
           <w:rFonts w:hint="eastAsia"/>
           <w:b w:val="0"/>
           <w:sz w:val="24"/>
         </w:rPr>
-        <w:t>2.</w:t>
-      </w:r>
-      <w:r>
-        <w:rPr>
-          <w:rFonts w:hint="eastAsia"/>
+        <w:t>2.2</w:t>
+      </w:r>
+      <w:r>
+        <w:rPr>
           <w:b w:val="0"/>
           <w:sz w:val="24"/>
         </w:rPr>
-        <w:t>2</w:t>
-      </w:r>
-      <w:r>
-        <w:rPr>
+        <w:t xml:space="preserve"> </w:t>
+      </w:r>
+      <w:r>
+        <w:rPr>
+          <w:rFonts w:hint="eastAsia"/>
           <w:b w:val="0"/>
           <w:sz w:val="24"/>
         </w:rPr>
-        <w:t xml:space="preserve"> </w:t>
+        <w:t>大语言模型（</w:t>
       </w:r>
       <w:r>
         <w:rPr>
@@ -8558,7 +8872,7 @@
           <w:b w:val="0"/>
           <w:sz w:val="24"/>
         </w:rPr>
-        <w:t>大语言模型（</w:t>
+        <w:t>LLM</w:t>
       </w:r>
       <w:r>
         <w:rPr>
@@ -8566,20 +8880,13 @@
           <w:b w:val="0"/>
           <w:sz w:val="24"/>
         </w:rPr>
-        <w:t>LLM</w:t>
-      </w:r>
-      <w:r>
-        <w:rPr>
-          <w:rFonts w:hint="eastAsia"/>
-          <w:b w:val="0"/>
-          <w:sz w:val="24"/>
-        </w:rPr>
         <w:t>）</w:t>
       </w:r>
-    </w:p>
-    <w:p>
-      <w:pPr>
-        <w:pStyle w:val="ac"/>
+      <w:bookmarkEnd w:id="14"/>
+    </w:p>
+    <w:p>
+      <w:pPr>
+        <w:pStyle w:val="ad"/>
         <w:tabs>
           <w:tab w:val="clear" w:pos="4153"/>
           <w:tab w:val="clear" w:pos="8306"/>
@@ -8826,7 +9133,7 @@
     </w:p>
     <w:p>
       <w:pPr>
-        <w:pStyle w:val="ac"/>
+        <w:pStyle w:val="ad"/>
         <w:tabs>
           <w:tab w:val="clear" w:pos="4153"/>
           <w:tab w:val="clear" w:pos="8306"/>
@@ -9013,7 +9320,7 @@
     </w:p>
     <w:p>
       <w:pPr>
-        <w:pStyle w:val="ac"/>
+        <w:pStyle w:val="ad"/>
         <w:tabs>
           <w:tab w:val="clear" w:pos="4153"/>
           <w:tab w:val="clear" w:pos="8306"/>
@@ -9089,33 +9396,33 @@
         <w:pStyle w:val="21"/>
         <w:spacing w:line="360" w:lineRule="auto"/>
         <w:rPr>
-          <w:rFonts w:hint="eastAsia"/>
           <w:b w:val="0"/>
           <w:sz w:val="24"/>
         </w:rPr>
       </w:pPr>
+      <w:bookmarkStart w:id="15" w:name="_Toc193469007"/>
       <w:r>
         <w:rPr>
           <w:rFonts w:hint="eastAsia"/>
           <w:b w:val="0"/>
           <w:sz w:val="24"/>
         </w:rPr>
-        <w:t>2.</w:t>
-      </w:r>
-      <w:r>
-        <w:rPr>
-          <w:rFonts w:hint="eastAsia"/>
+        <w:t>2.3</w:t>
+      </w:r>
+      <w:r>
+        <w:rPr>
           <w:b w:val="0"/>
           <w:sz w:val="24"/>
         </w:rPr>
-        <w:t>3</w:t>
-      </w:r>
-      <w:r>
-        <w:rPr>
+        <w:t xml:space="preserve"> </w:t>
+      </w:r>
+      <w:r>
+        <w:rPr>
+          <w:rFonts w:hint="eastAsia"/>
           <w:b w:val="0"/>
           <w:sz w:val="24"/>
         </w:rPr>
-        <w:t xml:space="preserve"> </w:t>
+        <w:t>检索增强生成（</w:t>
       </w:r>
       <w:r>
         <w:rPr>
@@ -9123,7 +9430,7 @@
           <w:b w:val="0"/>
           <w:sz w:val="24"/>
         </w:rPr>
-        <w:t>检索增强生成（</w:t>
+        <w:t>RAG</w:t>
       </w:r>
       <w:r>
         <w:rPr>
@@ -9131,20 +9438,13 @@
           <w:b w:val="0"/>
           <w:sz w:val="24"/>
         </w:rPr>
-        <w:t>RAG</w:t>
-      </w:r>
-      <w:r>
-        <w:rPr>
-          <w:rFonts w:hint="eastAsia"/>
-          <w:b w:val="0"/>
-          <w:sz w:val="24"/>
-        </w:rPr>
         <w:t>）</w:t>
       </w:r>
-    </w:p>
-    <w:p>
-      <w:pPr>
-        <w:pStyle w:val="ac"/>
+      <w:bookmarkEnd w:id="15"/>
+    </w:p>
+    <w:p>
+      <w:pPr>
+        <w:pStyle w:val="ad"/>
         <w:tabs>
           <w:tab w:val="clear" w:pos="4153"/>
           <w:tab w:val="clear" w:pos="8306"/>
@@ -9267,7 +9567,7 @@
     </w:p>
     <w:p>
       <w:pPr>
-        <w:pStyle w:val="ac"/>
+        <w:pStyle w:val="ad"/>
         <w:tabs>
           <w:tab w:val="clear" w:pos="4153"/>
           <w:tab w:val="clear" w:pos="8306"/>
@@ -9412,19 +9712,20 @@
       <w:pPr>
         <w:pStyle w:val="21"/>
         <w:spacing w:line="360" w:lineRule="auto"/>
-        <w:rPr>
-          <w:rFonts w:hint="eastAsia"/>
+        <w:outlineLvl w:val="2"/>
+        <w:rPr>
           <w:b w:val="0"/>
           <w:sz w:val="24"/>
         </w:rPr>
       </w:pPr>
+      <w:bookmarkStart w:id="16" w:name="_Toc193469008"/>
       <w:r>
         <w:rPr>
           <w:rFonts w:hint="eastAsia"/>
           <w:b w:val="0"/>
           <w:sz w:val="24"/>
         </w:rPr>
-        <w:t>1.2.3</w:t>
+        <w:t>2.3.1</w:t>
       </w:r>
       <w:r>
         <w:rPr>
@@ -9441,10 +9742,11 @@
         </w:rPr>
         <w:t>算法分析</w:t>
       </w:r>
-    </w:p>
-    <w:p>
-      <w:pPr>
-        <w:pStyle w:val="ac"/>
+      <w:bookmarkEnd w:id="16"/>
+    </w:p>
+    <w:p>
+      <w:pPr>
+        <w:pStyle w:val="ad"/>
         <w:tabs>
           <w:tab w:val="clear" w:pos="4153"/>
           <w:tab w:val="clear" w:pos="8306"/>
@@ -9456,7 +9758,6 @@
         <w:rPr>
           <w:rFonts w:hint="eastAsia"/>
         </w:rPr>
-        <w:lastRenderedPageBreak/>
         <w:t>我们的系统实现了一个轻量级</w:t>
       </w:r>
       <w:r>
@@ -9504,7 +9805,7 @@
     </w:p>
     <w:p>
       <w:pPr>
-        <w:pStyle w:val="ac"/>
+        <w:pStyle w:val="ad"/>
         <w:tabs>
           <w:tab w:val="clear" w:pos="4153"/>
           <w:tab w:val="clear" w:pos="8306"/>
@@ -9629,16 +9930,13 @@
     </w:p>
     <w:p>
       <w:pPr>
-        <w:pStyle w:val="ac"/>
+        <w:pStyle w:val="ad"/>
         <w:tabs>
           <w:tab w:val="clear" w:pos="4153"/>
           <w:tab w:val="clear" w:pos="8306"/>
         </w:tabs>
         <w:spacing w:line="360" w:lineRule="auto"/>
         <w:ind w:firstLineChars="200" w:firstLine="480"/>
-        <w:rPr>
-          <w:rFonts w:hint="eastAsia"/>
-        </w:rPr>
       </w:pPr>
       <w:r>
         <w:rPr>
@@ -9689,6 +9987,3034 @@
     </w:p>
     <w:p>
       <w:pPr>
+        <w:pStyle w:val="a6"/>
+      </w:pPr>
+      <m:oMathPara>
+        <m:oMathParaPr>
+          <m:jc m:val="center"/>
+        </m:oMathParaPr>
+        <m:oMath>
+          <m:r>
+            <m:rPr>
+              <m:scr m:val="script"/>
+              <m:sty m:val="p"/>
+            </m:rPr>
+            <w:rPr>
+              <w:rFonts w:ascii="Cambria Math" w:hAnsi="Cambria Math"/>
+              <w:sz w:val="24"/>
+            </w:rPr>
+            <m:t>C={</m:t>
+          </m:r>
+          <m:sSub>
+            <m:sSubPr>
+              <m:ctrlPr>
+                <w:rPr>
+                  <w:rFonts w:ascii="Cambria Math" w:hAnsi="Cambria Math"/>
+                  <w:sz w:val="24"/>
+                </w:rPr>
+              </m:ctrlPr>
+            </m:sSubPr>
+            <m:e>
+              <m:r>
+                <w:rPr>
+                  <w:rFonts w:ascii="Cambria Math" w:hAnsi="Cambria Math"/>
+                  <w:sz w:val="24"/>
+                </w:rPr>
+                <m:t>C</m:t>
+              </m:r>
+            </m:e>
+            <m:sub>
+              <m:r>
+                <w:rPr>
+                  <w:rFonts w:ascii="Cambria Math" w:hAnsi="Cambria Math"/>
+                  <w:sz w:val="24"/>
+                </w:rPr>
+                <m:t>1</m:t>
+              </m:r>
+            </m:sub>
+          </m:sSub>
+          <m:r>
+            <m:rPr>
+              <m:sty m:val="p"/>
+            </m:rPr>
+            <w:rPr>
+              <w:rFonts w:ascii="Cambria Math" w:hAnsi="Cambria Math"/>
+              <w:sz w:val="24"/>
+            </w:rPr>
+            <m:t>,</m:t>
+          </m:r>
+          <m:sSub>
+            <m:sSubPr>
+              <m:ctrlPr>
+                <w:rPr>
+                  <w:rFonts w:ascii="Cambria Math" w:hAnsi="Cambria Math"/>
+                  <w:sz w:val="24"/>
+                </w:rPr>
+              </m:ctrlPr>
+            </m:sSubPr>
+            <m:e>
+              <m:r>
+                <w:rPr>
+                  <w:rFonts w:ascii="Cambria Math" w:hAnsi="Cambria Math"/>
+                  <w:sz w:val="24"/>
+                </w:rPr>
+                <m:t>C</m:t>
+              </m:r>
+            </m:e>
+            <m:sub>
+              <m:r>
+                <w:rPr>
+                  <w:rFonts w:ascii="Cambria Math" w:hAnsi="Cambria Math"/>
+                  <w:sz w:val="24"/>
+                </w:rPr>
+                <m:t>2</m:t>
+              </m:r>
+            </m:sub>
+          </m:sSub>
+          <m:r>
+            <m:rPr>
+              <m:sty m:val="p"/>
+            </m:rPr>
+            <w:rPr>
+              <w:rFonts w:ascii="Cambria Math" w:hAnsi="Cambria Math"/>
+              <w:sz w:val="24"/>
+            </w:rPr>
+            <m:t>,...,</m:t>
+          </m:r>
+          <m:sSub>
+            <m:sSubPr>
+              <m:ctrlPr>
+                <w:rPr>
+                  <w:rFonts w:ascii="Cambria Math" w:hAnsi="Cambria Math"/>
+                  <w:sz w:val="24"/>
+                </w:rPr>
+              </m:ctrlPr>
+            </m:sSubPr>
+            <m:e>
+              <m:r>
+                <w:rPr>
+                  <w:rFonts w:ascii="Cambria Math" w:hAnsi="Cambria Math"/>
+                  <w:sz w:val="24"/>
+                </w:rPr>
+                <m:t>C</m:t>
+              </m:r>
+            </m:e>
+            <m:sub>
+              <m:r>
+                <w:rPr>
+                  <w:rFonts w:ascii="Cambria Math" w:hAnsi="Cambria Math"/>
+                  <w:sz w:val="24"/>
+                </w:rPr>
+                <m:t>n</m:t>
+              </m:r>
+            </m:sub>
+          </m:sSub>
+          <m:r>
+            <m:rPr>
+              <m:sty m:val="p"/>
+            </m:rPr>
+            <w:rPr>
+              <w:rFonts w:ascii="Cambria Math" w:hAnsi="Cambria Math"/>
+              <w:sz w:val="24"/>
+            </w:rPr>
+            <m:t>}</m:t>
+          </m:r>
+        </m:oMath>
+      </m:oMathPara>
+    </w:p>
+    <w:p>
+      <w:pPr>
+        <w:pStyle w:val="ad"/>
+        <w:tabs>
+          <w:tab w:val="clear" w:pos="4153"/>
+          <w:tab w:val="clear" w:pos="8306"/>
+        </w:tabs>
+        <w:spacing w:line="360" w:lineRule="auto"/>
+        <w:ind w:firstLineChars="200" w:firstLine="480"/>
+      </w:pPr>
+      <w:r>
+        <w:rPr>
+          <w:rFonts w:hint="eastAsia"/>
+        </w:rPr>
+        <w:t>我</w:t>
+      </w:r>
+      <w:r>
+        <w:rPr>
+          <w:rFonts w:hint="eastAsia"/>
+        </w:rPr>
+        <w:t>们采用了</w:t>
+      </w:r>
+      <w:r>
+        <w:rPr>
+          <w:rStyle w:val="VerbatimChar"/>
+        </w:rPr>
+        <w:t>sentence-transformers/all-MiniLM-L6-v2</w:t>
+      </w:r>
+      <w:proofErr w:type="gramStart"/>
+      <w:r>
+        <w:rPr>
+          <w:rFonts w:hint="eastAsia"/>
+        </w:rPr>
+        <w:t>预训练</w:t>
+      </w:r>
+      <w:proofErr w:type="gramEnd"/>
+      <w:r>
+        <w:rPr>
+          <w:rFonts w:hint="eastAsia"/>
+        </w:rPr>
+        <w:t>模型计算每个片段</w:t>
+      </w:r>
+      <w:r>
+        <w:t xml:space="preserve"> </w:t>
+      </w:r>
+      <m:oMath>
+        <m:sSub>
+          <m:sSubPr>
+            <m:ctrlPr>
+              <w:rPr>
+                <w:rFonts w:ascii="Cambria Math" w:hAnsi="Cambria Math"/>
+              </w:rPr>
+            </m:ctrlPr>
+          </m:sSubPr>
+          <m:e>
+            <m:r>
+              <w:rPr>
+                <w:rFonts w:ascii="Cambria Math" w:hAnsi="Cambria Math"/>
+              </w:rPr>
+              <m:t>C</m:t>
+            </m:r>
+          </m:e>
+          <m:sub>
+            <m:r>
+              <w:rPr>
+                <w:rFonts w:ascii="Cambria Math" w:hAnsi="Cambria Math"/>
+              </w:rPr>
+              <m:t>i</m:t>
+            </m:r>
+          </m:sub>
+        </m:sSub>
+      </m:oMath>
+      <w:r>
+        <w:t xml:space="preserve"> </w:t>
+      </w:r>
+      <w:r>
+        <w:rPr>
+          <w:rFonts w:hint="eastAsia"/>
+        </w:rPr>
+        <w:t>的嵌入向量</w:t>
+      </w:r>
+      <w:r>
+        <w:t xml:space="preserve"> </w:t>
+      </w:r>
+      <m:oMath>
+        <m:sSub>
+          <m:sSubPr>
+            <m:ctrlPr>
+              <w:rPr>
+                <w:rFonts w:ascii="Cambria Math" w:hAnsi="Cambria Math"/>
+              </w:rPr>
+            </m:ctrlPr>
+          </m:sSubPr>
+          <m:e>
+            <m:r>
+              <w:rPr>
+                <w:rFonts w:ascii="Cambria Math" w:hAnsi="Cambria Math"/>
+              </w:rPr>
+              <m:t>E</m:t>
+            </m:r>
+          </m:e>
+          <m:sub>
+            <m:sSub>
+              <m:sSubPr>
+                <m:ctrlPr>
+                  <w:rPr>
+                    <w:rFonts w:ascii="Cambria Math" w:hAnsi="Cambria Math"/>
+                  </w:rPr>
+                </m:ctrlPr>
+              </m:sSubPr>
+              <m:e>
+                <m:r>
+                  <w:rPr>
+                    <w:rFonts w:ascii="Cambria Math" w:hAnsi="Cambria Math"/>
+                  </w:rPr>
+                  <m:t>C</m:t>
+                </m:r>
+              </m:e>
+              <m:sub>
+                <m:r>
+                  <w:rPr>
+                    <w:rFonts w:ascii="Cambria Math" w:hAnsi="Cambria Math"/>
+                  </w:rPr>
+                  <m:t>i</m:t>
+                </m:r>
+              </m:sub>
+            </m:sSub>
+          </m:sub>
+        </m:sSub>
+      </m:oMath>
+      <w:r>
+        <w:rPr>
+          <w:rFonts w:hint="eastAsia"/>
+        </w:rPr>
+        <w:t>：</w:t>
+      </w:r>
+    </w:p>
+    <w:p>
+      <w:pPr>
+        <w:pStyle w:val="a6"/>
+      </w:pPr>
+      <m:oMathPara>
+        <m:oMathParaPr>
+          <m:jc m:val="center"/>
+        </m:oMathParaPr>
+        <m:oMath>
+          <m:r>
+            <w:rPr>
+              <w:rFonts w:ascii="Cambria Math" w:hAnsi="Cambria Math"/>
+              <w:sz w:val="24"/>
+            </w:rPr>
+            <m:t>H</m:t>
+          </m:r>
+          <m:r>
+            <m:rPr>
+              <m:sty m:val="p"/>
+            </m:rPr>
+            <w:rPr>
+              <w:rFonts w:ascii="Cambria Math" w:hAnsi="Cambria Math"/>
+              <w:sz w:val="24"/>
+            </w:rPr>
+            <m:t>=</m:t>
+          </m:r>
+          <m:r>
+            <m:rPr>
+              <m:nor/>
+            </m:rPr>
+            <w:rPr>
+              <w:sz w:val="24"/>
+            </w:rPr>
+            <m:t>Transformer</m:t>
+          </m:r>
+          <m:r>
+            <m:rPr>
+              <m:sty m:val="p"/>
+            </m:rPr>
+            <w:rPr>
+              <w:rFonts w:ascii="Cambria Math" w:hAnsi="Cambria Math"/>
+              <w:sz w:val="24"/>
+            </w:rPr>
+            <m:t>(</m:t>
+          </m:r>
+          <m:sSub>
+            <m:sSubPr>
+              <m:ctrlPr>
+                <w:rPr>
+                  <w:rFonts w:ascii="Cambria Math" w:hAnsi="Cambria Math"/>
+                  <w:sz w:val="24"/>
+                </w:rPr>
+              </m:ctrlPr>
+            </m:sSubPr>
+            <m:e>
+              <m:r>
+                <w:rPr>
+                  <w:rFonts w:ascii="Cambria Math" w:hAnsi="Cambria Math"/>
+                  <w:sz w:val="24"/>
+                </w:rPr>
+                <m:t>C</m:t>
+              </m:r>
+            </m:e>
+            <m:sub>
+              <m:r>
+                <w:rPr>
+                  <w:rFonts w:ascii="Cambria Math" w:hAnsi="Cambria Math"/>
+                  <w:sz w:val="24"/>
+                </w:rPr>
+                <m:t>i</m:t>
+              </m:r>
+            </m:sub>
+          </m:sSub>
+          <m:r>
+            <m:rPr>
+              <m:sty m:val="p"/>
+            </m:rPr>
+            <w:rPr>
+              <w:rFonts w:ascii="Cambria Math" w:hAnsi="Cambria Math"/>
+              <w:sz w:val="24"/>
+            </w:rPr>
+            <m:t>)∈</m:t>
+          </m:r>
+          <m:sSup>
+            <m:sSupPr>
+              <m:ctrlPr>
+                <w:rPr>
+                  <w:rFonts w:ascii="Cambria Math" w:hAnsi="Cambria Math"/>
+                  <w:sz w:val="24"/>
+                </w:rPr>
+              </m:ctrlPr>
+            </m:sSupPr>
+            <m:e>
+              <m:r>
+                <m:rPr>
+                  <m:scr m:val="double-struck"/>
+                  <m:sty m:val="p"/>
+                </m:rPr>
+                <w:rPr>
+                  <w:rFonts w:ascii="Cambria Math" w:hAnsi="Cambria Math"/>
+                  <w:sz w:val="24"/>
+                </w:rPr>
+                <m:t>R</m:t>
+              </m:r>
+            </m:e>
+            <m:sup>
+              <m:r>
+                <w:rPr>
+                  <w:rFonts w:ascii="Cambria Math" w:hAnsi="Cambria Math"/>
+                  <w:sz w:val="24"/>
+                </w:rPr>
+                <m:t>L</m:t>
+              </m:r>
+              <m:r>
+                <m:rPr>
+                  <m:sty m:val="p"/>
+                </m:rPr>
+                <w:rPr>
+                  <w:rFonts w:ascii="Cambria Math" w:hAnsi="Cambria Math"/>
+                  <w:sz w:val="24"/>
+                </w:rPr>
+                <m:t>×</m:t>
+              </m:r>
+              <m:r>
+                <w:rPr>
+                  <w:rFonts w:ascii="Cambria Math" w:hAnsi="Cambria Math"/>
+                  <w:sz w:val="24"/>
+                </w:rPr>
+                <m:t>d</m:t>
+              </m:r>
+            </m:sup>
+          </m:sSup>
+        </m:oMath>
+      </m:oMathPara>
+    </w:p>
+    <w:p>
+      <w:pPr>
+        <w:pStyle w:val="ad"/>
+        <w:tabs>
+          <w:tab w:val="clear" w:pos="4153"/>
+          <w:tab w:val="clear" w:pos="8306"/>
+        </w:tabs>
+        <w:spacing w:line="360" w:lineRule="auto"/>
+        <w:ind w:firstLineChars="200" w:firstLine="480"/>
+      </w:pPr>
+      <w:r>
+        <w:rPr>
+          <w:rFonts w:hint="eastAsia"/>
+        </w:rPr>
+        <w:t>其中：</w:t>
+      </w:r>
+      <m:oMath>
+        <m:r>
+          <w:rPr>
+            <w:rFonts w:ascii="Cambria Math" w:hAnsi="Cambria Math"/>
+          </w:rPr>
+          <m:t>H</m:t>
+        </m:r>
+      </m:oMath>
+      <w:r>
+        <w:t xml:space="preserve"> </w:t>
+      </w:r>
+      <w:r>
+        <w:rPr>
+          <w:rFonts w:hint="eastAsia"/>
+        </w:rPr>
+        <w:t>是隐藏状态矩阵，</w:t>
+      </w:r>
+      <m:oMath>
+        <m:r>
+          <w:rPr>
+            <w:rFonts w:ascii="Cambria Math" w:hAnsi="Cambria Math"/>
+          </w:rPr>
+          <m:t>L</m:t>
+        </m:r>
+      </m:oMath>
+      <w:r>
+        <w:t xml:space="preserve"> </w:t>
+      </w:r>
+      <w:r>
+        <w:rPr>
+          <w:rFonts w:hint="eastAsia"/>
+        </w:rPr>
+        <w:t>是序列长度，</w:t>
+      </w:r>
+      <m:oMath>
+        <m:r>
+          <w:rPr>
+            <w:rFonts w:ascii="Cambria Math" w:hAnsi="Cambria Math"/>
+          </w:rPr>
+          <m:t>d</m:t>
+        </m:r>
+      </m:oMath>
+      <w:r>
+        <w:t xml:space="preserve"> </w:t>
+      </w:r>
+      <w:r>
+        <w:rPr>
+          <w:rFonts w:hint="eastAsia"/>
+        </w:rPr>
+        <w:t>是嵌入维度。使用</w:t>
+      </w:r>
+      <w:r>
+        <w:rPr>
+          <w:rFonts w:hint="eastAsia"/>
+          <w:b/>
+          <w:bCs/>
+        </w:rPr>
+        <w:t>加权平均池化（</w:t>
+      </w:r>
+      <w:r>
+        <w:rPr>
+          <w:rFonts w:hint="eastAsia"/>
+          <w:b/>
+          <w:bCs/>
+        </w:rPr>
+        <w:t>Mean</w:t>
+      </w:r>
+      <w:r>
+        <w:rPr>
+          <w:b/>
+          <w:bCs/>
+        </w:rPr>
+        <w:t xml:space="preserve"> </w:t>
+      </w:r>
+      <w:r>
+        <w:rPr>
+          <w:rFonts w:hint="eastAsia"/>
+          <w:b/>
+          <w:bCs/>
+        </w:rPr>
+        <w:t>Pooling</w:t>
+      </w:r>
+      <w:r>
+        <w:rPr>
+          <w:rFonts w:hint="eastAsia"/>
+          <w:b/>
+          <w:bCs/>
+        </w:rPr>
+        <w:t>）</w:t>
+      </w:r>
+      <w:r>
+        <w:rPr>
+          <w:rFonts w:hint="eastAsia"/>
+        </w:rPr>
+        <w:t>计算最终的片段</w:t>
+      </w:r>
+      <w:r>
+        <w:rPr>
+          <w:rFonts w:hint="eastAsia"/>
+        </w:rPr>
+        <w:t>embedding</w:t>
+      </w:r>
+      <w:r>
+        <w:rPr>
+          <w:rFonts w:hint="eastAsia"/>
+        </w:rPr>
+        <w:t>：</w:t>
+      </w:r>
+    </w:p>
+    <w:p>
+      <w:pPr>
+        <w:pStyle w:val="a6"/>
+      </w:pPr>
+      <m:oMathPara>
+        <m:oMathParaPr>
+          <m:jc m:val="center"/>
+        </m:oMathParaPr>
+        <m:oMath>
+          <m:sSub>
+            <m:sSubPr>
+              <m:ctrlPr>
+                <w:rPr>
+                  <w:rFonts w:ascii="Cambria Math" w:hAnsi="Cambria Math"/>
+                  <w:sz w:val="24"/>
+                </w:rPr>
+              </m:ctrlPr>
+            </m:sSubPr>
+            <m:e>
+              <m:r>
+                <w:rPr>
+                  <w:rFonts w:ascii="Cambria Math" w:hAnsi="Cambria Math"/>
+                  <w:sz w:val="24"/>
+                </w:rPr>
+                <m:t>E</m:t>
+              </m:r>
+            </m:e>
+            <m:sub>
+              <m:sSub>
+                <m:sSubPr>
+                  <m:ctrlPr>
+                    <w:rPr>
+                      <w:rFonts w:ascii="Cambria Math" w:hAnsi="Cambria Math"/>
+                      <w:sz w:val="24"/>
+                    </w:rPr>
+                  </m:ctrlPr>
+                </m:sSubPr>
+                <m:e>
+                  <m:r>
+                    <w:rPr>
+                      <w:rFonts w:ascii="Cambria Math" w:hAnsi="Cambria Math"/>
+                      <w:sz w:val="24"/>
+                    </w:rPr>
+                    <m:t>C</m:t>
+                  </m:r>
+                </m:e>
+                <m:sub>
+                  <m:r>
+                    <w:rPr>
+                      <w:rFonts w:ascii="Cambria Math" w:hAnsi="Cambria Math"/>
+                      <w:sz w:val="24"/>
+                    </w:rPr>
+                    <m:t>i</m:t>
+                  </m:r>
+                </m:sub>
+              </m:sSub>
+            </m:sub>
+          </m:sSub>
+          <m:r>
+            <m:rPr>
+              <m:sty m:val="p"/>
+            </m:rPr>
+            <w:rPr>
+              <w:rFonts w:ascii="Cambria Math" w:hAnsi="Cambria Math"/>
+              <w:sz w:val="24"/>
+            </w:rPr>
+            <m:t>=</m:t>
+          </m:r>
+          <m:f>
+            <m:fPr>
+              <m:ctrlPr>
+                <w:rPr>
+                  <w:rFonts w:ascii="Cambria Math" w:hAnsi="Cambria Math"/>
+                  <w:sz w:val="24"/>
+                </w:rPr>
+              </m:ctrlPr>
+            </m:fPr>
+            <m:num>
+              <m:nary>
+                <m:naryPr>
+                  <m:chr m:val="∑"/>
+                  <m:limLoc m:val="undOvr"/>
+                  <m:ctrlPr>
+                    <w:rPr>
+                      <w:rFonts w:ascii="Cambria Math" w:hAnsi="Cambria Math"/>
+                      <w:sz w:val="24"/>
+                    </w:rPr>
+                  </m:ctrlPr>
+                </m:naryPr>
+                <m:sub>
+                  <m:r>
+                    <w:rPr>
+                      <w:rFonts w:ascii="Cambria Math" w:hAnsi="Cambria Math"/>
+                      <w:sz w:val="24"/>
+                    </w:rPr>
+                    <m:t>j</m:t>
+                  </m:r>
+                  <m:r>
+                    <m:rPr>
+                      <m:sty m:val="p"/>
+                    </m:rPr>
+                    <w:rPr>
+                      <w:rFonts w:ascii="Cambria Math" w:hAnsi="Cambria Math"/>
+                      <w:sz w:val="24"/>
+                    </w:rPr>
+                    <m:t>=</m:t>
+                  </m:r>
+                  <m:r>
+                    <w:rPr>
+                      <w:rFonts w:ascii="Cambria Math" w:hAnsi="Cambria Math"/>
+                      <w:sz w:val="24"/>
+                    </w:rPr>
+                    <m:t>1</m:t>
+                  </m:r>
+                </m:sub>
+                <m:sup>
+                  <m:r>
+                    <w:rPr>
+                      <w:rFonts w:ascii="Cambria Math" w:hAnsi="Cambria Math"/>
+                      <w:sz w:val="24"/>
+                    </w:rPr>
+                    <m:t>L</m:t>
+                  </m:r>
+                </m:sup>
+                <m:e>
+                  <m:sSub>
+                    <m:sSubPr>
+                      <m:ctrlPr>
+                        <w:rPr>
+                          <w:rFonts w:ascii="Cambria Math" w:hAnsi="Cambria Math"/>
+                          <w:sz w:val="24"/>
+                        </w:rPr>
+                      </m:ctrlPr>
+                    </m:sSubPr>
+                    <m:e>
+                      <m:r>
+                        <w:rPr>
+                          <w:rFonts w:ascii="Cambria Math" w:hAnsi="Cambria Math"/>
+                          <w:sz w:val="24"/>
+                        </w:rPr>
+                        <m:t>H</m:t>
+                      </m:r>
+                    </m:e>
+                    <m:sub>
+                      <m:r>
+                        <w:rPr>
+                          <w:rFonts w:ascii="Cambria Math" w:hAnsi="Cambria Math"/>
+                          <w:sz w:val="24"/>
+                        </w:rPr>
+                        <m:t>j</m:t>
+                      </m:r>
+                    </m:sub>
+                  </m:sSub>
+                </m:e>
+              </m:nary>
+              <m:r>
+                <m:rPr>
+                  <m:sty m:val="p"/>
+                </m:rPr>
+                <w:rPr>
+                  <w:rFonts w:ascii="Cambria Math" w:hAnsi="Cambria Math"/>
+                  <w:sz w:val="24"/>
+                </w:rPr>
+                <m:t>⋅</m:t>
+              </m:r>
+              <m:sSub>
+                <m:sSubPr>
+                  <m:ctrlPr>
+                    <w:rPr>
+                      <w:rFonts w:ascii="Cambria Math" w:hAnsi="Cambria Math"/>
+                      <w:sz w:val="24"/>
+                    </w:rPr>
+                  </m:ctrlPr>
+                </m:sSubPr>
+                <m:e>
+                  <m:r>
+                    <w:rPr>
+                      <w:rFonts w:ascii="Cambria Math" w:hAnsi="Cambria Math"/>
+                      <w:sz w:val="24"/>
+                    </w:rPr>
+                    <m:t>M</m:t>
+                  </m:r>
+                </m:e>
+                <m:sub>
+                  <m:r>
+                    <w:rPr>
+                      <w:rFonts w:ascii="Cambria Math" w:hAnsi="Cambria Math"/>
+                      <w:sz w:val="24"/>
+                    </w:rPr>
+                    <m:t>j</m:t>
+                  </m:r>
+                </m:sub>
+              </m:sSub>
+            </m:num>
+            <m:den>
+              <m:nary>
+                <m:naryPr>
+                  <m:chr m:val="∑"/>
+                  <m:limLoc m:val="undOvr"/>
+                  <m:ctrlPr>
+                    <w:rPr>
+                      <w:rFonts w:ascii="Cambria Math" w:hAnsi="Cambria Math"/>
+                      <w:sz w:val="24"/>
+                    </w:rPr>
+                  </m:ctrlPr>
+                </m:naryPr>
+                <m:sub>
+                  <m:r>
+                    <w:rPr>
+                      <w:rFonts w:ascii="Cambria Math" w:hAnsi="Cambria Math"/>
+                      <w:sz w:val="24"/>
+                    </w:rPr>
+                    <m:t>j</m:t>
+                  </m:r>
+                  <m:r>
+                    <m:rPr>
+                      <m:sty m:val="p"/>
+                    </m:rPr>
+                    <w:rPr>
+                      <w:rFonts w:ascii="Cambria Math" w:hAnsi="Cambria Math"/>
+                      <w:sz w:val="24"/>
+                    </w:rPr>
+                    <m:t>=</m:t>
+                  </m:r>
+                  <m:r>
+                    <w:rPr>
+                      <w:rFonts w:ascii="Cambria Math" w:hAnsi="Cambria Math"/>
+                      <w:sz w:val="24"/>
+                    </w:rPr>
+                    <m:t>1</m:t>
+                  </m:r>
+                </m:sub>
+                <m:sup>
+                  <m:r>
+                    <w:rPr>
+                      <w:rFonts w:ascii="Cambria Math" w:hAnsi="Cambria Math"/>
+                      <w:sz w:val="24"/>
+                    </w:rPr>
+                    <m:t>L</m:t>
+                  </m:r>
+                </m:sup>
+                <m:e>
+                  <m:sSub>
+                    <m:sSubPr>
+                      <m:ctrlPr>
+                        <w:rPr>
+                          <w:rFonts w:ascii="Cambria Math" w:hAnsi="Cambria Math"/>
+                          <w:sz w:val="24"/>
+                        </w:rPr>
+                      </m:ctrlPr>
+                    </m:sSubPr>
+                    <m:e>
+                      <m:r>
+                        <w:rPr>
+                          <w:rFonts w:ascii="Cambria Math" w:hAnsi="Cambria Math"/>
+                          <w:sz w:val="24"/>
+                        </w:rPr>
+                        <m:t>M</m:t>
+                      </m:r>
+                    </m:e>
+                    <m:sub>
+                      <m:r>
+                        <w:rPr>
+                          <w:rFonts w:ascii="Cambria Math" w:hAnsi="Cambria Math"/>
+                          <w:sz w:val="24"/>
+                        </w:rPr>
+                        <m:t>j</m:t>
+                      </m:r>
+                    </m:sub>
+                  </m:sSub>
+                </m:e>
+              </m:nary>
+            </m:den>
+          </m:f>
+        </m:oMath>
+      </m:oMathPara>
+    </w:p>
+    <w:p>
+      <w:pPr>
+        <w:pStyle w:val="ad"/>
+        <w:tabs>
+          <w:tab w:val="clear" w:pos="4153"/>
+          <w:tab w:val="clear" w:pos="8306"/>
+        </w:tabs>
+        <w:spacing w:line="360" w:lineRule="auto"/>
+        <w:ind w:firstLineChars="200" w:firstLine="480"/>
+      </w:pPr>
+      <w:r>
+        <w:rPr>
+          <w:rFonts w:hint="eastAsia"/>
+        </w:rPr>
+        <w:t>其中</w:t>
+      </w:r>
+      <w:r>
+        <w:t xml:space="preserve"> </w:t>
+      </w:r>
+      <m:oMath>
+        <m:sSub>
+          <m:sSubPr>
+            <m:ctrlPr>
+              <w:rPr>
+                <w:rFonts w:ascii="Cambria Math" w:hAnsi="Cambria Math"/>
+              </w:rPr>
+            </m:ctrlPr>
+          </m:sSubPr>
+          <m:e>
+            <m:r>
+              <w:rPr>
+                <w:rFonts w:ascii="Cambria Math" w:hAnsi="Cambria Math"/>
+              </w:rPr>
+              <m:t>M</m:t>
+            </m:r>
+          </m:e>
+          <m:sub>
+            <m:r>
+              <w:rPr>
+                <w:rFonts w:ascii="Cambria Math" w:hAnsi="Cambria Math"/>
+              </w:rPr>
+              <m:t>j</m:t>
+            </m:r>
+          </m:sub>
+        </m:sSub>
+      </m:oMath>
+      <w:r>
+        <w:t xml:space="preserve"> </w:t>
+      </w:r>
+      <w:r>
+        <w:rPr>
+          <w:rFonts w:hint="eastAsia"/>
+        </w:rPr>
+        <w:t>是</w:t>
+      </w:r>
+      <w:proofErr w:type="spellStart"/>
+      <w:r>
+        <w:rPr>
+          <w:rFonts w:hint="eastAsia"/>
+        </w:rPr>
+        <w:t>attention_mask</w:t>
+      </w:r>
+      <w:proofErr w:type="spellEnd"/>
+      <w:r>
+        <w:rPr>
+          <w:rFonts w:hint="eastAsia"/>
+        </w:rPr>
+        <w:t>，确保填充部分不影响计算。最后归一化以提高检索稳定性：</w:t>
+      </w:r>
+    </w:p>
+    <w:p>
+      <w:pPr>
+        <w:pStyle w:val="a6"/>
+      </w:pPr>
+      <m:oMathPara>
+        <m:oMathParaPr>
+          <m:jc m:val="center"/>
+        </m:oMathParaPr>
+        <m:oMath>
+          <m:sSub>
+            <m:sSubPr>
+              <m:ctrlPr>
+                <w:rPr>
+                  <w:rFonts w:ascii="Cambria Math" w:hAnsi="Cambria Math"/>
+                  <w:sz w:val="24"/>
+                </w:rPr>
+              </m:ctrlPr>
+            </m:sSubPr>
+            <m:e>
+              <m:r>
+                <w:rPr>
+                  <w:rFonts w:ascii="Cambria Math" w:hAnsi="Cambria Math"/>
+                  <w:sz w:val="24"/>
+                </w:rPr>
+                <m:t>E</m:t>
+              </m:r>
+            </m:e>
+            <m:sub>
+              <m:sSub>
+                <m:sSubPr>
+                  <m:ctrlPr>
+                    <w:rPr>
+                      <w:rFonts w:ascii="Cambria Math" w:hAnsi="Cambria Math"/>
+                      <w:sz w:val="24"/>
+                    </w:rPr>
+                  </m:ctrlPr>
+                </m:sSubPr>
+                <m:e>
+                  <m:r>
+                    <w:rPr>
+                      <w:rFonts w:ascii="Cambria Math" w:hAnsi="Cambria Math"/>
+                      <w:sz w:val="24"/>
+                    </w:rPr>
+                    <m:t>C</m:t>
+                  </m:r>
+                </m:e>
+                <m:sub>
+                  <m:r>
+                    <w:rPr>
+                      <w:rFonts w:ascii="Cambria Math" w:hAnsi="Cambria Math"/>
+                      <w:sz w:val="24"/>
+                    </w:rPr>
+                    <m:t>i</m:t>
+                  </m:r>
+                </m:sub>
+              </m:sSub>
+              <m:r>
+                <m:rPr>
+                  <m:sty m:val="p"/>
+                </m:rPr>
+                <w:rPr>
+                  <w:rFonts w:ascii="Cambria Math" w:hAnsi="Cambria Math"/>
+                  <w:sz w:val="24"/>
+                </w:rPr>
+                <m:t>,</m:t>
+              </m:r>
+              <m:r>
+                <m:rPr>
+                  <m:nor/>
+                </m:rPr>
+                <w:rPr>
+                  <w:sz w:val="24"/>
+                </w:rPr>
+                <m:t>norm</m:t>
+              </m:r>
+            </m:sub>
+          </m:sSub>
+          <m:r>
+            <m:rPr>
+              <m:sty m:val="p"/>
+            </m:rPr>
+            <w:rPr>
+              <w:rFonts w:ascii="Cambria Math" w:hAnsi="Cambria Math"/>
+              <w:sz w:val="24"/>
+            </w:rPr>
+            <m:t>=</m:t>
+          </m:r>
+          <m:f>
+            <m:fPr>
+              <m:ctrlPr>
+                <w:rPr>
+                  <w:rFonts w:ascii="Cambria Math" w:hAnsi="Cambria Math"/>
+                  <w:sz w:val="24"/>
+                </w:rPr>
+              </m:ctrlPr>
+            </m:fPr>
+            <m:num>
+              <m:sSub>
+                <m:sSubPr>
+                  <m:ctrlPr>
+                    <w:rPr>
+                      <w:rFonts w:ascii="Cambria Math" w:hAnsi="Cambria Math"/>
+                      <w:sz w:val="24"/>
+                    </w:rPr>
+                  </m:ctrlPr>
+                </m:sSubPr>
+                <m:e>
+                  <m:r>
+                    <w:rPr>
+                      <w:rFonts w:ascii="Cambria Math" w:hAnsi="Cambria Math"/>
+                      <w:sz w:val="24"/>
+                    </w:rPr>
+                    <m:t>E</m:t>
+                  </m:r>
+                </m:e>
+                <m:sub>
+                  <m:sSub>
+                    <m:sSubPr>
+                      <m:ctrlPr>
+                        <w:rPr>
+                          <w:rFonts w:ascii="Cambria Math" w:hAnsi="Cambria Math"/>
+                          <w:sz w:val="24"/>
+                        </w:rPr>
+                      </m:ctrlPr>
+                    </m:sSubPr>
+                    <m:e>
+                      <m:r>
+                        <w:rPr>
+                          <w:rFonts w:ascii="Cambria Math" w:hAnsi="Cambria Math"/>
+                          <w:sz w:val="24"/>
+                        </w:rPr>
+                        <m:t>C</m:t>
+                      </m:r>
+                    </m:e>
+                    <m:sub>
+                      <m:r>
+                        <w:rPr>
+                          <w:rFonts w:ascii="Cambria Math" w:hAnsi="Cambria Math"/>
+                          <w:sz w:val="24"/>
+                        </w:rPr>
+                        <m:t>i</m:t>
+                      </m:r>
+                    </m:sub>
+                  </m:sSub>
+                </m:sub>
+              </m:sSub>
+            </m:num>
+            <m:den>
+              <m:r>
+                <m:rPr>
+                  <m:sty m:val="p"/>
+                </m:rPr>
+                <w:rPr>
+                  <w:rFonts w:ascii="Cambria Math" w:hAnsi="Cambria Math"/>
+                  <w:sz w:val="24"/>
+                </w:rPr>
+                <m:t>∥</m:t>
+              </m:r>
+              <m:sSub>
+                <m:sSubPr>
+                  <m:ctrlPr>
+                    <w:rPr>
+                      <w:rFonts w:ascii="Cambria Math" w:hAnsi="Cambria Math"/>
+                      <w:sz w:val="24"/>
+                    </w:rPr>
+                  </m:ctrlPr>
+                </m:sSubPr>
+                <m:e>
+                  <m:r>
+                    <w:rPr>
+                      <w:rFonts w:ascii="Cambria Math" w:hAnsi="Cambria Math"/>
+                      <w:sz w:val="24"/>
+                    </w:rPr>
+                    <m:t>E</m:t>
+                  </m:r>
+                </m:e>
+                <m:sub>
+                  <m:sSub>
+                    <m:sSubPr>
+                      <m:ctrlPr>
+                        <w:rPr>
+                          <w:rFonts w:ascii="Cambria Math" w:hAnsi="Cambria Math"/>
+                          <w:sz w:val="24"/>
+                        </w:rPr>
+                      </m:ctrlPr>
+                    </m:sSubPr>
+                    <m:e>
+                      <m:r>
+                        <w:rPr>
+                          <w:rFonts w:ascii="Cambria Math" w:hAnsi="Cambria Math"/>
+                          <w:sz w:val="24"/>
+                        </w:rPr>
+                        <m:t>C</m:t>
+                      </m:r>
+                    </m:e>
+                    <m:sub>
+                      <m:r>
+                        <w:rPr>
+                          <w:rFonts w:ascii="Cambria Math" w:hAnsi="Cambria Math"/>
+                          <w:sz w:val="24"/>
+                        </w:rPr>
+                        <m:t>i</m:t>
+                      </m:r>
+                    </m:sub>
+                  </m:sSub>
+                </m:sub>
+              </m:sSub>
+              <m:r>
+                <m:rPr>
+                  <m:sty m:val="p"/>
+                </m:rPr>
+                <w:rPr>
+                  <w:rFonts w:ascii="Cambria Math" w:hAnsi="Cambria Math"/>
+                  <w:sz w:val="24"/>
+                </w:rPr>
+                <m:t>∥</m:t>
+              </m:r>
+            </m:den>
+          </m:f>
+        </m:oMath>
+      </m:oMathPara>
+    </w:p>
+    <w:p>
+      <w:pPr>
+        <w:pStyle w:val="ad"/>
+        <w:tabs>
+          <w:tab w:val="clear" w:pos="4153"/>
+          <w:tab w:val="clear" w:pos="8306"/>
+        </w:tabs>
+        <w:spacing w:line="360" w:lineRule="auto"/>
+        <w:ind w:firstLineChars="200" w:firstLine="480"/>
+      </w:pPr>
+      <w:r>
+        <w:rPr>
+          <w:rFonts w:hint="eastAsia"/>
+        </w:rPr>
+        <w:t>计算完片段的</w:t>
+      </w:r>
+      <w:r>
+        <w:rPr>
+          <w:rFonts w:hint="eastAsia"/>
+        </w:rPr>
+        <w:t>embedding</w:t>
+      </w:r>
+      <w:r>
+        <w:rPr>
+          <w:rFonts w:hint="eastAsia"/>
+        </w:rPr>
+        <w:t>后，构建</w:t>
+      </w:r>
+      <w:r>
+        <w:rPr>
+          <w:rFonts w:hint="eastAsia"/>
+        </w:rPr>
+        <w:t>FAISS</w:t>
+      </w:r>
+      <w:r>
+        <w:rPr>
+          <w:rFonts w:hint="eastAsia"/>
+        </w:rPr>
+        <w:t>近邻搜索索引。</w:t>
+      </w:r>
+      <w:r>
+        <w:rPr>
+          <w:rFonts w:hint="eastAsia"/>
+          <w:b/>
+          <w:bCs/>
+        </w:rPr>
+        <w:t>FAISS</w:t>
+      </w:r>
+      <w:r>
+        <w:rPr>
+          <w:rFonts w:hint="eastAsia"/>
+          <w:b/>
+          <w:bCs/>
+        </w:rPr>
+        <w:t>（</w:t>
+      </w:r>
+      <w:r>
+        <w:rPr>
+          <w:rFonts w:hint="eastAsia"/>
+          <w:b/>
+          <w:bCs/>
+        </w:rPr>
+        <w:t>IndexFlatL2</w:t>
+      </w:r>
+      <w:r>
+        <w:rPr>
+          <w:rFonts w:hint="eastAsia"/>
+          <w:b/>
+          <w:bCs/>
+        </w:rPr>
+        <w:t>）</w:t>
+      </w:r>
+      <w:r>
+        <w:rPr>
+          <w:rFonts w:hint="eastAsia"/>
+        </w:rPr>
+        <w:t>以</w:t>
+      </w:r>
+      <w:r>
+        <w:rPr>
+          <w:rFonts w:hint="eastAsia"/>
+        </w:rPr>
+        <w:t>L2</w:t>
+      </w:r>
+      <w:r>
+        <w:rPr>
+          <w:rFonts w:hint="eastAsia"/>
+        </w:rPr>
+        <w:t>距离为准则，存储</w:t>
+      </w:r>
+      <w:r>
+        <w:t xml:space="preserve"> </w:t>
+      </w:r>
+      <m:oMath>
+        <m:r>
+          <w:rPr>
+            <w:rFonts w:ascii="Cambria Math" w:hAnsi="Cambria Math"/>
+          </w:rPr>
+          <m:t>n</m:t>
+        </m:r>
+      </m:oMath>
+      <w:r>
+        <w:t xml:space="preserve"> </w:t>
+      </w:r>
+      <w:proofErr w:type="gramStart"/>
+      <w:r>
+        <w:rPr>
+          <w:rFonts w:hint="eastAsia"/>
+        </w:rPr>
+        <w:t>个</w:t>
+      </w:r>
+      <w:proofErr w:type="gramEnd"/>
+      <w:r>
+        <w:rPr>
+          <w:rFonts w:hint="eastAsia"/>
+        </w:rPr>
+        <w:t>片段嵌入：</w:t>
+      </w:r>
+    </w:p>
+    <w:p>
+      <w:pPr>
+        <w:pStyle w:val="a6"/>
+      </w:pPr>
+      <m:oMathPara>
+        <m:oMathParaPr>
+          <m:jc m:val="center"/>
+        </m:oMathParaPr>
+        <m:oMath>
+          <m:r>
+            <m:rPr>
+              <m:scr m:val="script"/>
+              <m:sty m:val="p"/>
+            </m:rPr>
+            <w:rPr>
+              <w:rFonts w:ascii="Cambria Math" w:hAnsi="Cambria Math"/>
+              <w:sz w:val="24"/>
+            </w:rPr>
+            <m:t>I=</m:t>
+          </m:r>
+          <m:r>
+            <m:rPr>
+              <m:nor/>
+            </m:rPr>
+            <w:rPr>
+              <w:sz w:val="24"/>
+            </w:rPr>
+            <m:t>faiss.IndexFlatL2</m:t>
+          </m:r>
+          <m:r>
+            <m:rPr>
+              <m:sty m:val="p"/>
+            </m:rPr>
+            <w:rPr>
+              <w:rFonts w:ascii="Cambria Math" w:hAnsi="Cambria Math"/>
+              <w:sz w:val="24"/>
+            </w:rPr>
+            <m:t>(</m:t>
+          </m:r>
+          <m:r>
+            <w:rPr>
+              <w:rFonts w:ascii="Cambria Math" w:hAnsi="Cambria Math"/>
+              <w:sz w:val="24"/>
+            </w:rPr>
+            <m:t>d</m:t>
+          </m:r>
+          <m:r>
+            <m:rPr>
+              <m:sty m:val="p"/>
+            </m:rPr>
+            <w:rPr>
+              <w:rFonts w:ascii="Cambria Math" w:hAnsi="Cambria Math"/>
+              <w:sz w:val="24"/>
+            </w:rPr>
+            <m:t>)</m:t>
+          </m:r>
+        </m:oMath>
+      </m:oMathPara>
+    </w:p>
+    <w:p>
+      <w:pPr>
+        <w:pStyle w:val="ad"/>
+        <w:tabs>
+          <w:tab w:val="clear" w:pos="4153"/>
+          <w:tab w:val="clear" w:pos="8306"/>
+        </w:tabs>
+        <w:spacing w:line="360" w:lineRule="auto"/>
+        <w:ind w:firstLineChars="200" w:firstLine="480"/>
+      </w:pPr>
+      <w:r>
+        <w:rPr>
+          <w:rFonts w:hint="eastAsia"/>
+        </w:rPr>
+        <w:t>将所有</w:t>
+      </w:r>
+      <w:r>
+        <w:t xml:space="preserve"> </w:t>
+      </w:r>
+      <m:oMath>
+        <m:sSub>
+          <m:sSubPr>
+            <m:ctrlPr>
+              <w:rPr>
+                <w:rFonts w:ascii="Cambria Math" w:hAnsi="Cambria Math"/>
+              </w:rPr>
+            </m:ctrlPr>
+          </m:sSubPr>
+          <m:e>
+            <m:r>
+              <w:rPr>
+                <w:rFonts w:ascii="Cambria Math" w:hAnsi="Cambria Math"/>
+              </w:rPr>
+              <m:t>E</m:t>
+            </m:r>
+          </m:e>
+          <m:sub>
+            <m:sSub>
+              <m:sSubPr>
+                <m:ctrlPr>
+                  <w:rPr>
+                    <w:rFonts w:ascii="Cambria Math" w:hAnsi="Cambria Math"/>
+                  </w:rPr>
+                </m:ctrlPr>
+              </m:sSubPr>
+              <m:e>
+                <m:r>
+                  <w:rPr>
+                    <w:rFonts w:ascii="Cambria Math" w:hAnsi="Cambria Math"/>
+                  </w:rPr>
+                  <m:t>C</m:t>
+                </m:r>
+              </m:e>
+              <m:sub>
+                <m:r>
+                  <w:rPr>
+                    <w:rFonts w:ascii="Cambria Math" w:hAnsi="Cambria Math"/>
+                  </w:rPr>
+                  <m:t>i</m:t>
+                </m:r>
+              </m:sub>
+            </m:sSub>
+          </m:sub>
+        </m:sSub>
+      </m:oMath>
+      <w:r>
+        <w:t xml:space="preserve"> </w:t>
+      </w:r>
+      <w:r>
+        <w:rPr>
+          <w:rFonts w:hint="eastAsia"/>
+        </w:rPr>
+        <w:t>添加至索引：</w:t>
+      </w:r>
+    </w:p>
+    <w:p>
+      <w:pPr>
+        <w:pStyle w:val="a6"/>
+      </w:pPr>
+      <m:oMathPara>
+        <m:oMathParaPr>
+          <m:jc m:val="center"/>
+        </m:oMathParaPr>
+        <m:oMath>
+          <m:r>
+            <m:rPr>
+              <m:scr m:val="script"/>
+              <m:sty m:val="p"/>
+            </m:rPr>
+            <w:rPr>
+              <w:rFonts w:ascii="Cambria Math" w:hAnsi="Cambria Math"/>
+              <w:sz w:val="24"/>
+            </w:rPr>
+            <m:t>I.</m:t>
+          </m:r>
+          <m:r>
+            <m:rPr>
+              <m:nor/>
+            </m:rPr>
+            <w:rPr>
+              <w:sz w:val="24"/>
+            </w:rPr>
+            <m:t>add</m:t>
+          </m:r>
+          <m:r>
+            <m:rPr>
+              <m:sty m:val="p"/>
+            </m:rPr>
+            <w:rPr>
+              <w:rFonts w:ascii="Cambria Math" w:hAnsi="Cambria Math"/>
+              <w:sz w:val="24"/>
+            </w:rPr>
+            <m:t>({</m:t>
+          </m:r>
+          <m:sSub>
+            <m:sSubPr>
+              <m:ctrlPr>
+                <w:rPr>
+                  <w:rFonts w:ascii="Cambria Math" w:hAnsi="Cambria Math"/>
+                  <w:sz w:val="24"/>
+                </w:rPr>
+              </m:ctrlPr>
+            </m:sSubPr>
+            <m:e>
+              <m:r>
+                <w:rPr>
+                  <w:rFonts w:ascii="Cambria Math" w:hAnsi="Cambria Math"/>
+                  <w:sz w:val="24"/>
+                </w:rPr>
+                <m:t>E</m:t>
+              </m:r>
+            </m:e>
+            <m:sub>
+              <m:sSub>
+                <m:sSubPr>
+                  <m:ctrlPr>
+                    <w:rPr>
+                      <w:rFonts w:ascii="Cambria Math" w:hAnsi="Cambria Math"/>
+                      <w:sz w:val="24"/>
+                    </w:rPr>
+                  </m:ctrlPr>
+                </m:sSubPr>
+                <m:e>
+                  <m:r>
+                    <w:rPr>
+                      <w:rFonts w:ascii="Cambria Math" w:hAnsi="Cambria Math"/>
+                      <w:sz w:val="24"/>
+                    </w:rPr>
+                    <m:t>C</m:t>
+                  </m:r>
+                </m:e>
+                <m:sub>
+                  <m:r>
+                    <w:rPr>
+                      <w:rFonts w:ascii="Cambria Math" w:hAnsi="Cambria Math"/>
+                      <w:sz w:val="24"/>
+                    </w:rPr>
+                    <m:t>1</m:t>
+                  </m:r>
+                </m:sub>
+              </m:sSub>
+            </m:sub>
+          </m:sSub>
+          <m:r>
+            <m:rPr>
+              <m:sty m:val="p"/>
+            </m:rPr>
+            <w:rPr>
+              <w:rFonts w:ascii="Cambria Math" w:hAnsi="Cambria Math"/>
+              <w:sz w:val="24"/>
+            </w:rPr>
+            <m:t>,</m:t>
+          </m:r>
+          <m:sSub>
+            <m:sSubPr>
+              <m:ctrlPr>
+                <w:rPr>
+                  <w:rFonts w:ascii="Cambria Math" w:hAnsi="Cambria Math"/>
+                  <w:sz w:val="24"/>
+                </w:rPr>
+              </m:ctrlPr>
+            </m:sSubPr>
+            <m:e>
+              <m:r>
+                <w:rPr>
+                  <w:rFonts w:ascii="Cambria Math" w:hAnsi="Cambria Math"/>
+                  <w:sz w:val="24"/>
+                </w:rPr>
+                <m:t>E</m:t>
+              </m:r>
+            </m:e>
+            <m:sub>
+              <m:sSub>
+                <m:sSubPr>
+                  <m:ctrlPr>
+                    <w:rPr>
+                      <w:rFonts w:ascii="Cambria Math" w:hAnsi="Cambria Math"/>
+                      <w:sz w:val="24"/>
+                    </w:rPr>
+                  </m:ctrlPr>
+                </m:sSubPr>
+                <m:e>
+                  <m:r>
+                    <w:rPr>
+                      <w:rFonts w:ascii="Cambria Math" w:hAnsi="Cambria Math"/>
+                      <w:sz w:val="24"/>
+                    </w:rPr>
+                    <m:t>C</m:t>
+                  </m:r>
+                </m:e>
+                <m:sub>
+                  <m:r>
+                    <w:rPr>
+                      <w:rFonts w:ascii="Cambria Math" w:hAnsi="Cambria Math"/>
+                      <w:sz w:val="24"/>
+                    </w:rPr>
+                    <m:t>2</m:t>
+                  </m:r>
+                </m:sub>
+              </m:sSub>
+            </m:sub>
+          </m:sSub>
+          <m:r>
+            <m:rPr>
+              <m:sty m:val="p"/>
+            </m:rPr>
+            <w:rPr>
+              <w:rFonts w:ascii="Cambria Math" w:hAnsi="Cambria Math"/>
+              <w:sz w:val="24"/>
+            </w:rPr>
+            <m:t>,...,</m:t>
+          </m:r>
+          <m:sSub>
+            <m:sSubPr>
+              <m:ctrlPr>
+                <w:rPr>
+                  <w:rFonts w:ascii="Cambria Math" w:hAnsi="Cambria Math"/>
+                  <w:sz w:val="24"/>
+                </w:rPr>
+              </m:ctrlPr>
+            </m:sSubPr>
+            <m:e>
+              <m:r>
+                <w:rPr>
+                  <w:rFonts w:ascii="Cambria Math" w:hAnsi="Cambria Math"/>
+                  <w:sz w:val="24"/>
+                </w:rPr>
+                <m:t>E</m:t>
+              </m:r>
+            </m:e>
+            <m:sub>
+              <m:sSub>
+                <m:sSubPr>
+                  <m:ctrlPr>
+                    <w:rPr>
+                      <w:rFonts w:ascii="Cambria Math" w:hAnsi="Cambria Math"/>
+                      <w:sz w:val="24"/>
+                    </w:rPr>
+                  </m:ctrlPr>
+                </m:sSubPr>
+                <m:e>
+                  <m:r>
+                    <w:rPr>
+                      <w:rFonts w:ascii="Cambria Math" w:hAnsi="Cambria Math"/>
+                      <w:sz w:val="24"/>
+                    </w:rPr>
+                    <m:t>C</m:t>
+                  </m:r>
+                </m:e>
+                <m:sub>
+                  <m:r>
+                    <w:rPr>
+                      <w:rFonts w:ascii="Cambria Math" w:hAnsi="Cambria Math"/>
+                      <w:sz w:val="24"/>
+                    </w:rPr>
+                    <m:t>n</m:t>
+                  </m:r>
+                </m:sub>
+              </m:sSub>
+            </m:sub>
+          </m:sSub>
+          <m:r>
+            <m:rPr>
+              <m:sty m:val="p"/>
+            </m:rPr>
+            <w:rPr>
+              <w:rFonts w:ascii="Cambria Math" w:hAnsi="Cambria Math"/>
+              <w:sz w:val="24"/>
+            </w:rPr>
+            <m:t>})</m:t>
+          </m:r>
+        </m:oMath>
+      </m:oMathPara>
+    </w:p>
+    <w:p>
+      <w:pPr>
+        <w:pStyle w:val="ad"/>
+        <w:tabs>
+          <w:tab w:val="clear" w:pos="4153"/>
+          <w:tab w:val="clear" w:pos="8306"/>
+        </w:tabs>
+        <w:spacing w:line="360" w:lineRule="auto"/>
+        <w:ind w:firstLineChars="200" w:firstLine="480"/>
+      </w:pPr>
+      <w:r>
+        <w:rPr>
+          <w:rFonts w:hint="eastAsia"/>
+        </w:rPr>
+        <w:t>对用户查询</w:t>
+      </w:r>
+      <w:r>
+        <w:rPr>
+          <w:rStyle w:val="VerbatimChar"/>
+        </w:rPr>
+        <w:t>query</w:t>
+      </w:r>
+      <w:r>
+        <w:rPr>
+          <w:rFonts w:hint="eastAsia"/>
+        </w:rPr>
+        <w:t>计算嵌入</w:t>
+      </w:r>
+      <w:r>
+        <w:t xml:space="preserve"> </w:t>
+      </w:r>
+      <m:oMath>
+        <m:sSub>
+          <m:sSubPr>
+            <m:ctrlPr>
+              <w:rPr>
+                <w:rFonts w:ascii="Cambria Math" w:hAnsi="Cambria Math"/>
+              </w:rPr>
+            </m:ctrlPr>
+          </m:sSubPr>
+          <m:e>
+            <m:r>
+              <w:rPr>
+                <w:rFonts w:ascii="Cambria Math" w:hAnsi="Cambria Math"/>
+              </w:rPr>
+              <m:t>E</m:t>
+            </m:r>
+          </m:e>
+          <m:sub>
+            <m:r>
+              <w:rPr>
+                <w:rFonts w:ascii="Cambria Math" w:hAnsi="Cambria Math"/>
+              </w:rPr>
+              <m:t>q</m:t>
+            </m:r>
+          </m:sub>
+        </m:sSub>
+      </m:oMath>
+      <w:r>
+        <w:rPr>
+          <w:rFonts w:hint="eastAsia"/>
+        </w:rPr>
+        <w:t>：</w:t>
+      </w:r>
+    </w:p>
+    <w:p>
+      <w:pPr>
+        <w:pStyle w:val="a6"/>
+      </w:pPr>
+      <m:oMathPara>
+        <m:oMathParaPr>
+          <m:jc m:val="center"/>
+        </m:oMathParaPr>
+        <m:oMath>
+          <m:sSub>
+            <m:sSubPr>
+              <m:ctrlPr>
+                <w:rPr>
+                  <w:rFonts w:ascii="Cambria Math" w:hAnsi="Cambria Math"/>
+                  <w:sz w:val="24"/>
+                </w:rPr>
+              </m:ctrlPr>
+            </m:sSubPr>
+            <m:e>
+              <m:r>
+                <w:rPr>
+                  <w:rFonts w:ascii="Cambria Math" w:hAnsi="Cambria Math"/>
+                  <w:sz w:val="24"/>
+                </w:rPr>
+                <m:t>E</m:t>
+              </m:r>
+            </m:e>
+            <m:sub>
+              <m:r>
+                <w:rPr>
+                  <w:rFonts w:ascii="Cambria Math" w:hAnsi="Cambria Math"/>
+                  <w:sz w:val="24"/>
+                </w:rPr>
+                <m:t>q</m:t>
+              </m:r>
+            </m:sub>
+          </m:sSub>
+          <m:r>
+            <m:rPr>
+              <m:sty m:val="p"/>
+            </m:rPr>
+            <w:rPr>
+              <w:rFonts w:ascii="Cambria Math" w:hAnsi="Cambria Math"/>
+              <w:sz w:val="24"/>
+            </w:rPr>
+            <m:t>=</m:t>
+          </m:r>
+          <m:f>
+            <m:fPr>
+              <m:ctrlPr>
+                <w:rPr>
+                  <w:rFonts w:ascii="Cambria Math" w:hAnsi="Cambria Math"/>
+                  <w:sz w:val="24"/>
+                </w:rPr>
+              </m:ctrlPr>
+            </m:fPr>
+            <m:num>
+              <m:nary>
+                <m:naryPr>
+                  <m:chr m:val="∑"/>
+                  <m:limLoc m:val="undOvr"/>
+                  <m:ctrlPr>
+                    <w:rPr>
+                      <w:rFonts w:ascii="Cambria Math" w:hAnsi="Cambria Math"/>
+                      <w:sz w:val="24"/>
+                    </w:rPr>
+                  </m:ctrlPr>
+                </m:naryPr>
+                <m:sub>
+                  <m:r>
+                    <w:rPr>
+                      <w:rFonts w:ascii="Cambria Math" w:hAnsi="Cambria Math"/>
+                      <w:sz w:val="24"/>
+                    </w:rPr>
+                    <m:t>j</m:t>
+                  </m:r>
+                  <m:r>
+                    <m:rPr>
+                      <m:sty m:val="p"/>
+                    </m:rPr>
+                    <w:rPr>
+                      <w:rFonts w:ascii="Cambria Math" w:hAnsi="Cambria Math"/>
+                      <w:sz w:val="24"/>
+                    </w:rPr>
+                    <m:t>=</m:t>
+                  </m:r>
+                  <m:r>
+                    <w:rPr>
+                      <w:rFonts w:ascii="Cambria Math" w:hAnsi="Cambria Math"/>
+                      <w:sz w:val="24"/>
+                    </w:rPr>
+                    <m:t>1</m:t>
+                  </m:r>
+                </m:sub>
+                <m:sup>
+                  <m:r>
+                    <w:rPr>
+                      <w:rFonts w:ascii="Cambria Math" w:hAnsi="Cambria Math"/>
+                      <w:sz w:val="24"/>
+                    </w:rPr>
+                    <m:t>L</m:t>
+                  </m:r>
+                </m:sup>
+                <m:e>
+                  <m:sSub>
+                    <m:sSubPr>
+                      <m:ctrlPr>
+                        <w:rPr>
+                          <w:rFonts w:ascii="Cambria Math" w:hAnsi="Cambria Math"/>
+                          <w:sz w:val="24"/>
+                        </w:rPr>
+                      </m:ctrlPr>
+                    </m:sSubPr>
+                    <m:e>
+                      <m:r>
+                        <w:rPr>
+                          <w:rFonts w:ascii="Cambria Math" w:hAnsi="Cambria Math"/>
+                          <w:sz w:val="24"/>
+                        </w:rPr>
+                        <m:t>H</m:t>
+                      </m:r>
+                    </m:e>
+                    <m:sub>
+                      <m:r>
+                        <w:rPr>
+                          <w:rFonts w:ascii="Cambria Math" w:hAnsi="Cambria Math"/>
+                          <w:sz w:val="24"/>
+                        </w:rPr>
+                        <m:t>j</m:t>
+                      </m:r>
+                    </m:sub>
+                  </m:sSub>
+                </m:e>
+              </m:nary>
+              <m:r>
+                <m:rPr>
+                  <m:sty m:val="p"/>
+                </m:rPr>
+                <w:rPr>
+                  <w:rFonts w:ascii="Cambria Math" w:hAnsi="Cambria Math"/>
+                  <w:sz w:val="24"/>
+                </w:rPr>
+                <m:t>⋅</m:t>
+              </m:r>
+              <m:sSub>
+                <m:sSubPr>
+                  <m:ctrlPr>
+                    <w:rPr>
+                      <w:rFonts w:ascii="Cambria Math" w:hAnsi="Cambria Math"/>
+                      <w:sz w:val="24"/>
+                    </w:rPr>
+                  </m:ctrlPr>
+                </m:sSubPr>
+                <m:e>
+                  <m:r>
+                    <w:rPr>
+                      <w:rFonts w:ascii="Cambria Math" w:hAnsi="Cambria Math"/>
+                      <w:sz w:val="24"/>
+                    </w:rPr>
+                    <m:t>M</m:t>
+                  </m:r>
+                </m:e>
+                <m:sub>
+                  <m:r>
+                    <w:rPr>
+                      <w:rFonts w:ascii="Cambria Math" w:hAnsi="Cambria Math"/>
+                      <w:sz w:val="24"/>
+                    </w:rPr>
+                    <m:t>j</m:t>
+                  </m:r>
+                </m:sub>
+              </m:sSub>
+            </m:num>
+            <m:den>
+              <m:nary>
+                <m:naryPr>
+                  <m:chr m:val="∑"/>
+                  <m:limLoc m:val="undOvr"/>
+                  <m:ctrlPr>
+                    <w:rPr>
+                      <w:rFonts w:ascii="Cambria Math" w:hAnsi="Cambria Math"/>
+                      <w:sz w:val="24"/>
+                    </w:rPr>
+                  </m:ctrlPr>
+                </m:naryPr>
+                <m:sub>
+                  <m:r>
+                    <w:rPr>
+                      <w:rFonts w:ascii="Cambria Math" w:hAnsi="Cambria Math"/>
+                      <w:sz w:val="24"/>
+                    </w:rPr>
+                    <m:t>j</m:t>
+                  </m:r>
+                  <m:r>
+                    <m:rPr>
+                      <m:sty m:val="p"/>
+                    </m:rPr>
+                    <w:rPr>
+                      <w:rFonts w:ascii="Cambria Math" w:hAnsi="Cambria Math"/>
+                      <w:sz w:val="24"/>
+                    </w:rPr>
+                    <m:t>=</m:t>
+                  </m:r>
+                  <m:r>
+                    <w:rPr>
+                      <w:rFonts w:ascii="Cambria Math" w:hAnsi="Cambria Math"/>
+                      <w:sz w:val="24"/>
+                    </w:rPr>
+                    <m:t>1</m:t>
+                  </m:r>
+                </m:sub>
+                <m:sup>
+                  <m:r>
+                    <w:rPr>
+                      <w:rFonts w:ascii="Cambria Math" w:hAnsi="Cambria Math"/>
+                      <w:sz w:val="24"/>
+                    </w:rPr>
+                    <m:t>L</m:t>
+                  </m:r>
+                </m:sup>
+                <m:e>
+                  <m:sSub>
+                    <m:sSubPr>
+                      <m:ctrlPr>
+                        <w:rPr>
+                          <w:rFonts w:ascii="Cambria Math" w:hAnsi="Cambria Math"/>
+                          <w:sz w:val="24"/>
+                        </w:rPr>
+                      </m:ctrlPr>
+                    </m:sSubPr>
+                    <m:e>
+                      <m:r>
+                        <w:rPr>
+                          <w:rFonts w:ascii="Cambria Math" w:hAnsi="Cambria Math"/>
+                          <w:sz w:val="24"/>
+                        </w:rPr>
+                        <m:t>M</m:t>
+                      </m:r>
+                    </m:e>
+                    <m:sub>
+                      <m:r>
+                        <w:rPr>
+                          <w:rFonts w:ascii="Cambria Math" w:hAnsi="Cambria Math"/>
+                          <w:sz w:val="24"/>
+                        </w:rPr>
+                        <m:t>j</m:t>
+                      </m:r>
+                    </m:sub>
+                  </m:sSub>
+                </m:e>
+              </m:nary>
+            </m:den>
+          </m:f>
+        </m:oMath>
+      </m:oMathPara>
+    </w:p>
+    <w:p>
+      <w:pPr>
+        <w:pStyle w:val="ad"/>
+        <w:tabs>
+          <w:tab w:val="clear" w:pos="4153"/>
+          <w:tab w:val="clear" w:pos="8306"/>
+        </w:tabs>
+        <w:spacing w:line="360" w:lineRule="auto"/>
+        <w:ind w:firstLineChars="200" w:firstLine="480"/>
+      </w:pPr>
+      <w:r>
+        <w:rPr>
+          <w:rFonts w:hint="eastAsia"/>
+        </w:rPr>
+        <w:t>并归一化：</w:t>
+      </w:r>
+    </w:p>
+    <w:p>
+      <w:pPr>
+        <w:pStyle w:val="a6"/>
+        <w:rPr>
+          <w:lang w:eastAsia="zh-CN"/>
+        </w:rPr>
+      </w:pPr>
+      <m:oMathPara>
+        <m:oMathParaPr>
+          <m:jc m:val="center"/>
+        </m:oMathParaPr>
+        <m:oMath>
+          <m:sSub>
+            <m:sSubPr>
+              <m:ctrlPr>
+                <w:rPr>
+                  <w:rFonts w:ascii="Cambria Math" w:hAnsi="Cambria Math"/>
+                  <w:sz w:val="24"/>
+                </w:rPr>
+              </m:ctrlPr>
+            </m:sSubPr>
+            <m:e>
+              <m:r>
+                <w:rPr>
+                  <w:rFonts w:ascii="Cambria Math" w:hAnsi="Cambria Math"/>
+                  <w:sz w:val="24"/>
+                  <w:lang w:eastAsia="zh-CN"/>
+                </w:rPr>
+                <m:t>E</m:t>
+              </m:r>
+            </m:e>
+            <m:sub>
+              <m:r>
+                <w:rPr>
+                  <w:rFonts w:ascii="Cambria Math" w:hAnsi="Cambria Math"/>
+                  <w:sz w:val="24"/>
+                  <w:lang w:eastAsia="zh-CN"/>
+                </w:rPr>
+                <m:t>q</m:t>
+              </m:r>
+              <m:r>
+                <m:rPr>
+                  <m:sty m:val="p"/>
+                </m:rPr>
+                <w:rPr>
+                  <w:rFonts w:ascii="Cambria Math" w:hAnsi="Cambria Math"/>
+                  <w:sz w:val="24"/>
+                  <w:lang w:eastAsia="zh-CN"/>
+                </w:rPr>
+                <m:t>,</m:t>
+              </m:r>
+              <m:r>
+                <m:rPr>
+                  <m:nor/>
+                </m:rPr>
+                <w:rPr>
+                  <w:sz w:val="24"/>
+                  <w:lang w:eastAsia="zh-CN"/>
+                </w:rPr>
+                <m:t>norm</m:t>
+              </m:r>
+            </m:sub>
+          </m:sSub>
+          <m:r>
+            <m:rPr>
+              <m:sty m:val="p"/>
+            </m:rPr>
+            <w:rPr>
+              <w:rFonts w:ascii="Cambria Math" w:hAnsi="Cambria Math"/>
+              <w:sz w:val="24"/>
+              <w:lang w:eastAsia="zh-CN"/>
+            </w:rPr>
+            <m:t>=</m:t>
+          </m:r>
+          <m:f>
+            <m:fPr>
+              <m:ctrlPr>
+                <w:rPr>
+                  <w:rFonts w:ascii="Cambria Math" w:hAnsi="Cambria Math"/>
+                  <w:sz w:val="24"/>
+                </w:rPr>
+              </m:ctrlPr>
+            </m:fPr>
+            <m:num>
+              <m:sSub>
+                <m:sSubPr>
+                  <m:ctrlPr>
+                    <w:rPr>
+                      <w:rFonts w:ascii="Cambria Math" w:hAnsi="Cambria Math"/>
+                      <w:sz w:val="24"/>
+                    </w:rPr>
+                  </m:ctrlPr>
+                </m:sSubPr>
+                <m:e>
+                  <m:r>
+                    <w:rPr>
+                      <w:rFonts w:ascii="Cambria Math" w:hAnsi="Cambria Math"/>
+                      <w:sz w:val="24"/>
+                      <w:lang w:eastAsia="zh-CN"/>
+                    </w:rPr>
+                    <m:t>E</m:t>
+                  </m:r>
+                </m:e>
+                <m:sub>
+                  <m:r>
+                    <w:rPr>
+                      <w:rFonts w:ascii="Cambria Math" w:hAnsi="Cambria Math"/>
+                      <w:sz w:val="24"/>
+                      <w:lang w:eastAsia="zh-CN"/>
+                    </w:rPr>
+                    <m:t>q</m:t>
+                  </m:r>
+                </m:sub>
+              </m:sSub>
+            </m:num>
+            <m:den>
+              <m:r>
+                <m:rPr>
+                  <m:sty m:val="p"/>
+                </m:rPr>
+                <w:rPr>
+                  <w:rFonts w:ascii="Cambria Math" w:hAnsi="Cambria Math"/>
+                  <w:sz w:val="24"/>
+                  <w:lang w:eastAsia="zh-CN"/>
+                </w:rPr>
+                <m:t>∥</m:t>
+              </m:r>
+              <m:sSub>
+                <m:sSubPr>
+                  <m:ctrlPr>
+                    <w:rPr>
+                      <w:rFonts w:ascii="Cambria Math" w:hAnsi="Cambria Math"/>
+                      <w:sz w:val="24"/>
+                    </w:rPr>
+                  </m:ctrlPr>
+                </m:sSubPr>
+                <m:e>
+                  <m:r>
+                    <w:rPr>
+                      <w:rFonts w:ascii="Cambria Math" w:hAnsi="Cambria Math"/>
+                      <w:sz w:val="24"/>
+                      <w:lang w:eastAsia="zh-CN"/>
+                    </w:rPr>
+                    <m:t>E</m:t>
+                  </m:r>
+                </m:e>
+                <m:sub>
+                  <m:r>
+                    <w:rPr>
+                      <w:rFonts w:ascii="Cambria Math" w:hAnsi="Cambria Math"/>
+                      <w:sz w:val="24"/>
+                      <w:lang w:eastAsia="zh-CN"/>
+                    </w:rPr>
+                    <m:t>q</m:t>
+                  </m:r>
+                </m:sub>
+              </m:sSub>
+              <m:r>
+                <m:rPr>
+                  <m:sty m:val="p"/>
+                </m:rPr>
+                <w:rPr>
+                  <w:rFonts w:ascii="Cambria Math" w:hAnsi="Cambria Math"/>
+                  <w:sz w:val="24"/>
+                  <w:lang w:eastAsia="zh-CN"/>
+                </w:rPr>
+                <m:t>∥</m:t>
+              </m:r>
+            </m:den>
+          </m:f>
+        </m:oMath>
+      </m:oMathPara>
+    </w:p>
+    <w:p>
+      <w:pPr>
+        <w:pStyle w:val="ad"/>
+        <w:tabs>
+          <w:tab w:val="clear" w:pos="4153"/>
+          <w:tab w:val="clear" w:pos="8306"/>
+        </w:tabs>
+        <w:spacing w:line="360" w:lineRule="auto"/>
+        <w:ind w:firstLineChars="200" w:firstLine="480"/>
+        <w:rPr>
+          <w:b/>
+          <w:bCs/>
+        </w:rPr>
+      </w:pPr>
+      <w:r>
+        <w:rPr>
+          <w:rFonts w:hint="eastAsia"/>
+        </w:rPr>
+        <w:t>最后进行近邻搜索，计算查询嵌入</w:t>
+      </w:r>
+      <w:r>
+        <w:t xml:space="preserve"> </w:t>
+      </w:r>
+      <m:oMath>
+        <m:sSub>
+          <m:sSubPr>
+            <m:ctrlPr>
+              <w:rPr>
+                <w:rFonts w:ascii="Cambria Math" w:hAnsi="Cambria Math"/>
+              </w:rPr>
+            </m:ctrlPr>
+          </m:sSubPr>
+          <m:e>
+            <m:r>
+              <w:rPr>
+                <w:rFonts w:ascii="Cambria Math" w:hAnsi="Cambria Math"/>
+              </w:rPr>
+              <m:t>E</m:t>
+            </m:r>
+          </m:e>
+          <m:sub>
+            <m:r>
+              <w:rPr>
+                <w:rFonts w:ascii="Cambria Math" w:hAnsi="Cambria Math"/>
+              </w:rPr>
+              <m:t>q</m:t>
+            </m:r>
+          </m:sub>
+        </m:sSub>
+      </m:oMath>
+      <w:r>
+        <w:t xml:space="preserve"> </w:t>
+      </w:r>
+      <w:r>
+        <w:rPr>
+          <w:rFonts w:hint="eastAsia"/>
+        </w:rPr>
+        <w:t>与文档嵌入</w:t>
+      </w:r>
+      <w:r>
+        <w:t xml:space="preserve"> </w:t>
+      </w:r>
+      <m:oMath>
+        <m:sSub>
+          <m:sSubPr>
+            <m:ctrlPr>
+              <w:rPr>
+                <w:rFonts w:ascii="Cambria Math" w:hAnsi="Cambria Math"/>
+              </w:rPr>
+            </m:ctrlPr>
+          </m:sSubPr>
+          <m:e>
+            <m:r>
+              <w:rPr>
+                <w:rFonts w:ascii="Cambria Math" w:hAnsi="Cambria Math"/>
+              </w:rPr>
+              <m:t>E</m:t>
+            </m:r>
+          </m:e>
+          <m:sub>
+            <m:sSub>
+              <m:sSubPr>
+                <m:ctrlPr>
+                  <w:rPr>
+                    <w:rFonts w:ascii="Cambria Math" w:hAnsi="Cambria Math"/>
+                  </w:rPr>
+                </m:ctrlPr>
+              </m:sSubPr>
+              <m:e>
+                <m:r>
+                  <w:rPr>
+                    <w:rFonts w:ascii="Cambria Math" w:hAnsi="Cambria Math"/>
+                  </w:rPr>
+                  <m:t>C</m:t>
+                </m:r>
+              </m:e>
+              <m:sub>
+                <m:r>
+                  <w:rPr>
+                    <w:rFonts w:ascii="Cambria Math" w:hAnsi="Cambria Math"/>
+                  </w:rPr>
+                  <m:t>i</m:t>
+                </m:r>
+              </m:sub>
+            </m:sSub>
+          </m:sub>
+        </m:sSub>
+      </m:oMath>
+      <w:r>
+        <w:t xml:space="preserve"> </w:t>
+      </w:r>
+      <w:r>
+        <w:rPr>
+          <w:rFonts w:hint="eastAsia"/>
+        </w:rPr>
+        <w:t>之间的</w:t>
+      </w:r>
+      <w:r>
+        <w:rPr>
+          <w:rFonts w:hint="eastAsia"/>
+          <w:b/>
+          <w:bCs/>
+        </w:rPr>
+        <w:t>欧几里得距离：</w:t>
+      </w:r>
+    </w:p>
+    <w:p>
+      <w:pPr>
+        <w:pStyle w:val="a6"/>
+      </w:pPr>
+      <m:oMathPara>
+        <m:oMathParaPr>
+          <m:jc m:val="center"/>
+        </m:oMathParaPr>
+        <m:oMath>
+          <m:r>
+            <w:rPr>
+              <w:rFonts w:ascii="Cambria Math" w:hAnsi="Cambria Math"/>
+              <w:sz w:val="24"/>
+            </w:rPr>
+            <m:t>D</m:t>
+          </m:r>
+          <m:r>
+            <m:rPr>
+              <m:sty m:val="p"/>
+            </m:rPr>
+            <w:rPr>
+              <w:rFonts w:ascii="Cambria Math" w:hAnsi="Cambria Math"/>
+              <w:sz w:val="24"/>
+            </w:rPr>
+            <m:t>(</m:t>
+          </m:r>
+          <m:sSub>
+            <m:sSubPr>
+              <m:ctrlPr>
+                <w:rPr>
+                  <w:rFonts w:ascii="Cambria Math" w:hAnsi="Cambria Math"/>
+                  <w:sz w:val="24"/>
+                </w:rPr>
+              </m:ctrlPr>
+            </m:sSubPr>
+            <m:e>
+              <m:r>
+                <w:rPr>
+                  <w:rFonts w:ascii="Cambria Math" w:hAnsi="Cambria Math"/>
+                  <w:sz w:val="24"/>
+                </w:rPr>
+                <m:t>E</m:t>
+              </m:r>
+            </m:e>
+            <m:sub>
+              <m:r>
+                <w:rPr>
+                  <w:rFonts w:ascii="Cambria Math" w:hAnsi="Cambria Math"/>
+                  <w:sz w:val="24"/>
+                </w:rPr>
+                <m:t>q</m:t>
+              </m:r>
+            </m:sub>
+          </m:sSub>
+          <m:r>
+            <m:rPr>
+              <m:sty m:val="p"/>
+            </m:rPr>
+            <w:rPr>
+              <w:rFonts w:ascii="Cambria Math" w:hAnsi="Cambria Math"/>
+              <w:sz w:val="24"/>
+            </w:rPr>
+            <m:t>,</m:t>
+          </m:r>
+          <m:sSub>
+            <m:sSubPr>
+              <m:ctrlPr>
+                <w:rPr>
+                  <w:rFonts w:ascii="Cambria Math" w:hAnsi="Cambria Math"/>
+                  <w:sz w:val="24"/>
+                </w:rPr>
+              </m:ctrlPr>
+            </m:sSubPr>
+            <m:e>
+              <m:r>
+                <w:rPr>
+                  <w:rFonts w:ascii="Cambria Math" w:hAnsi="Cambria Math"/>
+                  <w:sz w:val="24"/>
+                </w:rPr>
+                <m:t>E</m:t>
+              </m:r>
+            </m:e>
+            <m:sub>
+              <m:sSub>
+                <m:sSubPr>
+                  <m:ctrlPr>
+                    <w:rPr>
+                      <w:rFonts w:ascii="Cambria Math" w:hAnsi="Cambria Math"/>
+                      <w:sz w:val="24"/>
+                    </w:rPr>
+                  </m:ctrlPr>
+                </m:sSubPr>
+                <m:e>
+                  <m:r>
+                    <w:rPr>
+                      <w:rFonts w:ascii="Cambria Math" w:hAnsi="Cambria Math"/>
+                      <w:sz w:val="24"/>
+                    </w:rPr>
+                    <m:t>C</m:t>
+                  </m:r>
+                </m:e>
+                <m:sub>
+                  <m:r>
+                    <w:rPr>
+                      <w:rFonts w:ascii="Cambria Math" w:hAnsi="Cambria Math"/>
+                      <w:sz w:val="24"/>
+                    </w:rPr>
+                    <m:t>i</m:t>
+                  </m:r>
+                </m:sub>
+              </m:sSub>
+            </m:sub>
+          </m:sSub>
+          <m:r>
+            <m:rPr>
+              <m:sty m:val="p"/>
+            </m:rPr>
+            <w:rPr>
+              <w:rFonts w:ascii="Cambria Math" w:hAnsi="Cambria Math"/>
+              <w:sz w:val="24"/>
+            </w:rPr>
+            <m:t>)=</m:t>
+          </m:r>
+          <m:nary>
+            <m:naryPr>
+              <m:chr m:val="∑"/>
+              <m:limLoc m:val="undOvr"/>
+              <m:ctrlPr>
+                <w:rPr>
+                  <w:rFonts w:ascii="Cambria Math" w:hAnsi="Cambria Math"/>
+                  <w:sz w:val="24"/>
+                </w:rPr>
+              </m:ctrlPr>
+            </m:naryPr>
+            <m:sub>
+              <m:r>
+                <w:rPr>
+                  <w:rFonts w:ascii="Cambria Math" w:hAnsi="Cambria Math"/>
+                  <w:sz w:val="24"/>
+                </w:rPr>
+                <m:t>j</m:t>
+              </m:r>
+              <m:r>
+                <m:rPr>
+                  <m:sty m:val="p"/>
+                </m:rPr>
+                <w:rPr>
+                  <w:rFonts w:ascii="Cambria Math" w:hAnsi="Cambria Math"/>
+                  <w:sz w:val="24"/>
+                </w:rPr>
+                <m:t>=</m:t>
+              </m:r>
+              <m:r>
+                <w:rPr>
+                  <w:rFonts w:ascii="Cambria Math" w:hAnsi="Cambria Math"/>
+                  <w:sz w:val="24"/>
+                </w:rPr>
+                <m:t>1</m:t>
+              </m:r>
+            </m:sub>
+            <m:sup>
+              <m:r>
+                <w:rPr>
+                  <w:rFonts w:ascii="Cambria Math" w:hAnsi="Cambria Math"/>
+                  <w:sz w:val="24"/>
+                </w:rPr>
+                <m:t>d</m:t>
+              </m:r>
+            </m:sup>
+            <m:e>
+              <m:r>
+                <m:rPr>
+                  <m:sty m:val="p"/>
+                </m:rPr>
+                <w:rPr>
+                  <w:rFonts w:ascii="Cambria Math" w:hAnsi="Cambria Math"/>
+                  <w:sz w:val="24"/>
+                </w:rPr>
+                <m:t>(</m:t>
+              </m:r>
+            </m:e>
+          </m:nary>
+          <m:sSub>
+            <m:sSubPr>
+              <m:ctrlPr>
+                <w:rPr>
+                  <w:rFonts w:ascii="Cambria Math" w:hAnsi="Cambria Math"/>
+                  <w:sz w:val="24"/>
+                </w:rPr>
+              </m:ctrlPr>
+            </m:sSubPr>
+            <m:e>
+              <m:r>
+                <w:rPr>
+                  <w:rFonts w:ascii="Cambria Math" w:hAnsi="Cambria Math"/>
+                  <w:sz w:val="24"/>
+                </w:rPr>
+                <m:t>E</m:t>
+              </m:r>
+            </m:e>
+            <m:sub>
+              <m:r>
+                <w:rPr>
+                  <w:rFonts w:ascii="Cambria Math" w:hAnsi="Cambria Math"/>
+                  <w:sz w:val="24"/>
+                </w:rPr>
+                <m:t>q</m:t>
+              </m:r>
+              <m:r>
+                <m:rPr>
+                  <m:sty m:val="p"/>
+                </m:rPr>
+                <w:rPr>
+                  <w:rFonts w:ascii="Cambria Math" w:hAnsi="Cambria Math"/>
+                  <w:sz w:val="24"/>
+                </w:rPr>
+                <m:t>,</m:t>
+              </m:r>
+              <m:r>
+                <w:rPr>
+                  <w:rFonts w:ascii="Cambria Math" w:hAnsi="Cambria Math"/>
+                  <w:sz w:val="24"/>
+                </w:rPr>
+                <m:t>j</m:t>
+              </m:r>
+            </m:sub>
+          </m:sSub>
+          <m:r>
+            <m:rPr>
+              <m:sty m:val="p"/>
+            </m:rPr>
+            <w:rPr>
+              <w:rFonts w:ascii="Cambria Math" w:hAnsi="Cambria Math"/>
+              <w:sz w:val="24"/>
+            </w:rPr>
+            <m:t>-</m:t>
+          </m:r>
+          <m:sSub>
+            <m:sSubPr>
+              <m:ctrlPr>
+                <w:rPr>
+                  <w:rFonts w:ascii="Cambria Math" w:hAnsi="Cambria Math"/>
+                  <w:sz w:val="24"/>
+                </w:rPr>
+              </m:ctrlPr>
+            </m:sSubPr>
+            <m:e>
+              <m:r>
+                <w:rPr>
+                  <w:rFonts w:ascii="Cambria Math" w:hAnsi="Cambria Math"/>
+                  <w:sz w:val="24"/>
+                </w:rPr>
+                <m:t>E</m:t>
+              </m:r>
+            </m:e>
+            <m:sub>
+              <m:sSub>
+                <m:sSubPr>
+                  <m:ctrlPr>
+                    <w:rPr>
+                      <w:rFonts w:ascii="Cambria Math" w:hAnsi="Cambria Math"/>
+                      <w:sz w:val="24"/>
+                    </w:rPr>
+                  </m:ctrlPr>
+                </m:sSubPr>
+                <m:e>
+                  <m:r>
+                    <w:rPr>
+                      <w:rFonts w:ascii="Cambria Math" w:hAnsi="Cambria Math"/>
+                      <w:sz w:val="24"/>
+                    </w:rPr>
+                    <m:t>C</m:t>
+                  </m:r>
+                </m:e>
+                <m:sub>
+                  <m:r>
+                    <w:rPr>
+                      <w:rFonts w:ascii="Cambria Math" w:hAnsi="Cambria Math"/>
+                      <w:sz w:val="24"/>
+                    </w:rPr>
+                    <m:t>i</m:t>
+                  </m:r>
+                </m:sub>
+              </m:sSub>
+              <m:r>
+                <m:rPr>
+                  <m:sty m:val="p"/>
+                </m:rPr>
+                <w:rPr>
+                  <w:rFonts w:ascii="Cambria Math" w:hAnsi="Cambria Math"/>
+                  <w:sz w:val="24"/>
+                </w:rPr>
+                <m:t>,</m:t>
+              </m:r>
+              <m:r>
+                <w:rPr>
+                  <w:rFonts w:ascii="Cambria Math" w:hAnsi="Cambria Math"/>
+                  <w:sz w:val="24"/>
+                </w:rPr>
+                <m:t>j</m:t>
+              </m:r>
+            </m:sub>
+          </m:sSub>
+          <m:sSup>
+            <m:sSupPr>
+              <m:ctrlPr>
+                <w:rPr>
+                  <w:rFonts w:ascii="Cambria Math" w:hAnsi="Cambria Math"/>
+                  <w:sz w:val="24"/>
+                </w:rPr>
+              </m:ctrlPr>
+            </m:sSupPr>
+            <m:e>
+              <m:r>
+                <m:rPr>
+                  <m:sty m:val="p"/>
+                </m:rPr>
+                <w:rPr>
+                  <w:rFonts w:ascii="Cambria Math" w:hAnsi="Cambria Math"/>
+                  <w:sz w:val="24"/>
+                </w:rPr>
+                <m:t>)</m:t>
+              </m:r>
+            </m:e>
+            <m:sup>
+              <m:r>
+                <w:rPr>
+                  <w:rFonts w:ascii="Cambria Math" w:hAnsi="Cambria Math"/>
+                  <w:sz w:val="24"/>
+                </w:rPr>
+                <m:t>2</m:t>
+              </m:r>
+            </m:sup>
+          </m:sSup>
+        </m:oMath>
+      </m:oMathPara>
+    </w:p>
+    <w:p>
+      <w:pPr>
+        <w:pStyle w:val="ad"/>
+        <w:tabs>
+          <w:tab w:val="clear" w:pos="4153"/>
+          <w:tab w:val="clear" w:pos="8306"/>
+        </w:tabs>
+        <w:spacing w:line="360" w:lineRule="auto"/>
+        <w:ind w:firstLineChars="200" w:firstLine="480"/>
+      </w:pPr>
+      <w:r>
+        <w:rPr>
+          <w:rFonts w:hint="eastAsia"/>
+        </w:rPr>
+        <w:t>前</w:t>
+      </w:r>
+      <w:proofErr w:type="spellStart"/>
+      <w:r>
+        <w:rPr>
+          <w:rStyle w:val="VerbatimChar"/>
+        </w:rPr>
+        <w:t>top_k</w:t>
+      </w:r>
+      <w:proofErr w:type="spellEnd"/>
+      <w:proofErr w:type="gramStart"/>
+      <w:r>
+        <w:rPr>
+          <w:rFonts w:hint="eastAsia"/>
+        </w:rPr>
+        <w:t>个</w:t>
+      </w:r>
+      <w:proofErr w:type="gramEnd"/>
+      <w:r>
+        <w:rPr>
+          <w:rFonts w:hint="eastAsia"/>
+        </w:rPr>
+        <w:t>最小距离的片段索引即为：</w:t>
+      </w:r>
+    </w:p>
+    <w:p>
+      <w:pPr>
+        <w:pStyle w:val="a6"/>
+      </w:pPr>
+      <m:oMathPara>
+        <m:oMathParaPr>
+          <m:jc m:val="center"/>
+        </m:oMathParaPr>
+        <m:oMath>
+          <m:r>
+            <m:rPr>
+              <m:scr m:val="script"/>
+              <m:sty m:val="p"/>
+            </m:rPr>
+            <w:rPr>
+              <w:rFonts w:ascii="Cambria Math" w:hAnsi="Cambria Math"/>
+              <w:sz w:val="24"/>
+            </w:rPr>
+            <m:t>R</m:t>
+          </m:r>
+          <m:r>
+            <m:rPr>
+              <m:sty m:val="p"/>
+            </m:rPr>
+            <w:rPr>
+              <w:rFonts w:ascii="Cambria Math" w:hAnsi="Cambria Math"/>
+              <w:sz w:val="24"/>
+            </w:rPr>
+            <m:t>=arg</m:t>
+          </m:r>
+          <m:limLow>
+            <m:limLowPr>
+              <m:ctrlPr>
+                <w:rPr>
+                  <w:rFonts w:ascii="Cambria Math" w:hAnsi="Cambria Math"/>
+                  <w:sz w:val="24"/>
+                </w:rPr>
+              </m:ctrlPr>
+            </m:limLowPr>
+            <m:e>
+              <m:r>
+                <m:rPr>
+                  <m:sty m:val="p"/>
+                </m:rPr>
+                <w:rPr>
+                  <w:rFonts w:ascii="Cambria Math" w:hAnsi="Cambria Math"/>
+                  <w:sz w:val="24"/>
+                </w:rPr>
+                <m:t>min</m:t>
+              </m:r>
+            </m:e>
+            <m:lim>
+              <m:r>
+                <m:rPr>
+                  <m:sty m:val="p"/>
+                </m:rPr>
+                <w:rPr>
+                  <w:rFonts w:ascii="Cambria Math" w:hAnsi="Cambria Math"/>
+                  <w:sz w:val="24"/>
+                </w:rPr>
+                <m:t>{</m:t>
+              </m:r>
+              <m:sSub>
+                <m:sSubPr>
+                  <m:ctrlPr>
+                    <w:rPr>
+                      <w:rFonts w:ascii="Cambria Math" w:hAnsi="Cambria Math"/>
+                      <w:sz w:val="24"/>
+                    </w:rPr>
+                  </m:ctrlPr>
+                </m:sSubPr>
+                <m:e>
+                  <m:r>
+                    <w:rPr>
+                      <w:rFonts w:ascii="Cambria Math" w:hAnsi="Cambria Math"/>
+                      <w:sz w:val="24"/>
+                    </w:rPr>
+                    <m:t>C</m:t>
+                  </m:r>
+                </m:e>
+                <m:sub>
+                  <m:r>
+                    <w:rPr>
+                      <w:rFonts w:ascii="Cambria Math" w:hAnsi="Cambria Math"/>
+                      <w:sz w:val="24"/>
+                    </w:rPr>
+                    <m:t>i</m:t>
+                  </m:r>
+                </m:sub>
+              </m:sSub>
+              <m:r>
+                <m:rPr>
+                  <m:sty m:val="p"/>
+                </m:rPr>
+                <w:rPr>
+                  <w:rFonts w:ascii="Cambria Math" w:hAnsi="Cambria Math"/>
+                  <w:sz w:val="24"/>
+                </w:rPr>
+                <m:t>}</m:t>
+              </m:r>
+            </m:lim>
+          </m:limLow>
+          <m:r>
+            <w:rPr>
+              <w:rFonts w:ascii="Cambria Math" w:hAnsi="Cambria Math"/>
+              <w:sz w:val="24"/>
+            </w:rPr>
+            <m:t>D</m:t>
+          </m:r>
+          <m:r>
+            <m:rPr>
+              <m:sty m:val="p"/>
+            </m:rPr>
+            <w:rPr>
+              <w:rFonts w:ascii="Cambria Math" w:hAnsi="Cambria Math"/>
+              <w:sz w:val="24"/>
+            </w:rPr>
+            <m:t>(</m:t>
+          </m:r>
+          <m:sSub>
+            <m:sSubPr>
+              <m:ctrlPr>
+                <w:rPr>
+                  <w:rFonts w:ascii="Cambria Math" w:hAnsi="Cambria Math"/>
+                  <w:sz w:val="24"/>
+                </w:rPr>
+              </m:ctrlPr>
+            </m:sSubPr>
+            <m:e>
+              <m:r>
+                <w:rPr>
+                  <w:rFonts w:ascii="Cambria Math" w:hAnsi="Cambria Math"/>
+                  <w:sz w:val="24"/>
+                </w:rPr>
+                <m:t>E</m:t>
+              </m:r>
+            </m:e>
+            <m:sub>
+              <m:r>
+                <w:rPr>
+                  <w:rFonts w:ascii="Cambria Math" w:hAnsi="Cambria Math"/>
+                  <w:sz w:val="24"/>
+                </w:rPr>
+                <m:t>q</m:t>
+              </m:r>
+            </m:sub>
+          </m:sSub>
+          <m:r>
+            <m:rPr>
+              <m:sty m:val="p"/>
+            </m:rPr>
+            <w:rPr>
+              <w:rFonts w:ascii="Cambria Math" w:hAnsi="Cambria Math"/>
+              <w:sz w:val="24"/>
+            </w:rPr>
+            <m:t>,</m:t>
+          </m:r>
+          <m:sSub>
+            <m:sSubPr>
+              <m:ctrlPr>
+                <w:rPr>
+                  <w:rFonts w:ascii="Cambria Math" w:hAnsi="Cambria Math"/>
+                  <w:sz w:val="24"/>
+                </w:rPr>
+              </m:ctrlPr>
+            </m:sSubPr>
+            <m:e>
+              <m:r>
+                <w:rPr>
+                  <w:rFonts w:ascii="Cambria Math" w:hAnsi="Cambria Math"/>
+                  <w:sz w:val="24"/>
+                </w:rPr>
+                <m:t>E</m:t>
+              </m:r>
+            </m:e>
+            <m:sub>
+              <m:sSub>
+                <m:sSubPr>
+                  <m:ctrlPr>
+                    <w:rPr>
+                      <w:rFonts w:ascii="Cambria Math" w:hAnsi="Cambria Math"/>
+                      <w:sz w:val="24"/>
+                    </w:rPr>
+                  </m:ctrlPr>
+                </m:sSubPr>
+                <m:e>
+                  <m:r>
+                    <w:rPr>
+                      <w:rFonts w:ascii="Cambria Math" w:hAnsi="Cambria Math"/>
+                      <w:sz w:val="24"/>
+                    </w:rPr>
+                    <m:t>C</m:t>
+                  </m:r>
+                </m:e>
+                <m:sub>
+                  <m:r>
+                    <w:rPr>
+                      <w:rFonts w:ascii="Cambria Math" w:hAnsi="Cambria Math"/>
+                      <w:sz w:val="24"/>
+                    </w:rPr>
+                    <m:t>i</m:t>
+                  </m:r>
+                </m:sub>
+              </m:sSub>
+            </m:sub>
+          </m:sSub>
+          <m:r>
+            <m:rPr>
+              <m:sty m:val="p"/>
+            </m:rPr>
+            <w:rPr>
+              <w:rFonts w:ascii="Cambria Math" w:hAnsi="Cambria Math"/>
+              <w:sz w:val="24"/>
+            </w:rPr>
+            <m:t>)</m:t>
+          </m:r>
+        </m:oMath>
+      </m:oMathPara>
+    </w:p>
+    <w:p>
+      <w:pPr>
+        <w:pStyle w:val="ad"/>
+        <w:tabs>
+          <w:tab w:val="clear" w:pos="4153"/>
+          <w:tab w:val="clear" w:pos="8306"/>
+        </w:tabs>
+        <w:spacing w:line="360" w:lineRule="auto"/>
+        <w:ind w:firstLineChars="200" w:firstLine="480"/>
+      </w:pPr>
+      <w:r>
+        <w:rPr>
+          <w:rFonts w:hint="eastAsia"/>
+        </w:rPr>
+        <w:t>对应片段</w:t>
+      </w:r>
+      <w:r>
+        <w:t xml:space="preserve"> </w:t>
+      </w:r>
+      <m:oMath>
+        <m:r>
+          <m:rPr>
+            <m:sty m:val="p"/>
+          </m:rPr>
+          <w:rPr>
+            <w:rFonts w:ascii="Cambria Math" w:hAnsi="Cambria Math"/>
+          </w:rPr>
+          <m:t>{</m:t>
+        </m:r>
+        <m:sSub>
+          <m:sSubPr>
+            <m:ctrlPr>
+              <w:rPr>
+                <w:rFonts w:ascii="Cambria Math" w:hAnsi="Cambria Math"/>
+              </w:rPr>
+            </m:ctrlPr>
+          </m:sSubPr>
+          <m:e>
+            <m:r>
+              <w:rPr>
+                <w:rFonts w:ascii="Cambria Math" w:hAnsi="Cambria Math"/>
+              </w:rPr>
+              <m:t>C</m:t>
+            </m:r>
+          </m:e>
+          <m:sub>
+            <m:sSub>
+              <m:sSubPr>
+                <m:ctrlPr>
+                  <w:rPr>
+                    <w:rFonts w:ascii="Cambria Math" w:hAnsi="Cambria Math"/>
+                  </w:rPr>
+                </m:ctrlPr>
+              </m:sSubPr>
+              <m:e>
+                <m:r>
+                  <w:rPr>
+                    <w:rFonts w:ascii="Cambria Math" w:hAnsi="Cambria Math"/>
+                  </w:rPr>
+                  <m:t>r</m:t>
+                </m:r>
+              </m:e>
+              <m:sub>
+                <m:r>
+                  <w:rPr>
+                    <w:rFonts w:ascii="Cambria Math" w:hAnsi="Cambria Math"/>
+                  </w:rPr>
+                  <m:t>1</m:t>
+                </m:r>
+              </m:sub>
+            </m:sSub>
+          </m:sub>
+        </m:sSub>
+        <m:r>
+          <m:rPr>
+            <m:sty m:val="p"/>
+          </m:rPr>
+          <w:rPr>
+            <w:rFonts w:ascii="Cambria Math" w:hAnsi="Cambria Math"/>
+          </w:rPr>
+          <m:t>,</m:t>
+        </m:r>
+        <m:sSub>
+          <m:sSubPr>
+            <m:ctrlPr>
+              <w:rPr>
+                <w:rFonts w:ascii="Cambria Math" w:hAnsi="Cambria Math"/>
+              </w:rPr>
+            </m:ctrlPr>
+          </m:sSubPr>
+          <m:e>
+            <m:r>
+              <w:rPr>
+                <w:rFonts w:ascii="Cambria Math" w:hAnsi="Cambria Math"/>
+              </w:rPr>
+              <m:t>C</m:t>
+            </m:r>
+          </m:e>
+          <m:sub>
+            <m:sSub>
+              <m:sSubPr>
+                <m:ctrlPr>
+                  <w:rPr>
+                    <w:rFonts w:ascii="Cambria Math" w:hAnsi="Cambria Math"/>
+                  </w:rPr>
+                </m:ctrlPr>
+              </m:sSubPr>
+              <m:e>
+                <m:r>
+                  <w:rPr>
+                    <w:rFonts w:ascii="Cambria Math" w:hAnsi="Cambria Math"/>
+                  </w:rPr>
+                  <m:t>r</m:t>
+                </m:r>
+              </m:e>
+              <m:sub>
+                <m:r>
+                  <w:rPr>
+                    <w:rFonts w:ascii="Cambria Math" w:hAnsi="Cambria Math"/>
+                  </w:rPr>
+                  <m:t>2</m:t>
+                </m:r>
+              </m:sub>
+            </m:sSub>
+          </m:sub>
+        </m:sSub>
+        <m:r>
+          <m:rPr>
+            <m:sty m:val="p"/>
+          </m:rPr>
+          <w:rPr>
+            <w:rFonts w:ascii="Cambria Math" w:hAnsi="Cambria Math"/>
+          </w:rPr>
+          <m:t>,...,</m:t>
+        </m:r>
+        <m:sSub>
+          <m:sSubPr>
+            <m:ctrlPr>
+              <w:rPr>
+                <w:rFonts w:ascii="Cambria Math" w:hAnsi="Cambria Math"/>
+              </w:rPr>
+            </m:ctrlPr>
+          </m:sSubPr>
+          <m:e>
+            <m:r>
+              <w:rPr>
+                <w:rFonts w:ascii="Cambria Math" w:hAnsi="Cambria Math"/>
+              </w:rPr>
+              <m:t>C</m:t>
+            </m:r>
+          </m:e>
+          <m:sub>
+            <m:sSub>
+              <m:sSubPr>
+                <m:ctrlPr>
+                  <w:rPr>
+                    <w:rFonts w:ascii="Cambria Math" w:hAnsi="Cambria Math"/>
+                  </w:rPr>
+                </m:ctrlPr>
+              </m:sSubPr>
+              <m:e>
+                <m:r>
+                  <w:rPr>
+                    <w:rFonts w:ascii="Cambria Math" w:hAnsi="Cambria Math"/>
+                  </w:rPr>
+                  <m:t>r</m:t>
+                </m:r>
+              </m:e>
+              <m:sub>
+                <m:r>
+                  <w:rPr>
+                    <w:rFonts w:ascii="Cambria Math" w:hAnsi="Cambria Math"/>
+                  </w:rPr>
+                  <m:t>k</m:t>
+                </m:r>
+              </m:sub>
+            </m:sSub>
+          </m:sub>
+        </m:sSub>
+        <m:r>
+          <m:rPr>
+            <m:sty m:val="p"/>
+          </m:rPr>
+          <w:rPr>
+            <w:rFonts w:ascii="Cambria Math" w:hAnsi="Cambria Math"/>
+          </w:rPr>
+          <m:t>}</m:t>
+        </m:r>
+      </m:oMath>
+      <w:r>
+        <w:rPr>
+          <w:rFonts w:hint="eastAsia"/>
+        </w:rPr>
+        <w:t>，此</w:t>
+      </w:r>
+      <w:proofErr w:type="gramStart"/>
+      <w:r>
+        <w:rPr>
+          <w:rFonts w:hint="eastAsia"/>
+        </w:rPr>
+        <w:t>即最终</w:t>
+      </w:r>
+      <w:proofErr w:type="gramEnd"/>
+      <w:r>
+        <w:rPr>
+          <w:rFonts w:hint="eastAsia"/>
+        </w:rPr>
+        <w:t>的返回值。</w:t>
+      </w:r>
+    </w:p>
+    <w:p>
+      <w:pPr>
+        <w:pStyle w:val="ad"/>
+        <w:tabs>
+          <w:tab w:val="clear" w:pos="4153"/>
+          <w:tab w:val="clear" w:pos="8306"/>
+        </w:tabs>
+        <w:spacing w:line="360" w:lineRule="auto"/>
+        <w:ind w:firstLineChars="200" w:firstLine="480"/>
+      </w:pPr>
+    </w:p>
+    <w:p>
+      <w:pPr>
         <w:pStyle w:val="21"/>
         <w:spacing w:line="360" w:lineRule="auto"/>
         <w:rPr>
@@ -9697,33 +13023,42 @@
           <w:sz w:val="24"/>
         </w:rPr>
       </w:pPr>
+      <w:bookmarkStart w:id="17" w:name="_Toc193469009"/>
       <w:r>
         <w:rPr>
           <w:rFonts w:hint="eastAsia"/>
           <w:b w:val="0"/>
           <w:sz w:val="24"/>
         </w:rPr>
-        <w:t>2.3</w:t>
-      </w:r>
-      <w:r>
-        <w:rPr>
+        <w:t>2.</w:t>
+      </w:r>
+      <w:r>
+        <w:rPr>
+          <w:rFonts w:hint="eastAsia"/>
           <w:b w:val="0"/>
           <w:sz w:val="24"/>
         </w:rPr>
-        <w:t xml:space="preserve"> </w:t>
+        <w:t>4</w:t>
       </w:r>
       <w:r>
         <w:rPr>
           <w:b w:val="0"/>
           <w:sz w:val="24"/>
         </w:rPr>
+        <w:t xml:space="preserve"> </w:t>
+      </w:r>
+      <w:r>
+        <w:rPr>
+          <w:b w:val="0"/>
+          <w:sz w:val="24"/>
+        </w:rPr>
         <w:t>系统流程</w:t>
       </w:r>
-      <w:bookmarkEnd w:id="13"/>
-    </w:p>
-    <w:p>
-      <w:pPr>
-        <w:pStyle w:val="ac"/>
+      <w:bookmarkEnd w:id="17"/>
+    </w:p>
+    <w:p>
+      <w:pPr>
+        <w:pStyle w:val="ad"/>
         <w:tabs>
           <w:tab w:val="clear" w:pos="4153"/>
           <w:tab w:val="clear" w:pos="8306"/>
@@ -9734,7 +13069,7 @@
     </w:p>
     <w:p>
       <w:pPr>
-        <w:pStyle w:val="ac"/>
+        <w:pStyle w:val="ad"/>
         <w:tabs>
           <w:tab w:val="clear" w:pos="4153"/>
           <w:tab w:val="clear" w:pos="8306"/>
@@ -9745,7 +13080,7 @@
     </w:p>
     <w:p>
       <w:pPr>
-        <w:pStyle w:val="ac"/>
+        <w:pStyle w:val="ad"/>
         <w:tabs>
           <w:tab w:val="clear" w:pos="4153"/>
           <w:tab w:val="clear" w:pos="8306"/>
@@ -9777,15 +13112,14 @@
           <w:szCs w:val="30"/>
         </w:rPr>
       </w:pPr>
-      <w:bookmarkStart w:id="14" w:name="_Toc135816538"/>
-      <w:bookmarkStart w:id="15" w:name="_Toc193465208"/>
+      <w:bookmarkStart w:id="18" w:name="_Toc135816538"/>
+      <w:bookmarkStart w:id="19" w:name="_Toc193469010"/>
       <w:r>
         <w:rPr>
           <w:rFonts w:eastAsia="黑体" w:hint="eastAsia"/>
           <w:sz w:val="24"/>
           <w:szCs w:val="30"/>
         </w:rPr>
-        <w:lastRenderedPageBreak/>
         <w:t>3</w:t>
       </w:r>
       <w:r>
@@ -9804,12 +13138,12 @@
         </w:rPr>
         <w:t>概要设计</w:t>
       </w:r>
-      <w:bookmarkEnd w:id="14"/>
-      <w:bookmarkEnd w:id="15"/>
-    </w:p>
-    <w:p>
-      <w:pPr>
-        <w:pStyle w:val="ac"/>
+      <w:bookmarkEnd w:id="18"/>
+      <w:bookmarkEnd w:id="19"/>
+    </w:p>
+    <w:p>
+      <w:pPr>
+        <w:pStyle w:val="ad"/>
         <w:tabs>
           <w:tab w:val="clear" w:pos="4153"/>
           <w:tab w:val="clear" w:pos="8306"/>
@@ -9820,11 +13154,11 @@
           <w:rFonts w:eastAsia="黑体"/>
         </w:rPr>
       </w:pPr>
-      <w:bookmarkStart w:id="16" w:name="_Toc136438658"/>
-      <w:bookmarkStart w:id="17" w:name="_Toc135817012"/>
-      <w:bookmarkStart w:id="18" w:name="_Toc136438761"/>
-      <w:bookmarkStart w:id="19" w:name="_Toc135816539"/>
-      <w:bookmarkStart w:id="20" w:name="_Toc193465209"/>
+      <w:bookmarkStart w:id="20" w:name="_Toc136438658"/>
+      <w:bookmarkStart w:id="21" w:name="_Toc135817012"/>
+      <w:bookmarkStart w:id="22" w:name="_Toc136438761"/>
+      <w:bookmarkStart w:id="23" w:name="_Toc135816539"/>
+      <w:bookmarkStart w:id="24" w:name="_Toc193469011"/>
       <w:r>
         <w:rPr>
           <w:rFonts w:eastAsia="黑体" w:hint="eastAsia"/>
@@ -9843,15 +13177,15 @@
         </w:rPr>
         <w:t>业务流程</w:t>
       </w:r>
-      <w:bookmarkEnd w:id="16"/>
-      <w:bookmarkEnd w:id="17"/>
-      <w:bookmarkEnd w:id="18"/>
-      <w:bookmarkEnd w:id="19"/>
       <w:bookmarkEnd w:id="20"/>
-    </w:p>
-    <w:p>
-      <w:pPr>
-        <w:pStyle w:val="ac"/>
+      <w:bookmarkEnd w:id="21"/>
+      <w:bookmarkEnd w:id="22"/>
+      <w:bookmarkEnd w:id="23"/>
+      <w:bookmarkEnd w:id="24"/>
+    </w:p>
+    <w:p>
+      <w:pPr>
+        <w:pStyle w:val="ad"/>
         <w:tabs>
           <w:tab w:val="clear" w:pos="4153"/>
           <w:tab w:val="clear" w:pos="8306"/>
@@ -9862,7 +13196,7 @@
           <w:rFonts w:eastAsia="黑体"/>
         </w:rPr>
       </w:pPr>
-      <w:bookmarkStart w:id="21" w:name="_Toc193465210"/>
+      <w:bookmarkStart w:id="25" w:name="_Toc193469012"/>
       <w:r>
         <w:rPr>
           <w:rFonts w:eastAsia="黑体" w:hint="eastAsia"/>
@@ -9881,11 +13215,11 @@
         </w:rPr>
         <w:t>功能模块介绍</w:t>
       </w:r>
-      <w:bookmarkEnd w:id="21"/>
-    </w:p>
-    <w:p>
-      <w:pPr>
-        <w:pStyle w:val="ac"/>
+      <w:bookmarkEnd w:id="25"/>
+    </w:p>
+    <w:p>
+      <w:pPr>
+        <w:pStyle w:val="ad"/>
         <w:tabs>
           <w:tab w:val="clear" w:pos="4153"/>
           <w:tab w:val="clear" w:pos="8306"/>
@@ -9930,7 +13264,7 @@
     </w:p>
     <w:p>
       <w:pPr>
-        <w:pStyle w:val="ac"/>
+        <w:pStyle w:val="ad"/>
         <w:tabs>
           <w:tab w:val="clear" w:pos="4153"/>
           <w:tab w:val="clear" w:pos="8306"/>
@@ -10743,7 +14077,6 @@
                                   <w:szCs w:val="15"/>
                                 </w:rPr>
                               </w:pPr>
-                              <w:proofErr w:type="spellStart"/>
                               <w:r>
                                 <w:rPr>
                                   <w:rFonts w:hint="eastAsia"/>
@@ -10752,7 +14085,6 @@
                                 </w:rPr>
                                 <w:t>AsTellAs</w:t>
                               </w:r>
-                              <w:proofErr w:type="spellEnd"/>
                               <w:r>
                                 <w:rPr>
                                   <w:rFonts w:hint="eastAsia"/>
@@ -11440,7 +14772,6 @@
                                   <w:szCs w:val="15"/>
                                 </w:rPr>
                               </w:pPr>
-                              <w:proofErr w:type="spellStart"/>
                               <w:r>
                                 <w:rPr>
                                   <w:rFonts w:hint="eastAsia"/>
@@ -11449,7 +14780,6 @@
                                 </w:rPr>
                                 <w:t>AsTellAs</w:t>
                               </w:r>
-                              <w:proofErr w:type="spellEnd"/>
                               <w:r>
                                 <w:rPr>
                                   <w:rFonts w:hint="eastAsia"/>
@@ -11838,7 +15168,6 @@
                                 </w:rPr>
                                 <w:t>公司内部</w:t>
                               </w:r>
-                              <w:proofErr w:type="spellStart"/>
                               <w:r>
                                 <w:rPr>
                                   <w:rFonts w:hint="eastAsia"/>
@@ -11847,7 +15176,6 @@
                                 </w:rPr>
                                 <w:t>NetWork</w:t>
                               </w:r>
-                              <w:proofErr w:type="spellEnd"/>
                             </w:p>
                           </w:txbxContent>
                         </wps:txbx>
@@ -12758,7 +16086,6 @@
                             <w:szCs w:val="15"/>
                           </w:rPr>
                         </w:pPr>
-                        <w:proofErr w:type="spellStart"/>
                         <w:r>
                           <w:rPr>
                             <w:rFonts w:hint="eastAsia"/>
@@ -12767,7 +16094,6 @@
                           </w:rPr>
                           <w:t>AsTellAs</w:t>
                         </w:r>
-                        <w:proofErr w:type="spellEnd"/>
                         <w:r>
                           <w:rPr>
                             <w:rFonts w:hint="eastAsia"/>
@@ -12983,7 +16309,6 @@
                             <w:szCs w:val="15"/>
                           </w:rPr>
                         </w:pPr>
-                        <w:proofErr w:type="spellStart"/>
                         <w:r>
                           <w:rPr>
                             <w:rFonts w:hint="eastAsia"/>
@@ -12992,7 +16317,6 @@
                           </w:rPr>
                           <w:t>AsTellAs</w:t>
                         </w:r>
-                        <w:proofErr w:type="spellEnd"/>
                         <w:r>
                           <w:rPr>
                             <w:rFonts w:hint="eastAsia"/>
@@ -13062,7 +16386,6 @@
                           </w:rPr>
                           <w:t>公司内部</w:t>
                         </w:r>
-                        <w:proofErr w:type="spellStart"/>
                         <w:r>
                           <w:rPr>
                             <w:rFonts w:hint="eastAsia"/>
@@ -13071,7 +16394,6 @@
                           </w:rPr>
                           <w:t>NetWork</w:t>
                         </w:r>
-                        <w:proofErr w:type="spellEnd"/>
                       </w:p>
                     </w:txbxContent>
                   </v:textbox>
@@ -13349,7 +16671,7 @@
     </w:p>
     <w:p>
       <w:pPr>
-        <w:pStyle w:val="ac"/>
+        <w:pStyle w:val="ad"/>
         <w:tabs>
           <w:tab w:val="clear" w:pos="4153"/>
           <w:tab w:val="clear" w:pos="8306"/>
@@ -13400,7 +16722,7 @@
     </w:p>
     <w:p>
       <w:pPr>
-        <w:pStyle w:val="ac"/>
+        <w:pStyle w:val="ad"/>
         <w:tabs>
           <w:tab w:val="clear" w:pos="4153"/>
           <w:tab w:val="clear" w:pos="8306"/>
@@ -13445,15 +16767,14 @@
           <w:szCs w:val="30"/>
         </w:rPr>
       </w:pPr>
-      <w:bookmarkStart w:id="22" w:name="_Toc135816541"/>
-      <w:bookmarkStart w:id="23" w:name="_Toc193465211"/>
+      <w:bookmarkStart w:id="26" w:name="_Toc135816541"/>
+      <w:bookmarkStart w:id="27" w:name="_Toc193469013"/>
       <w:r>
         <w:rPr>
           <w:rFonts w:eastAsia="黑体" w:hint="eastAsia"/>
           <w:sz w:val="24"/>
           <w:szCs w:val="30"/>
         </w:rPr>
-        <w:lastRenderedPageBreak/>
         <w:t>4</w:t>
       </w:r>
       <w:r>
@@ -13472,8 +16793,8 @@
         </w:rPr>
         <w:t>详细设计</w:t>
       </w:r>
-      <w:bookmarkEnd w:id="22"/>
-      <w:bookmarkEnd w:id="23"/>
+      <w:bookmarkEnd w:id="26"/>
+      <w:bookmarkEnd w:id="27"/>
     </w:p>
     <w:p>
       <w:pPr>
@@ -13484,11 +16805,11 @@
           <w:sz w:val="24"/>
         </w:rPr>
       </w:pPr>
-      <w:bookmarkStart w:id="24" w:name="_Toc136438661"/>
-      <w:bookmarkStart w:id="25" w:name="_Toc135816542"/>
-      <w:bookmarkStart w:id="26" w:name="_Toc135817015"/>
-      <w:bookmarkStart w:id="27" w:name="_Toc136438764"/>
-      <w:bookmarkStart w:id="28" w:name="_Toc193465212"/>
+      <w:bookmarkStart w:id="28" w:name="_Toc136438661"/>
+      <w:bookmarkStart w:id="29" w:name="_Toc135816542"/>
+      <w:bookmarkStart w:id="30" w:name="_Toc135817015"/>
+      <w:bookmarkStart w:id="31" w:name="_Toc136438764"/>
+      <w:bookmarkStart w:id="32" w:name="_Toc193469014"/>
       <w:r>
         <w:rPr>
           <w:rFonts w:eastAsia="黑体" w:hint="eastAsia"/>
@@ -13510,65 +16831,15 @@
         </w:rPr>
         <w:t>数据库的设计</w:t>
       </w:r>
-      <w:bookmarkStart w:id="29" w:name="_Toc136438765"/>
-      <w:bookmarkStart w:id="30" w:name="_Toc135816543"/>
-      <w:bookmarkStart w:id="31" w:name="_Toc135817016"/>
-      <w:bookmarkStart w:id="32" w:name="_Toc136438662"/>
-      <w:bookmarkEnd w:id="24"/>
-      <w:bookmarkEnd w:id="25"/>
-      <w:bookmarkEnd w:id="26"/>
-      <w:bookmarkEnd w:id="27"/>
+      <w:bookmarkStart w:id="33" w:name="_Toc136438765"/>
+      <w:bookmarkStart w:id="34" w:name="_Toc135816543"/>
+      <w:bookmarkStart w:id="35" w:name="_Toc135817016"/>
+      <w:bookmarkStart w:id="36" w:name="_Toc136438662"/>
       <w:bookmarkEnd w:id="28"/>
-    </w:p>
-    <w:p>
-      <w:pPr>
-        <w:spacing w:line="360" w:lineRule="auto"/>
-        <w:outlineLvl w:val="1"/>
-        <w:rPr>
-          <w:rFonts w:eastAsia="黑体"/>
-          <w:sz w:val="24"/>
-        </w:rPr>
-      </w:pPr>
-      <w:bookmarkStart w:id="33" w:name="_Toc193465213"/>
-      <w:r>
-        <w:rPr>
-          <w:rFonts w:eastAsia="黑体" w:hint="eastAsia"/>
-          <w:sz w:val="24"/>
-        </w:rPr>
-        <w:t>4.2</w:t>
-      </w:r>
-      <w:r>
-        <w:rPr>
-          <w:rFonts w:eastAsia="黑体"/>
-          <w:sz w:val="24"/>
-        </w:rPr>
-        <w:t xml:space="preserve"> </w:t>
-      </w:r>
-      <w:proofErr w:type="gramStart"/>
-      <w:r>
-        <w:rPr>
-          <w:rFonts w:eastAsia="黑体"/>
-          <w:sz w:val="24"/>
-        </w:rPr>
-        <w:t>细设计</w:t>
-      </w:r>
-      <w:proofErr w:type="gramEnd"/>
-      <w:r>
-        <w:rPr>
-          <w:rFonts w:eastAsia="黑体"/>
-          <w:sz w:val="24"/>
-        </w:rPr>
-        <w:t>书</w:t>
-      </w:r>
-      <w:bookmarkStart w:id="34" w:name="_Toc135816544"/>
-      <w:bookmarkStart w:id="35" w:name="_Toc135817017"/>
-      <w:bookmarkStart w:id="36" w:name="_Toc136438766"/>
-      <w:bookmarkStart w:id="37" w:name="_Toc136438663"/>
       <w:bookmarkEnd w:id="29"/>
       <w:bookmarkEnd w:id="30"/>
       <w:bookmarkEnd w:id="31"/>
       <w:bookmarkEnd w:id="32"/>
-      <w:bookmarkEnd w:id="33"/>
     </w:p>
     <w:p>
       <w:pPr>
@@ -13579,13 +16850,13 @@
           <w:sz w:val="24"/>
         </w:rPr>
       </w:pPr>
-      <w:bookmarkStart w:id="38" w:name="_Toc193465214"/>
+      <w:bookmarkStart w:id="37" w:name="_Toc193469015"/>
       <w:r>
         <w:rPr>
           <w:rFonts w:eastAsia="黑体" w:hint="eastAsia"/>
           <w:sz w:val="24"/>
         </w:rPr>
-        <w:t>4.3</w:t>
+        <w:t>4.2</w:t>
       </w:r>
       <w:r>
         <w:rPr>
@@ -13594,18 +16865,68 @@
         </w:rPr>
         <w:t xml:space="preserve"> </w:t>
       </w:r>
+      <w:proofErr w:type="gramStart"/>
       <w:r>
         <w:rPr>
           <w:rFonts w:eastAsia="黑体"/>
           <w:sz w:val="24"/>
         </w:rPr>
-        <w:t>界面设计</w:t>
-      </w:r>
+        <w:t>细设计</w:t>
+      </w:r>
+      <w:proofErr w:type="gramEnd"/>
+      <w:r>
+        <w:rPr>
+          <w:rFonts w:eastAsia="黑体"/>
+          <w:sz w:val="24"/>
+        </w:rPr>
+        <w:t>书</w:t>
+      </w:r>
+      <w:bookmarkStart w:id="38" w:name="_Toc135816544"/>
+      <w:bookmarkStart w:id="39" w:name="_Toc135817017"/>
+      <w:bookmarkStart w:id="40" w:name="_Toc136438766"/>
+      <w:bookmarkStart w:id="41" w:name="_Toc136438663"/>
+      <w:bookmarkEnd w:id="33"/>
       <w:bookmarkEnd w:id="34"/>
       <w:bookmarkEnd w:id="35"/>
       <w:bookmarkEnd w:id="36"/>
       <w:bookmarkEnd w:id="37"/>
+    </w:p>
+    <w:p>
+      <w:pPr>
+        <w:spacing w:line="360" w:lineRule="auto"/>
+        <w:outlineLvl w:val="1"/>
+        <w:rPr>
+          <w:rFonts w:eastAsia="黑体"/>
+          <w:sz w:val="24"/>
+        </w:rPr>
+      </w:pPr>
+      <w:bookmarkStart w:id="42" w:name="_Toc193469016"/>
+      <w:r>
+        <w:rPr>
+          <w:rFonts w:eastAsia="黑体" w:hint="eastAsia"/>
+          <w:sz w:val="24"/>
+        </w:rPr>
+        <w:t>4.3</w:t>
+      </w:r>
+      <w:r>
+        <w:rPr>
+          <w:rFonts w:eastAsia="黑体"/>
+          <w:sz w:val="24"/>
+        </w:rPr>
+        <w:t xml:space="preserve"> </w:t>
+      </w:r>
+      <w:r>
+        <w:rPr>
+          <w:rFonts w:eastAsia="黑体"/>
+          <w:sz w:val="24"/>
+        </w:rPr>
+        <w:t>界面设计</w:t>
+      </w:r>
       <w:bookmarkEnd w:id="38"/>
+      <w:bookmarkEnd w:id="39"/>
+      <w:bookmarkEnd w:id="40"/>
+      <w:bookmarkEnd w:id="41"/>
+      <w:bookmarkEnd w:id="42"/>
     </w:p>
     <w:p>
       <w:pPr>
@@ -13692,15 +17013,14 @@
           <w:szCs w:val="30"/>
         </w:rPr>
       </w:pPr>
-      <w:bookmarkStart w:id="39" w:name="_Toc135816545"/>
-      <w:bookmarkStart w:id="40" w:name="_Toc193465215"/>
+      <w:bookmarkStart w:id="43" w:name="_Toc135816545"/>
+      <w:bookmarkStart w:id="44" w:name="_Toc193469017"/>
       <w:r>
         <w:rPr>
           <w:rFonts w:eastAsia="黑体" w:hint="eastAsia"/>
           <w:sz w:val="24"/>
           <w:szCs w:val="30"/>
         </w:rPr>
-        <w:lastRenderedPageBreak/>
         <w:t>5</w:t>
       </w:r>
       <w:r>
@@ -13719,8 +17039,8 @@
         </w:rPr>
         <w:t>系统实现</w:t>
       </w:r>
-      <w:bookmarkEnd w:id="39"/>
-      <w:bookmarkEnd w:id="40"/>
+      <w:bookmarkEnd w:id="43"/>
+      <w:bookmarkEnd w:id="44"/>
     </w:p>
     <w:p>
       <w:pPr>
@@ -13732,7 +17052,7 @@
           <w:sz w:val="24"/>
         </w:rPr>
       </w:pPr>
-      <w:bookmarkStart w:id="41" w:name="_Toc193465216"/>
+      <w:bookmarkStart w:id="45" w:name="_Toc193469018"/>
       <w:r>
         <w:rPr>
           <w:rFonts w:hint="eastAsia"/>
@@ -13758,7 +17078,7 @@
         </w:rPr>
         <w:t>界面</w:t>
       </w:r>
-      <w:bookmarkEnd w:id="41"/>
+      <w:bookmarkEnd w:id="45"/>
     </w:p>
     <w:p>
       <w:pPr>
@@ -13828,14 +17148,13 @@
           <w:szCs w:val="30"/>
         </w:rPr>
       </w:pPr>
-      <w:bookmarkStart w:id="42" w:name="_Toc193465217"/>
+      <w:bookmarkStart w:id="46" w:name="_Toc193469019"/>
       <w:r>
         <w:rPr>
           <w:rFonts w:eastAsia="黑体" w:hint="eastAsia"/>
           <w:sz w:val="24"/>
           <w:szCs w:val="30"/>
         </w:rPr>
-        <w:lastRenderedPageBreak/>
         <w:t>6</w:t>
       </w:r>
       <w:r>
@@ -13854,11 +17173,11 @@
         </w:rPr>
         <w:t>关键算法与数据结构</w:t>
       </w:r>
-      <w:bookmarkEnd w:id="42"/>
-    </w:p>
-    <w:p>
-      <w:pPr>
-        <w:pStyle w:val="ac"/>
+      <w:bookmarkEnd w:id="46"/>
+    </w:p>
+    <w:p>
+      <w:pPr>
+        <w:pStyle w:val="ad"/>
         <w:tabs>
           <w:tab w:val="clear" w:pos="4153"/>
           <w:tab w:val="clear" w:pos="8306"/>
@@ -13877,7 +17196,7 @@
     </w:p>
     <w:p>
       <w:pPr>
-        <w:pStyle w:val="ac"/>
+        <w:pStyle w:val="ad"/>
         <w:tabs>
           <w:tab w:val="clear" w:pos="4153"/>
           <w:tab w:val="clear" w:pos="8306"/>
@@ -13890,7 +17209,7 @@
     </w:p>
     <w:p>
       <w:pPr>
-        <w:pStyle w:val="ac"/>
+        <w:pStyle w:val="ad"/>
         <w:tabs>
           <w:tab w:val="clear" w:pos="4153"/>
           <w:tab w:val="clear" w:pos="8306"/>
@@ -13903,7 +17222,7 @@
     </w:p>
     <w:p>
       <w:pPr>
-        <w:pStyle w:val="ac"/>
+        <w:pStyle w:val="ad"/>
         <w:tabs>
           <w:tab w:val="clear" w:pos="4153"/>
           <w:tab w:val="clear" w:pos="8306"/>
@@ -13916,7 +17235,7 @@
     </w:p>
     <w:p>
       <w:pPr>
-        <w:pStyle w:val="ac"/>
+        <w:pStyle w:val="ad"/>
         <w:tabs>
           <w:tab w:val="clear" w:pos="4153"/>
           <w:tab w:val="clear" w:pos="8306"/>
@@ -13929,7 +17248,7 @@
     </w:p>
     <w:p>
       <w:pPr>
-        <w:pStyle w:val="ac"/>
+        <w:pStyle w:val="ad"/>
         <w:tabs>
           <w:tab w:val="clear" w:pos="4153"/>
           <w:tab w:val="clear" w:pos="8306"/>
@@ -13942,7 +17261,7 @@
     </w:p>
     <w:p>
       <w:pPr>
-        <w:pStyle w:val="ac"/>
+        <w:pStyle w:val="ad"/>
         <w:tabs>
           <w:tab w:val="clear" w:pos="4153"/>
           <w:tab w:val="clear" w:pos="8306"/>
@@ -13955,7 +17274,7 @@
     </w:p>
     <w:p>
       <w:pPr>
-        <w:pStyle w:val="ac"/>
+        <w:pStyle w:val="ad"/>
         <w:tabs>
           <w:tab w:val="clear" w:pos="4153"/>
           <w:tab w:val="clear" w:pos="8306"/>
@@ -13993,15 +17312,14 @@
           <w:szCs w:val="30"/>
         </w:rPr>
       </w:pPr>
-      <w:bookmarkStart w:id="43" w:name="_Toc135816550"/>
-      <w:bookmarkStart w:id="44" w:name="_Toc193465218"/>
+      <w:bookmarkStart w:id="47" w:name="_Toc135816550"/>
+      <w:bookmarkStart w:id="48" w:name="_Toc193469020"/>
       <w:r>
         <w:rPr>
           <w:rFonts w:eastAsia="黑体" w:hint="eastAsia"/>
           <w:sz w:val="24"/>
           <w:szCs w:val="30"/>
         </w:rPr>
-        <w:lastRenderedPageBreak/>
         <w:t>7</w:t>
       </w:r>
       <w:r>
@@ -14020,8 +17338,8 @@
         </w:rPr>
         <w:t>系统测试</w:t>
       </w:r>
-      <w:bookmarkEnd w:id="43"/>
-      <w:bookmarkEnd w:id="44"/>
+      <w:bookmarkEnd w:id="47"/>
+      <w:bookmarkEnd w:id="48"/>
     </w:p>
     <w:p>
       <w:pPr>
@@ -14033,8 +17351,8 @@
           <w:sz w:val="24"/>
         </w:rPr>
       </w:pPr>
-      <w:bookmarkStart w:id="45" w:name="_Toc135816551"/>
-      <w:bookmarkStart w:id="46" w:name="_Toc193465219"/>
+      <w:bookmarkStart w:id="49" w:name="_Toc135816551"/>
+      <w:bookmarkStart w:id="50" w:name="_Toc193469021"/>
       <w:r>
         <w:rPr>
           <w:b w:val="0"/>
@@ -14195,7 +17513,7 @@
         </w:rPr>
         <w:t>测试</w:t>
       </w:r>
-      <w:bookmarkEnd w:id="45"/>
+      <w:bookmarkEnd w:id="49"/>
       <w:r>
         <w:rPr>
           <w:b w:val="0"/>
@@ -14204,7 +17522,7 @@
         </w:rPr>
         <w:t>计划</w:t>
       </w:r>
-      <w:bookmarkEnd w:id="46"/>
+      <w:bookmarkEnd w:id="50"/>
     </w:p>
     <w:p>
       <w:pPr>
@@ -14215,10 +17533,10 @@
           <w:sz w:val="24"/>
         </w:rPr>
       </w:pPr>
-      <w:bookmarkStart w:id="47" w:name="_Toc135817025"/>
-      <w:bookmarkStart w:id="48" w:name="_Toc136438671"/>
-      <w:bookmarkStart w:id="49" w:name="_Toc135816552"/>
-      <w:bookmarkStart w:id="50" w:name="_Toc136438774"/>
+      <w:bookmarkStart w:id="51" w:name="_Toc135817025"/>
+      <w:bookmarkStart w:id="52" w:name="_Toc136438671"/>
+      <w:bookmarkStart w:id="53" w:name="_Toc135816552"/>
+      <w:bookmarkStart w:id="54" w:name="_Toc136438774"/>
       <w:r>
         <w:rPr>
           <w:rFonts w:eastAsia="黑体" w:hint="eastAsia"/>
@@ -14240,14 +17558,14 @@
         </w:rPr>
         <w:t>单元测试</w:t>
       </w:r>
-      <w:bookmarkEnd w:id="47"/>
-      <w:bookmarkEnd w:id="48"/>
-      <w:bookmarkEnd w:id="49"/>
-      <w:bookmarkEnd w:id="50"/>
-    </w:p>
-    <w:p>
-      <w:pPr>
-        <w:pStyle w:val="ac"/>
+      <w:bookmarkEnd w:id="51"/>
+      <w:bookmarkEnd w:id="52"/>
+      <w:bookmarkEnd w:id="53"/>
+      <w:bookmarkEnd w:id="54"/>
+    </w:p>
+    <w:p>
+      <w:pPr>
+        <w:pStyle w:val="ad"/>
         <w:tabs>
           <w:tab w:val="clear" w:pos="4153"/>
           <w:tab w:val="clear" w:pos="8306"/>
@@ -14297,7 +17615,7 @@
     </w:p>
     <w:p>
       <w:pPr>
-        <w:pStyle w:val="ac"/>
+        <w:pStyle w:val="ad"/>
         <w:tabs>
           <w:tab w:val="clear" w:pos="4153"/>
           <w:tab w:val="clear" w:pos="8306"/>
@@ -14354,7 +17672,7 @@
     </w:p>
     <w:p>
       <w:pPr>
-        <w:pStyle w:val="ac"/>
+        <w:pStyle w:val="ad"/>
         <w:tabs>
           <w:tab w:val="clear" w:pos="4153"/>
           <w:tab w:val="clear" w:pos="8306"/>
@@ -15483,10 +18801,10 @@
           <w:sz w:val="24"/>
         </w:rPr>
       </w:pPr>
-      <w:bookmarkStart w:id="51" w:name="_Toc135816553"/>
-      <w:bookmarkStart w:id="52" w:name="_Toc135817026"/>
-      <w:bookmarkStart w:id="53" w:name="_Toc136438672"/>
-      <w:bookmarkStart w:id="54" w:name="_Toc136438775"/>
+      <w:bookmarkStart w:id="55" w:name="_Toc135816553"/>
+      <w:bookmarkStart w:id="56" w:name="_Toc135817026"/>
+      <w:bookmarkStart w:id="57" w:name="_Toc136438672"/>
+      <w:bookmarkStart w:id="58" w:name="_Toc136438775"/>
     </w:p>
     <w:p>
       <w:pPr>
@@ -15511,49 +18829,10 @@
         </w:rPr>
         <w:t>结合测试</w:t>
       </w:r>
-      <w:bookmarkStart w:id="55" w:name="_Toc135816554"/>
-      <w:bookmarkStart w:id="56" w:name="_Toc135817027"/>
-      <w:bookmarkStart w:id="57" w:name="_Toc136438673"/>
-      <w:bookmarkStart w:id="58" w:name="_Toc136438776"/>
-      <w:bookmarkEnd w:id="51"/>
-      <w:bookmarkEnd w:id="52"/>
-      <w:bookmarkEnd w:id="53"/>
-      <w:bookmarkEnd w:id="54"/>
-    </w:p>
-    <w:p>
-      <w:pPr>
-        <w:spacing w:line="360" w:lineRule="auto"/>
-        <w:outlineLvl w:val="2"/>
-        <w:rPr>
-          <w:rFonts w:eastAsia="黑体"/>
-          <w:sz w:val="24"/>
-        </w:rPr>
-      </w:pPr>
-      <w:r>
-        <w:rPr>
-          <w:rFonts w:eastAsia="黑体" w:hint="eastAsia"/>
-          <w:sz w:val="24"/>
-        </w:rPr>
-        <w:t>7</w:t>
-      </w:r>
-      <w:r>
-        <w:rPr>
-          <w:rFonts w:eastAsia="黑体"/>
-          <w:sz w:val="24"/>
-        </w:rPr>
-        <w:t xml:space="preserve">.1.3 </w:t>
-      </w:r>
-      <w:r>
-        <w:rPr>
-          <w:rFonts w:eastAsia="黑体"/>
-          <w:sz w:val="24"/>
-        </w:rPr>
-        <w:t>模拟测试</w:t>
-      </w:r>
-      <w:bookmarkStart w:id="59" w:name="_Toc135816555"/>
-      <w:bookmarkStart w:id="60" w:name="_Toc136438777"/>
-      <w:bookmarkStart w:id="61" w:name="_Toc135817028"/>
-      <w:bookmarkStart w:id="62" w:name="_Toc136438674"/>
+      <w:bookmarkStart w:id="59" w:name="_Toc135816554"/>
+      <w:bookmarkStart w:id="60" w:name="_Toc135817027"/>
+      <w:bookmarkStart w:id="61" w:name="_Toc136438673"/>
+      <w:bookmarkStart w:id="62" w:name="_Toc136438776"/>
       <w:bookmarkEnd w:id="55"/>
       <w:bookmarkEnd w:id="56"/>
       <w:bookmarkEnd w:id="57"/>
@@ -15580,15 +18859,19 @@
           <w:rFonts w:eastAsia="黑体"/>
           <w:sz w:val="24"/>
         </w:rPr>
-        <w:t xml:space="preserve">.1.4 </w:t>
+        <w:t xml:space="preserve">.1.3 </w:t>
       </w:r>
       <w:r>
         <w:rPr>
           <w:rFonts w:eastAsia="黑体"/>
           <w:sz w:val="24"/>
         </w:rPr>
-        <w:t>随机测试</w:t>
-      </w:r>
+        <w:t>模拟测试</w:t>
+      </w:r>
+      <w:bookmarkStart w:id="63" w:name="_Toc135816555"/>
+      <w:bookmarkStart w:id="64" w:name="_Toc136438777"/>
+      <w:bookmarkStart w:id="65" w:name="_Toc135817028"/>
+      <w:bookmarkStart w:id="66" w:name="_Toc136438674"/>
       <w:bookmarkEnd w:id="59"/>
       <w:bookmarkEnd w:id="60"/>
       <w:bookmarkEnd w:id="61"/>
@@ -15596,7 +18879,42 @@
     </w:p>
     <w:p>
       <w:pPr>
-        <w:pStyle w:val="ac"/>
+        <w:spacing w:line="360" w:lineRule="auto"/>
+        <w:outlineLvl w:val="2"/>
+        <w:rPr>
+          <w:rFonts w:eastAsia="黑体"/>
+          <w:sz w:val="24"/>
+        </w:rPr>
+      </w:pPr>
+      <w:r>
+        <w:rPr>
+          <w:rFonts w:eastAsia="黑体" w:hint="eastAsia"/>
+          <w:sz w:val="24"/>
+        </w:rPr>
+        <w:t>7</w:t>
+      </w:r>
+      <w:r>
+        <w:rPr>
+          <w:rFonts w:eastAsia="黑体"/>
+          <w:sz w:val="24"/>
+        </w:rPr>
+        <w:t xml:space="preserve">.1.4 </w:t>
+      </w:r>
+      <w:r>
+        <w:rPr>
+          <w:rFonts w:eastAsia="黑体"/>
+          <w:sz w:val="24"/>
+        </w:rPr>
+        <w:t>随机测试</w:t>
+      </w:r>
+      <w:bookmarkEnd w:id="63"/>
+      <w:bookmarkEnd w:id="64"/>
+      <w:bookmarkEnd w:id="65"/>
+      <w:bookmarkEnd w:id="66"/>
+    </w:p>
+    <w:p>
+      <w:pPr>
+        <w:pStyle w:val="ad"/>
         <w:tabs>
           <w:tab w:val="clear" w:pos="4153"/>
           <w:tab w:val="clear" w:pos="8306"/>
@@ -15640,14 +18958,13 @@
           <w:szCs w:val="30"/>
         </w:rPr>
       </w:pPr>
-      <w:bookmarkStart w:id="63" w:name="_Toc193465220"/>
+      <w:bookmarkStart w:id="67" w:name="_Toc193469022"/>
       <w:r>
         <w:rPr>
           <w:rFonts w:eastAsia="黑体" w:hint="eastAsia"/>
           <w:sz w:val="24"/>
           <w:szCs w:val="30"/>
         </w:rPr>
-        <w:lastRenderedPageBreak/>
         <w:t>8</w:t>
       </w:r>
       <w:r>
@@ -15666,7 +18983,7 @@
         </w:rPr>
         <w:t>测试用例与测试报告</w:t>
       </w:r>
-      <w:bookmarkEnd w:id="63"/>
+      <w:bookmarkEnd w:id="67"/>
     </w:p>
     <w:p>
       <w:pPr>
@@ -15725,8 +19042,8 @@
           <w:szCs w:val="30"/>
         </w:rPr>
       </w:pPr>
-      <w:bookmarkStart w:id="64" w:name="_Toc135816559"/>
-      <w:bookmarkStart w:id="65" w:name="_Toc193465221"/>
+      <w:bookmarkStart w:id="68" w:name="_Toc135816559"/>
+      <w:bookmarkStart w:id="69" w:name="_Toc193469023"/>
       <w:r>
         <w:rPr>
           <w:rFonts w:eastAsia="黑体" w:hint="eastAsia"/>
@@ -15752,8 +19069,8 @@
         </w:rPr>
         <w:t>总结和展望</w:t>
       </w:r>
-      <w:bookmarkEnd w:id="64"/>
-      <w:bookmarkEnd w:id="65"/>
+      <w:bookmarkEnd w:id="68"/>
+      <w:bookmarkEnd w:id="69"/>
     </w:p>
     <w:p>
       <w:pPr>
@@ -15932,7 +19249,7 @@
     </w:p>
     <w:p>
       <w:pPr>
-        <w:pStyle w:val="ac"/>
+        <w:pStyle w:val="ad"/>
         <w:tabs>
           <w:tab w:val="clear" w:pos="4153"/>
           <w:tab w:val="clear" w:pos="8306"/>
@@ -15947,115 +19264,8 @@
           <w:szCs w:val="30"/>
         </w:rPr>
       </w:pPr>
-      <w:bookmarkStart w:id="66" w:name="_Toc135816562"/>
-      <w:bookmarkStart w:id="67" w:name="_Toc193465222"/>
-      <w:r>
-        <w:rPr>
-          <w:rFonts w:eastAsia="黑体"/>
-          <w:b/>
-          <w:noProof/>
-          <w:sz w:val="30"/>
-          <w:szCs w:val="30"/>
-        </w:rPr>
-        <w:lastRenderedPageBreak/>
-        <mc:AlternateContent>
-          <mc:Choice Requires="wps">
-            <w:drawing>
-              <wp:anchor distT="0" distB="0" distL="114300" distR="114300" simplePos="0" relativeHeight="251678720" behindDoc="0" locked="0" layoutInCell="1" allowOverlap="1" wp14:anchorId="4254B9C1" wp14:editId="4766F987">
-                <wp:simplePos x="0" y="0"/>
-                <wp:positionH relativeFrom="column">
-                  <wp:posOffset>3725545</wp:posOffset>
-                </wp:positionH>
-                <wp:positionV relativeFrom="paragraph">
-                  <wp:posOffset>-102870</wp:posOffset>
-                </wp:positionV>
-                <wp:extent cx="1679575" cy="396240"/>
-                <wp:effectExtent l="476250" t="19050" r="0" b="22860"/>
-                <wp:wrapNone/>
-                <wp:docPr id="9" name="AutoShape 1450"/>
-                <wp:cNvGraphicFramePr>
-                  <a:graphicFrameLocks xmlns:a="http://schemas.openxmlformats.org/drawingml/2006/main"/>
-                </wp:cNvGraphicFramePr>
-                <a:graphic xmlns:a="http://schemas.openxmlformats.org/drawingml/2006/main">
-                  <a:graphicData uri="http://schemas.microsoft.com/office/word/2010/wordprocessingShape">
-                    <wps:wsp>
-                      <wps:cNvSpPr>
-                        <a:spLocks noChangeArrowheads="1"/>
-                      </wps:cNvSpPr>
-                      <wps:spPr bwMode="auto">
-                        <a:xfrm>
-                          <a:off x="0" y="0"/>
-                          <a:ext cx="1679575" cy="396240"/>
-                        </a:xfrm>
-                        <a:prstGeom prst="wedgeEllipseCallout">
-                          <a:avLst>
-                            <a:gd name="adj1" fmla="val -75933"/>
-                            <a:gd name="adj2" fmla="val 25000"/>
-                          </a:avLst>
-                        </a:prstGeom>
-                        <a:solidFill>
-                          <a:srgbClr val="FFFFFF"/>
-                        </a:solidFill>
-                        <a:ln w="9525">
-                          <a:solidFill>
-                            <a:srgbClr val="FF0000"/>
-                          </a:solidFill>
-                          <a:miter lim="800000"/>
-                        </a:ln>
-                      </wps:spPr>
-                      <wps:txbx>
-                        <w:txbxContent>
-                          <w:p>
-                            <w:pPr>
-                              <w:rPr>
-                                <w:color w:val="FF0000"/>
-                              </w:rPr>
-                            </w:pPr>
-                            <w:r>
-                              <w:rPr>
-                                <w:rFonts w:hint="eastAsia"/>
-                                <w:color w:val="FF0000"/>
-                              </w:rPr>
-                              <w:t>应另起一新页</w:t>
-                            </w:r>
-                          </w:p>
-                        </w:txbxContent>
-                      </wps:txbx>
-                      <wps:bodyPr rot="0" vert="horz" wrap="square" lIns="91440" tIns="45720" rIns="91440" bIns="45720" anchor="t" anchorCtr="0" upright="1">
-                        <a:noAutofit/>
-                      </wps:bodyPr>
-                    </wps:wsp>
-                  </a:graphicData>
-                </a:graphic>
-              </wp:anchor>
-            </w:drawing>
-          </mc:Choice>
-          <mc:Fallback>
-            <w:pict>
-              <v:shape w14:anchorId="4254B9C1" id="AutoShape 1450" o:spid="_x0000_s1100" type="#_x0000_t63" style="position:absolute;left:0;text-align:left;margin-left:293.35pt;margin-top:-8.1pt;width:132.25pt;height:31.2pt;z-index:251678720;visibility:visible;mso-wrap-style:square;mso-wrap-distance-left:9pt;mso-wrap-distance-top:0;mso-wrap-distance-right:9pt;mso-wrap-distance-bottom:0;mso-position-horizontal:absolute;mso-position-horizontal-relative:text;mso-position-vertical:absolute;mso-position-vertical-relative:text;v-text-anchor:top" o:gfxdata="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" adj="-5602,16200" strokecolor="red">
-                <v:textbox>
-                  <w:txbxContent>
-                    <w:p>
-                      <w:pPr>
-                        <w:rPr>
-                          <w:color w:val="FF0000"/>
-                        </w:rPr>
-                      </w:pPr>
-                      <w:r>
-                        <w:rPr>
-                          <w:rFonts w:hint="eastAsia"/>
-                          <w:color w:val="FF0000"/>
-                        </w:rPr>
-                        <w:t>应另起一新页</w:t>
-                      </w:r>
-                    </w:p>
-                  </w:txbxContent>
-                </v:textbox>
-              </v:shape>
-            </w:pict>
-          </mc:Fallback>
-        </mc:AlternateContent>
-      </w:r>
+      <w:bookmarkStart w:id="70" w:name="_Toc135816562"/>
+      <w:bookmarkStart w:id="71" w:name="_Toc193469024"/>
       <w:r>
         <w:rPr>
           <w:rFonts w:eastAsia="黑体"/>
@@ -16065,12 +19275,12 @@
         </w:rPr>
         <w:t>参考文献</w:t>
       </w:r>
-      <w:bookmarkEnd w:id="66"/>
-      <w:bookmarkEnd w:id="67"/>
-    </w:p>
-    <w:p>
-      <w:pPr>
-        <w:pStyle w:val="ac"/>
+      <w:bookmarkEnd w:id="70"/>
+      <w:bookmarkEnd w:id="71"/>
+    </w:p>
+    <w:p>
+      <w:pPr>
+        <w:pStyle w:val="ad"/>
         <w:tabs>
           <w:tab w:val="clear" w:pos="4153"/>
           <w:tab w:val="clear" w:pos="8306"/>
@@ -16147,7 +19357,7 @@
     </w:p>
     <w:p>
       <w:pPr>
-        <w:pStyle w:val="ac"/>
+        <w:pStyle w:val="ad"/>
         <w:tabs>
           <w:tab w:val="clear" w:pos="4153"/>
           <w:tab w:val="clear" w:pos="8306"/>
@@ -16224,7 +19434,7 @@
     </w:p>
     <w:p>
       <w:pPr>
-        <w:pStyle w:val="ac"/>
+        <w:pStyle w:val="ad"/>
         <w:tabs>
           <w:tab w:val="clear" w:pos="4153"/>
           <w:tab w:val="clear" w:pos="8306"/>
@@ -16330,7 +19540,7 @@
           </mc:Choice>
           <mc:Fallback>
             <w:pict>
-              <v:shape w14:anchorId="547F96C5" id="AutoShape 1393" o:spid="_x0000_s1101" type="#_x0000_t63" style="position:absolute;margin-left:278.25pt;margin-top:4.8pt;width:210pt;height:70.2pt;z-index:251667456;visibility:visible;mso-wrap-style:square;mso-wrap-distance-left:9pt;mso-wrap-distance-top:0;mso-wrap-distance-right:9pt;mso-wrap-distance-bottom:0;mso-position-horizontal:absolute;mso-position-horizontal-relative:text;mso-position-vertical:absolute;mso-position-vertical-relative:text;v-text-anchor:top" o:gfxdata="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" adj="-3230,4600" strokecolor="red">
+              <v:shape w14:anchorId="547F96C5" id="AutoShape 1393" o:spid="_x0000_s1100" type="#_x0000_t63" style="position:absolute;margin-left:278.25pt;margin-top:4.8pt;width:210pt;height:70.2pt;z-index:251667456;visibility:visible;mso-wrap-style:square;mso-wrap-distance-left:9pt;mso-wrap-distance-top:0;mso-wrap-distance-right:9pt;mso-wrap-distance-bottom:0;mso-position-horizontal:absolute;mso-position-horizontal-relative:text;mso-position-vertical:absolute;mso-position-vertical-relative:text;v-text-anchor:top" o:gfxdata="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" adj="-3230,4600" strokecolor="red">
                 <v:textbox>
                   <w:txbxContent>
                     <w:p>
@@ -16419,7 +19629,7 @@
     </w:p>
     <w:p>
       <w:pPr>
-        <w:pStyle w:val="ac"/>
+        <w:pStyle w:val="ad"/>
         <w:tabs>
           <w:tab w:val="clear" w:pos="4153"/>
           <w:tab w:val="clear" w:pos="8306"/>
@@ -16460,10 +19670,10 @@
         </w:rPr>
         <w:t xml:space="preserve">[E]. </w:t>
       </w:r>
-      <w:hyperlink r:id="rId18" w:history="1">
-        <w:r>
-          <w:rPr>
-            <w:rStyle w:val="af6"/>
+      <w:hyperlink r:id="rId13" w:history="1">
+        <w:r>
+          <w:rPr>
+            <w:rStyle w:val="af7"/>
             <w:sz w:val="21"/>
             <w:szCs w:val="21"/>
           </w:rPr>
@@ -16480,7 +19690,7 @@
     </w:p>
     <w:p>
       <w:pPr>
-        <w:pStyle w:val="ac"/>
+        <w:pStyle w:val="ad"/>
         <w:tabs>
           <w:tab w:val="clear" w:pos="4153"/>
           <w:tab w:val="clear" w:pos="8306"/>
@@ -16493,7 +19703,7 @@
         </w:rPr>
         <w:t xml:space="preserve">[5] </w:t>
       </w:r>
-      <w:hyperlink r:id="rId19" w:history="1">
+      <w:hyperlink r:id="rId14" w:history="1">
         <w:r>
           <w:rPr>
             <w:sz w:val="21"/>
@@ -16519,10 +19729,10 @@
         </w:rPr>
         <w:t xml:space="preserve">[E]. </w:t>
       </w:r>
-      <w:hyperlink r:id="rId20" w:history="1">
-        <w:r>
-          <w:rPr>
-            <w:rStyle w:val="af6"/>
+      <w:hyperlink r:id="rId15" w:history="1">
+        <w:r>
+          <w:rPr>
+            <w:rStyle w:val="af7"/>
             <w:sz w:val="21"/>
             <w:szCs w:val="21"/>
           </w:rPr>
@@ -16542,7 +19752,7 @@
     </w:p>
     <w:p>
       <w:pPr>
-        <w:pStyle w:val="ac"/>
+        <w:pStyle w:val="ad"/>
         <w:tabs>
           <w:tab w:val="clear" w:pos="4153"/>
           <w:tab w:val="clear" w:pos="8306"/>
@@ -16620,7 +19830,7 @@
     </w:p>
     <w:p>
       <w:pPr>
-        <w:pStyle w:val="ac"/>
+        <w:pStyle w:val="ad"/>
         <w:tabs>
           <w:tab w:val="clear" w:pos="4153"/>
           <w:tab w:val="clear" w:pos="8306"/>
@@ -16740,7 +19950,7 @@
           </mc:Choice>
           <mc:Fallback>
             <w:pict>
-              <v:shape w14:anchorId="37B0CE84" id="AutoShape 1373" o:spid="_x0000_s1102" type="#_x0000_t63" style="position:absolute;margin-left:168.25pt;margin-top:20.85pt;width:219.45pt;height:56.45pt;z-index:251685888;visibility:visible;mso-wrap-style:square;mso-wrap-distance-left:9pt;mso-wrap-distance-top:0;mso-wrap-distance-right:9pt;mso-wrap-distance-bottom:0;mso-position-horizontal:right;mso-position-horizontal-relative:margin;mso-position-vertical:absolute;mso-position-vertical-relative:text;v-text-anchor:top" o:gfxdata="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" adj="-4011,-8992" strokecolor="red">
+              <v:shape w14:anchorId="37B0CE84" id="AutoShape 1373" o:spid="_x0000_s1101" type="#_x0000_t63" style="position:absolute;margin-left:168.25pt;margin-top:20.85pt;width:219.45pt;height:56.45pt;z-index:251685888;visibility:visible;mso-wrap-style:square;mso-wrap-distance-left:9pt;mso-wrap-distance-top:0;mso-wrap-distance-right:9pt;mso-wrap-distance-bottom:0;mso-position-horizontal:right;mso-position-horizontal-relative:margin;mso-position-vertical:absolute;mso-position-vertical-relative:text;v-text-anchor:top" o:gfxdata="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" adj="-4011,-8992" strokecolor="red">
                 <v:textbox>
                   <w:txbxContent>
                     <w:p>
@@ -16806,7 +20016,7 @@
           <w:szCs w:val="30"/>
         </w:rPr>
       </w:pPr>
-      <w:bookmarkStart w:id="68" w:name="_Toc135816564"/>
+      <w:bookmarkStart w:id="72" w:name="_Toc135816564"/>
       <w:r>
         <w:rPr>
           <w:noProof/>
@@ -16884,30 +20094,14 @@
                                 <w:rFonts w:hint="eastAsia"/>
                                 <w:color w:val="FF0000"/>
                               </w:rPr>
-                              <w:t>（</w:t>
+                              <w:t>（一）专著（注意应标</w:t>
                             </w:r>
                             <w:r>
                               <w:rPr>
                                 <w:rFonts w:hint="eastAsia"/>
                                 <w:color w:val="FF0000"/>
                               </w:rPr>
-                              <w:t>一）专著（注意应标</w:t>
-                            </w:r>
-                            <w:proofErr w:type="gramStart"/>
-                            <w:r>
-                              <w:rPr>
-                                <w:rFonts w:hint="eastAsia"/>
-                                <w:color w:val="FF0000"/>
-                              </w:rPr>
-                              <w:t>明出版地</w:t>
-                            </w:r>
-                            <w:proofErr w:type="gramEnd"/>
-                            <w:r>
-                              <w:rPr>
-                                <w:rFonts w:hint="eastAsia"/>
-                                <w:color w:val="FF0000"/>
-                              </w:rPr>
-                              <w:t>及所参阅内容在原文献中的位置）</w:t>
+                              <w:t>明出版地及所参阅内容在原文献中的位置）</w:t>
                             </w:r>
                             <w:r>
                               <w:rPr>
@@ -16991,17 +20185,8 @@
                                 <w:rFonts w:hint="eastAsia"/>
                                 <w:color w:val="FF0000"/>
                               </w:rPr>
-                              <w:t>（二）期刊中析出的文献（注意应标明年、卷、期，尤其注意区分卷和</w:t>
+                              <w:t>（二）期刊中析出的文献（注意应标明年、卷、期，尤其注意区分卷和期）</w:t>
                             </w:r>
-                            <w:proofErr w:type="gramStart"/>
-                            <w:r>
-                              <w:rPr>
-                                <w:rFonts w:hint="eastAsia"/>
-                                <w:color w:val="FF0000"/>
-                              </w:rPr>
-                              <w:t>期）</w:t>
-                            </w:r>
-                            <w:proofErr w:type="gramEnd"/>
                           </w:p>
                           <w:p>
                             <w:pPr>
@@ -17937,7 +21122,7 @@
                   <v:h position="#0,#1"/>
                 </v:handles>
               </v:shapetype>
-              <v:shape id="矩形标注 124" o:spid="_x0000_s1103" type="#_x0000_t61" style="position:absolute;margin-left:0;margin-top:121.5pt;width:470.25pt;height:313.5pt;z-index:251684864;visibility:visible;mso-wrap-style:square;mso-wrap-distance-left:9pt;mso-wrap-distance-top:0;mso-wrap-distance-right:9pt;mso-wrap-distance-bottom:0;mso-position-horizontal:center;mso-position-horizontal-relative:margin;mso-position-vertical:absolute;mso-position-vertical-relative:text;v-text-anchor:top" o:gfxdata="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" adj="3601,-4764" strokecolor="red">
+              <v:shape id="矩形标注 124" o:spid="_x0000_s1102" type="#_x0000_t61" style="position:absolute;margin-left:0;margin-top:121.5pt;width:470.25pt;height:313.5pt;z-index:251684864;visibility:visible;mso-wrap-style:square;mso-wrap-distance-left:9pt;mso-wrap-distance-top:0;mso-wrap-distance-right:9pt;mso-wrap-distance-bottom:0;mso-position-horizontal:center;mso-position-horizontal-relative:margin;mso-position-vertical:absolute;mso-position-vertical-relative:text;v-text-anchor:top" o:gfxdata="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" adj="3601,-4764" strokecolor="red">
                 <v:textbox>
                   <w:txbxContent>
                     <w:p>
@@ -17965,30 +21150,14 @@
                           <w:rFonts w:hint="eastAsia"/>
                           <w:color w:val="FF0000"/>
                         </w:rPr>
-                        <w:t>（</w:t>
+                        <w:t>（一）专著（注意应标</w:t>
                       </w:r>
                       <w:r>
                         <w:rPr>
                           <w:rFonts w:hint="eastAsia"/>
                           <w:color w:val="FF0000"/>
                         </w:rPr>
-                        <w:t>一）专著（注意应标</w:t>
-                      </w:r>
-                      <w:proofErr w:type="gramStart"/>
-                      <w:r>
-                        <w:rPr>
-                          <w:rFonts w:hint="eastAsia"/>
-                          <w:color w:val="FF0000"/>
-                        </w:rPr>
-                        <w:t>明出版地</w:t>
-                      </w:r>
-                      <w:proofErr w:type="gramEnd"/>
-                      <w:r>
-                        <w:rPr>
-                          <w:rFonts w:hint="eastAsia"/>
-                          <w:color w:val="FF0000"/>
-                        </w:rPr>
-                        <w:t>及所参阅内容在原文献中的位置）</w:t>
+                        <w:t>明出版地及所参阅内容在原文献中的位置）</w:t>
                       </w:r>
                       <w:r>
                         <w:rPr>
@@ -18072,17 +21241,8 @@
                           <w:rFonts w:hint="eastAsia"/>
                           <w:color w:val="FF0000"/>
                         </w:rPr>
-                        <w:t>（二）期刊中析出的文献（注意应标明年、卷、期，尤其注意区分卷和</w:t>
+                        <w:t>（二）期刊中析出的文献（注意应标明年、卷、期，尤其注意区分卷和期）</w:t>
                       </w:r>
-                      <w:proofErr w:type="gramStart"/>
-                      <w:r>
-                        <w:rPr>
-                          <w:rFonts w:hint="eastAsia"/>
-                          <w:color w:val="FF0000"/>
-                        </w:rPr>
-                        <w:t>期）</w:t>
-                      </w:r>
-                      <w:proofErr w:type="gramEnd"/>
                     </w:p>
                     <w:p>
                       <w:pPr>
@@ -18980,7 +22140,7 @@
     </w:p>
     <w:p>
       <w:pPr>
-        <w:pStyle w:val="ac"/>
+        <w:pStyle w:val="ad"/>
         <w:tabs>
           <w:tab w:val="clear" w:pos="4153"/>
           <w:tab w:val="clear" w:pos="8306"/>
@@ -18995,114 +22155,7 @@
           <w:szCs w:val="30"/>
         </w:rPr>
       </w:pPr>
-      <w:bookmarkStart w:id="69" w:name="_Toc193465223"/>
-      <w:r>
-        <w:rPr>
-          <w:rFonts w:eastAsia="黑体"/>
-          <w:b/>
-          <w:noProof/>
-          <w:sz w:val="30"/>
-          <w:szCs w:val="30"/>
-        </w:rPr>
-        <w:lastRenderedPageBreak/>
-        <mc:AlternateContent>
-          <mc:Choice Requires="wps">
-            <w:drawing>
-              <wp:anchor distT="0" distB="0" distL="114300" distR="114300" simplePos="0" relativeHeight="251677696" behindDoc="0" locked="0" layoutInCell="1" allowOverlap="1" wp14:anchorId="78AA39E1" wp14:editId="357B69CB">
-                <wp:simplePos x="0" y="0"/>
-                <wp:positionH relativeFrom="column">
-                  <wp:posOffset>3767455</wp:posOffset>
-                </wp:positionH>
-                <wp:positionV relativeFrom="paragraph">
-                  <wp:posOffset>-123190</wp:posOffset>
-                </wp:positionV>
-                <wp:extent cx="1658620" cy="396240"/>
-                <wp:effectExtent l="704850" t="19050" r="0" b="22860"/>
-                <wp:wrapNone/>
-                <wp:docPr id="7" name="AutoShape 1449"/>
-                <wp:cNvGraphicFramePr>
-                  <a:graphicFrameLocks xmlns:a="http://schemas.openxmlformats.org/drawingml/2006/main"/>
-                </wp:cNvGraphicFramePr>
-                <a:graphic xmlns:a="http://schemas.openxmlformats.org/drawingml/2006/main">
-                  <a:graphicData uri="http://schemas.microsoft.com/office/word/2010/wordprocessingShape">
-                    <wps:wsp>
-                      <wps:cNvSpPr>
-                        <a:spLocks noChangeArrowheads="1"/>
-                      </wps:cNvSpPr>
-                      <wps:spPr bwMode="auto">
-                        <a:xfrm>
-                          <a:off x="0" y="0"/>
-                          <a:ext cx="1658679" cy="396240"/>
-                        </a:xfrm>
-                        <a:prstGeom prst="wedgeEllipseCallout">
-                          <a:avLst>
-                            <a:gd name="adj1" fmla="val -89907"/>
-                            <a:gd name="adj2" fmla="val 40384"/>
-                          </a:avLst>
-                        </a:prstGeom>
-                        <a:solidFill>
-                          <a:srgbClr val="FFFFFF"/>
-                        </a:solidFill>
-                        <a:ln w="9525">
-                          <a:solidFill>
-                            <a:srgbClr val="FF0000"/>
-                          </a:solidFill>
-                          <a:miter lim="800000"/>
-                        </a:ln>
-                      </wps:spPr>
-                      <wps:txbx>
-                        <w:txbxContent>
-                          <w:p>
-                            <w:pPr>
-                              <w:rPr>
-                                <w:color w:val="FF0000"/>
-                              </w:rPr>
-                            </w:pPr>
-                            <w:r>
-                              <w:rPr>
-                                <w:rFonts w:hint="eastAsia"/>
-                                <w:color w:val="FF0000"/>
-                              </w:rPr>
-                              <w:t>应另起一新页</w:t>
-                            </w:r>
-                          </w:p>
-                        </w:txbxContent>
-                      </wps:txbx>
-                      <wps:bodyPr rot="0" vert="horz" wrap="square" lIns="91440" tIns="45720" rIns="91440" bIns="45720" anchor="t" anchorCtr="0" upright="1">
-                        <a:noAutofit/>
-                      </wps:bodyPr>
-                    </wps:wsp>
-                  </a:graphicData>
-                </a:graphic>
-              </wp:anchor>
-            </w:drawing>
-          </mc:Choice>
-          <mc:Fallback>
-            <w:pict>
-              <v:shape w14:anchorId="78AA39E1" id="AutoShape 1449" o:spid="_x0000_s1104" type="#_x0000_t63" style="position:absolute;left:0;text-align:left;margin-left:296.65pt;margin-top:-9.7pt;width:130.6pt;height:31.2pt;z-index:251677696;visibility:visible;mso-wrap-style:square;mso-wrap-distance-left:9pt;mso-wrap-distance-top:0;mso-wrap-distance-right:9pt;mso-wrap-distance-bottom:0;mso-position-horizontal:absolute;mso-position-horizontal-relative:text;mso-position-vertical:absolute;mso-position-vertical-relative:text;v-text-anchor:top" o:gfxdata="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" adj="-8620,19523" strokecolor="red">
-                <v:textbox>
-                  <w:txbxContent>
-                    <w:p>
-                      <w:pPr>
-                        <w:rPr>
-                          <w:color w:val="FF0000"/>
-                        </w:rPr>
-                      </w:pPr>
-                      <w:r>
-                        <w:rPr>
-                          <w:rFonts w:hint="eastAsia"/>
-                          <w:color w:val="FF0000"/>
-                        </w:rPr>
-                        <w:t>应另起一新页</w:t>
-                      </w:r>
-                    </w:p>
-                  </w:txbxContent>
-                </v:textbox>
-              </v:shape>
-            </w:pict>
-          </mc:Fallback>
-        </mc:AlternateContent>
-      </w:r>
+      <w:bookmarkStart w:id="73" w:name="_Toc193469025"/>
       <w:r>
         <w:rPr>
           <w:rFonts w:eastAsia="黑体"/>
@@ -19112,8 +22165,8 @@
         </w:rPr>
         <w:t>附录</w:t>
       </w:r>
-      <w:bookmarkEnd w:id="68"/>
-      <w:bookmarkEnd w:id="69"/>
+      <w:bookmarkEnd w:id="72"/>
+      <w:bookmarkEnd w:id="73"/>
     </w:p>
     <w:p>
       <w:pPr>
@@ -19129,7 +22182,7 @@
     </w:p>
     <w:p>
       <w:pPr>
-        <w:pStyle w:val="af9"/>
+        <w:pStyle w:val="afa"/>
         <w:numPr>
           <w:ilvl w:val="0"/>
           <w:numId w:val="3"/>
@@ -19264,7 +22317,7 @@
           </mc:Choice>
           <mc:Fallback>
             <w:pict>
-              <v:shape w14:anchorId="5A9670BA" id="_x0000_s1105" type="#_x0000_t63" style="position:absolute;left:0;text-align:left;margin-left:222.35pt;margin-top:9.4pt;width:219.45pt;height:56.45pt;z-index:251686912;visibility:visible;mso-wrap-style:square;mso-wrap-distance-left:9pt;mso-wrap-distance-top:0;mso-wrap-distance-right:9pt;mso-wrap-distance-bottom:0;mso-position-horizontal:absolute;mso-position-horizontal-relative:margin;mso-position-vertical:absolute;mso-position-vertical-relative:text;v-text-anchor:top" o:gfxdata="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" adj="-4011,-8992" strokecolor="red">
+              <v:shape w14:anchorId="5A9670BA" id="_x0000_s1103" type="#_x0000_t63" style="position:absolute;left:0;text-align:left;margin-left:222.35pt;margin-top:9.4pt;width:219.45pt;height:56.45pt;z-index:251686912;visibility:visible;mso-wrap-style:square;mso-wrap-distance-left:9pt;mso-wrap-distance-top:0;mso-wrap-distance-right:9pt;mso-wrap-distance-bottom:0;mso-position-horizontal:absolute;mso-position-horizontal-relative:margin;mso-position-vertical:absolute;mso-position-vertical-relative:text;v-text-anchor:top" o:gfxdata="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" adj="-4011,-8992" strokecolor="red">
                 <v:textbox>
                   <w:txbxContent>
                     <w:p>
@@ -19335,7 +22388,7 @@
           <w:szCs w:val="30"/>
         </w:rPr>
       </w:pPr>
-      <w:bookmarkStart w:id="70" w:name="_Toc135816563"/>
+      <w:bookmarkStart w:id="74" w:name="_Toc135816563"/>
       <w:r>
         <w:rPr>
           <w:rFonts w:eastAsia="黑体"/>
@@ -19348,7 +22401,7 @@
     </w:p>
     <w:p>
       <w:pPr>
-        <w:pStyle w:val="ac"/>
+        <w:pStyle w:val="ad"/>
         <w:tabs>
           <w:tab w:val="clear" w:pos="4153"/>
           <w:tab w:val="clear" w:pos="8306"/>
@@ -19363,114 +22416,7 @@
           <w:szCs w:val="30"/>
         </w:rPr>
       </w:pPr>
-      <w:bookmarkStart w:id="71" w:name="_Toc193465224"/>
-      <w:r>
-        <w:rPr>
-          <w:rFonts w:eastAsia="黑体"/>
-          <w:b/>
-          <w:noProof/>
-          <w:sz w:val="30"/>
-          <w:szCs w:val="30"/>
-        </w:rPr>
-        <w:lastRenderedPageBreak/>
-        <mc:AlternateContent>
-          <mc:Choice Requires="wps">
-            <w:drawing>
-              <wp:anchor distT="0" distB="0" distL="114300" distR="114300" simplePos="0" relativeHeight="251675648" behindDoc="0" locked="0" layoutInCell="1" allowOverlap="1" wp14:anchorId="4916E5AE" wp14:editId="0E763129">
-                <wp:simplePos x="0" y="0"/>
-                <wp:positionH relativeFrom="column">
-                  <wp:posOffset>3618865</wp:posOffset>
-                </wp:positionH>
-                <wp:positionV relativeFrom="paragraph">
-                  <wp:posOffset>-123825</wp:posOffset>
-                </wp:positionV>
-                <wp:extent cx="1583690" cy="495300"/>
-                <wp:effectExtent l="628650" t="0" r="16510" b="19050"/>
-                <wp:wrapNone/>
-                <wp:docPr id="5" name="AutoShape 1445"/>
-                <wp:cNvGraphicFramePr>
-                  <a:graphicFrameLocks xmlns:a="http://schemas.openxmlformats.org/drawingml/2006/main"/>
-                </wp:cNvGraphicFramePr>
-                <a:graphic xmlns:a="http://schemas.openxmlformats.org/drawingml/2006/main">
-                  <a:graphicData uri="http://schemas.microsoft.com/office/word/2010/wordprocessingShape">
-                    <wps:wsp>
-                      <wps:cNvSpPr>
-                        <a:spLocks noChangeArrowheads="1"/>
-                      </wps:cNvSpPr>
-                      <wps:spPr bwMode="auto">
-                        <a:xfrm>
-                          <a:off x="0" y="0"/>
-                          <a:ext cx="1583690" cy="495300"/>
-                        </a:xfrm>
-                        <a:prstGeom prst="wedgeEllipseCallout">
-                          <a:avLst>
-                            <a:gd name="adj1" fmla="val -86519"/>
-                            <a:gd name="adj2" fmla="val 13454"/>
-                          </a:avLst>
-                        </a:prstGeom>
-                        <a:solidFill>
-                          <a:srgbClr val="FFFFFF"/>
-                        </a:solidFill>
-                        <a:ln w="9525">
-                          <a:solidFill>
-                            <a:srgbClr val="FF0000"/>
-                          </a:solidFill>
-                          <a:miter lim="800000"/>
-                        </a:ln>
-                      </wps:spPr>
-                      <wps:txbx>
-                        <w:txbxContent>
-                          <w:p>
-                            <w:pPr>
-                              <w:rPr>
-                                <w:color w:val="FF0000"/>
-                              </w:rPr>
-                            </w:pPr>
-                            <w:r>
-                              <w:rPr>
-                                <w:rFonts w:hint="eastAsia"/>
-                                <w:color w:val="FF0000"/>
-                              </w:rPr>
-                              <w:t>应另起一新页</w:t>
-                            </w:r>
-                          </w:p>
-                        </w:txbxContent>
-                      </wps:txbx>
-                      <wps:bodyPr rot="0" vert="horz" wrap="square" lIns="91440" tIns="45720" rIns="91440" bIns="45720" anchor="t" anchorCtr="0" upright="1">
-                        <a:noAutofit/>
-                      </wps:bodyPr>
-                    </wps:wsp>
-                  </a:graphicData>
-                </a:graphic>
-              </wp:anchor>
-            </w:drawing>
-          </mc:Choice>
-          <mc:Fallback>
-            <w:pict>
-              <v:shape w14:anchorId="4916E5AE" id="AutoShape 1445" o:spid="_x0000_s1106" type="#_x0000_t63" style="position:absolute;left:0;text-align:left;margin-left:284.95pt;margin-top:-9.75pt;width:124.7pt;height:39pt;z-index:251675648;visibility:visible;mso-wrap-style:square;mso-wrap-distance-left:9pt;mso-wrap-distance-top:0;mso-wrap-distance-right:9pt;mso-wrap-distance-bottom:0;mso-position-horizontal:absolute;mso-position-horizontal-relative:text;mso-position-vertical:absolute;mso-position-vertical-relative:text;v-text-anchor:top" o:gfxdata="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" adj="-7888,13706" strokecolor="red">
-                <v:textbox>
-                  <w:txbxContent>
-                    <w:p>
-                      <w:pPr>
-                        <w:rPr>
-                          <w:color w:val="FF0000"/>
-                        </w:rPr>
-                      </w:pPr>
-                      <w:r>
-                        <w:rPr>
-                          <w:rFonts w:hint="eastAsia"/>
-                          <w:color w:val="FF0000"/>
-                        </w:rPr>
-                        <w:t>应另起一新页</w:t>
-                      </w:r>
-                    </w:p>
-                  </w:txbxContent>
-                </v:textbox>
-              </v:shape>
-            </w:pict>
-          </mc:Fallback>
-        </mc:AlternateContent>
-      </w:r>
+      <w:bookmarkStart w:id="75" w:name="_Toc193469026"/>
       <w:r>
         <w:rPr>
           <w:rFonts w:eastAsia="黑体"/>
@@ -19480,12 +22426,12 @@
         </w:rPr>
         <w:t>致谢</w:t>
       </w:r>
-      <w:bookmarkEnd w:id="70"/>
-      <w:bookmarkEnd w:id="71"/>
-    </w:p>
-    <w:p>
-      <w:pPr>
-        <w:pStyle w:val="ac"/>
+      <w:bookmarkEnd w:id="74"/>
+      <w:bookmarkEnd w:id="75"/>
+    </w:p>
+    <w:p>
+      <w:pPr>
+        <w:pStyle w:val="ad"/>
         <w:tabs>
           <w:tab w:val="clear" w:pos="4153"/>
           <w:tab w:val="clear" w:pos="8306"/>
@@ -19508,7 +22454,7 @@
     </w:p>
     <w:p>
       <w:pPr>
-        <w:pStyle w:val="ac"/>
+        <w:pStyle w:val="ad"/>
         <w:tabs>
           <w:tab w:val="clear" w:pos="4153"/>
           <w:tab w:val="clear" w:pos="8306"/>
@@ -19540,7 +22486,7 @@
     </w:p>
     <w:p>
       <w:pPr>
-        <w:pStyle w:val="ac"/>
+        <w:pStyle w:val="ad"/>
         <w:tabs>
           <w:tab w:val="clear" w:pos="4153"/>
           <w:tab w:val="clear" w:pos="8306"/>
@@ -19548,9 +22494,6 @@
         <w:spacing w:line="360" w:lineRule="auto"/>
         <w:ind w:firstLineChars="175" w:firstLine="420"/>
         <w:jc w:val="both"/>
-        <w:rPr>
-          <w:rFonts w:hint="eastAsia"/>
-        </w:rPr>
       </w:pPr>
       <w:r>
         <w:rPr>
@@ -19560,7 +22503,7 @@
       </w:r>
     </w:p>
     <w:sectPr>
-      <w:footerReference w:type="default" r:id="rId21"/>
+      <w:footerReference w:type="default" r:id="rId16"/>
       <w:pgSz w:w="11906" w:h="16838"/>
       <w:pgMar w:top="1418" w:right="1418" w:bottom="1134" w:left="1701" w:header="851" w:footer="992" w:gutter="0"/>
       <w:pgNumType w:start="1"/>
@@ -19594,7 +22537,8 @@
 <w:ftr xmlns:wpc="http://schemas.microsoft.com/office/word/2010/wordprocessingCanvas" xmlns:cx="http://schemas.microsoft.com/office/drawing/2014/chartex" xmlns:cx1="http://schemas.microsoft.com/office/drawing/2015/9/8/chartex" xmlns:cx2="http://schemas.microsoft.com/office/drawing/2015/10/21/chartex" xmlns:cx3="http://schemas.microsoft.com/office/drawing/2016/5/9/chartex" xmlns:cx4="http://schemas.microsoft.com/office/drawing/2016/5/10/chartex" xmlns:cx5="http://schemas.microsoft.com/office/drawing/2016/5/11/chartex" xmlns:cx6="http://schemas.microsoft.com/office/drawing/2016/5/12/chartex" xmlns:cx7="http://schemas.microsoft.com/office/drawing/2016/5/13/chartex" xmlns:cx8="http://schemas.microsoft.com/office/drawing/2016/5/14/chartex" xmlns:mc="http://schemas.openxmlformats.org/markup-compatibility/2006" xmlns:aink="http://schemas.microsoft.com/office/drawing/2016/ink" xmlns:am3d="http://schemas.microsoft.com/office/drawing/2017/model3d" xmlns:o="urn:schemas-microsoft-com:office:office" xmlns:oel="http://schemas.microsoft.com/office/2019/extlst" xmlns:r="http://schemas.openxmlformats.org/officeDocument/2006/relationships" xmlns:m="http://schemas.openxmlformats.org/officeDocument/2006/math" xmlns:v="urn:schemas-microsoft-com:vml" xmlns:wp14="http://schemas.microsoft.com/office/word/2010/wordprocessingDrawing" xmlns:wp="http://schemas.openxmlformats.org/drawingml/2006/wordprocessingDrawing" xmlns:w10="urn:schemas-microsoft-com:office:word" xmlns:w="http://schemas.openxmlformats.org/wordprocessingml/2006/main" xmlns:w14="http://schemas.microsoft.com/office/word/2010/wordml" xmlns:w15="http://schemas.microsoft.com/office/word/2012/wordml" xmlns:w16cex="http://schemas.microsoft.com/office/word/2018/wordml/cex" xmlns:w16cid="http://schemas.microsoft.com/office/word/2016/wordml/cid" xmlns:w16="http://schemas.microsoft.com/office/word/2018/wordml" xmlns:w16du="http://schemas.microsoft.com/office/word/2023/wordml/word16du" xmlns:w16sdtdh="http://schemas.microsoft.com/office/word/2020/wordml/sdtdatahash" xmlns:w16sdtfl="http://schemas.microsoft.com/office/word/2024/wordml/sdtformatlock" xmlns:w16se="http://schemas.microsoft.com/office/word/2015/wordml/symex" xmlns:wpg="http://schemas.microsoft.com/office/word/2010/wordprocessingGroup" xmlns:wpi="http://schemas.microsoft.com/office/word/2010/wordprocessingInk" xmlns:wne="http://schemas.microsoft.com/office/word/2006/wordml" xmlns:wps="http://schemas.microsoft.com/office/word/2010/wordprocessingShape" mc:Ignorable="w14 w15 w16se w16cid w16 w16cex w16sdtdh w16sdtfl w16du wp14">
   <w:p>
     <w:pPr>
-      <w:pStyle w:val="ab"/>
+      <w:pStyle w:val="ac"/>
+      <w:ind w:right="1260"/>
     </w:pPr>
   </w:p>
 </w:ftr>
@@ -19604,9 +22548,39 @@
 <w:ftr xmlns:wpc="http://schemas.microsoft.com/office/word/2010/wordprocessingCanvas" xmlns:cx="http://schemas.microsoft.com/office/drawing/2014/chartex" xmlns:cx1="http://schemas.microsoft.com/office/drawing/2015/9/8/chartex" xmlns:cx2="http://schemas.microsoft.com/office/drawing/2015/10/21/chartex" xmlns:cx3="http://schemas.microsoft.com/office/drawing/2016/5/9/chartex" xmlns:cx4="http://schemas.microsoft.com/office/drawing/2016/5/10/chartex" xmlns:cx5="http://schemas.microsoft.com/office/drawing/2016/5/11/chartex" xmlns:cx6="http://schemas.microsoft.com/office/drawing/2016/5/12/chartex" xmlns:cx7="http://schemas.microsoft.com/office/drawing/2016/5/13/chartex" xmlns:cx8="http://schemas.microsoft.com/office/drawing/2016/5/14/chartex" xmlns:mc="http://schemas.openxmlformats.org/markup-compatibility/2006" xmlns:aink="http://schemas.microsoft.com/office/drawing/2016/ink" xmlns:am3d="http://schemas.microsoft.com/office/drawing/2017/model3d" xmlns:o="urn:schemas-microsoft-com:office:office" xmlns:oel="http://schemas.microsoft.com/office/2019/extlst" xmlns:r="http://schemas.openxmlformats.org/officeDocument/2006/relationships" xmlns:m="http://schemas.openxmlformats.org/officeDocument/2006/math" xmlns:v="urn:schemas-microsoft-com:vml" xmlns:wp14="http://schemas.microsoft.com/office/word/2010/wordprocessingDrawing" xmlns:wp="http://schemas.openxmlformats.org/drawingml/2006/wordprocessingDrawing" xmlns:w10="urn:schemas-microsoft-com:office:word" xmlns:w="http://schemas.openxmlformats.org/wordprocessingml/2006/main" xmlns:w14="http://schemas.microsoft.com/office/word/2010/wordml" xmlns:w15="http://schemas.microsoft.com/office/word/2012/wordml" xmlns:w16cex="http://schemas.microsoft.com/office/word/2018/wordml/cex" xmlns:w16cid="http://schemas.microsoft.com/office/word/2016/wordml/cid" xmlns:w16="http://schemas.microsoft.com/office/word/2018/wordml" xmlns:w16du="http://schemas.microsoft.com/office/word/2023/wordml/word16du" xmlns:w16sdtdh="http://schemas.microsoft.com/office/word/2020/wordml/sdtdatahash" xmlns:w16sdtfl="http://schemas.microsoft.com/office/word/2024/wordml/sdtformatlock" xmlns:w16se="http://schemas.microsoft.com/office/word/2015/wordml/symex" xmlns:wpg="http://schemas.microsoft.com/office/word/2010/wordprocessingGroup" xmlns:wpi="http://schemas.microsoft.com/office/word/2010/wordprocessingInk" xmlns:wne="http://schemas.microsoft.com/office/word/2006/wordml" xmlns:wps="http://schemas.microsoft.com/office/word/2010/wordprocessingShape" mc:Ignorable="w14 w15 w16se w16cid w16 w16cex w16sdtdh w16sdtfl w16du wp14">
   <w:p>
     <w:pPr>
-      <w:pStyle w:val="ab"/>
-      <w:ind w:right="1260"/>
+      <w:pStyle w:val="ac"/>
+      <w:jc w:val="center"/>
     </w:pPr>
+    <w:r>
+      <w:rPr>
+        <w:rStyle w:val="af6"/>
+      </w:rPr>
+      <w:fldChar w:fldCharType="begin"/>
+    </w:r>
+    <w:r>
+      <w:rPr>
+        <w:rStyle w:val="af6"/>
+      </w:rPr>
+      <w:instrText xml:space="preserve"> PAGE </w:instrText>
+    </w:r>
+    <w:r>
+      <w:rPr>
+        <w:rStyle w:val="af6"/>
+      </w:rPr>
+      <w:fldChar w:fldCharType="separate"/>
+    </w:r>
+    <w:r>
+      <w:rPr>
+        <w:rStyle w:val="af6"/>
+      </w:rPr>
+      <w:t>I</w:t>
+    </w:r>
+    <w:r>
+      <w:rPr>
+        <w:rStyle w:val="af6"/>
+      </w:rPr>
+      <w:fldChar w:fldCharType="end"/>
+    </w:r>
   </w:p>
 </w:ftr>
 </file>
@@ -19615,87 +22589,36 @@
 <w:ftr xmlns:wpc="http://schemas.microsoft.com/office/word/2010/wordprocessingCanvas" xmlns:cx="http://schemas.microsoft.com/office/drawing/2014/chartex" xmlns:cx1="http://schemas.microsoft.com/office/drawing/2015/9/8/chartex" xmlns:cx2="http://schemas.microsoft.com/office/drawing/2015/10/21/chartex" xmlns:cx3="http://schemas.microsoft.com/office/drawing/2016/5/9/chartex" xmlns:cx4="http://schemas.microsoft.com/office/drawing/2016/5/10/chartex" xmlns:cx5="http://schemas.microsoft.com/office/drawing/2016/5/11/chartex" xmlns:cx6="http://schemas.microsoft.com/office/drawing/2016/5/12/chartex" xmlns:cx7="http://schemas.microsoft.com/office/drawing/2016/5/13/chartex" xmlns:cx8="http://schemas.microsoft.com/office/drawing/2016/5/14/chartex" xmlns:mc="http://schemas.openxmlformats.org/markup-compatibility/2006" xmlns:aink="http://schemas.microsoft.com/office/drawing/2016/ink" xmlns:am3d="http://schemas.microsoft.com/office/drawing/2017/model3d" xmlns:o="urn:schemas-microsoft-com:office:office" xmlns:oel="http://schemas.microsoft.com/office/2019/extlst" xmlns:r="http://schemas.openxmlformats.org/officeDocument/2006/relationships" xmlns:m="http://schemas.openxmlformats.org/officeDocument/2006/math" xmlns:v="urn:schemas-microsoft-com:vml" xmlns:wp14="http://schemas.microsoft.com/office/word/2010/wordprocessingDrawing" xmlns:wp="http://schemas.openxmlformats.org/drawingml/2006/wordprocessingDrawing" xmlns:w10="urn:schemas-microsoft-com:office:word" xmlns:w="http://schemas.openxmlformats.org/wordprocessingml/2006/main" xmlns:w14="http://schemas.microsoft.com/office/word/2010/wordml" xmlns:w15="http://schemas.microsoft.com/office/word/2012/wordml" xmlns:w16cex="http://schemas.microsoft.com/office/word/2018/wordml/cex" xmlns:w16cid="http://schemas.microsoft.com/office/word/2016/wordml/cid" xmlns:w16="http://schemas.microsoft.com/office/word/2018/wordml" xmlns:w16du="http://schemas.microsoft.com/office/word/2023/wordml/word16du" xmlns:w16sdtdh="http://schemas.microsoft.com/office/word/2020/wordml/sdtdatahash" xmlns:w16sdtfl="http://schemas.microsoft.com/office/word/2024/wordml/sdtformatlock" xmlns:w16se="http://schemas.microsoft.com/office/word/2015/wordml/symex" xmlns:wpg="http://schemas.microsoft.com/office/word/2010/wordprocessingGroup" xmlns:wpi="http://schemas.microsoft.com/office/word/2010/wordprocessingInk" xmlns:wne="http://schemas.microsoft.com/office/word/2006/wordml" xmlns:wps="http://schemas.microsoft.com/office/word/2010/wordprocessingShape" mc:Ignorable="w14 w15 w16se w16cid w16 w16cex w16sdtdh w16sdtfl w16du wp14">
   <w:p>
     <w:pPr>
-      <w:pStyle w:val="ab"/>
-    </w:pPr>
-  </w:p>
-</w:ftr>
-</file>
-
-<file path=word/footer4.xml><?xml version="1.0" encoding="utf-8"?>
-<w:ftr xmlns:wpc="http://schemas.microsoft.com/office/word/2010/wordprocessingCanvas" xmlns:cx="http://schemas.microsoft.com/office/drawing/2014/chartex" xmlns:cx1="http://schemas.microsoft.com/office/drawing/2015/9/8/chartex" xmlns:cx2="http://schemas.microsoft.com/office/drawing/2015/10/21/chartex" xmlns:cx3="http://schemas.microsoft.com/office/drawing/2016/5/9/chartex" xmlns:cx4="http://schemas.microsoft.com/office/drawing/2016/5/10/chartex" xmlns:cx5="http://schemas.microsoft.com/office/drawing/2016/5/11/chartex" xmlns:cx6="http://schemas.microsoft.com/office/drawing/2016/5/12/chartex" xmlns:cx7="http://schemas.microsoft.com/office/drawing/2016/5/13/chartex" xmlns:cx8="http://schemas.microsoft.com/office/drawing/2016/5/14/chartex" xmlns:mc="http://schemas.openxmlformats.org/markup-compatibility/2006" xmlns:aink="http://schemas.microsoft.com/office/drawing/2016/ink" xmlns:am3d="http://schemas.microsoft.com/office/drawing/2017/model3d" xmlns:o="urn:schemas-microsoft-com:office:office" xmlns:oel="http://schemas.microsoft.com/office/2019/extlst" xmlns:r="http://schemas.openxmlformats.org/officeDocument/2006/relationships" xmlns:m="http://schemas.openxmlformats.org/officeDocument/2006/math" xmlns:v="urn:schemas-microsoft-com:vml" xmlns:wp14="http://schemas.microsoft.com/office/word/2010/wordprocessingDrawing" xmlns:wp="http://schemas.openxmlformats.org/drawingml/2006/wordprocessingDrawing" xmlns:w10="urn:schemas-microsoft-com:office:word" xmlns:w="http://schemas.openxmlformats.org/wordprocessingml/2006/main" xmlns:w14="http://schemas.microsoft.com/office/word/2010/wordml" xmlns:w15="http://schemas.microsoft.com/office/word/2012/wordml" xmlns:w16cex="http://schemas.microsoft.com/office/word/2018/wordml/cex" xmlns:w16cid="http://schemas.microsoft.com/office/word/2016/wordml/cid" xmlns:w16="http://schemas.microsoft.com/office/word/2018/wordml" xmlns:w16du="http://schemas.microsoft.com/office/word/2023/wordml/word16du" xmlns:w16sdtdh="http://schemas.microsoft.com/office/word/2020/wordml/sdtdatahash" xmlns:w16sdtfl="http://schemas.microsoft.com/office/word/2024/wordml/sdtformatlock" xmlns:w16se="http://schemas.microsoft.com/office/word/2015/wordml/symex" xmlns:wpg="http://schemas.microsoft.com/office/word/2010/wordprocessingGroup" xmlns:wpi="http://schemas.microsoft.com/office/word/2010/wordprocessingInk" xmlns:wne="http://schemas.microsoft.com/office/word/2006/wordml" xmlns:wps="http://schemas.microsoft.com/office/word/2010/wordprocessingShape" mc:Ignorable="w14 w15 w16se w16cid w16 w16cex w16sdtdh w16sdtfl w16du wp14">
-  <w:p>
-    <w:pPr>
-      <w:pStyle w:val="ab"/>
+      <w:pStyle w:val="ac"/>
       <w:jc w:val="center"/>
     </w:pPr>
     <w:r>
       <w:rPr>
-        <w:rStyle w:val="af5"/>
+        <w:rStyle w:val="af6"/>
       </w:rPr>
       <w:fldChar w:fldCharType="begin"/>
     </w:r>
     <w:r>
       <w:rPr>
-        <w:rStyle w:val="af5"/>
+        <w:rStyle w:val="af6"/>
       </w:rPr>
       <w:instrText xml:space="preserve"> PAGE </w:instrText>
     </w:r>
     <w:r>
       <w:rPr>
-        <w:rStyle w:val="af5"/>
+        <w:rStyle w:val="af6"/>
       </w:rPr>
       <w:fldChar w:fldCharType="separate"/>
     </w:r>
     <w:r>
       <w:rPr>
-        <w:rStyle w:val="af5"/>
-      </w:rPr>
-      <w:t>I</w:t>
-    </w:r>
-    <w:r>
-      <w:rPr>
-        <w:rStyle w:val="af5"/>
-      </w:rPr>
-      <w:fldChar w:fldCharType="end"/>
-    </w:r>
-  </w:p>
-</w:ftr>
-</file>
-
-<file path=word/footer5.xml><?xml version="1.0" encoding="utf-8"?>
-<w:ftr xmlns:wpc="http://schemas.microsoft.com/office/word/2010/wordprocessingCanvas" xmlns:cx="http://schemas.microsoft.com/office/drawing/2014/chartex" xmlns:cx1="http://schemas.microsoft.com/office/drawing/2015/9/8/chartex" xmlns:cx2="http://schemas.microsoft.com/office/drawing/2015/10/21/chartex" xmlns:cx3="http://schemas.microsoft.com/office/drawing/2016/5/9/chartex" xmlns:cx4="http://schemas.microsoft.com/office/drawing/2016/5/10/chartex" xmlns:cx5="http://schemas.microsoft.com/office/drawing/2016/5/11/chartex" xmlns:cx6="http://schemas.microsoft.com/office/drawing/2016/5/12/chartex" xmlns:cx7="http://schemas.microsoft.com/office/drawing/2016/5/13/chartex" xmlns:cx8="http://schemas.microsoft.com/office/drawing/2016/5/14/chartex" xmlns:mc="http://schemas.openxmlformats.org/markup-compatibility/2006" xmlns:aink="http://schemas.microsoft.com/office/drawing/2016/ink" xmlns:am3d="http://schemas.microsoft.com/office/drawing/2017/model3d" xmlns:o="urn:schemas-microsoft-com:office:office" xmlns:oel="http://schemas.microsoft.com/office/2019/extlst" xmlns:r="http://schemas.openxmlformats.org/officeDocument/2006/relationships" xmlns:m="http://schemas.openxmlformats.org/officeDocument/2006/math" xmlns:v="urn:schemas-microsoft-com:vml" xmlns:wp14="http://schemas.microsoft.com/office/word/2010/wordprocessingDrawing" xmlns:wp="http://schemas.openxmlformats.org/drawingml/2006/wordprocessingDrawing" xmlns:w10="urn:schemas-microsoft-com:office:word" xmlns:w="http://schemas.openxmlformats.org/wordprocessingml/2006/main" xmlns:w14="http://schemas.microsoft.com/office/word/2010/wordml" xmlns:w15="http://schemas.microsoft.com/office/word/2012/wordml" xmlns:w16cex="http://schemas.microsoft.com/office/word/2018/wordml/cex" xmlns:w16cid="http://schemas.microsoft.com/office/word/2016/wordml/cid" xmlns:w16="http://schemas.microsoft.com/office/word/2018/wordml" xmlns:w16du="http://schemas.microsoft.com/office/word/2023/wordml/word16du" xmlns:w16sdtdh="http://schemas.microsoft.com/office/word/2020/wordml/sdtdatahash" xmlns:w16sdtfl="http://schemas.microsoft.com/office/word/2024/wordml/sdtformatlock" xmlns:w16se="http://schemas.microsoft.com/office/word/2015/wordml/symex" xmlns:wpg="http://schemas.microsoft.com/office/word/2010/wordprocessingGroup" xmlns:wpi="http://schemas.microsoft.com/office/word/2010/wordprocessingInk" xmlns:wne="http://schemas.microsoft.com/office/word/2006/wordml" xmlns:wps="http://schemas.microsoft.com/office/word/2010/wordprocessingShape" mc:Ignorable="w14 w15 w16se w16cid w16 w16cex w16sdtdh w16sdtfl w16du wp14">
-  <w:p>
-    <w:pPr>
-      <w:pStyle w:val="ab"/>
-      <w:jc w:val="center"/>
-    </w:pPr>
-    <w:r>
-      <w:rPr>
-        <w:rStyle w:val="af5"/>
-      </w:rPr>
-      <w:fldChar w:fldCharType="begin"/>
-    </w:r>
-    <w:r>
-      <w:rPr>
-        <w:rStyle w:val="af5"/>
-      </w:rPr>
-      <w:instrText xml:space="preserve"> PAGE </w:instrText>
-    </w:r>
-    <w:r>
-      <w:rPr>
-        <w:rStyle w:val="af5"/>
-      </w:rPr>
-      <w:fldChar w:fldCharType="separate"/>
-    </w:r>
-    <w:r>
-      <w:rPr>
-        <w:rStyle w:val="af5"/>
+        <w:rStyle w:val="af6"/>
       </w:rPr>
       <w:t>1</w:t>
     </w:r>
     <w:r>
       <w:rPr>
-        <w:rStyle w:val="af5"/>
+        <w:rStyle w:val="af6"/>
       </w:rPr>
       <w:fldChar w:fldCharType="end"/>
     </w:r>
@@ -19726,7 +22649,7 @@
 <w:hdr xmlns:wpc="http://schemas.microsoft.com/office/word/2010/wordprocessingCanvas" xmlns:cx="http://schemas.microsoft.com/office/drawing/2014/chartex" xmlns:cx1="http://schemas.microsoft.com/office/drawing/2015/9/8/chartex" xmlns:cx2="http://schemas.microsoft.com/office/drawing/2015/10/21/chartex" xmlns:cx3="http://schemas.microsoft.com/office/drawing/2016/5/9/chartex" xmlns:cx4="http://schemas.microsoft.com/office/drawing/2016/5/10/chartex" xmlns:cx5="http://schemas.microsoft.com/office/drawing/2016/5/11/chartex" xmlns:cx6="http://schemas.microsoft.com/office/drawing/2016/5/12/chartex" xmlns:cx7="http://schemas.microsoft.com/office/drawing/2016/5/13/chartex" xmlns:cx8="http://schemas.microsoft.com/office/drawing/2016/5/14/chartex" xmlns:mc="http://schemas.openxmlformats.org/markup-compatibility/2006" xmlns:aink="http://schemas.microsoft.com/office/drawing/2016/ink" xmlns:am3d="http://schemas.microsoft.com/office/drawing/2017/model3d" xmlns:o="urn:schemas-microsoft-com:office:office" xmlns:oel="http://schemas.microsoft.com/office/2019/extlst" xmlns:r="http://schemas.openxmlformats.org/officeDocument/2006/relationships" xmlns:m="http://schemas.openxmlformats.org/officeDocument/2006/math" xmlns:v="urn:schemas-microsoft-com:vml" xmlns:wp14="http://schemas.microsoft.com/office/word/2010/wordprocessingDrawing" xmlns:wp="http://schemas.openxmlformats.org/drawingml/2006/wordprocessingDrawing" xmlns:w10="urn:schemas-microsoft-com:office:word" xmlns:w="http://schemas.openxmlformats.org/wordprocessingml/2006/main" xmlns:w14="http://schemas.microsoft.com/office/word/2010/wordml" xmlns:w15="http://schemas.microsoft.com/office/word/2012/wordml" xmlns:w16cex="http://schemas.microsoft.com/office/word/2018/wordml/cex" xmlns:w16cid="http://schemas.microsoft.com/office/word/2016/wordml/cid" xmlns:w16="http://schemas.microsoft.com/office/word/2018/wordml" xmlns:w16du="http://schemas.microsoft.com/office/word/2023/wordml/word16du" xmlns:w16sdtdh="http://schemas.microsoft.com/office/word/2020/wordml/sdtdatahash" xmlns:w16sdtfl="http://schemas.microsoft.com/office/word/2024/wordml/sdtformatlock" xmlns:w16se="http://schemas.microsoft.com/office/word/2015/wordml/symex" xmlns:wpg="http://schemas.microsoft.com/office/word/2010/wordprocessingGroup" xmlns:wpi="http://schemas.microsoft.com/office/word/2010/wordprocessingInk" xmlns:wne="http://schemas.microsoft.com/office/word/2006/wordml" xmlns:wps="http://schemas.microsoft.com/office/word/2010/wordprocessingShape" mc:Ignorable="w14 w15 w16se w16cid w16 w16cex w16sdtdh w16sdtfl w16du wp14">
   <w:p>
     <w:pPr>
-      <w:pStyle w:val="ac"/>
+      <w:pStyle w:val="ad"/>
     </w:pPr>
   </w:p>
 </w:hdr>
@@ -19736,37 +22659,7 @@
 <w:hdr xmlns:wpc="http://schemas.microsoft.com/office/word/2010/wordprocessingCanvas" xmlns:cx="http://schemas.microsoft.com/office/drawing/2014/chartex" xmlns:cx1="http://schemas.microsoft.com/office/drawing/2015/9/8/chartex" xmlns:cx2="http://schemas.microsoft.com/office/drawing/2015/10/21/chartex" xmlns:cx3="http://schemas.microsoft.com/office/drawing/2016/5/9/chartex" xmlns:cx4="http://schemas.microsoft.com/office/drawing/2016/5/10/chartex" xmlns:cx5="http://schemas.microsoft.com/office/drawing/2016/5/11/chartex" xmlns:cx6="http://schemas.microsoft.com/office/drawing/2016/5/12/chartex" xmlns:cx7="http://schemas.microsoft.com/office/drawing/2016/5/13/chartex" xmlns:cx8="http://schemas.microsoft.com/office/drawing/2016/5/14/chartex" xmlns:mc="http://schemas.openxmlformats.org/markup-compatibility/2006" xmlns:aink="http://schemas.microsoft.com/office/drawing/2016/ink" xmlns:am3d="http://schemas.microsoft.com/office/drawing/2017/model3d" xmlns:o="urn:schemas-microsoft-com:office:office" xmlns:oel="http://schemas.microsoft.com/office/2019/extlst" xmlns:r="http://schemas.openxmlformats.org/officeDocument/2006/relationships" xmlns:m="http://schemas.openxmlformats.org/officeDocument/2006/math" xmlns:v="urn:schemas-microsoft-com:vml" xmlns:wp14="http://schemas.microsoft.com/office/word/2010/wordprocessingDrawing" xmlns:wp="http://schemas.openxmlformats.org/drawingml/2006/wordprocessingDrawing" xmlns:w10="urn:schemas-microsoft-com:office:word" xmlns:w="http://schemas.openxmlformats.org/wordprocessingml/2006/main" xmlns:w14="http://schemas.microsoft.com/office/word/2010/wordml" xmlns:w15="http://schemas.microsoft.com/office/word/2012/wordml" xmlns:w16cex="http://schemas.microsoft.com/office/word/2018/wordml/cex" xmlns:w16cid="http://schemas.microsoft.com/office/word/2016/wordml/cid" xmlns:w16="http://schemas.microsoft.com/office/word/2018/wordml" xmlns:w16du="http://schemas.microsoft.com/office/word/2023/wordml/word16du" xmlns:w16sdtdh="http://schemas.microsoft.com/office/word/2020/wordml/sdtdatahash" xmlns:w16sdtfl="http://schemas.microsoft.com/office/word/2024/wordml/sdtformatlock" xmlns:w16se="http://schemas.microsoft.com/office/word/2015/wordml/symex" xmlns:wpg="http://schemas.microsoft.com/office/word/2010/wordprocessingGroup" xmlns:wpi="http://schemas.microsoft.com/office/word/2010/wordprocessingInk" xmlns:wne="http://schemas.microsoft.com/office/word/2006/wordml" xmlns:wps="http://schemas.microsoft.com/office/word/2010/wordprocessingShape" mc:Ignorable="w14 w15 w16se w16cid w16 w16cex w16sdtdh w16sdtfl w16du wp14">
   <w:p>
     <w:pPr>
-      <w:pStyle w:val="ac"/>
-    </w:pPr>
-  </w:p>
-</w:hdr>
-</file>
-
-<file path=word/header3.xml><?xml version="1.0" encoding="utf-8"?>
-<w:hdr xmlns:wpc="http://schemas.microsoft.com/office/word/2010/wordprocessingCanvas" xmlns:cx="http://schemas.microsoft.com/office/drawing/2014/chartex" xmlns:cx1="http://schemas.microsoft.com/office/drawing/2015/9/8/chartex" xmlns:cx2="http://schemas.microsoft.com/office/drawing/2015/10/21/chartex" xmlns:cx3="http://schemas.microsoft.com/office/drawing/2016/5/9/chartex" xmlns:cx4="http://schemas.microsoft.com/office/drawing/2016/5/10/chartex" xmlns:cx5="http://schemas.microsoft.com/office/drawing/2016/5/11/chartex" xmlns:cx6="http://schemas.microsoft.com/office/drawing/2016/5/12/chartex" xmlns:cx7="http://schemas.microsoft.com/office/drawing/2016/5/13/chartex" xmlns:cx8="http://schemas.microsoft.com/office/drawing/2016/5/14/chartex" xmlns:mc="http://schemas.openxmlformats.org/markup-compatibility/2006" xmlns:aink="http://schemas.microsoft.com/office/drawing/2016/ink" xmlns:am3d="http://schemas.microsoft.com/office/drawing/2017/model3d" xmlns:o="urn:schemas-microsoft-com:office:office" xmlns:oel="http://schemas.microsoft.com/office/2019/extlst" xmlns:r="http://schemas.openxmlformats.org/officeDocument/2006/relationships" xmlns:m="http://schemas.openxmlformats.org/officeDocument/2006/math" xmlns:v="urn:schemas-microsoft-com:vml" xmlns:wp14="http://schemas.microsoft.com/office/word/2010/wordprocessingDrawing" xmlns:wp="http://schemas.openxmlformats.org/drawingml/2006/wordprocessingDrawing" xmlns:w10="urn:schemas-microsoft-com:office:word" xmlns:w="http://schemas.openxmlformats.org/wordprocessingml/2006/main" xmlns:w14="http://schemas.microsoft.com/office/word/2010/wordml" xmlns:w15="http://schemas.microsoft.com/office/word/2012/wordml" xmlns:w16cex="http://schemas.microsoft.com/office/word/2018/wordml/cex" xmlns:w16cid="http://schemas.microsoft.com/office/word/2016/wordml/cid" xmlns:w16="http://schemas.microsoft.com/office/word/2018/wordml" xmlns:w16du="http://schemas.microsoft.com/office/word/2023/wordml/word16du" xmlns:w16sdtdh="http://schemas.microsoft.com/office/word/2020/wordml/sdtdatahash" xmlns:w16sdtfl="http://schemas.microsoft.com/office/word/2024/wordml/sdtformatlock" xmlns:w16se="http://schemas.microsoft.com/office/word/2015/wordml/symex" xmlns:wpg="http://schemas.microsoft.com/office/word/2010/wordprocessingGroup" xmlns:wpi="http://schemas.microsoft.com/office/word/2010/wordprocessingInk" xmlns:wne="http://schemas.microsoft.com/office/word/2006/wordml" xmlns:wps="http://schemas.microsoft.com/office/word/2010/wordprocessingShape" mc:Ignorable="w14 w15 w16se w16cid w16 w16cex w16sdtdh w16sdtfl w16du wp14">
-  <w:p>
-    <w:pPr>
-      <w:pStyle w:val="ac"/>
-    </w:pPr>
-  </w:p>
-</w:hdr>
-</file>
-
-<file path=word/header4.xml><?xml version="1.0" encoding="utf-8"?>
-<w:hdr xmlns:wpc="http://schemas.microsoft.com/office/word/2010/wordprocessingCanvas" xmlns:cx="http://schemas.microsoft.com/office/drawing/2014/chartex" xmlns:cx1="http://schemas.microsoft.com/office/drawing/2015/9/8/chartex" xmlns:cx2="http://schemas.microsoft.com/office/drawing/2015/10/21/chartex" xmlns:cx3="http://schemas.microsoft.com/office/drawing/2016/5/9/chartex" xmlns:cx4="http://schemas.microsoft.com/office/drawing/2016/5/10/chartex" xmlns:cx5="http://schemas.microsoft.com/office/drawing/2016/5/11/chartex" xmlns:cx6="http://schemas.microsoft.com/office/drawing/2016/5/12/chartex" xmlns:cx7="http://schemas.microsoft.com/office/drawing/2016/5/13/chartex" xmlns:cx8="http://schemas.microsoft.com/office/drawing/2016/5/14/chartex" xmlns:mc="http://schemas.openxmlformats.org/markup-compatibility/2006" xmlns:aink="http://schemas.microsoft.com/office/drawing/2016/ink" xmlns:am3d="http://schemas.microsoft.com/office/drawing/2017/model3d" xmlns:o="urn:schemas-microsoft-com:office:office" xmlns:oel="http://schemas.microsoft.com/office/2019/extlst" xmlns:r="http://schemas.openxmlformats.org/officeDocument/2006/relationships" xmlns:m="http://schemas.openxmlformats.org/officeDocument/2006/math" xmlns:v="urn:schemas-microsoft-com:vml" xmlns:wp14="http://schemas.microsoft.com/office/word/2010/wordprocessingDrawing" xmlns:wp="http://schemas.openxmlformats.org/drawingml/2006/wordprocessingDrawing" xmlns:w10="urn:schemas-microsoft-com:office:word" xmlns:w="http://schemas.openxmlformats.org/wordprocessingml/2006/main" xmlns:w14="http://schemas.microsoft.com/office/word/2010/wordml" xmlns:w15="http://schemas.microsoft.com/office/word/2012/wordml" xmlns:w16cex="http://schemas.microsoft.com/office/word/2018/wordml/cex" xmlns:w16cid="http://schemas.microsoft.com/office/word/2016/wordml/cid" xmlns:w16="http://schemas.microsoft.com/office/word/2018/wordml" xmlns:w16du="http://schemas.microsoft.com/office/word/2023/wordml/word16du" xmlns:w16sdtdh="http://schemas.microsoft.com/office/word/2020/wordml/sdtdatahash" xmlns:w16sdtfl="http://schemas.microsoft.com/office/word/2024/wordml/sdtformatlock" xmlns:w16se="http://schemas.microsoft.com/office/word/2015/wordml/symex" xmlns:wpg="http://schemas.microsoft.com/office/word/2010/wordprocessingGroup" xmlns:wpi="http://schemas.microsoft.com/office/word/2010/wordprocessingInk" xmlns:wne="http://schemas.microsoft.com/office/word/2006/wordml" xmlns:wps="http://schemas.microsoft.com/office/word/2010/wordprocessingShape" mc:Ignorable="w14 w15 w16se w16cid w16 w16cex w16sdtdh w16sdtfl w16du wp14">
-  <w:p>
-    <w:pPr>
-      <w:pStyle w:val="ac"/>
-    </w:pPr>
-  </w:p>
-</w:hdr>
-</file>
-
-<file path=word/header5.xml><?xml version="1.0" encoding="utf-8"?>
-<w:hdr xmlns:wpc="http://schemas.microsoft.com/office/word/2010/wordprocessingCanvas" xmlns:cx="http://schemas.microsoft.com/office/drawing/2014/chartex" xmlns:cx1="http://schemas.microsoft.com/office/drawing/2015/9/8/chartex" xmlns:cx2="http://schemas.microsoft.com/office/drawing/2015/10/21/chartex" xmlns:cx3="http://schemas.microsoft.com/office/drawing/2016/5/9/chartex" xmlns:cx4="http://schemas.microsoft.com/office/drawing/2016/5/10/chartex" xmlns:cx5="http://schemas.microsoft.com/office/drawing/2016/5/11/chartex" xmlns:cx6="http://schemas.microsoft.com/office/drawing/2016/5/12/chartex" xmlns:cx7="http://schemas.microsoft.com/office/drawing/2016/5/13/chartex" xmlns:cx8="http://schemas.microsoft.com/office/drawing/2016/5/14/chartex" xmlns:mc="http://schemas.openxmlformats.org/markup-compatibility/2006" xmlns:aink="http://schemas.microsoft.com/office/drawing/2016/ink" xmlns:am3d="http://schemas.microsoft.com/office/drawing/2017/model3d" xmlns:o="urn:schemas-microsoft-com:office:office" xmlns:oel="http://schemas.microsoft.com/office/2019/extlst" xmlns:r="http://schemas.openxmlformats.org/officeDocument/2006/relationships" xmlns:m="http://schemas.openxmlformats.org/officeDocument/2006/math" xmlns:v="urn:schemas-microsoft-com:vml" xmlns:wp14="http://schemas.microsoft.com/office/word/2010/wordprocessingDrawing" xmlns:wp="http://schemas.openxmlformats.org/drawingml/2006/wordprocessingDrawing" xmlns:w10="urn:schemas-microsoft-com:office:word" xmlns:w="http://schemas.openxmlformats.org/wordprocessingml/2006/main" xmlns:w14="http://schemas.microsoft.com/office/word/2010/wordml" xmlns:w15="http://schemas.microsoft.com/office/word/2012/wordml" xmlns:w16cex="http://schemas.microsoft.com/office/word/2018/wordml/cex" xmlns:w16cid="http://schemas.microsoft.com/office/word/2016/wordml/cid" xmlns:w16="http://schemas.microsoft.com/office/word/2018/wordml" xmlns:w16du="http://schemas.microsoft.com/office/word/2023/wordml/word16du" xmlns:w16sdtdh="http://schemas.microsoft.com/office/word/2020/wordml/sdtdatahash" xmlns:w16sdtfl="http://schemas.microsoft.com/office/word/2024/wordml/sdtformatlock" xmlns:w16se="http://schemas.microsoft.com/office/word/2015/wordml/symex" xmlns:wpg="http://schemas.microsoft.com/office/word/2010/wordprocessingGroup" xmlns:wpi="http://schemas.microsoft.com/office/word/2010/wordprocessingInk" xmlns:wne="http://schemas.microsoft.com/office/word/2006/wordml" xmlns:wps="http://schemas.microsoft.com/office/word/2010/wordprocessingShape" mc:Ignorable="w14 w15 w16se w16cid w16 w16cex w16sdtdh w16sdtfl w16du wp14">
-  <w:p>
-    <w:pPr>
-      <w:pStyle w:val="ac"/>
+      <w:pStyle w:val="ad"/>
       <w:pBdr>
         <w:bottom w:val="single" w:sz="4" w:space="1" w:color="auto"/>
       </w:pBdr>
@@ -20837,6 +23730,7 @@
   <w:style w:type="character" w:default="1" w:styleId="a0">
     <w:name w:val="Default Paragraph Font"/>
     <w:uiPriority w:val="1"/>
+    <w:semiHidden/>
     <w:unhideWhenUsed/>
   </w:style>
   <w:style w:type="table" w:default="1" w:styleId="a1">
@@ -20881,6 +23775,7 @@
   <w:style w:type="paragraph" w:styleId="a6">
     <w:name w:val="Body Text"/>
     <w:basedOn w:val="a"/>
+    <w:link w:val="a7"/>
     <w:qFormat/>
     <w:rPr>
       <w:rFonts w:ascii="Century" w:eastAsia="MS PMincho" w:hAnsi="Century"/>
@@ -20905,7 +23800,7 @@
       <w:szCs w:val="20"/>
     </w:rPr>
   </w:style>
-  <w:style w:type="paragraph" w:styleId="a7">
+  <w:style w:type="paragraph" w:styleId="a8">
     <w:name w:val="Date"/>
     <w:basedOn w:val="a"/>
     <w:next w:val="a"/>
@@ -20915,17 +23810,17 @@
       <w:szCs w:val="20"/>
     </w:rPr>
   </w:style>
-  <w:style w:type="paragraph" w:styleId="a8">
+  <w:style w:type="paragraph" w:styleId="a9">
     <w:name w:val="endnote text"/>
     <w:basedOn w:val="a"/>
-    <w:link w:val="a9"/>
+    <w:link w:val="aa"/>
     <w:qFormat/>
     <w:pPr>
       <w:snapToGrid w:val="0"/>
       <w:jc w:val="left"/>
     </w:pPr>
   </w:style>
-  <w:style w:type="paragraph" w:styleId="aa">
+  <w:style w:type="paragraph" w:styleId="ab">
     <w:name w:val="Balloon Text"/>
     <w:basedOn w:val="a"/>
     <w:semiHidden/>
@@ -20935,7 +23830,7 @@
       <w:szCs w:val="18"/>
     </w:rPr>
   </w:style>
-  <w:style w:type="paragraph" w:styleId="ab">
+  <w:style w:type="paragraph" w:styleId="ac">
     <w:name w:val="footer"/>
     <w:basedOn w:val="a"/>
     <w:qFormat/>
@@ -20952,10 +23847,10 @@
       <w:szCs w:val="18"/>
     </w:rPr>
   </w:style>
-  <w:style w:type="paragraph" w:styleId="ac">
+  <w:style w:type="paragraph" w:styleId="ad">
     <w:name w:val="header"/>
     <w:basedOn w:val="a"/>
-    <w:link w:val="ad"/>
+    <w:link w:val="ae"/>
     <w:qFormat/>
     <w:pPr>
       <w:widowControl/>
@@ -20994,10 +23889,10 @@
       <w:szCs w:val="20"/>
     </w:rPr>
   </w:style>
-  <w:style w:type="paragraph" w:styleId="ae">
+  <w:style w:type="paragraph" w:styleId="af">
     <w:name w:val="footnote text"/>
     <w:basedOn w:val="a"/>
-    <w:link w:val="af"/>
+    <w:link w:val="af0"/>
     <w:qFormat/>
     <w:pPr>
       <w:snapToGrid w:val="0"/>
@@ -21038,7 +23933,7 @@
       <w:sz w:val="44"/>
     </w:rPr>
   </w:style>
-  <w:style w:type="paragraph" w:styleId="af0">
+  <w:style w:type="paragraph" w:styleId="af1">
     <w:name w:val="Normal (Web)"/>
     <w:basedOn w:val="a"/>
     <w:qFormat/>
@@ -21053,7 +23948,7 @@
       <w:sz w:val="24"/>
     </w:rPr>
   </w:style>
-  <w:style w:type="paragraph" w:styleId="af1">
+  <w:style w:type="paragraph" w:styleId="af2">
     <w:name w:val="Title"/>
     <w:basedOn w:val="a"/>
     <w:qFormat/>
@@ -21070,30 +23965,30 @@
       <w:szCs w:val="32"/>
     </w:rPr>
   </w:style>
-  <w:style w:type="paragraph" w:styleId="af2">
+  <w:style w:type="paragraph" w:styleId="af3">
     <w:name w:val="annotation subject"/>
     <w:basedOn w:val="a4"/>
     <w:next w:val="a4"/>
-    <w:link w:val="af3"/>
+    <w:link w:val="af4"/>
     <w:qFormat/>
     <w:rPr>
       <w:b/>
       <w:bCs/>
     </w:rPr>
   </w:style>
-  <w:style w:type="character" w:styleId="af4">
+  <w:style w:type="character" w:styleId="af5">
     <w:name w:val="endnote reference"/>
     <w:qFormat/>
     <w:rPr>
       <w:vertAlign w:val="superscript"/>
     </w:rPr>
   </w:style>
-  <w:style w:type="character" w:styleId="af5">
+  <w:style w:type="character" w:styleId="af6">
     <w:name w:val="page number"/>
     <w:basedOn w:val="a0"/>
     <w:qFormat/>
   </w:style>
-  <w:style w:type="character" w:styleId="af6">
+  <w:style w:type="character" w:styleId="af7">
     <w:name w:val="Hyperlink"/>
     <w:uiPriority w:val="99"/>
     <w:rPr>
@@ -21101,7 +23996,7 @@
       <w:u w:val="single"/>
     </w:rPr>
   </w:style>
-  <w:style w:type="character" w:styleId="af7">
+  <w:style w:type="character" w:styleId="af8">
     <w:name w:val="annotation reference"/>
     <w:qFormat/>
     <w:rPr>
@@ -21109,7 +24004,7 @@
       <w:szCs w:val="21"/>
     </w:rPr>
   </w:style>
-  <w:style w:type="character" w:styleId="af8">
+  <w:style w:type="character" w:styleId="af9">
     <w:name w:val="footnote reference"/>
     <w:qFormat/>
     <w:rPr>
@@ -21160,9 +24055,9 @@
       <w:szCs w:val="24"/>
     </w:rPr>
   </w:style>
-  <w:style w:type="character" w:customStyle="1" w:styleId="af3">
+  <w:style w:type="character" w:customStyle="1" w:styleId="af4">
     <w:name w:val="批注主题 字符"/>
-    <w:link w:val="af2"/>
+    <w:link w:val="af3"/>
     <w:qFormat/>
     <w:rPr>
       <w:b/>
@@ -21172,9 +24067,9 @@
       <w:szCs w:val="24"/>
     </w:rPr>
   </w:style>
-  <w:style w:type="character" w:customStyle="1" w:styleId="af">
+  <w:style w:type="character" w:customStyle="1" w:styleId="af0">
     <w:name w:val="脚注文本 字符"/>
-    <w:link w:val="ae"/>
+    <w:link w:val="af"/>
     <w:qFormat/>
     <w:rPr>
       <w:kern w:val="2"/>
@@ -21182,9 +24077,9 @@
       <w:szCs w:val="18"/>
     </w:rPr>
   </w:style>
-  <w:style w:type="character" w:customStyle="1" w:styleId="a9">
+  <w:style w:type="character" w:customStyle="1" w:styleId="aa">
     <w:name w:val="尾注文本 字符"/>
-    <w:link w:val="a8"/>
+    <w:link w:val="a9"/>
     <w:qFormat/>
     <w:rPr>
       <w:kern w:val="2"/>
@@ -21192,7 +24087,7 @@
       <w:szCs w:val="24"/>
     </w:rPr>
   </w:style>
-  <w:style w:type="paragraph" w:styleId="af9">
+  <w:style w:type="paragraph" w:styleId="afa">
     <w:name w:val="List Paragraph"/>
     <w:basedOn w:val="a"/>
     <w:uiPriority w:val="34"/>
@@ -21213,14 +24108,55 @@
       <w:szCs w:val="24"/>
     </w:rPr>
   </w:style>
-  <w:style w:type="character" w:customStyle="1" w:styleId="ad">
+  <w:style w:type="character" w:customStyle="1" w:styleId="ae">
     <w:name w:val="页眉 字符"/>
     <w:basedOn w:val="a0"/>
-    <w:link w:val="ac"/>
+    <w:link w:val="ad"/>
     <w:rsid w:val="005900C3"/>
     <w:rPr>
       <w:sz w:val="24"/>
       <w:szCs w:val="24"/>
+    </w:rPr>
+  </w:style>
+  <w:style w:type="character" w:customStyle="1" w:styleId="VerbatimChar">
+    <w:name w:val="Verbatim Char"/>
+    <w:basedOn w:val="a0"/>
+    <w:link w:val="SourceCode"/>
+    <w:rsid w:val="00630512"/>
+    <w:rPr>
+      <w:rFonts w:ascii="Consolas" w:hAnsi="Consolas"/>
+      <w:sz w:val="22"/>
+    </w:rPr>
+  </w:style>
+  <w:style w:type="paragraph" w:customStyle="1" w:styleId="SourceCode">
+    <w:name w:val="Source Code"/>
+    <w:basedOn w:val="a"/>
+    <w:link w:val="VerbatimChar"/>
+    <w:rsid w:val="00630512"/>
+    <w:pPr>
+      <w:widowControl/>
+      <w:wordWrap w:val="0"/>
+      <w:spacing w:after="200"/>
+      <w:jc w:val="left"/>
+    </w:pPr>
+    <w:rPr>
+      <w:rFonts w:ascii="Consolas" w:hAnsi="Consolas"/>
+      <w:kern w:val="0"/>
+      <w:sz w:val="22"/>
+      <w:szCs w:val="20"/>
+    </w:rPr>
+  </w:style>
+  <w:style w:type="character" w:customStyle="1" w:styleId="a7">
+    <w:name w:val="正文文本 字符"/>
+    <w:basedOn w:val="a0"/>
+    <w:link w:val="a6"/>
+    <w:rsid w:val="00325699"/>
+    <w:rPr>
+      <w:rFonts w:ascii="Century" w:eastAsia="MS PMincho" w:hAnsi="Century"/>
+      <w:kern w:val="2"/>
+      <w:sz w:val="21"/>
+      <w:szCs w:val="24"/>
+      <w:lang w:eastAsia="ja-JP"/>
     </w:rPr>
   </w:style>
 </w:styles>

--- a/paper/fill.docx
+++ b/paper/fill.docx
@@ -89,7 +89,7 @@
                     </pic:cNvPicPr>
                   </pic:nvPicPr>
                   <pic:blipFill>
-                    <a:blip r:embed="rId8">
+                    <a:blip r:embed="rId9">
                       <a:extLst>
                         <a:ext uri="{28A0092B-C50C-407E-A947-70E740481C1C}">
                           <a14:useLocalDpi xmlns:a14="http://schemas.microsoft.com/office/drawing/2010/main" val="0"/>
@@ -638,6 +638,7 @@
       <w:pPr>
         <w:pStyle w:val="TOC1"/>
         <w:spacing w:line="360" w:lineRule="auto"/>
+        <w:ind w:left="210" w:right="210"/>
       </w:pPr>
     </w:p>
     <w:p>
@@ -1068,7 +1069,7 @@
     <w:p>
       <w:pPr>
         <w:sectPr>
-          <w:footerReference w:type="default" r:id="rId9"/>
+          <w:footerReference w:type="default" r:id="rId10"/>
           <w:pgSz w:w="11906" w:h="16838"/>
           <w:pgMar w:top="1418" w:right="1418" w:bottom="1134" w:left="1701" w:header="851" w:footer="992" w:gutter="0"/>
           <w:pgNumType w:fmt="upperRoman"/>
@@ -1096,3500 +1097,9 @@
     </w:p>
     <w:p>
       <w:pPr>
-        <w:pStyle w:val="TOC1"/>
-        <w:rPr>
-          <w:rFonts w:asciiTheme="minorHAnsi" w:eastAsiaTheme="minorEastAsia" w:hAnsiTheme="minorHAnsi" w:cstheme="minorBidi" w:hint="eastAsia"/>
-          <w:b w:val="0"/>
-          <w:bCs w:val="0"/>
-          <w:caps w:val="0"/>
-          <w:noProof/>
-          <w:kern w:val="2"/>
-          <w:sz w:val="22"/>
-          <w:szCs w:val="24"/>
-          <w14:ligatures w14:val="standardContextual"/>
-        </w:rPr>
-      </w:pPr>
-      <w:r>
-        <w:rPr>
-          <w:rFonts w:eastAsia="宋体"/>
-          <w:b w:val="0"/>
-          <w:sz w:val="24"/>
-          <w:szCs w:val="24"/>
-        </w:rPr>
-        <w:fldChar w:fldCharType="begin"/>
-      </w:r>
-      <w:r>
-        <w:rPr>
-          <w:rFonts w:eastAsia="宋体"/>
-          <w:b w:val="0"/>
-          <w:sz w:val="24"/>
-          <w:szCs w:val="24"/>
-        </w:rPr>
-        <w:instrText xml:space="preserve"> TOC \o "1-2" \h \z \u </w:instrText>
-      </w:r>
-      <w:r>
-        <w:rPr>
-          <w:rFonts w:eastAsia="宋体"/>
-          <w:b w:val="0"/>
-          <w:sz w:val="24"/>
-          <w:szCs w:val="24"/>
-        </w:rPr>
-        <w:fldChar w:fldCharType="separate"/>
-      </w:r>
-      <w:hyperlink w:anchor="_Toc193468995" w:history="1">
-        <w:r>
-          <w:rPr>
-            <w:rStyle w:val="af7"/>
-            <w:rFonts w:hint="eastAsia"/>
-            <w:noProof/>
-          </w:rPr>
-          <w:t>摘要：</w:t>
-        </w:r>
-        <w:r>
-          <w:rPr>
-            <w:rFonts w:hint="eastAsia"/>
-            <w:noProof/>
-            <w:webHidden/>
-          </w:rPr>
-          <w:tab/>
-        </w:r>
-        <w:r>
-          <w:rPr>
-            <w:rFonts w:hint="eastAsia"/>
-            <w:noProof/>
-            <w:webHidden/>
-          </w:rPr>
-          <w:fldChar w:fldCharType="begin"/>
-        </w:r>
-        <w:r>
-          <w:rPr>
-            <w:rFonts w:hint="eastAsia"/>
-            <w:noProof/>
-            <w:webHidden/>
-          </w:rPr>
-          <w:instrText xml:space="preserve"> </w:instrText>
-        </w:r>
-        <w:r>
-          <w:rPr>
-            <w:noProof/>
-            <w:webHidden/>
-          </w:rPr>
-          <w:instrText>PAGEREF _Toc193468995 \h</w:instrText>
-        </w:r>
-        <w:r>
-          <w:rPr>
-            <w:rFonts w:hint="eastAsia"/>
-            <w:noProof/>
-            <w:webHidden/>
-          </w:rPr>
-          <w:instrText xml:space="preserve"> </w:instrText>
-        </w:r>
-        <w:r>
-          <w:rPr>
-            <w:rFonts w:hint="eastAsia"/>
-            <w:noProof/>
-            <w:webHidden/>
-          </w:rPr>
-        </w:r>
-        <w:r>
-          <w:rPr>
-            <w:noProof/>
-            <w:webHidden/>
-          </w:rPr>
-          <w:fldChar w:fldCharType="separate"/>
-        </w:r>
-        <w:r>
-          <w:rPr>
-            <w:noProof/>
-            <w:webHidden/>
-          </w:rPr>
-          <w:t>I</w:t>
-        </w:r>
-        <w:r>
-          <w:rPr>
-            <w:rFonts w:hint="eastAsia"/>
-            <w:noProof/>
-            <w:webHidden/>
-          </w:rPr>
-          <w:fldChar w:fldCharType="end"/>
-        </w:r>
-      </w:hyperlink>
-    </w:p>
-    <w:p>
-      <w:pPr>
-        <w:pStyle w:val="TOC1"/>
-        <w:rPr>
-          <w:rFonts w:asciiTheme="minorHAnsi" w:eastAsiaTheme="minorEastAsia" w:hAnsiTheme="minorHAnsi" w:cstheme="minorBidi" w:hint="eastAsia"/>
-          <w:b w:val="0"/>
-          <w:bCs w:val="0"/>
-          <w:caps w:val="0"/>
-          <w:noProof/>
-          <w:kern w:val="2"/>
-          <w:sz w:val="22"/>
-          <w:szCs w:val="24"/>
-          <w14:ligatures w14:val="standardContextual"/>
-        </w:rPr>
-      </w:pPr>
-      <w:hyperlink w:anchor="_Toc193468996" w:history="1">
-        <w:r>
-          <w:rPr>
-            <w:rStyle w:val="af7"/>
-            <w:rFonts w:hint="eastAsia"/>
-            <w:noProof/>
-          </w:rPr>
-          <w:t>Abstract:</w:t>
-        </w:r>
-        <w:r>
-          <w:rPr>
-            <w:rFonts w:hint="eastAsia"/>
-            <w:noProof/>
-            <w:webHidden/>
-          </w:rPr>
-          <w:tab/>
-        </w:r>
-        <w:r>
-          <w:rPr>
-            <w:rFonts w:hint="eastAsia"/>
-            <w:noProof/>
-            <w:webHidden/>
-          </w:rPr>
-          <w:fldChar w:fldCharType="begin"/>
-        </w:r>
-        <w:r>
-          <w:rPr>
-            <w:rFonts w:hint="eastAsia"/>
-            <w:noProof/>
-            <w:webHidden/>
-          </w:rPr>
-          <w:instrText xml:space="preserve"> </w:instrText>
-        </w:r>
-        <w:r>
-          <w:rPr>
-            <w:noProof/>
-            <w:webHidden/>
-          </w:rPr>
-          <w:instrText>PAGEREF _Toc193468996 \h</w:instrText>
-        </w:r>
-        <w:r>
-          <w:rPr>
-            <w:rFonts w:hint="eastAsia"/>
-            <w:noProof/>
-            <w:webHidden/>
-          </w:rPr>
-          <w:instrText xml:space="preserve"> </w:instrText>
-        </w:r>
-        <w:r>
-          <w:rPr>
-            <w:rFonts w:hint="eastAsia"/>
-            <w:noProof/>
-            <w:webHidden/>
-          </w:rPr>
-        </w:r>
-        <w:r>
-          <w:rPr>
-            <w:noProof/>
-            <w:webHidden/>
-          </w:rPr>
-          <w:fldChar w:fldCharType="separate"/>
-        </w:r>
-        <w:r>
-          <w:rPr>
-            <w:noProof/>
-            <w:webHidden/>
-          </w:rPr>
-          <w:t>I</w:t>
-        </w:r>
-        <w:r>
-          <w:rPr>
-            <w:rFonts w:hint="eastAsia"/>
-            <w:noProof/>
-            <w:webHidden/>
-          </w:rPr>
-          <w:fldChar w:fldCharType="end"/>
-        </w:r>
-      </w:hyperlink>
-    </w:p>
-    <w:p>
-      <w:pPr>
-        <w:pStyle w:val="TOC1"/>
-        <w:rPr>
-          <w:rFonts w:asciiTheme="minorHAnsi" w:eastAsiaTheme="minorEastAsia" w:hAnsiTheme="minorHAnsi" w:cstheme="minorBidi" w:hint="eastAsia"/>
-          <w:b w:val="0"/>
-          <w:bCs w:val="0"/>
-          <w:caps w:val="0"/>
-          <w:noProof/>
-          <w:kern w:val="2"/>
-          <w:sz w:val="22"/>
-          <w:szCs w:val="24"/>
-          <w14:ligatures w14:val="standardContextual"/>
-        </w:rPr>
-      </w:pPr>
-      <w:hyperlink w:anchor="_Toc193468997" w:history="1">
-        <w:r>
-          <w:rPr>
-            <w:rStyle w:val="af7"/>
-            <w:rFonts w:hint="eastAsia"/>
-            <w:noProof/>
-          </w:rPr>
-          <w:t>1</w:t>
-        </w:r>
-        <w:r>
-          <w:rPr>
-            <w:rStyle w:val="af7"/>
-            <w:rFonts w:hint="eastAsia"/>
-            <w:noProof/>
-          </w:rPr>
-          <w:t>、绪论</w:t>
-        </w:r>
-        <w:r>
-          <w:rPr>
-            <w:rFonts w:hint="eastAsia"/>
-            <w:noProof/>
-            <w:webHidden/>
-          </w:rPr>
-          <w:tab/>
-        </w:r>
-        <w:r>
-          <w:rPr>
-            <w:rFonts w:hint="eastAsia"/>
-            <w:noProof/>
-            <w:webHidden/>
-          </w:rPr>
-          <w:fldChar w:fldCharType="begin"/>
-        </w:r>
-        <w:r>
-          <w:rPr>
-            <w:rFonts w:hint="eastAsia"/>
-            <w:noProof/>
-            <w:webHidden/>
-          </w:rPr>
-          <w:instrText xml:space="preserve"> </w:instrText>
-        </w:r>
-        <w:r>
-          <w:rPr>
-            <w:noProof/>
-            <w:webHidden/>
-          </w:rPr>
-          <w:instrText>PAGEREF _Toc193468997 \h</w:instrText>
-        </w:r>
-        <w:r>
-          <w:rPr>
-            <w:rFonts w:hint="eastAsia"/>
-            <w:noProof/>
-            <w:webHidden/>
-          </w:rPr>
-          <w:instrText xml:space="preserve"> </w:instrText>
-        </w:r>
-        <w:r>
-          <w:rPr>
-            <w:rFonts w:hint="eastAsia"/>
-            <w:noProof/>
-            <w:webHidden/>
-          </w:rPr>
-        </w:r>
-        <w:r>
-          <w:rPr>
-            <w:noProof/>
-            <w:webHidden/>
-          </w:rPr>
-          <w:fldChar w:fldCharType="separate"/>
-        </w:r>
-        <w:r>
-          <w:rPr>
-            <w:noProof/>
-            <w:webHidden/>
-          </w:rPr>
-          <w:t>1</w:t>
-        </w:r>
-        <w:r>
-          <w:rPr>
-            <w:rFonts w:hint="eastAsia"/>
-            <w:noProof/>
-            <w:webHidden/>
-          </w:rPr>
-          <w:fldChar w:fldCharType="end"/>
-        </w:r>
-      </w:hyperlink>
-    </w:p>
-    <w:p>
-      <w:pPr>
-        <w:pStyle w:val="TOC2"/>
-        <w:tabs>
-          <w:tab w:val="right" w:leader="dot" w:pos="8777"/>
-        </w:tabs>
-        <w:rPr>
-          <w:rFonts w:asciiTheme="minorHAnsi" w:eastAsiaTheme="minorEastAsia" w:hAnsiTheme="minorHAnsi" w:cstheme="minorBidi" w:hint="eastAsia"/>
-          <w:smallCaps w:val="0"/>
-          <w:noProof/>
-          <w:sz w:val="22"/>
-          <w:szCs w:val="24"/>
-          <w14:ligatures w14:val="standardContextual"/>
-        </w:rPr>
-      </w:pPr>
-      <w:hyperlink w:anchor="_Toc193468998" w:history="1">
-        <w:r>
-          <w:rPr>
-            <w:rStyle w:val="af7"/>
-            <w:rFonts w:hint="eastAsia"/>
-            <w:noProof/>
-          </w:rPr>
-          <w:t xml:space="preserve">1.1 </w:t>
-        </w:r>
-        <w:r>
-          <w:rPr>
-            <w:rStyle w:val="af7"/>
-            <w:rFonts w:hint="eastAsia"/>
-            <w:noProof/>
-          </w:rPr>
-          <w:t>研究背景</w:t>
-        </w:r>
-        <w:r>
-          <w:rPr>
-            <w:rFonts w:hint="eastAsia"/>
-            <w:noProof/>
-            <w:webHidden/>
-          </w:rPr>
-          <w:tab/>
-        </w:r>
-        <w:r>
-          <w:rPr>
-            <w:rFonts w:hint="eastAsia"/>
-            <w:noProof/>
-            <w:webHidden/>
-          </w:rPr>
-          <w:fldChar w:fldCharType="begin"/>
-        </w:r>
-        <w:r>
-          <w:rPr>
-            <w:rFonts w:hint="eastAsia"/>
-            <w:noProof/>
-            <w:webHidden/>
-          </w:rPr>
-          <w:instrText xml:space="preserve"> </w:instrText>
-        </w:r>
-        <w:r>
-          <w:rPr>
-            <w:noProof/>
-            <w:webHidden/>
-          </w:rPr>
-          <w:instrText>PAGEREF _Toc193468998 \h</w:instrText>
-        </w:r>
-        <w:r>
-          <w:rPr>
-            <w:rFonts w:hint="eastAsia"/>
-            <w:noProof/>
-            <w:webHidden/>
-          </w:rPr>
-          <w:instrText xml:space="preserve"> </w:instrText>
-        </w:r>
-        <w:r>
-          <w:rPr>
-            <w:rFonts w:hint="eastAsia"/>
-            <w:noProof/>
-            <w:webHidden/>
-          </w:rPr>
-        </w:r>
-        <w:r>
-          <w:rPr>
-            <w:noProof/>
-            <w:webHidden/>
-          </w:rPr>
-          <w:fldChar w:fldCharType="separate"/>
-        </w:r>
-        <w:r>
-          <w:rPr>
-            <w:noProof/>
-            <w:webHidden/>
-          </w:rPr>
-          <w:t>1</w:t>
-        </w:r>
-        <w:r>
-          <w:rPr>
-            <w:rFonts w:hint="eastAsia"/>
-            <w:noProof/>
-            <w:webHidden/>
-          </w:rPr>
-          <w:fldChar w:fldCharType="end"/>
-        </w:r>
-      </w:hyperlink>
-    </w:p>
-    <w:p>
-      <w:pPr>
-        <w:pStyle w:val="TOC2"/>
-        <w:tabs>
-          <w:tab w:val="right" w:leader="dot" w:pos="8777"/>
-        </w:tabs>
-        <w:rPr>
-          <w:rFonts w:asciiTheme="minorHAnsi" w:eastAsiaTheme="minorEastAsia" w:hAnsiTheme="minorHAnsi" w:cstheme="minorBidi" w:hint="eastAsia"/>
-          <w:smallCaps w:val="0"/>
-          <w:noProof/>
-          <w:sz w:val="22"/>
-          <w:szCs w:val="24"/>
-          <w14:ligatures w14:val="standardContextual"/>
-        </w:rPr>
-      </w:pPr>
-      <w:hyperlink w:anchor="_Toc193468999" w:history="1">
-        <w:r>
-          <w:rPr>
-            <w:rStyle w:val="af7"/>
-            <w:rFonts w:hint="eastAsia"/>
-            <w:noProof/>
-          </w:rPr>
-          <w:t xml:space="preserve">1.2 </w:t>
-        </w:r>
-        <w:r>
-          <w:rPr>
-            <w:rStyle w:val="af7"/>
-            <w:rFonts w:hint="eastAsia"/>
-            <w:noProof/>
-          </w:rPr>
-          <w:t>相关工作</w:t>
-        </w:r>
-        <w:r>
-          <w:rPr>
-            <w:rFonts w:hint="eastAsia"/>
-            <w:noProof/>
-            <w:webHidden/>
-          </w:rPr>
-          <w:tab/>
-        </w:r>
-        <w:r>
-          <w:rPr>
-            <w:rFonts w:hint="eastAsia"/>
-            <w:noProof/>
-            <w:webHidden/>
-          </w:rPr>
-          <w:fldChar w:fldCharType="begin"/>
-        </w:r>
-        <w:r>
-          <w:rPr>
-            <w:rFonts w:hint="eastAsia"/>
-            <w:noProof/>
-            <w:webHidden/>
-          </w:rPr>
-          <w:instrText xml:space="preserve"> </w:instrText>
-        </w:r>
-        <w:r>
-          <w:rPr>
-            <w:noProof/>
-            <w:webHidden/>
-          </w:rPr>
-          <w:instrText>PAGEREF _Toc193468999 \h</w:instrText>
-        </w:r>
-        <w:r>
-          <w:rPr>
-            <w:rFonts w:hint="eastAsia"/>
-            <w:noProof/>
-            <w:webHidden/>
-          </w:rPr>
-          <w:instrText xml:space="preserve"> </w:instrText>
-        </w:r>
-        <w:r>
-          <w:rPr>
-            <w:rFonts w:hint="eastAsia"/>
-            <w:noProof/>
-            <w:webHidden/>
-          </w:rPr>
-        </w:r>
-        <w:r>
-          <w:rPr>
-            <w:noProof/>
-            <w:webHidden/>
-          </w:rPr>
-          <w:fldChar w:fldCharType="separate"/>
-        </w:r>
-        <w:r>
-          <w:rPr>
-            <w:noProof/>
-            <w:webHidden/>
-          </w:rPr>
-          <w:t>1</w:t>
-        </w:r>
-        <w:r>
-          <w:rPr>
-            <w:rFonts w:hint="eastAsia"/>
-            <w:noProof/>
-            <w:webHidden/>
-          </w:rPr>
-          <w:fldChar w:fldCharType="end"/>
-        </w:r>
-      </w:hyperlink>
-    </w:p>
-    <w:p>
-      <w:pPr>
-        <w:pStyle w:val="TOC2"/>
-        <w:tabs>
-          <w:tab w:val="right" w:leader="dot" w:pos="8777"/>
-        </w:tabs>
-        <w:rPr>
-          <w:rFonts w:asciiTheme="minorHAnsi" w:eastAsiaTheme="minorEastAsia" w:hAnsiTheme="minorHAnsi" w:cstheme="minorBidi" w:hint="eastAsia"/>
-          <w:smallCaps w:val="0"/>
-          <w:noProof/>
-          <w:sz w:val="22"/>
-          <w:szCs w:val="24"/>
-          <w14:ligatures w14:val="standardContextual"/>
-        </w:rPr>
-      </w:pPr>
-      <w:hyperlink w:anchor="_Toc193469000" w:history="1">
-        <w:r>
-          <w:rPr>
-            <w:rStyle w:val="af7"/>
-            <w:rFonts w:hint="eastAsia"/>
-            <w:noProof/>
-          </w:rPr>
-          <w:t xml:space="preserve">1.2.2.1 </w:t>
-        </w:r>
-        <w:r>
-          <w:rPr>
-            <w:rStyle w:val="af7"/>
-            <w:rFonts w:hint="eastAsia"/>
-            <w:noProof/>
-          </w:rPr>
-          <w:t>序列到序列模型</w:t>
-        </w:r>
-        <w:r>
-          <w:rPr>
-            <w:rFonts w:hint="eastAsia"/>
-            <w:noProof/>
-            <w:webHidden/>
-          </w:rPr>
-          <w:tab/>
-        </w:r>
-        <w:r>
-          <w:rPr>
-            <w:rFonts w:hint="eastAsia"/>
-            <w:noProof/>
-            <w:webHidden/>
-          </w:rPr>
-          <w:fldChar w:fldCharType="begin"/>
-        </w:r>
-        <w:r>
-          <w:rPr>
-            <w:rFonts w:hint="eastAsia"/>
-            <w:noProof/>
-            <w:webHidden/>
-          </w:rPr>
-          <w:instrText xml:space="preserve"> </w:instrText>
-        </w:r>
-        <w:r>
-          <w:rPr>
-            <w:noProof/>
-            <w:webHidden/>
-          </w:rPr>
-          <w:instrText>PAGEREF _Toc193469000 \h</w:instrText>
-        </w:r>
-        <w:r>
-          <w:rPr>
-            <w:rFonts w:hint="eastAsia"/>
-            <w:noProof/>
-            <w:webHidden/>
-          </w:rPr>
-          <w:instrText xml:space="preserve"> </w:instrText>
-        </w:r>
-        <w:r>
-          <w:rPr>
-            <w:rFonts w:hint="eastAsia"/>
-            <w:noProof/>
-            <w:webHidden/>
-          </w:rPr>
-        </w:r>
-        <w:r>
-          <w:rPr>
-            <w:noProof/>
-            <w:webHidden/>
-          </w:rPr>
-          <w:fldChar w:fldCharType="separate"/>
-        </w:r>
-        <w:r>
-          <w:rPr>
-            <w:noProof/>
-            <w:webHidden/>
-          </w:rPr>
-          <w:t>1</w:t>
-        </w:r>
-        <w:r>
-          <w:rPr>
-            <w:rFonts w:hint="eastAsia"/>
-            <w:noProof/>
-            <w:webHidden/>
-          </w:rPr>
-          <w:fldChar w:fldCharType="end"/>
-        </w:r>
-      </w:hyperlink>
-    </w:p>
-    <w:p>
-      <w:pPr>
-        <w:pStyle w:val="TOC2"/>
-        <w:tabs>
-          <w:tab w:val="right" w:leader="dot" w:pos="8777"/>
-        </w:tabs>
-        <w:rPr>
-          <w:rFonts w:asciiTheme="minorHAnsi" w:eastAsiaTheme="minorEastAsia" w:hAnsiTheme="minorHAnsi" w:cstheme="minorBidi" w:hint="eastAsia"/>
-          <w:smallCaps w:val="0"/>
-          <w:noProof/>
-          <w:sz w:val="22"/>
-          <w:szCs w:val="24"/>
-          <w14:ligatures w14:val="standardContextual"/>
-        </w:rPr>
-      </w:pPr>
-      <w:hyperlink w:anchor="_Toc193469001" w:history="1">
-        <w:r>
-          <w:rPr>
-            <w:rStyle w:val="af7"/>
-            <w:rFonts w:hint="eastAsia"/>
-            <w:noProof/>
-          </w:rPr>
-          <w:t xml:space="preserve">1.2.2.2 </w:t>
-        </w:r>
-        <w:r>
-          <w:rPr>
-            <w:rStyle w:val="af7"/>
-            <w:rFonts w:hint="eastAsia"/>
-            <w:noProof/>
-          </w:rPr>
-          <w:t>基于</w:t>
-        </w:r>
-        <w:r>
-          <w:rPr>
-            <w:rStyle w:val="af7"/>
-            <w:rFonts w:hint="eastAsia"/>
-            <w:noProof/>
-          </w:rPr>
-          <w:t>Transformer</w:t>
-        </w:r>
-        <w:r>
-          <w:rPr>
-            <w:rStyle w:val="af7"/>
-            <w:rFonts w:hint="eastAsia"/>
-            <w:noProof/>
-          </w:rPr>
-          <w:t>和预训练的模型</w:t>
-        </w:r>
-        <w:r>
-          <w:rPr>
-            <w:rFonts w:hint="eastAsia"/>
-            <w:noProof/>
-            <w:webHidden/>
-          </w:rPr>
-          <w:tab/>
-        </w:r>
-        <w:r>
-          <w:rPr>
-            <w:rFonts w:hint="eastAsia"/>
-            <w:noProof/>
-            <w:webHidden/>
-          </w:rPr>
-          <w:fldChar w:fldCharType="begin"/>
-        </w:r>
-        <w:r>
-          <w:rPr>
-            <w:rFonts w:hint="eastAsia"/>
-            <w:noProof/>
-            <w:webHidden/>
-          </w:rPr>
-          <w:instrText xml:space="preserve"> </w:instrText>
-        </w:r>
-        <w:r>
-          <w:rPr>
-            <w:noProof/>
-            <w:webHidden/>
-          </w:rPr>
-          <w:instrText>PAGEREF _Toc193469001 \h</w:instrText>
-        </w:r>
-        <w:r>
-          <w:rPr>
-            <w:rFonts w:hint="eastAsia"/>
-            <w:noProof/>
-            <w:webHidden/>
-          </w:rPr>
-          <w:instrText xml:space="preserve"> </w:instrText>
-        </w:r>
-        <w:r>
-          <w:rPr>
-            <w:rFonts w:hint="eastAsia"/>
-            <w:noProof/>
-            <w:webHidden/>
-          </w:rPr>
-        </w:r>
-        <w:r>
-          <w:rPr>
-            <w:noProof/>
-            <w:webHidden/>
-          </w:rPr>
-          <w:fldChar w:fldCharType="separate"/>
-        </w:r>
-        <w:r>
-          <w:rPr>
-            <w:noProof/>
-            <w:webHidden/>
-          </w:rPr>
-          <w:t>1</w:t>
-        </w:r>
-        <w:r>
-          <w:rPr>
-            <w:rFonts w:hint="eastAsia"/>
-            <w:noProof/>
-            <w:webHidden/>
-          </w:rPr>
-          <w:fldChar w:fldCharType="end"/>
-        </w:r>
-      </w:hyperlink>
-    </w:p>
-    <w:p>
-      <w:pPr>
-        <w:pStyle w:val="TOC2"/>
-        <w:tabs>
-          <w:tab w:val="right" w:leader="dot" w:pos="8777"/>
-        </w:tabs>
-        <w:rPr>
-          <w:rFonts w:asciiTheme="minorHAnsi" w:eastAsiaTheme="minorEastAsia" w:hAnsiTheme="minorHAnsi" w:cstheme="minorBidi" w:hint="eastAsia"/>
-          <w:smallCaps w:val="0"/>
-          <w:noProof/>
-          <w:sz w:val="22"/>
-          <w:szCs w:val="24"/>
-          <w14:ligatures w14:val="standardContextual"/>
-        </w:rPr>
-      </w:pPr>
-      <w:hyperlink w:anchor="_Toc193469002" w:history="1">
-        <w:r>
-          <w:rPr>
-            <w:rStyle w:val="af7"/>
-            <w:rFonts w:hint="eastAsia"/>
-            <w:noProof/>
-          </w:rPr>
-          <w:t xml:space="preserve">1.2.3 </w:t>
-        </w:r>
-        <w:r>
-          <w:rPr>
-            <w:rStyle w:val="af7"/>
-            <w:rFonts w:hint="eastAsia"/>
-            <w:noProof/>
-          </w:rPr>
-          <w:t>基于大语言模型（</w:t>
-        </w:r>
-        <w:r>
-          <w:rPr>
-            <w:rStyle w:val="af7"/>
-            <w:rFonts w:hint="eastAsia"/>
-            <w:noProof/>
-          </w:rPr>
-          <w:t>LLM</w:t>
-        </w:r>
-        <w:r>
-          <w:rPr>
-            <w:rStyle w:val="af7"/>
-            <w:rFonts w:hint="eastAsia"/>
-            <w:noProof/>
-          </w:rPr>
-          <w:t>）的方法</w:t>
-        </w:r>
-        <w:r>
-          <w:rPr>
-            <w:rFonts w:hint="eastAsia"/>
-            <w:noProof/>
-            <w:webHidden/>
-          </w:rPr>
-          <w:tab/>
-        </w:r>
-        <w:r>
-          <w:rPr>
-            <w:rFonts w:hint="eastAsia"/>
-            <w:noProof/>
-            <w:webHidden/>
-          </w:rPr>
-          <w:fldChar w:fldCharType="begin"/>
-        </w:r>
-        <w:r>
-          <w:rPr>
-            <w:rFonts w:hint="eastAsia"/>
-            <w:noProof/>
-            <w:webHidden/>
-          </w:rPr>
-          <w:instrText xml:space="preserve"> </w:instrText>
-        </w:r>
-        <w:r>
-          <w:rPr>
-            <w:noProof/>
-            <w:webHidden/>
-          </w:rPr>
-          <w:instrText>PAGEREF _Toc193469002 \h</w:instrText>
-        </w:r>
-        <w:r>
-          <w:rPr>
-            <w:rFonts w:hint="eastAsia"/>
-            <w:noProof/>
-            <w:webHidden/>
-          </w:rPr>
-          <w:instrText xml:space="preserve"> </w:instrText>
-        </w:r>
-        <w:r>
-          <w:rPr>
-            <w:rFonts w:hint="eastAsia"/>
-            <w:noProof/>
-            <w:webHidden/>
-          </w:rPr>
-        </w:r>
-        <w:r>
-          <w:rPr>
-            <w:noProof/>
-            <w:webHidden/>
-          </w:rPr>
-          <w:fldChar w:fldCharType="separate"/>
-        </w:r>
-        <w:r>
-          <w:rPr>
-            <w:noProof/>
-            <w:webHidden/>
-          </w:rPr>
-          <w:t>1</w:t>
-        </w:r>
-        <w:r>
-          <w:rPr>
-            <w:rFonts w:hint="eastAsia"/>
-            <w:noProof/>
-            <w:webHidden/>
-          </w:rPr>
-          <w:fldChar w:fldCharType="end"/>
-        </w:r>
-      </w:hyperlink>
-    </w:p>
-    <w:p>
-      <w:pPr>
-        <w:pStyle w:val="TOC2"/>
-        <w:tabs>
-          <w:tab w:val="right" w:leader="dot" w:pos="8777"/>
-        </w:tabs>
-        <w:rPr>
-          <w:rFonts w:asciiTheme="minorHAnsi" w:eastAsiaTheme="minorEastAsia" w:hAnsiTheme="minorHAnsi" w:cstheme="minorBidi" w:hint="eastAsia"/>
-          <w:smallCaps w:val="0"/>
-          <w:noProof/>
-          <w:sz w:val="22"/>
-          <w:szCs w:val="24"/>
-          <w14:ligatures w14:val="standardContextual"/>
-        </w:rPr>
-      </w:pPr>
-      <w:hyperlink w:anchor="_Toc193469003" w:history="1">
-        <w:r>
-          <w:rPr>
-            <w:rStyle w:val="af7"/>
-            <w:rFonts w:hint="eastAsia"/>
-            <w:noProof/>
-          </w:rPr>
-          <w:t xml:space="preserve">1.3 </w:t>
-        </w:r>
-        <w:r>
-          <w:rPr>
-            <w:rStyle w:val="af7"/>
-            <w:rFonts w:hint="eastAsia"/>
-            <w:noProof/>
-          </w:rPr>
-          <w:t>本文贡献</w:t>
-        </w:r>
-        <w:r>
-          <w:rPr>
-            <w:rFonts w:hint="eastAsia"/>
-            <w:noProof/>
-            <w:webHidden/>
-          </w:rPr>
-          <w:tab/>
-        </w:r>
-        <w:r>
-          <w:rPr>
-            <w:rFonts w:hint="eastAsia"/>
-            <w:noProof/>
-            <w:webHidden/>
-          </w:rPr>
-          <w:fldChar w:fldCharType="begin"/>
-        </w:r>
-        <w:r>
-          <w:rPr>
-            <w:rFonts w:hint="eastAsia"/>
-            <w:noProof/>
-            <w:webHidden/>
-          </w:rPr>
-          <w:instrText xml:space="preserve"> </w:instrText>
-        </w:r>
-        <w:r>
-          <w:rPr>
-            <w:noProof/>
-            <w:webHidden/>
-          </w:rPr>
-          <w:instrText>PAGEREF _Toc193469003 \h</w:instrText>
-        </w:r>
-        <w:r>
-          <w:rPr>
-            <w:rFonts w:hint="eastAsia"/>
-            <w:noProof/>
-            <w:webHidden/>
-          </w:rPr>
-          <w:instrText xml:space="preserve"> </w:instrText>
-        </w:r>
-        <w:r>
-          <w:rPr>
-            <w:rFonts w:hint="eastAsia"/>
-            <w:noProof/>
-            <w:webHidden/>
-          </w:rPr>
-        </w:r>
-        <w:r>
-          <w:rPr>
-            <w:noProof/>
-            <w:webHidden/>
-          </w:rPr>
-          <w:fldChar w:fldCharType="separate"/>
-        </w:r>
-        <w:r>
-          <w:rPr>
-            <w:noProof/>
-            <w:webHidden/>
-          </w:rPr>
-          <w:t>1</w:t>
-        </w:r>
-        <w:r>
-          <w:rPr>
-            <w:rFonts w:hint="eastAsia"/>
-            <w:noProof/>
-            <w:webHidden/>
-          </w:rPr>
-          <w:fldChar w:fldCharType="end"/>
-        </w:r>
-      </w:hyperlink>
-    </w:p>
-    <w:p>
-      <w:pPr>
-        <w:pStyle w:val="TOC1"/>
-        <w:rPr>
-          <w:rFonts w:asciiTheme="minorHAnsi" w:eastAsiaTheme="minorEastAsia" w:hAnsiTheme="minorHAnsi" w:cstheme="minorBidi" w:hint="eastAsia"/>
-          <w:b w:val="0"/>
-          <w:bCs w:val="0"/>
-          <w:caps w:val="0"/>
-          <w:noProof/>
-          <w:kern w:val="2"/>
-          <w:sz w:val="22"/>
-          <w:szCs w:val="24"/>
-          <w14:ligatures w14:val="standardContextual"/>
-        </w:rPr>
-      </w:pPr>
-      <w:hyperlink w:anchor="_Toc193469004" w:history="1">
-        <w:r>
-          <w:rPr>
-            <w:rStyle w:val="af7"/>
-            <w:rFonts w:hint="eastAsia"/>
-            <w:noProof/>
-          </w:rPr>
-          <w:t>2</w:t>
-        </w:r>
-        <w:r>
-          <w:rPr>
-            <w:rStyle w:val="af7"/>
-            <w:rFonts w:hint="eastAsia"/>
-            <w:noProof/>
-          </w:rPr>
-          <w:t>、基础概念</w:t>
-        </w:r>
-        <w:r>
-          <w:rPr>
-            <w:rFonts w:hint="eastAsia"/>
-            <w:noProof/>
-            <w:webHidden/>
-          </w:rPr>
-          <w:tab/>
-        </w:r>
-        <w:r>
-          <w:rPr>
-            <w:rFonts w:hint="eastAsia"/>
-            <w:noProof/>
-            <w:webHidden/>
-          </w:rPr>
-          <w:fldChar w:fldCharType="begin"/>
-        </w:r>
-        <w:r>
-          <w:rPr>
-            <w:rFonts w:hint="eastAsia"/>
-            <w:noProof/>
-            <w:webHidden/>
-          </w:rPr>
-          <w:instrText xml:space="preserve"> </w:instrText>
-        </w:r>
-        <w:r>
-          <w:rPr>
-            <w:noProof/>
-            <w:webHidden/>
-          </w:rPr>
-          <w:instrText>PAGEREF _Toc193469004 \h</w:instrText>
-        </w:r>
-        <w:r>
-          <w:rPr>
-            <w:rFonts w:hint="eastAsia"/>
-            <w:noProof/>
-            <w:webHidden/>
-          </w:rPr>
-          <w:instrText xml:space="preserve"> </w:instrText>
-        </w:r>
-        <w:r>
-          <w:rPr>
-            <w:rFonts w:hint="eastAsia"/>
-            <w:noProof/>
-            <w:webHidden/>
-          </w:rPr>
-        </w:r>
-        <w:r>
-          <w:rPr>
-            <w:noProof/>
-            <w:webHidden/>
-          </w:rPr>
-          <w:fldChar w:fldCharType="separate"/>
-        </w:r>
-        <w:r>
-          <w:rPr>
-            <w:noProof/>
-            <w:webHidden/>
-          </w:rPr>
-          <w:t>1</w:t>
-        </w:r>
-        <w:r>
-          <w:rPr>
-            <w:rFonts w:hint="eastAsia"/>
-            <w:noProof/>
-            <w:webHidden/>
-          </w:rPr>
-          <w:fldChar w:fldCharType="end"/>
-        </w:r>
-      </w:hyperlink>
-    </w:p>
-    <w:p>
-      <w:pPr>
-        <w:pStyle w:val="TOC2"/>
-        <w:tabs>
-          <w:tab w:val="right" w:leader="dot" w:pos="8777"/>
-        </w:tabs>
-        <w:rPr>
-          <w:rFonts w:asciiTheme="minorHAnsi" w:eastAsiaTheme="minorEastAsia" w:hAnsiTheme="minorHAnsi" w:cstheme="minorBidi" w:hint="eastAsia"/>
-          <w:smallCaps w:val="0"/>
-          <w:noProof/>
-          <w:sz w:val="22"/>
-          <w:szCs w:val="24"/>
-          <w14:ligatures w14:val="standardContextual"/>
-        </w:rPr>
-      </w:pPr>
-      <w:hyperlink w:anchor="_Toc193469005" w:history="1">
-        <w:r>
-          <w:rPr>
-            <w:rStyle w:val="af7"/>
-            <w:rFonts w:hint="eastAsia"/>
-            <w:noProof/>
-          </w:rPr>
-          <w:t xml:space="preserve">2.1 </w:t>
-        </w:r>
-        <w:r>
-          <w:rPr>
-            <w:rStyle w:val="af7"/>
-            <w:rFonts w:hint="eastAsia"/>
-            <w:noProof/>
-          </w:rPr>
-          <w:t>注意力机制</w:t>
-        </w:r>
-        <w:r>
-          <w:rPr>
-            <w:rFonts w:hint="eastAsia"/>
-            <w:noProof/>
-            <w:webHidden/>
-          </w:rPr>
-          <w:tab/>
-        </w:r>
-        <w:r>
-          <w:rPr>
-            <w:rFonts w:hint="eastAsia"/>
-            <w:noProof/>
-            <w:webHidden/>
-          </w:rPr>
-          <w:fldChar w:fldCharType="begin"/>
-        </w:r>
-        <w:r>
-          <w:rPr>
-            <w:rFonts w:hint="eastAsia"/>
-            <w:noProof/>
-            <w:webHidden/>
-          </w:rPr>
-          <w:instrText xml:space="preserve"> </w:instrText>
-        </w:r>
-        <w:r>
-          <w:rPr>
-            <w:noProof/>
-            <w:webHidden/>
-          </w:rPr>
-          <w:instrText>PAGEREF _Toc193469005 \h</w:instrText>
-        </w:r>
-        <w:r>
-          <w:rPr>
-            <w:rFonts w:hint="eastAsia"/>
-            <w:noProof/>
-            <w:webHidden/>
-          </w:rPr>
-          <w:instrText xml:space="preserve"> </w:instrText>
-        </w:r>
-        <w:r>
-          <w:rPr>
-            <w:rFonts w:hint="eastAsia"/>
-            <w:noProof/>
-            <w:webHidden/>
-          </w:rPr>
-        </w:r>
-        <w:r>
-          <w:rPr>
-            <w:noProof/>
-            <w:webHidden/>
-          </w:rPr>
-          <w:fldChar w:fldCharType="separate"/>
-        </w:r>
-        <w:r>
-          <w:rPr>
-            <w:noProof/>
-            <w:webHidden/>
-          </w:rPr>
-          <w:t>1</w:t>
-        </w:r>
-        <w:r>
-          <w:rPr>
-            <w:rFonts w:hint="eastAsia"/>
-            <w:noProof/>
-            <w:webHidden/>
-          </w:rPr>
-          <w:fldChar w:fldCharType="end"/>
-        </w:r>
-      </w:hyperlink>
-    </w:p>
-    <w:p>
-      <w:pPr>
-        <w:pStyle w:val="TOC2"/>
-        <w:tabs>
-          <w:tab w:val="right" w:leader="dot" w:pos="8777"/>
-        </w:tabs>
-        <w:rPr>
-          <w:rFonts w:asciiTheme="minorHAnsi" w:eastAsiaTheme="minorEastAsia" w:hAnsiTheme="minorHAnsi" w:cstheme="minorBidi" w:hint="eastAsia"/>
-          <w:smallCaps w:val="0"/>
-          <w:noProof/>
-          <w:sz w:val="22"/>
-          <w:szCs w:val="24"/>
-          <w14:ligatures w14:val="standardContextual"/>
-        </w:rPr>
-      </w:pPr>
-      <w:hyperlink w:anchor="_Toc193469006" w:history="1">
-        <w:r>
-          <w:rPr>
-            <w:rStyle w:val="af7"/>
-            <w:rFonts w:hint="eastAsia"/>
-            <w:noProof/>
-          </w:rPr>
-          <w:t xml:space="preserve">2.2 </w:t>
-        </w:r>
-        <w:r>
-          <w:rPr>
-            <w:rStyle w:val="af7"/>
-            <w:rFonts w:hint="eastAsia"/>
-            <w:noProof/>
-          </w:rPr>
-          <w:t>大语言模型（</w:t>
-        </w:r>
-        <w:r>
-          <w:rPr>
-            <w:rStyle w:val="af7"/>
-            <w:rFonts w:hint="eastAsia"/>
-            <w:noProof/>
-          </w:rPr>
-          <w:t>LLM</w:t>
-        </w:r>
-        <w:r>
-          <w:rPr>
-            <w:rStyle w:val="af7"/>
-            <w:rFonts w:hint="eastAsia"/>
-            <w:noProof/>
-          </w:rPr>
-          <w:t>）</w:t>
-        </w:r>
-        <w:r>
-          <w:rPr>
-            <w:rFonts w:hint="eastAsia"/>
-            <w:noProof/>
-            <w:webHidden/>
-          </w:rPr>
-          <w:tab/>
-        </w:r>
-        <w:r>
-          <w:rPr>
-            <w:rFonts w:hint="eastAsia"/>
-            <w:noProof/>
-            <w:webHidden/>
-          </w:rPr>
-          <w:fldChar w:fldCharType="begin"/>
-        </w:r>
-        <w:r>
-          <w:rPr>
-            <w:rFonts w:hint="eastAsia"/>
-            <w:noProof/>
-            <w:webHidden/>
-          </w:rPr>
-          <w:instrText xml:space="preserve"> </w:instrText>
-        </w:r>
-        <w:r>
-          <w:rPr>
-            <w:noProof/>
-            <w:webHidden/>
-          </w:rPr>
-          <w:instrText>PAGEREF _Toc193469006 \h</w:instrText>
-        </w:r>
-        <w:r>
-          <w:rPr>
-            <w:rFonts w:hint="eastAsia"/>
-            <w:noProof/>
-            <w:webHidden/>
-          </w:rPr>
-          <w:instrText xml:space="preserve"> </w:instrText>
-        </w:r>
-        <w:r>
-          <w:rPr>
-            <w:rFonts w:hint="eastAsia"/>
-            <w:noProof/>
-            <w:webHidden/>
-          </w:rPr>
-        </w:r>
-        <w:r>
-          <w:rPr>
-            <w:noProof/>
-            <w:webHidden/>
-          </w:rPr>
-          <w:fldChar w:fldCharType="separate"/>
-        </w:r>
-        <w:r>
-          <w:rPr>
-            <w:noProof/>
-            <w:webHidden/>
-          </w:rPr>
-          <w:t>1</w:t>
-        </w:r>
-        <w:r>
-          <w:rPr>
-            <w:rFonts w:hint="eastAsia"/>
-            <w:noProof/>
-            <w:webHidden/>
-          </w:rPr>
-          <w:fldChar w:fldCharType="end"/>
-        </w:r>
-      </w:hyperlink>
-    </w:p>
-    <w:p>
-      <w:pPr>
-        <w:pStyle w:val="TOC2"/>
-        <w:tabs>
-          <w:tab w:val="right" w:leader="dot" w:pos="8777"/>
-        </w:tabs>
-        <w:rPr>
-          <w:rFonts w:asciiTheme="minorHAnsi" w:eastAsiaTheme="minorEastAsia" w:hAnsiTheme="minorHAnsi" w:cstheme="minorBidi" w:hint="eastAsia"/>
-          <w:smallCaps w:val="0"/>
-          <w:noProof/>
-          <w:sz w:val="22"/>
-          <w:szCs w:val="24"/>
-          <w14:ligatures w14:val="standardContextual"/>
-        </w:rPr>
-      </w:pPr>
-      <w:hyperlink w:anchor="_Toc193469007" w:history="1">
-        <w:r>
-          <w:rPr>
-            <w:rStyle w:val="af7"/>
-            <w:rFonts w:hint="eastAsia"/>
-            <w:noProof/>
-          </w:rPr>
-          <w:t xml:space="preserve">2.3 </w:t>
-        </w:r>
-        <w:r>
-          <w:rPr>
-            <w:rStyle w:val="af7"/>
-            <w:rFonts w:hint="eastAsia"/>
-            <w:noProof/>
-          </w:rPr>
-          <w:t>检索增强生成（</w:t>
-        </w:r>
-        <w:r>
-          <w:rPr>
-            <w:rStyle w:val="af7"/>
-            <w:rFonts w:hint="eastAsia"/>
-            <w:noProof/>
-          </w:rPr>
-          <w:t>RAG</w:t>
-        </w:r>
-        <w:r>
-          <w:rPr>
-            <w:rStyle w:val="af7"/>
-            <w:rFonts w:hint="eastAsia"/>
-            <w:noProof/>
-          </w:rPr>
-          <w:t>）</w:t>
-        </w:r>
-        <w:r>
-          <w:rPr>
-            <w:rFonts w:hint="eastAsia"/>
-            <w:noProof/>
-            <w:webHidden/>
-          </w:rPr>
-          <w:tab/>
-        </w:r>
-        <w:r>
-          <w:rPr>
-            <w:rFonts w:hint="eastAsia"/>
-            <w:noProof/>
-            <w:webHidden/>
-          </w:rPr>
-          <w:fldChar w:fldCharType="begin"/>
-        </w:r>
-        <w:r>
-          <w:rPr>
-            <w:rFonts w:hint="eastAsia"/>
-            <w:noProof/>
-            <w:webHidden/>
-          </w:rPr>
-          <w:instrText xml:space="preserve"> </w:instrText>
-        </w:r>
-        <w:r>
-          <w:rPr>
-            <w:noProof/>
-            <w:webHidden/>
-          </w:rPr>
-          <w:instrText>PAGEREF _Toc193469007 \h</w:instrText>
-        </w:r>
-        <w:r>
-          <w:rPr>
-            <w:rFonts w:hint="eastAsia"/>
-            <w:noProof/>
-            <w:webHidden/>
-          </w:rPr>
-          <w:instrText xml:space="preserve"> </w:instrText>
-        </w:r>
-        <w:r>
-          <w:rPr>
-            <w:rFonts w:hint="eastAsia"/>
-            <w:noProof/>
-            <w:webHidden/>
-          </w:rPr>
-        </w:r>
-        <w:r>
-          <w:rPr>
-            <w:noProof/>
-            <w:webHidden/>
-          </w:rPr>
-          <w:fldChar w:fldCharType="separate"/>
-        </w:r>
-        <w:r>
-          <w:rPr>
-            <w:noProof/>
-            <w:webHidden/>
-          </w:rPr>
-          <w:t>1</w:t>
-        </w:r>
-        <w:r>
-          <w:rPr>
-            <w:rFonts w:hint="eastAsia"/>
-            <w:noProof/>
-            <w:webHidden/>
-          </w:rPr>
-          <w:fldChar w:fldCharType="end"/>
-        </w:r>
-      </w:hyperlink>
-    </w:p>
-    <w:p>
-      <w:pPr>
-        <w:pStyle w:val="TOC2"/>
-        <w:tabs>
-          <w:tab w:val="right" w:leader="dot" w:pos="8777"/>
-        </w:tabs>
-        <w:rPr>
-          <w:rFonts w:asciiTheme="minorHAnsi" w:eastAsiaTheme="minorEastAsia" w:hAnsiTheme="minorHAnsi" w:cstheme="minorBidi" w:hint="eastAsia"/>
-          <w:smallCaps w:val="0"/>
-          <w:noProof/>
-          <w:sz w:val="22"/>
-          <w:szCs w:val="24"/>
-          <w14:ligatures w14:val="standardContextual"/>
-        </w:rPr>
-      </w:pPr>
-      <w:hyperlink w:anchor="_Toc193469008" w:history="1">
-        <w:r>
-          <w:rPr>
-            <w:rStyle w:val="af7"/>
-            <w:rFonts w:hint="eastAsia"/>
-            <w:noProof/>
-          </w:rPr>
-          <w:t xml:space="preserve">2.3.1 </w:t>
-        </w:r>
-        <w:r>
-          <w:rPr>
-            <w:rStyle w:val="af7"/>
-            <w:rFonts w:hint="eastAsia"/>
-            <w:noProof/>
-          </w:rPr>
-          <w:t>算法分析</w:t>
-        </w:r>
-        <w:r>
-          <w:rPr>
-            <w:rFonts w:hint="eastAsia"/>
-            <w:noProof/>
-            <w:webHidden/>
-          </w:rPr>
-          <w:tab/>
-        </w:r>
-        <w:r>
-          <w:rPr>
-            <w:rFonts w:hint="eastAsia"/>
-            <w:noProof/>
-            <w:webHidden/>
-          </w:rPr>
-          <w:fldChar w:fldCharType="begin"/>
-        </w:r>
-        <w:r>
-          <w:rPr>
-            <w:rFonts w:hint="eastAsia"/>
-            <w:noProof/>
-            <w:webHidden/>
-          </w:rPr>
-          <w:instrText xml:space="preserve"> </w:instrText>
-        </w:r>
-        <w:r>
-          <w:rPr>
-            <w:noProof/>
-            <w:webHidden/>
-          </w:rPr>
-          <w:instrText>PAGEREF _Toc193469008 \h</w:instrText>
-        </w:r>
-        <w:r>
-          <w:rPr>
-            <w:rFonts w:hint="eastAsia"/>
-            <w:noProof/>
-            <w:webHidden/>
-          </w:rPr>
-          <w:instrText xml:space="preserve"> </w:instrText>
-        </w:r>
-        <w:r>
-          <w:rPr>
-            <w:rFonts w:hint="eastAsia"/>
-            <w:noProof/>
-            <w:webHidden/>
-          </w:rPr>
-        </w:r>
-        <w:r>
-          <w:rPr>
-            <w:noProof/>
-            <w:webHidden/>
-          </w:rPr>
-          <w:fldChar w:fldCharType="separate"/>
-        </w:r>
-        <w:r>
-          <w:rPr>
-            <w:noProof/>
-            <w:webHidden/>
-          </w:rPr>
-          <w:t>1</w:t>
-        </w:r>
-        <w:r>
-          <w:rPr>
-            <w:rFonts w:hint="eastAsia"/>
-            <w:noProof/>
-            <w:webHidden/>
-          </w:rPr>
-          <w:fldChar w:fldCharType="end"/>
-        </w:r>
-      </w:hyperlink>
-    </w:p>
-    <w:p>
-      <w:pPr>
-        <w:pStyle w:val="TOC2"/>
-        <w:tabs>
-          <w:tab w:val="right" w:leader="dot" w:pos="8777"/>
-        </w:tabs>
-        <w:rPr>
-          <w:rFonts w:asciiTheme="minorHAnsi" w:eastAsiaTheme="minorEastAsia" w:hAnsiTheme="minorHAnsi" w:cstheme="minorBidi" w:hint="eastAsia"/>
-          <w:smallCaps w:val="0"/>
-          <w:noProof/>
-          <w:sz w:val="22"/>
-          <w:szCs w:val="24"/>
-          <w14:ligatures w14:val="standardContextual"/>
-        </w:rPr>
-      </w:pPr>
-      <w:hyperlink w:anchor="_Toc193469009" w:history="1">
-        <w:r>
-          <w:rPr>
-            <w:rStyle w:val="af7"/>
-            <w:rFonts w:hint="eastAsia"/>
-            <w:noProof/>
-          </w:rPr>
-          <w:t xml:space="preserve">2.4 </w:t>
-        </w:r>
-        <w:r>
-          <w:rPr>
-            <w:rStyle w:val="af7"/>
-            <w:rFonts w:hint="eastAsia"/>
-            <w:noProof/>
-          </w:rPr>
-          <w:t>系统流程</w:t>
-        </w:r>
-        <w:r>
-          <w:rPr>
-            <w:rFonts w:hint="eastAsia"/>
-            <w:noProof/>
-            <w:webHidden/>
-          </w:rPr>
-          <w:tab/>
-        </w:r>
-        <w:r>
-          <w:rPr>
-            <w:rFonts w:hint="eastAsia"/>
-            <w:noProof/>
-            <w:webHidden/>
-          </w:rPr>
-          <w:fldChar w:fldCharType="begin"/>
-        </w:r>
-        <w:r>
-          <w:rPr>
-            <w:rFonts w:hint="eastAsia"/>
-            <w:noProof/>
-            <w:webHidden/>
-          </w:rPr>
-          <w:instrText xml:space="preserve"> </w:instrText>
-        </w:r>
-        <w:r>
-          <w:rPr>
-            <w:noProof/>
-            <w:webHidden/>
-          </w:rPr>
-          <w:instrText>PAGEREF _Toc193469009 \h</w:instrText>
-        </w:r>
-        <w:r>
-          <w:rPr>
-            <w:rFonts w:hint="eastAsia"/>
-            <w:noProof/>
-            <w:webHidden/>
-          </w:rPr>
-          <w:instrText xml:space="preserve"> </w:instrText>
-        </w:r>
-        <w:r>
-          <w:rPr>
-            <w:rFonts w:hint="eastAsia"/>
-            <w:noProof/>
-            <w:webHidden/>
-          </w:rPr>
-        </w:r>
-        <w:r>
-          <w:rPr>
-            <w:noProof/>
-            <w:webHidden/>
-          </w:rPr>
-          <w:fldChar w:fldCharType="separate"/>
-        </w:r>
-        <w:r>
-          <w:rPr>
-            <w:noProof/>
-            <w:webHidden/>
-          </w:rPr>
-          <w:t>3</w:t>
-        </w:r>
-        <w:r>
-          <w:rPr>
-            <w:rFonts w:hint="eastAsia"/>
-            <w:noProof/>
-            <w:webHidden/>
-          </w:rPr>
-          <w:fldChar w:fldCharType="end"/>
-        </w:r>
-      </w:hyperlink>
-    </w:p>
-    <w:p>
-      <w:pPr>
-        <w:pStyle w:val="TOC1"/>
-        <w:rPr>
-          <w:rFonts w:asciiTheme="minorHAnsi" w:eastAsiaTheme="minorEastAsia" w:hAnsiTheme="minorHAnsi" w:cstheme="minorBidi" w:hint="eastAsia"/>
-          <w:b w:val="0"/>
-          <w:bCs w:val="0"/>
-          <w:caps w:val="0"/>
-          <w:noProof/>
-          <w:kern w:val="2"/>
-          <w:sz w:val="22"/>
-          <w:szCs w:val="24"/>
-          <w14:ligatures w14:val="standardContextual"/>
-        </w:rPr>
-      </w:pPr>
-      <w:hyperlink w:anchor="_Toc193469010" w:history="1">
-        <w:r>
-          <w:rPr>
-            <w:rStyle w:val="af7"/>
-            <w:rFonts w:hint="eastAsia"/>
-            <w:noProof/>
-          </w:rPr>
-          <w:t>3</w:t>
-        </w:r>
-        <w:r>
-          <w:rPr>
-            <w:rStyle w:val="af7"/>
-            <w:rFonts w:hint="eastAsia"/>
-            <w:noProof/>
-          </w:rPr>
-          <w:t>、概要设计</w:t>
-        </w:r>
-        <w:r>
-          <w:rPr>
-            <w:rFonts w:hint="eastAsia"/>
-            <w:noProof/>
-            <w:webHidden/>
-          </w:rPr>
-          <w:tab/>
-        </w:r>
-        <w:r>
-          <w:rPr>
-            <w:rFonts w:hint="eastAsia"/>
-            <w:noProof/>
-            <w:webHidden/>
-          </w:rPr>
-          <w:fldChar w:fldCharType="begin"/>
-        </w:r>
-        <w:r>
-          <w:rPr>
-            <w:rFonts w:hint="eastAsia"/>
-            <w:noProof/>
-            <w:webHidden/>
-          </w:rPr>
-          <w:instrText xml:space="preserve"> </w:instrText>
-        </w:r>
-        <w:r>
-          <w:rPr>
-            <w:noProof/>
-            <w:webHidden/>
-          </w:rPr>
-          <w:instrText>PAGEREF _Toc193469010 \h</w:instrText>
-        </w:r>
-        <w:r>
-          <w:rPr>
-            <w:rFonts w:hint="eastAsia"/>
-            <w:noProof/>
-            <w:webHidden/>
-          </w:rPr>
-          <w:instrText xml:space="preserve"> </w:instrText>
-        </w:r>
-        <w:r>
-          <w:rPr>
-            <w:rFonts w:hint="eastAsia"/>
-            <w:noProof/>
-            <w:webHidden/>
-          </w:rPr>
-        </w:r>
-        <w:r>
-          <w:rPr>
-            <w:noProof/>
-            <w:webHidden/>
-          </w:rPr>
-          <w:fldChar w:fldCharType="separate"/>
-        </w:r>
-        <w:r>
-          <w:rPr>
-            <w:noProof/>
-            <w:webHidden/>
-          </w:rPr>
-          <w:t>3</w:t>
-        </w:r>
-        <w:r>
-          <w:rPr>
-            <w:rFonts w:hint="eastAsia"/>
-            <w:noProof/>
-            <w:webHidden/>
-          </w:rPr>
-          <w:fldChar w:fldCharType="end"/>
-        </w:r>
-      </w:hyperlink>
-    </w:p>
-    <w:p>
-      <w:pPr>
-        <w:pStyle w:val="TOC2"/>
-        <w:tabs>
-          <w:tab w:val="right" w:leader="dot" w:pos="8777"/>
-        </w:tabs>
-        <w:rPr>
-          <w:rFonts w:asciiTheme="minorHAnsi" w:eastAsiaTheme="minorEastAsia" w:hAnsiTheme="minorHAnsi" w:cstheme="minorBidi" w:hint="eastAsia"/>
-          <w:smallCaps w:val="0"/>
-          <w:noProof/>
-          <w:sz w:val="22"/>
-          <w:szCs w:val="24"/>
-          <w14:ligatures w14:val="standardContextual"/>
-        </w:rPr>
-      </w:pPr>
-      <w:hyperlink w:anchor="_Toc193469011" w:history="1">
-        <w:r>
-          <w:rPr>
-            <w:rStyle w:val="af7"/>
-            <w:rFonts w:eastAsia="黑体" w:hint="eastAsia"/>
-            <w:noProof/>
-          </w:rPr>
-          <w:t xml:space="preserve">3.1 </w:t>
-        </w:r>
-        <w:r>
-          <w:rPr>
-            <w:rStyle w:val="af7"/>
-            <w:rFonts w:eastAsia="黑体" w:hint="eastAsia"/>
-            <w:noProof/>
-          </w:rPr>
-          <w:t>业务流程</w:t>
-        </w:r>
-        <w:r>
-          <w:rPr>
-            <w:rFonts w:hint="eastAsia"/>
-            <w:noProof/>
-            <w:webHidden/>
-          </w:rPr>
-          <w:tab/>
-        </w:r>
-        <w:r>
-          <w:rPr>
-            <w:rFonts w:hint="eastAsia"/>
-            <w:noProof/>
-            <w:webHidden/>
-          </w:rPr>
-          <w:fldChar w:fldCharType="begin"/>
-        </w:r>
-        <w:r>
-          <w:rPr>
-            <w:rFonts w:hint="eastAsia"/>
-            <w:noProof/>
-            <w:webHidden/>
-          </w:rPr>
-          <w:instrText xml:space="preserve"> </w:instrText>
-        </w:r>
-        <w:r>
-          <w:rPr>
-            <w:noProof/>
-            <w:webHidden/>
-          </w:rPr>
-          <w:instrText>PAGEREF _Toc193469011 \h</w:instrText>
-        </w:r>
-        <w:r>
-          <w:rPr>
-            <w:rFonts w:hint="eastAsia"/>
-            <w:noProof/>
-            <w:webHidden/>
-          </w:rPr>
-          <w:instrText xml:space="preserve"> </w:instrText>
-        </w:r>
-        <w:r>
-          <w:rPr>
-            <w:rFonts w:hint="eastAsia"/>
-            <w:noProof/>
-            <w:webHidden/>
-          </w:rPr>
-        </w:r>
-        <w:r>
-          <w:rPr>
-            <w:noProof/>
-            <w:webHidden/>
-          </w:rPr>
-          <w:fldChar w:fldCharType="separate"/>
-        </w:r>
-        <w:r>
-          <w:rPr>
-            <w:noProof/>
-            <w:webHidden/>
-          </w:rPr>
-          <w:t>3</w:t>
-        </w:r>
-        <w:r>
-          <w:rPr>
-            <w:rFonts w:hint="eastAsia"/>
-            <w:noProof/>
-            <w:webHidden/>
-          </w:rPr>
-          <w:fldChar w:fldCharType="end"/>
-        </w:r>
-      </w:hyperlink>
-    </w:p>
-    <w:p>
-      <w:pPr>
-        <w:pStyle w:val="TOC2"/>
-        <w:tabs>
-          <w:tab w:val="right" w:leader="dot" w:pos="8777"/>
-        </w:tabs>
-        <w:rPr>
-          <w:rFonts w:asciiTheme="minorHAnsi" w:eastAsiaTheme="minorEastAsia" w:hAnsiTheme="minorHAnsi" w:cstheme="minorBidi" w:hint="eastAsia"/>
-          <w:smallCaps w:val="0"/>
-          <w:noProof/>
-          <w:sz w:val="22"/>
-          <w:szCs w:val="24"/>
-          <w14:ligatures w14:val="standardContextual"/>
-        </w:rPr>
-      </w:pPr>
-      <w:hyperlink w:anchor="_Toc193469012" w:history="1">
-        <w:r>
-          <w:rPr>
-            <w:rStyle w:val="af7"/>
-            <w:rFonts w:eastAsia="黑体" w:hint="eastAsia"/>
-            <w:noProof/>
-          </w:rPr>
-          <w:t xml:space="preserve">3.2 </w:t>
-        </w:r>
-        <w:r>
-          <w:rPr>
-            <w:rStyle w:val="af7"/>
-            <w:rFonts w:eastAsia="黑体" w:hint="eastAsia"/>
-            <w:noProof/>
-          </w:rPr>
-          <w:t>功能模块介绍</w:t>
-        </w:r>
-        <w:r>
-          <w:rPr>
-            <w:rFonts w:hint="eastAsia"/>
-            <w:noProof/>
-            <w:webHidden/>
-          </w:rPr>
-          <w:tab/>
-        </w:r>
-        <w:r>
-          <w:rPr>
-            <w:rFonts w:hint="eastAsia"/>
-            <w:noProof/>
-            <w:webHidden/>
-          </w:rPr>
-          <w:fldChar w:fldCharType="begin"/>
-        </w:r>
-        <w:r>
-          <w:rPr>
-            <w:rFonts w:hint="eastAsia"/>
-            <w:noProof/>
-            <w:webHidden/>
-          </w:rPr>
-          <w:instrText xml:space="preserve"> </w:instrText>
-        </w:r>
-        <w:r>
-          <w:rPr>
-            <w:noProof/>
-            <w:webHidden/>
-          </w:rPr>
-          <w:instrText>PAGEREF _Toc193469012 \h</w:instrText>
-        </w:r>
-        <w:r>
-          <w:rPr>
-            <w:rFonts w:hint="eastAsia"/>
-            <w:noProof/>
-            <w:webHidden/>
-          </w:rPr>
-          <w:instrText xml:space="preserve"> </w:instrText>
-        </w:r>
-        <w:r>
-          <w:rPr>
-            <w:rFonts w:hint="eastAsia"/>
-            <w:noProof/>
-            <w:webHidden/>
-          </w:rPr>
-        </w:r>
-        <w:r>
-          <w:rPr>
-            <w:noProof/>
-            <w:webHidden/>
-          </w:rPr>
-          <w:fldChar w:fldCharType="separate"/>
-        </w:r>
-        <w:r>
-          <w:rPr>
-            <w:noProof/>
-            <w:webHidden/>
-          </w:rPr>
-          <w:t>3</w:t>
-        </w:r>
-        <w:r>
-          <w:rPr>
-            <w:rFonts w:hint="eastAsia"/>
-            <w:noProof/>
-            <w:webHidden/>
-          </w:rPr>
-          <w:fldChar w:fldCharType="end"/>
-        </w:r>
-      </w:hyperlink>
-    </w:p>
-    <w:p>
-      <w:pPr>
-        <w:pStyle w:val="TOC1"/>
-        <w:rPr>
-          <w:rFonts w:asciiTheme="minorHAnsi" w:eastAsiaTheme="minorEastAsia" w:hAnsiTheme="minorHAnsi" w:cstheme="minorBidi" w:hint="eastAsia"/>
-          <w:b w:val="0"/>
-          <w:bCs w:val="0"/>
-          <w:caps w:val="0"/>
-          <w:noProof/>
-          <w:kern w:val="2"/>
-          <w:sz w:val="22"/>
-          <w:szCs w:val="24"/>
-          <w14:ligatures w14:val="standardContextual"/>
-        </w:rPr>
-      </w:pPr>
-      <w:hyperlink w:anchor="_Toc193469013" w:history="1">
-        <w:r>
-          <w:rPr>
-            <w:rStyle w:val="af7"/>
-            <w:rFonts w:hint="eastAsia"/>
-            <w:noProof/>
-          </w:rPr>
-          <w:t>4</w:t>
-        </w:r>
-        <w:r>
-          <w:rPr>
-            <w:rStyle w:val="af7"/>
-            <w:rFonts w:hint="eastAsia"/>
-            <w:noProof/>
-          </w:rPr>
-          <w:t>、详细设计</w:t>
-        </w:r>
-        <w:r>
-          <w:rPr>
-            <w:rFonts w:hint="eastAsia"/>
-            <w:noProof/>
-            <w:webHidden/>
-          </w:rPr>
-          <w:tab/>
-        </w:r>
-        <w:r>
-          <w:rPr>
-            <w:rFonts w:hint="eastAsia"/>
-            <w:noProof/>
-            <w:webHidden/>
-          </w:rPr>
-          <w:fldChar w:fldCharType="begin"/>
-        </w:r>
-        <w:r>
-          <w:rPr>
-            <w:rFonts w:hint="eastAsia"/>
-            <w:noProof/>
-            <w:webHidden/>
-          </w:rPr>
-          <w:instrText xml:space="preserve"> </w:instrText>
-        </w:r>
-        <w:r>
-          <w:rPr>
-            <w:noProof/>
-            <w:webHidden/>
-          </w:rPr>
-          <w:instrText>PAGEREF _Toc193469013 \h</w:instrText>
-        </w:r>
-        <w:r>
-          <w:rPr>
-            <w:rFonts w:hint="eastAsia"/>
-            <w:noProof/>
-            <w:webHidden/>
-          </w:rPr>
-          <w:instrText xml:space="preserve"> </w:instrText>
-        </w:r>
-        <w:r>
-          <w:rPr>
-            <w:rFonts w:hint="eastAsia"/>
-            <w:noProof/>
-            <w:webHidden/>
-          </w:rPr>
-        </w:r>
-        <w:r>
-          <w:rPr>
-            <w:noProof/>
-            <w:webHidden/>
-          </w:rPr>
-          <w:fldChar w:fldCharType="separate"/>
-        </w:r>
-        <w:r>
-          <w:rPr>
-            <w:noProof/>
-            <w:webHidden/>
-          </w:rPr>
-          <w:t>3</w:t>
-        </w:r>
-        <w:r>
-          <w:rPr>
-            <w:rFonts w:hint="eastAsia"/>
-            <w:noProof/>
-            <w:webHidden/>
-          </w:rPr>
-          <w:fldChar w:fldCharType="end"/>
-        </w:r>
-      </w:hyperlink>
-    </w:p>
-    <w:p>
-      <w:pPr>
-        <w:pStyle w:val="TOC2"/>
-        <w:tabs>
-          <w:tab w:val="right" w:leader="dot" w:pos="8777"/>
-        </w:tabs>
-        <w:rPr>
-          <w:rFonts w:asciiTheme="minorHAnsi" w:eastAsiaTheme="minorEastAsia" w:hAnsiTheme="minorHAnsi" w:cstheme="minorBidi" w:hint="eastAsia"/>
-          <w:smallCaps w:val="0"/>
-          <w:noProof/>
-          <w:sz w:val="22"/>
-          <w:szCs w:val="24"/>
-          <w14:ligatures w14:val="standardContextual"/>
-        </w:rPr>
-      </w:pPr>
-      <w:hyperlink w:anchor="_Toc193469014" w:history="1">
-        <w:r>
-          <w:rPr>
-            <w:rStyle w:val="af7"/>
-            <w:rFonts w:eastAsia="黑体" w:hint="eastAsia"/>
-            <w:noProof/>
-          </w:rPr>
-          <w:t xml:space="preserve">4.1 </w:t>
-        </w:r>
-        <w:r>
-          <w:rPr>
-            <w:rStyle w:val="af7"/>
-            <w:rFonts w:eastAsia="黑体" w:hint="eastAsia"/>
-            <w:noProof/>
-          </w:rPr>
-          <w:t>数据库的设计</w:t>
-        </w:r>
-        <w:r>
-          <w:rPr>
-            <w:rFonts w:hint="eastAsia"/>
-            <w:noProof/>
-            <w:webHidden/>
-          </w:rPr>
-          <w:tab/>
-        </w:r>
-        <w:r>
-          <w:rPr>
-            <w:rFonts w:hint="eastAsia"/>
-            <w:noProof/>
-            <w:webHidden/>
-          </w:rPr>
-          <w:fldChar w:fldCharType="begin"/>
-        </w:r>
-        <w:r>
-          <w:rPr>
-            <w:rFonts w:hint="eastAsia"/>
-            <w:noProof/>
-            <w:webHidden/>
-          </w:rPr>
-          <w:instrText xml:space="preserve"> </w:instrText>
-        </w:r>
-        <w:r>
-          <w:rPr>
-            <w:noProof/>
-            <w:webHidden/>
-          </w:rPr>
-          <w:instrText>PAGEREF _Toc193469014 \h</w:instrText>
-        </w:r>
-        <w:r>
-          <w:rPr>
-            <w:rFonts w:hint="eastAsia"/>
-            <w:noProof/>
-            <w:webHidden/>
-          </w:rPr>
-          <w:instrText xml:space="preserve"> </w:instrText>
-        </w:r>
-        <w:r>
-          <w:rPr>
-            <w:rFonts w:hint="eastAsia"/>
-            <w:noProof/>
-            <w:webHidden/>
-          </w:rPr>
-        </w:r>
-        <w:r>
-          <w:rPr>
-            <w:noProof/>
-            <w:webHidden/>
-          </w:rPr>
-          <w:fldChar w:fldCharType="separate"/>
-        </w:r>
-        <w:r>
-          <w:rPr>
-            <w:noProof/>
-            <w:webHidden/>
-          </w:rPr>
-          <w:t>3</w:t>
-        </w:r>
-        <w:r>
-          <w:rPr>
-            <w:rFonts w:hint="eastAsia"/>
-            <w:noProof/>
-            <w:webHidden/>
-          </w:rPr>
-          <w:fldChar w:fldCharType="end"/>
-        </w:r>
-      </w:hyperlink>
-    </w:p>
-    <w:p>
-      <w:pPr>
-        <w:pStyle w:val="TOC2"/>
-        <w:tabs>
-          <w:tab w:val="right" w:leader="dot" w:pos="8777"/>
-        </w:tabs>
-        <w:rPr>
-          <w:rFonts w:asciiTheme="minorHAnsi" w:eastAsiaTheme="minorEastAsia" w:hAnsiTheme="minorHAnsi" w:cstheme="minorBidi" w:hint="eastAsia"/>
-          <w:smallCaps w:val="0"/>
-          <w:noProof/>
-          <w:sz w:val="22"/>
-          <w:szCs w:val="24"/>
-          <w14:ligatures w14:val="standardContextual"/>
-        </w:rPr>
-      </w:pPr>
-      <w:hyperlink w:anchor="_Toc193469015" w:history="1">
-        <w:r>
-          <w:rPr>
-            <w:rStyle w:val="af7"/>
-            <w:rFonts w:eastAsia="黑体" w:hint="eastAsia"/>
-            <w:noProof/>
-          </w:rPr>
-          <w:t xml:space="preserve">4.2 </w:t>
-        </w:r>
-        <w:r>
-          <w:rPr>
-            <w:rStyle w:val="af7"/>
-            <w:rFonts w:eastAsia="黑体" w:hint="eastAsia"/>
-            <w:noProof/>
-          </w:rPr>
-          <w:t>细设计书</w:t>
-        </w:r>
-        <w:r>
-          <w:rPr>
-            <w:rFonts w:hint="eastAsia"/>
-            <w:noProof/>
-            <w:webHidden/>
-          </w:rPr>
-          <w:tab/>
-        </w:r>
-        <w:r>
-          <w:rPr>
-            <w:rFonts w:hint="eastAsia"/>
-            <w:noProof/>
-            <w:webHidden/>
-          </w:rPr>
-          <w:fldChar w:fldCharType="begin"/>
-        </w:r>
-        <w:r>
-          <w:rPr>
-            <w:rFonts w:hint="eastAsia"/>
-            <w:noProof/>
-            <w:webHidden/>
-          </w:rPr>
-          <w:instrText xml:space="preserve"> </w:instrText>
-        </w:r>
-        <w:r>
-          <w:rPr>
-            <w:noProof/>
-            <w:webHidden/>
-          </w:rPr>
-          <w:instrText>PAGEREF _Toc193469015 \h</w:instrText>
-        </w:r>
-        <w:r>
-          <w:rPr>
-            <w:rFonts w:hint="eastAsia"/>
-            <w:noProof/>
-            <w:webHidden/>
-          </w:rPr>
-          <w:instrText xml:space="preserve"> </w:instrText>
-        </w:r>
-        <w:r>
-          <w:rPr>
-            <w:rFonts w:hint="eastAsia"/>
-            <w:noProof/>
-            <w:webHidden/>
-          </w:rPr>
-        </w:r>
-        <w:r>
-          <w:rPr>
-            <w:noProof/>
-            <w:webHidden/>
-          </w:rPr>
-          <w:fldChar w:fldCharType="separate"/>
-        </w:r>
-        <w:r>
-          <w:rPr>
-            <w:noProof/>
-            <w:webHidden/>
-          </w:rPr>
-          <w:t>3</w:t>
-        </w:r>
-        <w:r>
-          <w:rPr>
-            <w:rFonts w:hint="eastAsia"/>
-            <w:noProof/>
-            <w:webHidden/>
-          </w:rPr>
-          <w:fldChar w:fldCharType="end"/>
-        </w:r>
-      </w:hyperlink>
-    </w:p>
-    <w:p>
-      <w:pPr>
-        <w:pStyle w:val="TOC2"/>
-        <w:tabs>
-          <w:tab w:val="right" w:leader="dot" w:pos="8777"/>
-        </w:tabs>
-        <w:rPr>
-          <w:rFonts w:asciiTheme="minorHAnsi" w:eastAsiaTheme="minorEastAsia" w:hAnsiTheme="minorHAnsi" w:cstheme="minorBidi" w:hint="eastAsia"/>
-          <w:smallCaps w:val="0"/>
-          <w:noProof/>
-          <w:sz w:val="22"/>
-          <w:szCs w:val="24"/>
-          <w14:ligatures w14:val="standardContextual"/>
-        </w:rPr>
-      </w:pPr>
-      <w:hyperlink w:anchor="_Toc193469016" w:history="1">
-        <w:r>
-          <w:rPr>
-            <w:rStyle w:val="af7"/>
-            <w:rFonts w:eastAsia="黑体" w:hint="eastAsia"/>
-            <w:noProof/>
-          </w:rPr>
-          <w:t xml:space="preserve">4.3 </w:t>
-        </w:r>
-        <w:r>
-          <w:rPr>
-            <w:rStyle w:val="af7"/>
-            <w:rFonts w:eastAsia="黑体" w:hint="eastAsia"/>
-            <w:noProof/>
-          </w:rPr>
-          <w:t>界面设计</w:t>
-        </w:r>
-        <w:r>
-          <w:rPr>
-            <w:rFonts w:hint="eastAsia"/>
-            <w:noProof/>
-            <w:webHidden/>
-          </w:rPr>
-          <w:tab/>
-        </w:r>
-        <w:r>
-          <w:rPr>
-            <w:rFonts w:hint="eastAsia"/>
-            <w:noProof/>
-            <w:webHidden/>
-          </w:rPr>
-          <w:fldChar w:fldCharType="begin"/>
-        </w:r>
-        <w:r>
-          <w:rPr>
-            <w:rFonts w:hint="eastAsia"/>
-            <w:noProof/>
-            <w:webHidden/>
-          </w:rPr>
-          <w:instrText xml:space="preserve"> </w:instrText>
-        </w:r>
-        <w:r>
-          <w:rPr>
-            <w:noProof/>
-            <w:webHidden/>
-          </w:rPr>
-          <w:instrText>PAGEREF _Toc193469016 \h</w:instrText>
-        </w:r>
-        <w:r>
-          <w:rPr>
-            <w:rFonts w:hint="eastAsia"/>
-            <w:noProof/>
-            <w:webHidden/>
-          </w:rPr>
-          <w:instrText xml:space="preserve"> </w:instrText>
-        </w:r>
-        <w:r>
-          <w:rPr>
-            <w:rFonts w:hint="eastAsia"/>
-            <w:noProof/>
-            <w:webHidden/>
-          </w:rPr>
-        </w:r>
-        <w:r>
-          <w:rPr>
-            <w:noProof/>
-            <w:webHidden/>
-          </w:rPr>
-          <w:fldChar w:fldCharType="separate"/>
-        </w:r>
-        <w:r>
-          <w:rPr>
-            <w:noProof/>
-            <w:webHidden/>
-          </w:rPr>
-          <w:t>3</w:t>
-        </w:r>
-        <w:r>
-          <w:rPr>
-            <w:rFonts w:hint="eastAsia"/>
-            <w:noProof/>
-            <w:webHidden/>
-          </w:rPr>
-          <w:fldChar w:fldCharType="end"/>
-        </w:r>
-      </w:hyperlink>
-    </w:p>
-    <w:p>
-      <w:pPr>
-        <w:pStyle w:val="TOC1"/>
-        <w:rPr>
-          <w:rFonts w:asciiTheme="minorHAnsi" w:eastAsiaTheme="minorEastAsia" w:hAnsiTheme="minorHAnsi" w:cstheme="minorBidi" w:hint="eastAsia"/>
-          <w:b w:val="0"/>
-          <w:bCs w:val="0"/>
-          <w:caps w:val="0"/>
-          <w:noProof/>
-          <w:kern w:val="2"/>
-          <w:sz w:val="22"/>
-          <w:szCs w:val="24"/>
-          <w14:ligatures w14:val="standardContextual"/>
-        </w:rPr>
-      </w:pPr>
-      <w:hyperlink w:anchor="_Toc193469017" w:history="1">
-        <w:r>
-          <w:rPr>
-            <w:rStyle w:val="af7"/>
-            <w:rFonts w:hint="eastAsia"/>
-            <w:noProof/>
-          </w:rPr>
-          <w:t>5</w:t>
-        </w:r>
-        <w:r>
-          <w:rPr>
-            <w:rStyle w:val="af7"/>
-            <w:rFonts w:hint="eastAsia"/>
-            <w:noProof/>
-          </w:rPr>
-          <w:t>、系统实现</w:t>
-        </w:r>
-        <w:r>
-          <w:rPr>
-            <w:rFonts w:hint="eastAsia"/>
-            <w:noProof/>
-            <w:webHidden/>
-          </w:rPr>
-          <w:tab/>
-        </w:r>
-        <w:r>
-          <w:rPr>
-            <w:rFonts w:hint="eastAsia"/>
-            <w:noProof/>
-            <w:webHidden/>
-          </w:rPr>
-          <w:fldChar w:fldCharType="begin"/>
-        </w:r>
-        <w:r>
-          <w:rPr>
-            <w:rFonts w:hint="eastAsia"/>
-            <w:noProof/>
-            <w:webHidden/>
-          </w:rPr>
-          <w:instrText xml:space="preserve"> </w:instrText>
-        </w:r>
-        <w:r>
-          <w:rPr>
-            <w:noProof/>
-            <w:webHidden/>
-          </w:rPr>
-          <w:instrText>PAGEREF _Toc193469017 \h</w:instrText>
-        </w:r>
-        <w:r>
-          <w:rPr>
-            <w:rFonts w:hint="eastAsia"/>
-            <w:noProof/>
-            <w:webHidden/>
-          </w:rPr>
-          <w:instrText xml:space="preserve"> </w:instrText>
-        </w:r>
-        <w:r>
-          <w:rPr>
-            <w:rFonts w:hint="eastAsia"/>
-            <w:noProof/>
-            <w:webHidden/>
-          </w:rPr>
-        </w:r>
-        <w:r>
-          <w:rPr>
-            <w:noProof/>
-            <w:webHidden/>
-          </w:rPr>
-          <w:fldChar w:fldCharType="separate"/>
-        </w:r>
-        <w:r>
-          <w:rPr>
-            <w:noProof/>
-            <w:webHidden/>
-          </w:rPr>
-          <w:t>3</w:t>
-        </w:r>
-        <w:r>
-          <w:rPr>
-            <w:rFonts w:hint="eastAsia"/>
-            <w:noProof/>
-            <w:webHidden/>
-          </w:rPr>
-          <w:fldChar w:fldCharType="end"/>
-        </w:r>
-      </w:hyperlink>
-    </w:p>
-    <w:p>
-      <w:pPr>
-        <w:pStyle w:val="TOC2"/>
-        <w:tabs>
-          <w:tab w:val="right" w:leader="dot" w:pos="8777"/>
-        </w:tabs>
-        <w:rPr>
-          <w:rFonts w:asciiTheme="minorHAnsi" w:eastAsiaTheme="minorEastAsia" w:hAnsiTheme="minorHAnsi" w:cstheme="minorBidi" w:hint="eastAsia"/>
-          <w:smallCaps w:val="0"/>
-          <w:noProof/>
-          <w:sz w:val="22"/>
-          <w:szCs w:val="24"/>
-          <w14:ligatures w14:val="standardContextual"/>
-        </w:rPr>
-      </w:pPr>
-      <w:hyperlink w:anchor="_Toc193469018" w:history="1">
-        <w:r>
-          <w:rPr>
-            <w:rStyle w:val="af7"/>
-            <w:rFonts w:hint="eastAsia"/>
-            <w:noProof/>
-          </w:rPr>
-          <w:t xml:space="preserve">5.1 </w:t>
-        </w:r>
-        <w:r>
-          <w:rPr>
-            <w:rStyle w:val="af7"/>
-            <w:rFonts w:hint="eastAsia"/>
-            <w:noProof/>
-          </w:rPr>
-          <w:t>界面</w:t>
-        </w:r>
-        <w:r>
-          <w:rPr>
-            <w:rFonts w:hint="eastAsia"/>
-            <w:noProof/>
-            <w:webHidden/>
-          </w:rPr>
-          <w:tab/>
-        </w:r>
-        <w:r>
-          <w:rPr>
-            <w:rFonts w:hint="eastAsia"/>
-            <w:noProof/>
-            <w:webHidden/>
-          </w:rPr>
-          <w:fldChar w:fldCharType="begin"/>
-        </w:r>
-        <w:r>
-          <w:rPr>
-            <w:rFonts w:hint="eastAsia"/>
-            <w:noProof/>
-            <w:webHidden/>
-          </w:rPr>
-          <w:instrText xml:space="preserve"> </w:instrText>
-        </w:r>
-        <w:r>
-          <w:rPr>
-            <w:noProof/>
-            <w:webHidden/>
-          </w:rPr>
-          <w:instrText>PAGEREF _Toc193469018 \h</w:instrText>
-        </w:r>
-        <w:r>
-          <w:rPr>
-            <w:rFonts w:hint="eastAsia"/>
-            <w:noProof/>
-            <w:webHidden/>
-          </w:rPr>
-          <w:instrText xml:space="preserve"> </w:instrText>
-        </w:r>
-        <w:r>
-          <w:rPr>
-            <w:rFonts w:hint="eastAsia"/>
-            <w:noProof/>
-            <w:webHidden/>
-          </w:rPr>
-        </w:r>
-        <w:r>
-          <w:rPr>
-            <w:noProof/>
-            <w:webHidden/>
-          </w:rPr>
-          <w:fldChar w:fldCharType="separate"/>
-        </w:r>
-        <w:r>
-          <w:rPr>
-            <w:noProof/>
-            <w:webHidden/>
-          </w:rPr>
-          <w:t>3</w:t>
-        </w:r>
-        <w:r>
-          <w:rPr>
-            <w:rFonts w:hint="eastAsia"/>
-            <w:noProof/>
-            <w:webHidden/>
-          </w:rPr>
-          <w:fldChar w:fldCharType="end"/>
-        </w:r>
-      </w:hyperlink>
-    </w:p>
-    <w:p>
-      <w:pPr>
-        <w:pStyle w:val="TOC1"/>
-        <w:rPr>
-          <w:rFonts w:asciiTheme="minorHAnsi" w:eastAsiaTheme="minorEastAsia" w:hAnsiTheme="minorHAnsi" w:cstheme="minorBidi" w:hint="eastAsia"/>
-          <w:b w:val="0"/>
-          <w:bCs w:val="0"/>
-          <w:caps w:val="0"/>
-          <w:noProof/>
-          <w:kern w:val="2"/>
-          <w:sz w:val="22"/>
-          <w:szCs w:val="24"/>
-          <w14:ligatures w14:val="standardContextual"/>
-        </w:rPr>
-      </w:pPr>
-      <w:hyperlink w:anchor="_Toc193469019" w:history="1">
-        <w:r>
-          <w:rPr>
-            <w:rStyle w:val="af7"/>
-            <w:rFonts w:hint="eastAsia"/>
-            <w:noProof/>
-          </w:rPr>
-          <w:t>6</w:t>
-        </w:r>
-        <w:r>
-          <w:rPr>
-            <w:rStyle w:val="af7"/>
-            <w:rFonts w:hint="eastAsia"/>
-            <w:noProof/>
-          </w:rPr>
-          <w:t>、关键算法与数据结构</w:t>
-        </w:r>
-        <w:r>
-          <w:rPr>
-            <w:rFonts w:hint="eastAsia"/>
-            <w:noProof/>
-            <w:webHidden/>
-          </w:rPr>
-          <w:tab/>
-        </w:r>
-        <w:r>
-          <w:rPr>
-            <w:rFonts w:hint="eastAsia"/>
-            <w:noProof/>
-            <w:webHidden/>
-          </w:rPr>
-          <w:fldChar w:fldCharType="begin"/>
-        </w:r>
-        <w:r>
-          <w:rPr>
-            <w:rFonts w:hint="eastAsia"/>
-            <w:noProof/>
-            <w:webHidden/>
-          </w:rPr>
-          <w:instrText xml:space="preserve"> </w:instrText>
-        </w:r>
-        <w:r>
-          <w:rPr>
-            <w:noProof/>
-            <w:webHidden/>
-          </w:rPr>
-          <w:instrText>PAGEREF _Toc193469019 \h</w:instrText>
-        </w:r>
-        <w:r>
-          <w:rPr>
-            <w:rFonts w:hint="eastAsia"/>
-            <w:noProof/>
-            <w:webHidden/>
-          </w:rPr>
-          <w:instrText xml:space="preserve"> </w:instrText>
-        </w:r>
-        <w:r>
-          <w:rPr>
-            <w:rFonts w:hint="eastAsia"/>
-            <w:noProof/>
-            <w:webHidden/>
-          </w:rPr>
-        </w:r>
-        <w:r>
-          <w:rPr>
-            <w:noProof/>
-            <w:webHidden/>
-          </w:rPr>
-          <w:fldChar w:fldCharType="separate"/>
-        </w:r>
-        <w:r>
-          <w:rPr>
-            <w:noProof/>
-            <w:webHidden/>
-          </w:rPr>
-          <w:t>3</w:t>
-        </w:r>
-        <w:r>
-          <w:rPr>
-            <w:rFonts w:hint="eastAsia"/>
-            <w:noProof/>
-            <w:webHidden/>
-          </w:rPr>
-          <w:fldChar w:fldCharType="end"/>
-        </w:r>
-      </w:hyperlink>
-    </w:p>
-    <w:p>
-      <w:pPr>
-        <w:pStyle w:val="TOC1"/>
-        <w:rPr>
-          <w:rFonts w:asciiTheme="minorHAnsi" w:eastAsiaTheme="minorEastAsia" w:hAnsiTheme="minorHAnsi" w:cstheme="minorBidi" w:hint="eastAsia"/>
-          <w:b w:val="0"/>
-          <w:bCs w:val="0"/>
-          <w:caps w:val="0"/>
-          <w:noProof/>
-          <w:kern w:val="2"/>
-          <w:sz w:val="22"/>
-          <w:szCs w:val="24"/>
-          <w14:ligatures w14:val="standardContextual"/>
-        </w:rPr>
-      </w:pPr>
-      <w:hyperlink w:anchor="_Toc193469020" w:history="1">
-        <w:r>
-          <w:rPr>
-            <w:rStyle w:val="af7"/>
-            <w:rFonts w:hint="eastAsia"/>
-            <w:noProof/>
-          </w:rPr>
-          <w:t>7</w:t>
-        </w:r>
-        <w:r>
-          <w:rPr>
-            <w:rStyle w:val="af7"/>
-            <w:rFonts w:hint="eastAsia"/>
-            <w:noProof/>
-          </w:rPr>
-          <w:t>、系统测试</w:t>
-        </w:r>
-        <w:r>
-          <w:rPr>
-            <w:rFonts w:hint="eastAsia"/>
-            <w:noProof/>
-            <w:webHidden/>
-          </w:rPr>
-          <w:tab/>
-        </w:r>
-        <w:r>
-          <w:rPr>
-            <w:rFonts w:hint="eastAsia"/>
-            <w:noProof/>
-            <w:webHidden/>
-          </w:rPr>
-          <w:fldChar w:fldCharType="begin"/>
-        </w:r>
-        <w:r>
-          <w:rPr>
-            <w:rFonts w:hint="eastAsia"/>
-            <w:noProof/>
-            <w:webHidden/>
-          </w:rPr>
-          <w:instrText xml:space="preserve"> </w:instrText>
-        </w:r>
-        <w:r>
-          <w:rPr>
-            <w:noProof/>
-            <w:webHidden/>
-          </w:rPr>
-          <w:instrText>PAGEREF _Toc193469020 \h</w:instrText>
-        </w:r>
-        <w:r>
-          <w:rPr>
-            <w:rFonts w:hint="eastAsia"/>
-            <w:noProof/>
-            <w:webHidden/>
-          </w:rPr>
-          <w:instrText xml:space="preserve"> </w:instrText>
-        </w:r>
-        <w:r>
-          <w:rPr>
-            <w:rFonts w:hint="eastAsia"/>
-            <w:noProof/>
-            <w:webHidden/>
-          </w:rPr>
-        </w:r>
-        <w:r>
-          <w:rPr>
-            <w:noProof/>
-            <w:webHidden/>
-          </w:rPr>
-          <w:fldChar w:fldCharType="separate"/>
-        </w:r>
-        <w:r>
-          <w:rPr>
-            <w:noProof/>
-            <w:webHidden/>
-          </w:rPr>
-          <w:t>3</w:t>
-        </w:r>
-        <w:r>
-          <w:rPr>
-            <w:rFonts w:hint="eastAsia"/>
-            <w:noProof/>
-            <w:webHidden/>
-          </w:rPr>
-          <w:fldChar w:fldCharType="end"/>
-        </w:r>
-      </w:hyperlink>
-    </w:p>
-    <w:p>
-      <w:pPr>
-        <w:pStyle w:val="TOC2"/>
-        <w:tabs>
-          <w:tab w:val="right" w:leader="dot" w:pos="8777"/>
-        </w:tabs>
-        <w:rPr>
-          <w:rFonts w:asciiTheme="minorHAnsi" w:eastAsiaTheme="minorEastAsia" w:hAnsiTheme="minorHAnsi" w:cstheme="minorBidi" w:hint="eastAsia"/>
-          <w:smallCaps w:val="0"/>
-          <w:noProof/>
-          <w:sz w:val="22"/>
-          <w:szCs w:val="24"/>
-          <w14:ligatures w14:val="standardContextual"/>
-        </w:rPr>
-      </w:pPr>
-      <w:hyperlink w:anchor="_Toc193469021" w:history="1">
-        <w:r>
-          <w:rPr>
-            <w:rStyle w:val="af7"/>
-            <w:rFonts w:hint="eastAsia"/>
-            <w:noProof/>
-          </w:rPr>
-          <w:t xml:space="preserve">7.1 </w:t>
-        </w:r>
-        <w:r>
-          <w:rPr>
-            <w:rStyle w:val="af7"/>
-            <w:rFonts w:hint="eastAsia"/>
-            <w:noProof/>
-          </w:rPr>
-          <w:t>测试计划</w:t>
-        </w:r>
-        <w:r>
-          <w:rPr>
-            <w:rFonts w:hint="eastAsia"/>
-            <w:noProof/>
-            <w:webHidden/>
-          </w:rPr>
-          <w:tab/>
-        </w:r>
-        <w:r>
-          <w:rPr>
-            <w:rFonts w:hint="eastAsia"/>
-            <w:noProof/>
-            <w:webHidden/>
-          </w:rPr>
-          <w:fldChar w:fldCharType="begin"/>
-        </w:r>
-        <w:r>
-          <w:rPr>
-            <w:rFonts w:hint="eastAsia"/>
-            <w:noProof/>
-            <w:webHidden/>
-          </w:rPr>
-          <w:instrText xml:space="preserve"> </w:instrText>
-        </w:r>
-        <w:r>
-          <w:rPr>
-            <w:noProof/>
-            <w:webHidden/>
-          </w:rPr>
-          <w:instrText>PAGEREF _Toc193469021 \h</w:instrText>
-        </w:r>
-        <w:r>
-          <w:rPr>
-            <w:rFonts w:hint="eastAsia"/>
-            <w:noProof/>
-            <w:webHidden/>
-          </w:rPr>
-          <w:instrText xml:space="preserve"> </w:instrText>
-        </w:r>
-        <w:r>
-          <w:rPr>
-            <w:rFonts w:hint="eastAsia"/>
-            <w:noProof/>
-            <w:webHidden/>
-          </w:rPr>
-        </w:r>
-        <w:r>
-          <w:rPr>
-            <w:noProof/>
-            <w:webHidden/>
-          </w:rPr>
-          <w:fldChar w:fldCharType="separate"/>
-        </w:r>
-        <w:r>
-          <w:rPr>
-            <w:noProof/>
-            <w:webHidden/>
-          </w:rPr>
-          <w:t>3</w:t>
-        </w:r>
-        <w:r>
-          <w:rPr>
-            <w:rFonts w:hint="eastAsia"/>
-            <w:noProof/>
-            <w:webHidden/>
-          </w:rPr>
-          <w:fldChar w:fldCharType="end"/>
-        </w:r>
-      </w:hyperlink>
-    </w:p>
-    <w:p>
-      <w:pPr>
-        <w:pStyle w:val="TOC1"/>
-        <w:rPr>
-          <w:rFonts w:asciiTheme="minorHAnsi" w:eastAsiaTheme="minorEastAsia" w:hAnsiTheme="minorHAnsi" w:cstheme="minorBidi" w:hint="eastAsia"/>
-          <w:b w:val="0"/>
-          <w:bCs w:val="0"/>
-          <w:caps w:val="0"/>
-          <w:noProof/>
-          <w:kern w:val="2"/>
-          <w:sz w:val="22"/>
-          <w:szCs w:val="24"/>
-          <w14:ligatures w14:val="standardContextual"/>
-        </w:rPr>
-      </w:pPr>
-      <w:hyperlink w:anchor="_Toc193469022" w:history="1">
-        <w:r>
-          <w:rPr>
-            <w:rStyle w:val="af7"/>
-            <w:rFonts w:hint="eastAsia"/>
-            <w:noProof/>
-          </w:rPr>
-          <w:t>8</w:t>
-        </w:r>
-        <w:r>
-          <w:rPr>
-            <w:rStyle w:val="af7"/>
-            <w:rFonts w:hint="eastAsia"/>
-            <w:noProof/>
-          </w:rPr>
-          <w:t>、测试用例与测试报告</w:t>
-        </w:r>
-        <w:r>
-          <w:rPr>
-            <w:rFonts w:hint="eastAsia"/>
-            <w:noProof/>
-            <w:webHidden/>
-          </w:rPr>
-          <w:tab/>
-        </w:r>
-        <w:r>
-          <w:rPr>
-            <w:rFonts w:hint="eastAsia"/>
-            <w:noProof/>
-            <w:webHidden/>
-          </w:rPr>
-          <w:fldChar w:fldCharType="begin"/>
-        </w:r>
-        <w:r>
-          <w:rPr>
-            <w:rFonts w:hint="eastAsia"/>
-            <w:noProof/>
-            <w:webHidden/>
-          </w:rPr>
-          <w:instrText xml:space="preserve"> </w:instrText>
-        </w:r>
-        <w:r>
-          <w:rPr>
-            <w:noProof/>
-            <w:webHidden/>
-          </w:rPr>
-          <w:instrText>PAGEREF _Toc193469022 \h</w:instrText>
-        </w:r>
-        <w:r>
-          <w:rPr>
-            <w:rFonts w:hint="eastAsia"/>
-            <w:noProof/>
-            <w:webHidden/>
-          </w:rPr>
-          <w:instrText xml:space="preserve"> </w:instrText>
-        </w:r>
-        <w:r>
-          <w:rPr>
-            <w:rFonts w:hint="eastAsia"/>
-            <w:noProof/>
-            <w:webHidden/>
-          </w:rPr>
-        </w:r>
-        <w:r>
-          <w:rPr>
-            <w:noProof/>
-            <w:webHidden/>
-          </w:rPr>
-          <w:fldChar w:fldCharType="separate"/>
-        </w:r>
-        <w:r>
-          <w:rPr>
-            <w:noProof/>
-            <w:webHidden/>
-          </w:rPr>
-          <w:t>3</w:t>
-        </w:r>
-        <w:r>
-          <w:rPr>
-            <w:rFonts w:hint="eastAsia"/>
-            <w:noProof/>
-            <w:webHidden/>
-          </w:rPr>
-          <w:fldChar w:fldCharType="end"/>
-        </w:r>
-      </w:hyperlink>
-    </w:p>
-    <w:p>
-      <w:pPr>
-        <w:pStyle w:val="TOC1"/>
-        <w:rPr>
-          <w:rFonts w:asciiTheme="minorHAnsi" w:eastAsiaTheme="minorEastAsia" w:hAnsiTheme="minorHAnsi" w:cstheme="minorBidi" w:hint="eastAsia"/>
-          <w:b w:val="0"/>
-          <w:bCs w:val="0"/>
-          <w:caps w:val="0"/>
-          <w:noProof/>
-          <w:kern w:val="2"/>
-          <w:sz w:val="22"/>
-          <w:szCs w:val="24"/>
-          <w14:ligatures w14:val="standardContextual"/>
-        </w:rPr>
-      </w:pPr>
-      <w:hyperlink w:anchor="_Toc193469023" w:history="1">
-        <w:r>
-          <w:rPr>
-            <w:rStyle w:val="af7"/>
-            <w:rFonts w:hint="eastAsia"/>
-            <w:noProof/>
-          </w:rPr>
-          <w:t>9</w:t>
-        </w:r>
-        <w:r>
-          <w:rPr>
-            <w:rStyle w:val="af7"/>
-            <w:rFonts w:hint="eastAsia"/>
-            <w:noProof/>
-          </w:rPr>
-          <w:t>、总结和展望</w:t>
-        </w:r>
-        <w:r>
-          <w:rPr>
-            <w:rFonts w:hint="eastAsia"/>
-            <w:noProof/>
-            <w:webHidden/>
-          </w:rPr>
-          <w:tab/>
-        </w:r>
-        <w:r>
-          <w:rPr>
-            <w:rFonts w:hint="eastAsia"/>
-            <w:noProof/>
-            <w:webHidden/>
-          </w:rPr>
-          <w:fldChar w:fldCharType="begin"/>
-        </w:r>
-        <w:r>
-          <w:rPr>
-            <w:rFonts w:hint="eastAsia"/>
-            <w:noProof/>
-            <w:webHidden/>
-          </w:rPr>
-          <w:instrText xml:space="preserve"> </w:instrText>
-        </w:r>
-        <w:r>
-          <w:rPr>
-            <w:noProof/>
-            <w:webHidden/>
-          </w:rPr>
-          <w:instrText>PAGEREF _Toc193469023 \h</w:instrText>
-        </w:r>
-        <w:r>
-          <w:rPr>
-            <w:rFonts w:hint="eastAsia"/>
-            <w:noProof/>
-            <w:webHidden/>
-          </w:rPr>
-          <w:instrText xml:space="preserve"> </w:instrText>
-        </w:r>
-        <w:r>
-          <w:rPr>
-            <w:rFonts w:hint="eastAsia"/>
-            <w:noProof/>
-            <w:webHidden/>
-          </w:rPr>
-        </w:r>
-        <w:r>
-          <w:rPr>
-            <w:noProof/>
-            <w:webHidden/>
-          </w:rPr>
-          <w:fldChar w:fldCharType="separate"/>
-        </w:r>
-        <w:r>
-          <w:rPr>
-            <w:noProof/>
-            <w:webHidden/>
-          </w:rPr>
-          <w:t>3</w:t>
-        </w:r>
-        <w:r>
-          <w:rPr>
-            <w:rFonts w:hint="eastAsia"/>
-            <w:noProof/>
-            <w:webHidden/>
-          </w:rPr>
-          <w:fldChar w:fldCharType="end"/>
-        </w:r>
-      </w:hyperlink>
-    </w:p>
-    <w:p>
-      <w:pPr>
-        <w:pStyle w:val="TOC1"/>
-        <w:rPr>
-          <w:rFonts w:asciiTheme="minorHAnsi" w:eastAsiaTheme="minorEastAsia" w:hAnsiTheme="minorHAnsi" w:cstheme="minorBidi" w:hint="eastAsia"/>
-          <w:b w:val="0"/>
-          <w:bCs w:val="0"/>
-          <w:caps w:val="0"/>
-          <w:noProof/>
-          <w:kern w:val="2"/>
-          <w:sz w:val="22"/>
-          <w:szCs w:val="24"/>
-          <w14:ligatures w14:val="standardContextual"/>
-        </w:rPr>
-      </w:pPr>
-      <w:hyperlink w:anchor="_Toc193469024" w:history="1">
-        <w:r>
-          <w:rPr>
-            <w:rStyle w:val="af7"/>
-            <w:rFonts w:hint="eastAsia"/>
-            <w:noProof/>
-          </w:rPr>
-          <w:t>参考文献</w:t>
-        </w:r>
-        <w:r>
-          <w:rPr>
-            <w:rFonts w:hint="eastAsia"/>
-            <w:noProof/>
-            <w:webHidden/>
-          </w:rPr>
-          <w:tab/>
-        </w:r>
-        <w:r>
-          <w:rPr>
-            <w:rFonts w:hint="eastAsia"/>
-            <w:noProof/>
-            <w:webHidden/>
-          </w:rPr>
-          <w:fldChar w:fldCharType="begin"/>
-        </w:r>
-        <w:r>
-          <w:rPr>
-            <w:rFonts w:hint="eastAsia"/>
-            <w:noProof/>
-            <w:webHidden/>
-          </w:rPr>
-          <w:instrText xml:space="preserve"> </w:instrText>
-        </w:r>
-        <w:r>
-          <w:rPr>
-            <w:noProof/>
-            <w:webHidden/>
-          </w:rPr>
-          <w:instrText>PAGEREF _Toc193469024 \h</w:instrText>
-        </w:r>
-        <w:r>
-          <w:rPr>
-            <w:rFonts w:hint="eastAsia"/>
-            <w:noProof/>
-            <w:webHidden/>
-          </w:rPr>
-          <w:instrText xml:space="preserve"> </w:instrText>
-        </w:r>
-        <w:r>
-          <w:rPr>
-            <w:rFonts w:hint="eastAsia"/>
-            <w:noProof/>
-            <w:webHidden/>
-          </w:rPr>
-        </w:r>
-        <w:r>
-          <w:rPr>
-            <w:noProof/>
-            <w:webHidden/>
-          </w:rPr>
-          <w:fldChar w:fldCharType="separate"/>
-        </w:r>
-        <w:r>
-          <w:rPr>
-            <w:noProof/>
-            <w:webHidden/>
-          </w:rPr>
-          <w:t>3</w:t>
-        </w:r>
-        <w:r>
-          <w:rPr>
-            <w:rFonts w:hint="eastAsia"/>
-            <w:noProof/>
-            <w:webHidden/>
-          </w:rPr>
-          <w:fldChar w:fldCharType="end"/>
-        </w:r>
-      </w:hyperlink>
-    </w:p>
-    <w:p>
-      <w:pPr>
-        <w:pStyle w:val="TOC1"/>
-        <w:rPr>
-          <w:rFonts w:asciiTheme="minorHAnsi" w:eastAsiaTheme="minorEastAsia" w:hAnsiTheme="minorHAnsi" w:cstheme="minorBidi" w:hint="eastAsia"/>
-          <w:b w:val="0"/>
-          <w:bCs w:val="0"/>
-          <w:caps w:val="0"/>
-          <w:noProof/>
-          <w:kern w:val="2"/>
-          <w:sz w:val="22"/>
-          <w:szCs w:val="24"/>
-          <w14:ligatures w14:val="standardContextual"/>
-        </w:rPr>
-      </w:pPr>
-      <w:hyperlink w:anchor="_Toc193469025" w:history="1">
-        <w:r>
-          <w:rPr>
-            <w:rStyle w:val="af7"/>
-            <w:rFonts w:hint="eastAsia"/>
-            <w:noProof/>
-          </w:rPr>
-          <w:t>附录</w:t>
-        </w:r>
-        <w:r>
-          <w:rPr>
-            <w:rFonts w:hint="eastAsia"/>
-            <w:noProof/>
-            <w:webHidden/>
-          </w:rPr>
-          <w:tab/>
-        </w:r>
-        <w:r>
-          <w:rPr>
-            <w:rFonts w:hint="eastAsia"/>
-            <w:noProof/>
-            <w:webHidden/>
-          </w:rPr>
-          <w:fldChar w:fldCharType="begin"/>
-        </w:r>
-        <w:r>
-          <w:rPr>
-            <w:rFonts w:hint="eastAsia"/>
-            <w:noProof/>
-            <w:webHidden/>
-          </w:rPr>
-          <w:instrText xml:space="preserve"> </w:instrText>
-        </w:r>
-        <w:r>
-          <w:rPr>
-            <w:noProof/>
-            <w:webHidden/>
-          </w:rPr>
-          <w:instrText>PAGEREF _Toc193469025 \h</w:instrText>
-        </w:r>
-        <w:r>
-          <w:rPr>
-            <w:rFonts w:hint="eastAsia"/>
-            <w:noProof/>
-            <w:webHidden/>
-          </w:rPr>
-          <w:instrText xml:space="preserve"> </w:instrText>
-        </w:r>
-        <w:r>
-          <w:rPr>
-            <w:rFonts w:hint="eastAsia"/>
-            <w:noProof/>
-            <w:webHidden/>
-          </w:rPr>
-        </w:r>
-        <w:r>
-          <w:rPr>
-            <w:noProof/>
-            <w:webHidden/>
-          </w:rPr>
-          <w:fldChar w:fldCharType="separate"/>
-        </w:r>
-        <w:r>
-          <w:rPr>
-            <w:noProof/>
-            <w:webHidden/>
-          </w:rPr>
-          <w:t>3</w:t>
-        </w:r>
-        <w:r>
-          <w:rPr>
-            <w:rFonts w:hint="eastAsia"/>
-            <w:noProof/>
-            <w:webHidden/>
-          </w:rPr>
-          <w:fldChar w:fldCharType="end"/>
-        </w:r>
-      </w:hyperlink>
-    </w:p>
-    <w:p>
-      <w:pPr>
-        <w:pStyle w:val="TOC1"/>
-        <w:rPr>
-          <w:rFonts w:asciiTheme="minorHAnsi" w:eastAsiaTheme="minorEastAsia" w:hAnsiTheme="minorHAnsi" w:cstheme="minorBidi" w:hint="eastAsia"/>
-          <w:b w:val="0"/>
-          <w:bCs w:val="0"/>
-          <w:caps w:val="0"/>
-          <w:noProof/>
-          <w:kern w:val="2"/>
-          <w:sz w:val="22"/>
-          <w:szCs w:val="24"/>
-          <w14:ligatures w14:val="standardContextual"/>
-        </w:rPr>
-      </w:pPr>
-      <w:hyperlink w:anchor="_Toc193469026" w:history="1">
-        <w:r>
-          <w:rPr>
-            <w:rStyle w:val="af7"/>
-            <w:rFonts w:hint="eastAsia"/>
-            <w:noProof/>
-          </w:rPr>
-          <w:t>致谢</w:t>
-        </w:r>
-        <w:r>
-          <w:rPr>
-            <w:rFonts w:hint="eastAsia"/>
-            <w:noProof/>
-            <w:webHidden/>
-          </w:rPr>
-          <w:tab/>
-        </w:r>
-        <w:r>
-          <w:rPr>
-            <w:rFonts w:hint="eastAsia"/>
-            <w:noProof/>
-            <w:webHidden/>
-          </w:rPr>
-          <w:fldChar w:fldCharType="begin"/>
-        </w:r>
-        <w:r>
-          <w:rPr>
-            <w:rFonts w:hint="eastAsia"/>
-            <w:noProof/>
-            <w:webHidden/>
-          </w:rPr>
-          <w:instrText xml:space="preserve"> </w:instrText>
-        </w:r>
-        <w:r>
-          <w:rPr>
-            <w:noProof/>
-            <w:webHidden/>
-          </w:rPr>
-          <w:instrText>PAGEREF _Toc193469026 \h</w:instrText>
-        </w:r>
-        <w:r>
-          <w:rPr>
-            <w:rFonts w:hint="eastAsia"/>
-            <w:noProof/>
-            <w:webHidden/>
-          </w:rPr>
-          <w:instrText xml:space="preserve"> </w:instrText>
-        </w:r>
-        <w:r>
-          <w:rPr>
-            <w:rFonts w:hint="eastAsia"/>
-            <w:noProof/>
-            <w:webHidden/>
-          </w:rPr>
-        </w:r>
-        <w:r>
-          <w:rPr>
-            <w:noProof/>
-            <w:webHidden/>
-          </w:rPr>
-          <w:fldChar w:fldCharType="separate"/>
-        </w:r>
-        <w:r>
-          <w:rPr>
-            <w:noProof/>
-            <w:webHidden/>
-          </w:rPr>
-          <w:t>3</w:t>
-        </w:r>
-        <w:r>
-          <w:rPr>
-            <w:rFonts w:hint="eastAsia"/>
-            <w:noProof/>
-            <w:webHidden/>
-          </w:rPr>
-          <w:fldChar w:fldCharType="end"/>
-        </w:r>
-      </w:hyperlink>
-    </w:p>
-    <w:p>
-      <w:pPr>
         <w:spacing w:line="360" w:lineRule="auto"/>
-        <w:jc w:val="center"/>
-        <w:rPr>
-          <w:sz w:val="24"/>
-        </w:rPr>
-      </w:pPr>
-      <w:r>
-        <w:rPr>
-          <w:sz w:val="24"/>
-        </w:rPr>
-        <w:fldChar w:fldCharType="end"/>
-      </w:r>
-    </w:p>
-    <w:p>
-      <w:pPr>
-        <w:spacing w:line="360" w:lineRule="auto"/>
-        <w:rPr>
-          <w:color w:val="FF0000"/>
-        </w:rPr>
-      </w:pPr>
-      <w:r>
-        <w:rPr>
-          <w:color w:val="FF0000"/>
-        </w:rPr>
-        <w:t>（此目录由</w:t>
-      </w:r>
-      <w:r>
-        <w:rPr>
-          <w:color w:val="FF0000"/>
-        </w:rPr>
-        <w:t>WORD</w:t>
-      </w:r>
-      <w:r>
-        <w:rPr>
-          <w:color w:val="FF0000"/>
-        </w:rPr>
-        <w:t>自动生成。正文中的各类标题只须更改内容，不要更改格式。最后在本页中右</w:t>
-      </w:r>
-      <w:proofErr w:type="gramStart"/>
-      <w:r>
-        <w:rPr>
-          <w:color w:val="FF0000"/>
-        </w:rPr>
-        <w:t>击</w:t>
-      </w:r>
-      <w:proofErr w:type="gramEnd"/>
-      <w:r>
-        <w:rPr>
-          <w:color w:val="FF0000"/>
-        </w:rPr>
-        <w:t>上方的目录区域，选择</w:t>
-      </w:r>
-      <w:r>
-        <w:rPr>
-          <w:color w:val="FF0000"/>
-        </w:rPr>
-        <w:t>“</w:t>
-      </w:r>
-      <w:r>
-        <w:rPr>
-          <w:color w:val="FF0000"/>
-        </w:rPr>
-        <w:t>更新域</w:t>
-      </w:r>
-      <w:r>
-        <w:rPr>
-          <w:rFonts w:hint="eastAsia"/>
-          <w:color w:val="FF0000"/>
-        </w:rPr>
-        <w:t>-</w:t>
-      </w:r>
-      <w:r>
-        <w:rPr>
-          <w:rFonts w:hint="eastAsia"/>
-          <w:color w:val="FF0000"/>
-        </w:rPr>
-        <w:t>更新整个目录</w:t>
-      </w:r>
-      <w:r>
-        <w:rPr>
-          <w:color w:val="FF0000"/>
-        </w:rPr>
-        <w:t>”</w:t>
-      </w:r>
-      <w:r>
-        <w:rPr>
-          <w:color w:val="FF0000"/>
-        </w:rPr>
-        <w:t>命令</w:t>
-      </w:r>
-      <w:r>
-        <w:rPr>
-          <w:rFonts w:hint="eastAsia"/>
-          <w:color w:val="FF0000"/>
-        </w:rPr>
-        <w:t>，显示</w:t>
-      </w:r>
-      <w:r>
-        <w:rPr>
-          <w:rFonts w:hint="eastAsia"/>
-          <w:color w:val="FF0000"/>
-        </w:rPr>
-        <w:t>1</w:t>
-      </w:r>
-      <w:r>
-        <w:rPr>
-          <w:rFonts w:hint="eastAsia"/>
-          <w:color w:val="FF0000"/>
-        </w:rPr>
-        <w:t>、</w:t>
-      </w:r>
-      <w:r>
-        <w:rPr>
-          <w:rFonts w:hint="eastAsia"/>
-          <w:color w:val="FF0000"/>
-        </w:rPr>
-        <w:t>2</w:t>
-      </w:r>
-      <w:r>
-        <w:rPr>
-          <w:rFonts w:hint="eastAsia"/>
-          <w:color w:val="FF0000"/>
-        </w:rPr>
-        <w:t>级标题</w:t>
-      </w:r>
-      <w:r>
-        <w:rPr>
-          <w:color w:val="FF0000"/>
-        </w:rPr>
-        <w:t>。目录字体为宋体、小四</w:t>
-      </w:r>
-      <w:r>
-        <w:rPr>
-          <w:rFonts w:hint="eastAsia"/>
-          <w:color w:val="FF0000"/>
-        </w:rPr>
-        <w:t>、单</w:t>
-      </w:r>
-      <w:proofErr w:type="gramStart"/>
-      <w:r>
-        <w:rPr>
-          <w:rFonts w:hint="eastAsia"/>
-          <w:color w:val="FF0000"/>
-        </w:rPr>
-        <w:t>倍</w:t>
-      </w:r>
-      <w:proofErr w:type="gramEnd"/>
-      <w:r>
-        <w:rPr>
-          <w:rFonts w:hint="eastAsia"/>
-          <w:color w:val="FF0000"/>
-        </w:rPr>
-        <w:t>行距</w:t>
-      </w:r>
-      <w:r>
-        <w:rPr>
-          <w:color w:val="FF0000"/>
-        </w:rPr>
-        <w:t>。</w:t>
-      </w:r>
-      <w:r>
-        <w:rPr>
-          <w:color w:val="FF0000"/>
-        </w:rPr>
-        <w:t>)</w:t>
-      </w:r>
-    </w:p>
-    <w:p>
-      <w:pPr>
-        <w:spacing w:line="360" w:lineRule="auto"/>
-        <w:rPr>
-          <w:color w:val="FF0000"/>
-        </w:rPr>
-      </w:pPr>
-    </w:p>
-    <w:p>
-      <w:pPr>
-        <w:spacing w:line="360" w:lineRule="auto"/>
-        <w:rPr>
+        <w:rPr>
+          <w:rFonts w:hint="eastAsia"/>
           <w:color w:val="FF0000"/>
         </w:rPr>
       </w:pPr>
@@ -4600,7 +1110,7 @@
           <w:tab w:val="left" w:pos="1185"/>
         </w:tabs>
         <w:sectPr>
-          <w:headerReference w:type="default" r:id="rId10"/>
+          <w:headerReference w:type="default" r:id="rId11"/>
           <w:pgSz w:w="11906" w:h="16838"/>
           <w:pgMar w:top="1418" w:right="1418" w:bottom="1134" w:left="1701" w:header="851" w:footer="992" w:gutter="0"/>
           <w:pgNumType w:fmt="upperRoman"/>
@@ -4683,7 +1193,10 @@
           <w:sz w:val="21"/>
         </w:rPr>
       </w:pPr>
-      <w:bookmarkStart w:id="0" w:name="_Toc193468995"/>
+      <w:bookmarkStart w:id="0" w:name="_Toc193469220"/>
+      <w:bookmarkStart w:id="1" w:name="_Toc193469274"/>
+      <w:bookmarkStart w:id="2" w:name="_Toc193469316"/>
+      <w:bookmarkStart w:id="3" w:name="_Toc193469966"/>
       <w:r>
         <w:rPr>
           <w:rFonts w:hint="eastAsia"/>
@@ -4692,6 +1205,9 @@
         <w:t>摘要：</w:t>
       </w:r>
       <w:bookmarkEnd w:id="0"/>
+      <w:bookmarkEnd w:id="1"/>
+      <w:bookmarkEnd w:id="2"/>
+      <w:bookmarkEnd w:id="3"/>
     </w:p>
     <w:p>
       <w:pPr>
@@ -5314,6 +1830,7 @@
           <w:sz w:val="30"/>
           <w:szCs w:val="30"/>
         </w:rPr>
+        <w:lastRenderedPageBreak/>
         <w:t>Design and Implementation of a Multi-Agent LLM-Based Text2SQL System</w:t>
       </w:r>
       <w:r>
@@ -5345,7 +1862,10 @@
           <w:sz w:val="21"/>
         </w:rPr>
       </w:pPr>
-      <w:bookmarkStart w:id="1" w:name="_Toc193468996"/>
+      <w:bookmarkStart w:id="4" w:name="_Toc193469221"/>
+      <w:bookmarkStart w:id="5" w:name="_Toc193469275"/>
+      <w:bookmarkStart w:id="6" w:name="_Toc193469317"/>
+      <w:bookmarkStart w:id="7" w:name="_Toc193469967"/>
       <w:r>
         <w:rPr>
           <w:rFonts w:ascii="Times New Roman" w:hAnsi="Times New Roman" w:cs="Times New Roman"/>
@@ -5353,7 +1873,10 @@
         </w:rPr>
         <w:t>Abstract:</w:t>
       </w:r>
-      <w:bookmarkEnd w:id="1"/>
+      <w:bookmarkEnd w:id="4"/>
+      <w:bookmarkEnd w:id="5"/>
+      <w:bookmarkEnd w:id="6"/>
+      <w:bookmarkEnd w:id="7"/>
     </w:p>
     <w:p>
       <w:pPr>
@@ -5704,8 +2227,8 @@
           <w:bCs/>
         </w:rPr>
         <w:sectPr>
-          <w:headerReference w:type="default" r:id="rId11"/>
-          <w:footerReference w:type="default" r:id="rId12"/>
+          <w:headerReference w:type="default" r:id="rId12"/>
+          <w:footerReference w:type="default" r:id="rId13"/>
           <w:pgSz w:w="11906" w:h="16838"/>
           <w:pgMar w:top="1418" w:right="1418" w:bottom="1134" w:left="1701" w:header="851" w:footer="992" w:gutter="0"/>
           <w:pgNumType w:fmt="upperRoman" w:start="1"/>
@@ -5724,8 +2247,10 @@
           <w:szCs w:val="30"/>
         </w:rPr>
       </w:pPr>
-      <w:bookmarkStart w:id="2" w:name="_Toc135816528"/>
-      <w:bookmarkStart w:id="3" w:name="_Toc193468997"/>
+      <w:bookmarkStart w:id="8" w:name="_Toc193469222"/>
+      <w:bookmarkStart w:id="9" w:name="_Toc193469276"/>
+      <w:bookmarkStart w:id="10" w:name="_Toc193469318"/>
+      <w:bookmarkStart w:id="11" w:name="_Toc193469968"/>
       <w:r>
         <w:rPr>
           <w:rFonts w:eastAsia="黑体" w:hint="eastAsia"/>
@@ -5751,7 +2276,11 @@
         </w:rPr>
         <w:t>论</w:t>
       </w:r>
-      <w:bookmarkEnd w:id="3"/>
+      <w:bookmarkStart w:id="12" w:name="_Toc135816528"/>
+      <w:bookmarkEnd w:id="8"/>
+      <w:bookmarkEnd w:id="9"/>
+      <w:bookmarkEnd w:id="10"/>
+      <w:bookmarkEnd w:id="11"/>
     </w:p>
     <w:p>
       <w:pPr>
@@ -5762,7 +2291,10 @@
           <w:sz w:val="24"/>
         </w:rPr>
       </w:pPr>
-      <w:bookmarkStart w:id="4" w:name="_Toc193468998"/>
+      <w:bookmarkStart w:id="13" w:name="_Toc193469223"/>
+      <w:bookmarkStart w:id="14" w:name="_Toc193469277"/>
+      <w:bookmarkStart w:id="15" w:name="_Toc193469319"/>
+      <w:bookmarkStart w:id="16" w:name="_Toc193469969"/>
       <w:r>
         <w:rPr>
           <w:rFonts w:hint="eastAsia"/>
@@ -5793,8 +2325,11 @@
         </w:rPr>
         <w:t>景</w:t>
       </w:r>
-      <w:bookmarkEnd w:id="2"/>
-      <w:bookmarkEnd w:id="4"/>
+      <w:bookmarkEnd w:id="12"/>
+      <w:bookmarkEnd w:id="13"/>
+      <w:bookmarkEnd w:id="14"/>
+      <w:bookmarkEnd w:id="15"/>
+      <w:bookmarkEnd w:id="16"/>
     </w:p>
     <w:p>
       <w:pPr>
@@ -6064,7 +2599,10 @@
           <w:sz w:val="24"/>
         </w:rPr>
       </w:pPr>
-      <w:bookmarkStart w:id="5" w:name="_Toc193468999"/>
+      <w:bookmarkStart w:id="17" w:name="_Toc193469224"/>
+      <w:bookmarkStart w:id="18" w:name="_Toc193469278"/>
+      <w:bookmarkStart w:id="19" w:name="_Toc193469320"/>
+      <w:bookmarkStart w:id="20" w:name="_Toc193469970"/>
       <w:r>
         <w:rPr>
           <w:rFonts w:hint="eastAsia"/>
@@ -6096,7 +2634,10 @@
         </w:rPr>
         <w:t>相关工作</w:t>
       </w:r>
-      <w:bookmarkEnd w:id="5"/>
+      <w:bookmarkEnd w:id="17"/>
+      <w:bookmarkEnd w:id="18"/>
+      <w:bookmarkEnd w:id="19"/>
+      <w:bookmarkEnd w:id="20"/>
     </w:p>
     <w:p>
       <w:pPr>
@@ -6131,6 +2672,9 @@
           <w:sz w:val="24"/>
         </w:rPr>
       </w:pPr>
+      <w:bookmarkStart w:id="21" w:name="_Toc193469279"/>
+      <w:bookmarkStart w:id="22" w:name="_Toc193469321"/>
+      <w:bookmarkStart w:id="23" w:name="_Toc193469971"/>
       <w:r>
         <w:rPr>
           <w:rFonts w:eastAsia="黑体" w:hint="eastAsia"/>
@@ -6166,6 +2710,9 @@
         </w:rPr>
         <w:t>基于模板和规则的方法</w:t>
       </w:r>
+      <w:bookmarkEnd w:id="21"/>
+      <w:bookmarkEnd w:id="22"/>
+      <w:bookmarkEnd w:id="23"/>
     </w:p>
     <w:p>
       <w:pPr>
@@ -6604,6 +3151,9 @@
           <w:sz w:val="24"/>
         </w:rPr>
       </w:pPr>
+      <w:bookmarkStart w:id="24" w:name="_Toc193469280"/>
+      <w:bookmarkStart w:id="25" w:name="_Toc193469322"/>
+      <w:bookmarkStart w:id="26" w:name="_Toc193469972"/>
       <w:r>
         <w:rPr>
           <w:rFonts w:eastAsia="黑体" w:hint="eastAsia"/>
@@ -6653,6 +3203,9 @@
         </w:rPr>
         <w:t>基于深度学习的方法</w:t>
       </w:r>
+      <w:bookmarkEnd w:id="24"/>
+      <w:bookmarkEnd w:id="25"/>
+      <w:bookmarkEnd w:id="26"/>
     </w:p>
     <w:p>
       <w:pPr>
@@ -6664,13 +3217,17 @@
           <w:sz w:val="24"/>
         </w:rPr>
       </w:pPr>
-      <w:bookmarkStart w:id="6" w:name="_Toc193469000"/>
+      <w:bookmarkStart w:id="27" w:name="_Toc193469225"/>
+      <w:bookmarkStart w:id="28" w:name="_Toc193469281"/>
+      <w:bookmarkStart w:id="29" w:name="_Toc193469323"/>
+      <w:bookmarkStart w:id="30" w:name="_Toc193469973"/>
       <w:r>
         <w:rPr>
           <w:rFonts w:hint="eastAsia"/>
           <w:b w:val="0"/>
           <w:sz w:val="24"/>
         </w:rPr>
+        <w:lastRenderedPageBreak/>
         <w:t>1.2.2.1</w:t>
       </w:r>
       <w:r>
@@ -6688,7 +3245,10 @@
         </w:rPr>
         <w:t>序列到序列模型</w:t>
       </w:r>
-      <w:bookmarkEnd w:id="6"/>
+      <w:bookmarkEnd w:id="27"/>
+      <w:bookmarkEnd w:id="28"/>
+      <w:bookmarkEnd w:id="29"/>
+      <w:bookmarkEnd w:id="30"/>
     </w:p>
     <w:p>
       <w:pPr>
@@ -7037,7 +3597,10 @@
           <w:sz w:val="24"/>
         </w:rPr>
       </w:pPr>
-      <w:bookmarkStart w:id="7" w:name="_Toc193469001"/>
+      <w:bookmarkStart w:id="31" w:name="_Toc193469226"/>
+      <w:bookmarkStart w:id="32" w:name="_Toc193469282"/>
+      <w:bookmarkStart w:id="33" w:name="_Toc193469324"/>
+      <w:bookmarkStart w:id="34" w:name="_Toc193469974"/>
       <w:r>
         <w:rPr>
           <w:rFonts w:hint="eastAsia"/>
@@ -7095,7 +3658,10 @@
         </w:rPr>
         <w:t>的模型</w:t>
       </w:r>
-      <w:bookmarkEnd w:id="7"/>
+      <w:bookmarkEnd w:id="31"/>
+      <w:bookmarkEnd w:id="32"/>
+      <w:bookmarkEnd w:id="33"/>
+      <w:bookmarkEnd w:id="34"/>
     </w:p>
     <w:p>
       <w:pPr>
@@ -7372,7 +3938,10 @@
           <w:sz w:val="24"/>
         </w:rPr>
       </w:pPr>
-      <w:bookmarkStart w:id="8" w:name="_Toc193469002"/>
+      <w:bookmarkStart w:id="35" w:name="_Toc193469227"/>
+      <w:bookmarkStart w:id="36" w:name="_Toc193469283"/>
+      <w:bookmarkStart w:id="37" w:name="_Toc193469325"/>
+      <w:bookmarkStart w:id="38" w:name="_Toc193469975"/>
       <w:r>
         <w:rPr>
           <w:rFonts w:hint="eastAsia"/>
@@ -7412,7 +3981,10 @@
         </w:rPr>
         <w:t>）的方法</w:t>
       </w:r>
-      <w:bookmarkEnd w:id="8"/>
+      <w:bookmarkEnd w:id="35"/>
+      <w:bookmarkEnd w:id="36"/>
+      <w:bookmarkEnd w:id="37"/>
+      <w:bookmarkEnd w:id="38"/>
     </w:p>
     <w:p>
       <w:pPr>
@@ -7721,6 +4293,7 @@
         <w:rPr>
           <w:rFonts w:hint="eastAsia"/>
         </w:rPr>
+        <w:lastRenderedPageBreak/>
         <w:t>另一些工作尝试对开源</w:t>
       </w:r>
       <w:r>
@@ -7775,7 +4348,10 @@
           <w:sz w:val="24"/>
         </w:rPr>
       </w:pPr>
-      <w:bookmarkStart w:id="9" w:name="_Toc193469003"/>
+      <w:bookmarkStart w:id="39" w:name="_Toc193469228"/>
+      <w:bookmarkStart w:id="40" w:name="_Toc193469284"/>
+      <w:bookmarkStart w:id="41" w:name="_Toc193469326"/>
+      <w:bookmarkStart w:id="42" w:name="_Toc193469976"/>
       <w:r>
         <w:rPr>
           <w:rFonts w:hint="eastAsia"/>
@@ -7799,7 +4375,10 @@
         </w:rPr>
         <w:t>本文贡献</w:t>
       </w:r>
-      <w:bookmarkEnd w:id="9"/>
+      <w:bookmarkEnd w:id="39"/>
+      <w:bookmarkEnd w:id="40"/>
+      <w:bookmarkEnd w:id="41"/>
+      <w:bookmarkEnd w:id="42"/>
     </w:p>
     <w:p>
       <w:pPr>
@@ -8492,14 +5071,18 @@
           <w:szCs w:val="30"/>
         </w:rPr>
       </w:pPr>
-      <w:bookmarkStart w:id="10" w:name="_Toc135816536"/>
-      <w:bookmarkStart w:id="11" w:name="_Toc193469004"/>
+      <w:bookmarkStart w:id="43" w:name="_Toc135816536"/>
+      <w:bookmarkStart w:id="44" w:name="_Toc193469229"/>
+      <w:bookmarkStart w:id="45" w:name="_Toc193469285"/>
+      <w:bookmarkStart w:id="46" w:name="_Toc193469327"/>
+      <w:bookmarkStart w:id="47" w:name="_Toc193469977"/>
       <w:r>
         <w:rPr>
           <w:rFonts w:eastAsia="黑体" w:hint="eastAsia"/>
           <w:sz w:val="24"/>
           <w:szCs w:val="30"/>
         </w:rPr>
+        <w:lastRenderedPageBreak/>
         <w:t>2</w:t>
       </w:r>
       <w:r>
@@ -8518,8 +5101,11 @@
         </w:rPr>
         <w:t>基础概念</w:t>
       </w:r>
-      <w:bookmarkEnd w:id="10"/>
-      <w:bookmarkEnd w:id="11"/>
+      <w:bookmarkEnd w:id="43"/>
+      <w:bookmarkEnd w:id="44"/>
+      <w:bookmarkEnd w:id="45"/>
+      <w:bookmarkEnd w:id="46"/>
+      <w:bookmarkEnd w:id="47"/>
     </w:p>
     <w:p>
       <w:pPr>
@@ -8531,7 +5117,7 @@
         <w:spacing w:line="360" w:lineRule="auto"/>
         <w:ind w:firstLineChars="200" w:firstLine="480"/>
       </w:pPr>
-      <w:bookmarkStart w:id="12" w:name="_Toc135816537"/>
+      <w:bookmarkStart w:id="48" w:name="_Toc135816537"/>
       <w:r>
         <w:rPr>
           <w:rFonts w:hint="eastAsia"/>
@@ -8604,8 +5190,11 @@
           <w:sz w:val="24"/>
         </w:rPr>
       </w:pPr>
-      <w:bookmarkStart w:id="13" w:name="_Toc193469005"/>
-      <w:bookmarkEnd w:id="12"/>
+      <w:bookmarkStart w:id="49" w:name="_Toc193469230"/>
+      <w:bookmarkStart w:id="50" w:name="_Toc193469286"/>
+      <w:bookmarkStart w:id="51" w:name="_Toc193469328"/>
+      <w:bookmarkStart w:id="52" w:name="_Toc193469978"/>
+      <w:bookmarkEnd w:id="48"/>
       <w:r>
         <w:rPr>
           <w:rFonts w:hint="eastAsia"/>
@@ -8629,7 +5218,10 @@
         </w:rPr>
         <w:t>注意力机制</w:t>
       </w:r>
-      <w:bookmarkEnd w:id="13"/>
+      <w:bookmarkEnd w:id="49"/>
+      <w:bookmarkEnd w:id="50"/>
+      <w:bookmarkEnd w:id="51"/>
+      <w:bookmarkEnd w:id="52"/>
     </w:p>
     <w:p>
       <w:pPr>
@@ -8842,7 +5434,10 @@
           <w:sz w:val="24"/>
         </w:rPr>
       </w:pPr>
-      <w:bookmarkStart w:id="14" w:name="_Toc193469006"/>
+      <w:bookmarkStart w:id="53" w:name="_Toc193469231"/>
+      <w:bookmarkStart w:id="54" w:name="_Toc193469287"/>
+      <w:bookmarkStart w:id="55" w:name="_Toc193469329"/>
+      <w:bookmarkStart w:id="56" w:name="_Toc193469979"/>
       <w:r>
         <w:rPr>
           <w:rFonts w:hint="eastAsia"/>
@@ -8882,7 +5477,10 @@
         </w:rPr>
         <w:t>）</w:t>
       </w:r>
-      <w:bookmarkEnd w:id="14"/>
+      <w:bookmarkEnd w:id="53"/>
+      <w:bookmarkEnd w:id="54"/>
+      <w:bookmarkEnd w:id="55"/>
+      <w:bookmarkEnd w:id="56"/>
     </w:p>
     <w:p>
       <w:pPr>
@@ -9400,13 +5998,17 @@
           <w:sz w:val="24"/>
         </w:rPr>
       </w:pPr>
-      <w:bookmarkStart w:id="15" w:name="_Toc193469007"/>
+      <w:bookmarkStart w:id="57" w:name="_Toc193469232"/>
+      <w:bookmarkStart w:id="58" w:name="_Toc193469288"/>
+      <w:bookmarkStart w:id="59" w:name="_Toc193469330"/>
+      <w:bookmarkStart w:id="60" w:name="_Toc193469980"/>
       <w:r>
         <w:rPr>
           <w:rFonts w:hint="eastAsia"/>
           <w:b w:val="0"/>
           <w:sz w:val="24"/>
         </w:rPr>
+        <w:lastRenderedPageBreak/>
         <w:t>2.3</w:t>
       </w:r>
       <w:r>
@@ -9440,7 +6042,10 @@
         </w:rPr>
         <w:t>）</w:t>
       </w:r>
-      <w:bookmarkEnd w:id="15"/>
+      <w:bookmarkEnd w:id="57"/>
+      <w:bookmarkEnd w:id="58"/>
+      <w:bookmarkEnd w:id="59"/>
+      <w:bookmarkEnd w:id="60"/>
     </w:p>
     <w:p>
       <w:pPr>
@@ -9718,7 +6323,10 @@
           <w:sz w:val="24"/>
         </w:rPr>
       </w:pPr>
-      <w:bookmarkStart w:id="16" w:name="_Toc193469008"/>
+      <w:bookmarkStart w:id="61" w:name="_Toc193469233"/>
+      <w:bookmarkStart w:id="62" w:name="_Toc193469289"/>
+      <w:bookmarkStart w:id="63" w:name="_Toc193469331"/>
+      <w:bookmarkStart w:id="64" w:name="_Toc193469981"/>
       <w:r>
         <w:rPr>
           <w:rFonts w:hint="eastAsia"/>
@@ -9742,7 +6350,10 @@
         </w:rPr>
         <w:t>算法分析</w:t>
       </w:r>
-      <w:bookmarkEnd w:id="16"/>
+      <w:bookmarkEnd w:id="61"/>
+      <w:bookmarkEnd w:id="62"/>
+      <w:bookmarkEnd w:id="63"/>
+      <w:bookmarkEnd w:id="64"/>
     </w:p>
     <w:p>
       <w:pPr>
@@ -13018,12 +9629,16 @@
         <w:pStyle w:val="21"/>
         <w:spacing w:line="360" w:lineRule="auto"/>
         <w:rPr>
+          <w:rFonts w:hint="eastAsia"/>
           <w:b w:val="0"/>
           <w:bCs w:val="0"/>
           <w:sz w:val="24"/>
         </w:rPr>
       </w:pPr>
-      <w:bookmarkStart w:id="17" w:name="_Toc193469009"/>
+      <w:bookmarkStart w:id="65" w:name="_Toc193469234"/>
+      <w:bookmarkStart w:id="66" w:name="_Toc193469290"/>
+      <w:bookmarkStart w:id="67" w:name="_Toc193469332"/>
+      <w:bookmarkStart w:id="68" w:name="_Toc193469982"/>
       <w:r>
         <w:rPr>
           <w:rFonts w:hint="eastAsia"/>
@@ -13049,12 +9664,16 @@
       </w:r>
       <w:r>
         <w:rPr>
+          <w:rFonts w:hint="eastAsia"/>
           <w:b w:val="0"/>
           <w:sz w:val="24"/>
         </w:rPr>
-        <w:t>系统流程</w:t>
-      </w:r>
-      <w:bookmarkEnd w:id="17"/>
+        <w:t>平均语义文本检索</w:t>
+      </w:r>
+      <w:bookmarkEnd w:id="65"/>
+      <w:bookmarkEnd w:id="66"/>
+      <w:bookmarkEnd w:id="67"/>
+      <w:bookmarkEnd w:id="68"/>
     </w:p>
     <w:p>
       <w:pPr>
@@ -13064,8 +9683,44 @@
           <w:tab w:val="clear" w:pos="8306"/>
         </w:tabs>
         <w:spacing w:line="360" w:lineRule="auto"/>
-        <w:ind w:firstLine="420"/>
-      </w:pPr>
+        <w:ind w:firstLineChars="200" w:firstLine="480"/>
+      </w:pPr>
+      <w:r>
+        <w:t>TF-IDF</w:t>
+      </w:r>
+      <w:r>
+        <w:rPr>
+          <w:rFonts w:hint="eastAsia"/>
+        </w:rPr>
+        <w:t>是一种统计方法，可以评估一份语料库中的其中一段文本的重要程度。通过</w:t>
+      </w:r>
+      <w:r>
+        <w:t>TF-IDF</w:t>
+      </w:r>
+      <w:r>
+        <w:rPr>
+          <w:rFonts w:hint="eastAsia"/>
+        </w:rPr>
+        <w:t>算法将文本转换为向量表示，即可利用</w:t>
+      </w:r>
+      <w:r>
+        <w:rPr>
+          <w:rFonts w:hint="eastAsia"/>
+        </w:rPr>
+        <w:t>cosine</w:t>
+      </w:r>
+      <w:r>
+        <w:rPr>
+          <w:rFonts w:hint="eastAsia"/>
+        </w:rPr>
+        <w:t>计算出文本之间的相似度</w:t>
+      </w:r>
+      <w:r>
+        <w:rPr>
+          <w:rFonts w:hint="eastAsia"/>
+        </w:rPr>
+        <w:t>。</w:t>
+      </w:r>
     </w:p>
     <w:p>
       <w:pPr>
@@ -13075,8 +9730,70 @@
           <w:tab w:val="clear" w:pos="8306"/>
         </w:tabs>
         <w:spacing w:line="360" w:lineRule="auto"/>
-        <w:ind w:firstLine="420"/>
-      </w:pPr>
+        <w:ind w:firstLineChars="200" w:firstLine="480"/>
+      </w:pPr>
+      <w:r>
+        <w:rPr>
+          <w:rFonts w:hint="eastAsia"/>
+        </w:rPr>
+        <w:t>我们的系统结合这两种算法，构造出相似度矩阵。通过遍历该矩阵，即可在若干文本片段中，找出与平均语义距离最小的文本。可以认为它就是这份语料库中最具代表性的文本</w:t>
+      </w:r>
+      <w:r>
+        <w:rPr>
+          <w:rFonts w:hint="eastAsia"/>
+        </w:rPr>
+        <w:t>。</w:t>
+      </w:r>
+    </w:p>
+    <w:p>
+      <w:pPr>
+        <w:pStyle w:val="21"/>
+        <w:spacing w:line="360" w:lineRule="auto"/>
+        <w:outlineLvl w:val="2"/>
+        <w:rPr>
+          <w:b w:val="0"/>
+          <w:sz w:val="24"/>
+        </w:rPr>
+      </w:pPr>
+      <w:r>
+        <w:rPr>
+          <w:rFonts w:hint="eastAsia"/>
+          <w:b w:val="0"/>
+          <w:sz w:val="24"/>
+        </w:rPr>
+        <w:t>2.</w:t>
+      </w:r>
+      <w:r>
+        <w:rPr>
+          <w:rFonts w:hint="eastAsia"/>
+          <w:b w:val="0"/>
+          <w:sz w:val="24"/>
+        </w:rPr>
+        <w:t>4</w:t>
+      </w:r>
+      <w:r>
+        <w:rPr>
+          <w:rFonts w:hint="eastAsia"/>
+          <w:b w:val="0"/>
+          <w:sz w:val="24"/>
+        </w:rPr>
+        <w:t>.1</w:t>
+      </w:r>
+      <w:r>
+        <w:rPr>
+          <w:b w:val="0"/>
+          <w:sz w:val="24"/>
+        </w:rPr>
+        <w:t xml:space="preserve"> </w:t>
+      </w:r>
+      <w:r>
+        <w:rPr>
+          <w:rFonts w:hint="eastAsia"/>
+          <w:b w:val="0"/>
+          <w:sz w:val="24"/>
+        </w:rPr>
+        <w:t>算法分析</w:t>
+      </w:r>
     </w:p>
     <w:p>
       <w:pPr>
@@ -13086,20 +9803,2957 @@
           <w:tab w:val="clear" w:pos="8306"/>
         </w:tabs>
         <w:spacing w:line="360" w:lineRule="auto"/>
-        <w:ind w:firstLine="420"/>
-      </w:pPr>
-    </w:p>
-    <w:p>
-      <w:pPr>
-        <w:widowControl/>
-        <w:jc w:val="left"/>
-        <w:rPr>
-          <w:kern w:val="0"/>
+        <w:ind w:firstLineChars="200" w:firstLine="480"/>
+      </w:pPr>
+      <w:r>
+        <w:rPr>
+          <w:rFonts w:hint="eastAsia"/>
+        </w:rPr>
+        <w:lastRenderedPageBreak/>
+        <w:t>我们以代码中的</w:t>
+      </w:r>
+      <w:proofErr w:type="spellStart"/>
+      <w:r>
+        <w:rPr>
+          <w:rStyle w:val="VerbatimChar"/>
+        </w:rPr>
+        <w:t>most_representative_of</w:t>
+      </w:r>
+      <w:proofErr w:type="spellEnd"/>
+      <w:r>
+        <w:rPr>
+          <w:rStyle w:val="VerbatimChar"/>
+        </w:rPr>
+        <w:t>(responses: list[str]) -&gt; str</w:t>
+      </w:r>
+      <w:r>
+        <w:rPr>
+          <w:rFonts w:hint="eastAsia"/>
+        </w:rPr>
+        <w:t>为例。它负责从</w:t>
+      </w:r>
+      <w:r>
+        <w:rPr>
+          <w:rStyle w:val="VerbatimChar"/>
+        </w:rPr>
+        <w:t>responses</w:t>
+      </w:r>
+      <w:r>
+        <w:rPr>
+          <w:rFonts w:hint="eastAsia"/>
+        </w:rPr>
+        <w:t>列表中找出</w:t>
+      </w:r>
+      <w:r>
+        <w:rPr>
+          <w:rFonts w:hint="eastAsia"/>
+          <w:b/>
+          <w:bCs/>
+        </w:rPr>
+        <w:t>最具代表性</w:t>
+      </w:r>
+      <w:r>
+        <w:rPr>
+          <w:rFonts w:hint="eastAsia"/>
+        </w:rPr>
+        <w:t>的文本</w:t>
+      </w:r>
+      <w:r>
+        <w:rPr>
+          <w:rFonts w:hint="eastAsia"/>
+        </w:rPr>
+        <w:t>。</w:t>
+      </w:r>
+    </w:p>
+    <w:p>
+      <w:pPr>
+        <w:pStyle w:val="ad"/>
+        <w:tabs>
+          <w:tab w:val="clear" w:pos="4153"/>
+          <w:tab w:val="clear" w:pos="8306"/>
+        </w:tabs>
+        <w:spacing w:line="360" w:lineRule="auto"/>
+        <w:ind w:firstLineChars="200" w:firstLine="480"/>
+      </w:pPr>
+      <w:r>
+        <w:rPr>
+          <w:rFonts w:hint="eastAsia"/>
+        </w:rPr>
+        <w:t>首先</w:t>
+      </w:r>
+      <w:r>
+        <w:rPr>
+          <w:rFonts w:hint="eastAsia"/>
+        </w:rPr>
+        <w:t>对</w:t>
+      </w:r>
+      <w:r>
+        <w:rPr>
+          <w:rFonts w:ascii="Consolas" w:hAnsi="Consolas"/>
+        </w:rPr>
+        <w:t>responses</w:t>
+      </w:r>
+      <w:r>
+        <w:rPr>
+          <w:rFonts w:hint="eastAsia"/>
+        </w:rPr>
+        <w:t>进行</w:t>
+      </w:r>
+      <w:r>
+        <w:t>TF-IDF</w:t>
+      </w:r>
+      <w:r>
+        <w:rPr>
+          <w:rFonts w:hint="eastAsia"/>
+        </w:rPr>
+        <w:t>计算</w:t>
+      </w:r>
+      <w:r>
+        <w:t>。</w:t>
+      </w:r>
+      <w:r>
+        <w:rPr>
+          <w:rFonts w:hint="eastAsia"/>
+        </w:rPr>
+        <w:t>假</w:t>
+      </w:r>
+      <w:r>
+        <w:rPr>
+          <w:rFonts w:hint="eastAsia"/>
+        </w:rPr>
+        <w:t>设</w:t>
+      </w:r>
+      <w:r>
+        <w:rPr>
+          <w:rFonts w:ascii="Consolas" w:hAnsi="Consolas"/>
+        </w:rPr>
+        <w:t>responses</w:t>
+      </w:r>
+      <w:r>
+        <w:rPr>
+          <w:rFonts w:hint="eastAsia"/>
+        </w:rPr>
+        <w:t>共有</w:t>
+      </w:r>
+      <w:r>
+        <w:rPr>
+          <w:rFonts w:ascii="Consolas" w:hAnsi="Consolas"/>
+        </w:rPr>
+        <w:t>n=</w:t>
+      </w:r>
+      <w:proofErr w:type="spellStart"/>
+      <w:r>
+        <w:rPr>
+          <w:rFonts w:ascii="Consolas" w:hAnsi="Consolas"/>
+        </w:rPr>
+        <w:t>len</w:t>
+      </w:r>
+      <w:proofErr w:type="spellEnd"/>
+      <w:r>
+        <w:rPr>
+          <w:rFonts w:ascii="Consolas" w:hAnsi="Consolas"/>
+        </w:rPr>
+        <w:t>(responses)</w:t>
+      </w:r>
+      <w:r>
+        <w:rPr>
+          <w:rFonts w:hint="eastAsia"/>
+        </w:rPr>
+        <w:t>段文本，每个文本的</w:t>
+      </w:r>
+      <w:r>
+        <w:rPr>
+          <w:rFonts w:hint="eastAsia"/>
+        </w:rPr>
+        <w:t>词汇空间大小为</w:t>
+      </w:r>
+      <w:r>
+        <w:t xml:space="preserve"> </w:t>
+      </w:r>
+      <m:oMath>
+        <m:r>
+          <w:rPr>
+            <w:rFonts w:ascii="Cambria Math" w:hAnsi="Cambria Math"/>
+          </w:rPr>
+          <m:t>m</m:t>
+        </m:r>
+      </m:oMath>
+      <w:r>
+        <w:rPr>
+          <w:rFonts w:hint="eastAsia"/>
+        </w:rPr>
+        <w:t>，</w:t>
+      </w:r>
+      <w:r>
+        <w:rPr>
+          <w:rFonts w:hint="eastAsia"/>
+        </w:rPr>
+        <w:t>则</w:t>
+      </w:r>
+      <w:r>
+        <w:t>TF-IDF</w:t>
+      </w:r>
+      <w:r>
+        <w:rPr>
+          <w:rFonts w:hint="eastAsia"/>
+        </w:rPr>
+        <w:t>矩阵</w:t>
+      </w:r>
+      <w:r>
+        <w:t xml:space="preserve"> </w:t>
+      </w:r>
+      <m:oMath>
+        <m:r>
+          <w:rPr>
+            <w:rFonts w:ascii="Cambria Math" w:hAnsi="Cambria Math"/>
+          </w:rPr>
+          <m:t>M</m:t>
+        </m:r>
+      </m:oMath>
+      <w:r>
+        <w:t xml:space="preserve"> </w:t>
+      </w:r>
+      <w:r>
+        <w:rPr>
+          <w:rFonts w:hint="eastAsia"/>
+        </w:rPr>
+        <w:t>是一个</w:t>
+      </w:r>
+      <w:r>
+        <w:t xml:space="preserve"> </w:t>
+      </w:r>
+      <m:oMath>
+        <m:r>
+          <w:rPr>
+            <w:rFonts w:ascii="Cambria Math" w:hAnsi="Cambria Math"/>
+          </w:rPr>
+          <m:t>n</m:t>
+        </m:r>
+        <m:r>
+          <m:rPr>
+            <m:sty m:val="p"/>
+          </m:rPr>
+          <w:rPr>
+            <w:rFonts w:ascii="Cambria Math" w:hAnsi="Cambria Math"/>
+          </w:rPr>
+          <m:t>×</m:t>
+        </m:r>
+        <m:r>
+          <w:rPr>
+            <w:rFonts w:ascii="Cambria Math" w:hAnsi="Cambria Math"/>
+          </w:rPr>
+          <m:t>m</m:t>
+        </m:r>
+      </m:oMath>
+      <w:r>
+        <w:t xml:space="preserve"> </w:t>
+      </w:r>
+      <w:r>
+        <w:rPr>
+          <w:rFonts w:hint="eastAsia"/>
+        </w:rPr>
+        <w:t>的矩</w:t>
+      </w:r>
+      <w:r>
+        <w:rPr>
+          <w:rFonts w:hint="eastAsia"/>
+        </w:rPr>
+        <w:t>阵</w:t>
+      </w:r>
+      <w:r>
+        <w:rPr>
+          <w:rFonts w:hint="eastAsia"/>
+        </w:rPr>
+        <w:t>：</w:t>
+      </w:r>
+    </w:p>
+    <w:p>
+      <w:pPr>
+        <w:pStyle w:val="ad"/>
+        <w:tabs>
+          <w:tab w:val="clear" w:pos="4153"/>
+          <w:tab w:val="clear" w:pos="8306"/>
+        </w:tabs>
+        <w:spacing w:line="360" w:lineRule="auto"/>
+        <w:ind w:firstLineChars="200" w:firstLine="480"/>
+      </w:pPr>
+      <m:oMathPara>
+        <m:oMathParaPr>
+          <m:jc m:val="center"/>
+        </m:oMathParaPr>
+        <m:oMath>
+          <m:r>
+            <w:rPr>
+              <w:rFonts w:ascii="Cambria Math" w:hAnsi="Cambria Math"/>
+            </w:rPr>
+            <m:t>M</m:t>
+          </m:r>
+          <m:r>
+            <m:rPr>
+              <m:sty m:val="p"/>
+            </m:rPr>
+            <w:rPr>
+              <w:rFonts w:ascii="Cambria Math" w:hAnsi="Cambria Math"/>
+            </w:rPr>
+            <m:t>=[</m:t>
+          </m:r>
+          <m:sSub>
+            <m:sSubPr>
+              <m:ctrlPr>
+                <w:rPr>
+                  <w:rFonts w:ascii="Cambria Math" w:hAnsi="Cambria Math"/>
+                </w:rPr>
+              </m:ctrlPr>
+            </m:sSubPr>
+            <m:e>
+              <m:r>
+                <m:rPr>
+                  <m:sty m:val="b"/>
+                </m:rPr>
+                <w:rPr>
+                  <w:rFonts w:ascii="Cambria Math" w:hAnsi="Cambria Math"/>
+                </w:rPr>
+                <m:t>v</m:t>
+              </m:r>
+            </m:e>
+            <m:sub>
+              <m:r>
+                <m:rPr>
+                  <m:sty m:val="p"/>
+                </m:rPr>
+                <w:rPr>
+                  <w:rFonts w:ascii="Cambria Math" w:hAnsi="Cambria Math"/>
+                </w:rPr>
+                <m:t>1</m:t>
+              </m:r>
+            </m:sub>
+          </m:sSub>
+          <m:r>
+            <m:rPr>
+              <m:sty m:val="p"/>
+            </m:rPr>
+            <w:rPr>
+              <w:rFonts w:ascii="Cambria Math" w:hAnsi="Cambria Math"/>
+            </w:rPr>
+            <m:t>,</m:t>
+          </m:r>
+          <m:sSub>
+            <m:sSubPr>
+              <m:ctrlPr>
+                <w:rPr>
+                  <w:rFonts w:ascii="Cambria Math" w:hAnsi="Cambria Math"/>
+                </w:rPr>
+              </m:ctrlPr>
+            </m:sSubPr>
+            <m:e>
+              <m:r>
+                <m:rPr>
+                  <m:sty m:val="b"/>
+                </m:rPr>
+                <w:rPr>
+                  <w:rFonts w:ascii="Cambria Math" w:hAnsi="Cambria Math"/>
+                </w:rPr>
+                <m:t>v</m:t>
+              </m:r>
+            </m:e>
+            <m:sub>
+              <m:r>
+                <m:rPr>
+                  <m:sty m:val="p"/>
+                </m:rPr>
+                <w:rPr>
+                  <w:rFonts w:ascii="Cambria Math" w:hAnsi="Cambria Math"/>
+                </w:rPr>
+                <m:t>2</m:t>
+              </m:r>
+            </m:sub>
+          </m:sSub>
+          <m:r>
+            <m:rPr>
+              <m:sty m:val="p"/>
+            </m:rPr>
+            <w:rPr>
+              <w:rFonts w:ascii="Cambria Math" w:hAnsi="Cambria Math"/>
+            </w:rPr>
+            <m:t>,…,</m:t>
+          </m:r>
+          <m:sSub>
+            <m:sSubPr>
+              <m:ctrlPr>
+                <w:rPr>
+                  <w:rFonts w:ascii="Cambria Math" w:hAnsi="Cambria Math"/>
+                </w:rPr>
+              </m:ctrlPr>
+            </m:sSubPr>
+            <m:e>
+              <m:r>
+                <m:rPr>
+                  <m:sty m:val="b"/>
+                </m:rPr>
+                <w:rPr>
+                  <w:rFonts w:ascii="Cambria Math" w:hAnsi="Cambria Math"/>
+                </w:rPr>
+                <m:t>v</m:t>
+              </m:r>
+            </m:e>
+            <m:sub>
+              <m:r>
+                <w:rPr>
+                  <w:rFonts w:ascii="Cambria Math" w:hAnsi="Cambria Math"/>
+                </w:rPr>
+                <m:t>n</m:t>
+              </m:r>
+            </m:sub>
+          </m:sSub>
+          <m:sSup>
+            <m:sSupPr>
+              <m:ctrlPr>
+                <w:rPr>
+                  <w:rFonts w:ascii="Cambria Math" w:hAnsi="Cambria Math"/>
+                </w:rPr>
+              </m:ctrlPr>
+            </m:sSupPr>
+            <m:e>
+              <m:r>
+                <m:rPr>
+                  <m:sty m:val="p"/>
+                </m:rPr>
+                <w:rPr>
+                  <w:rFonts w:ascii="Cambria Math" w:hAnsi="Cambria Math"/>
+                </w:rPr>
+                <m:t>]</m:t>
+              </m:r>
+            </m:e>
+            <m:sup>
+              <m:r>
+                <w:rPr>
+                  <w:rFonts w:ascii="Cambria Math" w:hAnsi="Cambria Math"/>
+                </w:rPr>
+                <m:t>T</m:t>
+              </m:r>
+            </m:sup>
+          </m:sSup>
+        </m:oMath>
+      </m:oMathPara>
+    </w:p>
+    <w:p>
+      <w:pPr>
+        <w:pStyle w:val="ad"/>
+        <w:tabs>
+          <w:tab w:val="clear" w:pos="4153"/>
+          <w:tab w:val="clear" w:pos="8306"/>
+        </w:tabs>
+        <w:spacing w:line="360" w:lineRule="auto"/>
+        <w:ind w:firstLineChars="200" w:firstLine="480"/>
+      </w:pPr>
+      <w:proofErr w:type="spellStart"/>
+      <w:r>
+        <w:rPr>
+          <w:rFonts w:hint="eastAsia"/>
+        </w:rPr>
+        <w:t>其中</w:t>
+      </w:r>
+      <w:proofErr w:type="spellEnd"/>
+      <w:r>
+        <w:rPr>
+          <w:rFonts w:hint="eastAsia"/>
+        </w:rPr>
+        <w:t>，</w:t>
+      </w:r>
+      <m:oMath>
+        <m:sSub>
+          <m:sSubPr>
+            <m:ctrlPr>
+              <w:rPr>
+                <w:rFonts w:ascii="Cambria Math" w:hAnsi="Cambria Math"/>
+              </w:rPr>
+            </m:ctrlPr>
+          </m:sSubPr>
+          <m:e>
+            <m:r>
+              <m:rPr>
+                <m:sty m:val="b"/>
+              </m:rPr>
+              <w:rPr>
+                <w:rFonts w:ascii="Cambria Math" w:hAnsi="Cambria Math"/>
+              </w:rPr>
+              <m:t>v</m:t>
+            </m:r>
+          </m:e>
+          <m:sub>
+            <m:r>
+              <w:rPr>
+                <w:rFonts w:ascii="Cambria Math" w:hAnsi="Cambria Math"/>
+              </w:rPr>
+              <m:t>i</m:t>
+            </m:r>
+          </m:sub>
+        </m:sSub>
+      </m:oMath>
+      <w:r>
+        <w:t xml:space="preserve"> </w:t>
+      </w:r>
+      <w:r>
+        <w:rPr>
+          <w:rFonts w:hint="eastAsia"/>
+        </w:rPr>
+        <w:t>是第</w:t>
+      </w:r>
+      <w:r>
+        <w:t xml:space="preserve"> </w:t>
+      </w:r>
+      <m:oMath>
+        <m:r>
+          <w:rPr>
+            <w:rFonts w:ascii="Cambria Math" w:hAnsi="Cambria Math"/>
+          </w:rPr>
+          <m:t>i</m:t>
+        </m:r>
+      </m:oMath>
+      <w:r>
+        <w:t xml:space="preserve"> </w:t>
+      </w:r>
+      <w:proofErr w:type="gramStart"/>
+      <w:r>
+        <w:rPr>
+          <w:rFonts w:hint="eastAsia"/>
+        </w:rPr>
+        <w:t>个</w:t>
+      </w:r>
+      <w:proofErr w:type="gramEnd"/>
+      <w:r>
+        <w:rPr>
+          <w:rFonts w:hint="eastAsia"/>
+        </w:rPr>
+        <w:t>文本的</w:t>
+      </w:r>
+      <w:r>
+        <w:t>TF-IDF</w:t>
+      </w:r>
+      <w:r>
+        <w:rPr>
+          <w:rFonts w:hint="eastAsia"/>
+        </w:rPr>
+        <w:t>向量</w:t>
+      </w:r>
+      <w:r>
+        <w:t>。</w:t>
+      </w:r>
+      <w:r>
+        <w:rPr>
+          <w:rFonts w:hint="eastAsia"/>
+        </w:rPr>
+        <w:t>知道了文本的数学表示，就可以借此计算它们两两之间的</w:t>
+      </w:r>
+      <w:r>
+        <w:rPr>
+          <w:rFonts w:hint="eastAsia"/>
+        </w:rPr>
+        <w:t>余弦相似度（</w:t>
+      </w:r>
+      <w:r>
+        <w:rPr>
+          <w:rFonts w:hint="eastAsia"/>
+        </w:rPr>
+        <w:t>Cosine</w:t>
+      </w:r>
+      <w:r>
+        <w:t xml:space="preserve"> </w:t>
+      </w:r>
+      <w:r>
+        <w:rPr>
+          <w:rFonts w:hint="eastAsia"/>
+        </w:rPr>
+        <w:t>Similarity</w:t>
+      </w:r>
+      <w:r>
+        <w:rPr>
+          <w:rFonts w:hint="eastAsia"/>
+        </w:rPr>
+        <w:t>）</w:t>
+      </w:r>
+      <w:r>
+        <w:t>。</w:t>
+      </w:r>
+      <w:r>
+        <w:rPr>
+          <w:rFonts w:hint="eastAsia"/>
+        </w:rPr>
+        <w:t>文本</w:t>
+      </w:r>
+      <w:r>
+        <w:t xml:space="preserve"> </w:t>
+      </w:r>
+      <m:oMath>
+        <m:r>
+          <w:rPr>
+            <w:rFonts w:ascii="Cambria Math" w:hAnsi="Cambria Math"/>
+          </w:rPr>
+          <m:t>i</m:t>
+        </m:r>
+      </m:oMath>
+      <w:r>
+        <w:t xml:space="preserve"> </w:t>
+      </w:r>
+      <w:r>
+        <w:rPr>
+          <w:rFonts w:hint="eastAsia"/>
+        </w:rPr>
+        <w:t>和文本</w:t>
+      </w:r>
+      <w:r>
+        <w:t xml:space="preserve"> </w:t>
+      </w:r>
+      <m:oMath>
+        <m:r>
+          <w:rPr>
+            <w:rFonts w:ascii="Cambria Math" w:hAnsi="Cambria Math"/>
+          </w:rPr>
+          <m:t>j</m:t>
+        </m:r>
+      </m:oMath>
+      <w:r>
+        <w:t xml:space="preserve"> </w:t>
+      </w:r>
+      <w:r>
+        <w:rPr>
+          <w:rFonts w:hint="eastAsia"/>
+        </w:rPr>
+        <w:t>之间的相似度为：</w:t>
+      </w:r>
+    </w:p>
+    <w:p>
+      <w:pPr>
+        <w:pStyle w:val="ad"/>
+        <w:tabs>
+          <w:tab w:val="clear" w:pos="4153"/>
+          <w:tab w:val="clear" w:pos="8306"/>
+        </w:tabs>
+        <w:spacing w:line="360" w:lineRule="auto"/>
+        <w:ind w:firstLineChars="200" w:firstLine="480"/>
+      </w:pPr>
+      <m:oMathPara>
+        <m:oMathParaPr>
+          <m:jc m:val="center"/>
+        </m:oMathParaPr>
+        <m:oMath>
+          <m:r>
+            <m:rPr>
+              <m:nor/>
+            </m:rPr>
+            <m:t>sim</m:t>
+          </m:r>
+          <m:r>
+            <m:rPr>
+              <m:sty m:val="p"/>
+            </m:rPr>
+            <w:rPr>
+              <w:rFonts w:ascii="Cambria Math" w:hAnsi="Cambria Math"/>
+            </w:rPr>
+            <m:t>(</m:t>
+          </m:r>
+          <m:r>
+            <w:rPr>
+              <w:rFonts w:ascii="Cambria Math" w:hAnsi="Cambria Math"/>
+            </w:rPr>
+            <m:t>i</m:t>
+          </m:r>
+          <m:r>
+            <m:rPr>
+              <m:sty m:val="p"/>
+            </m:rPr>
+            <w:rPr>
+              <w:rFonts w:ascii="Cambria Math" w:hAnsi="Cambria Math"/>
+            </w:rPr>
+            <m:t>,</m:t>
+          </m:r>
+          <m:r>
+            <w:rPr>
+              <w:rFonts w:ascii="Cambria Math" w:hAnsi="Cambria Math"/>
+            </w:rPr>
+            <m:t>j</m:t>
+          </m:r>
+          <m:r>
+            <m:rPr>
+              <m:sty m:val="p"/>
+            </m:rPr>
+            <w:rPr>
+              <w:rFonts w:ascii="Cambria Math" w:hAnsi="Cambria Math"/>
+            </w:rPr>
+            <m:t>)=</m:t>
+          </m:r>
+          <m:f>
+            <m:fPr>
+              <m:ctrlPr>
+                <w:rPr>
+                  <w:rFonts w:ascii="Cambria Math" w:hAnsi="Cambria Math"/>
+                </w:rPr>
+              </m:ctrlPr>
+            </m:fPr>
+            <m:num>
+              <m:sSub>
+                <m:sSubPr>
+                  <m:ctrlPr>
+                    <w:rPr>
+                      <w:rFonts w:ascii="Cambria Math" w:hAnsi="Cambria Math"/>
+                    </w:rPr>
+                  </m:ctrlPr>
+                </m:sSubPr>
+                <m:e>
+                  <m:r>
+                    <m:rPr>
+                      <m:sty m:val="b"/>
+                    </m:rPr>
+                    <w:rPr>
+                      <w:rFonts w:ascii="Cambria Math" w:hAnsi="Cambria Math"/>
+                    </w:rPr>
+                    <m:t>v</m:t>
+                  </m:r>
+                </m:e>
+                <m:sub>
+                  <m:r>
+                    <w:rPr>
+                      <w:rFonts w:ascii="Cambria Math" w:hAnsi="Cambria Math"/>
+                    </w:rPr>
+                    <m:t>i</m:t>
+                  </m:r>
+                </m:sub>
+              </m:sSub>
+              <m:r>
+                <m:rPr>
+                  <m:sty m:val="p"/>
+                </m:rPr>
+                <w:rPr>
+                  <w:rFonts w:ascii="Cambria Math" w:hAnsi="Cambria Math"/>
+                </w:rPr>
+                <m:t>⋅</m:t>
+              </m:r>
+              <m:sSub>
+                <m:sSubPr>
+                  <m:ctrlPr>
+                    <w:rPr>
+                      <w:rFonts w:ascii="Cambria Math" w:hAnsi="Cambria Math"/>
+                    </w:rPr>
+                  </m:ctrlPr>
+                </m:sSubPr>
+                <m:e>
+                  <m:r>
+                    <m:rPr>
+                      <m:sty m:val="b"/>
+                    </m:rPr>
+                    <w:rPr>
+                      <w:rFonts w:ascii="Cambria Math" w:hAnsi="Cambria Math"/>
+                    </w:rPr>
+                    <m:t>v</m:t>
+                  </m:r>
+                </m:e>
+                <m:sub>
+                  <m:r>
+                    <w:rPr>
+                      <w:rFonts w:ascii="Cambria Math" w:hAnsi="Cambria Math"/>
+                    </w:rPr>
+                    <m:t>j</m:t>
+                  </m:r>
+                </m:sub>
+              </m:sSub>
+            </m:num>
+            <m:den>
+              <m:r>
+                <m:rPr>
+                  <m:sty m:val="p"/>
+                </m:rPr>
+                <w:rPr>
+                  <w:rFonts w:ascii="Cambria Math" w:hAnsi="Cambria Math"/>
+                </w:rPr>
+                <m:t>∥</m:t>
+              </m:r>
+              <m:sSub>
+                <m:sSubPr>
+                  <m:ctrlPr>
+                    <w:rPr>
+                      <w:rFonts w:ascii="Cambria Math" w:hAnsi="Cambria Math"/>
+                    </w:rPr>
+                  </m:ctrlPr>
+                </m:sSubPr>
+                <m:e>
+                  <m:r>
+                    <m:rPr>
+                      <m:sty m:val="b"/>
+                    </m:rPr>
+                    <w:rPr>
+                      <w:rFonts w:ascii="Cambria Math" w:hAnsi="Cambria Math"/>
+                    </w:rPr>
+                    <m:t>v</m:t>
+                  </m:r>
+                </m:e>
+                <m:sub>
+                  <m:r>
+                    <w:rPr>
+                      <w:rFonts w:ascii="Cambria Math" w:hAnsi="Cambria Math"/>
+                    </w:rPr>
+                    <m:t>i</m:t>
+                  </m:r>
+                </m:sub>
+              </m:sSub>
+              <m:r>
+                <m:rPr>
+                  <m:sty m:val="p"/>
+                </m:rPr>
+                <w:rPr>
+                  <w:rFonts w:ascii="Cambria Math" w:hAnsi="Cambria Math"/>
+                </w:rPr>
+                <m:t>∥∥</m:t>
+              </m:r>
+              <m:sSub>
+                <m:sSubPr>
+                  <m:ctrlPr>
+                    <w:rPr>
+                      <w:rFonts w:ascii="Cambria Math" w:hAnsi="Cambria Math"/>
+                    </w:rPr>
+                  </m:ctrlPr>
+                </m:sSubPr>
+                <m:e>
+                  <m:r>
+                    <m:rPr>
+                      <m:sty m:val="b"/>
+                    </m:rPr>
+                    <w:rPr>
+                      <w:rFonts w:ascii="Cambria Math" w:hAnsi="Cambria Math"/>
+                    </w:rPr>
+                    <m:t>v</m:t>
+                  </m:r>
+                </m:e>
+                <m:sub>
+                  <m:r>
+                    <w:rPr>
+                      <w:rFonts w:ascii="Cambria Math" w:hAnsi="Cambria Math"/>
+                    </w:rPr>
+                    <m:t>j</m:t>
+                  </m:r>
+                </m:sub>
+              </m:sSub>
+              <m:r>
+                <m:rPr>
+                  <m:sty m:val="p"/>
+                </m:rPr>
+                <w:rPr>
+                  <w:rFonts w:ascii="Cambria Math" w:hAnsi="Cambria Math"/>
+                </w:rPr>
+                <m:t>∥</m:t>
+              </m:r>
+            </m:den>
+          </m:f>
+        </m:oMath>
+      </m:oMathPara>
+    </w:p>
+    <w:p>
+      <w:pPr>
+        <w:pStyle w:val="ad"/>
+        <w:tabs>
+          <w:tab w:val="clear" w:pos="4153"/>
+          <w:tab w:val="clear" w:pos="8306"/>
+        </w:tabs>
+        <w:spacing w:line="360" w:lineRule="auto"/>
+        <w:ind w:firstLineChars="200" w:firstLine="480"/>
+      </w:pPr>
+      <w:r>
+        <w:rPr>
+          <w:rFonts w:hint="eastAsia"/>
+        </w:rPr>
+        <w:t>这样就可以得到</w:t>
+      </w:r>
+      <w:r>
+        <w:t xml:space="preserve"> </w:t>
+      </w:r>
+      <m:oMath>
+        <m:r>
+          <w:rPr>
+            <w:rFonts w:ascii="Cambria Math" w:hAnsi="Cambria Math"/>
+          </w:rPr>
+          <m:t>n</m:t>
+        </m:r>
+        <m:r>
+          <m:rPr>
+            <m:sty m:val="p"/>
+          </m:rPr>
+          <w:rPr>
+            <w:rFonts w:ascii="Cambria Math" w:hAnsi="Cambria Math"/>
+          </w:rPr>
+          <m:t>×</m:t>
+        </m:r>
+        <m:r>
+          <w:rPr>
+            <w:rFonts w:ascii="Cambria Math" w:hAnsi="Cambria Math"/>
+          </w:rPr>
+          <m:t>n</m:t>
+        </m:r>
+      </m:oMath>
+      <w:r>
+        <w:t xml:space="preserve"> </w:t>
+      </w:r>
+      <w:r>
+        <w:rPr>
+          <w:rFonts w:hint="eastAsia"/>
+        </w:rPr>
+        <w:t>的</w:t>
+      </w:r>
+      <w:r>
+        <w:rPr>
+          <w:rFonts w:hint="eastAsia"/>
+        </w:rPr>
+        <w:t>余弦相似度矩阵</w:t>
+      </w:r>
+      <w:r>
+        <w:t xml:space="preserve"> </w:t>
+      </w:r>
+      <m:oMath>
+        <m:r>
+          <w:rPr>
+            <w:rFonts w:ascii="Cambria Math" w:hAnsi="Cambria Math"/>
+          </w:rPr>
+          <m:t>S</m:t>
+        </m:r>
+      </m:oMath>
+      <w:r>
+        <w:rPr>
+          <w:rFonts w:hint="eastAsia"/>
+        </w:rPr>
+        <w:t>：</w:t>
+      </w:r>
+    </w:p>
+    <w:p>
+      <w:pPr>
+        <w:pStyle w:val="ad"/>
+        <w:tabs>
+          <w:tab w:val="clear" w:pos="4153"/>
+          <w:tab w:val="clear" w:pos="8306"/>
+        </w:tabs>
+        <w:spacing w:line="360" w:lineRule="auto"/>
+        <w:ind w:firstLineChars="200" w:firstLine="480"/>
+      </w:pPr>
+      <m:oMathPara>
+        <m:oMathParaPr>
+          <m:jc m:val="center"/>
+        </m:oMathParaPr>
+        <m:oMath>
+          <m:r>
+            <w:rPr>
+              <w:rFonts w:ascii="Cambria Math" w:hAnsi="Cambria Math"/>
+            </w:rPr>
+            <m:t>S</m:t>
+          </m:r>
+          <m:r>
+            <m:rPr>
+              <m:sty m:val="p"/>
+            </m:rPr>
+            <w:rPr>
+              <w:rFonts w:ascii="Cambria Math" w:hAnsi="Cambria Math"/>
+            </w:rPr>
+            <m:t>=</m:t>
+          </m:r>
+          <m:d>
+            <m:dPr>
+              <m:begChr m:val="["/>
+              <m:endChr m:val="]"/>
+              <m:ctrlPr>
+                <w:rPr>
+                  <w:rFonts w:ascii="Cambria Math" w:hAnsi="Cambria Math"/>
+                </w:rPr>
+              </m:ctrlPr>
+            </m:dPr>
+            <m:e>
+              <m:m>
+                <m:mPr>
+                  <m:plcHide m:val="1"/>
+                  <m:mcs>
+                    <m:mc>
+                      <m:mcPr>
+                        <m:count m:val="5"/>
+                        <m:mcJc m:val="center"/>
+                      </m:mcPr>
+                    </m:mc>
+                  </m:mcs>
+                  <m:ctrlPr>
+                    <w:rPr>
+                      <w:rFonts w:ascii="Cambria Math" w:hAnsi="Cambria Math"/>
+                    </w:rPr>
+                  </m:ctrlPr>
+                </m:mPr>
+                <m:mr>
+                  <m:e>
+                    <m:r>
+                      <m:rPr>
+                        <m:sty m:val="p"/>
+                      </m:rPr>
+                      <w:rPr>
+                        <w:rFonts w:ascii="Cambria Math" w:hAnsi="Cambria Math"/>
+                      </w:rPr>
+                      <m:t>1</m:t>
+                    </m:r>
+                  </m:e>
+                  <m:e>
+                    <m:r>
+                      <m:rPr>
+                        <m:nor/>
+                      </m:rPr>
+                      <m:t>sim</m:t>
+                    </m:r>
+                    <m:r>
+                      <m:rPr>
+                        <m:sty m:val="p"/>
+                      </m:rPr>
+                      <w:rPr>
+                        <w:rFonts w:ascii="Cambria Math" w:hAnsi="Cambria Math"/>
+                      </w:rPr>
+                      <m:t>(</m:t>
+                    </m:r>
+                    <m:r>
+                      <m:rPr>
+                        <m:sty m:val="p"/>
+                      </m:rPr>
+                      <w:rPr>
+                        <w:rFonts w:ascii="Cambria Math" w:hAnsi="Cambria Math"/>
+                      </w:rPr>
+                      <m:t>1</m:t>
+                    </m:r>
+                    <m:r>
+                      <m:rPr>
+                        <m:sty m:val="p"/>
+                      </m:rPr>
+                      <w:rPr>
+                        <w:rFonts w:ascii="Cambria Math" w:hAnsi="Cambria Math"/>
+                      </w:rPr>
+                      <m:t>,</m:t>
+                    </m:r>
+                    <m:r>
+                      <m:rPr>
+                        <m:sty m:val="p"/>
+                      </m:rPr>
+                      <w:rPr>
+                        <w:rFonts w:ascii="Cambria Math" w:hAnsi="Cambria Math"/>
+                      </w:rPr>
+                      <m:t>2</m:t>
+                    </m:r>
+                    <m:r>
+                      <m:rPr>
+                        <m:sty m:val="p"/>
+                      </m:rPr>
+                      <w:rPr>
+                        <w:rFonts w:ascii="Cambria Math" w:hAnsi="Cambria Math"/>
+                      </w:rPr>
+                      <m:t>)</m:t>
+                    </m:r>
+                  </m:e>
+                  <m:e>
+                    <m:r>
+                      <m:rPr>
+                        <m:nor/>
+                      </m:rPr>
+                      <m:t>sim</m:t>
+                    </m:r>
+                    <m:r>
+                      <m:rPr>
+                        <m:sty m:val="p"/>
+                      </m:rPr>
+                      <w:rPr>
+                        <w:rFonts w:ascii="Cambria Math" w:hAnsi="Cambria Math"/>
+                      </w:rPr>
+                      <m:t>(</m:t>
+                    </m:r>
+                    <m:r>
+                      <m:rPr>
+                        <m:sty m:val="p"/>
+                      </m:rPr>
+                      <w:rPr>
+                        <w:rFonts w:ascii="Cambria Math" w:hAnsi="Cambria Math"/>
+                      </w:rPr>
+                      <m:t>1</m:t>
+                    </m:r>
+                    <m:r>
+                      <m:rPr>
+                        <m:sty m:val="p"/>
+                      </m:rPr>
+                      <w:rPr>
+                        <w:rFonts w:ascii="Cambria Math" w:hAnsi="Cambria Math"/>
+                      </w:rPr>
+                      <m:t>,</m:t>
+                    </m:r>
+                    <m:r>
+                      <m:rPr>
+                        <m:sty m:val="p"/>
+                      </m:rPr>
+                      <w:rPr>
+                        <w:rFonts w:ascii="Cambria Math" w:hAnsi="Cambria Math"/>
+                      </w:rPr>
+                      <m:t>3</m:t>
+                    </m:r>
+                    <m:r>
+                      <m:rPr>
+                        <m:sty m:val="p"/>
+                      </m:rPr>
+                      <w:rPr>
+                        <w:rFonts w:ascii="Cambria Math" w:hAnsi="Cambria Math"/>
+                      </w:rPr>
+                      <m:t>)</m:t>
+                    </m:r>
+                  </m:e>
+                  <m:e>
+                    <m:r>
+                      <m:rPr>
+                        <m:sty m:val="p"/>
+                      </m:rPr>
+                      <w:rPr>
+                        <w:rFonts w:ascii="Cambria Math" w:hAnsi="Cambria Math"/>
+                      </w:rPr>
+                      <m:t>…</m:t>
+                    </m:r>
+                  </m:e>
+                  <m:e>
+                    <m:r>
+                      <m:rPr>
+                        <m:nor/>
+                      </m:rPr>
+                      <m:t>sim</m:t>
+                    </m:r>
+                    <m:r>
+                      <m:rPr>
+                        <m:sty m:val="p"/>
+                      </m:rPr>
+                      <w:rPr>
+                        <w:rFonts w:ascii="Cambria Math" w:hAnsi="Cambria Math"/>
+                      </w:rPr>
+                      <m:t>(</m:t>
+                    </m:r>
+                    <m:r>
+                      <m:rPr>
+                        <m:sty m:val="p"/>
+                      </m:rPr>
+                      <w:rPr>
+                        <w:rFonts w:ascii="Cambria Math" w:hAnsi="Cambria Math"/>
+                      </w:rPr>
+                      <m:t>1</m:t>
+                    </m:r>
+                    <m:r>
+                      <m:rPr>
+                        <m:sty m:val="p"/>
+                      </m:rPr>
+                      <w:rPr>
+                        <w:rFonts w:ascii="Cambria Math" w:hAnsi="Cambria Math"/>
+                      </w:rPr>
+                      <m:t>,</m:t>
+                    </m:r>
+                    <m:r>
+                      <w:rPr>
+                        <w:rFonts w:ascii="Cambria Math" w:hAnsi="Cambria Math"/>
+                      </w:rPr>
+                      <m:t>n</m:t>
+                    </m:r>
+                    <m:r>
+                      <m:rPr>
+                        <m:sty m:val="p"/>
+                      </m:rPr>
+                      <w:rPr>
+                        <w:rFonts w:ascii="Cambria Math" w:hAnsi="Cambria Math"/>
+                      </w:rPr>
+                      <m:t>)</m:t>
+                    </m:r>
+                  </m:e>
+                </m:mr>
+                <m:mr>
+                  <m:e>
+                    <m:r>
+                      <m:rPr>
+                        <m:nor/>
+                      </m:rPr>
+                      <m:t>sim</m:t>
+                    </m:r>
+                    <m:r>
+                      <m:rPr>
+                        <m:sty m:val="p"/>
+                      </m:rPr>
+                      <w:rPr>
+                        <w:rFonts w:ascii="Cambria Math" w:hAnsi="Cambria Math"/>
+                      </w:rPr>
+                      <m:t>(</m:t>
+                    </m:r>
+                    <m:r>
+                      <m:rPr>
+                        <m:sty m:val="p"/>
+                      </m:rPr>
+                      <w:rPr>
+                        <w:rFonts w:ascii="Cambria Math" w:hAnsi="Cambria Math"/>
+                      </w:rPr>
+                      <m:t>2</m:t>
+                    </m:r>
+                    <m:r>
+                      <m:rPr>
+                        <m:sty m:val="p"/>
+                      </m:rPr>
+                      <w:rPr>
+                        <w:rFonts w:ascii="Cambria Math" w:hAnsi="Cambria Math"/>
+                      </w:rPr>
+                      <m:t>,</m:t>
+                    </m:r>
+                    <m:r>
+                      <m:rPr>
+                        <m:sty m:val="p"/>
+                      </m:rPr>
+                      <w:rPr>
+                        <w:rFonts w:ascii="Cambria Math" w:hAnsi="Cambria Math"/>
+                      </w:rPr>
+                      <m:t>1</m:t>
+                    </m:r>
+                    <m:r>
+                      <m:rPr>
+                        <m:sty m:val="p"/>
+                      </m:rPr>
+                      <w:rPr>
+                        <w:rFonts w:ascii="Cambria Math" w:hAnsi="Cambria Math"/>
+                      </w:rPr>
+                      <m:t>)</m:t>
+                    </m:r>
+                  </m:e>
+                  <m:e>
+                    <m:r>
+                      <m:rPr>
+                        <m:sty m:val="p"/>
+                      </m:rPr>
+                      <w:rPr>
+                        <w:rFonts w:ascii="Cambria Math" w:hAnsi="Cambria Math"/>
+                      </w:rPr>
+                      <m:t>1</m:t>
+                    </m:r>
+                  </m:e>
+                  <m:e>
+                    <m:r>
+                      <m:rPr>
+                        <m:nor/>
+                      </m:rPr>
+                      <m:t>sim</m:t>
+                    </m:r>
+                    <m:r>
+                      <m:rPr>
+                        <m:sty m:val="p"/>
+                      </m:rPr>
+                      <w:rPr>
+                        <w:rFonts w:ascii="Cambria Math" w:hAnsi="Cambria Math"/>
+                      </w:rPr>
+                      <m:t>(</m:t>
+                    </m:r>
+                    <m:r>
+                      <m:rPr>
+                        <m:sty m:val="p"/>
+                      </m:rPr>
+                      <w:rPr>
+                        <w:rFonts w:ascii="Cambria Math" w:hAnsi="Cambria Math"/>
+                      </w:rPr>
+                      <m:t>2</m:t>
+                    </m:r>
+                    <m:r>
+                      <m:rPr>
+                        <m:sty m:val="p"/>
+                      </m:rPr>
+                      <w:rPr>
+                        <w:rFonts w:ascii="Cambria Math" w:hAnsi="Cambria Math"/>
+                      </w:rPr>
+                      <m:t>,</m:t>
+                    </m:r>
+                    <m:r>
+                      <m:rPr>
+                        <m:sty m:val="p"/>
+                      </m:rPr>
+                      <w:rPr>
+                        <w:rFonts w:ascii="Cambria Math" w:hAnsi="Cambria Math"/>
+                      </w:rPr>
+                      <m:t>3</m:t>
+                    </m:r>
+                    <m:r>
+                      <m:rPr>
+                        <m:sty m:val="p"/>
+                      </m:rPr>
+                      <w:rPr>
+                        <w:rFonts w:ascii="Cambria Math" w:hAnsi="Cambria Math"/>
+                      </w:rPr>
+                      <m:t>)</m:t>
+                    </m:r>
+                  </m:e>
+                  <m:e>
+                    <m:r>
+                      <m:rPr>
+                        <m:sty m:val="p"/>
+                      </m:rPr>
+                      <w:rPr>
+                        <w:rFonts w:ascii="Cambria Math" w:hAnsi="Cambria Math"/>
+                      </w:rPr>
+                      <m:t>…</m:t>
+                    </m:r>
+                  </m:e>
+                  <m:e>
+                    <m:r>
+                      <m:rPr>
+                        <m:nor/>
+                      </m:rPr>
+                      <m:t>sim</m:t>
+                    </m:r>
+                    <m:r>
+                      <m:rPr>
+                        <m:sty m:val="p"/>
+                      </m:rPr>
+                      <w:rPr>
+                        <w:rFonts w:ascii="Cambria Math" w:hAnsi="Cambria Math"/>
+                      </w:rPr>
+                      <m:t>(</m:t>
+                    </m:r>
+                    <m:r>
+                      <m:rPr>
+                        <m:sty m:val="p"/>
+                      </m:rPr>
+                      <w:rPr>
+                        <w:rFonts w:ascii="Cambria Math" w:hAnsi="Cambria Math"/>
+                      </w:rPr>
+                      <m:t>2</m:t>
+                    </m:r>
+                    <m:r>
+                      <m:rPr>
+                        <m:sty m:val="p"/>
+                      </m:rPr>
+                      <w:rPr>
+                        <w:rFonts w:ascii="Cambria Math" w:hAnsi="Cambria Math"/>
+                      </w:rPr>
+                      <m:t>,</m:t>
+                    </m:r>
+                    <m:r>
+                      <w:rPr>
+                        <w:rFonts w:ascii="Cambria Math" w:hAnsi="Cambria Math"/>
+                      </w:rPr>
+                      <m:t>n</m:t>
+                    </m:r>
+                    <m:r>
+                      <m:rPr>
+                        <m:sty m:val="p"/>
+                      </m:rPr>
+                      <w:rPr>
+                        <w:rFonts w:ascii="Cambria Math" w:hAnsi="Cambria Math"/>
+                      </w:rPr>
+                      <m:t>)</m:t>
+                    </m:r>
+                  </m:e>
+                </m:mr>
+                <m:mr>
+                  <m:e>
+                    <m:r>
+                      <m:rPr>
+                        <m:sty m:val="p"/>
+                      </m:rPr>
+                      <w:rPr>
+                        <w:rFonts w:ascii="Cambria Math" w:hAnsi="Cambria Math"/>
+                      </w:rPr>
+                      <m:t>⋮</m:t>
+                    </m:r>
+                  </m:e>
+                  <m:e>
+                    <m:r>
+                      <m:rPr>
+                        <m:sty m:val="p"/>
+                      </m:rPr>
+                      <w:rPr>
+                        <w:rFonts w:ascii="Cambria Math" w:hAnsi="Cambria Math"/>
+                      </w:rPr>
+                      <m:t>⋮</m:t>
+                    </m:r>
+                  </m:e>
+                  <m:e>
+                    <m:r>
+                      <m:rPr>
+                        <m:sty m:val="p"/>
+                      </m:rPr>
+                      <w:rPr>
+                        <w:rFonts w:ascii="Cambria Math" w:hAnsi="Cambria Math"/>
+                      </w:rPr>
+                      <m:t>⋮</m:t>
+                    </m:r>
+                  </m:e>
+                  <m:e>
+                    <m:r>
+                      <m:rPr>
+                        <m:sty m:val="p"/>
+                      </m:rPr>
+                      <w:rPr>
+                        <w:rFonts w:ascii="Cambria Math" w:hAnsi="Cambria Math"/>
+                      </w:rPr>
+                      <m:t>⋱</m:t>
+                    </m:r>
+                  </m:e>
+                  <m:e>
+                    <m:r>
+                      <m:rPr>
+                        <m:sty m:val="p"/>
+                      </m:rPr>
+                      <w:rPr>
+                        <w:rFonts w:ascii="Cambria Math" w:hAnsi="Cambria Math"/>
+                      </w:rPr>
+                      <m:t>⋮</m:t>
+                    </m:r>
+                  </m:e>
+                </m:mr>
+                <m:mr>
+                  <m:e>
+                    <m:r>
+                      <m:rPr>
+                        <m:nor/>
+                      </m:rPr>
+                      <m:t>sim</m:t>
+                    </m:r>
+                    <m:r>
+                      <m:rPr>
+                        <m:sty m:val="p"/>
+                      </m:rPr>
+                      <w:rPr>
+                        <w:rFonts w:ascii="Cambria Math" w:hAnsi="Cambria Math"/>
+                      </w:rPr>
+                      <m:t>(</m:t>
+                    </m:r>
+                    <m:r>
+                      <w:rPr>
+                        <w:rFonts w:ascii="Cambria Math" w:hAnsi="Cambria Math"/>
+                      </w:rPr>
+                      <m:t>n</m:t>
+                    </m:r>
+                    <m:r>
+                      <m:rPr>
+                        <m:sty m:val="p"/>
+                      </m:rPr>
+                      <w:rPr>
+                        <w:rFonts w:ascii="Cambria Math" w:hAnsi="Cambria Math"/>
+                      </w:rPr>
+                      <m:t>,</m:t>
+                    </m:r>
+                    <m:r>
+                      <m:rPr>
+                        <m:sty m:val="p"/>
+                      </m:rPr>
+                      <w:rPr>
+                        <w:rFonts w:ascii="Cambria Math" w:hAnsi="Cambria Math"/>
+                      </w:rPr>
+                      <m:t>1</m:t>
+                    </m:r>
+                    <m:r>
+                      <m:rPr>
+                        <m:sty m:val="p"/>
+                      </m:rPr>
+                      <w:rPr>
+                        <w:rFonts w:ascii="Cambria Math" w:hAnsi="Cambria Math"/>
+                      </w:rPr>
+                      <m:t>)</m:t>
+                    </m:r>
+                  </m:e>
+                  <m:e>
+                    <m:r>
+                      <m:rPr>
+                        <m:nor/>
+                      </m:rPr>
+                      <m:t>sim</m:t>
+                    </m:r>
+                    <m:r>
+                      <m:rPr>
+                        <m:sty m:val="p"/>
+                      </m:rPr>
+                      <w:rPr>
+                        <w:rFonts w:ascii="Cambria Math" w:hAnsi="Cambria Math"/>
+                      </w:rPr>
+                      <m:t>(</m:t>
+                    </m:r>
+                    <m:r>
+                      <w:rPr>
+                        <w:rFonts w:ascii="Cambria Math" w:hAnsi="Cambria Math"/>
+                      </w:rPr>
+                      <m:t>n</m:t>
+                    </m:r>
+                    <m:r>
+                      <m:rPr>
+                        <m:sty m:val="p"/>
+                      </m:rPr>
+                      <w:rPr>
+                        <w:rFonts w:ascii="Cambria Math" w:hAnsi="Cambria Math"/>
+                      </w:rPr>
+                      <m:t>,</m:t>
+                    </m:r>
+                    <m:r>
+                      <m:rPr>
+                        <m:sty m:val="p"/>
+                      </m:rPr>
+                      <w:rPr>
+                        <w:rFonts w:ascii="Cambria Math" w:hAnsi="Cambria Math"/>
+                      </w:rPr>
+                      <m:t>2</m:t>
+                    </m:r>
+                    <m:r>
+                      <m:rPr>
+                        <m:sty m:val="p"/>
+                      </m:rPr>
+                      <w:rPr>
+                        <w:rFonts w:ascii="Cambria Math" w:hAnsi="Cambria Math"/>
+                      </w:rPr>
+                      <m:t>)</m:t>
+                    </m:r>
+                  </m:e>
+                  <m:e>
+                    <m:r>
+                      <m:rPr>
+                        <m:sty m:val="p"/>
+                      </m:rPr>
+                      <w:rPr>
+                        <w:rFonts w:ascii="Cambria Math" w:hAnsi="Cambria Math"/>
+                      </w:rPr>
+                      <m:t>…</m:t>
+                    </m:r>
+                  </m:e>
+                  <m:e/>
+                  <m:e>
+                    <m:r>
+                      <m:rPr>
+                        <m:sty m:val="p"/>
+                      </m:rPr>
+                      <w:rPr>
+                        <w:rFonts w:ascii="Cambria Math" w:hAnsi="Cambria Math"/>
+                      </w:rPr>
+                      <m:t>1</m:t>
+                    </m:r>
+                  </m:e>
+                </m:mr>
+              </m:m>
+            </m:e>
+          </m:d>
+        </m:oMath>
+      </m:oMathPara>
+    </w:p>
+    <w:p>
+      <w:pPr>
+        <w:pStyle w:val="ad"/>
+        <w:tabs>
+          <w:tab w:val="clear" w:pos="4153"/>
+          <w:tab w:val="clear" w:pos="8306"/>
+        </w:tabs>
+        <w:spacing w:line="360" w:lineRule="auto"/>
+        <w:ind w:firstLineChars="200" w:firstLine="480"/>
+      </w:pPr>
+      <w:r>
+        <w:rPr>
+          <w:rFonts w:hint="eastAsia"/>
+        </w:rPr>
+        <w:t>其中，对角线上的值都是</w:t>
+      </w:r>
+      <w:r>
+        <w:rPr>
+          <w:rFonts w:hint="eastAsia"/>
+        </w:rPr>
+        <w:t>1</w:t>
+      </w:r>
+      <w:r>
+        <w:rPr>
+          <w:rFonts w:hint="eastAsia"/>
+        </w:rPr>
+        <w:t>（因为文本和自身的相似度恒为</w:t>
+      </w:r>
+      <w:r>
+        <w:rPr>
+          <w:rFonts w:hint="eastAsia"/>
+        </w:rPr>
+        <w:t>1</w:t>
+      </w:r>
+      <w:r>
+        <w:rPr>
+          <w:rFonts w:hint="eastAsia"/>
+        </w:rPr>
+        <w:t>）。对于每个文本</w:t>
+      </w:r>
+      <w:r>
+        <w:t xml:space="preserve"> </w:t>
+      </w:r>
+      <m:oMath>
+        <m:r>
+          <w:rPr>
+            <w:rFonts w:ascii="Cambria Math" w:hAnsi="Cambria Math"/>
+          </w:rPr>
+          <m:t>i</m:t>
+        </m:r>
+      </m:oMath>
+      <w:r>
+        <w:rPr>
+          <w:rFonts w:hint="eastAsia"/>
+        </w:rPr>
+        <w:t>，它的</w:t>
+      </w:r>
+      <w:r>
+        <w:rPr>
+          <w:rFonts w:hint="eastAsia"/>
+        </w:rPr>
+        <w:t>平均相似度</w:t>
+      </w:r>
+      <w:r>
+        <w:rPr>
+          <w:rFonts w:hint="eastAsia"/>
+        </w:rPr>
+        <w:t>计算公式为：</w:t>
+      </w:r>
+    </w:p>
+    <w:p>
+      <w:pPr>
+        <w:pStyle w:val="ad"/>
+        <w:tabs>
+          <w:tab w:val="clear" w:pos="4153"/>
+          <w:tab w:val="clear" w:pos="8306"/>
+        </w:tabs>
+        <w:spacing w:line="360" w:lineRule="auto"/>
+        <w:ind w:firstLineChars="200" w:firstLine="480"/>
+      </w:pPr>
+      <m:oMathPara>
+        <m:oMathParaPr>
+          <m:jc m:val="center"/>
+        </m:oMathParaPr>
+        <m:oMath>
+          <m:sSub>
+            <m:sSubPr>
+              <m:ctrlPr>
+                <w:rPr>
+                  <w:rFonts w:ascii="Cambria Math" w:hAnsi="Cambria Math"/>
+                </w:rPr>
+              </m:ctrlPr>
+            </m:sSubPr>
+            <m:e>
+              <m:acc>
+                <m:accPr>
+                  <m:chr m:val="‾"/>
+                  <m:ctrlPr>
+                    <w:rPr>
+                      <w:rFonts w:ascii="Cambria Math" w:hAnsi="Cambria Math"/>
+                    </w:rPr>
+                  </m:ctrlPr>
+                </m:accPr>
+                <m:e>
+                  <m:r>
+                    <w:rPr>
+                      <w:rFonts w:ascii="Cambria Math" w:hAnsi="Cambria Math"/>
+                    </w:rPr>
+                    <m:t>s</m:t>
+                  </m:r>
+                </m:e>
+              </m:acc>
+            </m:e>
+            <m:sub>
+              <m:r>
+                <w:rPr>
+                  <w:rFonts w:ascii="Cambria Math" w:hAnsi="Cambria Math"/>
+                </w:rPr>
+                <m:t>i</m:t>
+              </m:r>
+            </m:sub>
+          </m:sSub>
+          <m:r>
+            <m:rPr>
+              <m:sty m:val="p"/>
+            </m:rPr>
+            <w:rPr>
+              <w:rFonts w:ascii="Cambria Math" w:hAnsi="Cambria Math"/>
+            </w:rPr>
+            <m:t>=</m:t>
+          </m:r>
+          <m:f>
+            <m:fPr>
+              <m:ctrlPr>
+                <w:rPr>
+                  <w:rFonts w:ascii="Cambria Math" w:hAnsi="Cambria Math"/>
+                </w:rPr>
+              </m:ctrlPr>
+            </m:fPr>
+            <m:num>
+              <m:r>
+                <m:rPr>
+                  <m:sty m:val="p"/>
+                </m:rPr>
+                <w:rPr>
+                  <w:rFonts w:ascii="Cambria Math" w:hAnsi="Cambria Math"/>
+                </w:rPr>
+                <m:t>1</m:t>
+              </m:r>
+            </m:num>
+            <m:den>
+              <m:r>
+                <w:rPr>
+                  <w:rFonts w:ascii="Cambria Math" w:hAnsi="Cambria Math"/>
+                </w:rPr>
+                <m:t>n</m:t>
+              </m:r>
+              <m:r>
+                <m:rPr>
+                  <m:sty m:val="p"/>
+                </m:rPr>
+                <w:rPr>
+                  <w:rFonts w:ascii="Cambria Math" w:hAnsi="Cambria Math"/>
+                </w:rPr>
+                <m:t>-</m:t>
+              </m:r>
+              <m:r>
+                <m:rPr>
+                  <m:sty m:val="p"/>
+                </m:rPr>
+                <w:rPr>
+                  <w:rFonts w:ascii="Cambria Math" w:hAnsi="Cambria Math"/>
+                </w:rPr>
+                <m:t>1</m:t>
+              </m:r>
+            </m:den>
+          </m:f>
+          <m:nary>
+            <m:naryPr>
+              <m:chr m:val="∑"/>
+              <m:limLoc m:val="undOvr"/>
+              <m:ctrlPr>
+                <w:rPr>
+                  <w:rFonts w:ascii="Cambria Math" w:hAnsi="Cambria Math"/>
+                </w:rPr>
+              </m:ctrlPr>
+            </m:naryPr>
+            <m:sub>
+              <m:m>
+                <m:mPr>
+                  <m:plcHide m:val="1"/>
+                  <m:mcs>
+                    <m:mc>
+                      <m:mcPr>
+                        <m:count m:val="1"/>
+                        <m:mcJc m:val="center"/>
+                      </m:mcPr>
+                    </m:mc>
+                  </m:mcs>
+                  <m:ctrlPr>
+                    <w:rPr>
+                      <w:rFonts w:ascii="Cambria Math" w:hAnsi="Cambria Math"/>
+                    </w:rPr>
+                  </m:ctrlPr>
+                </m:mPr>
+                <m:mr>
+                  <m:e>
+                    <m:r>
+                      <w:rPr>
+                        <w:rFonts w:ascii="Cambria Math" w:hAnsi="Cambria Math"/>
+                      </w:rPr>
+                      <m:t>j</m:t>
+                    </m:r>
+                    <m:r>
+                      <m:rPr>
+                        <m:sty m:val="p"/>
+                      </m:rPr>
+                      <w:rPr>
+                        <w:rFonts w:ascii="Cambria Math" w:hAnsi="Cambria Math"/>
+                      </w:rPr>
+                      <m:t>=</m:t>
+                    </m:r>
+                    <m:r>
+                      <m:rPr>
+                        <m:sty m:val="p"/>
+                      </m:rPr>
+                      <w:rPr>
+                        <w:rFonts w:ascii="Cambria Math" w:hAnsi="Cambria Math"/>
+                      </w:rPr>
+                      <m:t>1</m:t>
+                    </m:r>
+                  </m:e>
+                </m:mr>
+                <m:mr>
+                  <m:e>
+                    <m:r>
+                      <w:rPr>
+                        <w:rFonts w:ascii="Cambria Math" w:hAnsi="Cambria Math"/>
+                      </w:rPr>
+                      <m:t>j</m:t>
+                    </m:r>
+                    <m:r>
+                      <m:rPr>
+                        <m:sty m:val="p"/>
+                      </m:rPr>
+                      <w:rPr>
+                        <w:rFonts w:ascii="Cambria Math" w:hAnsi="Cambria Math"/>
+                      </w:rPr>
+                      <m:t>≠</m:t>
+                    </m:r>
+                    <m:r>
+                      <w:rPr>
+                        <w:rFonts w:ascii="Cambria Math" w:hAnsi="Cambria Math"/>
+                      </w:rPr>
+                      <m:t>i</m:t>
+                    </m:r>
+                  </m:e>
+                </m:mr>
+              </m:m>
+            </m:sub>
+            <m:sup>
+              <m:r>
+                <w:rPr>
+                  <w:rFonts w:ascii="Cambria Math" w:hAnsi="Cambria Math"/>
+                </w:rPr>
+                <m:t>n</m:t>
+              </m:r>
+            </m:sup>
+            <m:e>
+              <m:sSub>
+                <m:sSubPr>
+                  <m:ctrlPr>
+                    <w:rPr>
+                      <w:rFonts w:ascii="Cambria Math" w:hAnsi="Cambria Math"/>
+                    </w:rPr>
+                  </m:ctrlPr>
+                </m:sSubPr>
+                <m:e>
+                  <m:r>
+                    <w:rPr>
+                      <w:rFonts w:ascii="Cambria Math" w:hAnsi="Cambria Math"/>
+                    </w:rPr>
+                    <m:t>S</m:t>
+                  </m:r>
+                </m:e>
+                <m:sub>
+                  <m:r>
+                    <w:rPr>
+                      <w:rFonts w:ascii="Cambria Math" w:hAnsi="Cambria Math"/>
+                    </w:rPr>
+                    <m:t>i</m:t>
+                  </m:r>
+                  <m:r>
+                    <m:rPr>
+                      <m:sty m:val="p"/>
+                    </m:rPr>
+                    <w:rPr>
+                      <w:rFonts w:ascii="Cambria Math" w:hAnsi="Cambria Math"/>
+                    </w:rPr>
+                    <m:t>,</m:t>
+                  </m:r>
+                  <m:r>
+                    <w:rPr>
+                      <w:rFonts w:ascii="Cambria Math" w:hAnsi="Cambria Math"/>
+                    </w:rPr>
+                    <m:t>j</m:t>
+                  </m:r>
+                </m:sub>
+              </m:sSub>
+            </m:e>
+          </m:nary>
+        </m:oMath>
+      </m:oMathPara>
+    </w:p>
+    <w:p>
+      <w:pPr>
+        <w:pStyle w:val="ad"/>
+        <w:tabs>
+          <w:tab w:val="clear" w:pos="4153"/>
+          <w:tab w:val="clear" w:pos="8306"/>
+        </w:tabs>
+        <w:spacing w:line="360" w:lineRule="auto"/>
+        <w:ind w:firstLineChars="200" w:firstLine="480"/>
+      </w:pPr>
+      <w:r>
+        <w:rPr>
+          <w:rFonts w:hint="eastAsia"/>
+        </w:rPr>
+        <w:t>即，取该文本与所有</w:t>
+      </w:r>
+      <w:r>
+        <w:rPr>
+          <w:rFonts w:hint="eastAsia"/>
+        </w:rPr>
+        <w:t>其它文本</w:t>
+      </w:r>
+      <w:r>
+        <w:rPr>
+          <w:rFonts w:hint="eastAsia"/>
+        </w:rPr>
+        <w:t>的相似度总和，再除以</w:t>
+      </w:r>
+      <w:r>
+        <w:t xml:space="preserve"> </w:t>
+      </w:r>
+      <m:oMath>
+        <m:r>
+          <w:rPr>
+            <w:rFonts w:ascii="Cambria Math" w:hAnsi="Cambria Math"/>
+          </w:rPr>
+          <m:t>n</m:t>
+        </m:r>
+        <m:r>
+          <m:rPr>
+            <m:sty m:val="p"/>
+          </m:rPr>
+          <w:rPr>
+            <w:rFonts w:ascii="Cambria Math" w:hAnsi="Cambria Math"/>
+          </w:rPr>
+          <m:t>-</m:t>
+        </m:r>
+        <m:r>
+          <m:rPr>
+            <m:sty m:val="p"/>
+          </m:rPr>
+          <w:rPr>
+            <w:rFonts w:ascii="Cambria Math" w:hAnsi="Cambria Math"/>
+          </w:rPr>
+          <m:t>1</m:t>
+        </m:r>
+      </m:oMath>
+      <w:r>
+        <w:t xml:space="preserve"> </w:t>
+      </w:r>
+      <w:r>
+        <w:rPr>
+          <w:rFonts w:hint="eastAsia"/>
+        </w:rPr>
+        <w:t>进行归一化。选取</w:t>
+      </w:r>
+      <w:r>
+        <w:t xml:space="preserve"> </w:t>
+      </w:r>
+      <w:r>
+        <w:rPr>
+          <w:rFonts w:hint="eastAsia"/>
+        </w:rPr>
+        <w:t>平均相似度最高的文本</w:t>
+      </w:r>
+      <w:r>
+        <w:t xml:space="preserve"> </w:t>
+      </w:r>
+      <w:proofErr w:type="spellStart"/>
+      <m:oMath>
+        <m:r>
+          <m:rPr>
+            <m:nor/>
+          </m:rPr>
+          <m:t>best_index</m:t>
+        </m:r>
+        <w:proofErr w:type="spellEnd"/>
+        <m:r>
+          <m:rPr>
+            <m:sty m:val="p"/>
+          </m:rPr>
+          <w:rPr>
+            <w:rFonts w:ascii="Cambria Math" w:hAnsi="Cambria Math"/>
+          </w:rPr>
+          <m:t>=arg</m:t>
+        </m:r>
+        <m:sSub>
+          <m:sSubPr>
+            <m:ctrlPr>
+              <w:rPr>
+                <w:rFonts w:ascii="Cambria Math" w:hAnsi="Cambria Math"/>
+              </w:rPr>
+            </m:ctrlPr>
+          </m:sSubPr>
+          <m:e>
+            <m:r>
+              <m:rPr>
+                <m:sty m:val="p"/>
+              </m:rPr>
+              <w:rPr>
+                <w:rFonts w:ascii="Cambria Math" w:hAnsi="Cambria Math"/>
+              </w:rPr>
+              <m:t>max</m:t>
+            </m:r>
+          </m:e>
+          <m:sub>
+            <m:r>
+              <w:rPr>
+                <w:rFonts w:ascii="Cambria Math" w:hAnsi="Cambria Math"/>
+              </w:rPr>
+              <m:t>i</m:t>
+            </m:r>
+          </m:sub>
+        </m:sSub>
+        <m:sSub>
+          <m:sSubPr>
+            <m:ctrlPr>
+              <w:rPr>
+                <w:rFonts w:ascii="Cambria Math" w:hAnsi="Cambria Math"/>
+              </w:rPr>
+            </m:ctrlPr>
+          </m:sSubPr>
+          <m:e>
+            <m:acc>
+              <m:accPr>
+                <m:chr m:val="‾"/>
+                <m:ctrlPr>
+                  <w:rPr>
+                    <w:rFonts w:ascii="Cambria Math" w:hAnsi="Cambria Math"/>
+                  </w:rPr>
+                </m:ctrlPr>
+              </m:accPr>
+              <m:e>
+                <m:r>
+                  <w:rPr>
+                    <w:rFonts w:ascii="Cambria Math" w:hAnsi="Cambria Math"/>
+                  </w:rPr>
+                  <m:t>s</m:t>
+                </m:r>
+              </m:e>
+            </m:acc>
+          </m:e>
+          <m:sub>
+            <m:r>
+              <w:rPr>
+                <w:rFonts w:ascii="Cambria Math" w:hAnsi="Cambria Math"/>
+              </w:rPr>
+              <m:t>i</m:t>
+            </m:r>
+          </m:sub>
+        </m:sSub>
+      </m:oMath>
+      <w:r>
+        <w:t xml:space="preserve"> </w:t>
+      </w:r>
+      <w:r>
+        <w:rPr>
+          <w:rFonts w:hint="eastAsia"/>
+        </w:rPr>
+        <w:t>作为</w:t>
+      </w:r>
+      <w:r>
+        <w:rPr>
+          <w:rFonts w:hint="eastAsia"/>
+        </w:rPr>
+        <w:t>最具代表性文本</w:t>
+      </w:r>
+      <w:r>
+        <w:rPr>
+          <w:rFonts w:hint="eastAsia"/>
+        </w:rPr>
+        <w:t>返回。</w:t>
+      </w:r>
+    </w:p>
+    <w:p>
+      <w:pPr>
+        <w:pStyle w:val="21"/>
+        <w:spacing w:line="360" w:lineRule="auto"/>
+        <w:outlineLvl w:val="2"/>
+        <w:rPr>
+          <w:rFonts w:hint="eastAsia"/>
+          <w:b w:val="0"/>
           <w:sz w:val="24"/>
         </w:rPr>
       </w:pPr>
       <w:r>
-        <w:br w:type="page"/>
+        <w:rPr>
+          <w:rFonts w:hint="eastAsia"/>
+          <w:b w:val="0"/>
+          <w:sz w:val="24"/>
+        </w:rPr>
+        <w:t>2.4.</w:t>
+      </w:r>
+      <w:r>
+        <w:rPr>
+          <w:rFonts w:hint="eastAsia"/>
+          <w:b w:val="0"/>
+          <w:sz w:val="24"/>
+        </w:rPr>
+        <w:t>2</w:t>
+      </w:r>
+      <w:r>
+        <w:rPr>
+          <w:b w:val="0"/>
+          <w:sz w:val="24"/>
+        </w:rPr>
+        <w:t xml:space="preserve"> </w:t>
+      </w:r>
+      <w:r>
+        <w:rPr>
+          <w:rFonts w:hint="eastAsia"/>
+          <w:b w:val="0"/>
+          <w:sz w:val="24"/>
+        </w:rPr>
+        <w:t>代码示例</w:t>
+      </w:r>
+    </w:p>
+    <w:p>
+      <w:pPr>
+        <w:pStyle w:val="SourceCode"/>
+        <w:rPr>
+          <w:rFonts w:hint="eastAsia"/>
+        </w:rPr>
+      </w:pPr>
+      <w:r>
+        <w:rPr>
+          <w:rStyle w:val="KeywordTok"/>
+        </w:rPr>
+        <w:t>def</w:t>
+      </w:r>
+      <w:r>
+        <w:rPr>
+          <w:rStyle w:val="NormalTok"/>
+        </w:rPr>
+        <w:t xml:space="preserve"> </w:t>
+      </w:r>
+      <w:proofErr w:type="spellStart"/>
+      <w:r>
+        <w:rPr>
+          <w:rStyle w:val="NormalTok"/>
+        </w:rPr>
+        <w:t>most_representative_of</w:t>
+      </w:r>
+      <w:proofErr w:type="spellEnd"/>
+      <w:r>
+        <w:rPr>
+          <w:rStyle w:val="NormalTok"/>
+        </w:rPr>
+        <w:t xml:space="preserve">(responses: </w:t>
+      </w:r>
+      <w:r>
+        <w:rPr>
+          <w:rStyle w:val="BuiltInTok"/>
+        </w:rPr>
+        <w:t>list</w:t>
+      </w:r>
+      <w:r>
+        <w:rPr>
+          <w:rStyle w:val="NormalTok"/>
+        </w:rPr>
+        <w:t>[</w:t>
+      </w:r>
+      <w:r>
+        <w:rPr>
+          <w:rStyle w:val="BuiltInTok"/>
+        </w:rPr>
+        <w:t>str</w:t>
+      </w:r>
+      <w:r>
+        <w:rPr>
+          <w:rStyle w:val="NormalTok"/>
+        </w:rPr>
+        <w:t xml:space="preserve">]) </w:t>
+      </w:r>
+      <w:r>
+        <w:rPr>
+          <w:rStyle w:val="OperatorTok"/>
+        </w:rPr>
+        <w:t>-&gt;</w:t>
+      </w:r>
+      <w:r>
+        <w:rPr>
+          <w:rStyle w:val="NormalTok"/>
+        </w:rPr>
+        <w:t xml:space="preserve"> </w:t>
+      </w:r>
+      <w:r>
+        <w:rPr>
+          <w:rStyle w:val="BuiltInTok"/>
+        </w:rPr>
+        <w:t>str</w:t>
+      </w:r>
+      <w:r>
+        <w:rPr>
+          <w:rStyle w:val="NormalTok"/>
+        </w:rPr>
+        <w:t>:</w:t>
+      </w:r>
+      <w:r>
+        <w:br/>
+      </w:r>
+      <w:r>
+        <w:rPr>
+          <w:rStyle w:val="NormalTok"/>
+        </w:rPr>
+        <w:t xml:space="preserve">    </w:t>
+      </w:r>
+      <w:r>
+        <w:rPr>
+          <w:rStyle w:val="CommentTok"/>
+        </w:rPr>
+        <w:t xml:space="preserve"># </w:t>
+      </w:r>
+      <w:r>
+        <w:rPr>
+          <w:rStyle w:val="CommentTok"/>
+        </w:rPr>
+        <w:t>将文本转为</w:t>
+      </w:r>
+      <w:r>
+        <w:rPr>
+          <w:rStyle w:val="CommentTok"/>
+        </w:rPr>
+        <w:t xml:space="preserve"> TF-IDF </w:t>
+      </w:r>
+      <w:r>
+        <w:rPr>
+          <w:rStyle w:val="CommentTok"/>
+        </w:rPr>
+        <w:t>向量</w:t>
+      </w:r>
+      <w:r>
+        <w:rPr>
+          <w:rStyle w:val="CommentTok"/>
+        </w:rPr>
+        <w:t>:</w:t>
+      </w:r>
+      <w:r>
+        <w:br/>
+      </w:r>
+      <w:r>
+        <w:rPr>
+          <w:rStyle w:val="NormalTok"/>
+        </w:rPr>
+        <w:t xml:space="preserve">    </w:t>
+      </w:r>
+      <w:proofErr w:type="spellStart"/>
+      <w:r>
+        <w:rPr>
+          <w:rStyle w:val="NormalTok"/>
+        </w:rPr>
+        <w:t>tfidf_matrix</w:t>
+      </w:r>
+      <w:proofErr w:type="spellEnd"/>
+      <w:r>
+        <w:rPr>
+          <w:rStyle w:val="NormalTok"/>
+        </w:rPr>
+        <w:t xml:space="preserve"> </w:t>
+      </w:r>
+      <w:r>
+        <w:rPr>
+          <w:rStyle w:val="OperatorTok"/>
+        </w:rPr>
+        <w:t>=</w:t>
+      </w:r>
+      <w:r>
+        <w:rPr>
+          <w:rStyle w:val="NormalTok"/>
+        </w:rPr>
+        <w:t xml:space="preserve"> </w:t>
+      </w:r>
+      <w:r>
+        <w:rPr>
+          <w:rStyle w:val="NormalTok"/>
+          <w:rFonts w:hint="eastAsia"/>
+        </w:rPr>
+        <w:t>(</w:t>
+      </w:r>
+      <w:r>
+        <w:br/>
+      </w:r>
+      <w:r>
+        <w:rPr>
+          <w:rStyle w:val="NormalTok"/>
+          <w:rFonts w:hint="eastAsia"/>
+        </w:rPr>
+        <w:t xml:space="preserve">        </w:t>
+      </w:r>
+      <w:proofErr w:type="spellStart"/>
+      <w:r>
+        <w:rPr>
+          <w:rStyle w:val="NormalTok"/>
+        </w:rPr>
+        <w:t>sklearn.feature_extraction.text.TfidfVectorizer</w:t>
+      </w:r>
+      <w:proofErr w:type="spellEnd"/>
+      <w:r>
+        <w:rPr>
+          <w:rStyle w:val="NormalTok"/>
+        </w:rPr>
+        <w:t>()</w:t>
+      </w:r>
+      <w:r>
+        <w:br/>
+      </w:r>
+      <w:r>
+        <w:rPr>
+          <w:rStyle w:val="NormalTok"/>
+          <w:rFonts w:hint="eastAsia"/>
+        </w:rPr>
+        <w:t xml:space="preserve">        </w:t>
+      </w:r>
+      <w:r>
+        <w:rPr>
+          <w:rStyle w:val="NormalTok"/>
+        </w:rPr>
+        <w:t>.</w:t>
+      </w:r>
+      <w:proofErr w:type="spellStart"/>
+      <w:r>
+        <w:rPr>
+          <w:rStyle w:val="NormalTok"/>
+        </w:rPr>
+        <w:t>fit_transform</w:t>
+      </w:r>
+      <w:proofErr w:type="spellEnd"/>
+      <w:r>
+        <w:rPr>
+          <w:rStyle w:val="NormalTok"/>
+        </w:rPr>
+        <w:t>(responses)</w:t>
+      </w:r>
+      <w:r>
+        <w:t xml:space="preserve"> </w:t>
+      </w:r>
+      <w:r>
+        <w:br/>
+      </w:r>
+      <w:r>
+        <w:rPr>
+          <w:rFonts w:hint="eastAsia"/>
+        </w:rPr>
+        <w:t xml:space="preserve">    )</w:t>
+      </w:r>
+      <w:r>
+        <w:br/>
+      </w:r>
+      <w:r>
+        <w:rPr>
+          <w:rStyle w:val="NormalTok"/>
+        </w:rPr>
+        <w:t xml:space="preserve">    </w:t>
+      </w:r>
+      <w:r>
+        <w:rPr>
+          <w:rStyle w:val="CommentTok"/>
+        </w:rPr>
+        <w:t xml:space="preserve"># </w:t>
+      </w:r>
+      <w:r>
+        <w:rPr>
+          <w:rStyle w:val="CommentTok"/>
+        </w:rPr>
+        <w:t>计算余弦相似度矩阵</w:t>
+      </w:r>
+      <w:r>
+        <w:rPr>
+          <w:rStyle w:val="CommentTok"/>
+        </w:rPr>
+        <w:t>:</w:t>
+      </w:r>
+      <w:r>
+        <w:br/>
+      </w:r>
+      <w:r>
+        <w:rPr>
+          <w:rStyle w:val="NormalTok"/>
+        </w:rPr>
+        <w:t xml:space="preserve">    </w:t>
+      </w:r>
+      <w:proofErr w:type="spellStart"/>
+      <w:r>
+        <w:rPr>
+          <w:rStyle w:val="NormalTok"/>
+        </w:rPr>
+        <w:t>sim_matrix</w:t>
+      </w:r>
+      <w:proofErr w:type="spellEnd"/>
+      <w:r>
+        <w:rPr>
+          <w:rStyle w:val="NormalTok"/>
+        </w:rPr>
+        <w:t xml:space="preserve"> </w:t>
+      </w:r>
+      <w:r>
+        <w:rPr>
+          <w:rStyle w:val="OperatorTok"/>
+        </w:rPr>
+        <w:t>=</w:t>
+      </w:r>
+      <w:r>
+        <w:rPr>
+          <w:rStyle w:val="NormalTok"/>
+        </w:rPr>
+        <w:t xml:space="preserve"> </w:t>
+      </w:r>
+      <w:proofErr w:type="spellStart"/>
+      <w:r>
+        <w:rPr>
+          <w:rStyle w:val="NormalTok"/>
+        </w:rPr>
+        <w:t>sklearn.metrics.pairwise.cosine_similarity</w:t>
+      </w:r>
+      <w:proofErr w:type="spellEnd"/>
+      <w:r>
+        <w:rPr>
+          <w:rStyle w:val="NormalTok"/>
+        </w:rPr>
+        <w:t>(</w:t>
+      </w:r>
+      <w:proofErr w:type="spellStart"/>
+      <w:r>
+        <w:rPr>
+          <w:rStyle w:val="NormalTok"/>
+        </w:rPr>
+        <w:t>tfidf_matrix</w:t>
+      </w:r>
+      <w:proofErr w:type="spellEnd"/>
+      <w:r>
+        <w:rPr>
+          <w:rStyle w:val="NormalTok"/>
+        </w:rPr>
+        <w:t>)</w:t>
+      </w:r>
+      <w:r>
+        <w:br/>
+      </w:r>
+      <w:r>
+        <w:rPr>
+          <w:rStyle w:val="NormalTok"/>
+        </w:rPr>
+        <w:t xml:space="preserve">    </w:t>
+      </w:r>
+      <w:r>
+        <w:rPr>
+          <w:rStyle w:val="CommentTok"/>
+        </w:rPr>
+        <w:t xml:space="preserve"># </w:t>
+      </w:r>
+      <w:r>
+        <w:rPr>
+          <w:rStyle w:val="CommentTok"/>
+        </w:rPr>
+        <w:t>计算每个文本与其他文本的平均相似度</w:t>
+      </w:r>
+      <w:r>
+        <w:rPr>
+          <w:rStyle w:val="CommentTok"/>
+        </w:rPr>
+        <w:t>:</w:t>
+      </w:r>
+      <w:r>
+        <w:br/>
+      </w:r>
+      <w:r>
+        <w:rPr>
+          <w:rStyle w:val="NormalTok"/>
+        </w:rPr>
+        <w:t xml:space="preserve">    </w:t>
+      </w:r>
+      <w:proofErr w:type="spellStart"/>
+      <w:r>
+        <w:rPr>
+          <w:rStyle w:val="NormalTok"/>
+        </w:rPr>
+        <w:t>avg_similarities</w:t>
+      </w:r>
+      <w:proofErr w:type="spellEnd"/>
+      <w:r>
+        <w:rPr>
+          <w:rStyle w:val="NormalTok"/>
+        </w:rPr>
+        <w:t xml:space="preserve"> </w:t>
+      </w:r>
+      <w:r>
+        <w:rPr>
+          <w:rStyle w:val="OperatorTok"/>
+        </w:rPr>
+        <w:t>=</w:t>
+      </w:r>
+      <w:r>
+        <w:rPr>
+          <w:rStyle w:val="NormalTok"/>
+        </w:rPr>
+        <w:t xml:space="preserve"> []</w:t>
+      </w:r>
+      <w:r>
+        <w:br/>
+      </w:r>
+      <w:r>
+        <w:rPr>
+          <w:rStyle w:val="NormalTok"/>
+        </w:rPr>
+        <w:t xml:space="preserve">    </w:t>
+      </w:r>
+      <w:r>
+        <w:rPr>
+          <w:rStyle w:val="ControlFlowTok"/>
+        </w:rPr>
+        <w:t>for</w:t>
+      </w:r>
+      <w:r>
+        <w:rPr>
+          <w:rStyle w:val="NormalTok"/>
+        </w:rPr>
+        <w:t xml:space="preserve"> </w:t>
+      </w:r>
+      <w:proofErr w:type="spellStart"/>
+      <w:r>
+        <w:rPr>
+          <w:rStyle w:val="NormalTok"/>
+        </w:rPr>
+        <w:t>i</w:t>
+      </w:r>
+      <w:proofErr w:type="spellEnd"/>
+      <w:r>
+        <w:rPr>
+          <w:rStyle w:val="NormalTok"/>
+        </w:rPr>
+        <w:t xml:space="preserve"> </w:t>
+      </w:r>
+      <w:r>
+        <w:rPr>
+          <w:rStyle w:val="KeywordTok"/>
+        </w:rPr>
+        <w:t>in</w:t>
+      </w:r>
+      <w:r>
+        <w:rPr>
+          <w:rStyle w:val="NormalTok"/>
+        </w:rPr>
+        <w:t xml:space="preserve"> </w:t>
+      </w:r>
+      <w:r>
+        <w:rPr>
+          <w:rStyle w:val="BuiltInTok"/>
+        </w:rPr>
+        <w:t>range</w:t>
+      </w:r>
+      <w:r>
+        <w:rPr>
+          <w:rStyle w:val="NormalTok"/>
+        </w:rPr>
+        <w:t>(</w:t>
+      </w:r>
+      <w:proofErr w:type="spellStart"/>
+      <w:r>
+        <w:rPr>
+          <w:rStyle w:val="BuiltInTok"/>
+        </w:rPr>
+        <w:t>len</w:t>
+      </w:r>
+      <w:proofErr w:type="spellEnd"/>
+      <w:r>
+        <w:rPr>
+          <w:rStyle w:val="NormalTok"/>
+        </w:rPr>
+        <w:t>(responses)):</w:t>
+      </w:r>
+      <w:r>
+        <w:br/>
+      </w:r>
+      <w:r>
+        <w:rPr>
+          <w:rStyle w:val="NormalTok"/>
+        </w:rPr>
+        <w:t xml:space="preserve">        </w:t>
+      </w:r>
+      <w:r>
+        <w:rPr>
+          <w:rStyle w:val="CommentTok"/>
+        </w:rPr>
+        <w:t xml:space="preserve"># </w:t>
+      </w:r>
+      <w:r>
+        <w:rPr>
+          <w:rStyle w:val="CommentTok"/>
+        </w:rPr>
+        <w:t>去除自身相似度</w:t>
+      </w:r>
+      <w:r>
+        <w:rPr>
+          <w:rStyle w:val="CommentTok"/>
+        </w:rPr>
+        <w:t xml:space="preserve"> (</w:t>
+      </w:r>
+      <w:r>
+        <w:rPr>
+          <w:rStyle w:val="CommentTok"/>
+        </w:rPr>
+        <w:t>即</w:t>
+      </w:r>
+      <w:r>
+        <w:rPr>
+          <w:rStyle w:val="CommentTok"/>
+        </w:rPr>
+        <w:t xml:space="preserve"> 1.0), </w:t>
+      </w:r>
+      <w:r>
+        <w:rPr>
+          <w:rStyle w:val="CommentTok"/>
+        </w:rPr>
+        <w:t>除以其它文本个数</w:t>
+      </w:r>
+      <w:r>
+        <w:rPr>
+          <w:rStyle w:val="CommentTok"/>
+        </w:rPr>
+        <w:t>:</w:t>
+      </w:r>
+      <w:r>
+        <w:br/>
+      </w:r>
+      <w:r>
+        <w:rPr>
+          <w:rStyle w:val="NormalTok"/>
+        </w:rPr>
+        <w:t xml:space="preserve">        </w:t>
+      </w:r>
+      <w:proofErr w:type="spellStart"/>
+      <w:r>
+        <w:rPr>
+          <w:rStyle w:val="NormalTok"/>
+        </w:rPr>
+        <w:t>avg_similarities.append</w:t>
+      </w:r>
+      <w:proofErr w:type="spellEnd"/>
+      <w:r>
+        <w:rPr>
+          <w:rStyle w:val="NormalTok"/>
+        </w:rPr>
+        <w:t>(</w:t>
+      </w:r>
+      <w:r>
+        <w:br/>
+      </w:r>
+      <w:r>
+        <w:rPr>
+          <w:rStyle w:val="NormalTok"/>
+        </w:rPr>
+        <w:lastRenderedPageBreak/>
+        <w:t xml:space="preserve">            (</w:t>
+      </w:r>
+      <w:proofErr w:type="spellStart"/>
+      <w:r>
+        <w:rPr>
+          <w:rStyle w:val="NormalTok"/>
+        </w:rPr>
+        <w:t>numpy.</w:t>
+      </w:r>
+      <w:r>
+        <w:rPr>
+          <w:rStyle w:val="BuiltInTok"/>
+        </w:rPr>
+        <w:t>sum</w:t>
+      </w:r>
+      <w:proofErr w:type="spellEnd"/>
+      <w:r>
+        <w:rPr>
+          <w:rStyle w:val="NormalTok"/>
+        </w:rPr>
+        <w:t>(</w:t>
+      </w:r>
+      <w:proofErr w:type="spellStart"/>
+      <w:r>
+        <w:rPr>
+          <w:rStyle w:val="NormalTok"/>
+        </w:rPr>
+        <w:t>sim_matrix</w:t>
+      </w:r>
+      <w:proofErr w:type="spellEnd"/>
+      <w:r>
+        <w:rPr>
+          <w:rStyle w:val="NormalTok"/>
+        </w:rPr>
+        <w:t>[</w:t>
+      </w:r>
+      <w:proofErr w:type="spellStart"/>
+      <w:r>
+        <w:rPr>
+          <w:rStyle w:val="NormalTok"/>
+        </w:rPr>
+        <w:t>i</w:t>
+      </w:r>
+      <w:proofErr w:type="spellEnd"/>
+      <w:r>
+        <w:rPr>
+          <w:rStyle w:val="NormalTok"/>
+        </w:rPr>
+        <w:t xml:space="preserve">]) </w:t>
+      </w:r>
+      <w:r>
+        <w:rPr>
+          <w:rStyle w:val="OperatorTok"/>
+        </w:rPr>
+        <w:t>-</w:t>
+      </w:r>
+      <w:r>
+        <w:rPr>
+          <w:rStyle w:val="NormalTok"/>
+        </w:rPr>
+        <w:t xml:space="preserve"> </w:t>
+      </w:r>
+      <w:r>
+        <w:rPr>
+          <w:rStyle w:val="DecValTok"/>
+        </w:rPr>
+        <w:t>1</w:t>
+      </w:r>
+      <w:r>
+        <w:rPr>
+          <w:rStyle w:val="NormalTok"/>
+        </w:rPr>
+        <w:t xml:space="preserve">) </w:t>
+      </w:r>
+      <w:r>
+        <w:rPr>
+          <w:rStyle w:val="OperatorTok"/>
+        </w:rPr>
+        <w:t>/</w:t>
+      </w:r>
+      <w:r>
+        <w:rPr>
+          <w:rStyle w:val="NormalTok"/>
+        </w:rPr>
+        <w:t xml:space="preserve"> (</w:t>
+      </w:r>
+      <w:proofErr w:type="spellStart"/>
+      <w:r>
+        <w:rPr>
+          <w:rStyle w:val="BuiltInTok"/>
+        </w:rPr>
+        <w:t>len</w:t>
+      </w:r>
+      <w:proofErr w:type="spellEnd"/>
+      <w:r>
+        <w:rPr>
+          <w:rStyle w:val="NormalTok"/>
+        </w:rPr>
+        <w:t xml:space="preserve">(responses) </w:t>
+      </w:r>
+      <w:r>
+        <w:rPr>
+          <w:rStyle w:val="OperatorTok"/>
+        </w:rPr>
+        <w:t>-</w:t>
+      </w:r>
+      <w:r>
+        <w:rPr>
+          <w:rStyle w:val="NormalTok"/>
+        </w:rPr>
+        <w:t xml:space="preserve"> </w:t>
+      </w:r>
+      <w:r>
+        <w:rPr>
+          <w:rStyle w:val="DecValTok"/>
+        </w:rPr>
+        <w:t>1</w:t>
+      </w:r>
+      <w:r>
+        <w:rPr>
+          <w:rStyle w:val="NormalTok"/>
+        </w:rPr>
+        <w:t>)</w:t>
+      </w:r>
+      <w:r>
+        <w:br/>
+      </w:r>
+      <w:r>
+        <w:rPr>
+          <w:rStyle w:val="NormalTok"/>
+        </w:rPr>
+        <w:t xml:space="preserve">            </w:t>
+      </w:r>
+      <w:r>
+        <w:rPr>
+          <w:rStyle w:val="ControlFlowTok"/>
+        </w:rPr>
+        <w:t>if</w:t>
+      </w:r>
+      <w:r>
+        <w:rPr>
+          <w:rStyle w:val="NormalTok"/>
+        </w:rPr>
+        <w:t xml:space="preserve"> </w:t>
+      </w:r>
+      <w:proofErr w:type="spellStart"/>
+      <w:r>
+        <w:rPr>
+          <w:rStyle w:val="BuiltInTok"/>
+        </w:rPr>
+        <w:t>len</w:t>
+      </w:r>
+      <w:proofErr w:type="spellEnd"/>
+      <w:r>
+        <w:rPr>
+          <w:rStyle w:val="NormalTok"/>
+        </w:rPr>
+        <w:t xml:space="preserve">(responses) </w:t>
+      </w:r>
+      <w:r>
+        <w:rPr>
+          <w:rStyle w:val="OperatorTok"/>
+        </w:rPr>
+        <w:t>&gt;</w:t>
+      </w:r>
+      <w:r>
+        <w:rPr>
+          <w:rStyle w:val="NormalTok"/>
+        </w:rPr>
+        <w:t xml:space="preserve"> </w:t>
+      </w:r>
+      <w:r>
+        <w:rPr>
+          <w:rStyle w:val="DecValTok"/>
+        </w:rPr>
+        <w:t>1</w:t>
+      </w:r>
+      <w:r>
+        <w:br/>
+      </w:r>
+      <w:r>
+        <w:rPr>
+          <w:rStyle w:val="NormalTok"/>
+        </w:rPr>
+        <w:t xml:space="preserve">            </w:t>
+      </w:r>
+      <w:r>
+        <w:rPr>
+          <w:rStyle w:val="ControlFlowTok"/>
+        </w:rPr>
+        <w:t>else</w:t>
+      </w:r>
+      <w:r>
+        <w:rPr>
+          <w:rStyle w:val="NormalTok"/>
+        </w:rPr>
+        <w:t xml:space="preserve"> </w:t>
+      </w:r>
+      <w:r>
+        <w:rPr>
+          <w:rStyle w:val="FloatTok"/>
+        </w:rPr>
+        <w:t>1.0</w:t>
+      </w:r>
+      <w:r>
+        <w:br/>
+      </w:r>
+      <w:r>
+        <w:rPr>
+          <w:rStyle w:val="NormalTok"/>
+        </w:rPr>
+        <w:t xml:space="preserve">        )</w:t>
+      </w:r>
+      <w:r>
+        <w:br/>
+      </w:r>
+      <w:r>
+        <w:rPr>
+          <w:rStyle w:val="NormalTok"/>
+        </w:rPr>
+        <w:t xml:space="preserve">    </w:t>
+      </w:r>
+      <w:r>
+        <w:rPr>
+          <w:rStyle w:val="CommentTok"/>
+        </w:rPr>
+        <w:t xml:space="preserve"># </w:t>
+      </w:r>
+      <w:r>
+        <w:rPr>
+          <w:rStyle w:val="CommentTok"/>
+        </w:rPr>
+        <w:t>找出平均相似度最高的文本</w:t>
+      </w:r>
+      <w:r>
+        <w:rPr>
+          <w:rStyle w:val="CommentTok"/>
+        </w:rPr>
+        <w:t>:</w:t>
+      </w:r>
+      <w:r>
+        <w:br/>
+      </w:r>
+      <w:r>
+        <w:rPr>
+          <w:rStyle w:val="NormalTok"/>
+        </w:rPr>
+        <w:t xml:space="preserve">    </w:t>
+      </w:r>
+      <w:proofErr w:type="spellStart"/>
+      <w:r>
+        <w:rPr>
+          <w:rStyle w:val="NormalTok"/>
+        </w:rPr>
+        <w:t>best_index</w:t>
+      </w:r>
+      <w:proofErr w:type="spellEnd"/>
+      <w:r>
+        <w:rPr>
+          <w:rStyle w:val="NormalTok"/>
+        </w:rPr>
+        <w:t xml:space="preserve"> </w:t>
+      </w:r>
+      <w:r>
+        <w:rPr>
+          <w:rStyle w:val="OperatorTok"/>
+        </w:rPr>
+        <w:t>=</w:t>
+      </w:r>
+      <w:r>
+        <w:rPr>
+          <w:rStyle w:val="NormalTok"/>
+        </w:rPr>
+        <w:t xml:space="preserve"> </w:t>
+      </w:r>
+      <w:r>
+        <w:rPr>
+          <w:rStyle w:val="BuiltInTok"/>
+        </w:rPr>
+        <w:t>int</w:t>
+      </w:r>
+      <w:r>
+        <w:rPr>
+          <w:rStyle w:val="NormalTok"/>
+        </w:rPr>
+        <w:t>(</w:t>
+      </w:r>
+      <w:proofErr w:type="spellStart"/>
+      <w:proofErr w:type="gramStart"/>
+      <w:r>
+        <w:rPr>
+          <w:rStyle w:val="NormalTok"/>
+        </w:rPr>
+        <w:t>numpy.argmax</w:t>
+      </w:r>
+      <w:proofErr w:type="spellEnd"/>
+      <w:proofErr w:type="gramEnd"/>
+      <w:r>
+        <w:rPr>
+          <w:rStyle w:val="NormalTok"/>
+        </w:rPr>
+        <w:t>(</w:t>
+      </w:r>
+      <w:proofErr w:type="spellStart"/>
+      <w:r>
+        <w:rPr>
+          <w:rStyle w:val="NormalTok"/>
+        </w:rPr>
+        <w:t>avg_similarities</w:t>
+      </w:r>
+      <w:proofErr w:type="spellEnd"/>
+      <w:r>
+        <w:rPr>
+          <w:rStyle w:val="NormalTok"/>
+        </w:rPr>
+        <w:t>))</w:t>
+      </w:r>
+      <w:r>
+        <w:br/>
+      </w:r>
+      <w:r>
+        <w:rPr>
+          <w:rStyle w:val="NormalTok"/>
+        </w:rPr>
+        <w:t xml:space="preserve">    </w:t>
+      </w:r>
+      <w:r>
+        <w:rPr>
+          <w:rStyle w:val="ControlFlowTok"/>
+        </w:rPr>
+        <w:t>return</w:t>
+      </w:r>
+      <w:r>
+        <w:rPr>
+          <w:rStyle w:val="NormalTok"/>
+        </w:rPr>
+        <w:t xml:space="preserve"> responses[</w:t>
+      </w:r>
+      <w:proofErr w:type="spellStart"/>
+      <w:r>
+        <w:rPr>
+          <w:rStyle w:val="NormalTok"/>
+        </w:rPr>
+        <w:t>best_index</w:t>
+      </w:r>
+      <w:proofErr w:type="spellEnd"/>
+      <w:r>
+        <w:rPr>
+          <w:rStyle w:val="NormalTok"/>
+        </w:rPr>
+        <w:t>]</w:t>
       </w:r>
     </w:p>
     <w:p>
@@ -13112,8 +12766,11 @@
           <w:szCs w:val="30"/>
         </w:rPr>
       </w:pPr>
-      <w:bookmarkStart w:id="18" w:name="_Toc135816538"/>
-      <w:bookmarkStart w:id="19" w:name="_Toc193469010"/>
+      <w:bookmarkStart w:id="69" w:name="_Toc135816538"/>
+      <w:bookmarkStart w:id="70" w:name="_Toc193469235"/>
+      <w:bookmarkStart w:id="71" w:name="_Toc193469291"/>
+      <w:bookmarkStart w:id="72" w:name="_Toc193469333"/>
+      <w:bookmarkStart w:id="73" w:name="_Toc193469983"/>
       <w:r>
         <w:rPr>
           <w:rFonts w:eastAsia="黑体" w:hint="eastAsia"/>
@@ -13138,8 +12795,11 @@
         </w:rPr>
         <w:t>概要设计</w:t>
       </w:r>
-      <w:bookmarkEnd w:id="18"/>
-      <w:bookmarkEnd w:id="19"/>
+      <w:bookmarkEnd w:id="69"/>
+      <w:bookmarkEnd w:id="70"/>
+      <w:bookmarkEnd w:id="71"/>
+      <w:bookmarkEnd w:id="72"/>
+      <w:bookmarkEnd w:id="73"/>
     </w:p>
     <w:p>
       <w:pPr>
@@ -13154,11 +12814,14 @@
           <w:rFonts w:eastAsia="黑体"/>
         </w:rPr>
       </w:pPr>
-      <w:bookmarkStart w:id="20" w:name="_Toc136438658"/>
-      <w:bookmarkStart w:id="21" w:name="_Toc135817012"/>
-      <w:bookmarkStart w:id="22" w:name="_Toc136438761"/>
-      <w:bookmarkStart w:id="23" w:name="_Toc135816539"/>
-      <w:bookmarkStart w:id="24" w:name="_Toc193469011"/>
+      <w:bookmarkStart w:id="74" w:name="_Toc136438658"/>
+      <w:bookmarkStart w:id="75" w:name="_Toc135817012"/>
+      <w:bookmarkStart w:id="76" w:name="_Toc136438761"/>
+      <w:bookmarkStart w:id="77" w:name="_Toc135816539"/>
+      <w:bookmarkStart w:id="78" w:name="_Toc193469236"/>
+      <w:bookmarkStart w:id="79" w:name="_Toc193469292"/>
+      <w:bookmarkStart w:id="80" w:name="_Toc193469334"/>
+      <w:bookmarkStart w:id="81" w:name="_Toc193469984"/>
       <w:r>
         <w:rPr>
           <w:rFonts w:eastAsia="黑体" w:hint="eastAsia"/>
@@ -13177,11 +12840,14 @@
         </w:rPr>
         <w:t>业务流程</w:t>
       </w:r>
-      <w:bookmarkEnd w:id="20"/>
-      <w:bookmarkEnd w:id="21"/>
-      <w:bookmarkEnd w:id="22"/>
-      <w:bookmarkEnd w:id="23"/>
-      <w:bookmarkEnd w:id="24"/>
+      <w:bookmarkEnd w:id="74"/>
+      <w:bookmarkEnd w:id="75"/>
+      <w:bookmarkEnd w:id="76"/>
+      <w:bookmarkEnd w:id="77"/>
+      <w:bookmarkEnd w:id="78"/>
+      <w:bookmarkEnd w:id="79"/>
+      <w:bookmarkEnd w:id="80"/>
+      <w:bookmarkEnd w:id="81"/>
     </w:p>
     <w:p>
       <w:pPr>
@@ -13196,7 +12862,10 @@
           <w:rFonts w:eastAsia="黑体"/>
         </w:rPr>
       </w:pPr>
-      <w:bookmarkStart w:id="25" w:name="_Toc193469012"/>
+      <w:bookmarkStart w:id="82" w:name="_Toc193469237"/>
+      <w:bookmarkStart w:id="83" w:name="_Toc193469293"/>
+      <w:bookmarkStart w:id="84" w:name="_Toc193469335"/>
+      <w:bookmarkStart w:id="85" w:name="_Toc193469985"/>
       <w:r>
         <w:rPr>
           <w:rFonts w:eastAsia="黑体" w:hint="eastAsia"/>
@@ -13215,7 +12884,10 @@
         </w:rPr>
         <w:t>功能模块介绍</w:t>
       </w:r>
-      <w:bookmarkEnd w:id="25"/>
+      <w:bookmarkEnd w:id="82"/>
+      <w:bookmarkEnd w:id="83"/>
+      <w:bookmarkEnd w:id="84"/>
+      <w:bookmarkEnd w:id="85"/>
     </w:p>
     <w:p>
       <w:pPr>
@@ -14077,6 +13749,7 @@
                                   <w:szCs w:val="15"/>
                                 </w:rPr>
                               </w:pPr>
+                              <w:proofErr w:type="spellStart"/>
                               <w:r>
                                 <w:rPr>
                                   <w:rFonts w:hint="eastAsia"/>
@@ -14085,6 +13758,7 @@
                                 </w:rPr>
                                 <w:t>AsTellAs</w:t>
                               </w:r>
+                              <w:proofErr w:type="spellEnd"/>
                               <w:r>
                                 <w:rPr>
                                   <w:rFonts w:hint="eastAsia"/>
@@ -14772,6 +14446,7 @@
                                   <w:szCs w:val="15"/>
                                 </w:rPr>
                               </w:pPr>
+                              <w:proofErr w:type="spellStart"/>
                               <w:r>
                                 <w:rPr>
                                   <w:rFonts w:hint="eastAsia"/>
@@ -14780,6 +14455,7 @@
                                 </w:rPr>
                                 <w:t>AsTellAs</w:t>
                               </w:r>
+                              <w:proofErr w:type="spellEnd"/>
                               <w:r>
                                 <w:rPr>
                                   <w:rFonts w:hint="eastAsia"/>
@@ -15168,6 +14844,7 @@
                                 </w:rPr>
                                 <w:t>公司内部</w:t>
                               </w:r>
+                              <w:proofErr w:type="spellStart"/>
                               <w:r>
                                 <w:rPr>
                                   <w:rFonts w:hint="eastAsia"/>
@@ -15176,6 +14853,7 @@
                                 </w:rPr>
                                 <w:t>NetWork</w:t>
                               </w:r>
+                              <w:proofErr w:type="spellEnd"/>
                             </w:p>
                           </w:txbxContent>
                         </wps:txbx>
@@ -16086,6 +15764,7 @@
                             <w:szCs w:val="15"/>
                           </w:rPr>
                         </w:pPr>
+                        <w:proofErr w:type="spellStart"/>
                         <w:r>
                           <w:rPr>
                             <w:rFonts w:hint="eastAsia"/>
@@ -16094,6 +15773,7 @@
                           </w:rPr>
                           <w:t>AsTellAs</w:t>
                         </w:r>
+                        <w:proofErr w:type="spellEnd"/>
                         <w:r>
                           <w:rPr>
                             <w:rFonts w:hint="eastAsia"/>
@@ -16309,6 +15989,7 @@
                             <w:szCs w:val="15"/>
                           </w:rPr>
                         </w:pPr>
+                        <w:proofErr w:type="spellStart"/>
                         <w:r>
                           <w:rPr>
                             <w:rFonts w:hint="eastAsia"/>
@@ -16317,6 +15998,7 @@
                           </w:rPr>
                           <w:t>AsTellAs</w:t>
                         </w:r>
+                        <w:proofErr w:type="spellEnd"/>
                         <w:r>
                           <w:rPr>
                             <w:rFonts w:hint="eastAsia"/>
@@ -16386,6 +16068,7 @@
                           </w:rPr>
                           <w:t>公司内部</w:t>
                         </w:r>
+                        <w:proofErr w:type="spellStart"/>
                         <w:r>
                           <w:rPr>
                             <w:rFonts w:hint="eastAsia"/>
@@ -16394,6 +16077,7 @@
                           </w:rPr>
                           <w:t>NetWork</w:t>
                         </w:r>
+                        <w:proofErr w:type="spellEnd"/>
                       </w:p>
                     </w:txbxContent>
                   </v:textbox>
@@ -16767,14 +16451,18 @@
           <w:szCs w:val="30"/>
         </w:rPr>
       </w:pPr>
-      <w:bookmarkStart w:id="26" w:name="_Toc135816541"/>
-      <w:bookmarkStart w:id="27" w:name="_Toc193469013"/>
+      <w:bookmarkStart w:id="86" w:name="_Toc135816541"/>
+      <w:bookmarkStart w:id="87" w:name="_Toc193469238"/>
+      <w:bookmarkStart w:id="88" w:name="_Toc193469294"/>
+      <w:bookmarkStart w:id="89" w:name="_Toc193469336"/>
+      <w:bookmarkStart w:id="90" w:name="_Toc193469986"/>
       <w:r>
         <w:rPr>
           <w:rFonts w:eastAsia="黑体" w:hint="eastAsia"/>
           <w:sz w:val="24"/>
           <w:szCs w:val="30"/>
         </w:rPr>
+        <w:lastRenderedPageBreak/>
         <w:t>4</w:t>
       </w:r>
       <w:r>
@@ -16793,8 +16481,11 @@
         </w:rPr>
         <w:t>详细设计</w:t>
       </w:r>
-      <w:bookmarkEnd w:id="26"/>
-      <w:bookmarkEnd w:id="27"/>
+      <w:bookmarkEnd w:id="86"/>
+      <w:bookmarkEnd w:id="87"/>
+      <w:bookmarkEnd w:id="88"/>
+      <w:bookmarkEnd w:id="89"/>
+      <w:bookmarkEnd w:id="90"/>
     </w:p>
     <w:p>
       <w:pPr>
@@ -16805,11 +16496,14 @@
           <w:sz w:val="24"/>
         </w:rPr>
       </w:pPr>
-      <w:bookmarkStart w:id="28" w:name="_Toc136438661"/>
-      <w:bookmarkStart w:id="29" w:name="_Toc135816542"/>
-      <w:bookmarkStart w:id="30" w:name="_Toc135817015"/>
-      <w:bookmarkStart w:id="31" w:name="_Toc136438764"/>
-      <w:bookmarkStart w:id="32" w:name="_Toc193469014"/>
+      <w:bookmarkStart w:id="91" w:name="_Toc136438661"/>
+      <w:bookmarkStart w:id="92" w:name="_Toc135816542"/>
+      <w:bookmarkStart w:id="93" w:name="_Toc135817015"/>
+      <w:bookmarkStart w:id="94" w:name="_Toc136438764"/>
+      <w:bookmarkStart w:id="95" w:name="_Toc193469239"/>
+      <w:bookmarkStart w:id="96" w:name="_Toc193469295"/>
+      <w:bookmarkStart w:id="97" w:name="_Toc193469337"/>
+      <w:bookmarkStart w:id="98" w:name="_Toc193469987"/>
       <w:r>
         <w:rPr>
           <w:rFonts w:eastAsia="黑体" w:hint="eastAsia"/>
@@ -16831,15 +16525,18 @@
         </w:rPr>
         <w:t>数据库的设计</w:t>
       </w:r>
-      <w:bookmarkStart w:id="33" w:name="_Toc136438765"/>
-      <w:bookmarkStart w:id="34" w:name="_Toc135816543"/>
-      <w:bookmarkStart w:id="35" w:name="_Toc135817016"/>
-      <w:bookmarkStart w:id="36" w:name="_Toc136438662"/>
-      <w:bookmarkEnd w:id="28"/>
-      <w:bookmarkEnd w:id="29"/>
-      <w:bookmarkEnd w:id="30"/>
-      <w:bookmarkEnd w:id="31"/>
-      <w:bookmarkEnd w:id="32"/>
+      <w:bookmarkStart w:id="99" w:name="_Toc136438765"/>
+      <w:bookmarkStart w:id="100" w:name="_Toc135816543"/>
+      <w:bookmarkStart w:id="101" w:name="_Toc135817016"/>
+      <w:bookmarkStart w:id="102" w:name="_Toc136438662"/>
+      <w:bookmarkEnd w:id="91"/>
+      <w:bookmarkEnd w:id="92"/>
+      <w:bookmarkEnd w:id="93"/>
+      <w:bookmarkEnd w:id="94"/>
+      <w:bookmarkEnd w:id="95"/>
+      <w:bookmarkEnd w:id="96"/>
+      <w:bookmarkEnd w:id="97"/>
+      <w:bookmarkEnd w:id="98"/>
     </w:p>
     <w:p>
       <w:pPr>
@@ -16850,7 +16547,10 @@
           <w:sz w:val="24"/>
         </w:rPr>
       </w:pPr>
-      <w:bookmarkStart w:id="37" w:name="_Toc193469015"/>
+      <w:bookmarkStart w:id="103" w:name="_Toc193469240"/>
+      <w:bookmarkStart w:id="104" w:name="_Toc193469296"/>
+      <w:bookmarkStart w:id="105" w:name="_Toc193469338"/>
+      <w:bookmarkStart w:id="106" w:name="_Toc193469988"/>
       <w:r>
         <w:rPr>
           <w:rFonts w:eastAsia="黑体" w:hint="eastAsia"/>
@@ -16881,15 +16581,18 @@
         </w:rPr>
         <w:t>书</w:t>
       </w:r>
-      <w:bookmarkStart w:id="38" w:name="_Toc135816544"/>
-      <w:bookmarkStart w:id="39" w:name="_Toc135817017"/>
-      <w:bookmarkStart w:id="40" w:name="_Toc136438766"/>
-      <w:bookmarkStart w:id="41" w:name="_Toc136438663"/>
-      <w:bookmarkEnd w:id="33"/>
-      <w:bookmarkEnd w:id="34"/>
-      <w:bookmarkEnd w:id="35"/>
-      <w:bookmarkEnd w:id="36"/>
-      <w:bookmarkEnd w:id="37"/>
+      <w:bookmarkStart w:id="107" w:name="_Toc135816544"/>
+      <w:bookmarkStart w:id="108" w:name="_Toc135817017"/>
+      <w:bookmarkStart w:id="109" w:name="_Toc136438766"/>
+      <w:bookmarkStart w:id="110" w:name="_Toc136438663"/>
+      <w:bookmarkEnd w:id="99"/>
+      <w:bookmarkEnd w:id="100"/>
+      <w:bookmarkEnd w:id="101"/>
+      <w:bookmarkEnd w:id="102"/>
+      <w:bookmarkEnd w:id="103"/>
+      <w:bookmarkEnd w:id="104"/>
+      <w:bookmarkEnd w:id="105"/>
+      <w:bookmarkEnd w:id="106"/>
     </w:p>
     <w:p>
       <w:pPr>
@@ -16900,7 +16603,10 @@
           <w:sz w:val="24"/>
         </w:rPr>
       </w:pPr>
-      <w:bookmarkStart w:id="42" w:name="_Toc193469016"/>
+      <w:bookmarkStart w:id="111" w:name="_Toc193469241"/>
+      <w:bookmarkStart w:id="112" w:name="_Toc193469297"/>
+      <w:bookmarkStart w:id="113" w:name="_Toc193469339"/>
+      <w:bookmarkStart w:id="114" w:name="_Toc193469989"/>
       <w:r>
         <w:rPr>
           <w:rFonts w:eastAsia="黑体" w:hint="eastAsia"/>
@@ -16922,11 +16628,14 @@
         </w:rPr>
         <w:t>界面设计</w:t>
       </w:r>
-      <w:bookmarkEnd w:id="38"/>
-      <w:bookmarkEnd w:id="39"/>
-      <w:bookmarkEnd w:id="40"/>
-      <w:bookmarkEnd w:id="41"/>
-      <w:bookmarkEnd w:id="42"/>
+      <w:bookmarkEnd w:id="107"/>
+      <w:bookmarkEnd w:id="108"/>
+      <w:bookmarkEnd w:id="109"/>
+      <w:bookmarkEnd w:id="110"/>
+      <w:bookmarkEnd w:id="111"/>
+      <w:bookmarkEnd w:id="112"/>
+      <w:bookmarkEnd w:id="113"/>
+      <w:bookmarkEnd w:id="114"/>
     </w:p>
     <w:p>
       <w:pPr>
@@ -17013,14 +16722,18 @@
           <w:szCs w:val="30"/>
         </w:rPr>
       </w:pPr>
-      <w:bookmarkStart w:id="43" w:name="_Toc135816545"/>
-      <w:bookmarkStart w:id="44" w:name="_Toc193469017"/>
+      <w:bookmarkStart w:id="115" w:name="_Toc135816545"/>
+      <w:bookmarkStart w:id="116" w:name="_Toc193469242"/>
+      <w:bookmarkStart w:id="117" w:name="_Toc193469298"/>
+      <w:bookmarkStart w:id="118" w:name="_Toc193469340"/>
+      <w:bookmarkStart w:id="119" w:name="_Toc193469990"/>
       <w:r>
         <w:rPr>
           <w:rFonts w:eastAsia="黑体" w:hint="eastAsia"/>
           <w:sz w:val="24"/>
           <w:szCs w:val="30"/>
         </w:rPr>
+        <w:lastRenderedPageBreak/>
         <w:t>5</w:t>
       </w:r>
       <w:r>
@@ -17039,8 +16752,11 @@
         </w:rPr>
         <w:t>系统实现</w:t>
       </w:r>
-      <w:bookmarkEnd w:id="43"/>
-      <w:bookmarkEnd w:id="44"/>
+      <w:bookmarkEnd w:id="115"/>
+      <w:bookmarkEnd w:id="116"/>
+      <w:bookmarkEnd w:id="117"/>
+      <w:bookmarkEnd w:id="118"/>
+      <w:bookmarkEnd w:id="119"/>
     </w:p>
     <w:p>
       <w:pPr>
@@ -17052,7 +16768,10 @@
           <w:sz w:val="24"/>
         </w:rPr>
       </w:pPr>
-      <w:bookmarkStart w:id="45" w:name="_Toc193469018"/>
+      <w:bookmarkStart w:id="120" w:name="_Toc193469243"/>
+      <w:bookmarkStart w:id="121" w:name="_Toc193469299"/>
+      <w:bookmarkStart w:id="122" w:name="_Toc193469341"/>
+      <w:bookmarkStart w:id="123" w:name="_Toc193469991"/>
       <w:r>
         <w:rPr>
           <w:rFonts w:hint="eastAsia"/>
@@ -17078,7 +16797,10 @@
         </w:rPr>
         <w:t>界面</w:t>
       </w:r>
-      <w:bookmarkEnd w:id="45"/>
+      <w:bookmarkEnd w:id="120"/>
+      <w:bookmarkEnd w:id="121"/>
+      <w:bookmarkEnd w:id="122"/>
+      <w:bookmarkEnd w:id="123"/>
     </w:p>
     <w:p>
       <w:pPr>
@@ -17148,13 +16870,17 @@
           <w:szCs w:val="30"/>
         </w:rPr>
       </w:pPr>
-      <w:bookmarkStart w:id="46" w:name="_Toc193469019"/>
+      <w:bookmarkStart w:id="124" w:name="_Toc193469244"/>
+      <w:bookmarkStart w:id="125" w:name="_Toc193469300"/>
+      <w:bookmarkStart w:id="126" w:name="_Toc193469342"/>
+      <w:bookmarkStart w:id="127" w:name="_Toc193469992"/>
       <w:r>
         <w:rPr>
           <w:rFonts w:eastAsia="黑体" w:hint="eastAsia"/>
           <w:sz w:val="24"/>
           <w:szCs w:val="30"/>
         </w:rPr>
+        <w:lastRenderedPageBreak/>
         <w:t>6</w:t>
       </w:r>
       <w:r>
@@ -17173,7 +16899,10 @@
         </w:rPr>
         <w:t>关键算法与数据结构</w:t>
       </w:r>
-      <w:bookmarkEnd w:id="46"/>
+      <w:bookmarkEnd w:id="124"/>
+      <w:bookmarkEnd w:id="125"/>
+      <w:bookmarkEnd w:id="126"/>
+      <w:bookmarkEnd w:id="127"/>
     </w:p>
     <w:p>
       <w:pPr>
@@ -17312,14 +17041,18 @@
           <w:szCs w:val="30"/>
         </w:rPr>
       </w:pPr>
-      <w:bookmarkStart w:id="47" w:name="_Toc135816550"/>
-      <w:bookmarkStart w:id="48" w:name="_Toc193469020"/>
+      <w:bookmarkStart w:id="128" w:name="_Toc135816550"/>
+      <w:bookmarkStart w:id="129" w:name="_Toc193469245"/>
+      <w:bookmarkStart w:id="130" w:name="_Toc193469301"/>
+      <w:bookmarkStart w:id="131" w:name="_Toc193469343"/>
+      <w:bookmarkStart w:id="132" w:name="_Toc193469993"/>
       <w:r>
         <w:rPr>
           <w:rFonts w:eastAsia="黑体" w:hint="eastAsia"/>
           <w:sz w:val="24"/>
           <w:szCs w:val="30"/>
         </w:rPr>
+        <w:lastRenderedPageBreak/>
         <w:t>7</w:t>
       </w:r>
       <w:r>
@@ -17338,8 +17071,11 @@
         </w:rPr>
         <w:t>系统测试</w:t>
       </w:r>
-      <w:bookmarkEnd w:id="47"/>
-      <w:bookmarkEnd w:id="48"/>
+      <w:bookmarkEnd w:id="128"/>
+      <w:bookmarkEnd w:id="129"/>
+      <w:bookmarkEnd w:id="130"/>
+      <w:bookmarkEnd w:id="131"/>
+      <w:bookmarkEnd w:id="132"/>
     </w:p>
     <w:p>
       <w:pPr>
@@ -17351,8 +17087,11 @@
           <w:sz w:val="24"/>
         </w:rPr>
       </w:pPr>
-      <w:bookmarkStart w:id="49" w:name="_Toc135816551"/>
-      <w:bookmarkStart w:id="50" w:name="_Toc193469021"/>
+      <w:bookmarkStart w:id="133" w:name="_Toc135816551"/>
+      <w:bookmarkStart w:id="134" w:name="_Toc193469246"/>
+      <w:bookmarkStart w:id="135" w:name="_Toc193469302"/>
+      <w:bookmarkStart w:id="136" w:name="_Toc193469344"/>
+      <w:bookmarkStart w:id="137" w:name="_Toc193469994"/>
       <w:r>
         <w:rPr>
           <w:b w:val="0"/>
@@ -17513,7 +17252,7 @@
         </w:rPr>
         <w:t>测试</w:t>
       </w:r>
-      <w:bookmarkEnd w:id="49"/>
+      <w:bookmarkEnd w:id="133"/>
       <w:r>
         <w:rPr>
           <w:b w:val="0"/>
@@ -17522,7 +17261,10 @@
         </w:rPr>
         <w:t>计划</w:t>
       </w:r>
-      <w:bookmarkEnd w:id="50"/>
+      <w:bookmarkEnd w:id="134"/>
+      <w:bookmarkEnd w:id="135"/>
+      <w:bookmarkEnd w:id="136"/>
+      <w:bookmarkEnd w:id="137"/>
     </w:p>
     <w:p>
       <w:pPr>
@@ -17533,10 +17275,13 @@
           <w:sz w:val="24"/>
         </w:rPr>
       </w:pPr>
-      <w:bookmarkStart w:id="51" w:name="_Toc135817025"/>
-      <w:bookmarkStart w:id="52" w:name="_Toc136438671"/>
-      <w:bookmarkStart w:id="53" w:name="_Toc135816552"/>
-      <w:bookmarkStart w:id="54" w:name="_Toc136438774"/>
+      <w:bookmarkStart w:id="138" w:name="_Toc135817025"/>
+      <w:bookmarkStart w:id="139" w:name="_Toc136438671"/>
+      <w:bookmarkStart w:id="140" w:name="_Toc135816552"/>
+      <w:bookmarkStart w:id="141" w:name="_Toc136438774"/>
+      <w:bookmarkStart w:id="142" w:name="_Toc193469303"/>
+      <w:bookmarkStart w:id="143" w:name="_Toc193469345"/>
+      <w:bookmarkStart w:id="144" w:name="_Toc193469995"/>
       <w:r>
         <w:rPr>
           <w:rFonts w:eastAsia="黑体" w:hint="eastAsia"/>
@@ -17558,10 +17303,13 @@
         </w:rPr>
         <w:t>单元测试</w:t>
       </w:r>
-      <w:bookmarkEnd w:id="51"/>
-      <w:bookmarkEnd w:id="52"/>
-      <w:bookmarkEnd w:id="53"/>
-      <w:bookmarkEnd w:id="54"/>
+      <w:bookmarkEnd w:id="138"/>
+      <w:bookmarkEnd w:id="139"/>
+      <w:bookmarkEnd w:id="140"/>
+      <w:bookmarkEnd w:id="141"/>
+      <w:bookmarkEnd w:id="142"/>
+      <w:bookmarkEnd w:id="143"/>
+      <w:bookmarkEnd w:id="144"/>
     </w:p>
     <w:p>
       <w:pPr>
@@ -18801,10 +18549,10 @@
           <w:sz w:val="24"/>
         </w:rPr>
       </w:pPr>
-      <w:bookmarkStart w:id="55" w:name="_Toc135816553"/>
-      <w:bookmarkStart w:id="56" w:name="_Toc135817026"/>
-      <w:bookmarkStart w:id="57" w:name="_Toc136438672"/>
-      <w:bookmarkStart w:id="58" w:name="_Toc136438775"/>
+      <w:bookmarkStart w:id="145" w:name="_Toc135816553"/>
+      <w:bookmarkStart w:id="146" w:name="_Toc135817026"/>
+      <w:bookmarkStart w:id="147" w:name="_Toc136438672"/>
+      <w:bookmarkStart w:id="148" w:name="_Toc136438775"/>
     </w:p>
     <w:p>
       <w:pPr>
@@ -18815,6 +18563,9 @@
           <w:sz w:val="24"/>
         </w:rPr>
       </w:pPr>
+      <w:bookmarkStart w:id="149" w:name="_Toc193469304"/>
+      <w:bookmarkStart w:id="150" w:name="_Toc193469346"/>
+      <w:bookmarkStart w:id="151" w:name="_Toc193469996"/>
       <w:r>
         <w:rPr>
           <w:rFonts w:eastAsia="黑体"/>
@@ -18829,14 +18580,17 @@
         </w:rPr>
         <w:t>结合测试</w:t>
       </w:r>
-      <w:bookmarkStart w:id="59" w:name="_Toc135816554"/>
-      <w:bookmarkStart w:id="60" w:name="_Toc135817027"/>
-      <w:bookmarkStart w:id="61" w:name="_Toc136438673"/>
-      <w:bookmarkStart w:id="62" w:name="_Toc136438776"/>
-      <w:bookmarkEnd w:id="55"/>
-      <w:bookmarkEnd w:id="56"/>
-      <w:bookmarkEnd w:id="57"/>
-      <w:bookmarkEnd w:id="58"/>
+      <w:bookmarkStart w:id="152" w:name="_Toc135816554"/>
+      <w:bookmarkStart w:id="153" w:name="_Toc135817027"/>
+      <w:bookmarkStart w:id="154" w:name="_Toc136438673"/>
+      <w:bookmarkStart w:id="155" w:name="_Toc136438776"/>
+      <w:bookmarkEnd w:id="145"/>
+      <w:bookmarkEnd w:id="146"/>
+      <w:bookmarkEnd w:id="147"/>
+      <w:bookmarkEnd w:id="148"/>
+      <w:bookmarkEnd w:id="149"/>
+      <w:bookmarkEnd w:id="150"/>
+      <w:bookmarkEnd w:id="151"/>
     </w:p>
     <w:p>
       <w:pPr>
@@ -18847,6 +18601,9 @@
           <w:sz w:val="24"/>
         </w:rPr>
       </w:pPr>
+      <w:bookmarkStart w:id="156" w:name="_Toc193469305"/>
+      <w:bookmarkStart w:id="157" w:name="_Toc193469347"/>
+      <w:bookmarkStart w:id="158" w:name="_Toc193469997"/>
       <w:r>
         <w:rPr>
           <w:rFonts w:eastAsia="黑体" w:hint="eastAsia"/>
@@ -18868,14 +18625,17 @@
         </w:rPr>
         <w:t>模拟测试</w:t>
       </w:r>
-      <w:bookmarkStart w:id="63" w:name="_Toc135816555"/>
-      <w:bookmarkStart w:id="64" w:name="_Toc136438777"/>
-      <w:bookmarkStart w:id="65" w:name="_Toc135817028"/>
-      <w:bookmarkStart w:id="66" w:name="_Toc136438674"/>
-      <w:bookmarkEnd w:id="59"/>
-      <w:bookmarkEnd w:id="60"/>
-      <w:bookmarkEnd w:id="61"/>
-      <w:bookmarkEnd w:id="62"/>
+      <w:bookmarkStart w:id="159" w:name="_Toc135816555"/>
+      <w:bookmarkStart w:id="160" w:name="_Toc136438777"/>
+      <w:bookmarkStart w:id="161" w:name="_Toc135817028"/>
+      <w:bookmarkStart w:id="162" w:name="_Toc136438674"/>
+      <w:bookmarkEnd w:id="152"/>
+      <w:bookmarkEnd w:id="153"/>
+      <w:bookmarkEnd w:id="154"/>
+      <w:bookmarkEnd w:id="155"/>
+      <w:bookmarkEnd w:id="156"/>
+      <w:bookmarkEnd w:id="157"/>
+      <w:bookmarkEnd w:id="158"/>
     </w:p>
     <w:p>
       <w:pPr>
@@ -18886,6 +18646,9 @@
           <w:sz w:val="24"/>
         </w:rPr>
       </w:pPr>
+      <w:bookmarkStart w:id="163" w:name="_Toc193469306"/>
+      <w:bookmarkStart w:id="164" w:name="_Toc193469348"/>
+      <w:bookmarkStart w:id="165" w:name="_Toc193469998"/>
       <w:r>
         <w:rPr>
           <w:rFonts w:eastAsia="黑体" w:hint="eastAsia"/>
@@ -18907,10 +18670,13 @@
         </w:rPr>
         <w:t>随机测试</w:t>
       </w:r>
-      <w:bookmarkEnd w:id="63"/>
-      <w:bookmarkEnd w:id="64"/>
-      <w:bookmarkEnd w:id="65"/>
-      <w:bookmarkEnd w:id="66"/>
+      <w:bookmarkEnd w:id="159"/>
+      <w:bookmarkEnd w:id="160"/>
+      <w:bookmarkEnd w:id="161"/>
+      <w:bookmarkEnd w:id="162"/>
+      <w:bookmarkEnd w:id="163"/>
+      <w:bookmarkEnd w:id="164"/>
+      <w:bookmarkEnd w:id="165"/>
     </w:p>
     <w:p>
       <w:pPr>
@@ -18958,13 +18724,17 @@
           <w:szCs w:val="30"/>
         </w:rPr>
       </w:pPr>
-      <w:bookmarkStart w:id="67" w:name="_Toc193469022"/>
+      <w:bookmarkStart w:id="166" w:name="_Toc193469247"/>
+      <w:bookmarkStart w:id="167" w:name="_Toc193469307"/>
+      <w:bookmarkStart w:id="168" w:name="_Toc193469349"/>
+      <w:bookmarkStart w:id="169" w:name="_Toc193469999"/>
       <w:r>
         <w:rPr>
           <w:rFonts w:eastAsia="黑体" w:hint="eastAsia"/>
           <w:sz w:val="24"/>
           <w:szCs w:val="30"/>
         </w:rPr>
+        <w:lastRenderedPageBreak/>
         <w:t>8</w:t>
       </w:r>
       <w:r>
@@ -18983,7 +18753,10 @@
         </w:rPr>
         <w:t>测试用例与测试报告</w:t>
       </w:r>
-      <w:bookmarkEnd w:id="67"/>
+      <w:bookmarkEnd w:id="166"/>
+      <w:bookmarkEnd w:id="167"/>
+      <w:bookmarkEnd w:id="168"/>
+      <w:bookmarkEnd w:id="169"/>
     </w:p>
     <w:p>
       <w:pPr>
@@ -19042,8 +18815,11 @@
           <w:szCs w:val="30"/>
         </w:rPr>
       </w:pPr>
-      <w:bookmarkStart w:id="68" w:name="_Toc135816559"/>
-      <w:bookmarkStart w:id="69" w:name="_Toc193469023"/>
+      <w:bookmarkStart w:id="170" w:name="_Toc135816559"/>
+      <w:bookmarkStart w:id="171" w:name="_Toc193469248"/>
+      <w:bookmarkStart w:id="172" w:name="_Toc193469308"/>
+      <w:bookmarkStart w:id="173" w:name="_Toc193469350"/>
+      <w:bookmarkStart w:id="174" w:name="_Toc193470000"/>
       <w:r>
         <w:rPr>
           <w:rFonts w:eastAsia="黑体" w:hint="eastAsia"/>
@@ -19069,8 +18845,11 @@
         </w:rPr>
         <w:t>总结和展望</w:t>
       </w:r>
-      <w:bookmarkEnd w:id="68"/>
-      <w:bookmarkEnd w:id="69"/>
+      <w:bookmarkEnd w:id="170"/>
+      <w:bookmarkEnd w:id="171"/>
+      <w:bookmarkEnd w:id="172"/>
+      <w:bookmarkEnd w:id="173"/>
+      <w:bookmarkEnd w:id="174"/>
     </w:p>
     <w:p>
       <w:pPr>
@@ -19264,8 +19043,11 @@
           <w:szCs w:val="30"/>
         </w:rPr>
       </w:pPr>
-      <w:bookmarkStart w:id="70" w:name="_Toc135816562"/>
-      <w:bookmarkStart w:id="71" w:name="_Toc193469024"/>
+      <w:bookmarkStart w:id="175" w:name="_Toc135816562"/>
+      <w:bookmarkStart w:id="176" w:name="_Toc193469249"/>
+      <w:bookmarkStart w:id="177" w:name="_Toc193469309"/>
+      <w:bookmarkStart w:id="178" w:name="_Toc193469351"/>
+      <w:bookmarkStart w:id="179" w:name="_Toc193470001"/>
       <w:r>
         <w:rPr>
           <w:rFonts w:eastAsia="黑体"/>
@@ -19273,10 +19055,14 @@
           <w:sz w:val="30"/>
           <w:szCs w:val="30"/>
         </w:rPr>
+        <w:lastRenderedPageBreak/>
         <w:t>参考文献</w:t>
       </w:r>
-      <w:bookmarkEnd w:id="70"/>
-      <w:bookmarkEnd w:id="71"/>
+      <w:bookmarkEnd w:id="175"/>
+      <w:bookmarkEnd w:id="176"/>
+      <w:bookmarkEnd w:id="177"/>
+      <w:bookmarkEnd w:id="178"/>
+      <w:bookmarkEnd w:id="179"/>
     </w:p>
     <w:p>
       <w:pPr>
@@ -19670,7 +19456,7 @@
         </w:rPr>
         <w:t xml:space="preserve">[E]. </w:t>
       </w:r>
-      <w:hyperlink r:id="rId13" w:history="1">
+      <w:hyperlink r:id="rId14" w:history="1">
         <w:r>
           <w:rPr>
             <w:rStyle w:val="af7"/>
@@ -19703,7 +19489,7 @@
         </w:rPr>
         <w:t xml:space="preserve">[5] </w:t>
       </w:r>
-      <w:hyperlink r:id="rId14" w:history="1">
+      <w:hyperlink r:id="rId15" w:history="1">
         <w:r>
           <w:rPr>
             <w:sz w:val="21"/>
@@ -19729,7 +19515,7 @@
         </w:rPr>
         <w:t xml:space="preserve">[E]. </w:t>
       </w:r>
-      <w:hyperlink r:id="rId15" w:history="1">
+      <w:hyperlink r:id="rId16" w:history="1">
         <w:r>
           <w:rPr>
             <w:rStyle w:val="af7"/>
@@ -20016,7 +19802,7 @@
           <w:szCs w:val="30"/>
         </w:rPr>
       </w:pPr>
-      <w:bookmarkStart w:id="72" w:name="_Toc135816564"/>
+      <w:bookmarkStart w:id="180" w:name="_Toc135816564"/>
       <w:r>
         <w:rPr>
           <w:noProof/>
@@ -20096,12 +19882,21 @@
                               </w:rPr>
                               <w:t>（一）专著（注意应标</w:t>
                             </w:r>
+                            <w:proofErr w:type="gramStart"/>
                             <w:r>
                               <w:rPr>
                                 <w:rFonts w:hint="eastAsia"/>
                                 <w:color w:val="FF0000"/>
                               </w:rPr>
-                              <w:t>明出版地及所参阅内容在原文献中的位置）</w:t>
+                              <w:t>明出版地</w:t>
+                            </w:r>
+                            <w:proofErr w:type="gramEnd"/>
+                            <w:r>
+                              <w:rPr>
+                                <w:rFonts w:hint="eastAsia"/>
+                                <w:color w:val="FF0000"/>
+                              </w:rPr>
+                              <w:t>及所参阅内容在原文献中的位置）</w:t>
                             </w:r>
                             <w:r>
                               <w:rPr>
@@ -20185,8 +19980,17 @@
                                 <w:rFonts w:hint="eastAsia"/>
                                 <w:color w:val="FF0000"/>
                               </w:rPr>
-                              <w:t>（二）期刊中析出的文献（注意应标明年、卷、期，尤其注意区分卷和期）</w:t>
+                              <w:t>（二）期刊中析出的文献（注意应标明年、卷、期，尤其注意区分卷和</w:t>
                             </w:r>
+                            <w:proofErr w:type="gramStart"/>
+                            <w:r>
+                              <w:rPr>
+                                <w:rFonts w:hint="eastAsia"/>
+                                <w:color w:val="FF0000"/>
+                              </w:rPr>
+                              <w:t>期）</w:t>
+                            </w:r>
+                            <w:proofErr w:type="gramEnd"/>
                           </w:p>
                           <w:p>
                             <w:pPr>
@@ -21152,12 +20956,21 @@
                         </w:rPr>
                         <w:t>（一）专著（注意应标</w:t>
                       </w:r>
+                      <w:proofErr w:type="gramStart"/>
                       <w:r>
                         <w:rPr>
                           <w:rFonts w:hint="eastAsia"/>
                           <w:color w:val="FF0000"/>
                         </w:rPr>
-                        <w:t>明出版地及所参阅内容在原文献中的位置）</w:t>
+                        <w:t>明出版地</w:t>
+                      </w:r>
+                      <w:proofErr w:type="gramEnd"/>
+                      <w:r>
+                        <w:rPr>
+                          <w:rFonts w:hint="eastAsia"/>
+                          <w:color w:val="FF0000"/>
+                        </w:rPr>
+                        <w:t>及所参阅内容在原文献中的位置）</w:t>
                       </w:r>
                       <w:r>
                         <w:rPr>
@@ -21241,8 +21054,17 @@
                           <w:rFonts w:hint="eastAsia"/>
                           <w:color w:val="FF0000"/>
                         </w:rPr>
-                        <w:t>（二）期刊中析出的文献（注意应标明年、卷、期，尤其注意区分卷和期）</w:t>
+                        <w:t>（二）期刊中析出的文献（注意应标明年、卷、期，尤其注意区分卷和</w:t>
                       </w:r>
+                      <w:proofErr w:type="gramStart"/>
+                      <w:r>
+                        <w:rPr>
+                          <w:rFonts w:hint="eastAsia"/>
+                          <w:color w:val="FF0000"/>
+                        </w:rPr>
+                        <w:t>期）</w:t>
+                      </w:r>
+                      <w:proofErr w:type="gramEnd"/>
                     </w:p>
                     <w:p>
                       <w:pPr>
@@ -22155,7 +21977,10 @@
           <w:szCs w:val="30"/>
         </w:rPr>
       </w:pPr>
-      <w:bookmarkStart w:id="73" w:name="_Toc193469025"/>
+      <w:bookmarkStart w:id="181" w:name="_Toc193469250"/>
+      <w:bookmarkStart w:id="182" w:name="_Toc193469310"/>
+      <w:bookmarkStart w:id="183" w:name="_Toc193469352"/>
+      <w:bookmarkStart w:id="184" w:name="_Toc193470002"/>
       <w:r>
         <w:rPr>
           <w:rFonts w:eastAsia="黑体"/>
@@ -22163,10 +21988,14 @@
           <w:sz w:val="30"/>
           <w:szCs w:val="30"/>
         </w:rPr>
+        <w:lastRenderedPageBreak/>
         <w:t>附录</w:t>
       </w:r>
-      <w:bookmarkEnd w:id="72"/>
-      <w:bookmarkEnd w:id="73"/>
+      <w:bookmarkEnd w:id="180"/>
+      <w:bookmarkEnd w:id="181"/>
+      <w:bookmarkEnd w:id="182"/>
+      <w:bookmarkEnd w:id="183"/>
+      <w:bookmarkEnd w:id="184"/>
     </w:p>
     <w:p>
       <w:pPr>
@@ -22388,7 +22217,7 @@
           <w:szCs w:val="30"/>
         </w:rPr>
       </w:pPr>
-      <w:bookmarkStart w:id="74" w:name="_Toc135816563"/>
+      <w:bookmarkStart w:id="185" w:name="_Toc135816563"/>
       <w:r>
         <w:rPr>
           <w:rFonts w:eastAsia="黑体"/>
@@ -22416,7 +22245,10 @@
           <w:szCs w:val="30"/>
         </w:rPr>
       </w:pPr>
-      <w:bookmarkStart w:id="75" w:name="_Toc193469026"/>
+      <w:bookmarkStart w:id="186" w:name="_Toc193469251"/>
+      <w:bookmarkStart w:id="187" w:name="_Toc193469311"/>
+      <w:bookmarkStart w:id="188" w:name="_Toc193469353"/>
+      <w:bookmarkStart w:id="189" w:name="_Toc193470003"/>
       <w:r>
         <w:rPr>
           <w:rFonts w:eastAsia="黑体"/>
@@ -22424,10 +22256,14 @@
           <w:sz w:val="30"/>
           <w:szCs w:val="30"/>
         </w:rPr>
+        <w:lastRenderedPageBreak/>
         <w:t>致谢</w:t>
       </w:r>
-      <w:bookmarkEnd w:id="74"/>
-      <w:bookmarkEnd w:id="75"/>
+      <w:bookmarkEnd w:id="185"/>
+      <w:bookmarkEnd w:id="186"/>
+      <w:bookmarkEnd w:id="187"/>
+      <w:bookmarkEnd w:id="188"/>
+      <w:bookmarkEnd w:id="189"/>
     </w:p>
     <w:p>
       <w:pPr>
@@ -22503,7 +22339,7 @@
       </w:r>
     </w:p>
     <w:sectPr>
-      <w:footerReference w:type="default" r:id="rId16"/>
+      <w:footerReference w:type="default" r:id="rId17"/>
       <w:pgSz w:w="11906" w:h="16838"/>
       <w:pgMar w:top="1418" w:right="1418" w:bottom="1134" w:left="1701" w:header="851" w:footer="992" w:gutter="0"/>
       <w:pgNumType w:start="1"/>
@@ -23236,7 +23072,7 @@
     <w:lsdException w:name="heading 9" w:qFormat="1"/>
     <w:lsdException w:name="toc 1" w:uiPriority="39" w:qFormat="1"/>
     <w:lsdException w:name="toc 2" w:uiPriority="39" w:qFormat="1"/>
-    <w:lsdException w:name="toc 3" w:semiHidden="1" w:qFormat="1"/>
+    <w:lsdException w:name="toc 3" w:semiHidden="1" w:uiPriority="39" w:qFormat="1"/>
     <w:lsdException w:name="footnote text" w:qFormat="1"/>
     <w:lsdException w:name="annotation text" w:qFormat="1"/>
     <w:lsdException w:name="header" w:qFormat="1"/>
@@ -23730,7 +23566,6 @@
   <w:style w:type="character" w:default="1" w:styleId="a0">
     <w:name w:val="Default Paragraph Font"/>
     <w:uiPriority w:val="1"/>
-    <w:semiHidden/>
     <w:unhideWhenUsed/>
   </w:style>
   <w:style w:type="table" w:default="1" w:styleId="a1">
@@ -23787,7 +23622,7 @@
     <w:basedOn w:val="a"/>
     <w:next w:val="a"/>
     <w:autoRedefine/>
-    <w:semiHidden/>
+    <w:uiPriority w:val="39"/>
     <w:qFormat/>
     <w:pPr>
       <w:ind w:left="480"/>
@@ -23872,12 +23707,13 @@
     <w:autoRedefine/>
     <w:uiPriority w:val="39"/>
     <w:qFormat/>
+    <w:rsid w:val="008306B2"/>
     <w:pPr>
       <w:tabs>
         <w:tab w:val="right" w:leader="dot" w:pos="8777"/>
       </w:tabs>
       <w:spacing w:before="120" w:after="120"/>
-      <w:jc w:val="center"/>
+      <w:jc w:val="left"/>
     </w:pPr>
     <w:rPr>
       <w:rFonts w:eastAsia="黑体"/>
@@ -24159,6 +23995,128 @@
       <w:lang w:eastAsia="ja-JP"/>
     </w:rPr>
   </w:style>
+  <w:style w:type="paragraph" w:styleId="TOC">
+    <w:name w:val="TOC Heading"/>
+    <w:basedOn w:val="1"/>
+    <w:next w:val="a"/>
+    <w:uiPriority w:val="39"/>
+    <w:unhideWhenUsed/>
+    <w:qFormat/>
+    <w:rsid w:val="00587628"/>
+    <w:pPr>
+      <w:keepLines/>
+      <w:widowControl/>
+      <w:spacing w:before="240" w:after="0" w:line="259" w:lineRule="auto"/>
+      <w:outlineLvl w:val="9"/>
+    </w:pPr>
+    <w:rPr>
+      <w:rFonts w:asciiTheme="majorHAnsi" w:eastAsiaTheme="majorEastAsia" w:hAnsiTheme="majorHAnsi" w:cstheme="majorBidi"/>
+      <w:b w:val="0"/>
+      <w:color w:val="2E74B5" w:themeColor="accent1" w:themeShade="BF"/>
+      <w:sz w:val="32"/>
+      <w:szCs w:val="32"/>
+    </w:rPr>
+  </w:style>
+  <w:style w:type="paragraph" w:customStyle="1" w:styleId="FirstParagraph">
+    <w:name w:val="First Paragraph"/>
+    <w:basedOn w:val="a6"/>
+    <w:next w:val="a6"/>
+    <w:qFormat/>
+    <w:rsid w:val="00200261"/>
+    <w:pPr>
+      <w:widowControl/>
+      <w:spacing w:before="180" w:after="180"/>
+      <w:jc w:val="left"/>
+    </w:pPr>
+    <w:rPr>
+      <w:rFonts w:asciiTheme="minorHAnsi" w:eastAsiaTheme="minorEastAsia" w:hAnsiTheme="minorHAnsi" w:cstheme="minorBidi"/>
+      <w:kern w:val="0"/>
+      <w:sz w:val="24"/>
+      <w:lang w:eastAsia="en-US"/>
+    </w:rPr>
+  </w:style>
+  <w:style w:type="character" w:customStyle="1" w:styleId="KeywordTok">
+    <w:name w:val="KeywordTok"/>
+    <w:basedOn w:val="VerbatimChar"/>
+    <w:rsid w:val="00004CF3"/>
+    <w:rPr>
+      <w:rFonts w:ascii="Consolas" w:hAnsi="Consolas"/>
+      <w:b/>
+      <w:color w:val="007020"/>
+      <w:sz w:val="22"/>
+    </w:rPr>
+  </w:style>
+  <w:style w:type="character" w:customStyle="1" w:styleId="DecValTok">
+    <w:name w:val="DecValTok"/>
+    <w:basedOn w:val="VerbatimChar"/>
+    <w:rsid w:val="00004CF3"/>
+    <w:rPr>
+      <w:rFonts w:ascii="Consolas" w:hAnsi="Consolas"/>
+      <w:color w:val="40A070"/>
+      <w:sz w:val="22"/>
+    </w:rPr>
+  </w:style>
+  <w:style w:type="character" w:customStyle="1" w:styleId="FloatTok">
+    <w:name w:val="FloatTok"/>
+    <w:basedOn w:val="VerbatimChar"/>
+    <w:rsid w:val="00004CF3"/>
+    <w:rPr>
+      <w:rFonts w:ascii="Consolas" w:hAnsi="Consolas"/>
+      <w:color w:val="40A070"/>
+      <w:sz w:val="22"/>
+    </w:rPr>
+  </w:style>
+  <w:style w:type="character" w:customStyle="1" w:styleId="CommentTok">
+    <w:name w:val="CommentTok"/>
+    <w:basedOn w:val="VerbatimChar"/>
+    <w:rsid w:val="00004CF3"/>
+    <w:rPr>
+      <w:rFonts w:ascii="Consolas" w:hAnsi="Consolas"/>
+      <w:i/>
+      <w:color w:val="60A0B0"/>
+      <w:sz w:val="22"/>
+    </w:rPr>
+  </w:style>
+  <w:style w:type="character" w:customStyle="1" w:styleId="ControlFlowTok">
+    <w:name w:val="ControlFlowTok"/>
+    <w:basedOn w:val="VerbatimChar"/>
+    <w:rsid w:val="00004CF3"/>
+    <w:rPr>
+      <w:rFonts w:ascii="Consolas" w:hAnsi="Consolas"/>
+      <w:b/>
+      <w:color w:val="007020"/>
+      <w:sz w:val="22"/>
+    </w:rPr>
+  </w:style>
+  <w:style w:type="character" w:customStyle="1" w:styleId="OperatorTok">
+    <w:name w:val="OperatorTok"/>
+    <w:basedOn w:val="VerbatimChar"/>
+    <w:rsid w:val="00004CF3"/>
+    <w:rPr>
+      <w:rFonts w:ascii="Consolas" w:hAnsi="Consolas"/>
+      <w:color w:val="666666"/>
+      <w:sz w:val="22"/>
+    </w:rPr>
+  </w:style>
+  <w:style w:type="character" w:customStyle="1" w:styleId="BuiltInTok">
+    <w:name w:val="BuiltInTok"/>
+    <w:basedOn w:val="VerbatimChar"/>
+    <w:rsid w:val="00004CF3"/>
+    <w:rPr>
+      <w:rFonts w:ascii="Consolas" w:hAnsi="Consolas"/>
+      <w:color w:val="008000"/>
+      <w:sz w:val="22"/>
+    </w:rPr>
+  </w:style>
+  <w:style w:type="character" w:customStyle="1" w:styleId="NormalTok">
+    <w:name w:val="NormalTok"/>
+    <w:basedOn w:val="VerbatimChar"/>
+    <w:rsid w:val="00004CF3"/>
+    <w:rPr>
+      <w:rFonts w:ascii="Consolas" w:hAnsi="Consolas"/>
+      <w:sz w:val="22"/>
+    </w:rPr>
+  </w:style>
 </w:styles>
 </file>
 
@@ -24431,10 +24389,22 @@
 </s:customData>
 </file>
 
+<file path=customXml/item2.xml><?xml version="1.0" encoding="utf-8"?>
+<b:Sources xmlns:b="http://schemas.openxmlformats.org/officeDocument/2006/bibliography" xmlns="http://schemas.openxmlformats.org/officeDocument/2006/bibliography" SelectedStyle="\IEEE2006OfficeOnline.xsl" StyleName="IEEE" Version="2006"/>
+</file>
+
 <file path=customXml/itemProps1.xml><?xml version="1.0" encoding="utf-8"?>
 <ds:datastoreItem xmlns:ds="http://schemas.openxmlformats.org/officeDocument/2006/customXml" ds:itemID="{B1977F7D-205B-4081-913C-38D41E755F92}">
   <ds:schemaRefs>
     <ds:schemaRef ds:uri="http://www.wps.cn/officeDocument/2013/wpsCustomData"/>
   </ds:schemaRefs>
 </ds:datastoreItem>
+</file>
+
+<file path=customXml/itemProps2.xml><?xml version="1.0" encoding="utf-8"?>
+<ds:datastoreItem xmlns:ds="http://schemas.openxmlformats.org/officeDocument/2006/customXml" ds:itemID="{51E59A4A-5F75-4009-BC4C-FA13BEC13E40}">
+  <ds:schemaRefs>
+    <ds:schemaRef ds:uri="http://schemas.openxmlformats.org/officeDocument/2006/bibliography"/>
+  </ds:schemaRefs>
+</ds:datastoreItem>
 </file>
--- a/paper/fill.docx
+++ b/paper/fill.docx
@@ -1165,104 +1165,6 @@
           <w:tab w:val="right" w:leader="dot" w:pos="8777"/>
         </w:tabs>
         <w:rPr>
-          <w:rFonts w:ascii="Times New Roman" w:eastAsia="宋体" w:hint="eastAsia"/>
-          <w:b w:val="0"/>
-          <w:bCs w:val="0"/>
-          <w:caps w:val="0"/>
-          <w:noProof/>
-          <w:sz w:val="24"/>
-          <w:szCs w:val="24"/>
-          <w14:ligatures w14:val="standardContextual"/>
-        </w:rPr>
-      </w:pPr>
-      <w:r>
-        <w:rPr>
-          <w:rFonts w:ascii="Times New Roman" w:eastAsia="宋体"/>
-          <w:noProof/>
-          <w:sz w:val="24"/>
-          <w:szCs w:val="24"/>
-        </w:rPr>
-        <w:t>Abstract:</w:t>
-      </w:r>
-      <w:r>
-        <w:rPr>
-          <w:rFonts w:ascii="Times New Roman" w:eastAsia="宋体"/>
-          <w:noProof/>
-          <w:sz w:val="24"/>
-          <w:szCs w:val="24"/>
-        </w:rPr>
-        <w:tab/>
-      </w:r>
-      <w:r>
-        <w:rPr>
-          <w:rFonts w:ascii="Times New Roman" w:eastAsia="宋体"/>
-          <w:noProof/>
-          <w:sz w:val="24"/>
-          <w:szCs w:val="24"/>
-        </w:rPr>
-        <w:fldChar w:fldCharType="begin"/>
-      </w:r>
-      <w:r>
-        <w:rPr>
-          <w:rFonts w:ascii="Times New Roman" w:eastAsia="宋体"/>
-          <w:noProof/>
-          <w:sz w:val="24"/>
-          <w:szCs w:val="24"/>
-        </w:rPr>
-        <w:instrText xml:space="preserve"> PAGEREF _Toc193868383 \h </w:instrText>
-      </w:r>
-      <w:r>
-        <w:rPr>
-          <w:rFonts w:ascii="Times New Roman" w:eastAsia="宋体"/>
-          <w:noProof/>
-          <w:sz w:val="24"/>
-          <w:szCs w:val="24"/>
-        </w:rPr>
-      </w:r>
-      <w:r>
-        <w:rPr>
-          <w:rFonts w:ascii="Times New Roman" w:eastAsia="宋体"/>
-          <w:noProof/>
-          <w:sz w:val="24"/>
-          <w:szCs w:val="24"/>
-        </w:rPr>
-        <w:fldChar w:fldCharType="separate"/>
-      </w:r>
-      <w:r>
-        <w:rPr>
-          <w:rFonts w:ascii="Times New Roman" w:eastAsia="宋体"/>
-          <w:noProof/>
-          <w:sz w:val="24"/>
-          <w:szCs w:val="24"/>
-        </w:rPr>
-        <w:t>I</w:t>
-      </w:r>
-      <w:r>
-        <w:rPr>
-          <w:rFonts w:ascii="Times New Roman" w:eastAsia="宋体"/>
-          <w:noProof/>
-          <w:sz w:val="24"/>
-          <w:szCs w:val="24"/>
-        </w:rPr>
-        <w:fldChar w:fldCharType="end"/>
-      </w:r>
-      <w:r>
-        <w:rPr>
-          <w:rFonts w:ascii="Times New Roman" w:eastAsia="宋体" w:hint="eastAsia"/>
-          <w:noProof/>
-          <w:sz w:val="24"/>
-          <w:szCs w:val="24"/>
-        </w:rPr>
-        <w:t>I</w:t>
-      </w:r>
-    </w:p>
-    <w:p>
-      <w:pPr>
-        <w:pStyle w:val="TOC1"/>
-        <w:tabs>
-          <w:tab w:val="right" w:leader="dot" w:pos="8777"/>
-        </w:tabs>
-        <w:rPr>
           <w:rFonts w:ascii="Times New Roman" w:eastAsia="宋体"/>
           <w:b w:val="0"/>
           <w:bCs w:val="0"/>
@@ -1280,7 +1182,7 @@
           <w:sz w:val="24"/>
           <w:szCs w:val="24"/>
         </w:rPr>
-        <w:t>1</w:t>
+        <w:t>Abstract:</w:t>
       </w:r>
       <w:r>
         <w:rPr>
@@ -1289,7 +1191,7 @@
           <w:sz w:val="24"/>
           <w:szCs w:val="24"/>
         </w:rPr>
-        <w:t>、绪论</w:t>
+        <w:tab/>
       </w:r>
       <w:r>
         <w:rPr>
@@ -1298,7 +1200,7 @@
           <w:sz w:val="24"/>
           <w:szCs w:val="24"/>
         </w:rPr>
-        <w:tab/>
+        <w:fldChar w:fldCharType="begin"/>
       </w:r>
       <w:r>
         <w:rPr>
@@ -1307,7 +1209,7 @@
           <w:sz w:val="24"/>
           <w:szCs w:val="24"/>
         </w:rPr>
-        <w:fldChar w:fldCharType="begin"/>
+        <w:instrText xml:space="preserve"> PAGEREF _Toc193868383 \h </w:instrText>
       </w:r>
       <w:r>
         <w:rPr>
@@ -1316,7 +1218,6 @@
           <w:sz w:val="24"/>
           <w:szCs w:val="24"/>
         </w:rPr>
-        <w:instrText xml:space="preserve"> PAGEREF _Toc193868384 \h </w:instrText>
       </w:r>
       <w:r>
         <w:rPr>
@@ -1325,6 +1226,7 @@
           <w:sz w:val="24"/>
           <w:szCs w:val="24"/>
         </w:rPr>
+        <w:fldChar w:fldCharType="separate"/>
       </w:r>
       <w:r>
         <w:rPr>
@@ -1333,7 +1235,7 @@
           <w:sz w:val="24"/>
           <w:szCs w:val="24"/>
         </w:rPr>
-        <w:fldChar w:fldCharType="separate"/>
+        <w:t>I</w:t>
       </w:r>
       <w:r>
         <w:rPr>
@@ -1342,400 +1244,16 @@
           <w:sz w:val="24"/>
           <w:szCs w:val="24"/>
         </w:rPr>
-        <w:t>1</w:t>
-      </w:r>
-      <w:r>
-        <w:rPr>
-          <w:rFonts w:ascii="Times New Roman" w:eastAsia="宋体"/>
+        <w:fldChar w:fldCharType="end"/>
+      </w:r>
+      <w:r>
+        <w:rPr>
+          <w:rFonts w:ascii="Times New Roman" w:eastAsia="宋体" w:hint="eastAsia"/>
           <w:noProof/>
           <w:sz w:val="24"/>
           <w:szCs w:val="24"/>
         </w:rPr>
-        <w:fldChar w:fldCharType="end"/>
-      </w:r>
-    </w:p>
-    <w:p>
-      <w:pPr>
-        <w:pStyle w:val="TOC2"/>
-        <w:tabs>
-          <w:tab w:val="right" w:leader="dot" w:pos="8777"/>
-        </w:tabs>
-        <w:rPr>
-          <w:rFonts w:ascii="Times New Roman" w:eastAsia="宋体"/>
-          <w:smallCaps w:val="0"/>
-          <w:noProof/>
-          <w:sz w:val="24"/>
-          <w:szCs w:val="24"/>
-          <w14:ligatures w14:val="standardContextual"/>
-        </w:rPr>
-      </w:pPr>
-      <w:r>
-        <w:rPr>
-          <w:rFonts w:ascii="Times New Roman" w:eastAsia="宋体"/>
-          <w:noProof/>
-          <w:sz w:val="24"/>
-          <w:szCs w:val="24"/>
-        </w:rPr>
-        <w:t xml:space="preserve">1.1 </w:t>
-      </w:r>
-      <w:r>
-        <w:rPr>
-          <w:rFonts w:ascii="Times New Roman" w:eastAsia="宋体"/>
-          <w:noProof/>
-          <w:sz w:val="24"/>
-          <w:szCs w:val="24"/>
-        </w:rPr>
-        <w:t>研究背景</w:t>
-      </w:r>
-      <w:r>
-        <w:rPr>
-          <w:rFonts w:ascii="Times New Roman" w:eastAsia="宋体"/>
-          <w:noProof/>
-          <w:sz w:val="24"/>
-          <w:szCs w:val="24"/>
-        </w:rPr>
-        <w:tab/>
-      </w:r>
-      <w:r>
-        <w:rPr>
-          <w:rFonts w:ascii="Times New Roman" w:eastAsia="宋体"/>
-          <w:noProof/>
-          <w:sz w:val="24"/>
-          <w:szCs w:val="24"/>
-        </w:rPr>
-        <w:fldChar w:fldCharType="begin"/>
-      </w:r>
-      <w:r>
-        <w:rPr>
-          <w:rFonts w:ascii="Times New Roman" w:eastAsia="宋体"/>
-          <w:noProof/>
-          <w:sz w:val="24"/>
-          <w:szCs w:val="24"/>
-        </w:rPr>
-        <w:instrText xml:space="preserve"> PAGEREF _Toc193868385 \h </w:instrText>
-      </w:r>
-      <w:r>
-        <w:rPr>
-          <w:rFonts w:ascii="Times New Roman" w:eastAsia="宋体"/>
-          <w:noProof/>
-          <w:sz w:val="24"/>
-          <w:szCs w:val="24"/>
-        </w:rPr>
-      </w:r>
-      <w:r>
-        <w:rPr>
-          <w:rFonts w:ascii="Times New Roman" w:eastAsia="宋体"/>
-          <w:noProof/>
-          <w:sz w:val="24"/>
-          <w:szCs w:val="24"/>
-        </w:rPr>
-        <w:fldChar w:fldCharType="separate"/>
-      </w:r>
-      <w:r>
-        <w:rPr>
-          <w:rFonts w:ascii="Times New Roman" w:eastAsia="宋体"/>
-          <w:noProof/>
-          <w:sz w:val="24"/>
-          <w:szCs w:val="24"/>
-        </w:rPr>
-        <w:t>1</w:t>
-      </w:r>
-      <w:r>
-        <w:rPr>
-          <w:rFonts w:ascii="Times New Roman" w:eastAsia="宋体"/>
-          <w:noProof/>
-          <w:sz w:val="24"/>
-          <w:szCs w:val="24"/>
-        </w:rPr>
-        <w:fldChar w:fldCharType="end"/>
-      </w:r>
-    </w:p>
-    <w:p>
-      <w:pPr>
-        <w:pStyle w:val="TOC2"/>
-        <w:tabs>
-          <w:tab w:val="right" w:leader="dot" w:pos="8777"/>
-        </w:tabs>
-        <w:rPr>
-          <w:rFonts w:ascii="Times New Roman" w:eastAsia="宋体"/>
-          <w:smallCaps w:val="0"/>
-          <w:noProof/>
-          <w:sz w:val="24"/>
-          <w:szCs w:val="24"/>
-          <w14:ligatures w14:val="standardContextual"/>
-        </w:rPr>
-      </w:pPr>
-      <w:r>
-        <w:rPr>
-          <w:rFonts w:ascii="Times New Roman" w:eastAsia="宋体"/>
-          <w:noProof/>
-          <w:sz w:val="24"/>
-          <w:szCs w:val="24"/>
-        </w:rPr>
-        <w:t xml:space="preserve">1.2 </w:t>
-      </w:r>
-      <w:r>
-        <w:rPr>
-          <w:rFonts w:ascii="Times New Roman" w:eastAsia="宋体"/>
-          <w:noProof/>
-          <w:sz w:val="24"/>
-          <w:szCs w:val="24"/>
-        </w:rPr>
-        <w:t>相关工作</w:t>
-      </w:r>
-      <w:r>
-        <w:rPr>
-          <w:rFonts w:ascii="Times New Roman" w:eastAsia="宋体"/>
-          <w:noProof/>
-          <w:sz w:val="24"/>
-          <w:szCs w:val="24"/>
-        </w:rPr>
-        <w:tab/>
-      </w:r>
-      <w:r>
-        <w:rPr>
-          <w:rFonts w:ascii="Times New Roman" w:eastAsia="宋体"/>
-          <w:noProof/>
-          <w:sz w:val="24"/>
-          <w:szCs w:val="24"/>
-        </w:rPr>
-        <w:fldChar w:fldCharType="begin"/>
-      </w:r>
-      <w:r>
-        <w:rPr>
-          <w:rFonts w:ascii="Times New Roman" w:eastAsia="宋体"/>
-          <w:noProof/>
-          <w:sz w:val="24"/>
-          <w:szCs w:val="24"/>
-        </w:rPr>
-        <w:instrText xml:space="preserve"> PAGEREF _Toc193868386 \h </w:instrText>
-      </w:r>
-      <w:r>
-        <w:rPr>
-          <w:rFonts w:ascii="Times New Roman" w:eastAsia="宋体"/>
-          <w:noProof/>
-          <w:sz w:val="24"/>
-          <w:szCs w:val="24"/>
-        </w:rPr>
-      </w:r>
-      <w:r>
-        <w:rPr>
-          <w:rFonts w:ascii="Times New Roman" w:eastAsia="宋体"/>
-          <w:noProof/>
-          <w:sz w:val="24"/>
-          <w:szCs w:val="24"/>
-        </w:rPr>
-        <w:fldChar w:fldCharType="separate"/>
-      </w:r>
-      <w:r>
-        <w:rPr>
-          <w:rFonts w:ascii="Times New Roman" w:eastAsia="宋体"/>
-          <w:noProof/>
-          <w:sz w:val="24"/>
-          <w:szCs w:val="24"/>
-        </w:rPr>
-        <w:t>2</w:t>
-      </w:r>
-      <w:r>
-        <w:rPr>
-          <w:rFonts w:ascii="Times New Roman" w:eastAsia="宋体"/>
-          <w:noProof/>
-          <w:sz w:val="24"/>
-          <w:szCs w:val="24"/>
-        </w:rPr>
-        <w:fldChar w:fldCharType="end"/>
-      </w:r>
-    </w:p>
-    <w:p>
-      <w:pPr>
-        <w:pStyle w:val="TOC2"/>
-        <w:tabs>
-          <w:tab w:val="right" w:leader="dot" w:pos="8777"/>
-        </w:tabs>
-        <w:rPr>
-          <w:rFonts w:ascii="Times New Roman" w:eastAsia="宋体"/>
-          <w:smallCaps w:val="0"/>
-          <w:noProof/>
-          <w:sz w:val="24"/>
-          <w:szCs w:val="24"/>
-          <w14:ligatures w14:val="standardContextual"/>
-        </w:rPr>
-      </w:pPr>
-      <w:r>
-        <w:rPr>
-          <w:rFonts w:ascii="Times New Roman" w:eastAsia="宋体"/>
-          <w:noProof/>
-          <w:sz w:val="24"/>
-          <w:szCs w:val="24"/>
-        </w:rPr>
-        <w:t xml:space="preserve">1.3 </w:t>
-      </w:r>
-      <w:r>
-        <w:rPr>
-          <w:rFonts w:ascii="Times New Roman" w:eastAsia="宋体"/>
-          <w:noProof/>
-          <w:sz w:val="24"/>
-          <w:szCs w:val="24"/>
-        </w:rPr>
-        <w:t>本文贡献</w:t>
-      </w:r>
-      <w:r>
-        <w:rPr>
-          <w:rFonts w:ascii="Times New Roman" w:eastAsia="宋体"/>
-          <w:noProof/>
-          <w:sz w:val="24"/>
-          <w:szCs w:val="24"/>
-        </w:rPr>
-        <w:tab/>
-      </w:r>
-      <w:r>
-        <w:rPr>
-          <w:rFonts w:ascii="Times New Roman" w:eastAsia="宋体"/>
-          <w:noProof/>
-          <w:sz w:val="24"/>
-          <w:szCs w:val="24"/>
-        </w:rPr>
-        <w:fldChar w:fldCharType="begin"/>
-      </w:r>
-      <w:r>
-        <w:rPr>
-          <w:rFonts w:ascii="Times New Roman" w:eastAsia="宋体"/>
-          <w:noProof/>
-          <w:sz w:val="24"/>
-          <w:szCs w:val="24"/>
-        </w:rPr>
-        <w:instrText xml:space="preserve"> PAGEREF _Toc193868387 \h </w:instrText>
-      </w:r>
-      <w:r>
-        <w:rPr>
-          <w:rFonts w:ascii="Times New Roman" w:eastAsia="宋体"/>
-          <w:noProof/>
-          <w:sz w:val="24"/>
-          <w:szCs w:val="24"/>
-        </w:rPr>
-      </w:r>
-      <w:r>
-        <w:rPr>
-          <w:rFonts w:ascii="Times New Roman" w:eastAsia="宋体"/>
-          <w:noProof/>
-          <w:sz w:val="24"/>
-          <w:szCs w:val="24"/>
-        </w:rPr>
-        <w:fldChar w:fldCharType="separate"/>
-      </w:r>
-      <w:r>
-        <w:rPr>
-          <w:rFonts w:ascii="Times New Roman" w:eastAsia="宋体"/>
-          <w:noProof/>
-          <w:sz w:val="24"/>
-          <w:szCs w:val="24"/>
-        </w:rPr>
-        <w:t>3</w:t>
-      </w:r>
-      <w:r>
-        <w:rPr>
-          <w:rFonts w:ascii="Times New Roman" w:eastAsia="宋体"/>
-          <w:noProof/>
-          <w:sz w:val="24"/>
-          <w:szCs w:val="24"/>
-        </w:rPr>
-        <w:fldChar w:fldCharType="end"/>
-      </w:r>
-    </w:p>
-    <w:p>
-      <w:pPr>
-        <w:pStyle w:val="TOC2"/>
-        <w:tabs>
-          <w:tab w:val="right" w:leader="dot" w:pos="8777"/>
-        </w:tabs>
-        <w:rPr>
-          <w:rFonts w:ascii="Times New Roman" w:eastAsia="宋体"/>
-          <w:smallCaps w:val="0"/>
-          <w:noProof/>
-          <w:sz w:val="24"/>
-          <w:szCs w:val="24"/>
-          <w14:ligatures w14:val="standardContextual"/>
-        </w:rPr>
-      </w:pPr>
-      <w:r>
-        <w:rPr>
-          <w:rFonts w:ascii="Times New Roman" w:eastAsia="宋体"/>
-          <w:noProof/>
-          <w:sz w:val="24"/>
-          <w:szCs w:val="24"/>
-        </w:rPr>
-        <w:t xml:space="preserve">1.4 </w:t>
-      </w:r>
-      <w:r>
-        <w:rPr>
-          <w:rFonts w:ascii="Times New Roman" w:eastAsia="宋体"/>
-          <w:noProof/>
-          <w:sz w:val="24"/>
-          <w:szCs w:val="24"/>
-        </w:rPr>
-        <w:t>论文组织结构</w:t>
-      </w:r>
-      <w:r>
-        <w:rPr>
-          <w:rFonts w:ascii="Times New Roman" w:eastAsia="宋体"/>
-          <w:noProof/>
-          <w:sz w:val="24"/>
-          <w:szCs w:val="24"/>
-        </w:rPr>
-        <w:tab/>
-      </w:r>
-      <w:r>
-        <w:rPr>
-          <w:rFonts w:ascii="Times New Roman" w:eastAsia="宋体"/>
-          <w:noProof/>
-          <w:sz w:val="24"/>
-          <w:szCs w:val="24"/>
-        </w:rPr>
-        <w:fldChar w:fldCharType="begin"/>
-      </w:r>
-      <w:r>
-        <w:rPr>
-          <w:rFonts w:ascii="Times New Roman" w:eastAsia="宋体"/>
-          <w:noProof/>
-          <w:sz w:val="24"/>
-          <w:szCs w:val="24"/>
-        </w:rPr>
-        <w:instrText xml:space="preserve"> PAGEREF _Toc193868388 \h </w:instrText>
-      </w:r>
-      <w:r>
-        <w:rPr>
-          <w:rFonts w:ascii="Times New Roman" w:eastAsia="宋体"/>
-          <w:noProof/>
-          <w:sz w:val="24"/>
-          <w:szCs w:val="24"/>
-        </w:rPr>
-      </w:r>
-      <w:r>
-        <w:rPr>
-          <w:rFonts w:ascii="Times New Roman" w:eastAsia="宋体"/>
-          <w:noProof/>
-          <w:sz w:val="24"/>
-          <w:szCs w:val="24"/>
-        </w:rPr>
-        <w:fldChar w:fldCharType="separate"/>
-      </w:r>
-      <w:r>
-        <w:rPr>
-          <w:rFonts w:ascii="Times New Roman" w:eastAsia="宋体"/>
-          <w:noProof/>
-          <w:sz w:val="24"/>
-          <w:szCs w:val="24"/>
-        </w:rPr>
-        <w:t>4</w:t>
-      </w:r>
-      <w:r>
-        <w:rPr>
-          <w:rFonts w:ascii="Times New Roman" w:eastAsia="宋体"/>
-          <w:noProof/>
-          <w:sz w:val="24"/>
-          <w:szCs w:val="24"/>
-        </w:rPr>
-        <w:fldChar w:fldCharType="end"/>
+        <w:t>I</w:t>
       </w:r>
     </w:p>
     <w:p>
@@ -1762,7 +1280,7 @@
           <w:sz w:val="24"/>
           <w:szCs w:val="24"/>
         </w:rPr>
-        <w:t>2</w:t>
+        <w:t>1</w:t>
       </w:r>
       <w:r>
         <w:rPr>
@@ -1771,7 +1289,7 @@
           <w:sz w:val="24"/>
           <w:szCs w:val="24"/>
         </w:rPr>
-        <w:t>、基础概念</w:t>
+        <w:t>、绪论</w:t>
       </w:r>
       <w:r>
         <w:rPr>
@@ -1798,7 +1316,7 @@
           <w:sz w:val="24"/>
           <w:szCs w:val="24"/>
         </w:rPr>
-        <w:instrText xml:space="preserve"> PAGEREF _Toc193868389 \h </w:instrText>
+        <w:instrText xml:space="preserve"> PAGEREF _Toc193868384 \h </w:instrText>
       </w:r>
       <w:r>
         <w:rPr>
@@ -1824,7 +1342,7 @@
           <w:sz w:val="24"/>
           <w:szCs w:val="24"/>
         </w:rPr>
-        <w:t>5</w:t>
+        <w:t>1</w:t>
       </w:r>
       <w:r>
         <w:rPr>
@@ -1858,7 +1376,7 @@
           <w:sz w:val="24"/>
           <w:szCs w:val="24"/>
         </w:rPr>
-        <w:t xml:space="preserve">2.1 </w:t>
+        <w:t xml:space="preserve">1.1 </w:t>
       </w:r>
       <w:r>
         <w:rPr>
@@ -1867,7 +1385,7 @@
           <w:sz w:val="24"/>
           <w:szCs w:val="24"/>
         </w:rPr>
-        <w:t>注意力机制</w:t>
+        <w:t>研究背景</w:t>
       </w:r>
       <w:r>
         <w:rPr>
@@ -1894,7 +1412,7 @@
           <w:sz w:val="24"/>
           <w:szCs w:val="24"/>
         </w:rPr>
-        <w:instrText xml:space="preserve"> PAGEREF _Toc193868390 \h </w:instrText>
+        <w:instrText xml:space="preserve"> PAGEREF _Toc193868385 \h </w:instrText>
       </w:r>
       <w:r>
         <w:rPr>
@@ -1920,7 +1438,7 @@
           <w:sz w:val="24"/>
           <w:szCs w:val="24"/>
         </w:rPr>
-        <w:t>5</w:t>
+        <w:t>1</w:t>
       </w:r>
       <w:r>
         <w:rPr>
@@ -1954,7 +1472,7 @@
           <w:sz w:val="24"/>
           <w:szCs w:val="24"/>
         </w:rPr>
-        <w:t xml:space="preserve">2.2 </w:t>
+        <w:t xml:space="preserve">1.2 </w:t>
       </w:r>
       <w:r>
         <w:rPr>
@@ -1963,7 +1481,7 @@
           <w:sz w:val="24"/>
           <w:szCs w:val="24"/>
         </w:rPr>
-        <w:t>大语言模型（</w:t>
+        <w:t>相关工作</w:t>
       </w:r>
       <w:r>
         <w:rPr>
@@ -1972,7 +1490,7 @@
           <w:sz w:val="24"/>
           <w:szCs w:val="24"/>
         </w:rPr>
-        <w:t>LLM</w:t>
+        <w:tab/>
       </w:r>
       <w:r>
         <w:rPr>
@@ -1981,7 +1499,7 @@
           <w:sz w:val="24"/>
           <w:szCs w:val="24"/>
         </w:rPr>
-        <w:t>）</w:t>
+        <w:fldChar w:fldCharType="begin"/>
       </w:r>
       <w:r>
         <w:rPr>
@@ -1990,7 +1508,7 @@
           <w:sz w:val="24"/>
           <w:szCs w:val="24"/>
         </w:rPr>
-        <w:tab/>
+        <w:instrText xml:space="preserve"> PAGEREF _Toc193868386 \h </w:instrText>
       </w:r>
       <w:r>
         <w:rPr>
@@ -1999,7 +1517,6 @@
           <w:sz w:val="24"/>
           <w:szCs w:val="24"/>
         </w:rPr>
-        <w:fldChar w:fldCharType="begin"/>
       </w:r>
       <w:r>
         <w:rPr>
@@ -2008,7 +1525,7 @@
           <w:sz w:val="24"/>
           <w:szCs w:val="24"/>
         </w:rPr>
-        <w:instrText xml:space="preserve"> PAGEREF _Toc193868391 \h </w:instrText>
+        <w:fldChar w:fldCharType="separate"/>
       </w:r>
       <w:r>
         <w:rPr>
@@ -2017,24 +1534,7 @@
           <w:sz w:val="24"/>
           <w:szCs w:val="24"/>
         </w:rPr>
-      </w:r>
-      <w:r>
-        <w:rPr>
-          <w:rFonts w:ascii="Times New Roman" w:eastAsia="宋体"/>
-          <w:noProof/>
-          <w:sz w:val="24"/>
-          <w:szCs w:val="24"/>
-        </w:rPr>
-        <w:fldChar w:fldCharType="separate"/>
-      </w:r>
-      <w:r>
-        <w:rPr>
-          <w:rFonts w:ascii="Times New Roman" w:eastAsia="宋体"/>
-          <w:noProof/>
-          <w:sz w:val="24"/>
-          <w:szCs w:val="24"/>
-        </w:rPr>
-        <w:t>5</w:t>
+        <w:t>2</w:t>
       </w:r>
       <w:r>
         <w:rPr>
@@ -2068,7 +1568,7 @@
           <w:sz w:val="24"/>
           <w:szCs w:val="24"/>
         </w:rPr>
-        <w:t xml:space="preserve">2.3 </w:t>
+        <w:t xml:space="preserve">1.3 </w:t>
       </w:r>
       <w:r>
         <w:rPr>
@@ -2077,7 +1577,7 @@
           <w:sz w:val="24"/>
           <w:szCs w:val="24"/>
         </w:rPr>
-        <w:t>检索增强生成（</w:t>
+        <w:t>本文贡献</w:t>
       </w:r>
       <w:r>
         <w:rPr>
@@ -2086,7 +1586,7 @@
           <w:sz w:val="24"/>
           <w:szCs w:val="24"/>
         </w:rPr>
-        <w:t>RAG</w:t>
+        <w:tab/>
       </w:r>
       <w:r>
         <w:rPr>
@@ -2095,7 +1595,7 @@
           <w:sz w:val="24"/>
           <w:szCs w:val="24"/>
         </w:rPr>
-        <w:t>）</w:t>
+        <w:fldChar w:fldCharType="begin"/>
       </w:r>
       <w:r>
         <w:rPr>
@@ -2104,7 +1604,7 @@
           <w:sz w:val="24"/>
           <w:szCs w:val="24"/>
         </w:rPr>
-        <w:tab/>
+        <w:instrText xml:space="preserve"> PAGEREF _Toc193868387 \h </w:instrText>
       </w:r>
       <w:r>
         <w:rPr>
@@ -2113,7 +1613,6 @@
           <w:sz w:val="24"/>
           <w:szCs w:val="24"/>
         </w:rPr>
-        <w:fldChar w:fldCharType="begin"/>
       </w:r>
       <w:r>
         <w:rPr>
@@ -2122,7 +1621,7 @@
           <w:sz w:val="24"/>
           <w:szCs w:val="24"/>
         </w:rPr>
-        <w:instrText xml:space="preserve"> PAGEREF _Toc193868392 \h </w:instrText>
+        <w:fldChar w:fldCharType="separate"/>
       </w:r>
       <w:r>
         <w:rPr>
@@ -2131,24 +1630,7 @@
           <w:sz w:val="24"/>
           <w:szCs w:val="24"/>
         </w:rPr>
-      </w:r>
-      <w:r>
-        <w:rPr>
-          <w:rFonts w:ascii="Times New Roman" w:eastAsia="宋体"/>
-          <w:noProof/>
-          <w:sz w:val="24"/>
-          <w:szCs w:val="24"/>
-        </w:rPr>
-        <w:fldChar w:fldCharType="separate"/>
-      </w:r>
-      <w:r>
-        <w:rPr>
-          <w:rFonts w:ascii="Times New Roman" w:eastAsia="宋体"/>
-          <w:noProof/>
-          <w:sz w:val="24"/>
-          <w:szCs w:val="24"/>
-        </w:rPr>
-        <w:t>6</w:t>
+        <w:t>3</w:t>
       </w:r>
       <w:r>
         <w:rPr>
@@ -2182,7 +1664,7 @@
           <w:sz w:val="24"/>
           <w:szCs w:val="24"/>
         </w:rPr>
-        <w:t xml:space="preserve">2.4 </w:t>
+        <w:t xml:space="preserve">1.4 </w:t>
       </w:r>
       <w:r>
         <w:rPr>
@@ -2191,7 +1673,7 @@
           <w:sz w:val="24"/>
           <w:szCs w:val="24"/>
         </w:rPr>
-        <w:t>平均语义文本检索</w:t>
+        <w:t>论文组织结构</w:t>
       </w:r>
       <w:r>
         <w:rPr>
@@ -2218,7 +1700,7 @@
           <w:sz w:val="24"/>
           <w:szCs w:val="24"/>
         </w:rPr>
-        <w:instrText xml:space="preserve"> PAGEREF _Toc193868393 \h </w:instrText>
+        <w:instrText xml:space="preserve"> PAGEREF _Toc193868388 \h </w:instrText>
       </w:r>
       <w:r>
         <w:rPr>
@@ -2244,7 +1726,7 @@
           <w:sz w:val="24"/>
           <w:szCs w:val="24"/>
         </w:rPr>
-        <w:t>6</w:t>
+        <w:t>4</w:t>
       </w:r>
       <w:r>
         <w:rPr>
@@ -2280,7 +1762,7 @@
           <w:sz w:val="24"/>
           <w:szCs w:val="24"/>
         </w:rPr>
-        <w:t>3</w:t>
+        <w:t>2</w:t>
       </w:r>
       <w:r>
         <w:rPr>
@@ -2289,7 +1771,7 @@
           <w:sz w:val="24"/>
           <w:szCs w:val="24"/>
         </w:rPr>
-        <w:t>、基于多智能体</w:t>
+        <w:t>、基础概念</w:t>
       </w:r>
       <w:r>
         <w:rPr>
@@ -2298,7 +1780,7 @@
           <w:sz w:val="24"/>
           <w:szCs w:val="24"/>
         </w:rPr>
-        <w:t>LLM</w:t>
+        <w:tab/>
       </w:r>
       <w:r>
         <w:rPr>
@@ -2307,7 +1789,7 @@
           <w:sz w:val="24"/>
           <w:szCs w:val="24"/>
         </w:rPr>
-        <w:t>的</w:t>
+        <w:fldChar w:fldCharType="begin"/>
       </w:r>
       <w:r>
         <w:rPr>
@@ -2316,7 +1798,7 @@
           <w:sz w:val="24"/>
           <w:szCs w:val="24"/>
         </w:rPr>
-        <w:t>Text2SQL</w:t>
+        <w:instrText xml:space="preserve"> PAGEREF _Toc193868389 \h </w:instrText>
       </w:r>
       <w:r>
         <w:rPr>
@@ -2325,7 +1807,6 @@
           <w:sz w:val="24"/>
           <w:szCs w:val="24"/>
         </w:rPr>
-        <w:t>架构模型</w:t>
       </w:r>
       <w:r>
         <w:rPr>
@@ -2334,7 +1815,7 @@
           <w:sz w:val="24"/>
           <w:szCs w:val="24"/>
         </w:rPr>
-        <w:tab/>
+        <w:fldChar w:fldCharType="separate"/>
       </w:r>
       <w:r>
         <w:rPr>
@@ -2343,42 +1824,7 @@
           <w:sz w:val="24"/>
           <w:szCs w:val="24"/>
         </w:rPr>
-        <w:fldChar w:fldCharType="begin"/>
-      </w:r>
-      <w:r>
-        <w:rPr>
-          <w:rFonts w:ascii="Times New Roman" w:eastAsia="宋体"/>
-          <w:noProof/>
-          <w:sz w:val="24"/>
-          <w:szCs w:val="24"/>
-        </w:rPr>
-        <w:instrText xml:space="preserve"> PAGEREF _Toc193868394 \h </w:instrText>
-      </w:r>
-      <w:r>
-        <w:rPr>
-          <w:rFonts w:ascii="Times New Roman" w:eastAsia="宋体"/>
-          <w:noProof/>
-          <w:sz w:val="24"/>
-          <w:szCs w:val="24"/>
-        </w:rPr>
-      </w:r>
-      <w:r>
-        <w:rPr>
-          <w:rFonts w:ascii="Times New Roman" w:eastAsia="宋体"/>
-          <w:noProof/>
-          <w:sz w:val="24"/>
-          <w:szCs w:val="24"/>
-        </w:rPr>
-        <w:fldChar w:fldCharType="separate"/>
-      </w:r>
-      <w:r>
-        <w:rPr>
-          <w:rFonts w:ascii="Times New Roman" w:eastAsia="宋体"/>
-          <w:noProof/>
-          <w:sz w:val="24"/>
-          <w:szCs w:val="24"/>
-        </w:rPr>
-        <w:t>6</w:t>
+        <w:t>5</w:t>
       </w:r>
       <w:r>
         <w:rPr>
@@ -2412,7 +1858,7 @@
           <w:sz w:val="24"/>
           <w:szCs w:val="24"/>
         </w:rPr>
-        <w:t xml:space="preserve">3.1 Prompt </w:t>
+        <w:t xml:space="preserve">2.1 </w:t>
       </w:r>
       <w:r>
         <w:rPr>
@@ -2421,7 +1867,7 @@
           <w:sz w:val="24"/>
           <w:szCs w:val="24"/>
         </w:rPr>
-        <w:t>生成模块</w:t>
+        <w:t>注意力机制</w:t>
       </w:r>
       <w:r>
         <w:rPr>
@@ -2448,7 +1894,7 @@
           <w:sz w:val="24"/>
           <w:szCs w:val="24"/>
         </w:rPr>
-        <w:instrText xml:space="preserve"> PAGEREF _Toc193868395 \h </w:instrText>
+        <w:instrText xml:space="preserve"> PAGEREF _Toc193868390 \h </w:instrText>
       </w:r>
       <w:r>
         <w:rPr>
@@ -2474,7 +1920,7 @@
           <w:sz w:val="24"/>
           <w:szCs w:val="24"/>
         </w:rPr>
-        <w:t>7</w:t>
+        <w:t>5</w:t>
       </w:r>
       <w:r>
         <w:rPr>
@@ -2508,7 +1954,7 @@
           <w:sz w:val="24"/>
           <w:szCs w:val="24"/>
         </w:rPr>
-        <w:t>3.2 SQL</w:t>
+        <w:t xml:space="preserve">2.2 </w:t>
       </w:r>
       <w:r>
         <w:rPr>
@@ -2517,7 +1963,7 @@
           <w:sz w:val="24"/>
           <w:szCs w:val="24"/>
         </w:rPr>
-        <w:t>生成模块</w:t>
+        <w:t>大语言模型（</w:t>
       </w:r>
       <w:r>
         <w:rPr>
@@ -2526,7 +1972,7 @@
           <w:sz w:val="24"/>
           <w:szCs w:val="24"/>
         </w:rPr>
-        <w:tab/>
+        <w:t>LLM</w:t>
       </w:r>
       <w:r>
         <w:rPr>
@@ -2535,7 +1981,7 @@
           <w:sz w:val="24"/>
           <w:szCs w:val="24"/>
         </w:rPr>
-        <w:fldChar w:fldCharType="begin"/>
+        <w:t>）</w:t>
       </w:r>
       <w:r>
         <w:rPr>
@@ -2544,7 +1990,7 @@
           <w:sz w:val="24"/>
           <w:szCs w:val="24"/>
         </w:rPr>
-        <w:instrText xml:space="preserve"> PAGEREF _Toc193868396 \h </w:instrText>
+        <w:tab/>
       </w:r>
       <w:r>
         <w:rPr>
@@ -2553,6 +1999,7 @@
           <w:sz w:val="24"/>
           <w:szCs w:val="24"/>
         </w:rPr>
+        <w:fldChar w:fldCharType="begin"/>
       </w:r>
       <w:r>
         <w:rPr>
@@ -2561,7 +2008,7 @@
           <w:sz w:val="24"/>
           <w:szCs w:val="24"/>
         </w:rPr>
-        <w:fldChar w:fldCharType="separate"/>
+        <w:instrText xml:space="preserve"> PAGEREF _Toc193868391 \h </w:instrText>
       </w:r>
       <w:r>
         <w:rPr>
@@ -2570,7 +2017,24 @@
           <w:sz w:val="24"/>
           <w:szCs w:val="24"/>
         </w:rPr>
-        <w:t>10</w:t>
+      </w:r>
+      <w:r>
+        <w:rPr>
+          <w:rFonts w:ascii="Times New Roman" w:eastAsia="宋体"/>
+          <w:noProof/>
+          <w:sz w:val="24"/>
+          <w:szCs w:val="24"/>
+        </w:rPr>
+        <w:fldChar w:fldCharType="separate"/>
+      </w:r>
+      <w:r>
+        <w:rPr>
+          <w:rFonts w:ascii="Times New Roman" w:eastAsia="宋体"/>
+          <w:noProof/>
+          <w:sz w:val="24"/>
+          <w:szCs w:val="24"/>
+        </w:rPr>
+        <w:t>5</w:t>
       </w:r>
       <w:r>
         <w:rPr>
@@ -2589,7 +2053,543 @@
           <w:tab w:val="right" w:leader="dot" w:pos="8777"/>
         </w:tabs>
         <w:rPr>
-          <w:rFonts w:ascii="Times New Roman" w:eastAsia="宋体" w:hint="eastAsia"/>
+          <w:rFonts w:ascii="Times New Roman" w:eastAsia="宋体"/>
+          <w:smallCaps w:val="0"/>
+          <w:noProof/>
+          <w:sz w:val="24"/>
+          <w:szCs w:val="24"/>
+          <w14:ligatures w14:val="standardContextual"/>
+        </w:rPr>
+      </w:pPr>
+      <w:r>
+        <w:rPr>
+          <w:rFonts w:ascii="Times New Roman" w:eastAsia="宋体"/>
+          <w:noProof/>
+          <w:sz w:val="24"/>
+          <w:szCs w:val="24"/>
+        </w:rPr>
+        <w:t xml:space="preserve">2.3 </w:t>
+      </w:r>
+      <w:r>
+        <w:rPr>
+          <w:rFonts w:ascii="Times New Roman" w:eastAsia="宋体"/>
+          <w:noProof/>
+          <w:sz w:val="24"/>
+          <w:szCs w:val="24"/>
+        </w:rPr>
+        <w:t>检索增强生成（</w:t>
+      </w:r>
+      <w:r>
+        <w:rPr>
+          <w:rFonts w:ascii="Times New Roman" w:eastAsia="宋体"/>
+          <w:noProof/>
+          <w:sz w:val="24"/>
+          <w:szCs w:val="24"/>
+        </w:rPr>
+        <w:t>RAG</w:t>
+      </w:r>
+      <w:r>
+        <w:rPr>
+          <w:rFonts w:ascii="Times New Roman" w:eastAsia="宋体"/>
+          <w:noProof/>
+          <w:sz w:val="24"/>
+          <w:szCs w:val="24"/>
+        </w:rPr>
+        <w:t>）</w:t>
+      </w:r>
+      <w:r>
+        <w:rPr>
+          <w:rFonts w:ascii="Times New Roman" w:eastAsia="宋体"/>
+          <w:noProof/>
+          <w:sz w:val="24"/>
+          <w:szCs w:val="24"/>
+        </w:rPr>
+        <w:tab/>
+      </w:r>
+      <w:r>
+        <w:rPr>
+          <w:rFonts w:ascii="Times New Roman" w:eastAsia="宋体"/>
+          <w:noProof/>
+          <w:sz w:val="24"/>
+          <w:szCs w:val="24"/>
+        </w:rPr>
+        <w:fldChar w:fldCharType="begin"/>
+      </w:r>
+      <w:r>
+        <w:rPr>
+          <w:rFonts w:ascii="Times New Roman" w:eastAsia="宋体"/>
+          <w:noProof/>
+          <w:sz w:val="24"/>
+          <w:szCs w:val="24"/>
+        </w:rPr>
+        <w:instrText xml:space="preserve"> PAGEREF _Toc193868392 \h </w:instrText>
+      </w:r>
+      <w:r>
+        <w:rPr>
+          <w:rFonts w:ascii="Times New Roman" w:eastAsia="宋体"/>
+          <w:noProof/>
+          <w:sz w:val="24"/>
+          <w:szCs w:val="24"/>
+        </w:rPr>
+      </w:r>
+      <w:r>
+        <w:rPr>
+          <w:rFonts w:ascii="Times New Roman" w:eastAsia="宋体"/>
+          <w:noProof/>
+          <w:sz w:val="24"/>
+          <w:szCs w:val="24"/>
+        </w:rPr>
+        <w:fldChar w:fldCharType="separate"/>
+      </w:r>
+      <w:r>
+        <w:rPr>
+          <w:rFonts w:ascii="Times New Roman" w:eastAsia="宋体"/>
+          <w:noProof/>
+          <w:sz w:val="24"/>
+          <w:szCs w:val="24"/>
+        </w:rPr>
+        <w:t>6</w:t>
+      </w:r>
+      <w:r>
+        <w:rPr>
+          <w:rFonts w:ascii="Times New Roman" w:eastAsia="宋体"/>
+          <w:noProof/>
+          <w:sz w:val="24"/>
+          <w:szCs w:val="24"/>
+        </w:rPr>
+        <w:fldChar w:fldCharType="end"/>
+      </w:r>
+    </w:p>
+    <w:p>
+      <w:pPr>
+        <w:pStyle w:val="TOC2"/>
+        <w:tabs>
+          <w:tab w:val="right" w:leader="dot" w:pos="8777"/>
+        </w:tabs>
+        <w:rPr>
+          <w:rFonts w:ascii="Times New Roman" w:eastAsia="宋体"/>
+          <w:smallCaps w:val="0"/>
+          <w:noProof/>
+          <w:sz w:val="24"/>
+          <w:szCs w:val="24"/>
+          <w14:ligatures w14:val="standardContextual"/>
+        </w:rPr>
+      </w:pPr>
+      <w:r>
+        <w:rPr>
+          <w:rFonts w:ascii="Times New Roman" w:eastAsia="宋体"/>
+          <w:noProof/>
+          <w:sz w:val="24"/>
+          <w:szCs w:val="24"/>
+        </w:rPr>
+        <w:t xml:space="preserve">2.4 </w:t>
+      </w:r>
+      <w:r>
+        <w:rPr>
+          <w:rFonts w:ascii="Times New Roman" w:eastAsia="宋体"/>
+          <w:noProof/>
+          <w:sz w:val="24"/>
+          <w:szCs w:val="24"/>
+        </w:rPr>
+        <w:t>平均语义文本检索</w:t>
+      </w:r>
+      <w:r>
+        <w:rPr>
+          <w:rFonts w:ascii="Times New Roman" w:eastAsia="宋体"/>
+          <w:noProof/>
+          <w:sz w:val="24"/>
+          <w:szCs w:val="24"/>
+        </w:rPr>
+        <w:tab/>
+      </w:r>
+      <w:r>
+        <w:rPr>
+          <w:rFonts w:ascii="Times New Roman" w:eastAsia="宋体"/>
+          <w:noProof/>
+          <w:sz w:val="24"/>
+          <w:szCs w:val="24"/>
+        </w:rPr>
+        <w:fldChar w:fldCharType="begin"/>
+      </w:r>
+      <w:r>
+        <w:rPr>
+          <w:rFonts w:ascii="Times New Roman" w:eastAsia="宋体"/>
+          <w:noProof/>
+          <w:sz w:val="24"/>
+          <w:szCs w:val="24"/>
+        </w:rPr>
+        <w:instrText xml:space="preserve"> PAGEREF _Toc193868393 \h </w:instrText>
+      </w:r>
+      <w:r>
+        <w:rPr>
+          <w:rFonts w:ascii="Times New Roman" w:eastAsia="宋体"/>
+          <w:noProof/>
+          <w:sz w:val="24"/>
+          <w:szCs w:val="24"/>
+        </w:rPr>
+      </w:r>
+      <w:r>
+        <w:rPr>
+          <w:rFonts w:ascii="Times New Roman" w:eastAsia="宋体"/>
+          <w:noProof/>
+          <w:sz w:val="24"/>
+          <w:szCs w:val="24"/>
+        </w:rPr>
+        <w:fldChar w:fldCharType="separate"/>
+      </w:r>
+      <w:r>
+        <w:rPr>
+          <w:rFonts w:ascii="Times New Roman" w:eastAsia="宋体"/>
+          <w:noProof/>
+          <w:sz w:val="24"/>
+          <w:szCs w:val="24"/>
+        </w:rPr>
+        <w:t>6</w:t>
+      </w:r>
+      <w:r>
+        <w:rPr>
+          <w:rFonts w:ascii="Times New Roman" w:eastAsia="宋体"/>
+          <w:noProof/>
+          <w:sz w:val="24"/>
+          <w:szCs w:val="24"/>
+        </w:rPr>
+        <w:fldChar w:fldCharType="end"/>
+      </w:r>
+    </w:p>
+    <w:p>
+      <w:pPr>
+        <w:pStyle w:val="TOC1"/>
+        <w:tabs>
+          <w:tab w:val="right" w:leader="dot" w:pos="8777"/>
+        </w:tabs>
+        <w:rPr>
+          <w:rFonts w:ascii="Times New Roman" w:eastAsia="宋体"/>
+          <w:b w:val="0"/>
+          <w:bCs w:val="0"/>
+          <w:caps w:val="0"/>
+          <w:noProof/>
+          <w:sz w:val="24"/>
+          <w:szCs w:val="24"/>
+          <w14:ligatures w14:val="standardContextual"/>
+        </w:rPr>
+      </w:pPr>
+      <w:r>
+        <w:rPr>
+          <w:rFonts w:ascii="Times New Roman" w:eastAsia="宋体"/>
+          <w:noProof/>
+          <w:sz w:val="24"/>
+          <w:szCs w:val="24"/>
+        </w:rPr>
+        <w:t>3</w:t>
+      </w:r>
+      <w:r>
+        <w:rPr>
+          <w:rFonts w:ascii="Times New Roman" w:eastAsia="宋体"/>
+          <w:noProof/>
+          <w:sz w:val="24"/>
+          <w:szCs w:val="24"/>
+        </w:rPr>
+        <w:t>、基于多智能体</w:t>
+      </w:r>
+      <w:r>
+        <w:rPr>
+          <w:rFonts w:ascii="Times New Roman" w:eastAsia="宋体"/>
+          <w:noProof/>
+          <w:sz w:val="24"/>
+          <w:szCs w:val="24"/>
+        </w:rPr>
+        <w:t>LLM</w:t>
+      </w:r>
+      <w:r>
+        <w:rPr>
+          <w:rFonts w:ascii="Times New Roman" w:eastAsia="宋体"/>
+          <w:noProof/>
+          <w:sz w:val="24"/>
+          <w:szCs w:val="24"/>
+        </w:rPr>
+        <w:t>的</w:t>
+      </w:r>
+      <w:r>
+        <w:rPr>
+          <w:rFonts w:ascii="Times New Roman" w:eastAsia="宋体"/>
+          <w:noProof/>
+          <w:sz w:val="24"/>
+          <w:szCs w:val="24"/>
+        </w:rPr>
+        <w:t>Text2SQL</w:t>
+      </w:r>
+      <w:r>
+        <w:rPr>
+          <w:rFonts w:ascii="Times New Roman" w:eastAsia="宋体"/>
+          <w:noProof/>
+          <w:sz w:val="24"/>
+          <w:szCs w:val="24"/>
+        </w:rPr>
+        <w:t>架构模型</w:t>
+      </w:r>
+      <w:r>
+        <w:rPr>
+          <w:rFonts w:ascii="Times New Roman" w:eastAsia="宋体"/>
+          <w:noProof/>
+          <w:sz w:val="24"/>
+          <w:szCs w:val="24"/>
+        </w:rPr>
+        <w:tab/>
+      </w:r>
+      <w:r>
+        <w:rPr>
+          <w:rFonts w:ascii="Times New Roman" w:eastAsia="宋体"/>
+          <w:noProof/>
+          <w:sz w:val="24"/>
+          <w:szCs w:val="24"/>
+        </w:rPr>
+        <w:fldChar w:fldCharType="begin"/>
+      </w:r>
+      <w:r>
+        <w:rPr>
+          <w:rFonts w:ascii="Times New Roman" w:eastAsia="宋体"/>
+          <w:noProof/>
+          <w:sz w:val="24"/>
+          <w:szCs w:val="24"/>
+        </w:rPr>
+        <w:instrText xml:space="preserve"> PAGEREF _Toc193868394 \h </w:instrText>
+      </w:r>
+      <w:r>
+        <w:rPr>
+          <w:rFonts w:ascii="Times New Roman" w:eastAsia="宋体"/>
+          <w:noProof/>
+          <w:sz w:val="24"/>
+          <w:szCs w:val="24"/>
+        </w:rPr>
+      </w:r>
+      <w:r>
+        <w:rPr>
+          <w:rFonts w:ascii="Times New Roman" w:eastAsia="宋体"/>
+          <w:noProof/>
+          <w:sz w:val="24"/>
+          <w:szCs w:val="24"/>
+        </w:rPr>
+        <w:fldChar w:fldCharType="separate"/>
+      </w:r>
+      <w:r>
+        <w:rPr>
+          <w:rFonts w:ascii="Times New Roman" w:eastAsia="宋体"/>
+          <w:noProof/>
+          <w:sz w:val="24"/>
+          <w:szCs w:val="24"/>
+        </w:rPr>
+        <w:t>6</w:t>
+      </w:r>
+      <w:r>
+        <w:rPr>
+          <w:rFonts w:ascii="Times New Roman" w:eastAsia="宋体"/>
+          <w:noProof/>
+          <w:sz w:val="24"/>
+          <w:szCs w:val="24"/>
+        </w:rPr>
+        <w:fldChar w:fldCharType="end"/>
+      </w:r>
+    </w:p>
+    <w:p>
+      <w:pPr>
+        <w:pStyle w:val="TOC2"/>
+        <w:tabs>
+          <w:tab w:val="right" w:leader="dot" w:pos="8777"/>
+        </w:tabs>
+        <w:rPr>
+          <w:rFonts w:ascii="Times New Roman" w:eastAsia="宋体"/>
+          <w:smallCaps w:val="0"/>
+          <w:noProof/>
+          <w:sz w:val="24"/>
+          <w:szCs w:val="24"/>
+          <w14:ligatures w14:val="standardContextual"/>
+        </w:rPr>
+      </w:pPr>
+      <w:r>
+        <w:rPr>
+          <w:rFonts w:ascii="Times New Roman" w:eastAsia="宋体"/>
+          <w:noProof/>
+          <w:sz w:val="24"/>
+          <w:szCs w:val="24"/>
+        </w:rPr>
+        <w:t xml:space="preserve">3.1 Prompt </w:t>
+      </w:r>
+      <w:r>
+        <w:rPr>
+          <w:rFonts w:ascii="Times New Roman" w:eastAsia="宋体"/>
+          <w:noProof/>
+          <w:sz w:val="24"/>
+          <w:szCs w:val="24"/>
+        </w:rPr>
+        <w:t>生成模块</w:t>
+      </w:r>
+      <w:r>
+        <w:rPr>
+          <w:rFonts w:ascii="Times New Roman" w:eastAsia="宋体"/>
+          <w:noProof/>
+          <w:sz w:val="24"/>
+          <w:szCs w:val="24"/>
+        </w:rPr>
+        <w:tab/>
+      </w:r>
+      <w:r>
+        <w:rPr>
+          <w:rFonts w:ascii="Times New Roman" w:eastAsia="宋体"/>
+          <w:noProof/>
+          <w:sz w:val="24"/>
+          <w:szCs w:val="24"/>
+        </w:rPr>
+        <w:fldChar w:fldCharType="begin"/>
+      </w:r>
+      <w:r>
+        <w:rPr>
+          <w:rFonts w:ascii="Times New Roman" w:eastAsia="宋体"/>
+          <w:noProof/>
+          <w:sz w:val="24"/>
+          <w:szCs w:val="24"/>
+        </w:rPr>
+        <w:instrText xml:space="preserve"> PAGEREF _Toc193868395 \h </w:instrText>
+      </w:r>
+      <w:r>
+        <w:rPr>
+          <w:rFonts w:ascii="Times New Roman" w:eastAsia="宋体"/>
+          <w:noProof/>
+          <w:sz w:val="24"/>
+          <w:szCs w:val="24"/>
+        </w:rPr>
+      </w:r>
+      <w:r>
+        <w:rPr>
+          <w:rFonts w:ascii="Times New Roman" w:eastAsia="宋体"/>
+          <w:noProof/>
+          <w:sz w:val="24"/>
+          <w:szCs w:val="24"/>
+        </w:rPr>
+        <w:fldChar w:fldCharType="separate"/>
+      </w:r>
+      <w:r>
+        <w:rPr>
+          <w:rFonts w:ascii="Times New Roman" w:eastAsia="宋体"/>
+          <w:noProof/>
+          <w:sz w:val="24"/>
+          <w:szCs w:val="24"/>
+        </w:rPr>
+        <w:t>7</w:t>
+      </w:r>
+      <w:r>
+        <w:rPr>
+          <w:rFonts w:ascii="Times New Roman" w:eastAsia="宋体"/>
+          <w:noProof/>
+          <w:sz w:val="24"/>
+          <w:szCs w:val="24"/>
+        </w:rPr>
+        <w:fldChar w:fldCharType="end"/>
+      </w:r>
+    </w:p>
+    <w:p>
+      <w:pPr>
+        <w:pStyle w:val="TOC2"/>
+        <w:tabs>
+          <w:tab w:val="right" w:leader="dot" w:pos="8777"/>
+        </w:tabs>
+        <w:rPr>
+          <w:rFonts w:ascii="Times New Roman" w:eastAsia="宋体"/>
+          <w:smallCaps w:val="0"/>
+          <w:noProof/>
+          <w:sz w:val="24"/>
+          <w:szCs w:val="24"/>
+          <w14:ligatures w14:val="standardContextual"/>
+        </w:rPr>
+      </w:pPr>
+      <w:r>
+        <w:rPr>
+          <w:rFonts w:ascii="Times New Roman" w:eastAsia="宋体"/>
+          <w:noProof/>
+          <w:sz w:val="24"/>
+          <w:szCs w:val="24"/>
+        </w:rPr>
+        <w:t>3.2 SQL</w:t>
+      </w:r>
+      <w:r>
+        <w:rPr>
+          <w:rFonts w:ascii="Times New Roman" w:eastAsia="宋体"/>
+          <w:noProof/>
+          <w:sz w:val="24"/>
+          <w:szCs w:val="24"/>
+        </w:rPr>
+        <w:t>生成模块</w:t>
+      </w:r>
+      <w:r>
+        <w:rPr>
+          <w:rFonts w:ascii="Times New Roman" w:eastAsia="宋体"/>
+          <w:noProof/>
+          <w:sz w:val="24"/>
+          <w:szCs w:val="24"/>
+        </w:rPr>
+        <w:tab/>
+      </w:r>
+      <w:r>
+        <w:rPr>
+          <w:rFonts w:ascii="Times New Roman" w:eastAsia="宋体"/>
+          <w:noProof/>
+          <w:sz w:val="24"/>
+          <w:szCs w:val="24"/>
+        </w:rPr>
+        <w:fldChar w:fldCharType="begin"/>
+      </w:r>
+      <w:r>
+        <w:rPr>
+          <w:rFonts w:ascii="Times New Roman" w:eastAsia="宋体"/>
+          <w:noProof/>
+          <w:sz w:val="24"/>
+          <w:szCs w:val="24"/>
+        </w:rPr>
+        <w:instrText xml:space="preserve"> PAGEREF _Toc193868396 \h </w:instrText>
+      </w:r>
+      <w:r>
+        <w:rPr>
+          <w:rFonts w:ascii="Times New Roman" w:eastAsia="宋体"/>
+          <w:noProof/>
+          <w:sz w:val="24"/>
+          <w:szCs w:val="24"/>
+        </w:rPr>
+      </w:r>
+      <w:r>
+        <w:rPr>
+          <w:rFonts w:ascii="Times New Roman" w:eastAsia="宋体"/>
+          <w:noProof/>
+          <w:sz w:val="24"/>
+          <w:szCs w:val="24"/>
+        </w:rPr>
+        <w:fldChar w:fldCharType="separate"/>
+      </w:r>
+      <w:r>
+        <w:rPr>
+          <w:rFonts w:ascii="Times New Roman" w:eastAsia="宋体"/>
+          <w:noProof/>
+          <w:sz w:val="24"/>
+          <w:szCs w:val="24"/>
+        </w:rPr>
+        <w:t>10</w:t>
+      </w:r>
+      <w:r>
+        <w:rPr>
+          <w:rFonts w:ascii="Times New Roman" w:eastAsia="宋体"/>
+          <w:noProof/>
+          <w:sz w:val="24"/>
+          <w:szCs w:val="24"/>
+        </w:rPr>
+        <w:fldChar w:fldCharType="end"/>
+      </w:r>
+    </w:p>
+    <w:p>
+      <w:pPr>
+        <w:pStyle w:val="TOC2"/>
+        <w:tabs>
+          <w:tab w:val="right" w:leader="dot" w:pos="8777"/>
+        </w:tabs>
+        <w:rPr>
+          <w:rFonts w:ascii="Times New Roman" w:eastAsia="宋体"/>
           <w:smallCaps w:val="0"/>
           <w:noProof/>
           <w:sz w:val="24"/>
@@ -6527,6 +6527,7 @@
         </w:rPr>
         <w:t>Self-Consistency</w:t>
       </w:r>
+      <w:proofErr w:type="gramStart"/>
       <w:r>
         <w:rPr>
           <w:rFonts w:hint="eastAsia"/>
@@ -6556,7 +6557,15 @@
           <w:rFonts w:hint="eastAsia"/>
           <w:vertAlign w:val="superscript"/>
         </w:rPr>
-        <w:t>[7</w:t>
+        <w:t>[</w:t>
+      </w:r>
+      <w:proofErr w:type="gramEnd"/>
+      <w:r>
+        <w:rPr>
+          <w:rFonts w:hint="eastAsia"/>
+          <w:vertAlign w:val="superscript"/>
+        </w:rPr>
+        <w:t>7</w:t>
       </w:r>
       <w:r>
         <w:rPr>
@@ -7344,9 +7353,6 @@
         <w:pStyle w:val="ae"/>
         <w:spacing w:line="360" w:lineRule="auto"/>
         <w:ind w:firstLineChars="200" w:firstLine="480"/>
-        <w:rPr>
-          <w:rFonts w:hint="eastAsia"/>
-        </w:rPr>
       </w:pPr>
       <w:r>
         <w:rPr>
@@ -7519,9 +7525,6 @@
         <w:pStyle w:val="ae"/>
         <w:spacing w:line="360" w:lineRule="auto"/>
         <w:ind w:firstLineChars="200" w:firstLine="480"/>
-        <w:rPr>
-          <w:rFonts w:hint="eastAsia"/>
-        </w:rPr>
       </w:pPr>
       <w:r>
         <w:rPr>
@@ -7577,9 +7580,6 @@
         </w:tabs>
         <w:spacing w:line="360" w:lineRule="auto"/>
         <w:ind w:firstLineChars="200" w:firstLine="480"/>
-        <w:rPr>
-          <w:rFonts w:hint="eastAsia"/>
-        </w:rPr>
       </w:pPr>
       <w:r>
         <w:rPr>
@@ -9068,7 +9068,6 @@
         <w:widowControl/>
         <w:jc w:val="left"/>
         <w:rPr>
-          <w:rFonts w:hint="eastAsia"/>
           <w:kern w:val="0"/>
           <w:sz w:val="24"/>
         </w:rPr>
@@ -9339,7 +9338,39 @@
           <w:sz w:val="21"/>
           <w:szCs w:val="21"/>
         </w:rPr>
-        <w:t>架构</w:t>
+        <w:t>基于多智能体</w:t>
+      </w:r>
+      <w:r>
+        <w:rPr>
+          <w:rFonts w:hint="eastAsia"/>
+          <w:sz w:val="21"/>
+          <w:szCs w:val="21"/>
+        </w:rPr>
+        <w:t>LLM</w:t>
+      </w:r>
+      <w:r>
+        <w:rPr>
+          <w:rFonts w:hint="eastAsia"/>
+          <w:sz w:val="21"/>
+          <w:szCs w:val="21"/>
+        </w:rPr>
+        <w:t>的</w:t>
+      </w:r>
+      <w:r>
+        <w:rPr>
+          <w:rFonts w:hint="eastAsia"/>
+          <w:sz w:val="21"/>
+          <w:szCs w:val="21"/>
+        </w:rPr>
+        <w:t>Text2SQL</w:t>
+      </w:r>
+      <w:r>
+        <w:rPr>
+          <w:rFonts w:hint="eastAsia"/>
+          <w:sz w:val="21"/>
+          <w:szCs w:val="21"/>
+        </w:rPr>
+        <w:t>架构模型</w:t>
       </w:r>
       <w:r>
         <w:rPr>
@@ -9362,7 +9393,14 @@
           <w:sz w:val="21"/>
           <w:szCs w:val="21"/>
         </w:rPr>
-        <w:t>Architecture</w:t>
+        <w:t xml:space="preserve">Architecture </w:t>
+      </w:r>
+      <w:r>
+        <w:rPr>
+          <w:sz w:val="21"/>
+          <w:szCs w:val="21"/>
+        </w:rPr>
+        <w:t>of a Multi-Agent LLM-Based Text2SQL System</w:t>
       </w:r>
     </w:p>
     <w:p>
@@ -9617,7 +9655,7 @@
           <w:sz w:val="21"/>
           <w:szCs w:val="21"/>
         </w:rPr>
-        <w:t>智能体</w:t>
+        <w:t>智能体的内部优化</w:t>
       </w:r>
       <w:r>
         <w:rPr>
@@ -9656,7 +9694,7 @@
           <w:sz w:val="21"/>
           <w:szCs w:val="21"/>
         </w:rPr>
-        <w:t>Agent</w:t>
+        <w:t>Optimizations inside LLM Agent</w:t>
       </w:r>
     </w:p>
     <w:p>
@@ -9801,8 +9839,6 @@
       <w:r>
         <w:rPr>
           <w:rFonts w:hint="eastAsia"/>
-          <w:b/>
-          <w:bCs/>
         </w:rPr>
         <w:t>元数据</w:t>
       </w:r>
@@ -10134,8 +10170,6 @@
       <w:r>
         <w:rPr>
           <w:rFonts w:hint="eastAsia"/>
-          <w:b/>
-          <w:bCs/>
         </w:rPr>
         <w:t>检索增强模块</w:t>
       </w:r>
@@ -10187,16 +10221,12 @@
       <w:r>
         <w:rPr>
           <w:rFonts w:hint="eastAsia"/>
-          <w:b/>
-          <w:bCs/>
         </w:rPr>
         <w:t>SQL</w:t>
       </w:r>
       <w:r>
         <w:rPr>
           <w:rFonts w:hint="eastAsia"/>
-          <w:b/>
-          <w:bCs/>
         </w:rPr>
         <w:t>知识库</w:t>
       </w:r>
@@ -11023,39 +11053,27 @@
       <w:r>
         <w:rPr>
           <w:rFonts w:hint="eastAsia"/>
-          <w:b/>
-          <w:bCs/>
         </w:rPr>
         <w:t>加权平均池化（</w:t>
       </w:r>
       <w:r>
         <w:rPr>
           <w:rFonts w:hint="eastAsia"/>
-          <w:b/>
-          <w:bCs/>
         </w:rPr>
         <w:t>Mean</w:t>
       </w:r>
       <w:r>
-        <w:rPr>
-          <w:b/>
-          <w:bCs/>
-        </w:rPr>
         <w:t xml:space="preserve"> </w:t>
       </w:r>
       <w:r>
         <w:rPr>
           <w:rFonts w:hint="eastAsia"/>
-          <w:b/>
-          <w:bCs/>
         </w:rPr>
         <w:t>Pooling</w:t>
       </w:r>
       <w:r>
         <w:rPr>
           <w:rFonts w:hint="eastAsia"/>
-          <w:b/>
-          <w:bCs/>
         </w:rPr>
         <w:t>）</w:t>
       </w:r>
@@ -11835,8 +11853,6 @@
       <w:r>
         <w:rPr>
           <w:rFonts w:hint="eastAsia"/>
-          <w:b/>
-          <w:bCs/>
           <w:lang w:val="nl-NL"/>
         </w:rPr>
         <w:t>FAISS</w:t>
@@ -11844,8 +11860,6 @@
       <w:r>
         <w:rPr>
           <w:rFonts w:hint="eastAsia"/>
-          <w:b/>
-          <w:bCs/>
           <w:lang w:val="nl-NL"/>
         </w:rPr>
         <w:t>（</w:t>
@@ -11853,8 +11867,6 @@
       <w:r>
         <w:rPr>
           <w:rFonts w:hint="eastAsia"/>
-          <w:b/>
-          <w:bCs/>
           <w:lang w:val="nl-NL"/>
         </w:rPr>
         <w:t>IndexFlatL2</w:t>
@@ -11862,8 +11874,6 @@
       <w:r>
         <w:rPr>
           <w:rFonts w:hint="eastAsia"/>
-          <w:b/>
-          <w:bCs/>
           <w:lang w:val="nl-NL"/>
         </w:rPr>
         <w:t>）</w:t>
@@ -12157,7 +12167,7 @@
         <w:rPr>
           <w:rFonts w:ascii="Times New Roman" w:eastAsia="宋体" w:hAnsi="Times New Roman"/>
           <w:sz w:val="24"/>
-          <w:lang w:eastAsia="zh-CN"/>
+          <w:lang w:val="nl-NL" w:eastAsia="zh-CN"/>
         </w:rPr>
       </w:pPr>
       <m:oMathPara>
@@ -12181,6 +12191,7 @@
                 <w:rPr>
                   <w:rFonts w:ascii="Cambria Math" w:hAnsi="Cambria Math"/>
                   <w:sz w:val="24"/>
+                  <w:lang w:val="nl-NL"/>
                 </w:rPr>
                 <m:t>I.</m:t>
               </m:r>
@@ -12190,6 +12201,7 @@
                 </m:rPr>
                 <w:rPr>
                   <w:sz w:val="24"/>
+                  <w:lang w:val="nl-NL"/>
                 </w:rPr>
                 <m:t>add</m:t>
               </m:r>
@@ -12259,6 +12271,7 @@
                                 <w:rPr>
                                   <w:rFonts w:ascii="Cambria Math" w:hAnsi="Cambria Math"/>
                                   <w:sz w:val="24"/>
+                                  <w:lang w:val="nl-NL"/>
                                 </w:rPr>
                                 <m:t>1</m:t>
                               </m:r>
@@ -12273,6 +12286,7 @@
                         <w:rPr>
                           <w:rFonts w:ascii="Cambria Math" w:hAnsi="Cambria Math"/>
                           <w:sz w:val="24"/>
+                          <w:lang w:val="nl-NL"/>
                         </w:rPr>
                         <m:t>,</m:t>
                       </m:r>
@@ -12318,6 +12332,7 @@
                                 <w:rPr>
                                   <w:rFonts w:ascii="Cambria Math" w:hAnsi="Cambria Math"/>
                                   <w:sz w:val="24"/>
+                                  <w:lang w:val="nl-NL"/>
                                 </w:rPr>
                                 <m:t>2</m:t>
                               </m:r>
@@ -12332,6 +12347,7 @@
                         <w:rPr>
                           <w:rFonts w:ascii="Cambria Math" w:hAnsi="Cambria Math"/>
                           <w:sz w:val="24"/>
+                          <w:lang w:val="nl-NL"/>
                         </w:rPr>
                         <m:t>,…,</m:t>
                       </m:r>
@@ -12392,6 +12408,7 @@
                 <w:rPr>
                   <w:rFonts w:ascii="Cambria Math" w:hAnsi="Cambria Math"/>
                   <w:sz w:val="24"/>
+                  <w:lang w:val="nl-NL"/>
                 </w:rPr>
                 <m:t>#</m:t>
               </m:r>
@@ -12412,6 +12429,7 @@
                     <w:rPr>
                       <w:rFonts w:ascii="Cambria Math" w:hAnsi="Cambria Math"/>
                       <w:sz w:val="24"/>
+                      <w:lang w:val="nl-NL"/>
                     </w:rPr>
                     <m:t>6</m:t>
                   </m:r>
@@ -13186,8 +13204,6 @@
       <w:r>
         <w:rPr>
           <w:rFonts w:hint="eastAsia"/>
-          <w:b/>
-          <w:bCs/>
         </w:rPr>
         <w:t>欧几里得距离：</w:t>
       </w:r>
@@ -14139,6 +14155,9 @@
         </w:rPr>
         <w:t>生成智能体。</w:t>
       </w:r>
+      <w:r>
+        <w:br w:type="page"/>
+      </w:r>
     </w:p>
     <w:p>
       <w:pPr>
@@ -14267,16 +14286,12 @@
       <w:r>
         <w:rPr>
           <w:rFonts w:hint="eastAsia"/>
-          <w:b/>
-          <w:bCs/>
         </w:rPr>
         <w:t>最终</w:t>
       </w:r>
       <w:r>
         <w:rPr>
           <w:rFonts w:hint="eastAsia"/>
-          <w:b/>
-          <w:bCs/>
         </w:rPr>
         <w:t>prompt</w:t>
       </w:r>
@@ -14284,7 +14299,13 @@
         <w:rPr>
           <w:rFonts w:hint="eastAsia"/>
         </w:rPr>
-        <w:t>，用于引导后续的</w:t>
+        <w:t>，</w:t>
+      </w:r>
+      <w:r>
+        <w:rPr>
+          <w:rFonts w:hint="eastAsia"/>
+        </w:rPr>
+        <w:t>用于引导后续的</w:t>
       </w:r>
       <w:r>
         <w:rPr>
@@ -14354,8 +14375,6 @@
       <w:r>
         <w:rPr>
           <w:rFonts w:hint="eastAsia"/>
-          <w:b/>
-          <w:bCs/>
         </w:rPr>
         <w:t>裁剪</w:t>
       </w:r>
@@ -14907,17 +14926,11 @@
         <w:t>这一阶段由多个并行的</w:t>
       </w:r>
       <w:r>
-        <w:rPr>
-          <w:b/>
-          <w:bCs/>
-        </w:rPr>
         <w:t>SQL-Generator</w:t>
       </w:r>
       <w:r>
         <w:rPr>
           <w:rFonts w:hint="eastAsia"/>
-          <w:b/>
-          <w:bCs/>
         </w:rPr>
         <w:t>智能体</w:t>
       </w:r>
@@ -15235,8 +15248,6 @@
       <w:r>
         <w:rPr>
           <w:rFonts w:hint="eastAsia"/>
-          <w:b/>
-          <w:bCs/>
         </w:rPr>
         <w:t>语法和语义</w:t>
       </w:r>
@@ -15261,8 +15272,6 @@
       <w:r>
         <w:rPr>
           <w:rFonts w:hint="eastAsia"/>
-          <w:b/>
-          <w:bCs/>
         </w:rPr>
         <w:t>语法正确</w:t>
       </w:r>
@@ -15299,8 +15308,6 @@
       <w:r>
         <w:rPr>
           <w:rFonts w:hint="eastAsia"/>
-          <w:b/>
-          <w:bCs/>
         </w:rPr>
         <w:t>符合数据库约束</w:t>
       </w:r>
@@ -15340,8 +15347,6 @@
       <w:r>
         <w:rPr>
           <w:rFonts w:hint="eastAsia"/>
-          <w:b/>
-          <w:bCs/>
         </w:rPr>
         <w:t>事务模式</w:t>
       </w:r>
@@ -15889,24 +15894,8 @@
       <w:r>
         <w:rPr>
           <w:rFonts w:hint="eastAsia"/>
-          <w:b/>
-          <w:bCs/>
-        </w:rPr>
-        <w:t>通过校验</w:t>
-      </w:r>
-      <w:r>
-        <w:rPr>
-          <w:rFonts w:hint="eastAsia"/>
-        </w:rPr>
-        <w:t>和</w:t>
-      </w:r>
-      <w:r>
-        <w:rPr>
-          <w:rFonts w:hint="eastAsia"/>
-          <w:b/>
-          <w:bCs/>
-        </w:rPr>
-        <w:t>未通过校验</w:t>
+        </w:rPr>
+        <w:t>通过校验和未通过校验</w:t>
       </w:r>
       <w:r>
         <w:rPr>
@@ -16085,7 +16074,7 @@
           <w:ilvl w:val="0"/>
           <w:numId w:val="6"/>
         </w:numPr>
-        <w:spacing w:beforeLines="50" w:before="156" w:after="200"/>
+        <w:spacing w:beforeLines="50" w:before="156" w:after="200" w:line="360" w:lineRule="auto"/>
         <w:ind w:left="714" w:hanging="357"/>
         <w:jc w:val="left"/>
         <w:rPr>
@@ -16154,22 +16143,6 @@
         </w:rPr>
         <w:t>：</w:t>
       </w:r>
-    </w:p>
-    <w:p>
-      <w:pPr>
-        <w:widowControl/>
-        <w:numPr>
-          <w:ilvl w:val="0"/>
-          <w:numId w:val="5"/>
-        </w:numPr>
-        <w:spacing w:after="200" w:line="360" w:lineRule="auto"/>
-        <w:ind w:left="714" w:hanging="357"/>
-        <w:jc w:val="left"/>
-        <w:rPr>
-          <w:kern w:val="0"/>
-          <w:sz w:val="24"/>
-        </w:rPr>
-      </w:pPr>
       <w:r>
         <w:rPr>
           <w:rFonts w:hint="eastAsia"/>
@@ -16382,7 +16355,8 @@
           <w:ilvl w:val="0"/>
           <w:numId w:val="6"/>
         </w:numPr>
-        <w:spacing w:after="200"/>
+        <w:spacing w:after="200" w:line="360" w:lineRule="auto"/>
+        <w:ind w:left="714" w:hanging="357"/>
         <w:jc w:val="left"/>
         <w:rPr>
           <w:kern w:val="0"/>
@@ -16450,22 +16424,6 @@
         </w:rPr>
         <w:t>：</w:t>
       </w:r>
-    </w:p>
-    <w:p>
-      <w:pPr>
-        <w:widowControl/>
-        <w:numPr>
-          <w:ilvl w:val="0"/>
-          <w:numId w:val="5"/>
-        </w:numPr>
-        <w:spacing w:after="200" w:line="360" w:lineRule="auto"/>
-        <w:ind w:left="714" w:hanging="357"/>
-        <w:jc w:val="left"/>
-        <w:rPr>
-          <w:kern w:val="0"/>
-          <w:sz w:val="24"/>
-        </w:rPr>
-      </w:pPr>
       <w:r>
         <w:rPr>
           <w:rFonts w:hint="eastAsia"/>
@@ -16755,13 +16713,7 @@
         <w:rPr>
           <w:rFonts w:hint="eastAsia"/>
         </w:rPr>
-        <w:t>为了</w:t>
-      </w:r>
-      <w:r>
-        <w:rPr>
-          <w:rFonts w:hint="eastAsia"/>
-        </w:rPr>
-        <w:t>从</w:t>
+        <w:t>为了从</w:t>
       </w:r>
       <w:r>
         <w:t>responses</w:t>
@@ -16782,13 +16734,7 @@
         <w:rPr>
           <w:rFonts w:hint="eastAsia"/>
         </w:rPr>
-        <w:t>的文本</w:t>
-      </w:r>
-      <w:r>
-        <w:rPr>
-          <w:rFonts w:hint="eastAsia"/>
-        </w:rPr>
-        <w:t>，</w:t>
+        <w:t>的文本，</w:t>
       </w:r>
       <w:r>
         <w:rPr>
@@ -18516,9 +18462,6 @@
         </w:tabs>
         <w:spacing w:line="360" w:lineRule="auto"/>
         <w:ind w:firstLineChars="200" w:firstLine="480"/>
-        <w:rPr>
-          <w:rFonts w:hint="eastAsia"/>
-        </w:rPr>
       </w:pPr>
       <w:r>
         <w:rPr>
@@ -18875,8 +18818,6 @@
       <w:r>
         <w:rPr>
           <w:rFonts w:hint="eastAsia"/>
-          <w:b/>
-          <w:bCs/>
         </w:rPr>
         <w:t>事务安全机制</w:t>
       </w:r>
@@ -18925,8 +18866,6 @@
       <w:r>
         <w:rPr>
           <w:rFonts w:hint="eastAsia"/>
-          <w:b/>
-          <w:bCs/>
         </w:rPr>
         <w:t>预演执行</w:t>
       </w:r>
@@ -19136,7 +19075,7 @@
         <w:spacing w:line="360" w:lineRule="auto"/>
         <w:ind w:firstLineChars="200" w:firstLine="480"/>
         <w:rPr>
-          <w:bCs/>
+          <w:rFonts w:hint="eastAsia"/>
         </w:rPr>
       </w:pPr>
       <w:r>
@@ -19180,6 +19119,9 @@
           <w:rFonts w:hint="eastAsia"/>
         </w:rPr>
         <w:t>执行超时或资源不足），系统会将错误信息返回给用户，并建议其优化查询或稍后重试。</w:t>
+      </w:r>
+      <w:r>
+        <w:br w:type="page"/>
       </w:r>
     </w:p>
     <w:p>
@@ -19312,24 +19254,8 @@
       <w:r>
         <w:rPr>
           <w:rFonts w:hint="eastAsia"/>
-          <w:b/>
-          <w:bCs/>
-        </w:rPr>
-        <w:t>多智能体投票决策</w:t>
-      </w:r>
-      <w:r>
-        <w:rPr>
-          <w:rFonts w:hint="eastAsia"/>
-        </w:rPr>
-        <w:t>和</w:t>
-      </w:r>
-      <w:r>
-        <w:rPr>
-          <w:rFonts w:hint="eastAsia"/>
-          <w:b/>
-          <w:bCs/>
-        </w:rPr>
-        <w:t>响应相似度比较</w:t>
+        </w:rPr>
+        <w:t>多智能体投票决策和响应相似度比较</w:t>
       </w:r>
       <w:r>
         <w:rPr>
@@ -19576,8 +19502,6 @@
       <w:r>
         <w:rPr>
           <w:rFonts w:hint="eastAsia"/>
-          <w:b/>
-          <w:bCs/>
         </w:rPr>
         <w:t>异步并行</w:t>
       </w:r>
@@ -19828,8 +19752,6 @@
       <w:r>
         <w:rPr>
           <w:rFonts w:hint="eastAsia"/>
-          <w:b/>
-          <w:bCs/>
         </w:rPr>
         <w:t>前缀缓存</w:t>
       </w:r>
@@ -20188,8 +20110,6 @@
       <w:r>
         <w:rPr>
           <w:rFonts w:hint="eastAsia"/>
-          <w:b/>
-          <w:bCs/>
         </w:rPr>
         <w:t>剪枝</w:t>
       </w:r>
@@ -20214,8 +20134,6 @@
       <w:r>
         <w:rPr>
           <w:rFonts w:hint="eastAsia"/>
-          <w:b/>
-          <w:bCs/>
         </w:rPr>
         <w:t>截断剪枝</w:t>
       </w:r>
@@ -20395,8 +20313,6 @@
       <w:r>
         <w:rPr>
           <w:rFonts w:hint="eastAsia"/>
-          <w:i/>
-          <w:iCs/>
         </w:rPr>
         <w:t>通义千问</w:t>
       </w:r>
@@ -20408,10 +20324,6 @@
       </w:r>
       <w:proofErr w:type="gramEnd"/>
       <w:r>
-        <w:rPr>
-          <w:b/>
-          <w:bCs/>
-        </w:rPr>
         <w:t>partial mode</w:t>
       </w:r>
       <w:r>
@@ -20423,24 +20335,18 @@
       <w:r>
         <w:rPr>
           <w:rFonts w:hint="eastAsia"/>
-          <w:b/>
-          <w:bCs/>
         </w:rPr>
         <w:t>为</w:t>
       </w:r>
       <w:r>
         <w:rPr>
           <w:rFonts w:hint="eastAsia"/>
-          <w:b/>
-          <w:bCs/>
         </w:rPr>
         <w:t>LLM</w:t>
       </w:r>
       <w:r>
         <w:rPr>
           <w:rFonts w:hint="eastAsia"/>
-          <w:b/>
-          <w:bCs/>
         </w:rPr>
         <w:t>的回答指定固定前缀</w:t>
       </w:r>
@@ -20828,6 +20734,10 @@
         </w:tabs>
         <w:spacing w:line="360" w:lineRule="auto"/>
         <w:ind w:firstLineChars="200" w:firstLine="480"/>
+        <w:rPr>
+          <w:rFonts w:hint="eastAsia"/>
+          <w:vertAlign w:val="superscript"/>
+        </w:rPr>
       </w:pPr>
       <w:r>
         <w:rPr>
@@ -20895,6 +20805,12 @@
           <w:vertAlign w:val="superscript"/>
         </w:rPr>
         <w:t>]</w:t>
+      </w:r>
+      <w:r>
+        <w:rPr>
+          <w:vertAlign w:val="superscript"/>
+        </w:rPr>
+        <w:br w:type="page"/>
       </w:r>
     </w:p>
     <w:p>
@@ -21079,8 +20995,6 @@
       <w:r>
         <w:rPr>
           <w:rFonts w:hint="eastAsia"/>
-          <w:b/>
-          <w:bCs/>
         </w:rPr>
         <w:t>数据库事务</w:t>
       </w:r>
@@ -21172,8 +21086,6 @@
       <w:r>
         <w:rPr>
           <w:rFonts w:hint="eastAsia"/>
-          <w:b/>
-          <w:bCs/>
         </w:rPr>
         <w:t>权限控制</w:t>
       </w:r>
@@ -21744,6 +21656,7 @@
         <w:ind w:left="714" w:hanging="357"/>
         <w:jc w:val="left"/>
         <w:rPr>
+          <w:rFonts w:hint="eastAsia"/>
           <w:kern w:val="0"/>
           <w:sz w:val="24"/>
         </w:rPr>
@@ -21755,6 +21668,13 @@
           <w:sz w:val="24"/>
         </w:rPr>
         <w:t>自省能力：在掺杂了混淆字符的不合法查询中，系统识别出错误并拒绝回答的比例。</w:t>
+      </w:r>
+      <w:r>
+        <w:rPr>
+          <w:kern w:val="0"/>
+          <w:sz w:val="24"/>
+        </w:rPr>
+        <w:br w:type="page"/>
       </w:r>
     </w:p>
     <w:p>
@@ -21828,7 +21748,7 @@
           <w:noProof/>
         </w:rPr>
         <w:drawing>
-          <wp:anchor distT="0" distB="0" distL="114300" distR="114300" simplePos="0" relativeHeight="251696128" behindDoc="0" locked="0" layoutInCell="1" allowOverlap="1" wp14:anchorId="40F3CBD5" wp14:editId="74829B47">
+          <wp:anchor distT="0" distB="0" distL="114300" distR="114300" simplePos="0" relativeHeight="251696128" behindDoc="0" locked="0" layoutInCell="1" allowOverlap="1" wp14:anchorId="40F3CBD5" wp14:editId="572DFEDE">
             <wp:simplePos x="0" y="0"/>
             <wp:positionH relativeFrom="margin">
               <wp:align>right</wp:align>
@@ -22126,195 +22046,36 @@
         </w:tabs>
         <w:spacing w:line="360" w:lineRule="auto"/>
         <w:ind w:firstLineChars="200" w:firstLine="480"/>
-      </w:pPr>
-      <w:r>
-        <w:rPr>
-          <w:rFonts w:hint="eastAsia"/>
-        </w:rPr>
-        <w:t>查询准确率</w:t>
-      </w:r>
-      <w:r>
-        <w:rPr>
-          <w:rFonts w:hint="eastAsia"/>
-        </w:rPr>
-        <w:t>（图</w:t>
-      </w:r>
-      <w:r>
-        <w:rPr>
-          <w:rFonts w:hint="eastAsia"/>
-        </w:rPr>
-        <w:t>5-1</w:t>
-      </w:r>
-      <w:r>
-        <w:rPr>
-          <w:rFonts w:hint="eastAsia"/>
-        </w:rPr>
-        <w:t>）</w:t>
-      </w:r>
-      <w:r>
-        <w:rPr>
-          <w:rFonts w:hint="eastAsia"/>
-        </w:rPr>
-        <w:t>：与传统单一</w:t>
-      </w:r>
-      <w:r>
-        <w:rPr>
-          <w:rFonts w:hint="eastAsia"/>
-        </w:rPr>
-        <w:t>LLM</w:t>
-      </w:r>
-      <w:r>
-        <w:rPr>
-          <w:rFonts w:hint="eastAsia"/>
-        </w:rPr>
-        <w:t>直接调用相比，采用流水线架构的单智能</w:t>
-      </w:r>
-      <w:proofErr w:type="gramStart"/>
-      <w:r>
-        <w:rPr>
-          <w:rFonts w:hint="eastAsia"/>
-        </w:rPr>
-        <w:t>体模式</w:t>
-      </w:r>
-      <w:proofErr w:type="gramEnd"/>
-      <w:r>
-        <w:rPr>
-          <w:rFonts w:hint="eastAsia"/>
-        </w:rPr>
-        <w:t>在</w:t>
-      </w:r>
-      <w:r>
-        <w:rPr>
-          <w:rFonts w:hint="eastAsia"/>
-        </w:rPr>
-        <w:t>Spider</w:t>
-      </w:r>
-      <w:r>
-        <w:rPr>
-          <w:rFonts w:hint="eastAsia"/>
-        </w:rPr>
-        <w:t>数据集上的</w:t>
-      </w:r>
-      <w:r>
-        <w:rPr>
-          <w:rFonts w:hint="eastAsia"/>
-        </w:rPr>
-        <w:t>SQL</w:t>
-      </w:r>
-      <w:r>
-        <w:rPr>
-          <w:rFonts w:hint="eastAsia"/>
-        </w:rPr>
-        <w:t>查询准确率提升了约</w:t>
-      </w:r>
-      <w:r>
-        <w:rPr>
-          <w:rFonts w:hint="eastAsia"/>
-        </w:rPr>
-        <w:t>29%</w:t>
-      </w:r>
-      <w:r>
-        <w:rPr>
-          <w:rFonts w:hint="eastAsia"/>
-        </w:rPr>
-        <w:t>，在</w:t>
-      </w:r>
-      <w:proofErr w:type="spellStart"/>
-      <w:r>
-        <w:rPr>
-          <w:rFonts w:hint="eastAsia"/>
-        </w:rPr>
-        <w:t>WikiSQL</w:t>
-      </w:r>
-      <w:proofErr w:type="spellEnd"/>
-      <w:r>
-        <w:rPr>
-          <w:rFonts w:hint="eastAsia"/>
-        </w:rPr>
-        <w:t>上提升约</w:t>
-      </w:r>
-      <w:r>
-        <w:rPr>
-          <w:rFonts w:hint="eastAsia"/>
-        </w:rPr>
-        <w:t>20%</w:t>
-      </w:r>
-      <w:r>
-        <w:rPr>
-          <w:rFonts w:hint="eastAsia"/>
-        </w:rPr>
-        <w:t>。（公平起见，我们也给单一</w:t>
-      </w:r>
-      <w:r>
-        <w:rPr>
-          <w:rFonts w:hint="eastAsia"/>
-        </w:rPr>
-        <w:t>LLM</w:t>
-      </w:r>
-      <w:r>
-        <w:rPr>
-          <w:rFonts w:hint="eastAsia"/>
-        </w:rPr>
-        <w:t>提供了包含上下文的</w:t>
-      </w:r>
-      <w:r>
-        <w:rPr>
-          <w:rFonts w:hint="eastAsia"/>
-        </w:rPr>
-        <w:t>prompt</w:t>
-      </w:r>
-      <w:r>
-        <w:rPr>
-          <w:rFonts w:hint="eastAsia"/>
-        </w:rPr>
-        <w:t>。）</w:t>
-      </w:r>
-    </w:p>
-    <w:p>
-      <w:pPr>
-        <w:pStyle w:val="ae"/>
-        <w:tabs>
-          <w:tab w:val="clear" w:pos="4153"/>
-          <w:tab w:val="clear" w:pos="8306"/>
-        </w:tabs>
-        <w:jc w:val="center"/>
-      </w:pPr>
-      <w:r>
-        <w:rPr>
-          <w:rFonts w:hint="eastAsia"/>
-          <w:sz w:val="21"/>
-          <w:szCs w:val="21"/>
-        </w:rPr>
-        <w:t>图</w:t>
-      </w:r>
+        <w:rPr>
+          <w:rFonts w:hint="eastAsia"/>
+        </w:rPr>
+      </w:pPr>
       <w:r>
         <w:rPr>
           <w:noProof/>
-          <w:sz w:val="21"/>
-          <w:szCs w:val="21"/>
         </w:rPr>
         <w:drawing>
-          <wp:anchor distT="0" distB="0" distL="114300" distR="114300" simplePos="0" relativeHeight="251697152" behindDoc="0" locked="0" layoutInCell="1" allowOverlap="1" wp14:anchorId="441F61D5" wp14:editId="57EECCEE">
+          <wp:anchor distT="0" distB="0" distL="114300" distR="114300" simplePos="0" relativeHeight="251705344" behindDoc="0" locked="0" layoutInCell="1" allowOverlap="1" wp14:anchorId="0F4B5E56" wp14:editId="55A85B9B">
             <wp:simplePos x="0" y="0"/>
             <wp:positionH relativeFrom="margin">
-              <wp:align>right</wp:align>
+              <wp:align>center</wp:align>
             </wp:positionH>
             <wp:positionV relativeFrom="paragraph">
-              <wp:posOffset>0</wp:posOffset>
+              <wp:posOffset>896620</wp:posOffset>
             </wp:positionV>
-            <wp:extent cx="5579745" cy="3241040"/>
-            <wp:effectExtent l="0" t="0" r="1905" b="0"/>
+            <wp:extent cx="4530725" cy="3764280"/>
+            <wp:effectExtent l="0" t="0" r="3175" b="7620"/>
             <wp:wrapTopAndBottom/>
-            <wp:docPr id="94" name="Picture" title="fig:"/>
-            <wp:cNvGraphicFramePr/>
+            <wp:docPr id="1680094737" name="图片 1"/>
+            <wp:cNvGraphicFramePr>
+              <a:graphicFrameLocks xmlns:a="http://schemas.openxmlformats.org/drawingml/2006/main" noChangeAspect="1"/>
+            </wp:cNvGraphicFramePr>
             <a:graphic xmlns:a="http://schemas.openxmlformats.org/drawingml/2006/main">
               <a:graphicData uri="http://schemas.openxmlformats.org/drawingml/2006/picture">
                 <pic:pic xmlns:pic="http://schemas.openxmlformats.org/drawingml/2006/picture">
                   <pic:nvPicPr>
-                    <pic:cNvPr id="95" name="Picture" descr="C:\Users\seer\AppData\Local\Temp\\17425384507206.png"/>
-                    <pic:cNvPicPr>
-                      <a:picLocks noChangeAspect="1" noChangeArrowheads="1"/>
-                    </pic:cNvPicPr>
+                    <pic:cNvPr id="1680094737" name=""/>
+                    <pic:cNvPicPr/>
                   </pic:nvPicPr>
                   <pic:blipFill>
                     <a:blip r:embed="rId21" cstate="print">
@@ -22328,10 +22089,275 @@
                       <a:fillRect/>
                     </a:stretch>
                   </pic:blipFill>
+                  <pic:spPr>
+                    <a:xfrm>
+                      <a:off x="0" y="0"/>
+                      <a:ext cx="4530725" cy="3764280"/>
+                    </a:xfrm>
+                    <a:prstGeom prst="rect">
+                      <a:avLst/>
+                    </a:prstGeom>
+                  </pic:spPr>
+                </pic:pic>
+              </a:graphicData>
+            </a:graphic>
+            <wp14:sizeRelH relativeFrom="margin">
+              <wp14:pctWidth>0</wp14:pctWidth>
+            </wp14:sizeRelH>
+            <wp14:sizeRelV relativeFrom="margin">
+              <wp14:pctHeight>0</wp14:pctHeight>
+            </wp14:sizeRelV>
+          </wp:anchor>
+        </w:drawing>
+      </w:r>
+      <w:r>
+        <w:rPr>
+          <w:rFonts w:hint="eastAsia"/>
+        </w:rPr>
+        <w:t>查询准确率</w:t>
+      </w:r>
+      <w:r>
+        <w:rPr>
+          <w:rFonts w:hint="eastAsia"/>
+        </w:rPr>
+        <w:t>（图</w:t>
+      </w:r>
+      <w:r>
+        <w:rPr>
+          <w:rFonts w:hint="eastAsia"/>
+        </w:rPr>
+        <w:t>5-1</w:t>
+      </w:r>
+      <w:r>
+        <w:rPr>
+          <w:rFonts w:hint="eastAsia"/>
+        </w:rPr>
+        <w:t>）</w:t>
+      </w:r>
+      <w:r>
+        <w:rPr>
+          <w:rFonts w:hint="eastAsia"/>
+        </w:rPr>
+        <w:t>：与传统单一</w:t>
+      </w:r>
+      <w:r>
+        <w:rPr>
+          <w:rFonts w:hint="eastAsia"/>
+        </w:rPr>
+        <w:t>LLM</w:t>
+      </w:r>
+      <w:r>
+        <w:rPr>
+          <w:rFonts w:hint="eastAsia"/>
+        </w:rPr>
+        <w:t>直接调用相比，采用流水线架构的单智能</w:t>
+      </w:r>
+      <w:proofErr w:type="gramStart"/>
+      <w:r>
+        <w:rPr>
+          <w:rFonts w:hint="eastAsia"/>
+        </w:rPr>
+        <w:t>体模式</w:t>
+      </w:r>
+      <w:proofErr w:type="gramEnd"/>
+      <w:r>
+        <w:rPr>
+          <w:rFonts w:hint="eastAsia"/>
+        </w:rPr>
+        <w:t>在</w:t>
+      </w:r>
+      <w:r>
+        <w:rPr>
+          <w:rFonts w:hint="eastAsia"/>
+        </w:rPr>
+        <w:t>Spider</w:t>
+      </w:r>
+      <w:r>
+        <w:rPr>
+          <w:rFonts w:hint="eastAsia"/>
+        </w:rPr>
+        <w:t>数据集上的</w:t>
+      </w:r>
+      <w:r>
+        <w:rPr>
+          <w:rFonts w:hint="eastAsia"/>
+        </w:rPr>
+        <w:t>SQL</w:t>
+      </w:r>
+      <w:r>
+        <w:rPr>
+          <w:rFonts w:hint="eastAsia"/>
+        </w:rPr>
+        <w:t>查询准确率提升了约</w:t>
+      </w:r>
+      <w:r>
+        <w:rPr>
+          <w:rFonts w:hint="eastAsia"/>
+        </w:rPr>
+        <w:t>29%</w:t>
+      </w:r>
+      <w:r>
+        <w:rPr>
+          <w:rFonts w:hint="eastAsia"/>
+        </w:rPr>
+        <w:t>，在</w:t>
+      </w:r>
+      <w:proofErr w:type="spellStart"/>
+      <w:r>
+        <w:rPr>
+          <w:rFonts w:hint="eastAsia"/>
+        </w:rPr>
+        <w:t>WikiSQL</w:t>
+      </w:r>
+      <w:proofErr w:type="spellEnd"/>
+      <w:r>
+        <w:rPr>
+          <w:rFonts w:hint="eastAsia"/>
+        </w:rPr>
+        <w:t>上提升约</w:t>
+      </w:r>
+      <w:r>
+        <w:rPr>
+          <w:rFonts w:hint="eastAsia"/>
+        </w:rPr>
+        <w:t>20%</w:t>
+      </w:r>
+      <w:r>
+        <w:rPr>
+          <w:rFonts w:hint="eastAsia"/>
+        </w:rPr>
+        <w:t>。（公平起见，我们也给单一</w:t>
+      </w:r>
+      <w:r>
+        <w:rPr>
+          <w:rFonts w:hint="eastAsia"/>
+        </w:rPr>
+        <w:t>LLM</w:t>
+      </w:r>
+      <w:r>
+        <w:rPr>
+          <w:rFonts w:hint="eastAsia"/>
+        </w:rPr>
+        <w:t>提供了包含上下文的</w:t>
+      </w:r>
+      <w:r>
+        <w:rPr>
+          <w:rFonts w:hint="eastAsia"/>
+        </w:rPr>
+        <w:t>prompt</w:t>
+      </w:r>
+      <w:r>
+        <w:rPr>
+          <w:rFonts w:hint="eastAsia"/>
+        </w:rPr>
+        <w:t>。）</w:t>
+      </w:r>
+    </w:p>
+    <w:p>
+      <w:pPr>
+        <w:pStyle w:val="ae"/>
+        <w:tabs>
+          <w:tab w:val="clear" w:pos="4153"/>
+          <w:tab w:val="clear" w:pos="8306"/>
+        </w:tabs>
+        <w:jc w:val="center"/>
+      </w:pPr>
+      <w:r>
+        <w:rPr>
+          <w:rFonts w:hint="eastAsia"/>
+          <w:sz w:val="21"/>
+          <w:szCs w:val="21"/>
+        </w:rPr>
+        <w:t>图</w:t>
+      </w:r>
+      <w:r>
+        <w:rPr>
+          <w:rFonts w:hint="eastAsia"/>
+          <w:sz w:val="21"/>
+          <w:szCs w:val="21"/>
+        </w:rPr>
+        <w:t xml:space="preserve">5-2: </w:t>
+      </w:r>
+      <w:r>
+        <w:rPr>
+          <w:rFonts w:hint="eastAsia"/>
+          <w:sz w:val="21"/>
+          <w:szCs w:val="21"/>
+        </w:rPr>
+        <w:t>耗时</w:t>
+      </w:r>
+      <w:r>
+        <w:br/>
+      </w:r>
+      <w:r>
+        <w:rPr>
+          <w:rFonts w:hint="eastAsia"/>
+          <w:sz w:val="21"/>
+          <w:szCs w:val="21"/>
+        </w:rPr>
+        <w:t xml:space="preserve">Figure 5-2: </w:t>
+      </w:r>
+      <w:r>
+        <w:rPr>
+          <w:sz w:val="21"/>
+          <w:szCs w:val="21"/>
+        </w:rPr>
+        <w:t>time consuming</w:t>
+      </w:r>
+    </w:p>
+    <w:p>
+      <w:pPr>
+        <w:pStyle w:val="ae"/>
+        <w:tabs>
+          <w:tab w:val="clear" w:pos="4153"/>
+          <w:tab w:val="clear" w:pos="8306"/>
+        </w:tabs>
+        <w:spacing w:line="360" w:lineRule="auto"/>
+        <w:ind w:firstLineChars="200" w:firstLine="480"/>
+      </w:pPr>
+      <w:r>
+        <w:rPr>
+          <w:noProof/>
+        </w:rPr>
+        <w:drawing>
+          <wp:anchor distT="0" distB="0" distL="114300" distR="114300" simplePos="0" relativeHeight="251699200" behindDoc="0" locked="0" layoutInCell="1" allowOverlap="1" wp14:anchorId="47E0B9DD" wp14:editId="2040A9A8">
+            <wp:simplePos x="0" y="0"/>
+            <wp:positionH relativeFrom="margin">
+              <wp:posOffset>3060065</wp:posOffset>
+            </wp:positionH>
+            <wp:positionV relativeFrom="paragraph">
+              <wp:posOffset>893445</wp:posOffset>
+            </wp:positionV>
+            <wp:extent cx="2800985" cy="2192020"/>
+            <wp:effectExtent l="0" t="0" r="0" b="0"/>
+            <wp:wrapTopAndBottom/>
+            <wp:docPr id="100" name="Picture" title="fig:"/>
+            <wp:cNvGraphicFramePr/>
+            <a:graphic xmlns:a="http://schemas.openxmlformats.org/drawingml/2006/main">
+              <a:graphicData uri="http://schemas.openxmlformats.org/drawingml/2006/picture">
+                <pic:pic xmlns:pic="http://schemas.openxmlformats.org/drawingml/2006/picture">
+                  <pic:nvPicPr>
+                    <pic:cNvPr id="101" name="Picture" descr="C:\Users\seer\AppData\Local\Temp\\17425384507278.png"/>
+                    <pic:cNvPicPr>
+                      <a:picLocks noChangeAspect="1" noChangeArrowheads="1"/>
+                    </pic:cNvPicPr>
+                  </pic:nvPicPr>
+                  <pic:blipFill>
+                    <a:blip r:embed="rId22" cstate="print">
+                      <a:extLst>
+                        <a:ext uri="{28A0092B-C50C-407E-A947-70E740481C1C}">
+                          <a14:useLocalDpi xmlns:a14="http://schemas.microsoft.com/office/drawing/2010/main" val="0"/>
+                        </a:ext>
+                      </a:extLst>
+                    </a:blip>
+                    <a:stretch>
+                      <a:fillRect/>
+                    </a:stretch>
+                  </pic:blipFill>
                   <pic:spPr bwMode="auto">
                     <a:xfrm>
                       <a:off x="0" y="0"/>
-                      <a:ext cx="5579745" cy="3241040"/>
+                      <a:ext cx="2800985" cy="2192020"/>
                     </a:xfrm>
                     <a:prstGeom prst="rect">
                       <a:avLst/>
@@ -22357,57 +22383,12 @@
       </w:r>
       <w:r>
         <w:rPr>
-          <w:rFonts w:hint="eastAsia"/>
-          <w:sz w:val="21"/>
-          <w:szCs w:val="21"/>
-        </w:rPr>
-        <w:t xml:space="preserve">5-2: </w:t>
-      </w:r>
-      <w:r>
-        <w:rPr>
-          <w:rFonts w:hint="eastAsia"/>
-          <w:sz w:val="21"/>
-          <w:szCs w:val="21"/>
-        </w:rPr>
-        <w:t>耗时</w:t>
-      </w:r>
-      <w:r>
-        <w:br/>
-      </w:r>
-      <w:r>
-        <w:rPr>
-          <w:rFonts w:hint="eastAsia"/>
-          <w:sz w:val="21"/>
-          <w:szCs w:val="21"/>
-        </w:rPr>
-        <w:t xml:space="preserve">Figure 5-2: </w:t>
-      </w:r>
-      <w:r>
-        <w:rPr>
-          <w:sz w:val="21"/>
-          <w:szCs w:val="21"/>
-        </w:rPr>
-        <w:t>time consuming</w:t>
-      </w:r>
-    </w:p>
-    <w:p>
-      <w:pPr>
-        <w:pStyle w:val="ae"/>
-        <w:tabs>
-          <w:tab w:val="clear" w:pos="4153"/>
-          <w:tab w:val="clear" w:pos="8306"/>
-        </w:tabs>
-        <w:spacing w:line="360" w:lineRule="auto"/>
-        <w:ind w:firstLineChars="200" w:firstLine="420"/>
-      </w:pPr>
-      <w:r>
-        <w:rPr>
           <w:noProof/>
           <w:sz w:val="21"/>
           <w:szCs w:val="21"/>
         </w:rPr>
         <w:drawing>
-          <wp:anchor distT="0" distB="0" distL="114300" distR="114300" simplePos="0" relativeHeight="251698176" behindDoc="0" locked="0" layoutInCell="1" allowOverlap="1" wp14:anchorId="17621796" wp14:editId="1A441A05">
+          <wp:anchor distT="0" distB="0" distL="114300" distR="114300" simplePos="0" relativeHeight="251698176" behindDoc="0" locked="0" layoutInCell="1" allowOverlap="1" wp14:anchorId="17621796" wp14:editId="226AB3BA">
             <wp:simplePos x="0" y="0"/>
             <wp:positionH relativeFrom="margin">
               <wp:align>left</wp:align>
@@ -22430,7 +22411,7 @@
                     </pic:cNvPicPr>
                   </pic:nvPicPr>
                   <pic:blipFill>
-                    <a:blip r:embed="rId22" cstate="print">
+                    <a:blip r:embed="rId23" cstate="print">
                       <a:extLst>
                         <a:ext uri="{28A0092B-C50C-407E-A947-70E740481C1C}">
                           <a14:useLocalDpi xmlns:a14="http://schemas.microsoft.com/office/drawing/2010/main" val="0"/>
@@ -22445,72 +22426,6 @@
                     <a:xfrm>
                       <a:off x="0" y="0"/>
                       <a:ext cx="2819400" cy="2244725"/>
-                    </a:xfrm>
-                    <a:prstGeom prst="rect">
-                      <a:avLst/>
-                    </a:prstGeom>
-                    <a:noFill/>
-                    <a:ln w="9525">
-                      <a:noFill/>
-                      <a:headEnd/>
-                      <a:tailEnd/>
-                    </a:ln>
-                  </pic:spPr>
-                </pic:pic>
-              </a:graphicData>
-            </a:graphic>
-            <wp14:sizeRelH relativeFrom="margin">
-              <wp14:pctWidth>0</wp14:pctWidth>
-            </wp14:sizeRelH>
-            <wp14:sizeRelV relativeFrom="margin">
-              <wp14:pctHeight>0</wp14:pctHeight>
-            </wp14:sizeRelV>
-          </wp:anchor>
-        </w:drawing>
-      </w:r>
-      <w:r>
-        <w:rPr>
-          <w:noProof/>
-        </w:rPr>
-        <w:drawing>
-          <wp:anchor distT="0" distB="0" distL="114300" distR="114300" simplePos="0" relativeHeight="251699200" behindDoc="0" locked="0" layoutInCell="1" allowOverlap="1" wp14:anchorId="47E0B9DD" wp14:editId="63A84BFA">
-            <wp:simplePos x="0" y="0"/>
-            <wp:positionH relativeFrom="margin">
-              <wp:posOffset>2984228</wp:posOffset>
-            </wp:positionH>
-            <wp:positionV relativeFrom="paragraph">
-              <wp:posOffset>868498</wp:posOffset>
-            </wp:positionV>
-            <wp:extent cx="2800985" cy="2192020"/>
-            <wp:effectExtent l="0" t="0" r="0" b="0"/>
-            <wp:wrapTopAndBottom/>
-            <wp:docPr id="100" name="Picture" title="fig:"/>
-            <wp:cNvGraphicFramePr/>
-            <a:graphic xmlns:a="http://schemas.openxmlformats.org/drawingml/2006/main">
-              <a:graphicData uri="http://schemas.openxmlformats.org/drawingml/2006/picture">
-                <pic:pic xmlns:pic="http://schemas.openxmlformats.org/drawingml/2006/picture">
-                  <pic:nvPicPr>
-                    <pic:cNvPr id="101" name="Picture" descr="C:\Users\seer\AppData\Local\Temp\\17425384507278.png"/>
-                    <pic:cNvPicPr>
-                      <a:picLocks noChangeAspect="1" noChangeArrowheads="1"/>
-                    </pic:cNvPicPr>
-                  </pic:nvPicPr>
-                  <pic:blipFill>
-                    <a:blip r:embed="rId23" cstate="print">
-                      <a:extLst>
-                        <a:ext uri="{28A0092B-C50C-407E-A947-70E740481C1C}">
-                          <a14:useLocalDpi xmlns:a14="http://schemas.microsoft.com/office/drawing/2010/main" val="0"/>
-                        </a:ext>
-                      </a:extLst>
-                    </a:blip>
-                    <a:stretch>
-                      <a:fillRect/>
-                    </a:stretch>
-                  </pic:blipFill>
-                  <pic:spPr bwMode="auto">
-                    <a:xfrm>
-                      <a:off x="0" y="0"/>
-                      <a:ext cx="2800985" cy="2192020"/>
                     </a:xfrm>
                     <a:prstGeom prst="rect">
                       <a:avLst/>
@@ -24000,7 +23915,19 @@
         <w:rPr>
           <w:rFonts w:hint="eastAsia"/>
         </w:rPr>
-        <w:t>，严重降低用户体验。</w:t>
+        <w:t>，严重降低用户体验。若禁用上下文缓存机制，则整体响应时间增加约</w:t>
+      </w:r>
+      <w:r>
+        <w:rPr>
+          <w:rFonts w:hint="eastAsia"/>
+        </w:rPr>
+        <w:t>70%</w:t>
+      </w:r>
+      <w:r>
+        <w:rPr>
+          <w:rFonts w:hint="eastAsia"/>
+        </w:rPr>
+        <w:t>，尤其在多轮对话和相似查询中缓存机制表现突出。</w:t>
       </w:r>
     </w:p>
     <w:p>
@@ -24012,24 +23939,70 @@
         </w:tabs>
         <w:spacing w:line="360" w:lineRule="auto"/>
         <w:ind w:firstLineChars="200" w:firstLine="480"/>
-      </w:pPr>
-      <w:r>
-        <w:rPr>
-          <w:rFonts w:hint="eastAsia"/>
-        </w:rPr>
-        <w:t>若禁用上下文缓存机制，则整体响应时间增加约</w:t>
-      </w:r>
-      <w:r>
-        <w:rPr>
-          <w:rFonts w:hint="eastAsia"/>
-        </w:rPr>
-        <w:t>70%</w:t>
-      </w:r>
-      <w:r>
-        <w:rPr>
-          <w:rFonts w:hint="eastAsia"/>
-        </w:rPr>
-        <w:t>，尤其在多轮对话和相似查询中缓存机制表现突出。</w:t>
+        <w:rPr>
+          <w:rFonts w:hint="eastAsia"/>
+        </w:rPr>
+      </w:pPr>
+      <w:r>
+        <w:rPr>
+          <w:rFonts w:hint="eastAsia"/>
+        </w:rPr>
+        <w:t>以上结果表明，异步并行处理和缓存机制对系统性能提升至关重要，两者共同作用可以显著提升响应速度与吞吐能力。</w:t>
+      </w:r>
+      <w:r>
+        <w:br w:type="page"/>
+      </w:r>
+    </w:p>
+    <w:p>
+      <w:pPr>
+        <w:spacing w:line="360" w:lineRule="auto"/>
+        <w:outlineLvl w:val="2"/>
+        <w:rPr>
+          <w:rFonts w:eastAsia="黑体"/>
+          <w:sz w:val="24"/>
+        </w:rPr>
+      </w:pPr>
+      <w:r>
+        <w:rPr>
+          <w:rFonts w:eastAsia="黑体" w:hint="eastAsia"/>
+          <w:sz w:val="24"/>
+        </w:rPr>
+        <w:t>4</w:t>
+      </w:r>
+      <w:r>
+        <w:rPr>
+          <w:rFonts w:eastAsia="黑体" w:hint="eastAsia"/>
+          <w:sz w:val="24"/>
+        </w:rPr>
+        <w:t>.4</w:t>
+      </w:r>
+      <w:r>
+        <w:rPr>
+          <w:rFonts w:eastAsia="黑体" w:hint="eastAsia"/>
+          <w:sz w:val="24"/>
+        </w:rPr>
+        <w:t>.3</w:t>
+      </w:r>
+      <w:r>
+        <w:rPr>
+          <w:rFonts w:eastAsia="黑体"/>
+          <w:sz w:val="24"/>
+        </w:rPr>
+        <w:t xml:space="preserve"> </w:t>
+      </w:r>
+      <w:r>
+        <w:rPr>
+          <w:rFonts w:eastAsia="黑体" w:hint="eastAsia"/>
+          <w:sz w:val="24"/>
+        </w:rPr>
+        <w:t>Partial Mode</w:t>
+      </w:r>
+      <w:r>
+        <w:rPr>
+          <w:rFonts w:eastAsia="黑体" w:hint="eastAsia"/>
+          <w:sz w:val="24"/>
+        </w:rPr>
+        <w:t>前缀引导与结构化输出</w:t>
       </w:r>
     </w:p>
     <w:p>
@@ -24046,59 +24019,64 @@
         <w:rPr>
           <w:rFonts w:hint="eastAsia"/>
         </w:rPr>
-        <w:t>以上结果表明，异步并行处理和缓存机制对系统性能提升至关重要，两者共同作用可以显著提升响应速度与吞吐能力。</w:t>
-      </w:r>
-    </w:p>
-    <w:p>
-      <w:pPr>
-        <w:spacing w:line="360" w:lineRule="auto"/>
-        <w:outlineLvl w:val="2"/>
-        <w:rPr>
-          <w:rFonts w:eastAsia="黑体"/>
-          <w:sz w:val="24"/>
-        </w:rPr>
-      </w:pPr>
-      <w:r>
-        <w:rPr>
-          <w:rFonts w:eastAsia="黑体" w:hint="eastAsia"/>
-          <w:sz w:val="24"/>
-        </w:rPr>
-        <w:t>4</w:t>
-      </w:r>
-      <w:r>
-        <w:rPr>
-          <w:rFonts w:eastAsia="黑体" w:hint="eastAsia"/>
-          <w:sz w:val="24"/>
-        </w:rPr>
-        <w:t>.4</w:t>
-      </w:r>
-      <w:r>
-        <w:rPr>
-          <w:rFonts w:eastAsia="黑体" w:hint="eastAsia"/>
-          <w:sz w:val="24"/>
-        </w:rPr>
-        <w:t>.3</w:t>
-      </w:r>
-      <w:r>
-        <w:rPr>
-          <w:rFonts w:eastAsia="黑体"/>
-          <w:sz w:val="24"/>
-        </w:rPr>
+        <w:t>取消</w:t>
+      </w:r>
+      <w:r>
+        <w:rPr>
+          <w:rFonts w:hint="eastAsia"/>
+        </w:rPr>
+        <w:t>partial</w:t>
+      </w:r>
+      <w:r>
         <w:t xml:space="preserve"> </w:t>
       </w:r>
       <w:r>
         <w:rPr>
-          <w:rFonts w:eastAsia="黑体" w:hint="eastAsia"/>
-          <w:sz w:val="24"/>
-        </w:rPr>
-        <w:t>Partial Mode</w:t>
-      </w:r>
-      <w:r>
-        <w:rPr>
-          <w:rFonts w:eastAsia="黑体" w:hint="eastAsia"/>
-          <w:sz w:val="24"/>
-        </w:rPr>
-        <w:t>前缀引导与结构化输出</w:t>
+          <w:rFonts w:hint="eastAsia"/>
+        </w:rPr>
+        <w:t>mode</w:t>
+      </w:r>
+      <w:r>
+        <w:rPr>
+          <w:rFonts w:hint="eastAsia"/>
+        </w:rPr>
+        <w:t>前缀引导和结构化输出约束，观察生成</w:t>
+      </w:r>
+      <w:r>
+        <w:rPr>
+          <w:rFonts w:hint="eastAsia"/>
+        </w:rPr>
+        <w:t>SQL</w:t>
+      </w:r>
+      <w:r>
+        <w:rPr>
+          <w:rFonts w:hint="eastAsia"/>
+        </w:rPr>
+        <w:t>与反馈解释的确定性。取消前缀引导后，模型输出中额外的非</w:t>
+      </w:r>
+      <w:r>
+        <w:rPr>
+          <w:rFonts w:hint="eastAsia"/>
+        </w:rPr>
+        <w:t>SQL</w:t>
+      </w:r>
+      <w:r>
+        <w:rPr>
+          <w:rFonts w:hint="eastAsia"/>
+        </w:rPr>
+        <w:t>解释文本显著增加，甚至完全不可控。约</w:t>
+      </w:r>
+      <w:r>
+        <w:rPr>
+          <w:rFonts w:hint="eastAsia"/>
+        </w:rPr>
+        <w:t>80%</w:t>
+      </w:r>
+      <w:r>
+        <w:rPr>
+          <w:rFonts w:hint="eastAsia"/>
+        </w:rPr>
+        <w:t>的生成结果无法自动解析，整体确定性明显下降。</w:t>
       </w:r>
     </w:p>
     <w:p>
@@ -24115,97 +24093,6 @@
         <w:rPr>
           <w:rFonts w:hint="eastAsia"/>
         </w:rPr>
-        <w:t>取消</w:t>
-      </w:r>
-      <w:r>
-        <w:rPr>
-          <w:rFonts w:hint="eastAsia"/>
-        </w:rPr>
-        <w:t>partial</w:t>
-      </w:r>
-      <w:r>
-        <w:t xml:space="preserve"> </w:t>
-      </w:r>
-      <w:r>
-        <w:rPr>
-          <w:rFonts w:hint="eastAsia"/>
-        </w:rPr>
-        <w:t>mode</w:t>
-      </w:r>
-      <w:r>
-        <w:rPr>
-          <w:rFonts w:hint="eastAsia"/>
-        </w:rPr>
-        <w:t>前缀引导和结构化输出约束，观察生成</w:t>
-      </w:r>
-      <w:r>
-        <w:rPr>
-          <w:rFonts w:hint="eastAsia"/>
-        </w:rPr>
-        <w:t>SQL</w:t>
-      </w:r>
-      <w:r>
-        <w:rPr>
-          <w:rFonts w:hint="eastAsia"/>
-        </w:rPr>
-        <w:t>与反馈解释的确定性。</w:t>
-      </w:r>
-    </w:p>
-    <w:p>
-      <w:pPr>
-        <w:pStyle w:val="ae"/>
-        <w:tabs>
-          <w:tab w:val="clear" w:pos="4153"/>
-          <w:tab w:val="clear" w:pos="8306"/>
-        </w:tabs>
-        <w:spacing w:line="360" w:lineRule="auto"/>
-        <w:ind w:firstLineChars="200" w:firstLine="480"/>
-      </w:pPr>
-      <w:r>
-        <w:rPr>
-          <w:rFonts w:hint="eastAsia"/>
-        </w:rPr>
-        <w:t>取消前缀引导后，模型输出中额外的非</w:t>
-      </w:r>
-      <w:r>
-        <w:rPr>
-          <w:rFonts w:hint="eastAsia"/>
-        </w:rPr>
-        <w:t>SQL</w:t>
-      </w:r>
-      <w:r>
-        <w:rPr>
-          <w:rFonts w:hint="eastAsia"/>
-        </w:rPr>
-        <w:t>解释文本显著增加，甚至完全不可控。约</w:t>
-      </w:r>
-      <w:r>
-        <w:rPr>
-          <w:rFonts w:hint="eastAsia"/>
-        </w:rPr>
-        <w:t>80%</w:t>
-      </w:r>
-      <w:r>
-        <w:rPr>
-          <w:rFonts w:hint="eastAsia"/>
-        </w:rPr>
-        <w:t>的生成结果无法自动解析，整体确定性明显下降。</w:t>
-      </w:r>
-    </w:p>
-    <w:p>
-      <w:pPr>
-        <w:pStyle w:val="ae"/>
-        <w:tabs>
-          <w:tab w:val="clear" w:pos="4153"/>
-          <w:tab w:val="clear" w:pos="8306"/>
-        </w:tabs>
-        <w:spacing w:line="360" w:lineRule="auto"/>
-        <w:ind w:firstLineChars="200" w:firstLine="480"/>
-      </w:pPr>
-      <w:r>
-        <w:rPr>
-          <w:rFonts w:hint="eastAsia"/>
-        </w:rPr>
         <w:t>不使用结构化输出（</w:t>
       </w:r>
       <w:r>
@@ -24230,24 +24117,7 @@
         <w:rPr>
           <w:rFonts w:hint="eastAsia"/>
         </w:rPr>
-        <w:t>的反馈解释信息出现模糊或遗漏情况，导致用户理解困难，严重影响反馈机制可用性。</w:t>
-      </w:r>
-    </w:p>
-    <w:p>
-      <w:pPr>
-        <w:pStyle w:val="ae"/>
-        <w:tabs>
-          <w:tab w:val="clear" w:pos="4153"/>
-          <w:tab w:val="clear" w:pos="8306"/>
-        </w:tabs>
-        <w:spacing w:line="360" w:lineRule="auto"/>
-        <w:ind w:firstLineChars="200" w:firstLine="480"/>
-      </w:pPr>
-      <w:r>
-        <w:rPr>
-          <w:rFonts w:hint="eastAsia"/>
-        </w:rPr>
-        <w:t>这说明</w:t>
+        <w:t>的反馈解释信息出现模糊或遗漏情况，导致用户理解困难，严重影响反馈机制可用性。这说明</w:t>
       </w:r>
       <w:r>
         <w:rPr>
@@ -29546,10 +29416,6 @@
 </file>
 
 <file path=customXml/item1.xml><?xml version="1.0" encoding="utf-8"?>
-<b:Sources xmlns:b="http://schemas.openxmlformats.org/officeDocument/2006/bibliography" xmlns="http://schemas.openxmlformats.org/officeDocument/2006/bibliography" SelectedStyle="\IEEE2006OfficeOnline.xsl" StyleName="IEEE" Version="2006"/>
-</file>
-
-<file path=customXml/item2.xml><?xml version="1.0" encoding="utf-8"?>
 <s:customData xmlns="http://www.wps.cn/officeDocument/2013/wpsCustomData" xmlns:s="http://www.wps.cn/officeDocument/2013/wpsCustomData">
   <customSectProps>
     <customSectPr/>
@@ -29562,18 +29428,22 @@
 </s:customData>
 </file>
 
+<file path=customXml/item2.xml><?xml version="1.0" encoding="utf-8"?>
+<b:Sources xmlns:b="http://schemas.openxmlformats.org/officeDocument/2006/bibliography" xmlns="http://schemas.openxmlformats.org/officeDocument/2006/bibliography" SelectedStyle="\IEEE2006OfficeOnline.xsl" StyleName="IEEE" Version="2006"/>
+</file>
+
 <file path=customXml/itemProps1.xml><?xml version="1.0" encoding="utf-8"?>
+<ds:datastoreItem xmlns:ds="http://schemas.openxmlformats.org/officeDocument/2006/customXml" ds:itemID="{B1977F7D-205B-4081-913C-38D41E755F92}">
+  <ds:schemaRefs>
+    <ds:schemaRef ds:uri="http://www.wps.cn/officeDocument/2013/wpsCustomData"/>
+  </ds:schemaRefs>
+</ds:datastoreItem>
+</file>
+
+<file path=customXml/itemProps2.xml><?xml version="1.0" encoding="utf-8"?>
 <ds:datastoreItem xmlns:ds="http://schemas.openxmlformats.org/officeDocument/2006/customXml" ds:itemID="{51E59A4A-5F75-4009-BC4C-FA13BEC13E40}">
   <ds:schemaRefs>
     <ds:schemaRef ds:uri="http://schemas.openxmlformats.org/officeDocument/2006/bibliography"/>
   </ds:schemaRefs>
 </ds:datastoreItem>
-</file>
-
-<file path=customXml/itemProps2.xml><?xml version="1.0" encoding="utf-8"?>
-<ds:datastoreItem xmlns:ds="http://schemas.openxmlformats.org/officeDocument/2006/customXml" ds:itemID="{B1977F7D-205B-4081-913C-38D41E755F92}">
-  <ds:schemaRefs>
-    <ds:schemaRef ds:uri="http://www.wps.cn/officeDocument/2013/wpsCustomData"/>
-  </ds:schemaRefs>
-</ds:datastoreItem>
 </file>
--- a/paper/fill.docx
+++ b/paper/fill.docx
@@ -7701,43 +7701,7 @@
         <w:rPr>
           <w:rFonts w:hint="eastAsia"/>
         </w:rPr>
-        <w:t>阐述与本研究相关的几个基础概念。包括注意力机制、大语言模型（</w:t>
-      </w:r>
-      <w:r>
-        <w:rPr>
-          <w:rFonts w:hint="eastAsia"/>
-        </w:rPr>
-        <w:t>LLM</w:t>
-      </w:r>
-      <w:r>
-        <w:rPr>
-          <w:rFonts w:hint="eastAsia"/>
-        </w:rPr>
-        <w:t>）、检索增强生成（</w:t>
-      </w:r>
-      <w:r>
-        <w:rPr>
-          <w:rFonts w:hint="eastAsia"/>
-        </w:rPr>
-        <w:t>RAG</w:t>
-      </w:r>
-      <w:r>
-        <w:rPr>
-          <w:rFonts w:hint="eastAsia"/>
-        </w:rPr>
-        <w:t>），平均语义文本检索（</w:t>
-      </w:r>
-      <w:r>
-        <w:rPr>
-          <w:rFonts w:hint="eastAsia"/>
-        </w:rPr>
-        <w:t>TF-IDF + cosine</w:t>
-      </w:r>
-      <w:r>
-        <w:rPr>
-          <w:rFonts w:hint="eastAsia"/>
-        </w:rPr>
-        <w:t>）</w:t>
+        <w:t>阐述与本研究相关的几个基础概念</w:t>
       </w:r>
       <w:r>
         <w:rPr>
@@ -9055,6 +9019,9 @@
         </w:tabs>
         <w:spacing w:line="360" w:lineRule="auto"/>
         <w:ind w:firstLineChars="200" w:firstLine="480"/>
+        <w:rPr>
+          <w:rFonts w:hint="eastAsia"/>
+        </w:rPr>
       </w:pPr>
       <w:r>
         <w:rPr>
@@ -9062,23 +9029,145 @@
         </w:rPr>
         <w:t>我们的系统结合这两种算法，构造出相似度矩阵。通过遍历该矩阵，即可在若干文本片段中，找出与平均语义距离最小的文本。可以认为它就是这份语料库中最具代表性的文本。</w:t>
       </w:r>
-    </w:p>
-    <w:p>
-      <w:pPr>
-        <w:widowControl/>
-        <w:jc w:val="left"/>
-        <w:rPr>
-          <w:kern w:val="0"/>
-          <w:sz w:val="24"/>
-        </w:rPr>
-      </w:pPr>
       <w:r>
         <w:br w:type="page"/>
       </w:r>
     </w:p>
     <w:p>
       <w:pPr>
-        <w:spacing w:afterLines="50" w:after="156" w:line="360" w:lineRule="auto"/>
+        <w:pStyle w:val="21"/>
+        <w:spacing w:beforeLines="50" w:before="156" w:afterLines="50" w:after="156" w:line="360" w:lineRule="auto"/>
+        <w:rPr>
+          <w:b w:val="0"/>
+          <w:bCs w:val="0"/>
+        </w:rPr>
+      </w:pPr>
+      <w:r>
+        <w:rPr>
+          <w:rFonts w:hint="eastAsia"/>
+          <w:b w:val="0"/>
+        </w:rPr>
+        <w:t>2.</w:t>
+      </w:r>
+      <w:r>
+        <w:rPr>
+          <w:rFonts w:hint="eastAsia"/>
+          <w:b w:val="0"/>
+        </w:rPr>
+        <w:t>5</w:t>
+      </w:r>
+      <w:r>
+        <w:rPr>
+          <w:b w:val="0"/>
+        </w:rPr>
+        <w:t xml:space="preserve"> </w:t>
+      </w:r>
+      <w:r>
+        <w:rPr>
+          <w:rFonts w:hint="eastAsia"/>
+          <w:b w:val="0"/>
+        </w:rPr>
+        <w:t>小结</w:t>
+      </w:r>
+    </w:p>
+    <w:p>
+      <w:pPr>
+        <w:pStyle w:val="ae"/>
+        <w:tabs>
+          <w:tab w:val="clear" w:pos="4153"/>
+          <w:tab w:val="clear" w:pos="8306"/>
+        </w:tabs>
+        <w:spacing w:line="360" w:lineRule="auto"/>
+        <w:ind w:firstLineChars="200" w:firstLine="480"/>
+        <w:rPr>
+          <w:rFonts w:hint="eastAsia"/>
+        </w:rPr>
+      </w:pPr>
+      <w:r>
+        <w:rPr>
+          <w:rFonts w:hint="eastAsia"/>
+        </w:rPr>
+        <w:t>本章简要介绍了注意力机制、大语言模型（</w:t>
+      </w:r>
+      <w:r>
+        <w:rPr>
+          <w:rFonts w:hint="eastAsia"/>
+        </w:rPr>
+        <w:t>LLM</w:t>
+      </w:r>
+      <w:r>
+        <w:rPr>
+          <w:rFonts w:hint="eastAsia"/>
+        </w:rPr>
+        <w:t>）、检索增强生成（</w:t>
+      </w:r>
+      <w:r>
+        <w:rPr>
+          <w:rFonts w:hint="eastAsia"/>
+        </w:rPr>
+        <w:t>RAG</w:t>
+      </w:r>
+      <w:r>
+        <w:rPr>
+          <w:rFonts w:hint="eastAsia"/>
+        </w:rPr>
+        <w:t>）</w:t>
+      </w:r>
+      <w:r>
+        <w:rPr>
+          <w:rFonts w:hint="eastAsia"/>
+        </w:rPr>
+        <w:t>、</w:t>
+      </w:r>
+      <w:r>
+        <w:rPr>
+          <w:rFonts w:hint="eastAsia"/>
+        </w:rPr>
+        <w:t>平均语义文本检索</w:t>
+      </w:r>
+      <w:r>
+        <w:rPr>
+          <w:rFonts w:hint="eastAsia"/>
+        </w:rPr>
+        <w:t>方法</w:t>
+      </w:r>
+      <w:r>
+        <w:rPr>
+          <w:rFonts w:hint="eastAsia"/>
+        </w:rPr>
+        <w:t>（</w:t>
+      </w:r>
+      <w:r>
+        <w:rPr>
+          <w:rFonts w:hint="eastAsia"/>
+        </w:rPr>
+        <w:t>TF-IDF + cosine</w:t>
+      </w:r>
+      <w:r>
+        <w:rPr>
+          <w:rFonts w:hint="eastAsia"/>
+        </w:rPr>
+        <w:t>）</w:t>
+      </w:r>
+      <w:r>
+        <w:rPr>
+          <w:rFonts w:hint="eastAsia"/>
+        </w:rPr>
+        <w:t>，为后续系统设计与实现提供必要的理论基础</w:t>
+      </w:r>
+      <w:r>
+        <w:rPr>
+          <w:rFonts w:hint="eastAsia"/>
+        </w:rPr>
+        <w:t>。</w:t>
+      </w:r>
+      <w:r>
+        <w:br w:type="page"/>
+      </w:r>
+    </w:p>
+    <w:p>
+      <w:pPr>
+        <w:spacing w:beforeLines="50" w:before="156" w:afterLines="50" w:after="156" w:line="360" w:lineRule="auto"/>
         <w:outlineLvl w:val="0"/>
         <w:rPr>
           <w:rFonts w:eastAsia="黑体"/>
@@ -13928,9 +14017,6 @@
         </w:tabs>
         <w:spacing w:line="360" w:lineRule="auto"/>
         <w:ind w:firstLineChars="200" w:firstLine="480"/>
-        <w:rPr>
-          <w:rFonts w:hint="eastAsia"/>
-        </w:rPr>
       </w:pPr>
       <w:r>
         <w:rPr>
@@ -19074,9 +19160,6 @@
         </w:tabs>
         <w:spacing w:line="360" w:lineRule="auto"/>
         <w:ind w:firstLineChars="200" w:firstLine="480"/>
-        <w:rPr>
-          <w:rFonts w:hint="eastAsia"/>
-        </w:rPr>
       </w:pPr>
       <w:r>
         <w:rPr>
@@ -19231,7 +19314,23 @@
           <w:b w:val="0"/>
           <w:sz w:val="24"/>
         </w:rPr>
-        <w:t>提高准确率：多智能体投票与相似度融合</w:t>
+        <w:t>多</w:t>
+      </w:r>
+      <w:r>
+        <w:rPr>
+          <w:rFonts w:hint="eastAsia"/>
+          <w:b w:val="0"/>
+          <w:sz w:val="24"/>
+        </w:rPr>
+        <w:t>智能体投票与相似度融</w:t>
+      </w:r>
+      <w:r>
+        <w:rPr>
+          <w:rFonts w:hint="eastAsia"/>
+          <w:b w:val="0"/>
+          <w:sz w:val="24"/>
+        </w:rPr>
+        <w:t>合</w:t>
       </w:r>
       <w:bookmarkEnd w:id="77"/>
     </w:p>
@@ -19434,7 +19533,7 @@
           <w:rFonts w:eastAsia="黑体" w:hint="eastAsia"/>
           <w:sz w:val="24"/>
         </w:rPr>
-        <w:t>提升性能：异步并行与缓存机制</w:t>
+        <w:t>异步并行与缓存机制</w:t>
       </w:r>
       <w:bookmarkEnd w:id="69"/>
       <w:bookmarkEnd w:id="70"/>
@@ -20263,13 +20362,6 @@
           <w:rFonts w:eastAsia="黑体" w:hint="eastAsia"/>
           <w:sz w:val="24"/>
         </w:rPr>
-        <w:t>增强确定性：</w:t>
-      </w:r>
-      <w:r>
-        <w:rPr>
-          <w:rFonts w:eastAsia="黑体" w:hint="eastAsia"/>
-          <w:sz w:val="24"/>
-        </w:rPr>
         <w:t>限定</w:t>
       </w:r>
       <w:r>
@@ -20735,7 +20827,6 @@
         <w:spacing w:line="360" w:lineRule="auto"/>
         <w:ind w:firstLineChars="200" w:firstLine="480"/>
         <w:rPr>
-          <w:rFonts w:hint="eastAsia"/>
           <w:vertAlign w:val="superscript"/>
         </w:rPr>
       </w:pPr>
@@ -20845,7 +20936,7 @@
           <w:b w:val="0"/>
           <w:sz w:val="24"/>
         </w:rPr>
-        <w:t>数据安全：事务机制与访问控制</w:t>
+        <w:t>事务机制与访问控制</w:t>
       </w:r>
       <w:bookmarkEnd w:id="78"/>
     </w:p>
@@ -21656,7 +21747,6 @@
         <w:ind w:left="714" w:hanging="357"/>
         <w:jc w:val="left"/>
         <w:rPr>
-          <w:rFonts w:hint="eastAsia"/>
           <w:kern w:val="0"/>
           <w:sz w:val="24"/>
         </w:rPr>
@@ -22046,9 +22136,6 @@
         </w:tabs>
         <w:spacing w:line="360" w:lineRule="auto"/>
         <w:ind w:firstLineChars="200" w:firstLine="480"/>
-        <w:rPr>
-          <w:rFonts w:hint="eastAsia"/>
-        </w:rPr>
       </w:pPr>
       <w:r>
         <w:rPr>
@@ -22388,7 +22475,7 @@
           <w:szCs w:val="21"/>
         </w:rPr>
         <w:drawing>
-          <wp:anchor distT="0" distB="0" distL="114300" distR="114300" simplePos="0" relativeHeight="251698176" behindDoc="0" locked="0" layoutInCell="1" allowOverlap="1" wp14:anchorId="17621796" wp14:editId="226AB3BA">
+          <wp:anchor distT="0" distB="0" distL="114300" distR="114300" simplePos="0" relativeHeight="251698176" behindDoc="0" locked="0" layoutInCell="1" allowOverlap="1" wp14:anchorId="17621796" wp14:editId="154D271E">
             <wp:simplePos x="0" y="0"/>
             <wp:positionH relativeFrom="margin">
               <wp:align>left</wp:align>
@@ -22770,7 +22857,33 @@
           <w:sz w:val="28"/>
           <w:szCs w:val="28"/>
         </w:rPr>
-        <w:t>配置测试：参数调整</w:t>
+        <w:t>智能</w:t>
+      </w:r>
+      <w:proofErr w:type="gramStart"/>
+      <w:r>
+        <w:rPr>
+          <w:rFonts w:eastAsia="黑体" w:hint="eastAsia"/>
+          <w:sz w:val="28"/>
+          <w:szCs w:val="28"/>
+        </w:rPr>
+        <w:t>体数量</w:t>
+      </w:r>
+      <w:proofErr w:type="gramEnd"/>
+      <w:r>
+        <w:rPr>
+          <w:rFonts w:eastAsia="黑体" w:hint="eastAsia"/>
+          <w:sz w:val="28"/>
+          <w:szCs w:val="28"/>
+        </w:rPr>
+        <w:t>调整</w:t>
+      </w:r>
+      <w:r>
+        <w:rPr>
+          <w:rFonts w:eastAsia="黑体" w:hint="eastAsia"/>
+          <w:sz w:val="28"/>
+          <w:szCs w:val="28"/>
+        </w:rPr>
+        <w:t>测试</w:t>
       </w:r>
       <w:bookmarkStart w:id="107" w:name="_Toc135816555"/>
       <w:bookmarkStart w:id="108" w:name="_Toc136438777"/>
@@ -23495,7 +23608,7 @@
           <w:sz w:val="28"/>
           <w:szCs w:val="28"/>
         </w:rPr>
-        <w:t>消融实验：系统优化策略验证</w:t>
+        <w:t>消融实验</w:t>
       </w:r>
       <w:bookmarkEnd w:id="107"/>
       <w:bookmarkEnd w:id="108"/>
@@ -23939,9 +24052,6 @@
         </w:tabs>
         <w:spacing w:line="360" w:lineRule="auto"/>
         <w:ind w:firstLineChars="200" w:firstLine="480"/>
-        <w:rPr>
-          <w:rFonts w:hint="eastAsia"/>
-        </w:rPr>
       </w:pPr>
       <w:r>
         <w:rPr>
@@ -29416,6 +29526,10 @@
 </file>
 
 <file path=customXml/item1.xml><?xml version="1.0" encoding="utf-8"?>
+<b:Sources xmlns:b="http://schemas.openxmlformats.org/officeDocument/2006/bibliography" xmlns="http://schemas.openxmlformats.org/officeDocument/2006/bibliography" SelectedStyle="\IEEE2006OfficeOnline.xsl" StyleName="IEEE" Version="2006"/>
+</file>
+
+<file path=customXml/item2.xml><?xml version="1.0" encoding="utf-8"?>
 <s:customData xmlns="http://www.wps.cn/officeDocument/2013/wpsCustomData" xmlns:s="http://www.wps.cn/officeDocument/2013/wpsCustomData">
   <customSectProps>
     <customSectPr/>
@@ -29428,22 +29542,18 @@
 </s:customData>
 </file>
 
-<file path=customXml/item2.xml><?xml version="1.0" encoding="utf-8"?>
-<b:Sources xmlns:b="http://schemas.openxmlformats.org/officeDocument/2006/bibliography" xmlns="http://schemas.openxmlformats.org/officeDocument/2006/bibliography" SelectedStyle="\IEEE2006OfficeOnline.xsl" StyleName="IEEE" Version="2006"/>
+<file path=customXml/itemProps1.xml><?xml version="1.0" encoding="utf-8"?>
+<ds:datastoreItem xmlns:ds="http://schemas.openxmlformats.org/officeDocument/2006/customXml" ds:itemID="{51E59A4A-5F75-4009-BC4C-FA13BEC13E40}">
+  <ds:schemaRefs>
+    <ds:schemaRef ds:uri="http://schemas.openxmlformats.org/officeDocument/2006/bibliography"/>
+  </ds:schemaRefs>
+</ds:datastoreItem>
 </file>
 
-<file path=customXml/itemProps1.xml><?xml version="1.0" encoding="utf-8"?>
+<file path=customXml/itemProps2.xml><?xml version="1.0" encoding="utf-8"?>
 <ds:datastoreItem xmlns:ds="http://schemas.openxmlformats.org/officeDocument/2006/customXml" ds:itemID="{B1977F7D-205B-4081-913C-38D41E755F92}">
   <ds:schemaRefs>
     <ds:schemaRef ds:uri="http://www.wps.cn/officeDocument/2013/wpsCustomData"/>
   </ds:schemaRefs>
 </ds:datastoreItem>
-</file>
-
-<file path=customXml/itemProps2.xml><?xml version="1.0" encoding="utf-8"?>
-<ds:datastoreItem xmlns:ds="http://schemas.openxmlformats.org/officeDocument/2006/customXml" ds:itemID="{51E59A4A-5F75-4009-BC4C-FA13BEC13E40}">
-  <ds:schemaRefs>
-    <ds:schemaRef ds:uri="http://schemas.openxmlformats.org/officeDocument/2006/bibliography"/>
-  </ds:schemaRefs>
-</ds:datastoreItem>
 </file>
--- a/paper/fill.docx
+++ b/paper/fill.docx
@@ -1066,6 +1066,7 @@
           <w:b/>
           <w:sz w:val="24"/>
         </w:rPr>
+        <w:lastRenderedPageBreak/>
         <w:t>目录</w:t>
       </w:r>
     </w:p>
@@ -3627,6 +3628,7 @@
           <w:sz w:val="30"/>
           <w:szCs w:val="30"/>
         </w:rPr>
+        <w:lastRenderedPageBreak/>
         <w:t>基于多智能体</w:t>
       </w:r>
       <w:r>
@@ -4313,6 +4315,7 @@
           <w:sz w:val="30"/>
           <w:szCs w:val="30"/>
         </w:rPr>
+        <w:lastRenderedPageBreak/>
         <w:t>Design and Implementation of a Multi-Agent LLM-Based Text2SQL System</w:t>
       </w:r>
     </w:p>
@@ -4775,6 +4778,7 @@
           <w:sz w:val="28"/>
           <w:szCs w:val="28"/>
         </w:rPr>
+        <w:lastRenderedPageBreak/>
         <w:t>1</w:t>
       </w:r>
       <w:r>
@@ -5265,7 +5269,14 @@
         <w:rPr>
           <w:rFonts w:hint="eastAsia"/>
         </w:rPr>
-        <w:t>系统。我们试图突破现有方法在跨领域泛化、语义理解、错误修正等方面的瓶颈，通过引入多角色协作机制和工程优化策略，构建一条端到端的查询转译流水线，以提升系统在复杂真实环境下的实用性和可控性。</w:t>
+        <w:t>系统。我们试图突破现有方法在跨领域泛化、语义理解、错误修正等方面</w:t>
+      </w:r>
+      <w:r>
+        <w:rPr>
+          <w:rFonts w:hint="eastAsia"/>
+        </w:rPr>
+        <w:lastRenderedPageBreak/>
+        <w:t>的瓶颈，通过引入多角色协作机制和工程优化策略，构建一条端到端的查询转译流水线，以提升系统在复杂真实环境下的实用性和可控性。</w:t>
       </w:r>
     </w:p>
     <w:p>
@@ -6263,7 +6274,15 @@
           <w:rFonts w:hint="eastAsia"/>
           <w:bCs/>
         </w:rPr>
-        <w:t>模型显著提升了跨领域场景下的性能，缩小与人工编写</w:t>
+        <w:t>模型显著提升了跨领</w:t>
+      </w:r>
+      <w:r>
+        <w:rPr>
+          <w:rFonts w:hint="eastAsia"/>
+          <w:bCs/>
+        </w:rPr>
+        <w:lastRenderedPageBreak/>
+        <w:t>域场景下的性能，缩小与人工编写</w:t>
       </w:r>
       <w:r>
         <w:rPr>
@@ -7119,6 +7138,7 @@
         <w:rPr>
           <w:rFonts w:hint="eastAsia"/>
         </w:rPr>
+        <w:lastRenderedPageBreak/>
         <w:t>（</w:t>
       </w:r>
       <w:r>
@@ -7647,6 +7667,7 @@
           <w:sz w:val="28"/>
           <w:szCs w:val="28"/>
         </w:rPr>
+        <w:lastRenderedPageBreak/>
         <w:t>2</w:t>
       </w:r>
       <w:r>
@@ -8453,6 +8474,7 @@
         <w:rPr>
           <w:rFonts w:hint="eastAsia"/>
         </w:rPr>
+        <w:lastRenderedPageBreak/>
         <w:t>成本是另一个无法忽视的难题：</w:t>
       </w:r>
       <w:r>
@@ -9019,9 +9041,6 @@
         </w:tabs>
         <w:spacing w:line="360" w:lineRule="auto"/>
         <w:ind w:firstLineChars="200" w:firstLine="480"/>
-        <w:rPr>
-          <w:rFonts w:hint="eastAsia"/>
-        </w:rPr>
       </w:pPr>
       <w:r>
         <w:rPr>
@@ -9047,6 +9066,7 @@
           <w:rFonts w:hint="eastAsia"/>
           <w:b w:val="0"/>
         </w:rPr>
+        <w:lastRenderedPageBreak/>
         <w:t>2.</w:t>
       </w:r>
       <w:r>
@@ -9079,9 +9099,6 @@
         </w:tabs>
         <w:spacing w:line="360" w:lineRule="auto"/>
         <w:ind w:firstLineChars="200" w:firstLine="480"/>
-        <w:rPr>
-          <w:rFonts w:hint="eastAsia"/>
-        </w:rPr>
       </w:pPr>
       <w:r>
         <w:rPr>
@@ -9182,6 +9199,7 @@
           <w:sz w:val="28"/>
           <w:szCs w:val="28"/>
         </w:rPr>
+        <w:lastRenderedPageBreak/>
         <w:t>3</w:t>
       </w:r>
       <w:r>
@@ -10071,6 +10089,7 @@
           <w:rFonts w:eastAsia="黑体" w:hint="eastAsia"/>
           <w:sz w:val="24"/>
         </w:rPr>
+        <w:lastRenderedPageBreak/>
         <w:t>3.</w:t>
       </w:r>
       <w:r>
@@ -14260,6 +14279,7 @@
           <w:rFonts w:eastAsia="黑体" w:hint="eastAsia"/>
           <w:sz w:val="24"/>
         </w:rPr>
+        <w:lastRenderedPageBreak/>
         <w:t>3.</w:t>
       </w:r>
       <w:r>
@@ -14690,7 +14710,13 @@
         <w:rPr>
           <w:rFonts w:hint="eastAsia"/>
         </w:rPr>
-        <w:t>3-6</w:t>
+        <w:t>3-</w:t>
+      </w:r>
+      <w:r>
+        <w:rPr>
+          <w:rFonts w:hint="eastAsia"/>
+        </w:rPr>
+        <w:t>3</w:t>
       </w:r>
       <w:r>
         <w:rPr>
@@ -14760,7 +14786,7 @@
           <w:sz w:val="21"/>
           <w:szCs w:val="21"/>
         </w:rPr>
-        <w:t>6</w:t>
+        <w:t>3</w:t>
       </w:r>
       <w:r>
         <w:rPr>
@@ -14807,7 +14833,7 @@
           <w:sz w:val="21"/>
           <w:szCs w:val="21"/>
         </w:rPr>
-        <w:t>6</w:t>
+        <w:t>3</w:t>
       </w:r>
       <w:r>
         <w:rPr>
@@ -15115,6 +15141,7 @@
         <w:rPr>
           <w:rFonts w:hint="eastAsia"/>
         </w:rPr>
+        <w:lastRenderedPageBreak/>
         <w:t>通过多生成，我们期望获得多个候选</w:t>
       </w:r>
       <w:r>
@@ -15813,7 +15840,14 @@
         <w:rPr>
           <w:rFonts w:hint="eastAsia"/>
         </w:rPr>
-        <w:t>生成。这个机制类似于编程语言编译器的错误提示，指导模型逐步修正答案。为避免死循环，我们限定每个智能</w:t>
+        <w:t>生成。这个机制类似于编程语言编译器的错误提示，指导模型逐步修正答案。为避免死循环，我们限</w:t>
+      </w:r>
+      <w:r>
+        <w:rPr>
+          <w:rFonts w:hint="eastAsia"/>
+        </w:rPr>
+        <w:lastRenderedPageBreak/>
+        <w:t>定每个智能</w:t>
       </w:r>
       <w:proofErr w:type="gramStart"/>
       <w:r>
@@ -16630,7 +16664,16 @@
           <w:kern w:val="0"/>
           <w:sz w:val="24"/>
         </w:rPr>
-        <w:t>字符串或其解析的抽象语法树），然后选出一条与其它</w:t>
+        <w:t>字符串或其解析的抽象语法树），然后选</w:t>
+      </w:r>
+      <w:r>
+        <w:rPr>
+          <w:rFonts w:hint="eastAsia"/>
+          <w:kern w:val="0"/>
+          <w:sz w:val="24"/>
+        </w:rPr>
+        <w:lastRenderedPageBreak/>
+        <w:t>出一条与其它</w:t>
       </w:r>
       <w:r>
         <w:rPr>
@@ -18553,6 +18596,7 @@
         <w:rPr>
           <w:rFonts w:hint="eastAsia"/>
         </w:rPr>
+        <w:lastRenderedPageBreak/>
         <w:t>即，取该文本与所有</w:t>
       </w:r>
       <w:r>
@@ -18979,7 +19023,13 @@
         <w:rPr>
           <w:rFonts w:hint="eastAsia"/>
         </w:rPr>
-        <w:t>3-7</w:t>
+        <w:t>3-</w:t>
+      </w:r>
+      <w:r>
+        <w:rPr>
+          <w:rFonts w:hint="eastAsia"/>
+        </w:rPr>
+        <w:t>4</w:t>
       </w:r>
       <w:r>
         <w:rPr>
@@ -19026,7 +19076,7 @@
           <w:sz w:val="21"/>
           <w:szCs w:val="21"/>
         </w:rPr>
-        <w:t>7</w:t>
+        <w:t>4</w:t>
       </w:r>
       <w:r>
         <w:rPr>
@@ -19073,7 +19123,7 @@
           <w:sz w:val="21"/>
           <w:szCs w:val="21"/>
         </w:rPr>
-        <w:t>7</w:t>
+        <w:t>4</w:t>
       </w:r>
       <w:r>
         <w:rPr>
@@ -19229,6 +19279,7 @@
           <w:sz w:val="28"/>
           <w:szCs w:val="28"/>
         </w:rPr>
+        <w:lastRenderedPageBreak/>
         <w:t xml:space="preserve">3.3 </w:t>
       </w:r>
       <w:bookmarkEnd w:id="63"/>
@@ -19755,6 +19806,7 @@
         <w:rPr>
           <w:rFonts w:hint="eastAsia"/>
         </w:rPr>
+        <w:lastRenderedPageBreak/>
         <w:t>LLM</w:t>
       </w:r>
       <w:r>
@@ -20304,7 +20356,14 @@
         <w:rPr>
           <w:rFonts w:hint="eastAsia"/>
         </w:rPr>
-        <w:t>此策略类似于启发式搜索中的剪枝，去除了低效路径以减少噪声、节约资源。在我们的系统中，长会话剪枝作为保护机制，确保了极端情况下系统仍能在合理时间内给出结果，不至于出现</w:t>
+        <w:t>此策略类似于启发式搜索中的剪枝，去除了低效路径以减少噪声、节约资源。在我们的系统中，长会话剪</w:t>
+      </w:r>
+      <w:r>
+        <w:rPr>
+          <w:rFonts w:hint="eastAsia"/>
+        </w:rPr>
+        <w:lastRenderedPageBreak/>
+        <w:t>枝作为保护机制，确保了极端情况下系统仍能在合理时间内给出结果，不至于出现</w:t>
       </w:r>
       <w:proofErr w:type="gramStart"/>
       <w:r>
@@ -20921,6 +20980,7 @@
           <w:b w:val="0"/>
           <w:sz w:val="24"/>
         </w:rPr>
+        <w:lastRenderedPageBreak/>
         <w:t>3.3.4</w:t>
       </w:r>
       <w:r>
@@ -21330,6 +21390,7 @@
           <w:sz w:val="28"/>
           <w:szCs w:val="28"/>
         </w:rPr>
+        <w:lastRenderedPageBreak/>
         <w:t>4</w:t>
       </w:r>
       <w:r>
@@ -21784,6 +21845,7 @@
           <w:sz w:val="28"/>
           <w:szCs w:val="28"/>
         </w:rPr>
+        <w:lastRenderedPageBreak/>
         <w:t>4</w:t>
       </w:r>
       <w:r>
@@ -22141,6 +22203,7 @@
         <w:rPr>
           <w:noProof/>
         </w:rPr>
+        <w:lastRenderedPageBreak/>
         <w:drawing>
           <wp:anchor distT="0" distB="0" distL="114300" distR="114300" simplePos="0" relativeHeight="251705344" behindDoc="0" locked="0" layoutInCell="1" allowOverlap="1" wp14:anchorId="0F4B5E56" wp14:editId="55A85B9B">
             <wp:simplePos x="0" y="0"/>
@@ -22475,7 +22538,7 @@
           <w:szCs w:val="21"/>
         </w:rPr>
         <w:drawing>
-          <wp:anchor distT="0" distB="0" distL="114300" distR="114300" simplePos="0" relativeHeight="251698176" behindDoc="0" locked="0" layoutInCell="1" allowOverlap="1" wp14:anchorId="17621796" wp14:editId="154D271E">
+          <wp:anchor distT="0" distB="0" distL="114300" distR="114300" simplePos="0" relativeHeight="251698176" behindDoc="0" locked="0" layoutInCell="1" allowOverlap="1" wp14:anchorId="17621796" wp14:editId="29AFBF99">
             <wp:simplePos x="0" y="0"/>
             <wp:positionH relativeFrom="margin">
               <wp:align>left</wp:align>
@@ -22689,6 +22752,7 @@
         <w:rPr>
           <w:rFonts w:hint="eastAsia"/>
         </w:rPr>
+        <w:lastRenderedPageBreak/>
         <w:t>结果稳定性（图</w:t>
       </w:r>
       <w:r>
@@ -23142,6 +23206,7 @@
         <w:rPr>
           <w:noProof/>
         </w:rPr>
+        <w:lastRenderedPageBreak/>
         <w:drawing>
           <wp:anchor distT="0" distB="0" distL="114300" distR="114300" simplePos="0" relativeHeight="251701248" behindDoc="0" locked="0" layoutInCell="1" allowOverlap="1" wp14:anchorId="40329CB4" wp14:editId="2A7B736A">
             <wp:simplePos x="0" y="0"/>
@@ -23758,6 +23823,7 @@
           <w:kern w:val="0"/>
           <w:sz w:val="24"/>
         </w:rPr>
+        <w:lastRenderedPageBreak/>
         <w:t>WikiSQL</w:t>
       </w:r>
       <w:proofErr w:type="spellEnd"/>
@@ -24077,6 +24143,7 @@
           <w:rFonts w:eastAsia="黑体" w:hint="eastAsia"/>
           <w:sz w:val="24"/>
         </w:rPr>
+        <w:lastRenderedPageBreak/>
         <w:t>4</w:t>
       </w:r>
       <w:r>
@@ -24427,6 +24494,7 @@
           <w:sz w:val="28"/>
           <w:szCs w:val="28"/>
         </w:rPr>
+        <w:lastRenderedPageBreak/>
         <w:t>5</w:t>
       </w:r>
       <w:r>
@@ -24636,6 +24704,7 @@
           <w:sz w:val="30"/>
           <w:szCs w:val="30"/>
         </w:rPr>
+        <w:lastRenderedPageBreak/>
         <w:t>参考文献</w:t>
       </w:r>
       <w:bookmarkEnd w:id="122"/>
@@ -25750,6 +25819,7 @@
           <w:sz w:val="21"/>
           <w:szCs w:val="21"/>
         </w:rPr>
+        <w:lastRenderedPageBreak/>
         <w:t>[</w:t>
       </w:r>
       <w:r>
@@ -26964,6 +27034,7 @@
           <w:sz w:val="30"/>
           <w:szCs w:val="30"/>
         </w:rPr>
+        <w:lastRenderedPageBreak/>
         <w:t>致谢</w:t>
       </w:r>
       <w:bookmarkEnd w:id="129"/>
@@ -29526,10 +29597,6 @@
 </file>
 
 <file path=customXml/item1.xml><?xml version="1.0" encoding="utf-8"?>
-<b:Sources xmlns:b="http://schemas.openxmlformats.org/officeDocument/2006/bibliography" xmlns="http://schemas.openxmlformats.org/officeDocument/2006/bibliography" SelectedStyle="\IEEE2006OfficeOnline.xsl" StyleName="IEEE" Version="2006"/>
-</file>
-
-<file path=customXml/item2.xml><?xml version="1.0" encoding="utf-8"?>
 <s:customData xmlns="http://www.wps.cn/officeDocument/2013/wpsCustomData" xmlns:s="http://www.wps.cn/officeDocument/2013/wpsCustomData">
   <customSectProps>
     <customSectPr/>
@@ -29542,18 +29609,22 @@
 </s:customData>
 </file>
 
+<file path=customXml/item2.xml><?xml version="1.0" encoding="utf-8"?>
+<b:Sources xmlns:b="http://schemas.openxmlformats.org/officeDocument/2006/bibliography" xmlns="http://schemas.openxmlformats.org/officeDocument/2006/bibliography" SelectedStyle="\IEEE2006OfficeOnline.xsl" StyleName="IEEE" Version="2006"/>
+</file>
+
 <file path=customXml/itemProps1.xml><?xml version="1.0" encoding="utf-8"?>
+<ds:datastoreItem xmlns:ds="http://schemas.openxmlformats.org/officeDocument/2006/customXml" ds:itemID="{B1977F7D-205B-4081-913C-38D41E755F92}">
+  <ds:schemaRefs>
+    <ds:schemaRef ds:uri="http://www.wps.cn/officeDocument/2013/wpsCustomData"/>
+  </ds:schemaRefs>
+</ds:datastoreItem>
+</file>
+
+<file path=customXml/itemProps2.xml><?xml version="1.0" encoding="utf-8"?>
 <ds:datastoreItem xmlns:ds="http://schemas.openxmlformats.org/officeDocument/2006/customXml" ds:itemID="{51E59A4A-5F75-4009-BC4C-FA13BEC13E40}">
   <ds:schemaRefs>
     <ds:schemaRef ds:uri="http://schemas.openxmlformats.org/officeDocument/2006/bibliography"/>
   </ds:schemaRefs>
 </ds:datastoreItem>
-</file>
-
-<file path=customXml/itemProps2.xml><?xml version="1.0" encoding="utf-8"?>
-<ds:datastoreItem xmlns:ds="http://schemas.openxmlformats.org/officeDocument/2006/customXml" ds:itemID="{B1977F7D-205B-4081-913C-38D41E755F92}">
-  <ds:schemaRefs>
-    <ds:schemaRef ds:uri="http://www.wps.cn/officeDocument/2013/wpsCustomData"/>
-  </ds:schemaRefs>
-</ds:datastoreItem>
 </file>
--- a/paper/fill.docx
+++ b/paper/fill.docx
@@ -1066,7 +1066,6 @@
           <w:b/>
           <w:sz w:val="24"/>
         </w:rPr>
-        <w:lastRenderedPageBreak/>
         <w:t>目录</w:t>
       </w:r>
     </w:p>
@@ -3628,7 +3627,6 @@
           <w:sz w:val="30"/>
           <w:szCs w:val="30"/>
         </w:rPr>
-        <w:lastRenderedPageBreak/>
         <w:t>基于多智能体</w:t>
       </w:r>
       <w:r>
@@ -4180,6 +4178,62 @@
           <w:szCs w:val="21"/>
         </w:rPr>
         <w:t>实验结果表明，相较于传统方案，本系统在查询准确率、执行效率、结果稳定性方面均有显著提升</w:t>
+      </w:r>
+      <w:r>
+        <w:rPr>
+          <w:rFonts w:hint="eastAsia"/>
+          <w:szCs w:val="21"/>
+        </w:rPr>
+        <w:t>（</w:t>
+      </w:r>
+      <w:r>
+        <w:rPr>
+          <w:rFonts w:hint="eastAsia"/>
+          <w:szCs w:val="21"/>
+        </w:rPr>
+        <w:t>准确率提升至少</w:t>
+      </w:r>
+      <w:r>
+        <w:rPr>
+          <w:rFonts w:hint="eastAsia"/>
+          <w:szCs w:val="21"/>
+        </w:rPr>
+        <w:t>20%</w:t>
+      </w:r>
+      <w:r>
+        <w:rPr>
+          <w:rFonts w:hint="eastAsia"/>
+          <w:szCs w:val="21"/>
+        </w:rPr>
+        <w:t>，智能体均摊耗时降低至少</w:t>
+      </w:r>
+      <w:r>
+        <w:rPr>
+          <w:rFonts w:hint="eastAsia"/>
+          <w:szCs w:val="21"/>
+        </w:rPr>
+        <w:t>40%</w:t>
+      </w:r>
+      <w:r>
+        <w:rPr>
+          <w:rFonts w:hint="eastAsia"/>
+          <w:szCs w:val="21"/>
+        </w:rPr>
+        <w:t>，稳定性提升约</w:t>
+      </w:r>
+      <w:r>
+        <w:rPr>
+          <w:rFonts w:hint="eastAsia"/>
+          <w:szCs w:val="21"/>
+        </w:rPr>
+        <w:t>60%</w:t>
+      </w:r>
+      <w:r>
+        <w:rPr>
+          <w:rFonts w:hint="eastAsia"/>
+          <w:szCs w:val="21"/>
+        </w:rPr>
+        <w:t>）</w:t>
       </w:r>
       <w:r>
         <w:rPr>
@@ -4315,7 +4369,6 @@
           <w:sz w:val="30"/>
           <w:szCs w:val="30"/>
         </w:rPr>
-        <w:lastRenderedPageBreak/>
         <w:t>Design and Implementation of a Multi-Agent LLM-Based Text2SQL System</w:t>
       </w:r>
     </w:p>
@@ -4778,7 +4831,6 @@
           <w:sz w:val="28"/>
           <w:szCs w:val="28"/>
         </w:rPr>
-        <w:lastRenderedPageBreak/>
         <w:t>1</w:t>
       </w:r>
       <w:r>
@@ -5269,14 +5321,7 @@
         <w:rPr>
           <w:rFonts w:hint="eastAsia"/>
         </w:rPr>
-        <w:t>系统。我们试图突破现有方法在跨领域泛化、语义理解、错误修正等方面</w:t>
-      </w:r>
-      <w:r>
-        <w:rPr>
-          <w:rFonts w:hint="eastAsia"/>
-        </w:rPr>
-        <w:lastRenderedPageBreak/>
-        <w:t>的瓶颈，通过引入多角色协作机制和工程优化策略，构建一条端到端的查询转译流水线，以提升系统在复杂真实环境下的实用性和可控性。</w:t>
+        <w:t>系统。我们试图突破现有方法在跨领域泛化、语义理解、错误修正等方面的瓶颈，通过引入多角色协作机制和工程优化策略，构建一条端到端的查询转译流水线，以提升系统在复杂真实环境下的实用性和可控性。</w:t>
       </w:r>
     </w:p>
     <w:p>
@@ -6274,15 +6319,7 @@
           <w:rFonts w:hint="eastAsia"/>
           <w:bCs/>
         </w:rPr>
-        <w:t>模型显著提升了跨领</w:t>
-      </w:r>
-      <w:r>
-        <w:rPr>
-          <w:rFonts w:hint="eastAsia"/>
-          <w:bCs/>
-        </w:rPr>
-        <w:lastRenderedPageBreak/>
-        <w:t>域场景下的性能，缩小与人工编写</w:t>
+        <w:t>模型显著提升了跨领域场景下的性能，缩小与人工编写</w:t>
       </w:r>
       <w:r>
         <w:rPr>
@@ -7138,7 +7175,6 @@
         <w:rPr>
           <w:rFonts w:hint="eastAsia"/>
         </w:rPr>
-        <w:lastRenderedPageBreak/>
         <w:t>（</w:t>
       </w:r>
       <w:r>
@@ -7667,7 +7703,6 @@
           <w:sz w:val="28"/>
           <w:szCs w:val="28"/>
         </w:rPr>
-        <w:lastRenderedPageBreak/>
         <w:t>2</w:t>
       </w:r>
       <w:r>
@@ -8474,7 +8509,6 @@
         <w:rPr>
           <w:rFonts w:hint="eastAsia"/>
         </w:rPr>
-        <w:lastRenderedPageBreak/>
         <w:t>成本是另一个无法忽视的难题：</w:t>
       </w:r>
       <w:r>
@@ -9066,7 +9100,6 @@
           <w:rFonts w:hint="eastAsia"/>
           <w:b w:val="0"/>
         </w:rPr>
-        <w:lastRenderedPageBreak/>
         <w:t>2.</w:t>
       </w:r>
       <w:r>
@@ -9199,7 +9232,6 @@
           <w:sz w:val="28"/>
           <w:szCs w:val="28"/>
         </w:rPr>
-        <w:lastRenderedPageBreak/>
         <w:t>3</w:t>
       </w:r>
       <w:r>
@@ -10089,7 +10121,6 @@
           <w:rFonts w:eastAsia="黑体" w:hint="eastAsia"/>
           <w:sz w:val="24"/>
         </w:rPr>
-        <w:lastRenderedPageBreak/>
         <w:t>3.</w:t>
       </w:r>
       <w:r>
@@ -14279,7 +14310,6 @@
           <w:rFonts w:eastAsia="黑体" w:hint="eastAsia"/>
           <w:sz w:val="24"/>
         </w:rPr>
-        <w:lastRenderedPageBreak/>
         <w:t>3.</w:t>
       </w:r>
       <w:r>
@@ -15141,7 +15171,6 @@
         <w:rPr>
           <w:rFonts w:hint="eastAsia"/>
         </w:rPr>
-        <w:lastRenderedPageBreak/>
         <w:t>通过多生成，我们期望获得多个候选</w:t>
       </w:r>
       <w:r>
@@ -15840,14 +15869,7 @@
         <w:rPr>
           <w:rFonts w:hint="eastAsia"/>
         </w:rPr>
-        <w:t>生成。这个机制类似于编程语言编译器的错误提示，指导模型逐步修正答案。为避免死循环，我们限</w:t>
-      </w:r>
-      <w:r>
-        <w:rPr>
-          <w:rFonts w:hint="eastAsia"/>
-        </w:rPr>
-        <w:lastRenderedPageBreak/>
-        <w:t>定每个智能</w:t>
+        <w:t>生成。这个机制类似于编程语言编译器的错误提示，指导模型逐步修正答案。为避免死循环，我们限定每个智能</w:t>
       </w:r>
       <w:proofErr w:type="gramStart"/>
       <w:r>
@@ -16664,16 +16686,7 @@
           <w:kern w:val="0"/>
           <w:sz w:val="24"/>
         </w:rPr>
-        <w:t>字符串或其解析的抽象语法树），然后选</w:t>
-      </w:r>
-      <w:r>
-        <w:rPr>
-          <w:rFonts w:hint="eastAsia"/>
-          <w:kern w:val="0"/>
-          <w:sz w:val="24"/>
-        </w:rPr>
-        <w:lastRenderedPageBreak/>
-        <w:t>出一条与其它</w:t>
+        <w:t>字符串或其解析的抽象语法树），然后选出一条与其它</w:t>
       </w:r>
       <w:r>
         <w:rPr>
@@ -18596,7 +18609,6 @@
         <w:rPr>
           <w:rFonts w:hint="eastAsia"/>
         </w:rPr>
-        <w:lastRenderedPageBreak/>
         <w:t>即，取该文本与所有</w:t>
       </w:r>
       <w:r>
@@ -19279,7 +19291,6 @@
           <w:sz w:val="28"/>
           <w:szCs w:val="28"/>
         </w:rPr>
-        <w:lastRenderedPageBreak/>
         <w:t xml:space="preserve">3.3 </w:t>
       </w:r>
       <w:bookmarkEnd w:id="63"/>
@@ -19806,7 +19817,6 @@
         <w:rPr>
           <w:rFonts w:hint="eastAsia"/>
         </w:rPr>
-        <w:lastRenderedPageBreak/>
         <w:t>LLM</w:t>
       </w:r>
       <w:r>
@@ -20356,14 +20366,7 @@
         <w:rPr>
           <w:rFonts w:hint="eastAsia"/>
         </w:rPr>
-        <w:t>此策略类似于启发式搜索中的剪枝，去除了低效路径以减少噪声、节约资源。在我们的系统中，长会话剪</w:t>
-      </w:r>
-      <w:r>
-        <w:rPr>
-          <w:rFonts w:hint="eastAsia"/>
-        </w:rPr>
-        <w:lastRenderedPageBreak/>
-        <w:t>枝作为保护机制，确保了极端情况下系统仍能在合理时间内给出结果，不至于出现</w:t>
+        <w:t>此策略类似于启发式搜索中的剪枝，去除了低效路径以减少噪声、节约资源。在我们的系统中，长会话剪枝作为保护机制，确保了极端情况下系统仍能在合理时间内给出结果，不至于出现</w:t>
       </w:r>
       <w:proofErr w:type="gramStart"/>
       <w:r>
@@ -20980,7 +20983,6 @@
           <w:b w:val="0"/>
           <w:sz w:val="24"/>
         </w:rPr>
-        <w:lastRenderedPageBreak/>
         <w:t>3.3.4</w:t>
       </w:r>
       <w:r>
@@ -21357,13 +21359,80 @@
     </w:p>
     <w:p>
       <w:pPr>
-        <w:widowControl/>
-        <w:jc w:val="left"/>
-        <w:rPr>
-          <w:kern w:val="0"/>
-          <w:sz w:val="24"/>
-        </w:rPr>
-      </w:pPr>
+        <w:pStyle w:val="21"/>
+        <w:spacing w:beforeLines="50" w:before="156" w:afterLines="50" w:after="156" w:line="360" w:lineRule="auto"/>
+        <w:rPr>
+          <w:b w:val="0"/>
+          <w:bCs w:val="0"/>
+        </w:rPr>
+      </w:pPr>
+      <w:r>
+        <w:rPr>
+          <w:rFonts w:hint="eastAsia"/>
+          <w:b w:val="0"/>
+        </w:rPr>
+        <w:t>3.4</w:t>
+      </w:r>
+      <w:r>
+        <w:rPr>
+          <w:b w:val="0"/>
+        </w:rPr>
+        <w:t xml:space="preserve"> </w:t>
+      </w:r>
+      <w:r>
+        <w:rPr>
+          <w:rFonts w:hint="eastAsia"/>
+          <w:b w:val="0"/>
+        </w:rPr>
+        <w:t>小结</w:t>
+      </w:r>
+    </w:p>
+    <w:p>
+      <w:pPr>
+        <w:pStyle w:val="ae"/>
+        <w:tabs>
+          <w:tab w:val="clear" w:pos="4153"/>
+          <w:tab w:val="clear" w:pos="8306"/>
+        </w:tabs>
+        <w:spacing w:line="360" w:lineRule="auto"/>
+        <w:ind w:firstLineChars="200" w:firstLine="480"/>
+      </w:pPr>
+      <w:r>
+        <w:rPr>
+          <w:rFonts w:hint="eastAsia"/>
+        </w:rPr>
+        <w:t>本章围绕系统架构与核心模块，系统地展示了一个多智能体协作机制下的</w:t>
+      </w:r>
+      <w:r>
+        <w:rPr>
+          <w:rFonts w:hint="eastAsia"/>
+        </w:rPr>
+        <w:t>Text2SQL</w:t>
+      </w:r>
+      <w:r>
+        <w:rPr>
+          <w:rFonts w:hint="eastAsia"/>
+        </w:rPr>
+        <w:t>实现路径。通过将自然语言转译任务拆解为多个功能明确的子任务，并交由不同智能体分别处理，降低了单一模型的负担，也增强了系统整体的可控性与容错能力。我们在架构设计中充分考虑了</w:t>
+      </w:r>
+      <w:r>
+        <w:rPr>
+          <w:rFonts w:hint="eastAsia"/>
+        </w:rPr>
+        <w:t>LLM</w:t>
+      </w:r>
+      <w:r>
+        <w:rPr>
+          <w:rFonts w:hint="eastAsia"/>
+        </w:rPr>
+        <w:t>本身的能力边界与交互方式，从信息预处理、知识注入，到多轮反馈与语义聚合，形成了一套动态调节、可适配的解决方案。各项优化策略在设计上彼此协同，为系统在复杂场景中的稳定运行打下了坚实基础</w:t>
+      </w:r>
+      <w:r>
+        <w:rPr>
+          <w:rFonts w:hint="eastAsia"/>
+        </w:rPr>
+        <w:t>。</w:t>
+      </w:r>
       <w:r>
         <w:br w:type="page"/>
       </w:r>
@@ -21390,7 +21459,6 @@
           <w:sz w:val="28"/>
           <w:szCs w:val="28"/>
         </w:rPr>
-        <w:lastRenderedPageBreak/>
         <w:t>4</w:t>
       </w:r>
       <w:r>
@@ -21845,7 +21913,6 @@
           <w:sz w:val="28"/>
           <w:szCs w:val="28"/>
         </w:rPr>
-        <w:lastRenderedPageBreak/>
         <w:t>4</w:t>
       </w:r>
       <w:r>
@@ -22203,7 +22270,6 @@
         <w:rPr>
           <w:noProof/>
         </w:rPr>
-        <w:lastRenderedPageBreak/>
         <w:drawing>
           <wp:anchor distT="0" distB="0" distL="114300" distR="114300" simplePos="0" relativeHeight="251705344" behindDoc="0" locked="0" layoutInCell="1" allowOverlap="1" wp14:anchorId="0F4B5E56" wp14:editId="55A85B9B">
             <wp:simplePos x="0" y="0"/>
@@ -22538,7 +22604,7 @@
           <w:szCs w:val="21"/>
         </w:rPr>
         <w:drawing>
-          <wp:anchor distT="0" distB="0" distL="114300" distR="114300" simplePos="0" relativeHeight="251698176" behindDoc="0" locked="0" layoutInCell="1" allowOverlap="1" wp14:anchorId="17621796" wp14:editId="29AFBF99">
+          <wp:anchor distT="0" distB="0" distL="114300" distR="114300" simplePos="0" relativeHeight="251698176" behindDoc="0" locked="0" layoutInCell="1" allowOverlap="1" wp14:anchorId="17621796" wp14:editId="53E534F7">
             <wp:simplePos x="0" y="0"/>
             <wp:positionH relativeFrom="margin">
               <wp:align>left</wp:align>
@@ -22752,7 +22818,6 @@
         <w:rPr>
           <w:rFonts w:hint="eastAsia"/>
         </w:rPr>
-        <w:lastRenderedPageBreak/>
         <w:t>结果稳定性（图</w:t>
       </w:r>
       <w:r>
@@ -23206,7 +23271,6 @@
         <w:rPr>
           <w:noProof/>
         </w:rPr>
-        <w:lastRenderedPageBreak/>
         <w:drawing>
           <wp:anchor distT="0" distB="0" distL="114300" distR="114300" simplePos="0" relativeHeight="251701248" behindDoc="0" locked="0" layoutInCell="1" allowOverlap="1" wp14:anchorId="40329CB4" wp14:editId="2A7B736A">
             <wp:simplePos x="0" y="0"/>
@@ -23823,7 +23887,6 @@
           <w:kern w:val="0"/>
           <w:sz w:val="24"/>
         </w:rPr>
-        <w:lastRenderedPageBreak/>
         <w:t>WikiSQL</w:t>
       </w:r>
       <w:proofErr w:type="spellEnd"/>
@@ -24143,7 +24206,6 @@
           <w:rFonts w:eastAsia="黑体" w:hint="eastAsia"/>
           <w:sz w:val="24"/>
         </w:rPr>
-        <w:lastRenderedPageBreak/>
         <w:t>4</w:t>
       </w:r>
       <w:r>
@@ -24494,7 +24556,6 @@
           <w:sz w:val="28"/>
           <w:szCs w:val="28"/>
         </w:rPr>
-        <w:lastRenderedPageBreak/>
         <w:t>5</w:t>
       </w:r>
       <w:r>
@@ -24704,7 +24765,6 @@
           <w:sz w:val="30"/>
           <w:szCs w:val="30"/>
         </w:rPr>
-        <w:lastRenderedPageBreak/>
         <w:t>参考文献</w:t>
       </w:r>
       <w:bookmarkEnd w:id="122"/>
@@ -25819,7 +25879,6 @@
           <w:sz w:val="21"/>
           <w:szCs w:val="21"/>
         </w:rPr>
-        <w:lastRenderedPageBreak/>
         <w:t>[</w:t>
       </w:r>
       <w:r>
@@ -27034,7 +27093,6 @@
           <w:sz w:val="30"/>
           <w:szCs w:val="30"/>
         </w:rPr>
-        <w:lastRenderedPageBreak/>
         <w:t>致谢</w:t>
       </w:r>
       <w:bookmarkEnd w:id="129"/>
@@ -29597,6 +29655,10 @@
 </file>
 
 <file path=customXml/item1.xml><?xml version="1.0" encoding="utf-8"?>
+<b:Sources xmlns:b="http://schemas.openxmlformats.org/officeDocument/2006/bibliography" xmlns="http://schemas.openxmlformats.org/officeDocument/2006/bibliography" SelectedStyle="\IEEE2006OfficeOnline.xsl" StyleName="IEEE" Version="2006"/>
+</file>
+
+<file path=customXml/item2.xml><?xml version="1.0" encoding="utf-8"?>
 <s:customData xmlns="http://www.wps.cn/officeDocument/2013/wpsCustomData" xmlns:s="http://www.wps.cn/officeDocument/2013/wpsCustomData">
   <customSectProps>
     <customSectPr/>
@@ -29609,22 +29671,18 @@
 </s:customData>
 </file>
 
-<file path=customXml/item2.xml><?xml version="1.0" encoding="utf-8"?>
-<b:Sources xmlns:b="http://schemas.openxmlformats.org/officeDocument/2006/bibliography" xmlns="http://schemas.openxmlformats.org/officeDocument/2006/bibliography" SelectedStyle="\IEEE2006OfficeOnline.xsl" StyleName="IEEE" Version="2006"/>
+<file path=customXml/itemProps1.xml><?xml version="1.0" encoding="utf-8"?>
+<ds:datastoreItem xmlns:ds="http://schemas.openxmlformats.org/officeDocument/2006/customXml" ds:itemID="{51E59A4A-5F75-4009-BC4C-FA13BEC13E40}">
+  <ds:schemaRefs>
+    <ds:schemaRef ds:uri="http://schemas.openxmlformats.org/officeDocument/2006/bibliography"/>
+  </ds:schemaRefs>
+</ds:datastoreItem>
 </file>
 
-<file path=customXml/itemProps1.xml><?xml version="1.0" encoding="utf-8"?>
+<file path=customXml/itemProps2.xml><?xml version="1.0" encoding="utf-8"?>
 <ds:datastoreItem xmlns:ds="http://schemas.openxmlformats.org/officeDocument/2006/customXml" ds:itemID="{B1977F7D-205B-4081-913C-38D41E755F92}">
   <ds:schemaRefs>
     <ds:schemaRef ds:uri="http://www.wps.cn/officeDocument/2013/wpsCustomData"/>
   </ds:schemaRefs>
 </ds:datastoreItem>
-</file>
-
-<file path=customXml/itemProps2.xml><?xml version="1.0" encoding="utf-8"?>
-<ds:datastoreItem xmlns:ds="http://schemas.openxmlformats.org/officeDocument/2006/customXml" ds:itemID="{51E59A4A-5F75-4009-BC4C-FA13BEC13E40}">
-  <ds:schemaRefs>
-    <ds:schemaRef ds:uri="http://schemas.openxmlformats.org/officeDocument/2006/bibliography"/>
-  </ds:schemaRefs>
-</ds:datastoreItem>
 </file>
--- a/paper/fill.docx
+++ b/paper/fill.docx
@@ -2258,6 +2258,551 @@
     </w:p>
     <w:p>
       <w:pPr>
+        <w:pStyle w:val="TOC2"/>
+        <w:tabs>
+          <w:tab w:val="right" w:leader="dot" w:pos="8777"/>
+        </w:tabs>
+        <w:rPr>
+          <w:rFonts w:ascii="Times New Roman" w:eastAsia="宋体" w:hint="eastAsia"/>
+          <w:smallCaps w:val="0"/>
+          <w:noProof/>
+          <w:sz w:val="24"/>
+          <w:szCs w:val="24"/>
+          <w14:ligatures w14:val="standardContextual"/>
+        </w:rPr>
+      </w:pPr>
+      <w:r>
+        <w:rPr>
+          <w:rFonts w:ascii="Times New Roman" w:eastAsia="宋体"/>
+          <w:noProof/>
+          <w:sz w:val="24"/>
+          <w:szCs w:val="24"/>
+        </w:rPr>
+        <w:t>2.</w:t>
+      </w:r>
+      <w:r>
+        <w:rPr>
+          <w:rFonts w:ascii="Times New Roman" w:eastAsia="宋体" w:hint="eastAsia"/>
+          <w:noProof/>
+          <w:sz w:val="24"/>
+          <w:szCs w:val="24"/>
+        </w:rPr>
+        <w:t>5</w:t>
+      </w:r>
+      <w:r>
+        <w:rPr>
+          <w:rFonts w:ascii="Times New Roman" w:eastAsia="宋体"/>
+          <w:noProof/>
+          <w:sz w:val="24"/>
+          <w:szCs w:val="24"/>
+        </w:rPr>
+        <w:t xml:space="preserve"> </w:t>
+      </w:r>
+      <w:r>
+        <w:rPr>
+          <w:rFonts w:ascii="Times New Roman" w:eastAsia="宋体" w:hint="eastAsia"/>
+          <w:noProof/>
+          <w:sz w:val="24"/>
+          <w:szCs w:val="24"/>
+        </w:rPr>
+        <w:t>小结</w:t>
+      </w:r>
+      <w:r>
+        <w:rPr>
+          <w:rFonts w:ascii="Times New Roman" w:eastAsia="宋体"/>
+          <w:noProof/>
+          <w:sz w:val="24"/>
+          <w:szCs w:val="24"/>
+        </w:rPr>
+        <w:tab/>
+      </w:r>
+      <w:r>
+        <w:rPr>
+          <w:rFonts w:ascii="Times New Roman" w:eastAsia="宋体" w:hint="eastAsia"/>
+          <w:noProof/>
+          <w:sz w:val="24"/>
+          <w:szCs w:val="24"/>
+        </w:rPr>
+        <w:t>7</w:t>
+      </w:r>
+    </w:p>
+    <w:p>
+      <w:pPr>
+        <w:pStyle w:val="TOC1"/>
+        <w:tabs>
+          <w:tab w:val="right" w:leader="dot" w:pos="8777"/>
+        </w:tabs>
+        <w:rPr>
+          <w:rFonts w:ascii="Times New Roman" w:eastAsia="宋体" w:hint="eastAsia"/>
+          <w:b w:val="0"/>
+          <w:bCs w:val="0"/>
+          <w:caps w:val="0"/>
+          <w:noProof/>
+          <w:sz w:val="24"/>
+          <w:szCs w:val="24"/>
+          <w14:ligatures w14:val="standardContextual"/>
+        </w:rPr>
+      </w:pPr>
+      <w:r>
+        <w:rPr>
+          <w:rFonts w:ascii="Times New Roman" w:eastAsia="宋体"/>
+          <w:noProof/>
+          <w:sz w:val="24"/>
+          <w:szCs w:val="24"/>
+        </w:rPr>
+        <w:t>3</w:t>
+      </w:r>
+      <w:r>
+        <w:rPr>
+          <w:rFonts w:ascii="Times New Roman" w:eastAsia="宋体"/>
+          <w:noProof/>
+          <w:sz w:val="24"/>
+          <w:szCs w:val="24"/>
+        </w:rPr>
+        <w:t>、基于多智能体</w:t>
+      </w:r>
+      <w:r>
+        <w:rPr>
+          <w:rFonts w:ascii="Times New Roman" w:eastAsia="宋体"/>
+          <w:noProof/>
+          <w:sz w:val="24"/>
+          <w:szCs w:val="24"/>
+        </w:rPr>
+        <w:t>LLM</w:t>
+      </w:r>
+      <w:r>
+        <w:rPr>
+          <w:rFonts w:ascii="Times New Roman" w:eastAsia="宋体"/>
+          <w:noProof/>
+          <w:sz w:val="24"/>
+          <w:szCs w:val="24"/>
+        </w:rPr>
+        <w:t>的</w:t>
+      </w:r>
+      <w:r>
+        <w:rPr>
+          <w:rFonts w:ascii="Times New Roman" w:eastAsia="宋体"/>
+          <w:noProof/>
+          <w:sz w:val="24"/>
+          <w:szCs w:val="24"/>
+        </w:rPr>
+        <w:t>Text2SQL</w:t>
+      </w:r>
+      <w:r>
+        <w:rPr>
+          <w:rFonts w:ascii="Times New Roman" w:eastAsia="宋体"/>
+          <w:noProof/>
+          <w:sz w:val="24"/>
+          <w:szCs w:val="24"/>
+        </w:rPr>
+        <w:t>架构模型</w:t>
+      </w:r>
+      <w:r>
+        <w:rPr>
+          <w:rFonts w:ascii="Times New Roman" w:eastAsia="宋体"/>
+          <w:noProof/>
+          <w:sz w:val="24"/>
+          <w:szCs w:val="24"/>
+        </w:rPr>
+        <w:tab/>
+      </w:r>
+      <w:r>
+        <w:rPr>
+          <w:rFonts w:ascii="Times New Roman" w:eastAsia="宋体" w:hint="eastAsia"/>
+          <w:noProof/>
+          <w:sz w:val="24"/>
+          <w:szCs w:val="24"/>
+        </w:rPr>
+        <w:t>8</w:t>
+      </w:r>
+    </w:p>
+    <w:p>
+      <w:pPr>
+        <w:pStyle w:val="TOC2"/>
+        <w:tabs>
+          <w:tab w:val="right" w:leader="dot" w:pos="8777"/>
+        </w:tabs>
+        <w:rPr>
+          <w:rFonts w:ascii="Times New Roman" w:eastAsia="宋体" w:hint="eastAsia"/>
+          <w:smallCaps w:val="0"/>
+          <w:noProof/>
+          <w:sz w:val="24"/>
+          <w:szCs w:val="24"/>
+          <w14:ligatures w14:val="standardContextual"/>
+        </w:rPr>
+      </w:pPr>
+      <w:r>
+        <w:rPr>
+          <w:rFonts w:ascii="Times New Roman" w:eastAsia="宋体"/>
+          <w:noProof/>
+          <w:sz w:val="24"/>
+          <w:szCs w:val="24"/>
+        </w:rPr>
+        <w:t xml:space="preserve">3.1 Prompt </w:t>
+      </w:r>
+      <w:r>
+        <w:rPr>
+          <w:rFonts w:ascii="Times New Roman" w:eastAsia="宋体"/>
+          <w:noProof/>
+          <w:sz w:val="24"/>
+          <w:szCs w:val="24"/>
+        </w:rPr>
+        <w:t>生成模块</w:t>
+      </w:r>
+      <w:r>
+        <w:rPr>
+          <w:rFonts w:ascii="Times New Roman" w:eastAsia="宋体"/>
+          <w:noProof/>
+          <w:sz w:val="24"/>
+          <w:szCs w:val="24"/>
+        </w:rPr>
+        <w:tab/>
+      </w:r>
+      <w:r>
+        <w:rPr>
+          <w:rFonts w:ascii="Times New Roman" w:eastAsia="宋体" w:hint="eastAsia"/>
+          <w:noProof/>
+          <w:sz w:val="24"/>
+          <w:szCs w:val="24"/>
+        </w:rPr>
+        <w:t>8</w:t>
+      </w:r>
+    </w:p>
+    <w:p>
+      <w:pPr>
+        <w:pStyle w:val="TOC2"/>
+        <w:tabs>
+          <w:tab w:val="right" w:leader="dot" w:pos="8777"/>
+        </w:tabs>
+        <w:rPr>
+          <w:rFonts w:ascii="Times New Roman" w:eastAsia="宋体" w:hint="eastAsia"/>
+          <w:smallCaps w:val="0"/>
+          <w:noProof/>
+          <w:sz w:val="24"/>
+          <w:szCs w:val="24"/>
+          <w14:ligatures w14:val="standardContextual"/>
+        </w:rPr>
+      </w:pPr>
+      <w:r>
+        <w:rPr>
+          <w:rFonts w:ascii="Times New Roman" w:eastAsia="宋体"/>
+          <w:noProof/>
+          <w:sz w:val="24"/>
+          <w:szCs w:val="24"/>
+        </w:rPr>
+        <w:t>3.2 SQL</w:t>
+      </w:r>
+      <w:r>
+        <w:rPr>
+          <w:rFonts w:ascii="Times New Roman" w:eastAsia="宋体"/>
+          <w:noProof/>
+          <w:sz w:val="24"/>
+          <w:szCs w:val="24"/>
+        </w:rPr>
+        <w:t>生成模块</w:t>
+      </w:r>
+      <w:r>
+        <w:rPr>
+          <w:rFonts w:ascii="Times New Roman" w:eastAsia="宋体"/>
+          <w:noProof/>
+          <w:sz w:val="24"/>
+          <w:szCs w:val="24"/>
+        </w:rPr>
+        <w:tab/>
+      </w:r>
+      <w:r>
+        <w:rPr>
+          <w:rFonts w:ascii="Times New Roman" w:eastAsia="宋体"/>
+          <w:noProof/>
+          <w:sz w:val="24"/>
+          <w:szCs w:val="24"/>
+        </w:rPr>
+        <w:fldChar w:fldCharType="begin"/>
+      </w:r>
+      <w:r>
+        <w:rPr>
+          <w:rFonts w:ascii="Times New Roman" w:eastAsia="宋体"/>
+          <w:noProof/>
+          <w:sz w:val="24"/>
+          <w:szCs w:val="24"/>
+        </w:rPr>
+        <w:instrText xml:space="preserve"> PAGEREF _Toc193868396 \h </w:instrText>
+      </w:r>
+      <w:r>
+        <w:rPr>
+          <w:rFonts w:ascii="Times New Roman" w:eastAsia="宋体"/>
+          <w:noProof/>
+          <w:sz w:val="24"/>
+          <w:szCs w:val="24"/>
+        </w:rPr>
+      </w:r>
+      <w:r>
+        <w:rPr>
+          <w:rFonts w:ascii="Times New Roman" w:eastAsia="宋体"/>
+          <w:noProof/>
+          <w:sz w:val="24"/>
+          <w:szCs w:val="24"/>
+        </w:rPr>
+        <w:fldChar w:fldCharType="separate"/>
+      </w:r>
+      <w:r>
+        <w:rPr>
+          <w:rFonts w:ascii="Times New Roman" w:eastAsia="宋体"/>
+          <w:noProof/>
+          <w:sz w:val="24"/>
+          <w:szCs w:val="24"/>
+        </w:rPr>
+        <w:t>1</w:t>
+      </w:r>
+      <w:r>
+        <w:rPr>
+          <w:rFonts w:ascii="Times New Roman" w:eastAsia="宋体" w:hint="eastAsia"/>
+          <w:noProof/>
+          <w:sz w:val="24"/>
+          <w:szCs w:val="24"/>
+        </w:rPr>
+        <w:t>1</w:t>
+      </w:r>
+      <w:r>
+        <w:rPr>
+          <w:rFonts w:ascii="Times New Roman" w:eastAsia="宋体"/>
+          <w:noProof/>
+          <w:sz w:val="24"/>
+          <w:szCs w:val="24"/>
+        </w:rPr>
+        <w:fldChar w:fldCharType="end"/>
+      </w:r>
+    </w:p>
+    <w:p>
+      <w:pPr>
+        <w:pStyle w:val="TOC2"/>
+        <w:tabs>
+          <w:tab w:val="right" w:leader="dot" w:pos="8777"/>
+        </w:tabs>
+        <w:rPr>
+          <w:rFonts w:ascii="Times New Roman" w:eastAsia="宋体" w:hint="eastAsia"/>
+          <w:smallCaps w:val="0"/>
+          <w:noProof/>
+          <w:sz w:val="24"/>
+          <w:szCs w:val="24"/>
+          <w14:ligatures w14:val="standardContextual"/>
+        </w:rPr>
+      </w:pPr>
+      <w:r>
+        <w:rPr>
+          <w:rFonts w:ascii="Times New Roman" w:eastAsia="宋体"/>
+          <w:noProof/>
+          <w:sz w:val="24"/>
+          <w:szCs w:val="24"/>
+        </w:rPr>
+        <w:t xml:space="preserve">3.3 </w:t>
+      </w:r>
+      <w:r>
+        <w:rPr>
+          <w:rFonts w:ascii="Times New Roman" w:eastAsia="宋体"/>
+          <w:noProof/>
+          <w:sz w:val="24"/>
+          <w:szCs w:val="24"/>
+        </w:rPr>
+        <w:t>智能体内部优化模块</w:t>
+      </w:r>
+      <w:r>
+        <w:rPr>
+          <w:rFonts w:ascii="Times New Roman" w:eastAsia="宋体"/>
+          <w:noProof/>
+          <w:sz w:val="24"/>
+          <w:szCs w:val="24"/>
+        </w:rPr>
+        <w:tab/>
+      </w:r>
+      <w:r>
+        <w:rPr>
+          <w:rFonts w:ascii="Times New Roman" w:eastAsia="宋体"/>
+          <w:noProof/>
+          <w:sz w:val="24"/>
+          <w:szCs w:val="24"/>
+        </w:rPr>
+        <w:fldChar w:fldCharType="begin"/>
+      </w:r>
+      <w:r>
+        <w:rPr>
+          <w:rFonts w:ascii="Times New Roman" w:eastAsia="宋体"/>
+          <w:noProof/>
+          <w:sz w:val="24"/>
+          <w:szCs w:val="24"/>
+        </w:rPr>
+        <w:instrText xml:space="preserve"> PAGEREF _Toc193868397 \h </w:instrText>
+      </w:r>
+      <w:r>
+        <w:rPr>
+          <w:rFonts w:ascii="Times New Roman" w:eastAsia="宋体"/>
+          <w:noProof/>
+          <w:sz w:val="24"/>
+          <w:szCs w:val="24"/>
+        </w:rPr>
+      </w:r>
+      <w:r>
+        <w:rPr>
+          <w:rFonts w:ascii="Times New Roman" w:eastAsia="宋体"/>
+          <w:noProof/>
+          <w:sz w:val="24"/>
+          <w:szCs w:val="24"/>
+        </w:rPr>
+        <w:fldChar w:fldCharType="separate"/>
+      </w:r>
+      <w:r>
+        <w:rPr>
+          <w:rFonts w:ascii="Times New Roman" w:eastAsia="宋体"/>
+          <w:noProof/>
+          <w:sz w:val="24"/>
+          <w:szCs w:val="24"/>
+        </w:rPr>
+        <w:t>1</w:t>
+      </w:r>
+      <w:r>
+        <w:rPr>
+          <w:rFonts w:ascii="Times New Roman" w:eastAsia="宋体"/>
+          <w:noProof/>
+          <w:sz w:val="24"/>
+          <w:szCs w:val="24"/>
+        </w:rPr>
+        <w:fldChar w:fldCharType="end"/>
+      </w:r>
+      <w:r>
+        <w:rPr>
+          <w:rFonts w:ascii="Times New Roman" w:eastAsia="宋体" w:hint="eastAsia"/>
+          <w:noProof/>
+          <w:sz w:val="24"/>
+          <w:szCs w:val="24"/>
+        </w:rPr>
+        <w:t>6</w:t>
+      </w:r>
+    </w:p>
+    <w:p>
+      <w:pPr>
+        <w:pStyle w:val="TOC2"/>
+        <w:tabs>
+          <w:tab w:val="right" w:leader="dot" w:pos="8777"/>
+        </w:tabs>
+        <w:rPr>
+          <w:rFonts w:ascii="Times New Roman" w:eastAsia="宋体"/>
+          <w:smallCaps w:val="0"/>
+          <w:noProof/>
+          <w:sz w:val="24"/>
+          <w:szCs w:val="24"/>
+          <w14:ligatures w14:val="standardContextual"/>
+        </w:rPr>
+      </w:pPr>
+      <w:r>
+        <w:rPr>
+          <w:rFonts w:ascii="Times New Roman" w:eastAsia="宋体"/>
+          <w:noProof/>
+          <w:sz w:val="24"/>
+          <w:szCs w:val="24"/>
+        </w:rPr>
+        <w:t>3.</w:t>
+      </w:r>
+      <w:r>
+        <w:rPr>
+          <w:rFonts w:ascii="Times New Roman" w:eastAsia="宋体" w:hint="eastAsia"/>
+          <w:noProof/>
+          <w:sz w:val="24"/>
+          <w:szCs w:val="24"/>
+        </w:rPr>
+        <w:t>4</w:t>
+      </w:r>
+      <w:r>
+        <w:rPr>
+          <w:rFonts w:ascii="Times New Roman" w:eastAsia="宋体"/>
+          <w:noProof/>
+          <w:sz w:val="24"/>
+          <w:szCs w:val="24"/>
+        </w:rPr>
+        <w:t xml:space="preserve"> </w:t>
+      </w:r>
+      <w:r>
+        <w:rPr>
+          <w:rFonts w:ascii="Times New Roman" w:eastAsia="宋体" w:hint="eastAsia"/>
+          <w:noProof/>
+          <w:sz w:val="24"/>
+          <w:szCs w:val="24"/>
+        </w:rPr>
+        <w:t>小结</w:t>
+      </w:r>
+      <w:r>
+        <w:rPr>
+          <w:rFonts w:ascii="Times New Roman" w:eastAsia="宋体"/>
+          <w:noProof/>
+          <w:sz w:val="24"/>
+          <w:szCs w:val="24"/>
+        </w:rPr>
+        <w:tab/>
+      </w:r>
+      <w:r>
+        <w:rPr>
+          <w:rFonts w:ascii="Times New Roman" w:eastAsia="宋体"/>
+          <w:noProof/>
+          <w:sz w:val="24"/>
+          <w:szCs w:val="24"/>
+        </w:rPr>
+        <w:fldChar w:fldCharType="begin"/>
+      </w:r>
+      <w:r>
+        <w:rPr>
+          <w:rFonts w:ascii="Times New Roman" w:eastAsia="宋体"/>
+          <w:noProof/>
+          <w:sz w:val="24"/>
+          <w:szCs w:val="24"/>
+        </w:rPr>
+        <w:instrText xml:space="preserve"> PAGEREF _Toc193868397 \h </w:instrText>
+      </w:r>
+      <w:r>
+        <w:rPr>
+          <w:rFonts w:ascii="Times New Roman" w:eastAsia="宋体"/>
+          <w:noProof/>
+          <w:sz w:val="24"/>
+          <w:szCs w:val="24"/>
+        </w:rPr>
+      </w:r>
+      <w:r>
+        <w:rPr>
+          <w:rFonts w:ascii="Times New Roman" w:eastAsia="宋体"/>
+          <w:noProof/>
+          <w:sz w:val="24"/>
+          <w:szCs w:val="24"/>
+        </w:rPr>
+        <w:fldChar w:fldCharType="separate"/>
+      </w:r>
+      <w:r>
+        <w:rPr>
+          <w:rFonts w:ascii="Times New Roman" w:eastAsia="宋体"/>
+          <w:noProof/>
+          <w:sz w:val="24"/>
+          <w:szCs w:val="24"/>
+        </w:rPr>
+        <w:t>1</w:t>
+      </w:r>
+      <w:r>
+        <w:rPr>
+          <w:rFonts w:ascii="Times New Roman" w:eastAsia="宋体" w:hint="eastAsia"/>
+          <w:noProof/>
+          <w:sz w:val="24"/>
+          <w:szCs w:val="24"/>
+        </w:rPr>
+        <w:t>9</w:t>
+      </w:r>
+      <w:r>
+        <w:rPr>
+          <w:rFonts w:ascii="Times New Roman" w:eastAsia="宋体"/>
+          <w:noProof/>
+          <w:sz w:val="24"/>
+          <w:szCs w:val="24"/>
+        </w:rPr>
+        <w:fldChar w:fldCharType="end"/>
+      </w:r>
+    </w:p>
+    <w:p>
+      <w:pPr>
         <w:pStyle w:val="TOC1"/>
         <w:tabs>
           <w:tab w:val="right" w:leader="dot" w:pos="8777"/>
@@ -2275,12 +2820,21 @@
       </w:pPr>
       <w:r>
         <w:rPr>
+          <w:rFonts w:ascii="Times New Roman" w:eastAsia="宋体" w:hint="eastAsia"/>
+          <w:noProof/>
+          <w:sz w:val="24"/>
+          <w:szCs w:val="24"/>
+        </w:rPr>
+        <w:t>4</w:t>
+      </w:r>
+      <w:r>
+        <w:rPr>
           <w:rFonts w:ascii="Times New Roman" w:eastAsia="宋体"/>
           <w:noProof/>
           <w:sz w:val="24"/>
           <w:szCs w:val="24"/>
         </w:rPr>
-        <w:t>3</w:t>
+        <w:t>、实验与验证</w:t>
       </w:r>
       <w:r>
         <w:rPr>
@@ -2289,105 +2843,16 @@
           <w:sz w:val="24"/>
           <w:szCs w:val="24"/>
         </w:rPr>
-        <w:t>、基于多智能体</w:t>
-      </w:r>
-      <w:r>
-        <w:rPr>
-          <w:rFonts w:ascii="Times New Roman" w:eastAsia="宋体"/>
+        <w:tab/>
+      </w:r>
+      <w:r>
+        <w:rPr>
+          <w:rFonts w:ascii="Times New Roman" w:eastAsia="宋体" w:hint="eastAsia"/>
           <w:noProof/>
           <w:sz w:val="24"/>
           <w:szCs w:val="24"/>
         </w:rPr>
-        <w:t>LLM</w:t>
-      </w:r>
-      <w:r>
-        <w:rPr>
-          <w:rFonts w:ascii="Times New Roman" w:eastAsia="宋体"/>
-          <w:noProof/>
-          <w:sz w:val="24"/>
-          <w:szCs w:val="24"/>
-        </w:rPr>
-        <w:t>的</w:t>
-      </w:r>
-      <w:r>
-        <w:rPr>
-          <w:rFonts w:ascii="Times New Roman" w:eastAsia="宋体"/>
-          <w:noProof/>
-          <w:sz w:val="24"/>
-          <w:szCs w:val="24"/>
-        </w:rPr>
-        <w:t>Text2SQL</w:t>
-      </w:r>
-      <w:r>
-        <w:rPr>
-          <w:rFonts w:ascii="Times New Roman" w:eastAsia="宋体"/>
-          <w:noProof/>
-          <w:sz w:val="24"/>
-          <w:szCs w:val="24"/>
-        </w:rPr>
-        <w:t>架构模型</w:t>
-      </w:r>
-      <w:r>
-        <w:rPr>
-          <w:rFonts w:ascii="Times New Roman" w:eastAsia="宋体"/>
-          <w:noProof/>
-          <w:sz w:val="24"/>
-          <w:szCs w:val="24"/>
-        </w:rPr>
-        <w:tab/>
-      </w:r>
-      <w:r>
-        <w:rPr>
-          <w:rFonts w:ascii="Times New Roman" w:eastAsia="宋体"/>
-          <w:noProof/>
-          <w:sz w:val="24"/>
-          <w:szCs w:val="24"/>
-        </w:rPr>
-        <w:fldChar w:fldCharType="begin"/>
-      </w:r>
-      <w:r>
-        <w:rPr>
-          <w:rFonts w:ascii="Times New Roman" w:eastAsia="宋体"/>
-          <w:noProof/>
-          <w:sz w:val="24"/>
-          <w:szCs w:val="24"/>
-        </w:rPr>
-        <w:instrText xml:space="preserve"> PAGEREF _Toc193868394 \h </w:instrText>
-      </w:r>
-      <w:r>
-        <w:rPr>
-          <w:rFonts w:ascii="Times New Roman" w:eastAsia="宋体"/>
-          <w:noProof/>
-          <w:sz w:val="24"/>
-          <w:szCs w:val="24"/>
-        </w:rPr>
-      </w:r>
-      <w:r>
-        <w:rPr>
-          <w:rFonts w:ascii="Times New Roman" w:eastAsia="宋体"/>
-          <w:noProof/>
-          <w:sz w:val="24"/>
-          <w:szCs w:val="24"/>
-        </w:rPr>
-        <w:fldChar w:fldCharType="separate"/>
-      </w:r>
-      <w:r>
-        <w:rPr>
-          <w:rFonts w:ascii="Times New Roman" w:eastAsia="宋体"/>
-          <w:noProof/>
-          <w:sz w:val="24"/>
-          <w:szCs w:val="24"/>
-        </w:rPr>
-        <w:t>6</w:t>
-      </w:r>
-      <w:r>
-        <w:rPr>
-          <w:rFonts w:ascii="Times New Roman" w:eastAsia="宋体"/>
-          <w:noProof/>
-          <w:sz w:val="24"/>
-          <w:szCs w:val="24"/>
-        </w:rPr>
-        <w:fldChar w:fldCharType="end"/>
+        <w:t>20</w:t>
       </w:r>
     </w:p>
     <w:p>
@@ -2407,12 +2872,21 @@
       </w:pPr>
       <w:r>
         <w:rPr>
+          <w:rFonts w:ascii="Times New Roman" w:eastAsia="宋体" w:hint="eastAsia"/>
+          <w:noProof/>
+          <w:sz w:val="24"/>
+          <w:szCs w:val="24"/>
+        </w:rPr>
+        <w:t>4</w:t>
+      </w:r>
+      <w:r>
+        <w:rPr>
           <w:rFonts w:ascii="Times New Roman" w:eastAsia="宋体"/>
           <w:noProof/>
           <w:sz w:val="24"/>
           <w:szCs w:val="24"/>
         </w:rPr>
-        <w:t xml:space="preserve">3.1 Prompt </w:t>
+        <w:t xml:space="preserve">.1 </w:t>
       </w:r>
       <w:r>
         <w:rPr>
@@ -2421,7 +2895,7 @@
           <w:sz w:val="24"/>
           <w:szCs w:val="24"/>
         </w:rPr>
-        <w:t>生成模块</w:t>
+        <w:t>数据集与评价指标</w:t>
       </w:r>
       <w:r>
         <w:rPr>
@@ -2434,56 +2908,12 @@
       </w:r>
       <w:r>
         <w:rPr>
-          <w:rFonts w:ascii="Times New Roman" w:eastAsia="宋体"/>
+          <w:rFonts w:ascii="Times New Roman" w:eastAsia="宋体" w:hint="eastAsia"/>
           <w:noProof/>
           <w:sz w:val="24"/>
           <w:szCs w:val="24"/>
         </w:rPr>
-        <w:fldChar w:fldCharType="begin"/>
-      </w:r>
-      <w:r>
-        <w:rPr>
-          <w:rFonts w:ascii="Times New Roman" w:eastAsia="宋体"/>
-          <w:noProof/>
-          <w:sz w:val="24"/>
-          <w:szCs w:val="24"/>
-        </w:rPr>
-        <w:instrText xml:space="preserve"> PAGEREF _Toc193868395 \h </w:instrText>
-      </w:r>
-      <w:r>
-        <w:rPr>
-          <w:rFonts w:ascii="Times New Roman" w:eastAsia="宋体"/>
-          <w:noProof/>
-          <w:sz w:val="24"/>
-          <w:szCs w:val="24"/>
-        </w:rPr>
-      </w:r>
-      <w:r>
-        <w:rPr>
-          <w:rFonts w:ascii="Times New Roman" w:eastAsia="宋体"/>
-          <w:noProof/>
-          <w:sz w:val="24"/>
-          <w:szCs w:val="24"/>
-        </w:rPr>
-        <w:fldChar w:fldCharType="separate"/>
-      </w:r>
-      <w:r>
-        <w:rPr>
-          <w:rFonts w:ascii="Times New Roman" w:eastAsia="宋体"/>
-          <w:noProof/>
-          <w:sz w:val="24"/>
-          <w:szCs w:val="24"/>
-        </w:rPr>
-        <w:t>7</w:t>
-      </w:r>
-      <w:r>
-        <w:rPr>
-          <w:rFonts w:ascii="Times New Roman" w:eastAsia="宋体"/>
-          <w:noProof/>
-          <w:sz w:val="24"/>
-          <w:szCs w:val="24"/>
-        </w:rPr>
-        <w:fldChar w:fldCharType="end"/>
+        <w:t>20</w:t>
       </w:r>
     </w:p>
     <w:p>
@@ -2503,12 +2933,21 @@
       </w:pPr>
       <w:r>
         <w:rPr>
+          <w:rFonts w:ascii="Times New Roman" w:eastAsia="宋体" w:hint="eastAsia"/>
+          <w:noProof/>
+          <w:sz w:val="24"/>
+          <w:szCs w:val="24"/>
+        </w:rPr>
+        <w:t>4</w:t>
+      </w:r>
+      <w:r>
+        <w:rPr>
           <w:rFonts w:ascii="Times New Roman" w:eastAsia="宋体"/>
           <w:noProof/>
           <w:sz w:val="24"/>
           <w:szCs w:val="24"/>
         </w:rPr>
-        <w:t>3.2 SQL</w:t>
+        <w:t xml:space="preserve">.2 </w:t>
       </w:r>
       <w:r>
         <w:rPr>
@@ -2517,7 +2956,7 @@
           <w:sz w:val="24"/>
           <w:szCs w:val="24"/>
         </w:rPr>
-        <w:t>生成模块</w:t>
+        <w:t>基准测试</w:t>
       </w:r>
       <w:r>
         <w:rPr>
@@ -2530,56 +2969,12 @@
       </w:r>
       <w:r>
         <w:rPr>
-          <w:rFonts w:ascii="Times New Roman" w:eastAsia="宋体"/>
+          <w:rFonts w:ascii="Times New Roman" w:eastAsia="宋体" w:hint="eastAsia"/>
           <w:noProof/>
           <w:sz w:val="24"/>
           <w:szCs w:val="24"/>
         </w:rPr>
-        <w:fldChar w:fldCharType="begin"/>
-      </w:r>
-      <w:r>
-        <w:rPr>
-          <w:rFonts w:ascii="Times New Roman" w:eastAsia="宋体"/>
-          <w:noProof/>
-          <w:sz w:val="24"/>
-          <w:szCs w:val="24"/>
-        </w:rPr>
-        <w:instrText xml:space="preserve"> PAGEREF _Toc193868396 \h </w:instrText>
-      </w:r>
-      <w:r>
-        <w:rPr>
-          <w:rFonts w:ascii="Times New Roman" w:eastAsia="宋体"/>
-          <w:noProof/>
-          <w:sz w:val="24"/>
-          <w:szCs w:val="24"/>
-        </w:rPr>
-      </w:r>
-      <w:r>
-        <w:rPr>
-          <w:rFonts w:ascii="Times New Roman" w:eastAsia="宋体"/>
-          <w:noProof/>
-          <w:sz w:val="24"/>
-          <w:szCs w:val="24"/>
-        </w:rPr>
-        <w:fldChar w:fldCharType="separate"/>
-      </w:r>
-      <w:r>
-        <w:rPr>
-          <w:rFonts w:ascii="Times New Roman" w:eastAsia="宋体"/>
-          <w:noProof/>
-          <w:sz w:val="24"/>
-          <w:szCs w:val="24"/>
-        </w:rPr>
-        <w:t>10</w:t>
-      </w:r>
-      <w:r>
-        <w:rPr>
-          <w:rFonts w:ascii="Times New Roman" w:eastAsia="宋体"/>
-          <w:noProof/>
-          <w:sz w:val="24"/>
-          <w:szCs w:val="24"/>
-        </w:rPr>
-        <w:fldChar w:fldCharType="end"/>
+        <w:t>21</w:t>
       </w:r>
     </w:p>
     <w:p>
@@ -2599,12 +2994,21 @@
       </w:pPr>
       <w:r>
         <w:rPr>
+          <w:rFonts w:ascii="Times New Roman" w:eastAsia="宋体" w:hint="eastAsia"/>
+          <w:noProof/>
+          <w:sz w:val="24"/>
+          <w:szCs w:val="24"/>
+        </w:rPr>
+        <w:t>4</w:t>
+      </w:r>
+      <w:r>
+        <w:rPr>
           <w:rFonts w:ascii="Times New Roman" w:eastAsia="宋体"/>
           <w:noProof/>
           <w:sz w:val="24"/>
           <w:szCs w:val="24"/>
         </w:rPr>
-        <w:t xml:space="preserve">3.3 </w:t>
+        <w:t xml:space="preserve">.3 </w:t>
       </w:r>
       <w:r>
         <w:rPr>
@@ -2613,7 +3017,7 @@
           <w:sz w:val="24"/>
           <w:szCs w:val="24"/>
         </w:rPr>
-        <w:t>智能体内部优化模块</w:t>
+        <w:t>配置测试：参数调整</w:t>
       </w:r>
       <w:r>
         <w:rPr>
@@ -2626,12 +3030,46 @@
       </w:r>
       <w:r>
         <w:rPr>
+          <w:rFonts w:ascii="Times New Roman" w:eastAsia="宋体" w:hint="eastAsia"/>
+          <w:noProof/>
+          <w:sz w:val="24"/>
+          <w:szCs w:val="24"/>
+        </w:rPr>
+        <w:t>23</w:t>
+      </w:r>
+    </w:p>
+    <w:p>
+      <w:pPr>
+        <w:pStyle w:val="TOC2"/>
+        <w:tabs>
+          <w:tab w:val="right" w:leader="dot" w:pos="8777"/>
+        </w:tabs>
+        <w:rPr>
+          <w:rFonts w:ascii="Times New Roman" w:eastAsia="宋体"/>
+          <w:smallCaps w:val="0"/>
+          <w:noProof/>
+          <w:sz w:val="24"/>
+          <w:szCs w:val="24"/>
+          <w14:ligatures w14:val="standardContextual"/>
+        </w:rPr>
+      </w:pPr>
+      <w:r>
+        <w:rPr>
+          <w:rFonts w:ascii="Times New Roman" w:eastAsia="宋体" w:hint="eastAsia"/>
+          <w:noProof/>
+          <w:sz w:val="24"/>
+          <w:szCs w:val="24"/>
+        </w:rPr>
+        <w:t>4</w:t>
+      </w:r>
+      <w:r>
+        <w:rPr>
           <w:rFonts w:ascii="Times New Roman" w:eastAsia="宋体"/>
           <w:noProof/>
           <w:sz w:val="24"/>
           <w:szCs w:val="24"/>
         </w:rPr>
-        <w:fldChar w:fldCharType="begin"/>
+        <w:t xml:space="preserve">.4 </w:t>
       </w:r>
       <w:r>
         <w:rPr>
@@ -2640,7 +3078,7 @@
           <w:sz w:val="24"/>
           <w:szCs w:val="24"/>
         </w:rPr>
-        <w:instrText xml:space="preserve"> PAGEREF _Toc193868397 \h </w:instrText>
+        <w:t>消融实验：系统优化策略验证</w:t>
       </w:r>
       <w:r>
         <w:rPr>
@@ -2649,24 +3087,62 @@
           <w:sz w:val="24"/>
           <w:szCs w:val="24"/>
         </w:rPr>
+        <w:tab/>
+      </w:r>
+      <w:r>
+        <w:rPr>
+          <w:rFonts w:ascii="Times New Roman" w:eastAsia="宋体" w:hint="eastAsia"/>
+          <w:noProof/>
+          <w:sz w:val="24"/>
+          <w:szCs w:val="24"/>
+        </w:rPr>
+        <w:t>24</w:t>
+      </w:r>
+    </w:p>
+    <w:p>
+      <w:pPr>
+        <w:pStyle w:val="TOC2"/>
+        <w:tabs>
+          <w:tab w:val="right" w:leader="dot" w:pos="8777"/>
+        </w:tabs>
+        <w:rPr>
+          <w:rFonts w:ascii="Times New Roman" w:eastAsia="宋体"/>
+          <w:smallCaps w:val="0"/>
+          <w:noProof/>
+          <w:sz w:val="24"/>
+          <w:szCs w:val="24"/>
+          <w14:ligatures w14:val="standardContextual"/>
+        </w:rPr>
+      </w:pPr>
+      <w:r>
+        <w:rPr>
+          <w:rFonts w:ascii="Times New Roman" w:eastAsia="宋体" w:hint="eastAsia"/>
+          <w:noProof/>
+          <w:kern w:val="0"/>
+          <w:sz w:val="24"/>
+          <w:szCs w:val="24"/>
+        </w:rPr>
+        <w:t>4</w:t>
       </w:r>
       <w:r>
         <w:rPr>
           <w:rFonts w:ascii="Times New Roman" w:eastAsia="宋体"/>
           <w:noProof/>
+          <w:kern w:val="0"/>
           <w:sz w:val="24"/>
           <w:szCs w:val="24"/>
         </w:rPr>
-        <w:fldChar w:fldCharType="separate"/>
+        <w:t xml:space="preserve">.5 </w:t>
       </w:r>
       <w:r>
         <w:rPr>
           <w:rFonts w:ascii="Times New Roman" w:eastAsia="宋体"/>
           <w:noProof/>
+          <w:kern w:val="0"/>
           <w:sz w:val="24"/>
           <w:szCs w:val="24"/>
         </w:rPr>
-        <w:t>14</w:t>
+        <w:t>小结</w:t>
       </w:r>
       <w:r>
         <w:rPr>
@@ -2675,7 +3151,16 @@
           <w:sz w:val="24"/>
           <w:szCs w:val="24"/>
         </w:rPr>
-        <w:fldChar w:fldCharType="end"/>
+        <w:tab/>
+      </w:r>
+      <w:r>
+        <w:rPr>
+          <w:rFonts w:ascii="Times New Roman" w:eastAsia="宋体" w:hint="eastAsia"/>
+          <w:noProof/>
+          <w:sz w:val="24"/>
+          <w:szCs w:val="24"/>
+        </w:rPr>
+        <w:t>26</w:t>
       </w:r>
     </w:p>
     <w:p>
@@ -2702,7 +3187,7 @@
           <w:sz w:val="24"/>
           <w:szCs w:val="24"/>
         </w:rPr>
-        <w:t>4</w:t>
+        <w:t>5</w:t>
       </w:r>
       <w:r>
         <w:rPr>
@@ -2711,7 +3196,7 @@
           <w:sz w:val="24"/>
           <w:szCs w:val="24"/>
         </w:rPr>
-        <w:t>、实验与验证</w:t>
+        <w:t>、总结与展望</w:t>
       </w:r>
       <w:r>
         <w:rPr>
@@ -2724,584 +3209,12 @@
       </w:r>
       <w:r>
         <w:rPr>
-          <w:rFonts w:ascii="Times New Roman" w:eastAsia="宋体"/>
-          <w:noProof/>
-          <w:sz w:val="24"/>
-          <w:szCs w:val="24"/>
-        </w:rPr>
-        <w:fldChar w:fldCharType="begin"/>
-      </w:r>
-      <w:r>
-        <w:rPr>
-          <w:rFonts w:ascii="Times New Roman" w:eastAsia="宋体"/>
-          <w:noProof/>
-          <w:sz w:val="24"/>
-          <w:szCs w:val="24"/>
-        </w:rPr>
-        <w:instrText xml:space="preserve"> PAGEREF _Toc193868400 \h </w:instrText>
-      </w:r>
-      <w:r>
-        <w:rPr>
-          <w:rFonts w:ascii="Times New Roman" w:eastAsia="宋体"/>
-          <w:noProof/>
-          <w:sz w:val="24"/>
-          <w:szCs w:val="24"/>
-        </w:rPr>
-      </w:r>
-      <w:r>
-        <w:rPr>
-          <w:rFonts w:ascii="Times New Roman" w:eastAsia="宋体"/>
-          <w:noProof/>
-          <w:sz w:val="24"/>
-          <w:szCs w:val="24"/>
-        </w:rPr>
-        <w:fldChar w:fldCharType="separate"/>
-      </w:r>
-      <w:r>
-        <w:rPr>
-          <w:rFonts w:ascii="Times New Roman" w:eastAsia="宋体"/>
-          <w:noProof/>
-          <w:sz w:val="24"/>
-          <w:szCs w:val="24"/>
-        </w:rPr>
-        <w:t>19</w:t>
-      </w:r>
-      <w:r>
-        <w:rPr>
-          <w:rFonts w:ascii="Times New Roman" w:eastAsia="宋体"/>
-          <w:noProof/>
-          <w:sz w:val="24"/>
-          <w:szCs w:val="24"/>
-        </w:rPr>
-        <w:fldChar w:fldCharType="end"/>
-      </w:r>
-    </w:p>
-    <w:p>
-      <w:pPr>
-        <w:pStyle w:val="TOC2"/>
-        <w:tabs>
-          <w:tab w:val="right" w:leader="dot" w:pos="8777"/>
-        </w:tabs>
-        <w:rPr>
-          <w:rFonts w:ascii="Times New Roman" w:eastAsia="宋体"/>
-          <w:smallCaps w:val="0"/>
-          <w:noProof/>
-          <w:sz w:val="24"/>
-          <w:szCs w:val="24"/>
-          <w14:ligatures w14:val="standardContextual"/>
-        </w:rPr>
-      </w:pPr>
-      <w:r>
-        <w:rPr>
           <w:rFonts w:ascii="Times New Roman" w:eastAsia="宋体" w:hint="eastAsia"/>
           <w:noProof/>
           <w:sz w:val="24"/>
           <w:szCs w:val="24"/>
         </w:rPr>
-        <w:t>4</w:t>
-      </w:r>
-      <w:r>
-        <w:rPr>
-          <w:rFonts w:ascii="Times New Roman" w:eastAsia="宋体"/>
-          <w:noProof/>
-          <w:sz w:val="24"/>
-          <w:szCs w:val="24"/>
-        </w:rPr>
-        <w:t xml:space="preserve">.1 </w:t>
-      </w:r>
-      <w:r>
-        <w:rPr>
-          <w:rFonts w:ascii="Times New Roman" w:eastAsia="宋体"/>
-          <w:noProof/>
-          <w:sz w:val="24"/>
-          <w:szCs w:val="24"/>
-        </w:rPr>
-        <w:t>数据集与评价指标</w:t>
-      </w:r>
-      <w:r>
-        <w:rPr>
-          <w:rFonts w:ascii="Times New Roman" w:eastAsia="宋体"/>
-          <w:noProof/>
-          <w:sz w:val="24"/>
-          <w:szCs w:val="24"/>
-        </w:rPr>
-        <w:tab/>
-      </w:r>
-      <w:r>
-        <w:rPr>
-          <w:rFonts w:ascii="Times New Roman" w:eastAsia="宋体"/>
-          <w:noProof/>
-          <w:sz w:val="24"/>
-          <w:szCs w:val="24"/>
-        </w:rPr>
-        <w:fldChar w:fldCharType="begin"/>
-      </w:r>
-      <w:r>
-        <w:rPr>
-          <w:rFonts w:ascii="Times New Roman" w:eastAsia="宋体"/>
-          <w:noProof/>
-          <w:sz w:val="24"/>
-          <w:szCs w:val="24"/>
-        </w:rPr>
-        <w:instrText xml:space="preserve"> PAGEREF _Toc193868401 \h </w:instrText>
-      </w:r>
-      <w:r>
-        <w:rPr>
-          <w:rFonts w:ascii="Times New Roman" w:eastAsia="宋体"/>
-          <w:noProof/>
-          <w:sz w:val="24"/>
-          <w:szCs w:val="24"/>
-        </w:rPr>
-      </w:r>
-      <w:r>
-        <w:rPr>
-          <w:rFonts w:ascii="Times New Roman" w:eastAsia="宋体"/>
-          <w:noProof/>
-          <w:sz w:val="24"/>
-          <w:szCs w:val="24"/>
-        </w:rPr>
-        <w:fldChar w:fldCharType="separate"/>
-      </w:r>
-      <w:r>
-        <w:rPr>
-          <w:rFonts w:ascii="Times New Roman" w:eastAsia="宋体"/>
-          <w:noProof/>
-          <w:sz w:val="24"/>
-          <w:szCs w:val="24"/>
-        </w:rPr>
-        <w:t>19</w:t>
-      </w:r>
-      <w:r>
-        <w:rPr>
-          <w:rFonts w:ascii="Times New Roman" w:eastAsia="宋体"/>
-          <w:noProof/>
-          <w:sz w:val="24"/>
-          <w:szCs w:val="24"/>
-        </w:rPr>
-        <w:fldChar w:fldCharType="end"/>
-      </w:r>
-    </w:p>
-    <w:p>
-      <w:pPr>
-        <w:pStyle w:val="TOC2"/>
-        <w:tabs>
-          <w:tab w:val="right" w:leader="dot" w:pos="8777"/>
-        </w:tabs>
-        <w:rPr>
-          <w:rFonts w:ascii="Times New Roman" w:eastAsia="宋体"/>
-          <w:smallCaps w:val="0"/>
-          <w:noProof/>
-          <w:sz w:val="24"/>
-          <w:szCs w:val="24"/>
-          <w14:ligatures w14:val="standardContextual"/>
-        </w:rPr>
-      </w:pPr>
-      <w:r>
-        <w:rPr>
-          <w:rFonts w:ascii="Times New Roman" w:eastAsia="宋体" w:hint="eastAsia"/>
-          <w:noProof/>
-          <w:sz w:val="24"/>
-          <w:szCs w:val="24"/>
-        </w:rPr>
-        <w:t>4</w:t>
-      </w:r>
-      <w:r>
-        <w:rPr>
-          <w:rFonts w:ascii="Times New Roman" w:eastAsia="宋体"/>
-          <w:noProof/>
-          <w:sz w:val="24"/>
-          <w:szCs w:val="24"/>
-        </w:rPr>
-        <w:t xml:space="preserve">.2 </w:t>
-      </w:r>
-      <w:r>
-        <w:rPr>
-          <w:rFonts w:ascii="Times New Roman" w:eastAsia="宋体"/>
-          <w:noProof/>
-          <w:sz w:val="24"/>
-          <w:szCs w:val="24"/>
-        </w:rPr>
-        <w:t>基准测试</w:t>
-      </w:r>
-      <w:r>
-        <w:rPr>
-          <w:rFonts w:ascii="Times New Roman" w:eastAsia="宋体"/>
-          <w:noProof/>
-          <w:sz w:val="24"/>
-          <w:szCs w:val="24"/>
-        </w:rPr>
-        <w:tab/>
-      </w:r>
-      <w:r>
-        <w:rPr>
-          <w:rFonts w:ascii="Times New Roman" w:eastAsia="宋体"/>
-          <w:noProof/>
-          <w:sz w:val="24"/>
-          <w:szCs w:val="24"/>
-        </w:rPr>
-        <w:fldChar w:fldCharType="begin"/>
-      </w:r>
-      <w:r>
-        <w:rPr>
-          <w:rFonts w:ascii="Times New Roman" w:eastAsia="宋体"/>
-          <w:noProof/>
-          <w:sz w:val="24"/>
-          <w:szCs w:val="24"/>
-        </w:rPr>
-        <w:instrText xml:space="preserve"> PAGEREF _Toc193868402 \h </w:instrText>
-      </w:r>
-      <w:r>
-        <w:rPr>
-          <w:rFonts w:ascii="Times New Roman" w:eastAsia="宋体"/>
-          <w:noProof/>
-          <w:sz w:val="24"/>
-          <w:szCs w:val="24"/>
-        </w:rPr>
-      </w:r>
-      <w:r>
-        <w:rPr>
-          <w:rFonts w:ascii="Times New Roman" w:eastAsia="宋体"/>
-          <w:noProof/>
-          <w:sz w:val="24"/>
-          <w:szCs w:val="24"/>
-        </w:rPr>
-        <w:fldChar w:fldCharType="separate"/>
-      </w:r>
-      <w:r>
-        <w:rPr>
-          <w:rFonts w:ascii="Times New Roman" w:eastAsia="宋体"/>
-          <w:noProof/>
-          <w:sz w:val="24"/>
-          <w:szCs w:val="24"/>
-        </w:rPr>
-        <w:t>19</w:t>
-      </w:r>
-      <w:r>
-        <w:rPr>
-          <w:rFonts w:ascii="Times New Roman" w:eastAsia="宋体"/>
-          <w:noProof/>
-          <w:sz w:val="24"/>
-          <w:szCs w:val="24"/>
-        </w:rPr>
-        <w:fldChar w:fldCharType="end"/>
-      </w:r>
-    </w:p>
-    <w:p>
-      <w:pPr>
-        <w:pStyle w:val="TOC2"/>
-        <w:tabs>
-          <w:tab w:val="right" w:leader="dot" w:pos="8777"/>
-        </w:tabs>
-        <w:rPr>
-          <w:rFonts w:ascii="Times New Roman" w:eastAsia="宋体"/>
-          <w:smallCaps w:val="0"/>
-          <w:noProof/>
-          <w:sz w:val="24"/>
-          <w:szCs w:val="24"/>
-          <w14:ligatures w14:val="standardContextual"/>
-        </w:rPr>
-      </w:pPr>
-      <w:r>
-        <w:rPr>
-          <w:rFonts w:ascii="Times New Roman" w:eastAsia="宋体" w:hint="eastAsia"/>
-          <w:noProof/>
-          <w:sz w:val="24"/>
-          <w:szCs w:val="24"/>
-        </w:rPr>
-        <w:t>4</w:t>
-      </w:r>
-      <w:r>
-        <w:rPr>
-          <w:rFonts w:ascii="Times New Roman" w:eastAsia="宋体"/>
-          <w:noProof/>
-          <w:sz w:val="24"/>
-          <w:szCs w:val="24"/>
-        </w:rPr>
-        <w:t xml:space="preserve">.3 </w:t>
-      </w:r>
-      <w:r>
-        <w:rPr>
-          <w:rFonts w:ascii="Times New Roman" w:eastAsia="宋体"/>
-          <w:noProof/>
-          <w:sz w:val="24"/>
-          <w:szCs w:val="24"/>
-        </w:rPr>
-        <w:t>配置测试：参数调整</w:t>
-      </w:r>
-      <w:r>
-        <w:rPr>
-          <w:rFonts w:ascii="Times New Roman" w:eastAsia="宋体"/>
-          <w:noProof/>
-          <w:sz w:val="24"/>
-          <w:szCs w:val="24"/>
-        </w:rPr>
-        <w:tab/>
-      </w:r>
-      <w:r>
-        <w:rPr>
-          <w:rFonts w:ascii="Times New Roman" w:eastAsia="宋体"/>
-          <w:noProof/>
-          <w:sz w:val="24"/>
-          <w:szCs w:val="24"/>
-        </w:rPr>
-        <w:fldChar w:fldCharType="begin"/>
-      </w:r>
-      <w:r>
-        <w:rPr>
-          <w:rFonts w:ascii="Times New Roman" w:eastAsia="宋体"/>
-          <w:noProof/>
-          <w:sz w:val="24"/>
-          <w:szCs w:val="24"/>
-        </w:rPr>
-        <w:instrText xml:space="preserve"> PAGEREF _Toc193868403 \h </w:instrText>
-      </w:r>
-      <w:r>
-        <w:rPr>
-          <w:rFonts w:ascii="Times New Roman" w:eastAsia="宋体"/>
-          <w:noProof/>
-          <w:sz w:val="24"/>
-          <w:szCs w:val="24"/>
-        </w:rPr>
-      </w:r>
-      <w:r>
-        <w:rPr>
-          <w:rFonts w:ascii="Times New Roman" w:eastAsia="宋体"/>
-          <w:noProof/>
-          <w:sz w:val="24"/>
-          <w:szCs w:val="24"/>
-        </w:rPr>
-        <w:fldChar w:fldCharType="separate"/>
-      </w:r>
-      <w:r>
-        <w:rPr>
-          <w:rFonts w:ascii="Times New Roman" w:eastAsia="宋体"/>
-          <w:noProof/>
-          <w:sz w:val="24"/>
-          <w:szCs w:val="24"/>
-        </w:rPr>
-        <w:t>21</w:t>
-      </w:r>
-      <w:r>
-        <w:rPr>
-          <w:rFonts w:ascii="Times New Roman" w:eastAsia="宋体"/>
-          <w:noProof/>
-          <w:sz w:val="24"/>
-          <w:szCs w:val="24"/>
-        </w:rPr>
-        <w:fldChar w:fldCharType="end"/>
-      </w:r>
-    </w:p>
-    <w:p>
-      <w:pPr>
-        <w:pStyle w:val="TOC2"/>
-        <w:tabs>
-          <w:tab w:val="right" w:leader="dot" w:pos="8777"/>
-        </w:tabs>
-        <w:rPr>
-          <w:rFonts w:ascii="Times New Roman" w:eastAsia="宋体"/>
-          <w:smallCaps w:val="0"/>
-          <w:noProof/>
-          <w:sz w:val="24"/>
-          <w:szCs w:val="24"/>
-          <w14:ligatures w14:val="standardContextual"/>
-        </w:rPr>
-      </w:pPr>
-      <w:r>
-        <w:rPr>
-          <w:rFonts w:ascii="Times New Roman" w:eastAsia="宋体" w:hint="eastAsia"/>
-          <w:noProof/>
-          <w:sz w:val="24"/>
-          <w:szCs w:val="24"/>
-        </w:rPr>
-        <w:t>4</w:t>
-      </w:r>
-      <w:r>
-        <w:rPr>
-          <w:rFonts w:ascii="Times New Roman" w:eastAsia="宋体"/>
-          <w:noProof/>
-          <w:sz w:val="24"/>
-          <w:szCs w:val="24"/>
-        </w:rPr>
-        <w:t xml:space="preserve">.4 </w:t>
-      </w:r>
-      <w:r>
-        <w:rPr>
-          <w:rFonts w:ascii="Times New Roman" w:eastAsia="宋体"/>
-          <w:noProof/>
-          <w:sz w:val="24"/>
-          <w:szCs w:val="24"/>
-        </w:rPr>
-        <w:t>消融实验：系统优化策略验证</w:t>
-      </w:r>
-      <w:r>
-        <w:rPr>
-          <w:rFonts w:ascii="Times New Roman" w:eastAsia="宋体"/>
-          <w:noProof/>
-          <w:sz w:val="24"/>
-          <w:szCs w:val="24"/>
-        </w:rPr>
-        <w:tab/>
-      </w:r>
-      <w:r>
-        <w:rPr>
-          <w:rFonts w:ascii="Times New Roman" w:eastAsia="宋体"/>
-          <w:noProof/>
-          <w:sz w:val="24"/>
-          <w:szCs w:val="24"/>
-        </w:rPr>
-        <w:fldChar w:fldCharType="begin"/>
-      </w:r>
-      <w:r>
-        <w:rPr>
-          <w:rFonts w:ascii="Times New Roman" w:eastAsia="宋体"/>
-          <w:noProof/>
-          <w:sz w:val="24"/>
-          <w:szCs w:val="24"/>
-        </w:rPr>
-        <w:instrText xml:space="preserve"> PAGEREF _Toc193868404 \h </w:instrText>
-      </w:r>
-      <w:r>
-        <w:rPr>
-          <w:rFonts w:ascii="Times New Roman" w:eastAsia="宋体"/>
-          <w:noProof/>
-          <w:sz w:val="24"/>
-          <w:szCs w:val="24"/>
-        </w:rPr>
-      </w:r>
-      <w:r>
-        <w:rPr>
-          <w:rFonts w:ascii="Times New Roman" w:eastAsia="宋体"/>
-          <w:noProof/>
-          <w:sz w:val="24"/>
-          <w:szCs w:val="24"/>
-        </w:rPr>
-        <w:fldChar w:fldCharType="separate"/>
-      </w:r>
-      <w:r>
-        <w:rPr>
-          <w:rFonts w:ascii="Times New Roman" w:eastAsia="宋体"/>
-          <w:noProof/>
-          <w:sz w:val="24"/>
-          <w:szCs w:val="24"/>
-        </w:rPr>
-        <w:t>23</w:t>
-      </w:r>
-      <w:r>
-        <w:rPr>
-          <w:rFonts w:ascii="Times New Roman" w:eastAsia="宋体"/>
-          <w:noProof/>
-          <w:sz w:val="24"/>
-          <w:szCs w:val="24"/>
-        </w:rPr>
-        <w:fldChar w:fldCharType="end"/>
-      </w:r>
-    </w:p>
-    <w:p>
-      <w:pPr>
-        <w:pStyle w:val="TOC2"/>
-        <w:tabs>
-          <w:tab w:val="right" w:leader="dot" w:pos="8777"/>
-        </w:tabs>
-        <w:rPr>
-          <w:rFonts w:ascii="Times New Roman" w:eastAsia="宋体"/>
-          <w:smallCaps w:val="0"/>
-          <w:noProof/>
-          <w:sz w:val="24"/>
-          <w:szCs w:val="24"/>
-          <w14:ligatures w14:val="standardContextual"/>
-        </w:rPr>
-      </w:pPr>
-      <w:r>
-        <w:rPr>
-          <w:rFonts w:ascii="Times New Roman" w:eastAsia="宋体" w:hint="eastAsia"/>
-          <w:noProof/>
-          <w:kern w:val="0"/>
-          <w:sz w:val="24"/>
-          <w:szCs w:val="24"/>
-        </w:rPr>
-        <w:t>4</w:t>
-      </w:r>
-      <w:r>
-        <w:rPr>
-          <w:rFonts w:ascii="Times New Roman" w:eastAsia="宋体"/>
-          <w:noProof/>
-          <w:kern w:val="0"/>
-          <w:sz w:val="24"/>
-          <w:szCs w:val="24"/>
-        </w:rPr>
-        <w:t xml:space="preserve">.5 </w:t>
-      </w:r>
-      <w:r>
-        <w:rPr>
-          <w:rFonts w:ascii="Times New Roman" w:eastAsia="宋体"/>
-          <w:noProof/>
-          <w:kern w:val="0"/>
-          <w:sz w:val="24"/>
-          <w:szCs w:val="24"/>
-        </w:rPr>
-        <w:t>小结</w:t>
-      </w:r>
-      <w:r>
-        <w:rPr>
-          <w:rFonts w:ascii="Times New Roman" w:eastAsia="宋体"/>
-          <w:noProof/>
-          <w:sz w:val="24"/>
-          <w:szCs w:val="24"/>
-        </w:rPr>
-        <w:tab/>
-      </w:r>
-      <w:r>
-        <w:rPr>
-          <w:rFonts w:ascii="Times New Roman" w:eastAsia="宋体"/>
-          <w:noProof/>
-          <w:sz w:val="24"/>
-          <w:szCs w:val="24"/>
-        </w:rPr>
-        <w:fldChar w:fldCharType="begin"/>
-      </w:r>
-      <w:r>
-        <w:rPr>
-          <w:rFonts w:ascii="Times New Roman" w:eastAsia="宋体"/>
-          <w:noProof/>
-          <w:sz w:val="24"/>
-          <w:szCs w:val="24"/>
-        </w:rPr>
-        <w:instrText xml:space="preserve"> PAGEREF _Toc193868405 \h </w:instrText>
-      </w:r>
-      <w:r>
-        <w:rPr>
-          <w:rFonts w:ascii="Times New Roman" w:eastAsia="宋体"/>
-          <w:noProof/>
-          <w:sz w:val="24"/>
-          <w:szCs w:val="24"/>
-        </w:rPr>
-      </w:r>
-      <w:r>
-        <w:rPr>
-          <w:rFonts w:ascii="Times New Roman" w:eastAsia="宋体"/>
-          <w:noProof/>
-          <w:sz w:val="24"/>
-          <w:szCs w:val="24"/>
-        </w:rPr>
-        <w:fldChar w:fldCharType="separate"/>
-      </w:r>
-      <w:r>
-        <w:rPr>
-          <w:rFonts w:ascii="Times New Roman" w:eastAsia="宋体"/>
-          <w:noProof/>
-          <w:sz w:val="24"/>
-          <w:szCs w:val="24"/>
-        </w:rPr>
-        <w:t>24</w:t>
-      </w:r>
-      <w:r>
-        <w:rPr>
-          <w:rFonts w:ascii="Times New Roman" w:eastAsia="宋体"/>
-          <w:noProof/>
-          <w:sz w:val="24"/>
-          <w:szCs w:val="24"/>
-        </w:rPr>
-        <w:fldChar w:fldCharType="end"/>
+        <w:t>27</w:t>
       </w:r>
     </w:p>
     <w:p>
@@ -3323,172 +3236,30 @@
       </w:pPr>
       <w:r>
         <w:rPr>
+          <w:rFonts w:ascii="Times New Roman" w:eastAsia="宋体"/>
+          <w:noProof/>
+          <w:sz w:val="24"/>
+          <w:szCs w:val="24"/>
+        </w:rPr>
+        <w:t>参考文献</w:t>
+      </w:r>
+      <w:r>
+        <w:rPr>
+          <w:rFonts w:ascii="Times New Roman" w:eastAsia="宋体"/>
+          <w:noProof/>
+          <w:sz w:val="24"/>
+          <w:szCs w:val="24"/>
+        </w:rPr>
+        <w:tab/>
+      </w:r>
+      <w:r>
+        <w:rPr>
           <w:rFonts w:ascii="Times New Roman" w:eastAsia="宋体" w:hint="eastAsia"/>
           <w:noProof/>
           <w:sz w:val="24"/>
           <w:szCs w:val="24"/>
         </w:rPr>
-        <w:t>5</w:t>
-      </w:r>
-      <w:r>
-        <w:rPr>
-          <w:rFonts w:ascii="Times New Roman" w:eastAsia="宋体"/>
-          <w:noProof/>
-          <w:sz w:val="24"/>
-          <w:szCs w:val="24"/>
-        </w:rPr>
-        <w:t>、总结与展望</w:t>
-      </w:r>
-      <w:r>
-        <w:rPr>
-          <w:rFonts w:ascii="Times New Roman" w:eastAsia="宋体"/>
-          <w:noProof/>
-          <w:sz w:val="24"/>
-          <w:szCs w:val="24"/>
-        </w:rPr>
-        <w:tab/>
-      </w:r>
-      <w:r>
-        <w:rPr>
-          <w:rFonts w:ascii="Times New Roman" w:eastAsia="宋体"/>
-          <w:noProof/>
-          <w:sz w:val="24"/>
-          <w:szCs w:val="24"/>
-        </w:rPr>
-        <w:fldChar w:fldCharType="begin"/>
-      </w:r>
-      <w:r>
-        <w:rPr>
-          <w:rFonts w:ascii="Times New Roman" w:eastAsia="宋体"/>
-          <w:noProof/>
-          <w:sz w:val="24"/>
-          <w:szCs w:val="24"/>
-        </w:rPr>
-        <w:instrText xml:space="preserve"> PAGEREF _Toc193868406 \h </w:instrText>
-      </w:r>
-      <w:r>
-        <w:rPr>
-          <w:rFonts w:ascii="Times New Roman" w:eastAsia="宋体"/>
-          <w:noProof/>
-          <w:sz w:val="24"/>
-          <w:szCs w:val="24"/>
-        </w:rPr>
-      </w:r>
-      <w:r>
-        <w:rPr>
-          <w:rFonts w:ascii="Times New Roman" w:eastAsia="宋体"/>
-          <w:noProof/>
-          <w:sz w:val="24"/>
-          <w:szCs w:val="24"/>
-        </w:rPr>
-        <w:fldChar w:fldCharType="separate"/>
-      </w:r>
-      <w:r>
-        <w:rPr>
-          <w:rFonts w:ascii="Times New Roman" w:eastAsia="宋体"/>
-          <w:noProof/>
-          <w:sz w:val="24"/>
-          <w:szCs w:val="24"/>
-        </w:rPr>
-        <w:t>25</w:t>
-      </w:r>
-      <w:r>
-        <w:rPr>
-          <w:rFonts w:ascii="Times New Roman" w:eastAsia="宋体"/>
-          <w:noProof/>
-          <w:sz w:val="24"/>
-          <w:szCs w:val="24"/>
-        </w:rPr>
-        <w:fldChar w:fldCharType="end"/>
-      </w:r>
-    </w:p>
-    <w:p>
-      <w:pPr>
-        <w:pStyle w:val="TOC1"/>
-        <w:tabs>
-          <w:tab w:val="right" w:leader="dot" w:pos="8777"/>
-        </w:tabs>
-        <w:rPr>
-          <w:rFonts w:ascii="Times New Roman" w:eastAsia="宋体"/>
-          <w:b w:val="0"/>
-          <w:bCs w:val="0"/>
-          <w:caps w:val="0"/>
-          <w:noProof/>
-          <w:sz w:val="24"/>
-          <w:szCs w:val="24"/>
-          <w14:ligatures w14:val="standardContextual"/>
-        </w:rPr>
-      </w:pPr>
-      <w:r>
-        <w:rPr>
-          <w:rFonts w:ascii="Times New Roman" w:eastAsia="宋体"/>
-          <w:noProof/>
-          <w:sz w:val="24"/>
-          <w:szCs w:val="24"/>
-        </w:rPr>
-        <w:t>参考文献</w:t>
-      </w:r>
-      <w:r>
-        <w:rPr>
-          <w:rFonts w:ascii="Times New Roman" w:eastAsia="宋体"/>
-          <w:noProof/>
-          <w:sz w:val="24"/>
-          <w:szCs w:val="24"/>
-        </w:rPr>
-        <w:tab/>
-      </w:r>
-      <w:r>
-        <w:rPr>
-          <w:rFonts w:ascii="Times New Roman" w:eastAsia="宋体"/>
-          <w:noProof/>
-          <w:sz w:val="24"/>
-          <w:szCs w:val="24"/>
-        </w:rPr>
-        <w:fldChar w:fldCharType="begin"/>
-      </w:r>
-      <w:r>
-        <w:rPr>
-          <w:rFonts w:ascii="Times New Roman" w:eastAsia="宋体"/>
-          <w:noProof/>
-          <w:sz w:val="24"/>
-          <w:szCs w:val="24"/>
-        </w:rPr>
-        <w:instrText xml:space="preserve"> PAGEREF _Toc193868407 \h </w:instrText>
-      </w:r>
-      <w:r>
-        <w:rPr>
-          <w:rFonts w:ascii="Times New Roman" w:eastAsia="宋体"/>
-          <w:noProof/>
-          <w:sz w:val="24"/>
-          <w:szCs w:val="24"/>
-        </w:rPr>
-      </w:r>
-      <w:r>
-        <w:rPr>
-          <w:rFonts w:ascii="Times New Roman" w:eastAsia="宋体"/>
-          <w:noProof/>
-          <w:sz w:val="24"/>
-          <w:szCs w:val="24"/>
-        </w:rPr>
-        <w:fldChar w:fldCharType="separate"/>
-      </w:r>
-      <w:r>
-        <w:rPr>
-          <w:rFonts w:ascii="Times New Roman" w:eastAsia="宋体"/>
-          <w:noProof/>
-          <w:sz w:val="24"/>
-          <w:szCs w:val="24"/>
-        </w:rPr>
-        <w:t>26</w:t>
-      </w:r>
-      <w:r>
-        <w:rPr>
-          <w:rFonts w:ascii="Times New Roman" w:eastAsia="宋体"/>
-          <w:noProof/>
-          <w:sz w:val="24"/>
-          <w:szCs w:val="24"/>
-        </w:rPr>
-        <w:fldChar w:fldCharType="end"/>
+        <w:t>28</w:t>
       </w:r>
     </w:p>
     <w:p>
@@ -3528,78 +3299,21 @@
       </w:r>
       <w:r>
         <w:rPr>
-          <w:rFonts w:ascii="Times New Roman" w:eastAsia="宋体"/>
+          <w:rFonts w:ascii="Times New Roman" w:eastAsia="宋体" w:hint="eastAsia"/>
           <w:noProof/>
           <w:sz w:val="24"/>
           <w:szCs w:val="24"/>
         </w:rPr>
-        <w:fldChar w:fldCharType="begin"/>
-      </w:r>
-      <w:r>
-        <w:rPr>
-          <w:rFonts w:ascii="Times New Roman" w:eastAsia="宋体"/>
-          <w:noProof/>
-          <w:sz w:val="24"/>
-          <w:szCs w:val="24"/>
-        </w:rPr>
-        <w:instrText xml:space="preserve"> PAGEREF _Toc193868408 \h </w:instrText>
-      </w:r>
-      <w:r>
-        <w:rPr>
-          <w:rFonts w:ascii="Times New Roman" w:eastAsia="宋体"/>
-          <w:noProof/>
-          <w:sz w:val="24"/>
-          <w:szCs w:val="24"/>
-        </w:rPr>
-      </w:r>
-      <w:r>
-        <w:rPr>
-          <w:rFonts w:ascii="Times New Roman" w:eastAsia="宋体"/>
-          <w:noProof/>
-          <w:sz w:val="24"/>
-          <w:szCs w:val="24"/>
-        </w:rPr>
-        <w:fldChar w:fldCharType="separate"/>
-      </w:r>
-      <w:r>
-        <w:rPr>
-          <w:rFonts w:ascii="Times New Roman" w:eastAsia="宋体"/>
-          <w:noProof/>
-          <w:sz w:val="24"/>
-          <w:szCs w:val="24"/>
-        </w:rPr>
-        <w:t>28</w:t>
-      </w:r>
-      <w:r>
-        <w:rPr>
-          <w:rFonts w:ascii="Times New Roman" w:eastAsia="宋体"/>
-          <w:noProof/>
-          <w:sz w:val="24"/>
-          <w:szCs w:val="24"/>
-        </w:rPr>
-        <w:fldChar w:fldCharType="end"/>
-      </w:r>
-    </w:p>
-    <w:p>
-      <w:pPr>
-        <w:rPr>
+        <w:t>30</w:t>
+      </w:r>
+    </w:p>
+    <w:p>
+      <w:pPr>
+        <w:rPr>
+          <w:rFonts w:hint="eastAsia"/>
           <w:b/>
           <w:sz w:val="24"/>
         </w:rPr>
-      </w:pPr>
-      <w:r>
-        <w:rPr>
-          <w:b/>
-          <w:sz w:val="24"/>
-        </w:rPr>
-        <w:fldChar w:fldCharType="end"/>
-      </w:r>
-    </w:p>
-    <w:p>
-      <w:pPr>
-        <w:tabs>
-          <w:tab w:val="left" w:pos="1185"/>
-        </w:tabs>
         <w:sectPr>
           <w:headerReference w:type="default" r:id="rId12"/>
           <w:pgSz w:w="11906" w:h="16838"/>
@@ -3609,6 +3323,13 @@
           <w:docGrid w:linePitch="312"/>
         </w:sectPr>
       </w:pPr>
+      <w:r>
+        <w:rPr>
+          <w:b/>
+          <w:sz w:val="24"/>
+        </w:rPr>
+        <w:fldChar w:fldCharType="end"/>
+      </w:r>
     </w:p>
     <w:p>
       <w:pPr>
@@ -4262,86 +3983,9 @@
       <w:pPr>
         <w:spacing w:line="360" w:lineRule="auto"/>
         <w:rPr>
-          <w:szCs w:val="21"/>
-        </w:rPr>
-      </w:pPr>
-      <w:r>
-        <w:rPr>
-          <w:b/>
-          <w:szCs w:val="21"/>
-        </w:rPr>
-        <w:t>关键词：</w:t>
-      </w:r>
-      <w:r>
-        <w:rPr>
-          <w:rFonts w:hint="eastAsia"/>
-          <w:szCs w:val="21"/>
-        </w:rPr>
-        <w:t>Text2SQL</w:t>
-      </w:r>
-      <w:r>
-        <w:rPr>
-          <w:szCs w:val="21"/>
-        </w:rPr>
-        <w:t>，</w:t>
-      </w:r>
-      <w:r>
-        <w:rPr>
-          <w:rFonts w:hint="eastAsia"/>
-          <w:szCs w:val="21"/>
-        </w:rPr>
-        <w:t>L</w:t>
-      </w:r>
-      <w:r>
-        <w:rPr>
-          <w:szCs w:val="21"/>
-        </w:rPr>
-        <w:t>L</w:t>
-      </w:r>
-      <w:r>
-        <w:rPr>
-          <w:rFonts w:hint="eastAsia"/>
-          <w:szCs w:val="21"/>
-        </w:rPr>
-        <w:t>M</w:t>
-      </w:r>
-      <w:r>
-        <w:rPr>
-          <w:szCs w:val="21"/>
-        </w:rPr>
-        <w:t>，</w:t>
-      </w:r>
-      <w:r>
-        <w:rPr>
-          <w:rFonts w:hint="eastAsia"/>
-          <w:szCs w:val="21"/>
-        </w:rPr>
-        <w:t>多智能体</w:t>
-      </w:r>
-      <w:r>
-        <w:rPr>
-          <w:szCs w:val="21"/>
-        </w:rPr>
-        <w:t>，</w:t>
-      </w:r>
-      <w:r>
-        <w:rPr>
-          <w:rFonts w:hint="eastAsia"/>
-          <w:szCs w:val="21"/>
-        </w:rPr>
-        <w:t>数据库</w:t>
-      </w:r>
-    </w:p>
-    <w:p>
-      <w:pPr>
-        <w:spacing w:line="360" w:lineRule="auto"/>
-        <w:rPr>
-          <w:sz w:val="24"/>
-        </w:rPr>
-      </w:pPr>
-    </w:p>
-    <w:p>
-      <w:pPr>
+          <w:rFonts w:hint="eastAsia"/>
+          <w:szCs w:val="21"/>
+        </w:rPr>
         <w:sectPr>
           <w:footerReference w:type="default" r:id="rId13"/>
           <w:pgSz w:w="11906" w:h="16838"/>
@@ -4351,6 +3995,72 @@
           <w:docGrid w:type="lines" w:linePitch="312"/>
         </w:sectPr>
       </w:pPr>
+      <w:r>
+        <w:rPr>
+          <w:b/>
+          <w:szCs w:val="21"/>
+        </w:rPr>
+        <w:t>关键词：</w:t>
+      </w:r>
+      <w:r>
+        <w:rPr>
+          <w:rFonts w:hint="eastAsia"/>
+          <w:szCs w:val="21"/>
+        </w:rPr>
+        <w:t>Text2SQL</w:t>
+      </w:r>
+      <w:r>
+        <w:rPr>
+          <w:szCs w:val="21"/>
+        </w:rPr>
+        <w:t>，</w:t>
+      </w:r>
+      <w:r>
+        <w:rPr>
+          <w:rFonts w:hint="eastAsia"/>
+          <w:szCs w:val="21"/>
+        </w:rPr>
+        <w:t>L</w:t>
+      </w:r>
+      <w:r>
+        <w:rPr>
+          <w:szCs w:val="21"/>
+        </w:rPr>
+        <w:t>L</w:t>
+      </w:r>
+      <w:r>
+        <w:rPr>
+          <w:rFonts w:hint="eastAsia"/>
+          <w:szCs w:val="21"/>
+        </w:rPr>
+        <w:t>M</w:t>
+      </w:r>
+      <w:r>
+        <w:rPr>
+          <w:szCs w:val="21"/>
+        </w:rPr>
+        <w:t>，</w:t>
+      </w:r>
+      <w:r>
+        <w:rPr>
+          <w:rFonts w:hint="eastAsia"/>
+          <w:szCs w:val="21"/>
+        </w:rPr>
+        <w:t>多智能体</w:t>
+      </w:r>
+      <w:r>
+        <w:rPr>
+          <w:szCs w:val="21"/>
+        </w:rPr>
+        <w:t>，</w:t>
+      </w:r>
+      <w:r>
+        <w:rPr>
+          <w:rFonts w:hint="eastAsia"/>
+          <w:szCs w:val="21"/>
+        </w:rPr>
+        <w:t>数据库</w:t>
+      </w:r>
     </w:p>
     <w:p>
       <w:pPr>
@@ -4703,101 +4413,9 @@
         <w:spacing w:line="360" w:lineRule="auto"/>
         <w:jc w:val="both"/>
         <w:rPr>
-          <w:sz w:val="21"/>
-          <w:szCs w:val="21"/>
-        </w:rPr>
-      </w:pPr>
-      <w:r>
-        <w:rPr>
-          <w:b/>
-          <w:sz w:val="21"/>
-          <w:szCs w:val="21"/>
-        </w:rPr>
-        <w:t>Keywords:</w:t>
-      </w:r>
-      <w:r>
-        <w:rPr>
-          <w:sz w:val="21"/>
-          <w:szCs w:val="21"/>
-        </w:rPr>
-        <w:t xml:space="preserve">  </w:t>
-      </w:r>
-      <w:r>
-        <w:rPr>
-          <w:rFonts w:hint="eastAsia"/>
-          <w:sz w:val="21"/>
-          <w:szCs w:val="21"/>
-        </w:rPr>
-        <w:t>Text2SQL</w:t>
-      </w:r>
-      <w:r>
-        <w:rPr>
-          <w:sz w:val="21"/>
-          <w:szCs w:val="21"/>
-        </w:rPr>
-        <w:t xml:space="preserve">, </w:t>
-      </w:r>
-      <w:r>
-        <w:rPr>
-          <w:rFonts w:hint="eastAsia"/>
-          <w:sz w:val="21"/>
-          <w:szCs w:val="21"/>
-        </w:rPr>
-        <w:t>LLM</w:t>
-      </w:r>
-      <w:r>
-        <w:rPr>
-          <w:sz w:val="21"/>
-          <w:szCs w:val="21"/>
-        </w:rPr>
-        <w:t xml:space="preserve">, </w:t>
-      </w:r>
-      <w:r>
-        <w:rPr>
-          <w:rFonts w:hint="eastAsia"/>
-          <w:sz w:val="21"/>
-          <w:szCs w:val="21"/>
-        </w:rPr>
-        <w:t>Multi-Agent</w:t>
-      </w:r>
-      <w:r>
-        <w:rPr>
-          <w:sz w:val="21"/>
-          <w:szCs w:val="21"/>
-        </w:rPr>
-        <w:t xml:space="preserve">, </w:t>
-      </w:r>
-      <w:r>
-        <w:rPr>
-          <w:rFonts w:hint="eastAsia"/>
-          <w:sz w:val="21"/>
-          <w:szCs w:val="21"/>
-        </w:rPr>
-        <w:t>Database</w:t>
-      </w:r>
-    </w:p>
-    <w:p>
-      <w:pPr>
-        <w:pStyle w:val="ae"/>
-        <w:tabs>
-          <w:tab w:val="clear" w:pos="4153"/>
-          <w:tab w:val="clear" w:pos="8306"/>
-        </w:tabs>
-        <w:spacing w:line="360" w:lineRule="auto"/>
-        <w:jc w:val="both"/>
-      </w:pPr>
-    </w:p>
-    <w:p>
-      <w:pPr>
-        <w:pStyle w:val="ae"/>
-        <w:tabs>
-          <w:tab w:val="clear" w:pos="4153"/>
-          <w:tab w:val="clear" w:pos="8306"/>
-        </w:tabs>
-        <w:spacing w:line="360" w:lineRule="auto"/>
-        <w:rPr>
-          <w:rFonts w:eastAsia="黑体"/>
-          <w:bCs/>
+          <w:rFonts w:hint="eastAsia"/>
+          <w:sz w:val="21"/>
+          <w:szCs w:val="21"/>
         </w:rPr>
         <w:sectPr>
           <w:headerReference w:type="default" r:id="rId14"/>
@@ -4809,6 +4427,74 @@
           <w:docGrid w:linePitch="312"/>
         </w:sectPr>
       </w:pPr>
+      <w:r>
+        <w:rPr>
+          <w:b/>
+          <w:sz w:val="21"/>
+          <w:szCs w:val="21"/>
+        </w:rPr>
+        <w:t>Keywords:</w:t>
+      </w:r>
+      <w:r>
+        <w:rPr>
+          <w:sz w:val="21"/>
+          <w:szCs w:val="21"/>
+        </w:rPr>
+        <w:t xml:space="preserve">  </w:t>
+      </w:r>
+      <w:r>
+        <w:rPr>
+          <w:rFonts w:hint="eastAsia"/>
+          <w:sz w:val="21"/>
+          <w:szCs w:val="21"/>
+        </w:rPr>
+        <w:t>Text2SQL</w:t>
+      </w:r>
+      <w:r>
+        <w:rPr>
+          <w:sz w:val="21"/>
+          <w:szCs w:val="21"/>
+        </w:rPr>
+        <w:t xml:space="preserve">, </w:t>
+      </w:r>
+      <w:r>
+        <w:rPr>
+          <w:rFonts w:hint="eastAsia"/>
+          <w:sz w:val="21"/>
+          <w:szCs w:val="21"/>
+        </w:rPr>
+        <w:t>LLM</w:t>
+      </w:r>
+      <w:r>
+        <w:rPr>
+          <w:sz w:val="21"/>
+          <w:szCs w:val="21"/>
+        </w:rPr>
+        <w:t xml:space="preserve">, </w:t>
+      </w:r>
+      <w:r>
+        <w:rPr>
+          <w:rFonts w:hint="eastAsia"/>
+          <w:sz w:val="21"/>
+          <w:szCs w:val="21"/>
+        </w:rPr>
+        <w:t>Multi-Agent</w:t>
+      </w:r>
+      <w:r>
+        <w:rPr>
+          <w:sz w:val="21"/>
+          <w:szCs w:val="21"/>
+        </w:rPr>
+        <w:t xml:space="preserve">, </w:t>
+      </w:r>
+      <w:r>
+        <w:rPr>
+          <w:rFonts w:hint="eastAsia"/>
+          <w:sz w:val="21"/>
+          <w:szCs w:val="21"/>
+        </w:rPr>
+        <w:t>Database</w:t>
+      </w:r>
     </w:p>
     <w:p>
       <w:pPr>
@@ -7667,16 +7353,6 @@
         </w:rPr>
         <w:t>总结与展望：总结本文研究成果，分析当前系统的不足，提出未来可能的改进方向和研究重点，以期为后续相关工作提供参考与启发。</w:t>
       </w:r>
-    </w:p>
-    <w:p>
-      <w:pPr>
-        <w:pStyle w:val="ae"/>
-        <w:tabs>
-          <w:tab w:val="clear" w:pos="4153"/>
-          <w:tab w:val="clear" w:pos="8306"/>
-        </w:tabs>
-        <w:spacing w:line="360" w:lineRule="auto"/>
-      </w:pPr>
       <w:r>
         <w:br w:type="page"/>
       </w:r>
@@ -9351,16 +9027,48 @@
       </w:pPr>
       <w:r>
         <w:rPr>
+          <w:rFonts w:hint="eastAsia"/>
+        </w:rPr>
+        <w:t>如</w:t>
+      </w:r>
+      <w:r>
+        <w:rPr>
+          <w:rFonts w:hint="eastAsia"/>
+        </w:rPr>
+        <w:t>下</w:t>
+      </w:r>
+      <w:r>
+        <w:rPr>
+          <w:rFonts w:hint="eastAsia"/>
+        </w:rPr>
+        <w:t>展示了系统架构和数据流动的示意图（各模块和智能体的交互关系）：</w:t>
+      </w:r>
+    </w:p>
+    <w:p>
+      <w:pPr>
+        <w:pStyle w:val="ae"/>
+        <w:tabs>
+          <w:tab w:val="clear" w:pos="4153"/>
+          <w:tab w:val="clear" w:pos="8306"/>
+        </w:tabs>
+        <w:jc w:val="center"/>
+        <w:rPr>
+          <w:sz w:val="21"/>
+          <w:szCs w:val="21"/>
+        </w:rPr>
+      </w:pPr>
+      <w:r>
+        <w:rPr>
           <w:noProof/>
         </w:rPr>
         <w:drawing>
-          <wp:anchor distT="0" distB="0" distL="114300" distR="114300" simplePos="0" relativeHeight="251702272" behindDoc="0" locked="0" layoutInCell="1" allowOverlap="1" wp14:anchorId="0BE32C7B" wp14:editId="609D55C8">
+          <wp:anchor distT="0" distB="0" distL="114300" distR="114300" simplePos="0" relativeHeight="251702272" behindDoc="0" locked="0" layoutInCell="1" allowOverlap="1" wp14:anchorId="0BE32C7B" wp14:editId="2FCF3E2D">
             <wp:simplePos x="0" y="0"/>
             <wp:positionH relativeFrom="margin">
               <wp:align>right</wp:align>
             </wp:positionH>
             <wp:positionV relativeFrom="paragraph">
-              <wp:posOffset>303440</wp:posOffset>
+              <wp:posOffset>185329</wp:posOffset>
             </wp:positionV>
             <wp:extent cx="5578475" cy="1844675"/>
             <wp:effectExtent l="0" t="0" r="3175" b="3175"/>
@@ -9418,6 +9126,111 @@
       <w:r>
         <w:rPr>
           <w:rFonts w:hint="eastAsia"/>
+          <w:sz w:val="21"/>
+          <w:szCs w:val="21"/>
+        </w:rPr>
+        <w:t>图</w:t>
+      </w:r>
+      <w:r>
+        <w:rPr>
+          <w:rFonts w:hint="eastAsia"/>
+          <w:sz w:val="21"/>
+          <w:szCs w:val="21"/>
+        </w:rPr>
+        <w:t>3-1:</w:t>
+      </w:r>
+      <w:r>
+        <w:rPr>
+          <w:rFonts w:hint="eastAsia"/>
+          <w:sz w:val="21"/>
+          <w:szCs w:val="21"/>
+        </w:rPr>
+        <w:t xml:space="preserve"> </w:t>
+      </w:r>
+      <w:r>
+        <w:rPr>
+          <w:rFonts w:hint="eastAsia"/>
+          <w:sz w:val="21"/>
+          <w:szCs w:val="21"/>
+        </w:rPr>
+        <w:t>基于多智能体</w:t>
+      </w:r>
+      <w:r>
+        <w:rPr>
+          <w:rFonts w:hint="eastAsia"/>
+          <w:sz w:val="21"/>
+          <w:szCs w:val="21"/>
+        </w:rPr>
+        <w:t>LLM</w:t>
+      </w:r>
+      <w:r>
+        <w:rPr>
+          <w:rFonts w:hint="eastAsia"/>
+          <w:sz w:val="21"/>
+          <w:szCs w:val="21"/>
+        </w:rPr>
+        <w:t>的</w:t>
+      </w:r>
+      <w:r>
+        <w:rPr>
+          <w:rFonts w:hint="eastAsia"/>
+          <w:sz w:val="21"/>
+          <w:szCs w:val="21"/>
+        </w:rPr>
+        <w:t>Text2SQL</w:t>
+      </w:r>
+      <w:r>
+        <w:rPr>
+          <w:rFonts w:hint="eastAsia"/>
+          <w:sz w:val="21"/>
+          <w:szCs w:val="21"/>
+        </w:rPr>
+        <w:t>架构模型</w:t>
+      </w:r>
+      <w:r>
+        <w:rPr>
+          <w:sz w:val="21"/>
+          <w:szCs w:val="21"/>
+        </w:rPr>
+        <w:br/>
+      </w:r>
+      <w:r>
+        <w:rPr>
+          <w:rFonts w:hint="eastAsia"/>
+          <w:sz w:val="21"/>
+          <w:szCs w:val="21"/>
+        </w:rPr>
+        <w:t xml:space="preserve">Figure 3-1: </w:t>
+      </w:r>
+      <w:r>
+        <w:rPr>
+          <w:rFonts w:hint="eastAsia"/>
+          <w:sz w:val="21"/>
+          <w:szCs w:val="21"/>
+        </w:rPr>
+        <w:t xml:space="preserve">Architecture </w:t>
+      </w:r>
+      <w:r>
+        <w:rPr>
+          <w:sz w:val="21"/>
+          <w:szCs w:val="21"/>
+        </w:rPr>
+        <w:t>of a Multi-Agent LLM-Based Text2SQL System</w:t>
+      </w:r>
+    </w:p>
+    <w:p>
+      <w:pPr>
+        <w:pStyle w:val="ae"/>
+        <w:tabs>
+          <w:tab w:val="clear" w:pos="4153"/>
+          <w:tab w:val="clear" w:pos="8306"/>
+        </w:tabs>
+        <w:spacing w:beforeLines="100" w:before="312" w:line="360" w:lineRule="auto"/>
+        <w:ind w:firstLineChars="200" w:firstLine="480"/>
+      </w:pPr>
+      <w:r>
+        <w:rPr>
+          <w:rFonts w:hint="eastAsia"/>
         </w:rPr>
         <w:t>如</w:t>
       </w:r>
@@ -9425,13 +9238,111 @@
         <w:rPr>
           <w:rFonts w:hint="eastAsia"/>
         </w:rPr>
-        <w:t>下</w:t>
-      </w:r>
-      <w:r>
-        <w:rPr>
-          <w:rFonts w:hint="eastAsia"/>
-        </w:rPr>
-        <w:t>展示了系统架构和数据流动的示意图（各模块和智能体的交互关系）：</w:t>
+        <w:t>图</w:t>
+      </w:r>
+      <w:r>
+        <w:rPr>
+          <w:rFonts w:hint="eastAsia"/>
+        </w:rPr>
+        <w:t>3-1</w:t>
+      </w:r>
+      <w:r>
+        <w:rPr>
+          <w:rFonts w:hint="eastAsia"/>
+        </w:rPr>
+        <w:t>，左侧模块</w:t>
+      </w:r>
+      <w:r>
+        <w:rPr>
+          <w:rFonts w:hint="eastAsia"/>
+        </w:rPr>
+        <w:t>用以生成</w:t>
+      </w:r>
+      <w:proofErr w:type="spellStart"/>
+      <w:r>
+        <w:rPr>
+          <w:rFonts w:hint="eastAsia"/>
+        </w:rPr>
+        <w:t>Promt</w:t>
+      </w:r>
+      <w:proofErr w:type="spellEnd"/>
+      <w:r>
+        <w:rPr>
+          <w:rFonts w:hint="eastAsia"/>
+        </w:rPr>
+        <w:t>，数据流源</w:t>
+      </w:r>
+      <w:r>
+        <w:rPr>
+          <w:rFonts w:hint="eastAsia"/>
+        </w:rPr>
+        <w:t>“用户”、“目标数据库”、“</w:t>
+      </w:r>
+      <w:r>
+        <w:rPr>
+          <w:rFonts w:hint="eastAsia"/>
+        </w:rPr>
+        <w:t>SQL</w:t>
+      </w:r>
+      <w:r>
+        <w:rPr>
+          <w:rFonts w:hint="eastAsia"/>
+        </w:rPr>
+        <w:t>文档与示例”，通向“</w:t>
+      </w:r>
+      <w:r>
+        <w:rPr>
+          <w:rFonts w:hint="eastAsia"/>
+        </w:rPr>
+        <w:t>Prompt</w:t>
+      </w:r>
+      <w:r>
+        <w:rPr>
+          <w:rFonts w:hint="eastAsia"/>
+        </w:rPr>
+        <w:t>生成智能体”。</w:t>
+      </w:r>
+      <w:r>
+        <w:rPr>
+          <w:rFonts w:hint="eastAsia"/>
+        </w:rPr>
+        <w:t>右侧模块根据</w:t>
+      </w:r>
+      <w:r>
+        <w:rPr>
+          <w:rFonts w:hint="eastAsia"/>
+        </w:rPr>
+        <w:t>SQL</w:t>
+      </w:r>
+      <w:r>
+        <w:rPr>
+          <w:rFonts w:hint="eastAsia"/>
+        </w:rPr>
+        <w:t>校验结果进行聚类，</w:t>
+      </w:r>
+      <w:r>
+        <w:rPr>
+          <w:rFonts w:hint="eastAsia"/>
+        </w:rPr>
+        <w:t>进行平均语义检索以筛选</w:t>
+      </w:r>
+      <w:r>
+        <w:rPr>
+          <w:rFonts w:hint="eastAsia"/>
+        </w:rPr>
+        <w:t>出正确的</w:t>
+      </w:r>
+      <w:r>
+        <w:rPr>
+          <w:rFonts w:hint="eastAsia"/>
+        </w:rPr>
+        <w:t>SQL</w:t>
+      </w:r>
+      <w:r>
+        <w:rPr>
+          <w:rFonts w:hint="eastAsia"/>
+        </w:rPr>
+        <w:t>或报错信息。</w:t>
       </w:r>
     </w:p>
     <w:p>
@@ -9449,121 +9360,16 @@
       </w:pPr>
       <w:r>
         <w:rPr>
-          <w:rFonts w:hint="eastAsia"/>
-          <w:sz w:val="21"/>
-          <w:szCs w:val="21"/>
-        </w:rPr>
-        <w:t>图</w:t>
-      </w:r>
-      <w:r>
-        <w:rPr>
-          <w:rFonts w:hint="eastAsia"/>
-          <w:sz w:val="21"/>
-          <w:szCs w:val="21"/>
-        </w:rPr>
-        <w:t>3-1:</w:t>
-      </w:r>
-      <w:r>
-        <w:rPr>
-          <w:rFonts w:hint="eastAsia"/>
-          <w:sz w:val="21"/>
-          <w:szCs w:val="21"/>
-        </w:rPr>
-        <w:t xml:space="preserve"> </w:t>
-      </w:r>
-      <w:r>
-        <w:rPr>
-          <w:rFonts w:hint="eastAsia"/>
-          <w:sz w:val="21"/>
-          <w:szCs w:val="21"/>
-        </w:rPr>
-        <w:t>基于多智能体</w:t>
-      </w:r>
-      <w:r>
-        <w:rPr>
-          <w:rFonts w:hint="eastAsia"/>
-          <w:sz w:val="21"/>
-          <w:szCs w:val="21"/>
-        </w:rPr>
-        <w:t>LLM</w:t>
-      </w:r>
-      <w:r>
-        <w:rPr>
-          <w:rFonts w:hint="eastAsia"/>
-          <w:sz w:val="21"/>
-          <w:szCs w:val="21"/>
-        </w:rPr>
-        <w:t>的</w:t>
-      </w:r>
-      <w:r>
-        <w:rPr>
-          <w:rFonts w:hint="eastAsia"/>
-          <w:sz w:val="21"/>
-          <w:szCs w:val="21"/>
-        </w:rPr>
-        <w:t>Text2SQL</w:t>
-      </w:r>
-      <w:r>
-        <w:rPr>
-          <w:rFonts w:hint="eastAsia"/>
-          <w:sz w:val="21"/>
-          <w:szCs w:val="21"/>
-        </w:rPr>
-        <w:t>架构模型</w:t>
-      </w:r>
-      <w:r>
-        <w:rPr>
-          <w:sz w:val="21"/>
-          <w:szCs w:val="21"/>
-        </w:rPr>
-        <w:br/>
-      </w:r>
-      <w:r>
-        <w:rPr>
-          <w:rFonts w:hint="eastAsia"/>
-          <w:sz w:val="21"/>
-          <w:szCs w:val="21"/>
-        </w:rPr>
-        <w:t xml:space="preserve">Figure 3-1: </w:t>
-      </w:r>
-      <w:r>
-        <w:rPr>
-          <w:rFonts w:hint="eastAsia"/>
-          <w:sz w:val="21"/>
-          <w:szCs w:val="21"/>
-        </w:rPr>
-        <w:t xml:space="preserve">Architecture </w:t>
-      </w:r>
-      <w:r>
-        <w:rPr>
-          <w:sz w:val="21"/>
-          <w:szCs w:val="21"/>
-        </w:rPr>
-        <w:t>of a Multi-Agent LLM-Based Text2SQL System</w:t>
-      </w:r>
-    </w:p>
-    <w:p>
-      <w:pPr>
-        <w:pStyle w:val="ae"/>
-        <w:tabs>
-          <w:tab w:val="clear" w:pos="4153"/>
-          <w:tab w:val="clear" w:pos="8306"/>
-        </w:tabs>
-        <w:spacing w:line="360" w:lineRule="auto"/>
-        <w:ind w:firstLineChars="200" w:firstLine="480"/>
-      </w:pPr>
-      <w:r>
-        <w:rPr>
           <w:noProof/>
         </w:rPr>
         <w:drawing>
-          <wp:anchor distT="0" distB="0" distL="114300" distR="114300" simplePos="0" relativeHeight="251703296" behindDoc="0" locked="0" layoutInCell="1" allowOverlap="1" wp14:anchorId="5CF7EE7F" wp14:editId="1850008B">
+          <wp:anchor distT="0" distB="0" distL="114300" distR="114300" simplePos="0" relativeHeight="251703296" behindDoc="0" locked="0" layoutInCell="1" allowOverlap="1" wp14:anchorId="5CF7EE7F" wp14:editId="23372324">
             <wp:simplePos x="0" y="0"/>
             <wp:positionH relativeFrom="margin">
               <wp:align>right</wp:align>
             </wp:positionH>
             <wp:positionV relativeFrom="paragraph">
-              <wp:posOffset>923108</wp:posOffset>
+              <wp:posOffset>180975</wp:posOffset>
             </wp:positionV>
             <wp:extent cx="5584190" cy="876300"/>
             <wp:effectExtent l="0" t="0" r="0" b="0"/>
@@ -9621,118 +9427,89 @@
       <w:r>
         <w:rPr>
           <w:rFonts w:hint="eastAsia"/>
-        </w:rPr>
-        <w:t>如</w:t>
-      </w:r>
-      <w:r>
-        <w:rPr>
-          <w:rFonts w:hint="eastAsia"/>
+          <w:sz w:val="21"/>
+          <w:szCs w:val="21"/>
         </w:rPr>
         <w:t>图</w:t>
       </w:r>
       <w:r>
         <w:rPr>
           <w:rFonts w:hint="eastAsia"/>
-        </w:rPr>
-        <w:t>3-1</w:t>
-      </w:r>
-      <w:r>
-        <w:rPr>
-          <w:rFonts w:hint="eastAsia"/>
-        </w:rPr>
-        <w:t>，左侧模块</w:t>
-      </w:r>
-      <w:r>
-        <w:rPr>
-          <w:rFonts w:hint="eastAsia"/>
-        </w:rPr>
-        <w:t>用以生成</w:t>
-      </w:r>
-      <w:proofErr w:type="spellStart"/>
-      <w:r>
-        <w:rPr>
-          <w:rFonts w:hint="eastAsia"/>
-        </w:rPr>
-        <w:t>Promt</w:t>
-      </w:r>
-      <w:proofErr w:type="spellEnd"/>
-      <w:r>
-        <w:rPr>
-          <w:rFonts w:hint="eastAsia"/>
-        </w:rPr>
-        <w:t>，数据流源</w:t>
-      </w:r>
-      <w:r>
-        <w:rPr>
-          <w:rFonts w:hint="eastAsia"/>
-        </w:rPr>
-        <w:t>“用户”、“目标数据库”、“</w:t>
-      </w:r>
-      <w:r>
-        <w:rPr>
-          <w:rFonts w:hint="eastAsia"/>
-        </w:rPr>
-        <w:t>SQL</w:t>
-      </w:r>
-      <w:r>
-        <w:rPr>
-          <w:rFonts w:hint="eastAsia"/>
-        </w:rPr>
-        <w:t>文档与示例”，通向“</w:t>
-      </w:r>
-      <w:r>
-        <w:rPr>
-          <w:rFonts w:hint="eastAsia"/>
-        </w:rPr>
-        <w:t>Prompt</w:t>
-      </w:r>
-      <w:r>
-        <w:rPr>
-          <w:rFonts w:hint="eastAsia"/>
-        </w:rPr>
-        <w:t>生成智能体”。</w:t>
-      </w:r>
-      <w:r>
-        <w:rPr>
-          <w:rFonts w:hint="eastAsia"/>
-        </w:rPr>
-        <w:t>右侧模块根据</w:t>
-      </w:r>
-      <w:r>
-        <w:rPr>
-          <w:rFonts w:hint="eastAsia"/>
-        </w:rPr>
-        <w:t>SQL</w:t>
-      </w:r>
-      <w:r>
-        <w:rPr>
-          <w:rFonts w:hint="eastAsia"/>
-        </w:rPr>
-        <w:t>校验结果进行聚类，</w:t>
-      </w:r>
-      <w:r>
-        <w:rPr>
-          <w:rFonts w:hint="eastAsia"/>
-        </w:rPr>
-        <w:t>进行平均语义检索以筛选</w:t>
-      </w:r>
-      <w:r>
-        <w:rPr>
-          <w:rFonts w:hint="eastAsia"/>
-        </w:rPr>
-        <w:t>出正确的</w:t>
-      </w:r>
-      <w:r>
-        <w:rPr>
-          <w:rFonts w:hint="eastAsia"/>
-        </w:rPr>
-        <w:t>SQL</w:t>
-      </w:r>
-      <w:r>
-        <w:rPr>
-          <w:rFonts w:hint="eastAsia"/>
-        </w:rPr>
-        <w:t>或报错信息。</w:t>
+          <w:sz w:val="21"/>
+          <w:szCs w:val="21"/>
+        </w:rPr>
+        <w:t>3-</w:t>
+      </w:r>
+      <w:r>
+        <w:rPr>
+          <w:rFonts w:hint="eastAsia"/>
+          <w:sz w:val="21"/>
+          <w:szCs w:val="21"/>
+        </w:rPr>
+        <w:t>2</w:t>
+      </w:r>
+      <w:r>
+        <w:rPr>
+          <w:rFonts w:hint="eastAsia"/>
+          <w:sz w:val="21"/>
+          <w:szCs w:val="21"/>
+        </w:rPr>
+        <w:t>:</w:t>
+      </w:r>
+      <w:r>
+        <w:rPr>
+          <w:rFonts w:hint="eastAsia"/>
+          <w:sz w:val="21"/>
+          <w:szCs w:val="21"/>
+        </w:rPr>
+        <w:t xml:space="preserve"> </w:t>
+      </w:r>
+      <w:r>
+        <w:rPr>
+          <w:rFonts w:hint="eastAsia"/>
+          <w:sz w:val="21"/>
+          <w:szCs w:val="21"/>
+        </w:rPr>
+        <w:t>智能体的内部优化</w:t>
+      </w:r>
+      <w:r>
+        <w:rPr>
+          <w:sz w:val="21"/>
+          <w:szCs w:val="21"/>
+        </w:rPr>
+        <w:br/>
+      </w:r>
+      <w:r>
+        <w:rPr>
+          <w:rFonts w:hint="eastAsia"/>
+          <w:sz w:val="21"/>
+          <w:szCs w:val="21"/>
+        </w:rPr>
+        <w:t>Figure 3-</w:t>
+      </w:r>
+      <w:r>
+        <w:rPr>
+          <w:rFonts w:hint="eastAsia"/>
+          <w:sz w:val="21"/>
+          <w:szCs w:val="21"/>
+        </w:rPr>
+        <w:t>2</w:t>
+      </w:r>
+      <w:r>
+        <w:rPr>
+          <w:rFonts w:hint="eastAsia"/>
+          <w:sz w:val="21"/>
+          <w:szCs w:val="21"/>
+        </w:rPr>
+        <w:t xml:space="preserve">: </w:t>
+      </w:r>
+      <w:r>
+        <w:rPr>
+          <w:rFonts w:hint="eastAsia"/>
+          <w:sz w:val="21"/>
+          <w:szCs w:val="21"/>
+        </w:rPr>
+        <w:t>Optimizations inside LLM Agent</w:t>
       </w:r>
     </w:p>
     <w:p>
@@ -9742,108 +9519,7 @@
           <w:tab w:val="clear" w:pos="4153"/>
           <w:tab w:val="clear" w:pos="8306"/>
         </w:tabs>
-        <w:jc w:val="center"/>
-        <w:rPr>
-          <w:sz w:val="21"/>
-          <w:szCs w:val="21"/>
-        </w:rPr>
-      </w:pPr>
-      <w:r>
-        <w:rPr>
-          <w:rFonts w:hint="eastAsia"/>
-          <w:sz w:val="21"/>
-          <w:szCs w:val="21"/>
-        </w:rPr>
-        <w:t>图</w:t>
-      </w:r>
-      <w:r>
-        <w:rPr>
-          <w:rFonts w:hint="eastAsia"/>
-          <w:sz w:val="21"/>
-          <w:szCs w:val="21"/>
-        </w:rPr>
-        <w:t>3-</w:t>
-      </w:r>
-      <w:r>
-        <w:rPr>
-          <w:rFonts w:hint="eastAsia"/>
-          <w:sz w:val="21"/>
-          <w:szCs w:val="21"/>
-        </w:rPr>
-        <w:t>2</w:t>
-      </w:r>
-      <w:r>
-        <w:rPr>
-          <w:rFonts w:hint="eastAsia"/>
-          <w:sz w:val="21"/>
-          <w:szCs w:val="21"/>
-        </w:rPr>
-        <w:t>:</w:t>
-      </w:r>
-      <w:r>
-        <w:rPr>
-          <w:rFonts w:hint="eastAsia"/>
-          <w:sz w:val="21"/>
-          <w:szCs w:val="21"/>
-        </w:rPr>
-        <w:t xml:space="preserve"> </w:t>
-      </w:r>
-      <w:r>
-        <w:rPr>
-          <w:rFonts w:hint="eastAsia"/>
-          <w:sz w:val="21"/>
-          <w:szCs w:val="21"/>
-        </w:rPr>
-        <w:t>智能体的内部优化</w:t>
-      </w:r>
-      <w:r>
-        <w:rPr>
-          <w:sz w:val="21"/>
-          <w:szCs w:val="21"/>
-        </w:rPr>
-        <w:br/>
-      </w:r>
-      <w:r>
-        <w:rPr>
-          <w:rFonts w:hint="eastAsia"/>
-          <w:sz w:val="21"/>
-          <w:szCs w:val="21"/>
-        </w:rPr>
-        <w:t>Figure 3-</w:t>
-      </w:r>
-      <w:r>
-        <w:rPr>
-          <w:rFonts w:hint="eastAsia"/>
-          <w:sz w:val="21"/>
-          <w:szCs w:val="21"/>
-        </w:rPr>
-        <w:t>2</w:t>
-      </w:r>
-      <w:r>
-        <w:rPr>
-          <w:rFonts w:hint="eastAsia"/>
-          <w:sz w:val="21"/>
-          <w:szCs w:val="21"/>
-        </w:rPr>
-        <w:t xml:space="preserve">: </w:t>
-      </w:r>
-      <w:r>
-        <w:rPr>
-          <w:rFonts w:hint="eastAsia"/>
-          <w:sz w:val="21"/>
-          <w:szCs w:val="21"/>
-        </w:rPr>
-        <w:t>Optimizations inside LLM Agent</w:t>
-      </w:r>
-    </w:p>
-    <w:p>
-      <w:pPr>
-        <w:pStyle w:val="ae"/>
-        <w:tabs>
-          <w:tab w:val="clear" w:pos="4153"/>
-          <w:tab w:val="clear" w:pos="8306"/>
-        </w:tabs>
-        <w:spacing w:line="360" w:lineRule="auto"/>
+        <w:spacing w:beforeLines="100" w:before="312" w:line="360" w:lineRule="auto"/>
         <w:ind w:firstLineChars="200" w:firstLine="480"/>
       </w:pPr>
       <w:r>
@@ -14594,13 +14270,13 @@
           <w:noProof/>
         </w:rPr>
         <w:drawing>
-          <wp:anchor distT="0" distB="0" distL="114300" distR="114300" simplePos="0" relativeHeight="251694080" behindDoc="0" locked="0" layoutInCell="1" allowOverlap="1" wp14:anchorId="1FD71940" wp14:editId="59631F3C">
+          <wp:anchor distT="0" distB="0" distL="114300" distR="114300" simplePos="0" relativeHeight="251694080" behindDoc="0" locked="0" layoutInCell="1" allowOverlap="1" wp14:anchorId="1FD71940" wp14:editId="257614CE">
             <wp:simplePos x="0" y="0"/>
             <wp:positionH relativeFrom="margin">
               <wp:align>right</wp:align>
             </wp:positionH>
             <wp:positionV relativeFrom="paragraph">
-              <wp:posOffset>1259840</wp:posOffset>
+              <wp:posOffset>1374140</wp:posOffset>
             </wp:positionV>
             <wp:extent cx="5584190" cy="2236470"/>
             <wp:effectExtent l="0" t="0" r="0" b="0"/>
@@ -14896,7 +14572,7 @@
           <w:tab w:val="clear" w:pos="4153"/>
           <w:tab w:val="clear" w:pos="8306"/>
         </w:tabs>
-        <w:spacing w:line="360" w:lineRule="auto"/>
+        <w:spacing w:beforeLines="100" w:before="312" w:line="360" w:lineRule="auto"/>
         <w:ind w:firstLineChars="200" w:firstLine="480"/>
       </w:pPr>
       <w:r>
@@ -18887,16 +18563,134 @@
       </w:pPr>
       <w:r>
         <w:rPr>
+          <w:rFonts w:hint="eastAsia"/>
+        </w:rPr>
+        <w:t>执行时，我们再一次使用</w:t>
+      </w:r>
+      <w:r>
+        <w:rPr>
+          <w:rFonts w:hint="eastAsia"/>
+        </w:rPr>
+        <w:t>事务安全机制</w:t>
+      </w:r>
+      <w:r>
+        <w:t>。</w:t>
+      </w:r>
+      <w:r>
+        <w:rPr>
+          <w:rFonts w:hint="eastAsia"/>
+        </w:rPr>
+        <w:t>对于</w:t>
+      </w:r>
+      <w:r>
+        <w:rPr>
+          <w:rStyle w:val="VerbatimChar"/>
+        </w:rPr>
+        <w:t>SELECT</w:t>
+      </w:r>
+      <w:r>
+        <w:rPr>
+          <w:rFonts w:hint="eastAsia"/>
+        </w:rPr>
+        <w:t>语句，直接运行并获取结果集；对于可能更改数据的语句（如</w:t>
+      </w:r>
+      <w:r>
+        <w:rPr>
+          <w:rStyle w:val="VerbatimChar"/>
+        </w:rPr>
+        <w:t>UPDATE</w:t>
+      </w:r>
+      <w:r>
+        <w:t>、</w:t>
+      </w:r>
+      <w:r>
+        <w:rPr>
+          <w:rStyle w:val="VerbatimChar"/>
+        </w:rPr>
+        <w:t>DELETE</w:t>
+      </w:r>
+      <w:r>
+        <w:rPr>
+          <w:rFonts w:hint="eastAsia"/>
+        </w:rPr>
+        <w:t>等），我们不会立刻真的修改数据库，而是</w:t>
+      </w:r>
+      <w:r>
+        <w:rPr>
+          <w:rFonts w:hint="eastAsia"/>
+        </w:rPr>
+        <w:t>预演执行</w:t>
+      </w:r>
+      <w:r>
+        <w:rPr>
+          <w:rFonts w:hint="eastAsia"/>
+        </w:rPr>
+        <w:t>：提取出</w:t>
+      </w:r>
+      <w:proofErr w:type="gramStart"/>
+      <w:r>
+        <w:rPr>
+          <w:rFonts w:hint="eastAsia"/>
+        </w:rPr>
+        <w:t>将要受</w:t>
+      </w:r>
+      <w:proofErr w:type="gramEnd"/>
+      <w:r>
+        <w:rPr>
+          <w:rFonts w:hint="eastAsia"/>
+        </w:rPr>
+        <w:t>影响的数据记录，在前端生成一个变更预览，如图</w:t>
+      </w:r>
+      <w:r>
+        <w:rPr>
+          <w:rFonts w:hint="eastAsia"/>
+        </w:rPr>
+        <w:t>3-</w:t>
+      </w:r>
+      <w:r>
+        <w:rPr>
+          <w:rFonts w:hint="eastAsia"/>
+        </w:rPr>
+        <w:t>4</w:t>
+      </w:r>
+      <w:r>
+        <w:rPr>
+          <w:rFonts w:hint="eastAsia"/>
+        </w:rPr>
+        <w:t>所示，展示给用户确认</w:t>
+      </w:r>
+      <w:r>
+        <w:rPr>
+          <w:rFonts w:hint="eastAsia"/>
+          <w:bCs/>
+        </w:rPr>
+        <w:t>。</w:t>
+      </w:r>
+    </w:p>
+    <w:p>
+      <w:pPr>
+        <w:pStyle w:val="ae"/>
+        <w:tabs>
+          <w:tab w:val="clear" w:pos="4153"/>
+          <w:tab w:val="clear" w:pos="8306"/>
+        </w:tabs>
+        <w:jc w:val="center"/>
+        <w:rPr>
+          <w:rFonts w:hint="eastAsia"/>
+        </w:rPr>
+      </w:pPr>
+      <w:r>
+        <w:rPr>
           <w:noProof/>
         </w:rPr>
         <w:drawing>
-          <wp:anchor distT="0" distB="0" distL="114300" distR="114300" simplePos="0" relativeHeight="251695104" behindDoc="0" locked="0" layoutInCell="1" allowOverlap="1" wp14:anchorId="392AEBB1" wp14:editId="3338BD5D">
+          <wp:anchor distT="0" distB="0" distL="114300" distR="114300" simplePos="0" relativeHeight="251695104" behindDoc="0" locked="0" layoutInCell="1" allowOverlap="1" wp14:anchorId="392AEBB1" wp14:editId="7B6584D3">
             <wp:simplePos x="0" y="0"/>
             <wp:positionH relativeFrom="margin">
               <wp:align>right</wp:align>
             </wp:positionH>
             <wp:positionV relativeFrom="paragraph">
-              <wp:posOffset>1191260</wp:posOffset>
+              <wp:posOffset>182154</wp:posOffset>
             </wp:positionV>
             <wp:extent cx="5584190" cy="2731770"/>
             <wp:effectExtent l="0" t="0" r="0" b="0"/>
@@ -18954,107 +18748,123 @@
       <w:r>
         <w:rPr>
           <w:rFonts w:hint="eastAsia"/>
-        </w:rPr>
-        <w:t>执行时，我们再一次使用</w:t>
-      </w:r>
-      <w:r>
-        <w:rPr>
-          <w:rFonts w:hint="eastAsia"/>
-        </w:rPr>
-        <w:t>事务安全机制</w:t>
-      </w:r>
-      <w:r>
-        <w:t>。</w:t>
-      </w:r>
-      <w:r>
-        <w:rPr>
-          <w:rFonts w:hint="eastAsia"/>
-        </w:rPr>
-        <w:t>对于</w:t>
-      </w:r>
-      <w:r>
-        <w:rPr>
-          <w:rStyle w:val="VerbatimChar"/>
-        </w:rPr>
-        <w:t>SELECT</w:t>
-      </w:r>
-      <w:r>
-        <w:rPr>
-          <w:rFonts w:hint="eastAsia"/>
-        </w:rPr>
-        <w:t>语句，直接运行并获取结果集；对于可能更改数据的语句（如</w:t>
-      </w:r>
-      <w:r>
-        <w:rPr>
-          <w:rStyle w:val="VerbatimChar"/>
-        </w:rPr>
-        <w:t>UPDATE</w:t>
-      </w:r>
-      <w:r>
-        <w:t>、</w:t>
-      </w:r>
-      <w:r>
-        <w:rPr>
-          <w:rStyle w:val="VerbatimChar"/>
-        </w:rPr>
-        <w:t>DELETE</w:t>
-      </w:r>
-      <w:r>
-        <w:rPr>
-          <w:rFonts w:hint="eastAsia"/>
-        </w:rPr>
-        <w:t>等），我们不会立刻真的修改数据库，而是</w:t>
-      </w:r>
-      <w:r>
-        <w:rPr>
-          <w:rFonts w:hint="eastAsia"/>
-        </w:rPr>
-        <w:t>预演执行</w:t>
-      </w:r>
-      <w:r>
-        <w:rPr>
-          <w:rFonts w:hint="eastAsia"/>
-        </w:rPr>
-        <w:t>：提取出</w:t>
-      </w:r>
-      <w:proofErr w:type="gramStart"/>
-      <w:r>
-        <w:rPr>
-          <w:rFonts w:hint="eastAsia"/>
-        </w:rPr>
-        <w:t>将要受</w:t>
-      </w:r>
-      <w:proofErr w:type="gramEnd"/>
-      <w:r>
-        <w:rPr>
-          <w:rFonts w:hint="eastAsia"/>
-        </w:rPr>
-        <w:t>影响的数据记录，在前端生成一个变更预览，如图</w:t>
-      </w:r>
-      <w:r>
-        <w:rPr>
-          <w:rFonts w:hint="eastAsia"/>
+          <w:sz w:val="21"/>
+          <w:szCs w:val="21"/>
+        </w:rPr>
+        <w:t>图</w:t>
+      </w:r>
+      <w:r>
+        <w:rPr>
+          <w:rFonts w:hint="eastAsia"/>
+          <w:sz w:val="21"/>
+          <w:szCs w:val="21"/>
         </w:rPr>
         <w:t>3-</w:t>
       </w:r>
       <w:r>
         <w:rPr>
           <w:rFonts w:hint="eastAsia"/>
+          <w:sz w:val="21"/>
+          <w:szCs w:val="21"/>
         </w:rPr>
         <w:t>4</w:t>
       </w:r>
       <w:r>
         <w:rPr>
           <w:rFonts w:hint="eastAsia"/>
-        </w:rPr>
-        <w:t>所示，展示给用户确认</w:t>
-      </w:r>
-      <w:r>
-        <w:rPr>
-          <w:rFonts w:hint="eastAsia"/>
-          <w:bCs/>
-        </w:rPr>
-        <w:t>。</w:t>
+          <w:sz w:val="21"/>
+          <w:szCs w:val="21"/>
+        </w:rPr>
+        <w:t>:</w:t>
+      </w:r>
+      <w:r>
+        <w:rPr>
+          <w:rFonts w:hint="eastAsia"/>
+          <w:sz w:val="21"/>
+          <w:szCs w:val="21"/>
+        </w:rPr>
+        <w:t xml:space="preserve"> </w:t>
+      </w:r>
+      <w:r>
+        <w:rPr>
+          <w:rFonts w:hint="eastAsia"/>
+          <w:sz w:val="21"/>
+          <w:szCs w:val="21"/>
+        </w:rPr>
+        <w:t>UI</w:t>
+      </w:r>
+      <w:r>
+        <w:rPr>
+          <w:rFonts w:hint="eastAsia"/>
+          <w:sz w:val="21"/>
+          <w:szCs w:val="21"/>
+        </w:rPr>
+        <w:t>更新前后对比</w:t>
+      </w:r>
+      <w:r>
+        <w:rPr>
+          <w:sz w:val="21"/>
+          <w:szCs w:val="21"/>
+        </w:rPr>
+        <w:br/>
+      </w:r>
+      <w:r>
+        <w:rPr>
+          <w:rFonts w:hint="eastAsia"/>
+          <w:sz w:val="21"/>
+          <w:szCs w:val="21"/>
+        </w:rPr>
+        <w:t>Figure 3-</w:t>
+      </w:r>
+      <w:r>
+        <w:rPr>
+          <w:rFonts w:hint="eastAsia"/>
+          <w:sz w:val="21"/>
+          <w:szCs w:val="21"/>
+        </w:rPr>
+        <w:t>4</w:t>
+      </w:r>
+      <w:r>
+        <w:rPr>
+          <w:rFonts w:hint="eastAsia"/>
+          <w:sz w:val="21"/>
+          <w:szCs w:val="21"/>
+        </w:rPr>
+        <w:t xml:space="preserve">: </w:t>
+      </w:r>
+      <w:r>
+        <w:rPr>
+          <w:rFonts w:hint="eastAsia"/>
+          <w:sz w:val="21"/>
+          <w:szCs w:val="21"/>
+        </w:rPr>
+        <w:t xml:space="preserve">before </w:t>
+      </w:r>
+      <w:proofErr w:type="spellStart"/>
+      <w:r>
+        <w:rPr>
+          <w:rFonts w:hint="eastAsia"/>
+          <w:sz w:val="21"/>
+          <w:szCs w:val="21"/>
+        </w:rPr>
+        <w:t>v.s</w:t>
+      </w:r>
+      <w:proofErr w:type="spellEnd"/>
+      <w:r>
+        <w:rPr>
+          <w:rFonts w:hint="eastAsia"/>
+          <w:sz w:val="21"/>
+          <w:szCs w:val="21"/>
+        </w:rPr>
+        <w:t>. after updated</w:t>
+      </w:r>
+      <w:r>
+        <w:rPr>
+          <w:rFonts w:hint="eastAsia"/>
+          <w:sz w:val="21"/>
+          <w:szCs w:val="21"/>
+        </w:rPr>
+        <w:t xml:space="preserve"> the UI</w:t>
       </w:r>
     </w:p>
     <w:p>
@@ -19064,122 +18874,7 @@
           <w:tab w:val="clear" w:pos="4153"/>
           <w:tab w:val="clear" w:pos="8306"/>
         </w:tabs>
-        <w:jc w:val="center"/>
-      </w:pPr>
-      <w:r>
-        <w:rPr>
-          <w:rFonts w:hint="eastAsia"/>
-          <w:sz w:val="21"/>
-          <w:szCs w:val="21"/>
-        </w:rPr>
-        <w:t>图</w:t>
-      </w:r>
-      <w:r>
-        <w:rPr>
-          <w:rFonts w:hint="eastAsia"/>
-          <w:sz w:val="21"/>
-          <w:szCs w:val="21"/>
-        </w:rPr>
-        <w:t>3-</w:t>
-      </w:r>
-      <w:r>
-        <w:rPr>
-          <w:rFonts w:hint="eastAsia"/>
-          <w:sz w:val="21"/>
-          <w:szCs w:val="21"/>
-        </w:rPr>
-        <w:t>4</w:t>
-      </w:r>
-      <w:r>
-        <w:rPr>
-          <w:rFonts w:hint="eastAsia"/>
-          <w:sz w:val="21"/>
-          <w:szCs w:val="21"/>
-        </w:rPr>
-        <w:t>:</w:t>
-      </w:r>
-      <w:r>
-        <w:rPr>
-          <w:rFonts w:hint="eastAsia"/>
-          <w:sz w:val="21"/>
-          <w:szCs w:val="21"/>
-        </w:rPr>
-        <w:t xml:space="preserve"> </w:t>
-      </w:r>
-      <w:r>
-        <w:rPr>
-          <w:rFonts w:hint="eastAsia"/>
-          <w:sz w:val="21"/>
-          <w:szCs w:val="21"/>
-        </w:rPr>
-        <w:t>更新前后对比</w:t>
-      </w:r>
-      <w:r>
-        <w:rPr>
-          <w:sz w:val="21"/>
-          <w:szCs w:val="21"/>
-        </w:rPr>
-        <w:br/>
-      </w:r>
-      <w:r>
-        <w:rPr>
-          <w:rFonts w:hint="eastAsia"/>
-          <w:sz w:val="21"/>
-          <w:szCs w:val="21"/>
-        </w:rPr>
-        <w:t>Figure 3-</w:t>
-      </w:r>
-      <w:r>
-        <w:rPr>
-          <w:rFonts w:hint="eastAsia"/>
-          <w:sz w:val="21"/>
-          <w:szCs w:val="21"/>
-        </w:rPr>
-        <w:t>4</w:t>
-      </w:r>
-      <w:r>
-        <w:rPr>
-          <w:rFonts w:hint="eastAsia"/>
-          <w:sz w:val="21"/>
-          <w:szCs w:val="21"/>
-        </w:rPr>
-        <w:t xml:space="preserve">: </w:t>
-      </w:r>
-      <w:r>
-        <w:rPr>
-          <w:rFonts w:hint="eastAsia"/>
-          <w:sz w:val="21"/>
-          <w:szCs w:val="21"/>
-        </w:rPr>
-        <w:t xml:space="preserve">before </w:t>
-      </w:r>
-      <w:proofErr w:type="spellStart"/>
-      <w:r>
-        <w:rPr>
-          <w:rFonts w:hint="eastAsia"/>
-          <w:sz w:val="21"/>
-          <w:szCs w:val="21"/>
-        </w:rPr>
-        <w:t>v.s</w:t>
-      </w:r>
-      <w:proofErr w:type="spellEnd"/>
-      <w:r>
-        <w:rPr>
-          <w:rFonts w:hint="eastAsia"/>
-          <w:sz w:val="21"/>
-          <w:szCs w:val="21"/>
-        </w:rPr>
-        <w:t>. after updated</w:t>
-      </w:r>
-    </w:p>
-    <w:p>
-      <w:pPr>
-        <w:pStyle w:val="ae"/>
-        <w:tabs>
-          <w:tab w:val="clear" w:pos="4153"/>
-          <w:tab w:val="clear" w:pos="8306"/>
-        </w:tabs>
-        <w:spacing w:line="360" w:lineRule="auto"/>
+        <w:spacing w:beforeLines="100" w:before="312" w:line="360" w:lineRule="auto"/>
         <w:ind w:firstLineChars="200" w:firstLine="480"/>
       </w:pPr>
       <w:r>
@@ -21517,7 +21212,7 @@
     <w:p>
       <w:pPr>
         <w:pStyle w:val="21"/>
-        <w:spacing w:line="360" w:lineRule="auto"/>
+        <w:spacing w:beforeLines="50" w:before="156" w:afterLines="50" w:after="156" w:line="360" w:lineRule="auto"/>
         <w:rPr>
           <w:b w:val="0"/>
           <w:bCs w:val="0"/>
@@ -21961,22 +21656,146 @@
         </w:tabs>
         <w:spacing w:line="360" w:lineRule="auto"/>
         <w:ind w:firstLineChars="200" w:firstLine="480"/>
+        <w:rPr>
+          <w:rFonts w:hint="eastAsia"/>
+        </w:rPr>
+      </w:pPr>
+      <w:r>
+        <w:rPr>
+          <w:rFonts w:hint="eastAsia"/>
+        </w:rPr>
+        <w:t>为了评估所提出的多智能体</w:t>
+      </w:r>
+      <w:r>
+        <w:rPr>
+          <w:rFonts w:hint="eastAsia"/>
+        </w:rPr>
+        <w:t>LLM</w:t>
+      </w:r>
+      <w:r>
+        <w:t xml:space="preserve"> </w:t>
+      </w:r>
+      <w:r>
+        <w:rPr>
+          <w:rFonts w:hint="eastAsia"/>
+        </w:rPr>
+        <w:t>Text2SQL</w:t>
+      </w:r>
+      <w:r>
+        <w:rPr>
+          <w:rFonts w:hint="eastAsia"/>
+        </w:rPr>
+        <w:t>系统架构的有效性，我们设计了这样的实验：首先将智能</w:t>
+      </w:r>
+      <w:proofErr w:type="gramStart"/>
+      <w:r>
+        <w:rPr>
+          <w:rFonts w:hint="eastAsia"/>
+        </w:rPr>
+        <w:t>体数量</w:t>
+      </w:r>
+      <w:proofErr w:type="gramEnd"/>
+      <w:r>
+        <w:rPr>
+          <w:rFonts w:hint="eastAsia"/>
+        </w:rPr>
+        <w:t>设置为</w:t>
+      </w:r>
+      <w:r>
+        <w:rPr>
+          <w:rFonts w:hint="eastAsia"/>
+        </w:rPr>
+        <w:t>1</w:t>
+      </w:r>
+      <w:r>
+        <w:rPr>
+          <w:rFonts w:hint="eastAsia"/>
+        </w:rPr>
+        <w:t>，保留原有的流水线设计（包括需求澄清、</w:t>
+      </w:r>
+      <w:r>
+        <w:rPr>
+          <w:rFonts w:hint="eastAsia"/>
+        </w:rPr>
+        <w:t>RAG</w:t>
+      </w:r>
+      <w:r>
+        <w:rPr>
+          <w:rFonts w:hint="eastAsia"/>
+        </w:rPr>
+        <w:t>知识检索、</w:t>
+      </w:r>
+      <w:r>
+        <w:rPr>
+          <w:rFonts w:hint="eastAsia"/>
+        </w:rPr>
+        <w:t>prompt</w:t>
+      </w:r>
+      <w:r>
+        <w:rPr>
+          <w:rFonts w:hint="eastAsia"/>
+        </w:rPr>
+        <w:t>生成、</w:t>
+      </w:r>
+      <w:r>
+        <w:rPr>
+          <w:rFonts w:hint="eastAsia"/>
+        </w:rPr>
+        <w:t>SQL</w:t>
+      </w:r>
+      <w:r>
+        <w:rPr>
+          <w:rFonts w:hint="eastAsia"/>
+        </w:rPr>
+        <w:t>校验及反馈机制等），再与传统单一</w:t>
+      </w:r>
+      <w:r>
+        <w:rPr>
+          <w:rFonts w:hint="eastAsia"/>
+        </w:rPr>
+        <w:t>LLM</w:t>
+      </w:r>
+      <w:r>
+        <w:rPr>
+          <w:rFonts w:hint="eastAsia"/>
+        </w:rPr>
+        <w:t>直接对话的模式进行对比。实验的目的是衡量架构本身的优势</w:t>
+      </w:r>
+      <w:r>
+        <w:rPr>
+          <w:rFonts w:hint="eastAsia"/>
+        </w:rPr>
+        <w:t>。</w:t>
+      </w:r>
+    </w:p>
+    <w:p>
+      <w:pPr>
+        <w:pStyle w:val="ae"/>
+        <w:tabs>
+          <w:tab w:val="clear" w:pos="4153"/>
+          <w:tab w:val="clear" w:pos="8306"/>
+        </w:tabs>
+        <w:jc w:val="center"/>
+        <w:rPr>
+          <w:sz w:val="21"/>
+          <w:szCs w:val="21"/>
+        </w:rPr>
       </w:pPr>
       <w:r>
         <w:rPr>
           <w:noProof/>
         </w:rPr>
         <w:drawing>
-          <wp:anchor distT="0" distB="0" distL="114300" distR="114300" simplePos="0" relativeHeight="251696128" behindDoc="0" locked="0" layoutInCell="1" allowOverlap="1" wp14:anchorId="40F3CBD5" wp14:editId="572DFEDE">
+          <wp:anchor distT="0" distB="0" distL="114300" distR="114300" simplePos="0" relativeHeight="251696128" behindDoc="0" locked="0" layoutInCell="1" allowOverlap="1" wp14:anchorId="40F3CBD5" wp14:editId="613FC46A">
             <wp:simplePos x="0" y="0"/>
             <wp:positionH relativeFrom="margin">
               <wp:align>right</wp:align>
             </wp:positionH>
             <wp:positionV relativeFrom="paragraph">
-              <wp:posOffset>1282882</wp:posOffset>
+              <wp:posOffset>175623</wp:posOffset>
             </wp:positionV>
             <wp:extent cx="5577840" cy="3248025"/>
-            <wp:effectExtent l="0" t="0" r="3810" b="0"/>
+            <wp:effectExtent l="0" t="0" r="3810" b="9525"/>
             <wp:wrapTopAndBottom/>
             <wp:docPr id="91" name="Picture" title="fig:"/>
             <wp:cNvGraphicFramePr/>
@@ -22004,7 +21823,7 @@
                   <pic:spPr bwMode="auto">
                     <a:xfrm>
                       <a:off x="0" y="0"/>
-                      <a:ext cx="5609193" cy="3265961"/>
+                      <a:ext cx="5577840" cy="3248025"/>
                     </a:xfrm>
                     <a:prstGeom prst="rect">
                       <a:avLst/>
@@ -22031,111 +21850,465 @@
       <w:r>
         <w:rPr>
           <w:rFonts w:hint="eastAsia"/>
-        </w:rPr>
-        <w:t>为了评估所提出的多智能体</w:t>
-      </w:r>
-      <w:r>
-        <w:rPr>
-          <w:rFonts w:hint="eastAsia"/>
-        </w:rPr>
-        <w:t>LLM</w:t>
-      </w:r>
-      <w:r>
+          <w:sz w:val="21"/>
+          <w:szCs w:val="21"/>
+        </w:rPr>
+        <w:t>图</w:t>
+      </w:r>
+      <w:r>
+        <w:rPr>
+          <w:rFonts w:hint="eastAsia"/>
+          <w:sz w:val="21"/>
+          <w:szCs w:val="21"/>
+        </w:rPr>
+        <w:t>5</w:t>
+      </w:r>
+      <w:r>
+        <w:rPr>
+          <w:rFonts w:hint="eastAsia"/>
+          <w:sz w:val="21"/>
+          <w:szCs w:val="21"/>
+        </w:rPr>
+        <w:t>-</w:t>
+      </w:r>
+      <w:r>
+        <w:rPr>
+          <w:rFonts w:hint="eastAsia"/>
+          <w:sz w:val="21"/>
+          <w:szCs w:val="21"/>
+        </w:rPr>
+        <w:t>1</w:t>
+      </w:r>
+      <w:r>
+        <w:rPr>
+          <w:rFonts w:hint="eastAsia"/>
+          <w:sz w:val="21"/>
+          <w:szCs w:val="21"/>
+        </w:rPr>
+        <w:t>:</w:t>
+      </w:r>
+      <w:r>
+        <w:rPr>
+          <w:rFonts w:hint="eastAsia"/>
+          <w:sz w:val="21"/>
+          <w:szCs w:val="21"/>
+        </w:rPr>
         <w:t xml:space="preserve"> </w:t>
       </w:r>
       <w:r>
         <w:rPr>
           <w:rFonts w:hint="eastAsia"/>
-        </w:rPr>
-        <w:t>Text2SQL</w:t>
-      </w:r>
-      <w:r>
-        <w:rPr>
-          <w:rFonts w:hint="eastAsia"/>
-        </w:rPr>
-        <w:t>系统架构的有效性，我们设计了这样的实验：首先将智能</w:t>
-      </w:r>
-      <w:proofErr w:type="gramStart"/>
-      <w:r>
-        <w:rPr>
-          <w:rFonts w:hint="eastAsia"/>
-        </w:rPr>
-        <w:t>体数量</w:t>
-      </w:r>
-      <w:proofErr w:type="gramEnd"/>
-      <w:r>
-        <w:rPr>
-          <w:rFonts w:hint="eastAsia"/>
-        </w:rPr>
-        <w:t>设置为</w:t>
-      </w:r>
-      <w:r>
-        <w:rPr>
-          <w:rFonts w:hint="eastAsia"/>
+          <w:sz w:val="21"/>
+          <w:szCs w:val="21"/>
+        </w:rPr>
+        <w:t>两种方案在不同测试集上的</w:t>
+      </w:r>
+      <w:r>
+        <w:rPr>
+          <w:rFonts w:hint="eastAsia"/>
+          <w:sz w:val="21"/>
+          <w:szCs w:val="21"/>
+        </w:rPr>
+        <w:t>正确率</w:t>
+      </w:r>
+      <w:r>
+        <w:rPr>
+          <w:sz w:val="21"/>
+          <w:szCs w:val="21"/>
+        </w:rPr>
+        <w:br/>
+      </w:r>
+      <w:r>
+        <w:rPr>
+          <w:rFonts w:hint="eastAsia"/>
+          <w:sz w:val="21"/>
+          <w:szCs w:val="21"/>
+        </w:rPr>
+        <w:t xml:space="preserve">Figure </w:t>
+      </w:r>
+      <w:r>
+        <w:rPr>
+          <w:rFonts w:hint="eastAsia"/>
+          <w:sz w:val="21"/>
+          <w:szCs w:val="21"/>
+        </w:rPr>
+        <w:t>5</w:t>
+      </w:r>
+      <w:r>
+        <w:rPr>
+          <w:rFonts w:hint="eastAsia"/>
+          <w:sz w:val="21"/>
+          <w:szCs w:val="21"/>
+        </w:rPr>
+        <w:t>-</w:t>
+      </w:r>
+      <w:r>
+        <w:rPr>
+          <w:rFonts w:hint="eastAsia"/>
+          <w:sz w:val="21"/>
+          <w:szCs w:val="21"/>
         </w:rPr>
         <w:t>1</w:t>
       </w:r>
       <w:r>
         <w:rPr>
           <w:rFonts w:hint="eastAsia"/>
-        </w:rPr>
-        <w:t>，保留原有的流水线设计（包括需求澄清、</w:t>
-      </w:r>
-      <w:r>
-        <w:rPr>
-          <w:rFonts w:hint="eastAsia"/>
-        </w:rPr>
-        <w:t>RAG</w:t>
-      </w:r>
-      <w:r>
-        <w:rPr>
-          <w:rFonts w:hint="eastAsia"/>
-        </w:rPr>
-        <w:t>知识检索、</w:t>
-      </w:r>
-      <w:r>
-        <w:rPr>
-          <w:rFonts w:hint="eastAsia"/>
-        </w:rPr>
-        <w:t>prompt</w:t>
-      </w:r>
-      <w:r>
-        <w:rPr>
-          <w:rFonts w:hint="eastAsia"/>
-        </w:rPr>
-        <w:t>生成、</w:t>
-      </w:r>
-      <w:r>
-        <w:rPr>
-          <w:rFonts w:hint="eastAsia"/>
-        </w:rPr>
-        <w:t>SQL</w:t>
-      </w:r>
-      <w:r>
-        <w:rPr>
-          <w:rFonts w:hint="eastAsia"/>
-        </w:rPr>
-        <w:t>校验及反馈机制等），再与传统单一</w:t>
-      </w:r>
-      <w:r>
-        <w:rPr>
-          <w:rFonts w:hint="eastAsia"/>
-        </w:rPr>
-        <w:t>LLM</w:t>
-      </w:r>
-      <w:r>
-        <w:rPr>
-          <w:rFonts w:hint="eastAsia"/>
-        </w:rPr>
-        <w:t>直接对话的模式进行对比。实验的目的是衡量架构本身的优势</w:t>
-      </w:r>
-      <w:r>
-        <w:rPr>
-          <w:rFonts w:hint="eastAsia"/>
-        </w:rPr>
-        <w:t>。</w:t>
-      </w:r>
-    </w:p>
+          <w:sz w:val="21"/>
+          <w:szCs w:val="21"/>
+        </w:rPr>
+        <w:t xml:space="preserve">: </w:t>
+      </w:r>
+      <w:r>
+        <w:rPr>
+          <w:sz w:val="21"/>
+          <w:szCs w:val="21"/>
+        </w:rPr>
+        <w:t>The accuracy rates of the two schemes on different test sets</w:t>
+      </w:r>
+    </w:p>
+    <w:p>
+      <w:pPr>
+        <w:pStyle w:val="ae"/>
+        <w:tabs>
+          <w:tab w:val="clear" w:pos="4153"/>
+          <w:tab w:val="clear" w:pos="8306"/>
+        </w:tabs>
+        <w:rPr>
+          <w:rFonts w:hint="eastAsia"/>
+          <w:sz w:val="21"/>
+          <w:szCs w:val="21"/>
+        </w:rPr>
+      </w:pPr>
+    </w:p>
+    <w:tbl>
+      <w:tblPr>
+        <w:tblStyle w:val="afe"/>
+        <w:tblW w:w="0" w:type="auto"/>
+        <w:tblLook w:val="04A0" w:firstRow="1" w:lastRow="0" w:firstColumn="1" w:lastColumn="0" w:noHBand="0" w:noVBand="1"/>
+      </w:tblPr>
+      <w:tblGrid>
+        <w:gridCol w:w="3256"/>
+        <w:gridCol w:w="2595"/>
+        <w:gridCol w:w="2926"/>
+      </w:tblGrid>
+      <w:tr>
+        <w:trPr>
+          <w:trHeight w:val="516"/>
+        </w:trPr>
+        <w:tc>
+          <w:tcPr>
+            <w:tcW w:w="3256" w:type="dxa"/>
+            <w:tcBorders>
+              <w:tl2br w:val="single" w:sz="4" w:space="0" w:color="auto"/>
+            </w:tcBorders>
+          </w:tcPr>
+          <w:p>
+            <w:pPr>
+              <w:pStyle w:val="ae"/>
+              <w:tabs>
+                <w:tab w:val="clear" w:pos="4153"/>
+                <w:tab w:val="clear" w:pos="8306"/>
+              </w:tabs>
+              <w:spacing w:line="360" w:lineRule="auto"/>
+              <w:jc w:val="center"/>
+              <w:rPr>
+                <w:rFonts w:hint="eastAsia"/>
+              </w:rPr>
+            </w:pPr>
+            <w:r>
+              <w:rPr>
+                <w:rFonts w:hint="eastAsia"/>
+              </w:rPr>
+              <w:t>方案</w:t>
+            </w:r>
+            <w:r>
+              <w:rPr>
+                <w:rFonts w:hint="eastAsia"/>
+              </w:rPr>
+              <w:t xml:space="preserve">               </w:t>
+            </w:r>
+            <w:r>
+              <w:rPr>
+                <w:rFonts w:hint="eastAsia"/>
+              </w:rPr>
+              <w:t>测试集</w:t>
+            </w:r>
+          </w:p>
+        </w:tc>
+        <w:tc>
+          <w:tcPr>
+            <w:tcW w:w="2595" w:type="dxa"/>
+          </w:tcPr>
+          <w:p>
+            <w:pPr>
+              <w:pStyle w:val="ae"/>
+              <w:tabs>
+                <w:tab w:val="clear" w:pos="4153"/>
+                <w:tab w:val="clear" w:pos="8306"/>
+              </w:tabs>
+              <w:spacing w:line="360" w:lineRule="auto"/>
+              <w:jc w:val="center"/>
+              <w:rPr>
+                <w:rFonts w:hint="eastAsia"/>
+              </w:rPr>
+            </w:pPr>
+            <w:r>
+              <w:rPr>
+                <w:rFonts w:hint="eastAsia"/>
+              </w:rPr>
+              <w:t>Spider</w:t>
+            </w:r>
+            <w:r>
+              <w:rPr>
+                <w:rFonts w:hint="eastAsia"/>
+              </w:rPr>
+              <w:t>（正确率</w:t>
+            </w:r>
+            <w:r>
+              <w:rPr>
+                <w:rFonts w:hint="eastAsia"/>
+              </w:rPr>
+              <w:t>/%</w:t>
+            </w:r>
+            <w:r>
+              <w:rPr>
+                <w:rFonts w:hint="eastAsia"/>
+              </w:rPr>
+              <w:t>）</w:t>
+            </w:r>
+          </w:p>
+        </w:tc>
+        <w:tc>
+          <w:tcPr>
+            <w:tcW w:w="2926" w:type="dxa"/>
+          </w:tcPr>
+          <w:p>
+            <w:pPr>
+              <w:pStyle w:val="ae"/>
+              <w:tabs>
+                <w:tab w:val="clear" w:pos="4153"/>
+                <w:tab w:val="clear" w:pos="8306"/>
+              </w:tabs>
+              <w:spacing w:line="360" w:lineRule="auto"/>
+              <w:jc w:val="center"/>
+              <w:rPr>
+                <w:rFonts w:hint="eastAsia"/>
+              </w:rPr>
+            </w:pPr>
+            <w:proofErr w:type="spellStart"/>
+            <w:r>
+              <w:rPr>
+                <w:rFonts w:hint="eastAsia"/>
+              </w:rPr>
+              <w:t>WikiSQL</w:t>
+            </w:r>
+            <w:proofErr w:type="spellEnd"/>
+            <w:r>
+              <w:rPr>
+                <w:rFonts w:hint="eastAsia"/>
+              </w:rPr>
+              <w:t>（正确率</w:t>
+            </w:r>
+            <w:r>
+              <w:rPr>
+                <w:rFonts w:hint="eastAsia"/>
+              </w:rPr>
+              <w:t>/%</w:t>
+            </w:r>
+            <w:r>
+              <w:rPr>
+                <w:rFonts w:hint="eastAsia"/>
+              </w:rPr>
+              <w:t>）</w:t>
+            </w:r>
+          </w:p>
+        </w:tc>
+      </w:tr>
+      <w:tr>
+        <w:trPr>
+          <w:trHeight w:val="425"/>
+        </w:trPr>
+        <w:tc>
+          <w:tcPr>
+            <w:tcW w:w="3256" w:type="dxa"/>
+          </w:tcPr>
+          <w:p>
+            <w:pPr>
+              <w:pStyle w:val="ae"/>
+              <w:tabs>
+                <w:tab w:val="clear" w:pos="4153"/>
+                <w:tab w:val="clear" w:pos="8306"/>
+              </w:tabs>
+              <w:spacing w:line="360" w:lineRule="auto"/>
+              <w:jc w:val="center"/>
+              <w:rPr>
+                <w:rFonts w:hint="eastAsia"/>
+              </w:rPr>
+            </w:pPr>
+            <w:r>
+              <w:rPr>
+                <w:rFonts w:hint="eastAsia"/>
+              </w:rPr>
+              <w:t>单智能体系统（</w:t>
+            </w:r>
+            <w:r>
+              <w:rPr>
+                <w:rFonts w:hint="eastAsia"/>
+              </w:rPr>
+              <w:t>Pipeline AI</w:t>
+            </w:r>
+            <w:r>
+              <w:rPr>
+                <w:rFonts w:hint="eastAsia"/>
+              </w:rPr>
+              <w:t>）</w:t>
+            </w:r>
+          </w:p>
+        </w:tc>
+        <w:tc>
+          <w:tcPr>
+            <w:tcW w:w="2595" w:type="dxa"/>
+          </w:tcPr>
+          <w:p>
+            <w:pPr>
+              <w:pStyle w:val="ae"/>
+              <w:tabs>
+                <w:tab w:val="clear" w:pos="4153"/>
+                <w:tab w:val="clear" w:pos="8306"/>
+              </w:tabs>
+              <w:spacing w:line="360" w:lineRule="auto"/>
+              <w:jc w:val="center"/>
+              <w:rPr>
+                <w:rFonts w:hint="eastAsia"/>
+              </w:rPr>
+            </w:pPr>
+            <w:r>
+              <w:rPr>
+                <w:rFonts w:hint="eastAsia"/>
+              </w:rPr>
+              <w:t>58.9</w:t>
+            </w:r>
+          </w:p>
+        </w:tc>
+        <w:tc>
+          <w:tcPr>
+            <w:tcW w:w="2926" w:type="dxa"/>
+          </w:tcPr>
+          <w:p>
+            <w:pPr>
+              <w:pStyle w:val="ae"/>
+              <w:tabs>
+                <w:tab w:val="clear" w:pos="4153"/>
+                <w:tab w:val="clear" w:pos="8306"/>
+              </w:tabs>
+              <w:spacing w:line="360" w:lineRule="auto"/>
+              <w:jc w:val="center"/>
+              <w:rPr>
+                <w:rFonts w:hint="eastAsia"/>
+              </w:rPr>
+            </w:pPr>
+            <w:r>
+              <w:rPr>
+                <w:rFonts w:hint="eastAsia"/>
+              </w:rPr>
+              <w:t>68.48</w:t>
+            </w:r>
+          </w:p>
+        </w:tc>
+      </w:tr>
+      <w:tr>
+        <w:trPr>
+          <w:trHeight w:val="503"/>
+        </w:trPr>
+        <w:tc>
+          <w:tcPr>
+            <w:tcW w:w="3256" w:type="dxa"/>
+          </w:tcPr>
+          <w:p>
+            <w:pPr>
+              <w:pStyle w:val="ae"/>
+              <w:tabs>
+                <w:tab w:val="clear" w:pos="4153"/>
+                <w:tab w:val="clear" w:pos="8306"/>
+              </w:tabs>
+              <w:spacing w:line="360" w:lineRule="auto"/>
+              <w:jc w:val="center"/>
+              <w:rPr>
+                <w:rFonts w:hint="eastAsia"/>
+              </w:rPr>
+            </w:pPr>
+            <w:r>
+              <w:rPr>
+                <w:rFonts w:hint="eastAsia"/>
+              </w:rPr>
+              <w:t>直接对话（</w:t>
+            </w:r>
+            <w:r>
+              <w:rPr>
+                <w:rFonts w:hint="eastAsia"/>
+              </w:rPr>
+              <w:t>Simple Chat</w:t>
+            </w:r>
+            <w:r>
+              <w:rPr>
+                <w:rFonts w:hint="eastAsia"/>
+              </w:rPr>
+              <w:t>）</w:t>
+            </w:r>
+          </w:p>
+        </w:tc>
+        <w:tc>
+          <w:tcPr>
+            <w:tcW w:w="2595" w:type="dxa"/>
+          </w:tcPr>
+          <w:p>
+            <w:pPr>
+              <w:pStyle w:val="ae"/>
+              <w:tabs>
+                <w:tab w:val="clear" w:pos="4153"/>
+                <w:tab w:val="clear" w:pos="8306"/>
+              </w:tabs>
+              <w:spacing w:line="360" w:lineRule="auto"/>
+              <w:jc w:val="center"/>
+              <w:rPr>
+                <w:rFonts w:hint="eastAsia"/>
+              </w:rPr>
+            </w:pPr>
+            <w:r>
+              <w:rPr>
+                <w:rFonts w:hint="eastAsia"/>
+              </w:rPr>
+              <w:t>45.44</w:t>
+            </w:r>
+          </w:p>
+        </w:tc>
+        <w:tc>
+          <w:tcPr>
+            <w:tcW w:w="2926" w:type="dxa"/>
+          </w:tcPr>
+          <w:p>
+            <w:pPr>
+              <w:pStyle w:val="ae"/>
+              <w:tabs>
+                <w:tab w:val="clear" w:pos="4153"/>
+                <w:tab w:val="clear" w:pos="8306"/>
+              </w:tabs>
+              <w:spacing w:line="360" w:lineRule="auto"/>
+              <w:jc w:val="center"/>
+              <w:rPr>
+                <w:rFonts w:hint="eastAsia"/>
+              </w:rPr>
+            </w:pPr>
+            <w:r>
+              <w:rPr>
+                <w:rFonts w:hint="eastAsia"/>
+              </w:rPr>
+              <w:t>56.92</w:t>
+            </w:r>
+          </w:p>
+        </w:tc>
+      </w:tr>
+    </w:tbl>
     <w:p>
       <w:pPr>
         <w:pStyle w:val="ae"/>
@@ -22144,14 +22317,18 @@
           <w:tab w:val="clear" w:pos="8306"/>
         </w:tabs>
         <w:jc w:val="center"/>
-      </w:pPr>
-      <w:r>
-        <w:rPr>
-          <w:rFonts w:hint="eastAsia"/>
-          <w:sz w:val="21"/>
-          <w:szCs w:val="21"/>
-        </w:rPr>
-        <w:t>图</w:t>
+        <w:rPr>
+          <w:sz w:val="21"/>
+          <w:szCs w:val="21"/>
+        </w:rPr>
+      </w:pPr>
+      <w:r>
+        <w:rPr>
+          <w:rFonts w:hint="eastAsia"/>
+          <w:sz w:val="21"/>
+          <w:szCs w:val="21"/>
+        </w:rPr>
+        <w:t>表</w:t>
       </w:r>
       <w:r>
         <w:rPr>
@@ -22199,7 +22376,7 @@
           <w:sz w:val="21"/>
           <w:szCs w:val="21"/>
         </w:rPr>
-        <w:t>正确率</w:t>
+        <w:t>两种方案在不同测试集上的正确率</w:t>
       </w:r>
       <w:r>
         <w:rPr>
@@ -22214,7 +22391,15 @@
           <w:sz w:val="21"/>
           <w:szCs w:val="21"/>
         </w:rPr>
-        <w:t xml:space="preserve">Figure </w:t>
+        <w:t>Table</w:t>
+      </w:r>
+      <w:r>
+        <w:rPr>
+          <w:rFonts w:hint="eastAsia"/>
+          <w:sz w:val="21"/>
+          <w:szCs w:val="21"/>
+        </w:rPr>
+        <w:t xml:space="preserve"> </w:t>
       </w:r>
       <w:r>
         <w:rPr>
@@ -22253,7 +22438,7 @@
           <w:sz w:val="21"/>
           <w:szCs w:val="21"/>
         </w:rPr>
-        <w:t>accuracy</w:t>
+        <w:t>The accuracy rates of the two schemes on different test sets</w:t>
       </w:r>
     </w:p>
     <w:p>
@@ -22263,21 +22448,182 @@
           <w:tab w:val="clear" w:pos="4153"/>
           <w:tab w:val="clear" w:pos="8306"/>
         </w:tabs>
-        <w:spacing w:line="360" w:lineRule="auto"/>
+        <w:spacing w:beforeLines="100" w:before="312" w:line="360" w:lineRule="auto"/>
         <w:ind w:firstLineChars="200" w:firstLine="480"/>
       </w:pPr>
       <w:r>
         <w:rPr>
+          <w:rFonts w:hint="eastAsia"/>
+        </w:rPr>
+        <w:t>查询准确率</w:t>
+      </w:r>
+      <w:r>
+        <w:rPr>
+          <w:rFonts w:hint="eastAsia"/>
+        </w:rPr>
+        <w:t>（</w:t>
+      </w:r>
+      <w:r>
+        <w:rPr>
+          <w:rFonts w:hint="eastAsia"/>
+        </w:rPr>
+        <w:t>表</w:t>
+      </w:r>
+      <w:r>
+        <w:rPr>
+          <w:rFonts w:hint="eastAsia"/>
+        </w:rPr>
+        <w:t>5-1</w:t>
+      </w:r>
+      <w:r>
+        <w:rPr>
+          <w:rFonts w:hint="eastAsia"/>
+        </w:rPr>
+        <w:t>）</w:t>
+      </w:r>
+      <w:r>
+        <w:rPr>
+          <w:rFonts w:hint="eastAsia"/>
+        </w:rPr>
+        <w:t>：与传统单一</w:t>
+      </w:r>
+      <w:r>
+        <w:rPr>
+          <w:rFonts w:hint="eastAsia"/>
+        </w:rPr>
+        <w:t>LLM</w:t>
+      </w:r>
+      <w:r>
+        <w:rPr>
+          <w:rFonts w:hint="eastAsia"/>
+        </w:rPr>
+        <w:t>直接调用相比，采用流水线架构的单智能</w:t>
+      </w:r>
+      <w:proofErr w:type="gramStart"/>
+      <w:r>
+        <w:rPr>
+          <w:rFonts w:hint="eastAsia"/>
+        </w:rPr>
+        <w:t>体模式</w:t>
+      </w:r>
+      <w:proofErr w:type="gramEnd"/>
+      <w:r>
+        <w:rPr>
+          <w:rFonts w:hint="eastAsia"/>
+        </w:rPr>
+        <w:t>在</w:t>
+      </w:r>
+      <w:r>
+        <w:rPr>
+          <w:rFonts w:hint="eastAsia"/>
+        </w:rPr>
+        <w:t>Spider</w:t>
+      </w:r>
+      <w:r>
+        <w:rPr>
+          <w:rFonts w:hint="eastAsia"/>
+        </w:rPr>
+        <w:t>数据集上的</w:t>
+      </w:r>
+      <w:r>
+        <w:rPr>
+          <w:rFonts w:hint="eastAsia"/>
+        </w:rPr>
+        <w:t>SQL</w:t>
+      </w:r>
+      <w:r>
+        <w:rPr>
+          <w:rFonts w:hint="eastAsia"/>
+        </w:rPr>
+        <w:t>查询准确率提升了约</w:t>
+      </w:r>
+      <w:r>
+        <w:rPr>
+          <w:rFonts w:hint="eastAsia"/>
+        </w:rPr>
+        <w:t>29%</w:t>
+      </w:r>
+      <w:r>
+        <w:rPr>
+          <w:rFonts w:hint="eastAsia"/>
+        </w:rPr>
+        <w:t>，在</w:t>
+      </w:r>
+      <w:proofErr w:type="spellStart"/>
+      <w:r>
+        <w:rPr>
+          <w:rFonts w:hint="eastAsia"/>
+        </w:rPr>
+        <w:t>WikiSQL</w:t>
+      </w:r>
+      <w:proofErr w:type="spellEnd"/>
+      <w:r>
+        <w:rPr>
+          <w:rFonts w:hint="eastAsia"/>
+        </w:rPr>
+        <w:t>上提升约</w:t>
+      </w:r>
+      <w:r>
+        <w:rPr>
+          <w:rFonts w:hint="eastAsia"/>
+        </w:rPr>
+        <w:t>20%</w:t>
+      </w:r>
+      <w:r>
+        <w:rPr>
+          <w:rFonts w:hint="eastAsia"/>
+        </w:rPr>
+        <w:t>。（公平起见，我们也给单一</w:t>
+      </w:r>
+      <w:r>
+        <w:rPr>
+          <w:rFonts w:hint="eastAsia"/>
+        </w:rPr>
+        <w:t>LLM</w:t>
+      </w:r>
+      <w:r>
+        <w:rPr>
+          <w:rFonts w:hint="eastAsia"/>
+        </w:rPr>
+        <w:t>提供了包含上下文的</w:t>
+      </w:r>
+      <w:r>
+        <w:rPr>
+          <w:rFonts w:hint="eastAsia"/>
+        </w:rPr>
+        <w:t>prompt</w:t>
+      </w:r>
+      <w:r>
+        <w:rPr>
+          <w:rFonts w:hint="eastAsia"/>
+        </w:rPr>
+        <w:t>。）</w:t>
+      </w:r>
+    </w:p>
+    <w:p>
+      <w:pPr>
+        <w:pStyle w:val="ae"/>
+        <w:tabs>
+          <w:tab w:val="clear" w:pos="4153"/>
+          <w:tab w:val="clear" w:pos="8306"/>
+        </w:tabs>
+        <w:jc w:val="center"/>
+        <w:rPr>
+          <w:rFonts w:hint="eastAsia"/>
+        </w:rPr>
+      </w:pPr>
+      <w:r>
+        <w:rPr>
           <w:noProof/>
         </w:rPr>
         <w:drawing>
-          <wp:anchor distT="0" distB="0" distL="114300" distR="114300" simplePos="0" relativeHeight="251705344" behindDoc="0" locked="0" layoutInCell="1" allowOverlap="1" wp14:anchorId="0F4B5E56" wp14:editId="55A85B9B">
+          <wp:anchor distT="0" distB="0" distL="114300" distR="114300" simplePos="0" relativeHeight="251705344" behindDoc="0" locked="0" layoutInCell="1" allowOverlap="1" wp14:anchorId="0F4B5E56" wp14:editId="26C6C84C">
             <wp:simplePos x="0" y="0"/>
             <wp:positionH relativeFrom="margin">
               <wp:align>center</wp:align>
             </wp:positionH>
             <wp:positionV relativeFrom="paragraph">
-              <wp:posOffset>896620</wp:posOffset>
+              <wp:posOffset>184695</wp:posOffset>
             </wp:positionV>
             <wp:extent cx="4530725" cy="3764280"/>
             <wp:effectExtent l="0" t="0" r="3175" b="7620"/>
@@ -22329,32 +22675,212 @@
       <w:r>
         <w:rPr>
           <w:rFonts w:hint="eastAsia"/>
-        </w:rPr>
-        <w:t>查询准确率</w:t>
-      </w:r>
-      <w:r>
-        <w:rPr>
-          <w:rFonts w:hint="eastAsia"/>
-        </w:rPr>
-        <w:t>（图</w:t>
-      </w:r>
-      <w:r>
-        <w:rPr>
-          <w:rFonts w:hint="eastAsia"/>
-        </w:rPr>
-        <w:t>5-1</w:t>
-      </w:r>
-      <w:r>
-        <w:rPr>
-          <w:rFonts w:hint="eastAsia"/>
-        </w:rPr>
-        <w:t>）</w:t>
-      </w:r>
-      <w:r>
-        <w:rPr>
-          <w:rFonts w:hint="eastAsia"/>
-        </w:rPr>
-        <w:t>：与传统单一</w:t>
+          <w:sz w:val="21"/>
+          <w:szCs w:val="21"/>
+        </w:rPr>
+        <w:t>图</w:t>
+      </w:r>
+      <w:r>
+        <w:rPr>
+          <w:rFonts w:hint="eastAsia"/>
+          <w:sz w:val="21"/>
+          <w:szCs w:val="21"/>
+        </w:rPr>
+        <w:t xml:space="preserve">5-2: </w:t>
+      </w:r>
+      <w:r>
+        <w:rPr>
+          <w:rFonts w:hint="eastAsia"/>
+          <w:sz w:val="21"/>
+          <w:szCs w:val="21"/>
+        </w:rPr>
+        <w:t>两种方案在不同测试集上的</w:t>
+      </w:r>
+      <w:r>
+        <w:rPr>
+          <w:rFonts w:hint="eastAsia"/>
+          <w:sz w:val="21"/>
+          <w:szCs w:val="21"/>
+        </w:rPr>
+        <w:t>耗时</w:t>
+      </w:r>
+      <w:r>
+        <w:br/>
+      </w:r>
+      <w:r>
+        <w:rPr>
+          <w:rFonts w:hint="eastAsia"/>
+          <w:sz w:val="21"/>
+          <w:szCs w:val="21"/>
+        </w:rPr>
+        <w:t xml:space="preserve">Figure 5-2: </w:t>
+      </w:r>
+      <w:r>
+        <w:rPr>
+          <w:sz w:val="21"/>
+          <w:szCs w:val="21"/>
+        </w:rPr>
+        <w:t>time consuming</w:t>
+      </w:r>
+      <w:r>
+        <w:rPr>
+          <w:rFonts w:hint="eastAsia"/>
+          <w:sz w:val="21"/>
+          <w:szCs w:val="21"/>
+        </w:rPr>
+        <w:t xml:space="preserve"> </w:t>
+      </w:r>
+      <w:r>
+        <w:rPr>
+          <w:sz w:val="21"/>
+          <w:szCs w:val="21"/>
+        </w:rPr>
+        <w:t>of the two schemes on different test sets</w:t>
+      </w:r>
+    </w:p>
+    <w:p>
+      <w:pPr>
+        <w:pStyle w:val="ae"/>
+        <w:tabs>
+          <w:tab w:val="clear" w:pos="4153"/>
+          <w:tab w:val="clear" w:pos="8306"/>
+        </w:tabs>
+        <w:spacing w:beforeLines="100" w:before="312" w:line="360" w:lineRule="auto"/>
+        <w:ind w:firstLineChars="200" w:firstLine="420"/>
+      </w:pPr>
+      <w:r>
+        <w:rPr>
+          <w:noProof/>
+          <w:sz w:val="21"/>
+          <w:szCs w:val="21"/>
+        </w:rPr>
+        <w:drawing>
+          <wp:anchor distT="0" distB="0" distL="114300" distR="114300" simplePos="0" relativeHeight="251698176" behindDoc="0" locked="0" layoutInCell="1" allowOverlap="1" wp14:anchorId="17621796" wp14:editId="02B45201">
+            <wp:simplePos x="0" y="0"/>
+            <wp:positionH relativeFrom="margin">
+              <wp:align>left</wp:align>
+            </wp:positionH>
+            <wp:positionV relativeFrom="paragraph">
+              <wp:posOffset>1246596</wp:posOffset>
+            </wp:positionV>
+            <wp:extent cx="2819400" cy="2244725"/>
+            <wp:effectExtent l="0" t="0" r="0" b="0"/>
+            <wp:wrapTopAndBottom/>
+            <wp:docPr id="97" name="Picture" title="fig:"/>
+            <wp:cNvGraphicFramePr/>
+            <a:graphic xmlns:a="http://schemas.openxmlformats.org/drawingml/2006/main">
+              <a:graphicData uri="http://schemas.openxmlformats.org/drawingml/2006/picture">
+                <pic:pic xmlns:pic="http://schemas.openxmlformats.org/drawingml/2006/picture">
+                  <pic:nvPicPr>
+                    <pic:cNvPr id="98" name="Picture" descr="C:\Users\seer\AppData\Local\Temp\\17425384507237.png"/>
+                    <pic:cNvPicPr>
+                      <a:picLocks noChangeAspect="1" noChangeArrowheads="1"/>
+                    </pic:cNvPicPr>
+                  </pic:nvPicPr>
+                  <pic:blipFill>
+                    <a:blip r:embed="rId22" cstate="print">
+                      <a:extLst>
+                        <a:ext uri="{28A0092B-C50C-407E-A947-70E740481C1C}">
+                          <a14:useLocalDpi xmlns:a14="http://schemas.microsoft.com/office/drawing/2010/main" val="0"/>
+                        </a:ext>
+                      </a:extLst>
+                    </a:blip>
+                    <a:stretch>
+                      <a:fillRect/>
+                    </a:stretch>
+                  </pic:blipFill>
+                  <pic:spPr bwMode="auto">
+                    <a:xfrm>
+                      <a:off x="0" y="0"/>
+                      <a:ext cx="2819400" cy="2244725"/>
+                    </a:xfrm>
+                    <a:prstGeom prst="rect">
+                      <a:avLst/>
+                    </a:prstGeom>
+                    <a:noFill/>
+                    <a:ln w="9525">
+                      <a:noFill/>
+                      <a:headEnd/>
+                      <a:tailEnd/>
+                    </a:ln>
+                  </pic:spPr>
+                </pic:pic>
+              </a:graphicData>
+            </a:graphic>
+            <wp14:sizeRelH relativeFrom="margin">
+              <wp14:pctWidth>0</wp14:pctWidth>
+            </wp14:sizeRelH>
+            <wp14:sizeRelV relativeFrom="margin">
+              <wp14:pctHeight>0</wp14:pctHeight>
+            </wp14:sizeRelV>
+          </wp:anchor>
+        </w:drawing>
+      </w:r>
+      <w:r>
+        <w:rPr>
+          <w:rFonts w:hint="eastAsia"/>
+        </w:rPr>
+        <w:t>执行效率（图</w:t>
+      </w:r>
+      <w:r>
+        <w:rPr>
+          <w:rFonts w:hint="eastAsia"/>
+        </w:rPr>
+        <w:t>5-2</w:t>
+      </w:r>
+      <w:r>
+        <w:rPr>
+          <w:rFonts w:hint="eastAsia"/>
+        </w:rPr>
+        <w:t>）：尽管流水线架构引入了额外的步骤（如</w:t>
+      </w:r>
+      <w:r>
+        <w:rPr>
+          <w:rFonts w:hint="eastAsia"/>
+        </w:rPr>
+        <w:t>RAG</w:t>
+      </w:r>
+      <w:r>
+        <w:rPr>
+          <w:rFonts w:hint="eastAsia"/>
+        </w:rPr>
+        <w:t>检索和</w:t>
+      </w:r>
+      <w:r>
+        <w:rPr>
+          <w:rFonts w:hint="eastAsia"/>
+        </w:rPr>
+        <w:t>SQL</w:t>
+      </w:r>
+      <w:r>
+        <w:rPr>
+          <w:rFonts w:hint="eastAsia"/>
+        </w:rPr>
+        <w:t>校验），但得益于</w:t>
+      </w:r>
+      <w:r>
+        <w:rPr>
+          <w:rFonts w:hint="eastAsia"/>
+        </w:rPr>
+        <w:t>prompt</w:t>
+      </w:r>
+      <w:r>
+        <w:rPr>
+          <w:rFonts w:hint="eastAsia"/>
+        </w:rPr>
+        <w:t>优化和上下文缓存机制，系统整体响应时间仅增加了约</w:t>
+      </w:r>
+      <w:r>
+        <w:rPr>
+          <w:rFonts w:hint="eastAsia"/>
+        </w:rPr>
+        <w:t>23%</w:t>
+      </w:r>
+      <w:r>
+        <w:rPr>
+          <w:rFonts w:hint="eastAsia"/>
+        </w:rPr>
+        <w:t>，准确率表现仍优于传统单一</w:t>
       </w:r>
       <w:r>
         <w:rPr>
@@ -22366,107 +22892,7 @@
         <w:rPr>
           <w:rFonts w:hint="eastAsia"/>
         </w:rPr>
-        <w:t>直接调用相比，采用流水线架构的单智能</w:t>
-      </w:r>
-      <w:proofErr w:type="gramStart"/>
-      <w:r>
-        <w:rPr>
-          <w:rFonts w:hint="eastAsia"/>
-        </w:rPr>
-        <w:t>体模式</w:t>
-      </w:r>
-      <w:proofErr w:type="gramEnd"/>
-      <w:r>
-        <w:rPr>
-          <w:rFonts w:hint="eastAsia"/>
-        </w:rPr>
-        <w:t>在</w:t>
-      </w:r>
-      <w:r>
-        <w:rPr>
-          <w:rFonts w:hint="eastAsia"/>
-        </w:rPr>
-        <w:t>Spider</w:t>
-      </w:r>
-      <w:r>
-        <w:rPr>
-          <w:rFonts w:hint="eastAsia"/>
-        </w:rPr>
-        <w:t>数据集上的</w:t>
-      </w:r>
-      <w:r>
-        <w:rPr>
-          <w:rFonts w:hint="eastAsia"/>
-        </w:rPr>
-        <w:t>SQL</w:t>
-      </w:r>
-      <w:r>
-        <w:rPr>
-          <w:rFonts w:hint="eastAsia"/>
-        </w:rPr>
-        <w:t>查询准确率提升了约</w:t>
-      </w:r>
-      <w:r>
-        <w:rPr>
-          <w:rFonts w:hint="eastAsia"/>
-        </w:rPr>
-        <w:t>29%</w:t>
-      </w:r>
-      <w:r>
-        <w:rPr>
-          <w:rFonts w:hint="eastAsia"/>
-        </w:rPr>
-        <w:t>，在</w:t>
-      </w:r>
-      <w:proofErr w:type="spellStart"/>
-      <w:r>
-        <w:rPr>
-          <w:rFonts w:hint="eastAsia"/>
-        </w:rPr>
-        <w:t>WikiSQL</w:t>
-      </w:r>
-      <w:proofErr w:type="spellEnd"/>
-      <w:r>
-        <w:rPr>
-          <w:rFonts w:hint="eastAsia"/>
-        </w:rPr>
-        <w:t>上提升约</w:t>
-      </w:r>
-      <w:r>
-        <w:rPr>
-          <w:rFonts w:hint="eastAsia"/>
-        </w:rPr>
-        <w:t>20%</w:t>
-      </w:r>
-      <w:r>
-        <w:rPr>
-          <w:rFonts w:hint="eastAsia"/>
-        </w:rPr>
-        <w:t>。（公平起见，我们也给单一</w:t>
-      </w:r>
-      <w:r>
-        <w:rPr>
-          <w:rFonts w:hint="eastAsia"/>
-        </w:rPr>
-        <w:t>LLM</w:t>
-      </w:r>
-      <w:r>
-        <w:rPr>
-          <w:rFonts w:hint="eastAsia"/>
-        </w:rPr>
-        <w:t>提供了包含上下文的</w:t>
-      </w:r>
-      <w:r>
-        <w:rPr>
-          <w:rFonts w:hint="eastAsia"/>
-        </w:rPr>
-        <w:t>prompt</w:t>
-      </w:r>
-      <w:r>
-        <w:rPr>
-          <w:rFonts w:hint="eastAsia"/>
-        </w:rPr>
-        <w:t>。）</w:t>
+        <w:t>直接交互的模式。</w:t>
       </w:r>
     </w:p>
     <w:p>
@@ -22477,72 +22903,24 @@
           <w:tab w:val="clear" w:pos="8306"/>
         </w:tabs>
         <w:jc w:val="center"/>
-      </w:pPr>
-      <w:r>
-        <w:rPr>
-          <w:rFonts w:hint="eastAsia"/>
-          <w:sz w:val="21"/>
-          <w:szCs w:val="21"/>
-        </w:rPr>
-        <w:t>图</w:t>
-      </w:r>
-      <w:r>
-        <w:rPr>
-          <w:rFonts w:hint="eastAsia"/>
-          <w:sz w:val="21"/>
-          <w:szCs w:val="21"/>
-        </w:rPr>
-        <w:t xml:space="preserve">5-2: </w:t>
-      </w:r>
-      <w:r>
-        <w:rPr>
-          <w:rFonts w:hint="eastAsia"/>
-          <w:sz w:val="21"/>
-          <w:szCs w:val="21"/>
-        </w:rPr>
-        <w:t>耗时</w:t>
-      </w:r>
-      <w:r>
-        <w:br/>
-      </w:r>
-      <w:r>
-        <w:rPr>
-          <w:rFonts w:hint="eastAsia"/>
-          <w:sz w:val="21"/>
-          <w:szCs w:val="21"/>
-        </w:rPr>
-        <w:t xml:space="preserve">Figure 5-2: </w:t>
-      </w:r>
-      <w:r>
-        <w:rPr>
-          <w:sz w:val="21"/>
-          <w:szCs w:val="21"/>
-        </w:rPr>
-        <w:t>time consuming</w:t>
-      </w:r>
-    </w:p>
-    <w:p>
-      <w:pPr>
-        <w:pStyle w:val="ae"/>
-        <w:tabs>
-          <w:tab w:val="clear" w:pos="4153"/>
-          <w:tab w:val="clear" w:pos="8306"/>
-        </w:tabs>
-        <w:spacing w:line="360" w:lineRule="auto"/>
-        <w:ind w:firstLineChars="200" w:firstLine="480"/>
+        <w:rPr>
+          <w:rFonts w:hint="eastAsia"/>
+          <w:sz w:val="21"/>
+          <w:szCs w:val="21"/>
+        </w:rPr>
       </w:pPr>
       <w:r>
         <w:rPr>
           <w:noProof/>
         </w:rPr>
         <w:drawing>
-          <wp:anchor distT="0" distB="0" distL="114300" distR="114300" simplePos="0" relativeHeight="251699200" behindDoc="0" locked="0" layoutInCell="1" allowOverlap="1" wp14:anchorId="47E0B9DD" wp14:editId="2040A9A8">
+          <wp:anchor distT="0" distB="0" distL="114300" distR="114300" simplePos="0" relativeHeight="251699200" behindDoc="0" locked="0" layoutInCell="1" allowOverlap="1" wp14:anchorId="47E0B9DD" wp14:editId="0A71917B">
             <wp:simplePos x="0" y="0"/>
             <wp:positionH relativeFrom="margin">
-              <wp:posOffset>3060065</wp:posOffset>
+              <wp:posOffset>3048363</wp:posOffset>
             </wp:positionH>
             <wp:positionV relativeFrom="paragraph">
-              <wp:posOffset>893445</wp:posOffset>
+              <wp:posOffset>183878</wp:posOffset>
             </wp:positionV>
             <wp:extent cx="2800985" cy="2192020"/>
             <wp:effectExtent l="0" t="0" r="0" b="0"/>
@@ -22559,7 +22937,7 @@
                     </pic:cNvPicPr>
                   </pic:nvPicPr>
                   <pic:blipFill>
-                    <a:blip r:embed="rId22" cstate="print">
+                    <a:blip r:embed="rId23" cstate="print">
                       <a:extLst>
                         <a:ext uri="{28A0092B-C50C-407E-A947-70E740481C1C}">
                           <a14:useLocalDpi xmlns:a14="http://schemas.microsoft.com/office/drawing/2010/main" val="0"/>
@@ -22599,149 +22977,72 @@
       </w:r>
       <w:r>
         <w:rPr>
-          <w:noProof/>
-          <w:sz w:val="21"/>
-          <w:szCs w:val="21"/>
-        </w:rPr>
-        <w:drawing>
-          <wp:anchor distT="0" distB="0" distL="114300" distR="114300" simplePos="0" relativeHeight="251698176" behindDoc="0" locked="0" layoutInCell="1" allowOverlap="1" wp14:anchorId="17621796" wp14:editId="53E534F7">
-            <wp:simplePos x="0" y="0"/>
-            <wp:positionH relativeFrom="margin">
-              <wp:align>left</wp:align>
-            </wp:positionH>
-            <wp:positionV relativeFrom="paragraph">
-              <wp:posOffset>873034</wp:posOffset>
-            </wp:positionV>
-            <wp:extent cx="2819400" cy="2244725"/>
-            <wp:effectExtent l="0" t="0" r="0" b="0"/>
-            <wp:wrapTopAndBottom/>
-            <wp:docPr id="97" name="Picture" title="fig:"/>
-            <wp:cNvGraphicFramePr/>
-            <a:graphic xmlns:a="http://schemas.openxmlformats.org/drawingml/2006/main">
-              <a:graphicData uri="http://schemas.openxmlformats.org/drawingml/2006/picture">
-                <pic:pic xmlns:pic="http://schemas.openxmlformats.org/drawingml/2006/picture">
-                  <pic:nvPicPr>
-                    <pic:cNvPr id="98" name="Picture" descr="C:\Users\seer\AppData\Local\Temp\\17425384507237.png"/>
-                    <pic:cNvPicPr>
-                      <a:picLocks noChangeAspect="1" noChangeArrowheads="1"/>
-                    </pic:cNvPicPr>
-                  </pic:nvPicPr>
-                  <pic:blipFill>
-                    <a:blip r:embed="rId23" cstate="print">
-                      <a:extLst>
-                        <a:ext uri="{28A0092B-C50C-407E-A947-70E740481C1C}">
-                          <a14:useLocalDpi xmlns:a14="http://schemas.microsoft.com/office/drawing/2010/main" val="0"/>
-                        </a:ext>
-                      </a:extLst>
-                    </a:blip>
-                    <a:stretch>
-                      <a:fillRect/>
-                    </a:stretch>
-                  </pic:blipFill>
-                  <pic:spPr bwMode="auto">
-                    <a:xfrm>
-                      <a:off x="0" y="0"/>
-                      <a:ext cx="2819400" cy="2244725"/>
-                    </a:xfrm>
-                    <a:prstGeom prst="rect">
-                      <a:avLst/>
-                    </a:prstGeom>
-                    <a:noFill/>
-                    <a:ln w="9525">
-                      <a:noFill/>
-                      <a:headEnd/>
-                      <a:tailEnd/>
-                    </a:ln>
-                  </pic:spPr>
-                </pic:pic>
-              </a:graphicData>
-            </a:graphic>
-            <wp14:sizeRelH relativeFrom="margin">
-              <wp14:pctWidth>0</wp14:pctWidth>
-            </wp14:sizeRelH>
-            <wp14:sizeRelV relativeFrom="margin">
-              <wp14:pctHeight>0</wp14:pctHeight>
-            </wp14:sizeRelV>
-          </wp:anchor>
-        </w:drawing>
-      </w:r>
-      <w:r>
-        <w:rPr>
-          <w:rFonts w:hint="eastAsia"/>
-        </w:rPr>
-        <w:t>执行效率（图</w:t>
-      </w:r>
-      <w:r>
-        <w:rPr>
-          <w:rFonts w:hint="eastAsia"/>
-        </w:rPr>
-        <w:t>5-2</w:t>
-      </w:r>
-      <w:r>
-        <w:rPr>
-          <w:rFonts w:hint="eastAsia"/>
-        </w:rPr>
-        <w:t>）：尽管流水线架构引入了额外的步骤（如</w:t>
-      </w:r>
-      <w:r>
-        <w:rPr>
-          <w:rFonts w:hint="eastAsia"/>
-        </w:rPr>
-        <w:t>RAG</w:t>
-      </w:r>
-      <w:r>
-        <w:rPr>
-          <w:rFonts w:hint="eastAsia"/>
-        </w:rPr>
-        <w:t>检索和</w:t>
-      </w:r>
-      <w:r>
-        <w:rPr>
-          <w:rFonts w:hint="eastAsia"/>
-        </w:rPr>
-        <w:t>SQL</w:t>
-      </w:r>
-      <w:r>
-        <w:rPr>
-          <w:rFonts w:hint="eastAsia"/>
-        </w:rPr>
-        <w:t>校验），但得益于</w:t>
-      </w:r>
-      <w:r>
-        <w:rPr>
-          <w:rFonts w:hint="eastAsia"/>
-        </w:rPr>
-        <w:t>prompt</w:t>
-      </w:r>
-      <w:r>
-        <w:rPr>
-          <w:rFonts w:hint="eastAsia"/>
-        </w:rPr>
-        <w:t>优化和上下文缓存机制，系统整体响应时间仅增加了约</w:t>
-      </w:r>
-      <w:r>
-        <w:rPr>
-          <w:rFonts w:hint="eastAsia"/>
-        </w:rPr>
-        <w:t>23%</w:t>
-      </w:r>
-      <w:r>
-        <w:rPr>
-          <w:rFonts w:hint="eastAsia"/>
-        </w:rPr>
-        <w:t>，准确率表现仍优于传统单一</w:t>
-      </w:r>
-      <w:r>
-        <w:rPr>
-          <w:rFonts w:hint="eastAsia"/>
-        </w:rPr>
-        <w:t>LLM</w:t>
-      </w:r>
-      <w:r>
-        <w:rPr>
-          <w:rFonts w:hint="eastAsia"/>
-        </w:rPr>
-        <w:t>直接交互的模式。</w:t>
+          <w:rFonts w:hint="eastAsia"/>
+          <w:sz w:val="21"/>
+          <w:szCs w:val="21"/>
+        </w:rPr>
+        <w:t>图</w:t>
+      </w:r>
+      <w:r>
+        <w:rPr>
+          <w:rFonts w:hint="eastAsia"/>
+          <w:sz w:val="21"/>
+          <w:szCs w:val="21"/>
+        </w:rPr>
+        <w:t xml:space="preserve">5-3: </w:t>
+      </w:r>
+      <w:r>
+        <w:rPr>
+          <w:rFonts w:hint="eastAsia"/>
+          <w:sz w:val="21"/>
+          <w:szCs w:val="21"/>
+        </w:rPr>
+        <w:t>两种方案在不同测试集上的</w:t>
+      </w:r>
+      <w:r>
+        <w:rPr>
+          <w:rFonts w:hint="eastAsia"/>
+          <w:sz w:val="21"/>
+          <w:szCs w:val="21"/>
+        </w:rPr>
+        <w:t>稳定性</w:t>
+      </w:r>
+      <w:r>
+        <w:rPr>
+          <w:sz w:val="21"/>
+          <w:szCs w:val="21"/>
+        </w:rPr>
+        <w:br/>
+      </w:r>
+      <w:r>
+        <w:rPr>
+          <w:rFonts w:hint="eastAsia"/>
+          <w:sz w:val="21"/>
+          <w:szCs w:val="21"/>
+        </w:rPr>
+        <w:t xml:space="preserve">Figure 5-3: </w:t>
+      </w:r>
+      <w:r>
+        <w:rPr>
+          <w:sz w:val="21"/>
+          <w:szCs w:val="21"/>
+        </w:rPr>
+        <w:t>stability</w:t>
+      </w:r>
+      <w:r>
+        <w:rPr>
+          <w:rFonts w:hint="eastAsia"/>
+          <w:sz w:val="21"/>
+          <w:szCs w:val="21"/>
+        </w:rPr>
+        <w:t xml:space="preserve"> </w:t>
+      </w:r>
+      <w:r>
+        <w:rPr>
+          <w:sz w:val="21"/>
+          <w:szCs w:val="21"/>
+        </w:rPr>
+        <w:t>of the two schemes on different test sets</w:t>
       </w:r>
     </w:p>
     <w:p>
@@ -22751,67 +23052,7 @@
           <w:tab w:val="clear" w:pos="4153"/>
           <w:tab w:val="clear" w:pos="8306"/>
         </w:tabs>
-        <w:jc w:val="center"/>
-        <w:rPr>
-          <w:sz w:val="21"/>
-          <w:szCs w:val="21"/>
-        </w:rPr>
-      </w:pPr>
-      <w:r>
-        <w:rPr>
-          <w:rFonts w:hint="eastAsia"/>
-          <w:sz w:val="21"/>
-          <w:szCs w:val="21"/>
-        </w:rPr>
-        <w:t>图</w:t>
-      </w:r>
-      <w:r>
-        <w:rPr>
-          <w:rFonts w:hint="eastAsia"/>
-          <w:sz w:val="21"/>
-          <w:szCs w:val="21"/>
-        </w:rPr>
-        <w:t xml:space="preserve">5-3: </w:t>
-      </w:r>
-      <w:r>
-        <w:rPr>
-          <w:rFonts w:hint="eastAsia"/>
-          <w:sz w:val="21"/>
-          <w:szCs w:val="21"/>
-        </w:rPr>
-        <w:t>稳定性</w:t>
-      </w:r>
-      <w:r>
-        <w:rPr>
-          <w:sz w:val="21"/>
-          <w:szCs w:val="21"/>
-        </w:rPr>
-        <w:br/>
-      </w:r>
-      <w:r>
-        <w:rPr>
-          <w:rFonts w:hint="eastAsia"/>
-          <w:sz w:val="21"/>
-          <w:szCs w:val="21"/>
-        </w:rPr>
-        <w:t xml:space="preserve">Figure 5-3: </w:t>
-      </w:r>
-      <w:r>
-        <w:rPr>
-          <w:sz w:val="21"/>
-          <w:szCs w:val="21"/>
-        </w:rPr>
-        <w:t>stability</w:t>
-      </w:r>
-    </w:p>
-    <w:p>
-      <w:pPr>
-        <w:pStyle w:val="ae"/>
-        <w:tabs>
-          <w:tab w:val="clear" w:pos="4153"/>
-          <w:tab w:val="clear" w:pos="8306"/>
-        </w:tabs>
-        <w:spacing w:line="360" w:lineRule="auto"/>
+        <w:spacing w:beforeLines="100" w:before="312" w:line="360" w:lineRule="auto"/>
         <w:ind w:firstLineChars="200" w:firstLine="480"/>
       </w:pPr>
       <w:r>
@@ -23042,16 +23283,112 @@
       <w:bookmarkStart w:id="113" w:name="_Toc193469998"/>
       <w:r>
         <w:rPr>
+          <w:rFonts w:hint="eastAsia"/>
+        </w:rPr>
+        <w:t>进一步考察智能</w:t>
+      </w:r>
+      <w:proofErr w:type="gramStart"/>
+      <w:r>
+        <w:rPr>
+          <w:rFonts w:hint="eastAsia"/>
+        </w:rPr>
+        <w:t>体数量</w:t>
+      </w:r>
+      <w:proofErr w:type="gramEnd"/>
+      <w:r>
+        <w:rPr>
+          <w:rFonts w:hint="eastAsia"/>
+        </w:rPr>
+        <w:t>对系统性能的影响，分别设置智能</w:t>
+      </w:r>
+      <w:proofErr w:type="gramStart"/>
+      <w:r>
+        <w:rPr>
+          <w:rFonts w:hint="eastAsia"/>
+        </w:rPr>
+        <w:t>体数量</w:t>
+      </w:r>
+      <w:proofErr w:type="gramEnd"/>
+      <w:r>
+        <w:rPr>
+          <w:rFonts w:hint="eastAsia"/>
+        </w:rPr>
+        <w:t>为</w:t>
+      </w:r>
+      <w:r>
+        <w:rPr>
+          <w:rFonts w:hint="eastAsia"/>
+        </w:rPr>
+        <w:t>1</w:t>
+      </w:r>
+      <w:r>
+        <w:rPr>
+          <w:rFonts w:hint="eastAsia"/>
+        </w:rPr>
+        <w:t>、</w:t>
+      </w:r>
+      <w:r>
+        <w:rPr>
+          <w:rFonts w:hint="eastAsia"/>
+        </w:rPr>
+        <w:t>3</w:t>
+      </w:r>
+      <w:r>
+        <w:rPr>
+          <w:rFonts w:hint="eastAsia"/>
+        </w:rPr>
+        <w:t>、</w:t>
+      </w:r>
+      <w:r>
+        <w:rPr>
+          <w:rFonts w:hint="eastAsia"/>
+        </w:rPr>
+        <w:t>5</w:t>
+      </w:r>
+      <w:r>
+        <w:rPr>
+          <w:rFonts w:hint="eastAsia"/>
+        </w:rPr>
+        <w:t>、</w:t>
+      </w:r>
+      <w:r>
+        <w:rPr>
+          <w:rFonts w:hint="eastAsia"/>
+        </w:rPr>
+        <w:t>7</w:t>
+      </w:r>
+      <w:r>
+        <w:rPr>
+          <w:rFonts w:hint="eastAsia"/>
+        </w:rPr>
+        <w:t>进行实验。</w:t>
+      </w:r>
+    </w:p>
+    <w:p>
+      <w:pPr>
+        <w:pStyle w:val="ae"/>
+        <w:tabs>
+          <w:tab w:val="clear" w:pos="4153"/>
+          <w:tab w:val="clear" w:pos="8306"/>
+        </w:tabs>
+        <w:jc w:val="center"/>
+        <w:rPr>
+          <w:sz w:val="21"/>
+          <w:szCs w:val="21"/>
+        </w:rPr>
+      </w:pPr>
+      <w:r>
+        <w:rPr>
           <w:noProof/>
         </w:rPr>
         <w:drawing>
-          <wp:anchor distT="0" distB="0" distL="114300" distR="114300" simplePos="0" relativeHeight="251700224" behindDoc="0" locked="0" layoutInCell="1" allowOverlap="1" wp14:anchorId="5D5C26BD" wp14:editId="7E6E3A1E">
+          <wp:anchor distT="0" distB="0" distL="114300" distR="114300" simplePos="0" relativeHeight="251700224" behindDoc="0" locked="0" layoutInCell="1" allowOverlap="1" wp14:anchorId="5D5C26BD" wp14:editId="19724D7E">
             <wp:simplePos x="0" y="0"/>
             <wp:positionH relativeFrom="page">
               <wp:align>center</wp:align>
             </wp:positionH>
             <wp:positionV relativeFrom="paragraph">
-              <wp:posOffset>633535</wp:posOffset>
+              <wp:posOffset>185692</wp:posOffset>
             </wp:positionV>
             <wp:extent cx="4201795" cy="2701925"/>
             <wp:effectExtent l="0" t="0" r="8255" b="3175"/>
@@ -23109,13 +23446,41 @@
       <w:r>
         <w:rPr>
           <w:rFonts w:hint="eastAsia"/>
-        </w:rPr>
-        <w:t>进一步考察智能</w:t>
+          <w:sz w:val="21"/>
+          <w:szCs w:val="21"/>
+        </w:rPr>
+        <w:t>图</w:t>
+      </w:r>
+      <w:r>
+        <w:rPr>
+          <w:rFonts w:hint="eastAsia"/>
+          <w:sz w:val="21"/>
+          <w:szCs w:val="21"/>
+        </w:rPr>
+        <w:t xml:space="preserve">5-4: </w:t>
+      </w:r>
+      <w:r>
+        <w:rPr>
+          <w:rFonts w:hint="eastAsia"/>
+          <w:sz w:val="21"/>
+          <w:szCs w:val="21"/>
+        </w:rPr>
+        <w:t>准确率与稳定性</w:t>
+      </w:r>
+      <w:r>
+        <w:rPr>
+          <w:rFonts w:hint="eastAsia"/>
+          <w:sz w:val="21"/>
+          <w:szCs w:val="21"/>
+        </w:rPr>
+        <w:t>随智能</w:t>
       </w:r>
       <w:proofErr w:type="gramStart"/>
       <w:r>
         <w:rPr>
           <w:rFonts w:hint="eastAsia"/>
+          <w:sz w:val="21"/>
+          <w:szCs w:val="21"/>
         </w:rPr>
         <w:t>体数量</w:t>
       </w:r>
@@ -23123,8 +23488,79 @@
       <w:r>
         <w:rPr>
           <w:rFonts w:hint="eastAsia"/>
-        </w:rPr>
-        <w:t>对系统性能的影响，分别设置智能</w:t>
+          <w:sz w:val="21"/>
+          <w:szCs w:val="21"/>
+        </w:rPr>
+        <w:t>的变化</w:t>
+      </w:r>
+      <w:r>
+        <w:rPr>
+          <w:sz w:val="21"/>
+          <w:szCs w:val="21"/>
+        </w:rPr>
+        <w:br/>
+      </w:r>
+      <w:r>
+        <w:rPr>
+          <w:rFonts w:hint="eastAsia"/>
+          <w:sz w:val="21"/>
+          <w:szCs w:val="21"/>
+        </w:rPr>
+        <w:t xml:space="preserve">Figure 5-4: </w:t>
+      </w:r>
+      <w:r>
+        <w:rPr>
+          <w:sz w:val="21"/>
+          <w:szCs w:val="21"/>
+        </w:rPr>
+        <w:t>Accuracy and Stability as Functions of the Number of Agents</w:t>
+      </w:r>
+    </w:p>
+    <w:p>
+      <w:pPr>
+        <w:pStyle w:val="ae"/>
+        <w:tabs>
+          <w:tab w:val="clear" w:pos="4153"/>
+          <w:tab w:val="clear" w:pos="8306"/>
+        </w:tabs>
+        <w:spacing w:beforeLines="100" w:before="312" w:line="360" w:lineRule="auto"/>
+        <w:ind w:firstLineChars="200" w:firstLine="480"/>
+      </w:pPr>
+      <w:r>
+        <w:rPr>
+          <w:rFonts w:hint="eastAsia"/>
+        </w:rPr>
+        <w:t>实验结果表明</w:t>
+      </w:r>
+      <w:r>
+        <w:rPr>
+          <w:rFonts w:hint="eastAsia"/>
+        </w:rPr>
+        <w:t>（图</w:t>
+      </w:r>
+      <w:r>
+        <w:rPr>
+          <w:rFonts w:hint="eastAsia"/>
+        </w:rPr>
+        <w:t>5-</w:t>
+      </w:r>
+      <w:r>
+        <w:rPr>
+          <w:rFonts w:hint="eastAsia"/>
+        </w:rPr>
+        <w:t>4</w:t>
+      </w:r>
+      <w:r>
+        <w:rPr>
+          <w:rFonts w:hint="eastAsia"/>
+        </w:rPr>
+        <w:t>）</w:t>
+      </w:r>
+      <w:r>
+        <w:rPr>
+          <w:rFonts w:hint="eastAsia"/>
+        </w:rPr>
+        <w:t>，智能</w:t>
       </w:r>
       <w:proofErr w:type="gramStart"/>
       <w:r>
@@ -23138,31 +23574,7 @@
         <w:rPr>
           <w:rFonts w:hint="eastAsia"/>
         </w:rPr>
-        <w:t>为</w:t>
-      </w:r>
-      <w:r>
-        <w:rPr>
-          <w:rFonts w:hint="eastAsia"/>
-        </w:rPr>
-        <w:t>1</w:t>
-      </w:r>
-      <w:r>
-        <w:rPr>
-          <w:rFonts w:hint="eastAsia"/>
-        </w:rPr>
-        <w:t>、</w:t>
-      </w:r>
-      <w:r>
-        <w:rPr>
-          <w:rFonts w:hint="eastAsia"/>
-        </w:rPr>
-        <w:t>3</w:t>
-      </w:r>
-      <w:r>
-        <w:rPr>
-          <w:rFonts w:hint="eastAsia"/>
-        </w:rPr>
-        <w:t>、</w:t>
+        <w:t>增加可以显著提高准确率和稳定性，但数量超过</w:t>
       </w:r>
       <w:r>
         <w:rPr>
@@ -23174,19 +23586,45 @@
         <w:rPr>
           <w:rFonts w:hint="eastAsia"/>
         </w:rPr>
-        <w:t>、</w:t>
-      </w:r>
-      <w:r>
-        <w:rPr>
-          <w:rFonts w:hint="eastAsia"/>
-        </w:rPr>
-        <w:t>7</w:t>
-      </w:r>
-      <w:r>
-        <w:rPr>
-          <w:rFonts w:hint="eastAsia"/>
-        </w:rPr>
-        <w:t>进行实验。</w:t>
+        <w:t>后，准确率提升趋势变缓，甚至略有下降。推测这可能是因为随着智能</w:t>
+      </w:r>
+      <w:proofErr w:type="gramStart"/>
+      <w:r>
+        <w:rPr>
+          <w:rFonts w:hint="eastAsia"/>
+        </w:rPr>
+        <w:t>体数量</w:t>
+      </w:r>
+      <w:proofErr w:type="gramEnd"/>
+      <w:r>
+        <w:rPr>
+          <w:rFonts w:hint="eastAsia"/>
+        </w:rPr>
+        <w:t>的增加，模型生成的</w:t>
+      </w:r>
+      <w:r>
+        <w:rPr>
+          <w:rFonts w:hint="eastAsia"/>
+        </w:rPr>
+        <w:t>SQL</w:t>
+      </w:r>
+      <w:r>
+        <w:rPr>
+          <w:rFonts w:hint="eastAsia"/>
+        </w:rPr>
+        <w:t>候选答案多样性提高，而噪声或错误答案的数量也随之增加，导致相似度投票机制中出现干扰现象，使最终选择的</w:t>
+      </w:r>
+      <w:r>
+        <w:rPr>
+          <w:rFonts w:hint="eastAsia"/>
+        </w:rPr>
+        <w:t>SQL</w:t>
+      </w:r>
+      <w:r>
+        <w:rPr>
+          <w:rFonts w:hint="eastAsia"/>
+        </w:rPr>
+        <w:t>不一定更优。</w:t>
       </w:r>
     </w:p>
     <w:p>
@@ -23204,81 +23642,16 @@
       </w:pPr>
       <w:r>
         <w:rPr>
-          <w:rFonts w:hint="eastAsia"/>
-          <w:sz w:val="21"/>
-          <w:szCs w:val="21"/>
-        </w:rPr>
-        <w:t>图</w:t>
-      </w:r>
-      <w:r>
-        <w:rPr>
-          <w:rFonts w:hint="eastAsia"/>
-          <w:sz w:val="21"/>
-          <w:szCs w:val="21"/>
-        </w:rPr>
-        <w:t xml:space="preserve">5-4: </w:t>
-      </w:r>
-      <w:r>
-        <w:rPr>
-          <w:rFonts w:hint="eastAsia"/>
-          <w:sz w:val="21"/>
-          <w:szCs w:val="21"/>
-        </w:rPr>
-        <w:t>准确率与稳定性</w:t>
-      </w:r>
-      <w:r>
-        <w:rPr>
-          <w:sz w:val="21"/>
-          <w:szCs w:val="21"/>
-        </w:rPr>
-        <w:br/>
-      </w:r>
-      <w:r>
-        <w:rPr>
-          <w:rFonts w:hint="eastAsia"/>
-          <w:sz w:val="21"/>
-          <w:szCs w:val="21"/>
-        </w:rPr>
-        <w:t xml:space="preserve">Figure 5-4: </w:t>
-      </w:r>
-      <w:r>
-        <w:rPr>
-          <w:rFonts w:hint="eastAsia"/>
-          <w:sz w:val="21"/>
-          <w:szCs w:val="21"/>
-        </w:rPr>
-        <w:t>a</w:t>
-      </w:r>
-      <w:r>
-        <w:rPr>
-          <w:sz w:val="21"/>
-          <w:szCs w:val="21"/>
-        </w:rPr>
-        <w:t>ccuracy and stability</w:t>
-      </w:r>
-    </w:p>
-    <w:p>
-      <w:pPr>
-        <w:pStyle w:val="ae"/>
-        <w:tabs>
-          <w:tab w:val="clear" w:pos="4153"/>
-          <w:tab w:val="clear" w:pos="8306"/>
-        </w:tabs>
-        <w:spacing w:line="360" w:lineRule="auto"/>
-        <w:ind w:firstLineChars="200" w:firstLine="480"/>
-      </w:pPr>
-      <w:r>
-        <w:rPr>
           <w:noProof/>
         </w:rPr>
         <w:drawing>
-          <wp:anchor distT="0" distB="0" distL="114300" distR="114300" simplePos="0" relativeHeight="251701248" behindDoc="0" locked="0" layoutInCell="1" allowOverlap="1" wp14:anchorId="40329CB4" wp14:editId="2A7B736A">
+          <wp:anchor distT="0" distB="0" distL="114300" distR="114300" simplePos="0" relativeHeight="251701248" behindDoc="0" locked="0" layoutInCell="1" allowOverlap="1" wp14:anchorId="40329CB4" wp14:editId="1ED70E70">
             <wp:simplePos x="0" y="0"/>
             <wp:positionH relativeFrom="margin">
               <wp:align>center</wp:align>
             </wp:positionH>
             <wp:positionV relativeFrom="paragraph">
-              <wp:posOffset>1161143</wp:posOffset>
+              <wp:posOffset>183968</wp:posOffset>
             </wp:positionV>
             <wp:extent cx="3832225" cy="2764790"/>
             <wp:effectExtent l="0" t="0" r="0" b="0"/>
@@ -23336,102 +23709,56 @@
       <w:r>
         <w:rPr>
           <w:rFonts w:hint="eastAsia"/>
-        </w:rPr>
-        <w:t>实验结果表明</w:t>
-      </w:r>
-      <w:r>
-        <w:rPr>
-          <w:rFonts w:hint="eastAsia"/>
-        </w:rPr>
-        <w:t>（图</w:t>
-      </w:r>
-      <w:r>
-        <w:rPr>
-          <w:rFonts w:hint="eastAsia"/>
-        </w:rPr>
-        <w:t>5-</w:t>
-      </w:r>
-      <w:r>
-        <w:rPr>
-          <w:rFonts w:hint="eastAsia"/>
-        </w:rPr>
-        <w:t>4</w:t>
-      </w:r>
-      <w:r>
-        <w:rPr>
-          <w:rFonts w:hint="eastAsia"/>
-        </w:rPr>
-        <w:t>）</w:t>
-      </w:r>
-      <w:r>
-        <w:rPr>
-          <w:rFonts w:hint="eastAsia"/>
-        </w:rPr>
-        <w:t>，智能</w:t>
-      </w:r>
-      <w:proofErr w:type="gramStart"/>
-      <w:r>
-        <w:rPr>
-          <w:rFonts w:hint="eastAsia"/>
-        </w:rPr>
-        <w:t>体数量</w:t>
-      </w:r>
-      <w:proofErr w:type="gramEnd"/>
-      <w:r>
-        <w:rPr>
-          <w:rFonts w:hint="eastAsia"/>
-        </w:rPr>
-        <w:t>增加可以显著提高准确率和稳定性，但数量超过</w:t>
-      </w:r>
-      <w:r>
-        <w:rPr>
-          <w:rFonts w:hint="eastAsia"/>
-        </w:rPr>
-        <w:t>5</w:t>
-      </w:r>
-      <w:r>
-        <w:rPr>
-          <w:rFonts w:hint="eastAsia"/>
-        </w:rPr>
-        <w:t>后，准确率提升趋势变缓，甚至略有下降。推测这可能是因为随着智能</w:t>
-      </w:r>
-      <w:proofErr w:type="gramStart"/>
-      <w:r>
-        <w:rPr>
-          <w:rFonts w:hint="eastAsia"/>
-        </w:rPr>
-        <w:t>体数量</w:t>
-      </w:r>
-      <w:proofErr w:type="gramEnd"/>
-      <w:r>
-        <w:rPr>
-          <w:rFonts w:hint="eastAsia"/>
-        </w:rPr>
-        <w:t>的增加，模型生成的</w:t>
-      </w:r>
-      <w:r>
-        <w:rPr>
-          <w:rFonts w:hint="eastAsia"/>
-        </w:rPr>
-        <w:t>SQL</w:t>
-      </w:r>
-      <w:r>
-        <w:rPr>
-          <w:rFonts w:hint="eastAsia"/>
-        </w:rPr>
-        <w:t>候选答案多样性提高，而噪声或错误答案的数量也随之增加，导致相似度投票机制中出现干扰现象，使最终选择的</w:t>
-      </w:r>
-      <w:r>
-        <w:rPr>
-          <w:rFonts w:hint="eastAsia"/>
-        </w:rPr>
-        <w:t>SQL</w:t>
-      </w:r>
-      <w:r>
-        <w:rPr>
-          <w:rFonts w:hint="eastAsia"/>
-        </w:rPr>
-        <w:t>不一定更优。</w:t>
+          <w:sz w:val="21"/>
+          <w:szCs w:val="21"/>
+        </w:rPr>
+        <w:t>图</w:t>
+      </w:r>
+      <w:r>
+        <w:rPr>
+          <w:rFonts w:hint="eastAsia"/>
+          <w:sz w:val="21"/>
+          <w:szCs w:val="21"/>
+        </w:rPr>
+        <w:t xml:space="preserve">5-5: </w:t>
+      </w:r>
+      <w:r>
+        <w:rPr>
+          <w:rFonts w:hint="eastAsia"/>
+          <w:sz w:val="21"/>
+          <w:szCs w:val="21"/>
+        </w:rPr>
+        <w:t>耗时随智能体个数的变化</w:t>
+      </w:r>
+      <w:r>
+        <w:rPr>
+          <w:sz w:val="21"/>
+          <w:szCs w:val="21"/>
+        </w:rPr>
+        <w:br/>
+      </w:r>
+      <w:r>
+        <w:rPr>
+          <w:rFonts w:hint="eastAsia"/>
+          <w:sz w:val="21"/>
+          <w:szCs w:val="21"/>
+        </w:rPr>
+        <w:t xml:space="preserve">Figure 5-5: </w:t>
+      </w:r>
+      <w:r>
+        <w:rPr>
+          <w:rFonts w:hint="eastAsia"/>
+          <w:sz w:val="21"/>
+          <w:szCs w:val="21"/>
+        </w:rPr>
+        <w:t>t</w:t>
+      </w:r>
+      <w:r>
+        <w:rPr>
+          <w:sz w:val="21"/>
+          <w:szCs w:val="21"/>
+        </w:rPr>
+        <w:t>ime consumption varies with the number of intelligent agents</w:t>
       </w:r>
     </w:p>
     <w:p>
@@ -23441,75 +23768,7 @@
           <w:tab w:val="clear" w:pos="4153"/>
           <w:tab w:val="clear" w:pos="8306"/>
         </w:tabs>
-        <w:jc w:val="center"/>
-        <w:rPr>
-          <w:sz w:val="21"/>
-          <w:szCs w:val="21"/>
-        </w:rPr>
-      </w:pPr>
-      <w:r>
-        <w:rPr>
-          <w:rFonts w:hint="eastAsia"/>
-          <w:sz w:val="21"/>
-          <w:szCs w:val="21"/>
-        </w:rPr>
-        <w:t>图</w:t>
-      </w:r>
-      <w:r>
-        <w:rPr>
-          <w:rFonts w:hint="eastAsia"/>
-          <w:sz w:val="21"/>
-          <w:szCs w:val="21"/>
-        </w:rPr>
-        <w:t xml:space="preserve">5-5: </w:t>
-      </w:r>
-      <w:r>
-        <w:rPr>
-          <w:rFonts w:hint="eastAsia"/>
-          <w:sz w:val="21"/>
-          <w:szCs w:val="21"/>
-        </w:rPr>
-        <w:t>耗时随智能体个数的变化</w:t>
-      </w:r>
-      <w:r>
-        <w:rPr>
-          <w:sz w:val="21"/>
-          <w:szCs w:val="21"/>
-        </w:rPr>
-        <w:br/>
-      </w:r>
-      <w:r>
-        <w:rPr>
-          <w:rFonts w:hint="eastAsia"/>
-          <w:sz w:val="21"/>
-          <w:szCs w:val="21"/>
-        </w:rPr>
-        <w:t xml:space="preserve">Figure 5-5: </w:t>
-      </w:r>
-      <w:r>
-        <w:rPr>
-          <w:rFonts w:hint="eastAsia"/>
-          <w:sz w:val="21"/>
-          <w:szCs w:val="21"/>
-        </w:rPr>
-        <w:t>t</w:t>
-      </w:r>
-      <w:r>
-        <w:rPr>
-          <w:sz w:val="21"/>
-          <w:szCs w:val="21"/>
-        </w:rPr>
-        <w:t>ime consumption varies with the number of intelligent agents</w:t>
-      </w:r>
-    </w:p>
-    <w:p>
-      <w:pPr>
-        <w:pStyle w:val="ae"/>
-        <w:tabs>
-          <w:tab w:val="clear" w:pos="4153"/>
-          <w:tab w:val="clear" w:pos="8306"/>
-        </w:tabs>
-        <w:spacing w:line="360" w:lineRule="auto"/>
+        <w:spacing w:beforeLines="100" w:before="312" w:line="360" w:lineRule="auto"/>
         <w:ind w:firstLineChars="200" w:firstLine="480"/>
       </w:pPr>
       <w:r>
@@ -23764,6 +24023,12 @@
         </w:rPr>
         <w:t>为明确本文所提出的各项优化策略的有效性，我们分别对主要策略进行了消融实验，以观察不同优化手段的实际贡献。</w:t>
       </w:r>
+      <w:r>
+        <w:rPr>
+          <w:rFonts w:hint="eastAsia"/>
+        </w:rPr>
+        <w:t>经验证，均对性能有一定的正向增益。</w:t>
+      </w:r>
     </w:p>
     <w:p>
       <w:pPr>
@@ -24394,7 +24659,7 @@
     </w:p>
     <w:p>
       <w:pPr>
-        <w:spacing w:line="360" w:lineRule="auto"/>
+        <w:spacing w:beforeLines="50" w:before="156" w:afterLines="50" w:after="156" w:line="360" w:lineRule="auto"/>
         <w:outlineLvl w:val="1"/>
         <w:rPr>
           <w:kern w:val="0"/>
@@ -24520,16 +24785,6 @@
         </w:rPr>
         <w:t>架构在准确率、效率、稳定性上均表现出显著优势。这些成果可为将来的研究与应用提供一些参考。</w:t>
       </w:r>
-    </w:p>
-    <w:p>
-      <w:pPr>
-        <w:widowControl/>
-        <w:jc w:val="left"/>
-        <w:rPr>
-          <w:kern w:val="0"/>
-          <w:sz w:val="24"/>
-        </w:rPr>
-      </w:pPr>
       <w:r>
         <w:br w:type="page"/>
       </w:r>
@@ -24611,7 +24866,37 @@
         <w:rPr>
           <w:rFonts w:hint="eastAsia"/>
         </w:rPr>
-        <w:t>从现实意义来看，该系统较为显著地降低数据库查询的技术门槛，使非技术人员也能便捷、准确地从数据库中获取信息。</w:t>
+        <w:t>从现实意义来看，本文所提出的基于多智能体</w:t>
+      </w:r>
+      <w:r>
+        <w:rPr>
+          <w:rFonts w:hint="eastAsia"/>
+        </w:rPr>
+        <w:t>LLM</w:t>
+      </w:r>
+      <w:r>
+        <w:rPr>
+          <w:rFonts w:hint="eastAsia"/>
+        </w:rPr>
+        <w:t>的</w:t>
+      </w:r>
+      <w:r>
+        <w:rPr>
+          <w:rFonts w:hint="eastAsia"/>
+        </w:rPr>
+        <w:t>Text2SQL</w:t>
+      </w:r>
+      <w:r>
+        <w:rPr>
+          <w:rFonts w:hint="eastAsia"/>
+        </w:rPr>
+        <w:t>系统，较为显著地降低了数据库查询的技术门槛，使得非技术背景的用户也能够以自然语言便捷、准确地从数据库中获取信息。系统集成了大语言模型的语义理解能力与多智能体的协同机制，在准确率、执行效率、稳定性方面取得了显著进展，实验结果验证了本文提出的设计方案和优化策略的有效性</w:t>
+      </w:r>
+      <w:r>
+        <w:rPr>
+          <w:rFonts w:hint="eastAsia"/>
+        </w:rPr>
+        <w:t>。</w:t>
       </w:r>
     </w:p>
     <w:p>
@@ -24628,7 +24913,13 @@
         <w:rPr>
           <w:rFonts w:hint="eastAsia"/>
         </w:rPr>
-        <w:t>尽管取得了一些进展，未来工作中仍有几个值得深入研究的方向：</w:t>
+        <w:t>尽管取得了初步成果，系统在实际部署与复杂业务落地中仍有诸多挑战，未来工作中仍有几个值得深入研究与优化的方向</w:t>
+      </w:r>
+      <w:r>
+        <w:rPr>
+          <w:rFonts w:hint="eastAsia"/>
+        </w:rPr>
+        <w:t>：</w:t>
       </w:r>
     </w:p>
     <w:p>
@@ -24712,19 +25003,6 @@
         </w:rPr>
         <w:t>。</w:t>
       </w:r>
-    </w:p>
-    <w:p>
-      <w:pPr>
-        <w:widowControl/>
-        <w:jc w:val="left"/>
-        <w:rPr>
-          <w:rFonts w:eastAsia="黑体"/>
-          <w:b/>
-          <w:kern w:val="0"/>
-          <w:sz w:val="30"/>
-          <w:szCs w:val="30"/>
-        </w:rPr>
-      </w:pPr>
       <w:r>
         <w:rPr>
           <w:rFonts w:eastAsia="黑体"/>
@@ -27038,19 +27316,6 @@
         </w:rPr>
         <w:t>.</w:t>
       </w:r>
-    </w:p>
-    <w:p>
-      <w:pPr>
-        <w:widowControl/>
-        <w:jc w:val="left"/>
-        <w:rPr>
-          <w:rFonts w:eastAsia="黑体"/>
-          <w:b/>
-          <w:kern w:val="0"/>
-          <w:sz w:val="30"/>
-          <w:szCs w:val="30"/>
-        </w:rPr>
-      </w:pPr>
       <w:bookmarkStart w:id="128" w:name="_Toc135816564"/>
       <w:r>
         <w:rPr>
@@ -29395,6 +29660,21 @@
       <w:szCs w:val="20"/>
     </w:rPr>
   </w:style>
+  <w:style w:type="table" w:styleId="afe">
+    <w:name w:val="Table Grid"/>
+    <w:basedOn w:val="a1"/>
+    <w:rsid w:val="009D111C"/>
+    <w:tblPr>
+      <w:tblBorders>
+        <w:top w:val="single" w:sz="4" w:space="0" w:color="auto"/>
+        <w:left w:val="single" w:sz="4" w:space="0" w:color="auto"/>
+        <w:bottom w:val="single" w:sz="4" w:space="0" w:color="auto"/>
+        <w:right w:val="single" w:sz="4" w:space="0" w:color="auto"/>
+        <w:insideH w:val="single" w:sz="4" w:space="0" w:color="auto"/>
+        <w:insideV w:val="single" w:sz="4" w:space="0" w:color="auto"/>
+      </w:tblBorders>
+    </w:tblPr>
+  </w:style>
 </w:styles>
 </file>
 
@@ -29655,10 +29935,6 @@
 </file>
 
 <file path=customXml/item1.xml><?xml version="1.0" encoding="utf-8"?>
-<b:Sources xmlns:b="http://schemas.openxmlformats.org/officeDocument/2006/bibliography" xmlns="http://schemas.openxmlformats.org/officeDocument/2006/bibliography" SelectedStyle="\IEEE2006OfficeOnline.xsl" StyleName="IEEE" Version="2006"/>
-</file>
-
-<file path=customXml/item2.xml><?xml version="1.0" encoding="utf-8"?>
 <s:customData xmlns="http://www.wps.cn/officeDocument/2013/wpsCustomData" xmlns:s="http://www.wps.cn/officeDocument/2013/wpsCustomData">
   <customSectProps>
     <customSectPr/>
@@ -29671,18 +29947,22 @@
 </s:customData>
 </file>
 
+<file path=customXml/item2.xml><?xml version="1.0" encoding="utf-8"?>
+<b:Sources xmlns:b="http://schemas.openxmlformats.org/officeDocument/2006/bibliography" xmlns="http://schemas.openxmlformats.org/officeDocument/2006/bibliography" SelectedStyle="\IEEE2006OfficeOnline.xsl" StyleName="IEEE" Version="2006"/>
+</file>
+
 <file path=customXml/itemProps1.xml><?xml version="1.0" encoding="utf-8"?>
+<ds:datastoreItem xmlns:ds="http://schemas.openxmlformats.org/officeDocument/2006/customXml" ds:itemID="{B1977F7D-205B-4081-913C-38D41E755F92}">
+  <ds:schemaRefs>
+    <ds:schemaRef ds:uri="http://www.wps.cn/officeDocument/2013/wpsCustomData"/>
+  </ds:schemaRefs>
+</ds:datastoreItem>
+</file>
+
+<file path=customXml/itemProps2.xml><?xml version="1.0" encoding="utf-8"?>
 <ds:datastoreItem xmlns:ds="http://schemas.openxmlformats.org/officeDocument/2006/customXml" ds:itemID="{51E59A4A-5F75-4009-BC4C-FA13BEC13E40}">
   <ds:schemaRefs>
     <ds:schemaRef ds:uri="http://schemas.openxmlformats.org/officeDocument/2006/bibliography"/>
   </ds:schemaRefs>
 </ds:datastoreItem>
-</file>
-
-<file path=customXml/itemProps2.xml><?xml version="1.0" encoding="utf-8"?>
-<ds:datastoreItem xmlns:ds="http://schemas.openxmlformats.org/officeDocument/2006/customXml" ds:itemID="{B1977F7D-205B-4081-913C-38D41E755F92}">
-  <ds:schemaRefs>
-    <ds:schemaRef ds:uri="http://www.wps.cn/officeDocument/2013/wpsCustomData"/>
-  </ds:schemaRefs>
-</ds:datastoreItem>
 </file>
--- a/paper/fill.docx
+++ b/paper/fill.docx
@@ -2263,428 +2263,6 @@
           <w:tab w:val="right" w:leader="dot" w:pos="8777"/>
         </w:tabs>
         <w:rPr>
-          <w:rFonts w:ascii="Times New Roman" w:eastAsia="宋体" w:hint="eastAsia"/>
-          <w:smallCaps w:val="0"/>
-          <w:noProof/>
-          <w:sz w:val="24"/>
-          <w:szCs w:val="24"/>
-          <w14:ligatures w14:val="standardContextual"/>
-        </w:rPr>
-      </w:pPr>
-      <w:r>
-        <w:rPr>
-          <w:rFonts w:ascii="Times New Roman" w:eastAsia="宋体"/>
-          <w:noProof/>
-          <w:sz w:val="24"/>
-          <w:szCs w:val="24"/>
-        </w:rPr>
-        <w:t>2.</w:t>
-      </w:r>
-      <w:r>
-        <w:rPr>
-          <w:rFonts w:ascii="Times New Roman" w:eastAsia="宋体" w:hint="eastAsia"/>
-          <w:noProof/>
-          <w:sz w:val="24"/>
-          <w:szCs w:val="24"/>
-        </w:rPr>
-        <w:t>5</w:t>
-      </w:r>
-      <w:r>
-        <w:rPr>
-          <w:rFonts w:ascii="Times New Roman" w:eastAsia="宋体"/>
-          <w:noProof/>
-          <w:sz w:val="24"/>
-          <w:szCs w:val="24"/>
-        </w:rPr>
-        <w:t xml:space="preserve"> </w:t>
-      </w:r>
-      <w:r>
-        <w:rPr>
-          <w:rFonts w:ascii="Times New Roman" w:eastAsia="宋体" w:hint="eastAsia"/>
-          <w:noProof/>
-          <w:sz w:val="24"/>
-          <w:szCs w:val="24"/>
-        </w:rPr>
-        <w:t>小结</w:t>
-      </w:r>
-      <w:r>
-        <w:rPr>
-          <w:rFonts w:ascii="Times New Roman" w:eastAsia="宋体"/>
-          <w:noProof/>
-          <w:sz w:val="24"/>
-          <w:szCs w:val="24"/>
-        </w:rPr>
-        <w:tab/>
-      </w:r>
-      <w:r>
-        <w:rPr>
-          <w:rFonts w:ascii="Times New Roman" w:eastAsia="宋体" w:hint="eastAsia"/>
-          <w:noProof/>
-          <w:sz w:val="24"/>
-          <w:szCs w:val="24"/>
-        </w:rPr>
-        <w:t>7</w:t>
-      </w:r>
-    </w:p>
-    <w:p>
-      <w:pPr>
-        <w:pStyle w:val="TOC1"/>
-        <w:tabs>
-          <w:tab w:val="right" w:leader="dot" w:pos="8777"/>
-        </w:tabs>
-        <w:rPr>
-          <w:rFonts w:ascii="Times New Roman" w:eastAsia="宋体" w:hint="eastAsia"/>
-          <w:b w:val="0"/>
-          <w:bCs w:val="0"/>
-          <w:caps w:val="0"/>
-          <w:noProof/>
-          <w:sz w:val="24"/>
-          <w:szCs w:val="24"/>
-          <w14:ligatures w14:val="standardContextual"/>
-        </w:rPr>
-      </w:pPr>
-      <w:r>
-        <w:rPr>
-          <w:rFonts w:ascii="Times New Roman" w:eastAsia="宋体"/>
-          <w:noProof/>
-          <w:sz w:val="24"/>
-          <w:szCs w:val="24"/>
-        </w:rPr>
-        <w:t>3</w:t>
-      </w:r>
-      <w:r>
-        <w:rPr>
-          <w:rFonts w:ascii="Times New Roman" w:eastAsia="宋体"/>
-          <w:noProof/>
-          <w:sz w:val="24"/>
-          <w:szCs w:val="24"/>
-        </w:rPr>
-        <w:t>、基于多智能体</w:t>
-      </w:r>
-      <w:r>
-        <w:rPr>
-          <w:rFonts w:ascii="Times New Roman" w:eastAsia="宋体"/>
-          <w:noProof/>
-          <w:sz w:val="24"/>
-          <w:szCs w:val="24"/>
-        </w:rPr>
-        <w:t>LLM</w:t>
-      </w:r>
-      <w:r>
-        <w:rPr>
-          <w:rFonts w:ascii="Times New Roman" w:eastAsia="宋体"/>
-          <w:noProof/>
-          <w:sz w:val="24"/>
-          <w:szCs w:val="24"/>
-        </w:rPr>
-        <w:t>的</w:t>
-      </w:r>
-      <w:r>
-        <w:rPr>
-          <w:rFonts w:ascii="Times New Roman" w:eastAsia="宋体"/>
-          <w:noProof/>
-          <w:sz w:val="24"/>
-          <w:szCs w:val="24"/>
-        </w:rPr>
-        <w:t>Text2SQL</w:t>
-      </w:r>
-      <w:r>
-        <w:rPr>
-          <w:rFonts w:ascii="Times New Roman" w:eastAsia="宋体"/>
-          <w:noProof/>
-          <w:sz w:val="24"/>
-          <w:szCs w:val="24"/>
-        </w:rPr>
-        <w:t>架构模型</w:t>
-      </w:r>
-      <w:r>
-        <w:rPr>
-          <w:rFonts w:ascii="Times New Roman" w:eastAsia="宋体"/>
-          <w:noProof/>
-          <w:sz w:val="24"/>
-          <w:szCs w:val="24"/>
-        </w:rPr>
-        <w:tab/>
-      </w:r>
-      <w:r>
-        <w:rPr>
-          <w:rFonts w:ascii="Times New Roman" w:eastAsia="宋体" w:hint="eastAsia"/>
-          <w:noProof/>
-          <w:sz w:val="24"/>
-          <w:szCs w:val="24"/>
-        </w:rPr>
-        <w:t>8</w:t>
-      </w:r>
-    </w:p>
-    <w:p>
-      <w:pPr>
-        <w:pStyle w:val="TOC2"/>
-        <w:tabs>
-          <w:tab w:val="right" w:leader="dot" w:pos="8777"/>
-        </w:tabs>
-        <w:rPr>
-          <w:rFonts w:ascii="Times New Roman" w:eastAsia="宋体" w:hint="eastAsia"/>
-          <w:smallCaps w:val="0"/>
-          <w:noProof/>
-          <w:sz w:val="24"/>
-          <w:szCs w:val="24"/>
-          <w14:ligatures w14:val="standardContextual"/>
-        </w:rPr>
-      </w:pPr>
-      <w:r>
-        <w:rPr>
-          <w:rFonts w:ascii="Times New Roman" w:eastAsia="宋体"/>
-          <w:noProof/>
-          <w:sz w:val="24"/>
-          <w:szCs w:val="24"/>
-        </w:rPr>
-        <w:t xml:space="preserve">3.1 Prompt </w:t>
-      </w:r>
-      <w:r>
-        <w:rPr>
-          <w:rFonts w:ascii="Times New Roman" w:eastAsia="宋体"/>
-          <w:noProof/>
-          <w:sz w:val="24"/>
-          <w:szCs w:val="24"/>
-        </w:rPr>
-        <w:t>生成模块</w:t>
-      </w:r>
-      <w:r>
-        <w:rPr>
-          <w:rFonts w:ascii="Times New Roman" w:eastAsia="宋体"/>
-          <w:noProof/>
-          <w:sz w:val="24"/>
-          <w:szCs w:val="24"/>
-        </w:rPr>
-        <w:tab/>
-      </w:r>
-      <w:r>
-        <w:rPr>
-          <w:rFonts w:ascii="Times New Roman" w:eastAsia="宋体" w:hint="eastAsia"/>
-          <w:noProof/>
-          <w:sz w:val="24"/>
-          <w:szCs w:val="24"/>
-        </w:rPr>
-        <w:t>8</w:t>
-      </w:r>
-    </w:p>
-    <w:p>
-      <w:pPr>
-        <w:pStyle w:val="TOC2"/>
-        <w:tabs>
-          <w:tab w:val="right" w:leader="dot" w:pos="8777"/>
-        </w:tabs>
-        <w:rPr>
-          <w:rFonts w:ascii="Times New Roman" w:eastAsia="宋体" w:hint="eastAsia"/>
-          <w:smallCaps w:val="0"/>
-          <w:noProof/>
-          <w:sz w:val="24"/>
-          <w:szCs w:val="24"/>
-          <w14:ligatures w14:val="standardContextual"/>
-        </w:rPr>
-      </w:pPr>
-      <w:r>
-        <w:rPr>
-          <w:rFonts w:ascii="Times New Roman" w:eastAsia="宋体"/>
-          <w:noProof/>
-          <w:sz w:val="24"/>
-          <w:szCs w:val="24"/>
-        </w:rPr>
-        <w:t>3.2 SQL</w:t>
-      </w:r>
-      <w:r>
-        <w:rPr>
-          <w:rFonts w:ascii="Times New Roman" w:eastAsia="宋体"/>
-          <w:noProof/>
-          <w:sz w:val="24"/>
-          <w:szCs w:val="24"/>
-        </w:rPr>
-        <w:t>生成模块</w:t>
-      </w:r>
-      <w:r>
-        <w:rPr>
-          <w:rFonts w:ascii="Times New Roman" w:eastAsia="宋体"/>
-          <w:noProof/>
-          <w:sz w:val="24"/>
-          <w:szCs w:val="24"/>
-        </w:rPr>
-        <w:tab/>
-      </w:r>
-      <w:r>
-        <w:rPr>
-          <w:rFonts w:ascii="Times New Roman" w:eastAsia="宋体"/>
-          <w:noProof/>
-          <w:sz w:val="24"/>
-          <w:szCs w:val="24"/>
-        </w:rPr>
-        <w:fldChar w:fldCharType="begin"/>
-      </w:r>
-      <w:r>
-        <w:rPr>
-          <w:rFonts w:ascii="Times New Roman" w:eastAsia="宋体"/>
-          <w:noProof/>
-          <w:sz w:val="24"/>
-          <w:szCs w:val="24"/>
-        </w:rPr>
-        <w:instrText xml:space="preserve"> PAGEREF _Toc193868396 \h </w:instrText>
-      </w:r>
-      <w:r>
-        <w:rPr>
-          <w:rFonts w:ascii="Times New Roman" w:eastAsia="宋体"/>
-          <w:noProof/>
-          <w:sz w:val="24"/>
-          <w:szCs w:val="24"/>
-        </w:rPr>
-      </w:r>
-      <w:r>
-        <w:rPr>
-          <w:rFonts w:ascii="Times New Roman" w:eastAsia="宋体"/>
-          <w:noProof/>
-          <w:sz w:val="24"/>
-          <w:szCs w:val="24"/>
-        </w:rPr>
-        <w:fldChar w:fldCharType="separate"/>
-      </w:r>
-      <w:r>
-        <w:rPr>
-          <w:rFonts w:ascii="Times New Roman" w:eastAsia="宋体"/>
-          <w:noProof/>
-          <w:sz w:val="24"/>
-          <w:szCs w:val="24"/>
-        </w:rPr>
-        <w:t>1</w:t>
-      </w:r>
-      <w:r>
-        <w:rPr>
-          <w:rFonts w:ascii="Times New Roman" w:eastAsia="宋体" w:hint="eastAsia"/>
-          <w:noProof/>
-          <w:sz w:val="24"/>
-          <w:szCs w:val="24"/>
-        </w:rPr>
-        <w:t>1</w:t>
-      </w:r>
-      <w:r>
-        <w:rPr>
-          <w:rFonts w:ascii="Times New Roman" w:eastAsia="宋体"/>
-          <w:noProof/>
-          <w:sz w:val="24"/>
-          <w:szCs w:val="24"/>
-        </w:rPr>
-        <w:fldChar w:fldCharType="end"/>
-      </w:r>
-    </w:p>
-    <w:p>
-      <w:pPr>
-        <w:pStyle w:val="TOC2"/>
-        <w:tabs>
-          <w:tab w:val="right" w:leader="dot" w:pos="8777"/>
-        </w:tabs>
-        <w:rPr>
-          <w:rFonts w:ascii="Times New Roman" w:eastAsia="宋体" w:hint="eastAsia"/>
-          <w:smallCaps w:val="0"/>
-          <w:noProof/>
-          <w:sz w:val="24"/>
-          <w:szCs w:val="24"/>
-          <w14:ligatures w14:val="standardContextual"/>
-        </w:rPr>
-      </w:pPr>
-      <w:r>
-        <w:rPr>
-          <w:rFonts w:ascii="Times New Roman" w:eastAsia="宋体"/>
-          <w:noProof/>
-          <w:sz w:val="24"/>
-          <w:szCs w:val="24"/>
-        </w:rPr>
-        <w:t xml:space="preserve">3.3 </w:t>
-      </w:r>
-      <w:r>
-        <w:rPr>
-          <w:rFonts w:ascii="Times New Roman" w:eastAsia="宋体"/>
-          <w:noProof/>
-          <w:sz w:val="24"/>
-          <w:szCs w:val="24"/>
-        </w:rPr>
-        <w:t>智能体内部优化模块</w:t>
-      </w:r>
-      <w:r>
-        <w:rPr>
-          <w:rFonts w:ascii="Times New Roman" w:eastAsia="宋体"/>
-          <w:noProof/>
-          <w:sz w:val="24"/>
-          <w:szCs w:val="24"/>
-        </w:rPr>
-        <w:tab/>
-      </w:r>
-      <w:r>
-        <w:rPr>
-          <w:rFonts w:ascii="Times New Roman" w:eastAsia="宋体"/>
-          <w:noProof/>
-          <w:sz w:val="24"/>
-          <w:szCs w:val="24"/>
-        </w:rPr>
-        <w:fldChar w:fldCharType="begin"/>
-      </w:r>
-      <w:r>
-        <w:rPr>
-          <w:rFonts w:ascii="Times New Roman" w:eastAsia="宋体"/>
-          <w:noProof/>
-          <w:sz w:val="24"/>
-          <w:szCs w:val="24"/>
-        </w:rPr>
-        <w:instrText xml:space="preserve"> PAGEREF _Toc193868397 \h </w:instrText>
-      </w:r>
-      <w:r>
-        <w:rPr>
-          <w:rFonts w:ascii="Times New Roman" w:eastAsia="宋体"/>
-          <w:noProof/>
-          <w:sz w:val="24"/>
-          <w:szCs w:val="24"/>
-        </w:rPr>
-      </w:r>
-      <w:r>
-        <w:rPr>
-          <w:rFonts w:ascii="Times New Roman" w:eastAsia="宋体"/>
-          <w:noProof/>
-          <w:sz w:val="24"/>
-          <w:szCs w:val="24"/>
-        </w:rPr>
-        <w:fldChar w:fldCharType="separate"/>
-      </w:r>
-      <w:r>
-        <w:rPr>
-          <w:rFonts w:ascii="Times New Roman" w:eastAsia="宋体"/>
-          <w:noProof/>
-          <w:sz w:val="24"/>
-          <w:szCs w:val="24"/>
-        </w:rPr>
-        <w:t>1</w:t>
-      </w:r>
-      <w:r>
-        <w:rPr>
-          <w:rFonts w:ascii="Times New Roman" w:eastAsia="宋体"/>
-          <w:noProof/>
-          <w:sz w:val="24"/>
-          <w:szCs w:val="24"/>
-        </w:rPr>
-        <w:fldChar w:fldCharType="end"/>
-      </w:r>
-      <w:r>
-        <w:rPr>
-          <w:rFonts w:ascii="Times New Roman" w:eastAsia="宋体" w:hint="eastAsia"/>
-          <w:noProof/>
-          <w:sz w:val="24"/>
-          <w:szCs w:val="24"/>
-        </w:rPr>
-        <w:t>6</w:t>
-      </w:r>
-    </w:p>
-    <w:p>
-      <w:pPr>
-        <w:pStyle w:val="TOC2"/>
-        <w:tabs>
-          <w:tab w:val="right" w:leader="dot" w:pos="8777"/>
-        </w:tabs>
-        <w:rPr>
           <w:rFonts w:ascii="Times New Roman" w:eastAsia="宋体"/>
           <w:smallCaps w:val="0"/>
           <w:noProof/>
@@ -2700,7 +2278,7 @@
           <w:sz w:val="24"/>
           <w:szCs w:val="24"/>
         </w:rPr>
-        <w:t>3.</w:t>
+        <w:t>2.</w:t>
       </w:r>
       <w:r>
         <w:rPr>
@@ -2709,7 +2287,7 @@
           <w:sz w:val="24"/>
           <w:szCs w:val="24"/>
         </w:rPr>
-        <w:t>4</w:t>
+        <w:t>5</w:t>
       </w:r>
       <w:r>
         <w:rPr>
@@ -2740,65 +2318,12 @@
       </w:r>
       <w:r>
         <w:rPr>
-          <w:rFonts w:ascii="Times New Roman" w:eastAsia="宋体"/>
-          <w:noProof/>
-          <w:sz w:val="24"/>
-          <w:szCs w:val="24"/>
-        </w:rPr>
-        <w:fldChar w:fldCharType="begin"/>
-      </w:r>
-      <w:r>
-        <w:rPr>
-          <w:rFonts w:ascii="Times New Roman" w:eastAsia="宋体"/>
-          <w:noProof/>
-          <w:sz w:val="24"/>
-          <w:szCs w:val="24"/>
-        </w:rPr>
-        <w:instrText xml:space="preserve"> PAGEREF _Toc193868397 \h </w:instrText>
-      </w:r>
-      <w:r>
-        <w:rPr>
-          <w:rFonts w:ascii="Times New Roman" w:eastAsia="宋体"/>
-          <w:noProof/>
-          <w:sz w:val="24"/>
-          <w:szCs w:val="24"/>
-        </w:rPr>
-      </w:r>
-      <w:r>
-        <w:rPr>
-          <w:rFonts w:ascii="Times New Roman" w:eastAsia="宋体"/>
-          <w:noProof/>
-          <w:sz w:val="24"/>
-          <w:szCs w:val="24"/>
-        </w:rPr>
-        <w:fldChar w:fldCharType="separate"/>
-      </w:r>
-      <w:r>
-        <w:rPr>
-          <w:rFonts w:ascii="Times New Roman" w:eastAsia="宋体"/>
-          <w:noProof/>
-          <w:sz w:val="24"/>
-          <w:szCs w:val="24"/>
-        </w:rPr>
-        <w:t>1</w:t>
-      </w:r>
-      <w:r>
-        <w:rPr>
           <w:rFonts w:ascii="Times New Roman" w:eastAsia="宋体" w:hint="eastAsia"/>
           <w:noProof/>
           <w:sz w:val="24"/>
           <w:szCs w:val="24"/>
         </w:rPr>
-        <w:t>9</w:t>
-      </w:r>
-      <w:r>
-        <w:rPr>
-          <w:rFonts w:ascii="Times New Roman" w:eastAsia="宋体"/>
-          <w:noProof/>
-          <w:sz w:val="24"/>
-          <w:szCs w:val="24"/>
-        </w:rPr>
-        <w:fldChar w:fldCharType="end"/>
+        <w:t>7</w:t>
       </w:r>
     </w:p>
     <w:p>
@@ -2820,39 +2345,75 @@
       </w:pPr>
       <w:r>
         <w:rPr>
+          <w:rFonts w:ascii="Times New Roman" w:eastAsia="宋体"/>
+          <w:noProof/>
+          <w:sz w:val="24"/>
+          <w:szCs w:val="24"/>
+        </w:rPr>
+        <w:t>3</w:t>
+      </w:r>
+      <w:r>
+        <w:rPr>
+          <w:rFonts w:ascii="Times New Roman" w:eastAsia="宋体"/>
+          <w:noProof/>
+          <w:sz w:val="24"/>
+          <w:szCs w:val="24"/>
+        </w:rPr>
+        <w:t>、基于多智能体</w:t>
+      </w:r>
+      <w:r>
+        <w:rPr>
+          <w:rFonts w:ascii="Times New Roman" w:eastAsia="宋体"/>
+          <w:noProof/>
+          <w:sz w:val="24"/>
+          <w:szCs w:val="24"/>
+        </w:rPr>
+        <w:t>LLM</w:t>
+      </w:r>
+      <w:r>
+        <w:rPr>
+          <w:rFonts w:ascii="Times New Roman" w:eastAsia="宋体"/>
+          <w:noProof/>
+          <w:sz w:val="24"/>
+          <w:szCs w:val="24"/>
+        </w:rPr>
+        <w:t>的</w:t>
+      </w:r>
+      <w:r>
+        <w:rPr>
+          <w:rFonts w:ascii="Times New Roman" w:eastAsia="宋体"/>
+          <w:noProof/>
+          <w:sz w:val="24"/>
+          <w:szCs w:val="24"/>
+        </w:rPr>
+        <w:t>Text2SQL</w:t>
+      </w:r>
+      <w:r>
+        <w:rPr>
+          <w:rFonts w:ascii="Times New Roman" w:eastAsia="宋体"/>
+          <w:noProof/>
+          <w:sz w:val="24"/>
+          <w:szCs w:val="24"/>
+        </w:rPr>
+        <w:t>架构模型</w:t>
+      </w:r>
+      <w:r>
+        <w:rPr>
+          <w:rFonts w:ascii="Times New Roman" w:eastAsia="宋体"/>
+          <w:noProof/>
+          <w:sz w:val="24"/>
+          <w:szCs w:val="24"/>
+        </w:rPr>
+        <w:tab/>
+      </w:r>
+      <w:r>
+        <w:rPr>
           <w:rFonts w:ascii="Times New Roman" w:eastAsia="宋体" w:hint="eastAsia"/>
           <w:noProof/>
           <w:sz w:val="24"/>
           <w:szCs w:val="24"/>
         </w:rPr>
-        <w:t>4</w:t>
-      </w:r>
-      <w:r>
-        <w:rPr>
-          <w:rFonts w:ascii="Times New Roman" w:eastAsia="宋体"/>
-          <w:noProof/>
-          <w:sz w:val="24"/>
-          <w:szCs w:val="24"/>
-        </w:rPr>
-        <w:t>、实验与验证</w:t>
-      </w:r>
-      <w:r>
-        <w:rPr>
-          <w:rFonts w:ascii="Times New Roman" w:eastAsia="宋体"/>
-          <w:noProof/>
-          <w:sz w:val="24"/>
-          <w:szCs w:val="24"/>
-        </w:rPr>
-        <w:tab/>
-      </w:r>
-      <w:r>
-        <w:rPr>
-          <w:rFonts w:ascii="Times New Roman" w:eastAsia="宋体" w:hint="eastAsia"/>
-          <w:noProof/>
-          <w:sz w:val="24"/>
-          <w:szCs w:val="24"/>
-        </w:rPr>
-        <w:t>20</w:t>
+        <w:t>8</w:t>
       </w:r>
     </w:p>
     <w:p>
@@ -2872,48 +2433,39 @@
       </w:pPr>
       <w:r>
         <w:rPr>
+          <w:rFonts w:ascii="Times New Roman" w:eastAsia="宋体"/>
+          <w:noProof/>
+          <w:sz w:val="24"/>
+          <w:szCs w:val="24"/>
+        </w:rPr>
+        <w:t xml:space="preserve">3.1 Prompt </w:t>
+      </w:r>
+      <w:r>
+        <w:rPr>
+          <w:rFonts w:ascii="Times New Roman" w:eastAsia="宋体"/>
+          <w:noProof/>
+          <w:sz w:val="24"/>
+          <w:szCs w:val="24"/>
+        </w:rPr>
+        <w:t>生成模块</w:t>
+      </w:r>
+      <w:r>
+        <w:rPr>
+          <w:rFonts w:ascii="Times New Roman" w:eastAsia="宋体"/>
+          <w:noProof/>
+          <w:sz w:val="24"/>
+          <w:szCs w:val="24"/>
+        </w:rPr>
+        <w:tab/>
+      </w:r>
+      <w:r>
+        <w:rPr>
           <w:rFonts w:ascii="Times New Roman" w:eastAsia="宋体" w:hint="eastAsia"/>
           <w:noProof/>
           <w:sz w:val="24"/>
           <w:szCs w:val="24"/>
         </w:rPr>
-        <w:t>4</w:t>
-      </w:r>
-      <w:r>
-        <w:rPr>
-          <w:rFonts w:ascii="Times New Roman" w:eastAsia="宋体"/>
-          <w:noProof/>
-          <w:sz w:val="24"/>
-          <w:szCs w:val="24"/>
-        </w:rPr>
-        <w:t xml:space="preserve">.1 </w:t>
-      </w:r>
-      <w:r>
-        <w:rPr>
-          <w:rFonts w:ascii="Times New Roman" w:eastAsia="宋体"/>
-          <w:noProof/>
-          <w:sz w:val="24"/>
-          <w:szCs w:val="24"/>
-        </w:rPr>
-        <w:t>数据集与评价指标</w:t>
-      </w:r>
-      <w:r>
-        <w:rPr>
-          <w:rFonts w:ascii="Times New Roman" w:eastAsia="宋体"/>
-          <w:noProof/>
-          <w:sz w:val="24"/>
-          <w:szCs w:val="24"/>
-        </w:rPr>
-        <w:tab/>
-      </w:r>
-      <w:r>
-        <w:rPr>
-          <w:rFonts w:ascii="Times New Roman" w:eastAsia="宋体" w:hint="eastAsia"/>
-          <w:noProof/>
-          <w:sz w:val="24"/>
-          <w:szCs w:val="24"/>
-        </w:rPr>
-        <w:t>20</w:t>
+        <w:t>8</w:t>
       </w:r>
     </w:p>
     <w:p>
@@ -2933,12 +2485,83 @@
       </w:pPr>
       <w:r>
         <w:rPr>
+          <w:rFonts w:ascii="Times New Roman" w:eastAsia="宋体"/>
+          <w:noProof/>
+          <w:sz w:val="24"/>
+          <w:szCs w:val="24"/>
+        </w:rPr>
+        <w:t>3.2 SQL</w:t>
+      </w:r>
+      <w:r>
+        <w:rPr>
+          <w:rFonts w:ascii="Times New Roman" w:eastAsia="宋体"/>
+          <w:noProof/>
+          <w:sz w:val="24"/>
+          <w:szCs w:val="24"/>
+        </w:rPr>
+        <w:t>生成模块</w:t>
+      </w:r>
+      <w:r>
+        <w:rPr>
+          <w:rFonts w:ascii="Times New Roman" w:eastAsia="宋体"/>
+          <w:noProof/>
+          <w:sz w:val="24"/>
+          <w:szCs w:val="24"/>
+        </w:rPr>
+        <w:tab/>
+      </w:r>
+      <w:r>
+        <w:rPr>
+          <w:rFonts w:ascii="Times New Roman" w:eastAsia="宋体"/>
+          <w:noProof/>
+          <w:sz w:val="24"/>
+          <w:szCs w:val="24"/>
+        </w:rPr>
+        <w:fldChar w:fldCharType="begin"/>
+      </w:r>
+      <w:r>
+        <w:rPr>
+          <w:rFonts w:ascii="Times New Roman" w:eastAsia="宋体"/>
+          <w:noProof/>
+          <w:sz w:val="24"/>
+          <w:szCs w:val="24"/>
+        </w:rPr>
+        <w:instrText xml:space="preserve"> PAGEREF _Toc193868396 \h </w:instrText>
+      </w:r>
+      <w:r>
+        <w:rPr>
+          <w:rFonts w:ascii="Times New Roman" w:eastAsia="宋体"/>
+          <w:noProof/>
+          <w:sz w:val="24"/>
+          <w:szCs w:val="24"/>
+        </w:rPr>
+      </w:r>
+      <w:r>
+        <w:rPr>
+          <w:rFonts w:ascii="Times New Roman" w:eastAsia="宋体"/>
+          <w:noProof/>
+          <w:sz w:val="24"/>
+          <w:szCs w:val="24"/>
+        </w:rPr>
+        <w:fldChar w:fldCharType="separate"/>
+      </w:r>
+      <w:r>
+        <w:rPr>
+          <w:rFonts w:ascii="Times New Roman" w:eastAsia="宋体"/>
+          <w:noProof/>
+          <w:sz w:val="24"/>
+          <w:szCs w:val="24"/>
+        </w:rPr>
+        <w:t>1</w:t>
+      </w:r>
+      <w:r>
+        <w:rPr>
           <w:rFonts w:ascii="Times New Roman" w:eastAsia="宋体" w:hint="eastAsia"/>
           <w:noProof/>
           <w:sz w:val="24"/>
           <w:szCs w:val="24"/>
         </w:rPr>
-        <w:t>4</w:t>
+        <w:t>1</w:t>
       </w:r>
       <w:r>
         <w:rPr>
@@ -2947,34 +2570,7 @@
           <w:sz w:val="24"/>
           <w:szCs w:val="24"/>
         </w:rPr>
-        <w:t xml:space="preserve">.2 </w:t>
-      </w:r>
-      <w:r>
-        <w:rPr>
-          <w:rFonts w:ascii="Times New Roman" w:eastAsia="宋体"/>
-          <w:noProof/>
-          <w:sz w:val="24"/>
-          <w:szCs w:val="24"/>
-        </w:rPr>
-        <w:t>基准测试</w:t>
-      </w:r>
-      <w:r>
-        <w:rPr>
-          <w:rFonts w:ascii="Times New Roman" w:eastAsia="宋体"/>
-          <w:noProof/>
-          <w:sz w:val="24"/>
-          <w:szCs w:val="24"/>
-        </w:rPr>
-        <w:tab/>
-      </w:r>
-      <w:r>
-        <w:rPr>
-          <w:rFonts w:ascii="Times New Roman" w:eastAsia="宋体" w:hint="eastAsia"/>
-          <w:noProof/>
-          <w:sz w:val="24"/>
-          <w:szCs w:val="24"/>
-        </w:rPr>
-        <w:t>21</w:t>
+        <w:fldChar w:fldCharType="end"/>
       </w:r>
     </w:p>
     <w:p>
@@ -2994,48 +2590,92 @@
       </w:pPr>
       <w:r>
         <w:rPr>
+          <w:rFonts w:ascii="Times New Roman" w:eastAsia="宋体"/>
+          <w:noProof/>
+          <w:sz w:val="24"/>
+          <w:szCs w:val="24"/>
+        </w:rPr>
+        <w:t xml:space="preserve">3.3 </w:t>
+      </w:r>
+      <w:r>
+        <w:rPr>
+          <w:rFonts w:ascii="Times New Roman" w:eastAsia="宋体"/>
+          <w:noProof/>
+          <w:sz w:val="24"/>
+          <w:szCs w:val="24"/>
+        </w:rPr>
+        <w:t>智能体内部优化模块</w:t>
+      </w:r>
+      <w:r>
+        <w:rPr>
+          <w:rFonts w:ascii="Times New Roman" w:eastAsia="宋体"/>
+          <w:noProof/>
+          <w:sz w:val="24"/>
+          <w:szCs w:val="24"/>
+        </w:rPr>
+        <w:tab/>
+      </w:r>
+      <w:r>
+        <w:rPr>
+          <w:rFonts w:ascii="Times New Roman" w:eastAsia="宋体"/>
+          <w:noProof/>
+          <w:sz w:val="24"/>
+          <w:szCs w:val="24"/>
+        </w:rPr>
+        <w:fldChar w:fldCharType="begin"/>
+      </w:r>
+      <w:r>
+        <w:rPr>
+          <w:rFonts w:ascii="Times New Roman" w:eastAsia="宋体"/>
+          <w:noProof/>
+          <w:sz w:val="24"/>
+          <w:szCs w:val="24"/>
+        </w:rPr>
+        <w:instrText xml:space="preserve"> PAGEREF _Toc193868397 \h </w:instrText>
+      </w:r>
+      <w:r>
+        <w:rPr>
+          <w:rFonts w:ascii="Times New Roman" w:eastAsia="宋体"/>
+          <w:noProof/>
+          <w:sz w:val="24"/>
+          <w:szCs w:val="24"/>
+        </w:rPr>
+      </w:r>
+      <w:r>
+        <w:rPr>
+          <w:rFonts w:ascii="Times New Roman" w:eastAsia="宋体"/>
+          <w:noProof/>
+          <w:sz w:val="24"/>
+          <w:szCs w:val="24"/>
+        </w:rPr>
+        <w:fldChar w:fldCharType="separate"/>
+      </w:r>
+      <w:r>
+        <w:rPr>
+          <w:rFonts w:ascii="Times New Roman" w:eastAsia="宋体"/>
+          <w:noProof/>
+          <w:sz w:val="24"/>
+          <w:szCs w:val="24"/>
+        </w:rPr>
+        <w:t>1</w:t>
+      </w:r>
+      <w:r>
+        <w:rPr>
+          <w:rFonts w:ascii="Times New Roman" w:eastAsia="宋体"/>
+          <w:noProof/>
+          <w:sz w:val="24"/>
+          <w:szCs w:val="24"/>
+        </w:rPr>
+        <w:fldChar w:fldCharType="end"/>
+      </w:r>
+      <w:r>
+        <w:rPr>
           <w:rFonts w:ascii="Times New Roman" w:eastAsia="宋体" w:hint="eastAsia"/>
           <w:noProof/>
           <w:sz w:val="24"/>
           <w:szCs w:val="24"/>
         </w:rPr>
-        <w:t>4</w:t>
-      </w:r>
-      <w:r>
-        <w:rPr>
-          <w:rFonts w:ascii="Times New Roman" w:eastAsia="宋体"/>
-          <w:noProof/>
-          <w:sz w:val="24"/>
-          <w:szCs w:val="24"/>
-        </w:rPr>
-        <w:t xml:space="preserve">.3 </w:t>
-      </w:r>
-      <w:r>
-        <w:rPr>
-          <w:rFonts w:ascii="Times New Roman" w:eastAsia="宋体"/>
-          <w:noProof/>
-          <w:sz w:val="24"/>
-          <w:szCs w:val="24"/>
-        </w:rPr>
-        <w:t>配置测试：参数调整</w:t>
-      </w:r>
-      <w:r>
-        <w:rPr>
-          <w:rFonts w:ascii="Times New Roman" w:eastAsia="宋体"/>
-          <w:noProof/>
-          <w:sz w:val="24"/>
-          <w:szCs w:val="24"/>
-        </w:rPr>
-        <w:tab/>
-      </w:r>
-      <w:r>
-        <w:rPr>
-          <w:rFonts w:ascii="Times New Roman" w:eastAsia="宋体" w:hint="eastAsia"/>
-          <w:noProof/>
-          <w:sz w:val="24"/>
-          <w:szCs w:val="24"/>
-        </w:rPr>
-        <w:t>23</w:t>
+        <w:t>6</w:t>
       </w:r>
     </w:p>
     <w:p>
@@ -3055,6 +2695,15 @@
       </w:pPr>
       <w:r>
         <w:rPr>
+          <w:rFonts w:ascii="Times New Roman" w:eastAsia="宋体"/>
+          <w:noProof/>
+          <w:sz w:val="24"/>
+          <w:szCs w:val="24"/>
+        </w:rPr>
+        <w:t>3.</w:t>
+      </w:r>
+      <w:r>
+        <w:rPr>
           <w:rFonts w:ascii="Times New Roman" w:eastAsia="宋体" w:hint="eastAsia"/>
           <w:noProof/>
           <w:sz w:val="24"/>
@@ -3069,7 +2718,16 @@
           <w:sz w:val="24"/>
           <w:szCs w:val="24"/>
         </w:rPr>
-        <w:t xml:space="preserve">.4 </w:t>
+        <w:t xml:space="preserve"> </w:t>
+      </w:r>
+      <w:r>
+        <w:rPr>
+          <w:rFonts w:ascii="Times New Roman" w:eastAsia="宋体" w:hint="eastAsia"/>
+          <w:noProof/>
+          <w:sz w:val="24"/>
+          <w:szCs w:val="24"/>
+        </w:rPr>
+        <w:t>小结</w:t>
       </w:r>
       <w:r>
         <w:rPr>
@@ -3078,7 +2736,7 @@
           <w:sz w:val="24"/>
           <w:szCs w:val="24"/>
         </w:rPr>
-        <w:t>消融实验：系统优化策略验证</w:t>
+        <w:tab/>
       </w:r>
       <w:r>
         <w:rPr>
@@ -3087,7 +2745,42 @@
           <w:sz w:val="24"/>
           <w:szCs w:val="24"/>
         </w:rPr>
-        <w:tab/>
+        <w:fldChar w:fldCharType="begin"/>
+      </w:r>
+      <w:r>
+        <w:rPr>
+          <w:rFonts w:ascii="Times New Roman" w:eastAsia="宋体"/>
+          <w:noProof/>
+          <w:sz w:val="24"/>
+          <w:szCs w:val="24"/>
+        </w:rPr>
+        <w:instrText xml:space="preserve"> PAGEREF _Toc193868397 \h </w:instrText>
+      </w:r>
+      <w:r>
+        <w:rPr>
+          <w:rFonts w:ascii="Times New Roman" w:eastAsia="宋体"/>
+          <w:noProof/>
+          <w:sz w:val="24"/>
+          <w:szCs w:val="24"/>
+        </w:rPr>
+      </w:r>
+      <w:r>
+        <w:rPr>
+          <w:rFonts w:ascii="Times New Roman" w:eastAsia="宋体"/>
+          <w:noProof/>
+          <w:sz w:val="24"/>
+          <w:szCs w:val="24"/>
+        </w:rPr>
+        <w:fldChar w:fldCharType="separate"/>
+      </w:r>
+      <w:r>
+        <w:rPr>
+          <w:rFonts w:ascii="Times New Roman" w:eastAsia="宋体"/>
+          <w:noProof/>
+          <w:sz w:val="24"/>
+          <w:szCs w:val="24"/>
+        </w:rPr>
+        <w:t>1</w:t>
       </w:r>
       <w:r>
         <w:rPr>
@@ -3096,71 +2789,16 @@
           <w:sz w:val="24"/>
           <w:szCs w:val="24"/>
         </w:rPr>
-        <w:t>24</w:t>
-      </w:r>
-    </w:p>
-    <w:p>
-      <w:pPr>
-        <w:pStyle w:val="TOC2"/>
-        <w:tabs>
-          <w:tab w:val="right" w:leader="dot" w:pos="8777"/>
-        </w:tabs>
-        <w:rPr>
-          <w:rFonts w:ascii="Times New Roman" w:eastAsia="宋体"/>
-          <w:smallCaps w:val="0"/>
-          <w:noProof/>
-          <w:sz w:val="24"/>
-          <w:szCs w:val="24"/>
-          <w14:ligatures w14:val="standardContextual"/>
-        </w:rPr>
-      </w:pPr>
-      <w:r>
-        <w:rPr>
-          <w:rFonts w:ascii="Times New Roman" w:eastAsia="宋体" w:hint="eastAsia"/>
-          <w:noProof/>
-          <w:kern w:val="0"/>
-          <w:sz w:val="24"/>
-          <w:szCs w:val="24"/>
-        </w:rPr>
-        <w:t>4</w:t>
+        <w:t>9</w:t>
       </w:r>
       <w:r>
         <w:rPr>
           <w:rFonts w:ascii="Times New Roman" w:eastAsia="宋体"/>
           <w:noProof/>
-          <w:kern w:val="0"/>
           <w:sz w:val="24"/>
           <w:szCs w:val="24"/>
         </w:rPr>
-        <w:t xml:space="preserve">.5 </w:t>
-      </w:r>
-      <w:r>
-        <w:rPr>
-          <w:rFonts w:ascii="Times New Roman" w:eastAsia="宋体"/>
-          <w:noProof/>
-          <w:kern w:val="0"/>
-          <w:sz w:val="24"/>
-          <w:szCs w:val="24"/>
-        </w:rPr>
-        <w:t>小结</w:t>
-      </w:r>
-      <w:r>
-        <w:rPr>
-          <w:rFonts w:ascii="Times New Roman" w:eastAsia="宋体"/>
-          <w:noProof/>
-          <w:sz w:val="24"/>
-          <w:szCs w:val="24"/>
-        </w:rPr>
-        <w:tab/>
-      </w:r>
-      <w:r>
-        <w:rPr>
-          <w:rFonts w:ascii="Times New Roman" w:eastAsia="宋体" w:hint="eastAsia"/>
-          <w:noProof/>
-          <w:sz w:val="24"/>
-          <w:szCs w:val="24"/>
-        </w:rPr>
-        <w:t>26</w:t>
+        <w:fldChar w:fldCharType="end"/>
       </w:r>
     </w:p>
     <w:p>
@@ -3187,7 +2825,7 @@
           <w:sz w:val="24"/>
           <w:szCs w:val="24"/>
         </w:rPr>
-        <w:t>5</w:t>
+        <w:t>4</w:t>
       </w:r>
       <w:r>
         <w:rPr>
@@ -3196,7 +2834,7 @@
           <w:sz w:val="24"/>
           <w:szCs w:val="24"/>
         </w:rPr>
-        <w:t>、总结与展望</w:t>
+        <w:t>、实验与验证</w:t>
       </w:r>
       <w:r>
         <w:rPr>
@@ -3214,7 +2852,315 @@
           <w:sz w:val="24"/>
           <w:szCs w:val="24"/>
         </w:rPr>
-        <w:t>27</w:t>
+        <w:t>20</w:t>
+      </w:r>
+    </w:p>
+    <w:p>
+      <w:pPr>
+        <w:pStyle w:val="TOC2"/>
+        <w:tabs>
+          <w:tab w:val="right" w:leader="dot" w:pos="8777"/>
+        </w:tabs>
+        <w:rPr>
+          <w:rFonts w:ascii="Times New Roman" w:eastAsia="宋体"/>
+          <w:smallCaps w:val="0"/>
+          <w:noProof/>
+          <w:sz w:val="24"/>
+          <w:szCs w:val="24"/>
+          <w14:ligatures w14:val="standardContextual"/>
+        </w:rPr>
+      </w:pPr>
+      <w:r>
+        <w:rPr>
+          <w:rFonts w:ascii="Times New Roman" w:eastAsia="宋体" w:hint="eastAsia"/>
+          <w:noProof/>
+          <w:sz w:val="24"/>
+          <w:szCs w:val="24"/>
+        </w:rPr>
+        <w:t>4</w:t>
+      </w:r>
+      <w:r>
+        <w:rPr>
+          <w:rFonts w:ascii="Times New Roman" w:eastAsia="宋体"/>
+          <w:noProof/>
+          <w:sz w:val="24"/>
+          <w:szCs w:val="24"/>
+        </w:rPr>
+        <w:t xml:space="preserve">.1 </w:t>
+      </w:r>
+      <w:r>
+        <w:rPr>
+          <w:rFonts w:ascii="Times New Roman" w:eastAsia="宋体"/>
+          <w:noProof/>
+          <w:sz w:val="24"/>
+          <w:szCs w:val="24"/>
+        </w:rPr>
+        <w:t>数据集与评价指标</w:t>
+      </w:r>
+      <w:r>
+        <w:rPr>
+          <w:rFonts w:ascii="Times New Roman" w:eastAsia="宋体"/>
+          <w:noProof/>
+          <w:sz w:val="24"/>
+          <w:szCs w:val="24"/>
+        </w:rPr>
+        <w:tab/>
+      </w:r>
+      <w:r>
+        <w:rPr>
+          <w:rFonts w:ascii="Times New Roman" w:eastAsia="宋体" w:hint="eastAsia"/>
+          <w:noProof/>
+          <w:sz w:val="24"/>
+          <w:szCs w:val="24"/>
+        </w:rPr>
+        <w:t>20</w:t>
+      </w:r>
+    </w:p>
+    <w:p>
+      <w:pPr>
+        <w:pStyle w:val="TOC2"/>
+        <w:tabs>
+          <w:tab w:val="right" w:leader="dot" w:pos="8777"/>
+        </w:tabs>
+        <w:rPr>
+          <w:rFonts w:ascii="Times New Roman" w:eastAsia="宋体"/>
+          <w:smallCaps w:val="0"/>
+          <w:noProof/>
+          <w:sz w:val="24"/>
+          <w:szCs w:val="24"/>
+          <w14:ligatures w14:val="standardContextual"/>
+        </w:rPr>
+      </w:pPr>
+      <w:r>
+        <w:rPr>
+          <w:rFonts w:ascii="Times New Roman" w:eastAsia="宋体" w:hint="eastAsia"/>
+          <w:noProof/>
+          <w:sz w:val="24"/>
+          <w:szCs w:val="24"/>
+        </w:rPr>
+        <w:t>4</w:t>
+      </w:r>
+      <w:r>
+        <w:rPr>
+          <w:rFonts w:ascii="Times New Roman" w:eastAsia="宋体"/>
+          <w:noProof/>
+          <w:sz w:val="24"/>
+          <w:szCs w:val="24"/>
+        </w:rPr>
+        <w:t xml:space="preserve">.2 </w:t>
+      </w:r>
+      <w:r>
+        <w:rPr>
+          <w:rFonts w:ascii="Times New Roman" w:eastAsia="宋体"/>
+          <w:noProof/>
+          <w:sz w:val="24"/>
+          <w:szCs w:val="24"/>
+        </w:rPr>
+        <w:t>基准测试</w:t>
+      </w:r>
+      <w:r>
+        <w:rPr>
+          <w:rFonts w:ascii="Times New Roman" w:eastAsia="宋体"/>
+          <w:noProof/>
+          <w:sz w:val="24"/>
+          <w:szCs w:val="24"/>
+        </w:rPr>
+        <w:tab/>
+      </w:r>
+      <w:r>
+        <w:rPr>
+          <w:rFonts w:ascii="Times New Roman" w:eastAsia="宋体" w:hint="eastAsia"/>
+          <w:noProof/>
+          <w:sz w:val="24"/>
+          <w:szCs w:val="24"/>
+        </w:rPr>
+        <w:t>21</w:t>
+      </w:r>
+    </w:p>
+    <w:p>
+      <w:pPr>
+        <w:pStyle w:val="TOC2"/>
+        <w:tabs>
+          <w:tab w:val="right" w:leader="dot" w:pos="8777"/>
+        </w:tabs>
+        <w:rPr>
+          <w:rFonts w:ascii="Times New Roman" w:eastAsia="宋体"/>
+          <w:smallCaps w:val="0"/>
+          <w:noProof/>
+          <w:sz w:val="24"/>
+          <w:szCs w:val="24"/>
+          <w14:ligatures w14:val="standardContextual"/>
+        </w:rPr>
+      </w:pPr>
+      <w:r>
+        <w:rPr>
+          <w:rFonts w:ascii="Times New Roman" w:eastAsia="宋体" w:hint="eastAsia"/>
+          <w:noProof/>
+          <w:sz w:val="24"/>
+          <w:szCs w:val="24"/>
+        </w:rPr>
+        <w:t>4</w:t>
+      </w:r>
+      <w:r>
+        <w:rPr>
+          <w:rFonts w:ascii="Times New Roman" w:eastAsia="宋体"/>
+          <w:noProof/>
+          <w:sz w:val="24"/>
+          <w:szCs w:val="24"/>
+        </w:rPr>
+        <w:t xml:space="preserve">.3 </w:t>
+      </w:r>
+      <w:r>
+        <w:rPr>
+          <w:rFonts w:ascii="Times New Roman" w:eastAsia="宋体"/>
+          <w:noProof/>
+          <w:sz w:val="24"/>
+          <w:szCs w:val="24"/>
+        </w:rPr>
+        <w:t>配置测试：参数调整</w:t>
+      </w:r>
+      <w:r>
+        <w:rPr>
+          <w:rFonts w:ascii="Times New Roman" w:eastAsia="宋体"/>
+          <w:noProof/>
+          <w:sz w:val="24"/>
+          <w:szCs w:val="24"/>
+        </w:rPr>
+        <w:tab/>
+      </w:r>
+      <w:r>
+        <w:rPr>
+          <w:rFonts w:ascii="Times New Roman" w:eastAsia="宋体" w:hint="eastAsia"/>
+          <w:noProof/>
+          <w:sz w:val="24"/>
+          <w:szCs w:val="24"/>
+        </w:rPr>
+        <w:t>23</w:t>
+      </w:r>
+    </w:p>
+    <w:p>
+      <w:pPr>
+        <w:pStyle w:val="TOC2"/>
+        <w:tabs>
+          <w:tab w:val="right" w:leader="dot" w:pos="8777"/>
+        </w:tabs>
+        <w:rPr>
+          <w:rFonts w:ascii="Times New Roman" w:eastAsia="宋体"/>
+          <w:smallCaps w:val="0"/>
+          <w:noProof/>
+          <w:sz w:val="24"/>
+          <w:szCs w:val="24"/>
+          <w14:ligatures w14:val="standardContextual"/>
+        </w:rPr>
+      </w:pPr>
+      <w:r>
+        <w:rPr>
+          <w:rFonts w:ascii="Times New Roman" w:eastAsia="宋体" w:hint="eastAsia"/>
+          <w:noProof/>
+          <w:sz w:val="24"/>
+          <w:szCs w:val="24"/>
+        </w:rPr>
+        <w:t>4</w:t>
+      </w:r>
+      <w:r>
+        <w:rPr>
+          <w:rFonts w:ascii="Times New Roman" w:eastAsia="宋体"/>
+          <w:noProof/>
+          <w:sz w:val="24"/>
+          <w:szCs w:val="24"/>
+        </w:rPr>
+        <w:t xml:space="preserve">.4 </w:t>
+      </w:r>
+      <w:r>
+        <w:rPr>
+          <w:rFonts w:ascii="Times New Roman" w:eastAsia="宋体"/>
+          <w:noProof/>
+          <w:sz w:val="24"/>
+          <w:szCs w:val="24"/>
+        </w:rPr>
+        <w:t>消融实验：系统优化策略验证</w:t>
+      </w:r>
+      <w:r>
+        <w:rPr>
+          <w:rFonts w:ascii="Times New Roman" w:eastAsia="宋体"/>
+          <w:noProof/>
+          <w:sz w:val="24"/>
+          <w:szCs w:val="24"/>
+        </w:rPr>
+        <w:tab/>
+      </w:r>
+      <w:r>
+        <w:rPr>
+          <w:rFonts w:ascii="Times New Roman" w:eastAsia="宋体" w:hint="eastAsia"/>
+          <w:noProof/>
+          <w:sz w:val="24"/>
+          <w:szCs w:val="24"/>
+        </w:rPr>
+        <w:t>24</w:t>
+      </w:r>
+    </w:p>
+    <w:p>
+      <w:pPr>
+        <w:pStyle w:val="TOC2"/>
+        <w:tabs>
+          <w:tab w:val="right" w:leader="dot" w:pos="8777"/>
+        </w:tabs>
+        <w:rPr>
+          <w:rFonts w:ascii="Times New Roman" w:eastAsia="宋体"/>
+          <w:smallCaps w:val="0"/>
+          <w:noProof/>
+          <w:sz w:val="24"/>
+          <w:szCs w:val="24"/>
+          <w14:ligatures w14:val="standardContextual"/>
+        </w:rPr>
+      </w:pPr>
+      <w:r>
+        <w:rPr>
+          <w:rFonts w:ascii="Times New Roman" w:eastAsia="宋体" w:hint="eastAsia"/>
+          <w:noProof/>
+          <w:kern w:val="0"/>
+          <w:sz w:val="24"/>
+          <w:szCs w:val="24"/>
+        </w:rPr>
+        <w:t>4</w:t>
+      </w:r>
+      <w:r>
+        <w:rPr>
+          <w:rFonts w:ascii="Times New Roman" w:eastAsia="宋体"/>
+          <w:noProof/>
+          <w:kern w:val="0"/>
+          <w:sz w:val="24"/>
+          <w:szCs w:val="24"/>
+        </w:rPr>
+        <w:t xml:space="preserve">.5 </w:t>
+      </w:r>
+      <w:r>
+        <w:rPr>
+          <w:rFonts w:ascii="Times New Roman" w:eastAsia="宋体"/>
+          <w:noProof/>
+          <w:kern w:val="0"/>
+          <w:sz w:val="24"/>
+          <w:szCs w:val="24"/>
+        </w:rPr>
+        <w:t>小结</w:t>
+      </w:r>
+      <w:r>
+        <w:rPr>
+          <w:rFonts w:ascii="Times New Roman" w:eastAsia="宋体"/>
+          <w:noProof/>
+          <w:sz w:val="24"/>
+          <w:szCs w:val="24"/>
+        </w:rPr>
+        <w:tab/>
+      </w:r>
+      <w:r>
+        <w:rPr>
+          <w:rFonts w:ascii="Times New Roman" w:eastAsia="宋体" w:hint="eastAsia"/>
+          <w:noProof/>
+          <w:sz w:val="24"/>
+          <w:szCs w:val="24"/>
+        </w:rPr>
+        <w:t>25</w:t>
       </w:r>
     </w:p>
     <w:p>
@@ -3236,12 +3182,21 @@
       </w:pPr>
       <w:r>
         <w:rPr>
+          <w:rFonts w:ascii="Times New Roman" w:eastAsia="宋体" w:hint="eastAsia"/>
+          <w:noProof/>
+          <w:sz w:val="24"/>
+          <w:szCs w:val="24"/>
+        </w:rPr>
+        <w:t>5</w:t>
+      </w:r>
+      <w:r>
+        <w:rPr>
           <w:rFonts w:ascii="Times New Roman" w:eastAsia="宋体"/>
           <w:noProof/>
           <w:sz w:val="24"/>
           <w:szCs w:val="24"/>
         </w:rPr>
-        <w:t>参考文献</w:t>
+        <w:t>、总结与展望</w:t>
       </w:r>
       <w:r>
         <w:rPr>
@@ -3259,7 +3214,52 @@
           <w:sz w:val="24"/>
           <w:szCs w:val="24"/>
         </w:rPr>
-        <w:t>28</w:t>
+        <w:t>26</w:t>
+      </w:r>
+    </w:p>
+    <w:p>
+      <w:pPr>
+        <w:pStyle w:val="TOC1"/>
+        <w:tabs>
+          <w:tab w:val="right" w:leader="dot" w:pos="8777"/>
+        </w:tabs>
+        <w:rPr>
+          <w:rFonts w:ascii="Times New Roman" w:eastAsia="宋体"/>
+          <w:b w:val="0"/>
+          <w:bCs w:val="0"/>
+          <w:caps w:val="0"/>
+          <w:noProof/>
+          <w:sz w:val="24"/>
+          <w:szCs w:val="24"/>
+          <w14:ligatures w14:val="standardContextual"/>
+        </w:rPr>
+      </w:pPr>
+      <w:r>
+        <w:rPr>
+          <w:rFonts w:ascii="Times New Roman" w:eastAsia="宋体"/>
+          <w:noProof/>
+          <w:sz w:val="24"/>
+          <w:szCs w:val="24"/>
+        </w:rPr>
+        <w:t>参考文献</w:t>
+      </w:r>
+      <w:r>
+        <w:rPr>
+          <w:rFonts w:ascii="Times New Roman" w:eastAsia="宋体"/>
+          <w:noProof/>
+          <w:sz w:val="24"/>
+          <w:szCs w:val="24"/>
+        </w:rPr>
+        <w:tab/>
+      </w:r>
+      <w:r>
+        <w:rPr>
+          <w:rFonts w:ascii="Times New Roman" w:eastAsia="宋体" w:hint="eastAsia"/>
+          <w:noProof/>
+          <w:sz w:val="24"/>
+          <w:szCs w:val="24"/>
+        </w:rPr>
+        <w:t>27</w:t>
       </w:r>
     </w:p>
     <w:p>
@@ -3304,13 +3304,12 @@
           <w:sz w:val="24"/>
           <w:szCs w:val="24"/>
         </w:rPr>
-        <w:t>30</w:t>
-      </w:r>
-    </w:p>
-    <w:p>
-      <w:pPr>
-        <w:rPr>
-          <w:rFonts w:hint="eastAsia"/>
+        <w:t>29</w:t>
+      </w:r>
+    </w:p>
+    <w:p>
+      <w:pPr>
+        <w:rPr>
           <w:b/>
           <w:sz w:val="24"/>
         </w:rPr>
@@ -3983,7 +3982,6 @@
       <w:pPr>
         <w:spacing w:line="360" w:lineRule="auto"/>
         <w:rPr>
-          <w:rFonts w:hint="eastAsia"/>
           <w:szCs w:val="21"/>
         </w:rPr>
         <w:sectPr>
@@ -4413,7 +4411,6 @@
         <w:spacing w:line="360" w:lineRule="auto"/>
         <w:jc w:val="both"/>
         <w:rPr>
-          <w:rFonts w:hint="eastAsia"/>
           <w:sz w:val="21"/>
           <w:szCs w:val="21"/>
         </w:rPr>
@@ -18675,9 +18672,6 @@
           <w:tab w:val="clear" w:pos="8306"/>
         </w:tabs>
         <w:jc w:val="center"/>
-        <w:rPr>
-          <w:rFonts w:hint="eastAsia"/>
-        </w:rPr>
       </w:pPr>
       <w:r>
         <w:rPr>
@@ -21656,9 +21650,6 @@
         </w:tabs>
         <w:spacing w:line="360" w:lineRule="auto"/>
         <w:ind w:firstLineChars="200" w:firstLine="480"/>
-        <w:rPr>
-          <w:rFonts w:hint="eastAsia"/>
-        </w:rPr>
       </w:pPr>
       <w:r>
         <w:rPr>
@@ -21861,7 +21852,7 @@
           <w:sz w:val="21"/>
           <w:szCs w:val="21"/>
         </w:rPr>
-        <w:t>5</w:t>
+        <w:t>4</w:t>
       </w:r>
       <w:r>
         <w:rPr>
@@ -21932,7 +21923,7 @@
           <w:sz w:val="21"/>
           <w:szCs w:val="21"/>
         </w:rPr>
-        <w:t>5</w:t>
+        <w:t>4</w:t>
       </w:r>
       <w:r>
         <w:rPr>
@@ -21974,7 +21965,6 @@
           <w:tab w:val="clear" w:pos="8306"/>
         </w:tabs>
         <w:rPr>
-          <w:rFonts w:hint="eastAsia"/>
           <w:sz w:val="21"/>
           <w:szCs w:val="21"/>
         </w:rPr>
@@ -22011,9 +22001,6 @@
               </w:tabs>
               <w:spacing w:line="360" w:lineRule="auto"/>
               <w:jc w:val="center"/>
-              <w:rPr>
-                <w:rFonts w:hint="eastAsia"/>
-              </w:rPr>
             </w:pPr>
             <w:r>
               <w:rPr>
@@ -22048,9 +22035,6 @@
               </w:tabs>
               <w:spacing w:line="360" w:lineRule="auto"/>
               <w:jc w:val="center"/>
-              <w:rPr>
-                <w:rFonts w:hint="eastAsia"/>
-              </w:rPr>
             </w:pPr>
             <w:r>
               <w:rPr>
@@ -22091,9 +22075,6 @@
               </w:tabs>
               <w:spacing w:line="360" w:lineRule="auto"/>
               <w:jc w:val="center"/>
-              <w:rPr>
-                <w:rFonts w:hint="eastAsia"/>
-              </w:rPr>
             </w:pPr>
             <w:proofErr w:type="spellStart"/>
             <w:r>
@@ -22141,9 +22122,6 @@
               </w:tabs>
               <w:spacing w:line="360" w:lineRule="auto"/>
               <w:jc w:val="center"/>
-              <w:rPr>
-                <w:rFonts w:hint="eastAsia"/>
-              </w:rPr>
             </w:pPr>
             <w:r>
               <w:rPr>
@@ -22178,9 +22156,6 @@
               </w:tabs>
               <w:spacing w:line="360" w:lineRule="auto"/>
               <w:jc w:val="center"/>
-              <w:rPr>
-                <w:rFonts w:hint="eastAsia"/>
-              </w:rPr>
             </w:pPr>
             <w:r>
               <w:rPr>
@@ -22203,9 +22178,6 @@
               </w:tabs>
               <w:spacing w:line="360" w:lineRule="auto"/>
               <w:jc w:val="center"/>
-              <w:rPr>
-                <w:rFonts w:hint="eastAsia"/>
-              </w:rPr>
             </w:pPr>
             <w:r>
               <w:rPr>
@@ -22233,9 +22205,6 @@
               </w:tabs>
               <w:spacing w:line="360" w:lineRule="auto"/>
               <w:jc w:val="center"/>
-              <w:rPr>
-                <w:rFonts w:hint="eastAsia"/>
-              </w:rPr>
             </w:pPr>
             <w:r>
               <w:rPr>
@@ -22270,9 +22239,6 @@
               </w:tabs>
               <w:spacing w:line="360" w:lineRule="auto"/>
               <w:jc w:val="center"/>
-              <w:rPr>
-                <w:rFonts w:hint="eastAsia"/>
-              </w:rPr>
             </w:pPr>
             <w:r>
               <w:rPr>
@@ -22295,9 +22261,6 @@
               </w:tabs>
               <w:spacing w:line="360" w:lineRule="auto"/>
               <w:jc w:val="center"/>
-              <w:rPr>
-                <w:rFonts w:hint="eastAsia"/>
-              </w:rPr>
             </w:pPr>
             <w:r>
               <w:rPr>
@@ -22336,7 +22299,7 @@
           <w:sz w:val="21"/>
           <w:szCs w:val="21"/>
         </w:rPr>
-        <w:t>5</w:t>
+        <w:t>4</w:t>
       </w:r>
       <w:r>
         <w:rPr>
@@ -22407,7 +22370,7 @@
           <w:sz w:val="21"/>
           <w:szCs w:val="21"/>
         </w:rPr>
-        <w:t>5</w:t>
+        <w:t>4</w:t>
       </w:r>
       <w:r>
         <w:rPr>
@@ -22473,7 +22436,13 @@
         <w:rPr>
           <w:rFonts w:hint="eastAsia"/>
         </w:rPr>
-        <w:t>5-1</w:t>
+        <w:t>4</w:t>
+      </w:r>
+      <w:r>
+        <w:rPr>
+          <w:rFonts w:hint="eastAsia"/>
+        </w:rPr>
+        <w:t>-1</w:t>
       </w:r>
       <w:r>
         <w:rPr>
@@ -22608,9 +22577,6 @@
           <w:tab w:val="clear" w:pos="8306"/>
         </w:tabs>
         <w:jc w:val="center"/>
-        <w:rPr>
-          <w:rFonts w:hint="eastAsia"/>
-        </w:rPr>
       </w:pPr>
       <w:r>
         <w:rPr>
@@ -22686,7 +22652,15 @@
           <w:sz w:val="21"/>
           <w:szCs w:val="21"/>
         </w:rPr>
-        <w:t xml:space="preserve">5-2: </w:t>
+        <w:t>4</w:t>
+      </w:r>
+      <w:r>
+        <w:rPr>
+          <w:rFonts w:hint="eastAsia"/>
+          <w:sz w:val="21"/>
+          <w:szCs w:val="21"/>
+        </w:rPr>
+        <w:t xml:space="preserve">-2: </w:t>
       </w:r>
       <w:r>
         <w:rPr>
@@ -22713,7 +22687,23 @@
           <w:sz w:val="21"/>
           <w:szCs w:val="21"/>
         </w:rPr>
-        <w:t xml:space="preserve">Figure 5-2: </w:t>
+        <w:t xml:space="preserve">Figure </w:t>
+      </w:r>
+      <w:r>
+        <w:rPr>
+          <w:rFonts w:hint="eastAsia"/>
+          <w:sz w:val="21"/>
+          <w:szCs w:val="21"/>
+        </w:rPr>
+        <w:t>4</w:t>
+      </w:r>
+      <w:r>
+        <w:rPr>
+          <w:rFonts w:hint="eastAsia"/>
+          <w:sz w:val="21"/>
+          <w:szCs w:val="21"/>
+        </w:rPr>
+        <w:t xml:space="preserve">-2: </w:t>
       </w:r>
       <w:r>
         <w:rPr>
@@ -22755,7 +22745,7 @@
           <w:szCs w:val="21"/>
         </w:rPr>
         <w:drawing>
-          <wp:anchor distT="0" distB="0" distL="114300" distR="114300" simplePos="0" relativeHeight="251698176" behindDoc="0" locked="0" layoutInCell="1" allowOverlap="1" wp14:anchorId="17621796" wp14:editId="02B45201">
+          <wp:anchor distT="0" distB="0" distL="114300" distR="114300" simplePos="0" relativeHeight="251698176" behindDoc="0" locked="0" layoutInCell="1" allowOverlap="1" wp14:anchorId="17621796" wp14:editId="457D1040">
             <wp:simplePos x="0" y="0"/>
             <wp:positionH relativeFrom="margin">
               <wp:align>left</wp:align>
@@ -22826,7 +22816,13 @@
         <w:rPr>
           <w:rFonts w:hint="eastAsia"/>
         </w:rPr>
-        <w:t>5-2</w:t>
+        <w:t>4</w:t>
+      </w:r>
+      <w:r>
+        <w:rPr>
+          <w:rFonts w:hint="eastAsia"/>
+        </w:rPr>
+        <w:t>-2</w:t>
       </w:r>
       <w:r>
         <w:rPr>
@@ -22904,7 +22900,6 @@
         </w:tabs>
         <w:jc w:val="center"/>
         <w:rPr>
-          <w:rFonts w:hint="eastAsia"/>
           <w:sz w:val="21"/>
           <w:szCs w:val="21"/>
         </w:rPr>
@@ -22989,7 +22984,15 @@
           <w:sz w:val="21"/>
           <w:szCs w:val="21"/>
         </w:rPr>
-        <w:t xml:space="preserve">5-3: </w:t>
+        <w:t>4</w:t>
+      </w:r>
+      <w:r>
+        <w:rPr>
+          <w:rFonts w:hint="eastAsia"/>
+          <w:sz w:val="21"/>
+          <w:szCs w:val="21"/>
+        </w:rPr>
+        <w:t xml:space="preserve">-3: </w:t>
       </w:r>
       <w:r>
         <w:rPr>
@@ -23020,7 +23023,23 @@
           <w:sz w:val="21"/>
           <w:szCs w:val="21"/>
         </w:rPr>
-        <w:t xml:space="preserve">Figure 5-3: </w:t>
+        <w:t xml:space="preserve">Figure </w:t>
+      </w:r>
+      <w:r>
+        <w:rPr>
+          <w:rFonts w:hint="eastAsia"/>
+          <w:sz w:val="21"/>
+          <w:szCs w:val="21"/>
+        </w:rPr>
+        <w:t>4</w:t>
+      </w:r>
+      <w:r>
+        <w:rPr>
+          <w:rFonts w:hint="eastAsia"/>
+          <w:sz w:val="21"/>
+          <w:szCs w:val="21"/>
+        </w:rPr>
+        <w:t xml:space="preserve">-3: </w:t>
       </w:r>
       <w:r>
         <w:rPr>
@@ -23065,7 +23084,13 @@
         <w:rPr>
           <w:rFonts w:hint="eastAsia"/>
         </w:rPr>
-        <w:t>5-3</w:t>
+        <w:t>4</w:t>
+      </w:r>
+      <w:r>
+        <w:rPr>
+          <w:rFonts w:hint="eastAsia"/>
+        </w:rPr>
+        <w:t>-3</w:t>
       </w:r>
       <w:r>
         <w:rPr>
@@ -23457,7 +23482,15 @@
           <w:sz w:val="21"/>
           <w:szCs w:val="21"/>
         </w:rPr>
-        <w:t xml:space="preserve">5-4: </w:t>
+        <w:t>4</w:t>
+      </w:r>
+      <w:r>
+        <w:rPr>
+          <w:rFonts w:hint="eastAsia"/>
+          <w:sz w:val="21"/>
+          <w:szCs w:val="21"/>
+        </w:rPr>
+        <w:t xml:space="preserve">-4: </w:t>
       </w:r>
       <w:r>
         <w:rPr>
@@ -23506,7 +23539,23 @@
           <w:sz w:val="21"/>
           <w:szCs w:val="21"/>
         </w:rPr>
-        <w:t xml:space="preserve">Figure 5-4: </w:t>
+        <w:t xml:space="preserve">Figure </w:t>
+      </w:r>
+      <w:r>
+        <w:rPr>
+          <w:rFonts w:hint="eastAsia"/>
+          <w:sz w:val="21"/>
+          <w:szCs w:val="21"/>
+        </w:rPr>
+        <w:t>4</w:t>
+      </w:r>
+      <w:r>
+        <w:rPr>
+          <w:rFonts w:hint="eastAsia"/>
+          <w:sz w:val="21"/>
+          <w:szCs w:val="21"/>
+        </w:rPr>
+        <w:t xml:space="preserve">-4: </w:t>
       </w:r>
       <w:r>
         <w:rPr>
@@ -23542,7 +23591,13 @@
         <w:rPr>
           <w:rFonts w:hint="eastAsia"/>
         </w:rPr>
-        <w:t>5-</w:t>
+        <w:t>4</w:t>
+      </w:r>
+      <w:r>
+        <w:rPr>
+          <w:rFonts w:hint="eastAsia"/>
+        </w:rPr>
+        <w:t>-</w:t>
       </w:r>
       <w:r>
         <w:rPr>
@@ -23720,7 +23775,15 @@
           <w:sz w:val="21"/>
           <w:szCs w:val="21"/>
         </w:rPr>
-        <w:t xml:space="preserve">5-5: </w:t>
+        <w:t>4</w:t>
+      </w:r>
+      <w:r>
+        <w:rPr>
+          <w:rFonts w:hint="eastAsia"/>
+          <w:sz w:val="21"/>
+          <w:szCs w:val="21"/>
+        </w:rPr>
+        <w:t xml:space="preserve">-5: </w:t>
       </w:r>
       <w:r>
         <w:rPr>
@@ -23743,7 +23806,23 @@
           <w:sz w:val="21"/>
           <w:szCs w:val="21"/>
         </w:rPr>
-        <w:t xml:space="preserve">Figure 5-5: </w:t>
+        <w:t xml:space="preserve">Figure </w:t>
+      </w:r>
+      <w:r>
+        <w:rPr>
+          <w:rFonts w:hint="eastAsia"/>
+          <w:sz w:val="21"/>
+          <w:szCs w:val="21"/>
+        </w:rPr>
+        <w:t>4</w:t>
+      </w:r>
+      <w:r>
+        <w:rPr>
+          <w:rFonts w:hint="eastAsia"/>
+          <w:sz w:val="21"/>
+          <w:szCs w:val="21"/>
+        </w:rPr>
+        <w:t xml:space="preserve">-5: </w:t>
       </w:r>
       <w:r>
         <w:rPr>
@@ -23813,7 +23892,13 @@
         <w:rPr>
           <w:rFonts w:hint="eastAsia"/>
         </w:rPr>
-        <w:t>5-</w:t>
+        <w:t>4</w:t>
+      </w:r>
+      <w:r>
+        <w:rPr>
+          <w:rFonts w:hint="eastAsia"/>
+        </w:rPr>
+        <w:t>-</w:t>
       </w:r>
       <w:r>
         <w:rPr>
@@ -24452,9 +24537,6 @@
           <w:rFonts w:hint="eastAsia"/>
         </w:rPr>
         <w:t>以上结果表明，异步并行处理和缓存机制对系统性能提升至关重要，两者共同作用可以显著提升响应速度与吞吐能力。</w:t>
-      </w:r>
-      <w:r>
-        <w:br w:type="page"/>
       </w:r>
     </w:p>
     <w:p>
@@ -29935,6 +30017,10 @@
 </file>
 
 <file path=customXml/item1.xml><?xml version="1.0" encoding="utf-8"?>
+<b:Sources xmlns:b="http://schemas.openxmlformats.org/officeDocument/2006/bibliography" xmlns="http://schemas.openxmlformats.org/officeDocument/2006/bibliography" SelectedStyle="\IEEE2006OfficeOnline.xsl" StyleName="IEEE" Version="2006"/>
+</file>
+
+<file path=customXml/item2.xml><?xml version="1.0" encoding="utf-8"?>
 <s:customData xmlns="http://www.wps.cn/officeDocument/2013/wpsCustomData" xmlns:s="http://www.wps.cn/officeDocument/2013/wpsCustomData">
   <customSectProps>
     <customSectPr/>
@@ -29947,22 +30033,18 @@
 </s:customData>
 </file>
 
-<file path=customXml/item2.xml><?xml version="1.0" encoding="utf-8"?>
-<b:Sources xmlns:b="http://schemas.openxmlformats.org/officeDocument/2006/bibliography" xmlns="http://schemas.openxmlformats.org/officeDocument/2006/bibliography" SelectedStyle="\IEEE2006OfficeOnline.xsl" StyleName="IEEE" Version="2006"/>
+<file path=customXml/itemProps1.xml><?xml version="1.0" encoding="utf-8"?>
+<ds:datastoreItem xmlns:ds="http://schemas.openxmlformats.org/officeDocument/2006/customXml" ds:itemID="{51E59A4A-5F75-4009-BC4C-FA13BEC13E40}">
+  <ds:schemaRefs>
+    <ds:schemaRef ds:uri="http://schemas.openxmlformats.org/officeDocument/2006/bibliography"/>
+  </ds:schemaRefs>
+</ds:datastoreItem>
 </file>
 
-<file path=customXml/itemProps1.xml><?xml version="1.0" encoding="utf-8"?>
+<file path=customXml/itemProps2.xml><?xml version="1.0" encoding="utf-8"?>
 <ds:datastoreItem xmlns:ds="http://schemas.openxmlformats.org/officeDocument/2006/customXml" ds:itemID="{B1977F7D-205B-4081-913C-38D41E755F92}">
   <ds:schemaRefs>
     <ds:schemaRef ds:uri="http://www.wps.cn/officeDocument/2013/wpsCustomData"/>
   </ds:schemaRefs>
 </ds:datastoreItem>
-</file>
-
-<file path=customXml/itemProps2.xml><?xml version="1.0" encoding="utf-8"?>
-<ds:datastoreItem xmlns:ds="http://schemas.openxmlformats.org/officeDocument/2006/customXml" ds:itemID="{51E59A4A-5F75-4009-BC4C-FA13BEC13E40}">
-  <ds:schemaRefs>
-    <ds:schemaRef ds:uri="http://schemas.openxmlformats.org/officeDocument/2006/bibliography"/>
-  </ds:schemaRefs>
-</ds:datastoreItem>
 </file>
--- a/paper/fill.docx
+++ b/paper/fill.docx
@@ -3805,7 +3805,7 @@
           <w:rFonts w:hint="eastAsia"/>
           <w:szCs w:val="21"/>
         </w:rPr>
-        <w:t>校验、到结果反馈。我们的系统充分利用</w:t>
+        <w:t>校验到结果反馈。我们的系统充分利用</w:t>
       </w:r>
       <w:r>
         <w:rPr>
@@ -3819,21 +3819,7 @@
           <w:rFonts w:hint="eastAsia"/>
           <w:szCs w:val="21"/>
         </w:rPr>
-        <w:t>在复杂推理和语言生成上的优势（注意，</w:t>
-      </w:r>
-      <w:r>
-        <w:rPr>
-          <w:rFonts w:hint="eastAsia"/>
-          <w:szCs w:val="21"/>
-        </w:rPr>
-        <w:t>SQL</w:t>
-      </w:r>
-      <w:r>
-        <w:rPr>
-          <w:rFonts w:hint="eastAsia"/>
-          <w:szCs w:val="21"/>
-        </w:rPr>
-        <w:t>自身的语法规则就是对标自然语言而设计出来的），应用多智能体协作机制提高查询的准确性和稳定性。我们的优化策略包括：</w:t>
+        <w:t>在复杂推理和语言生成上的优势，应用多智能体协作机制提高查询的准确性和稳定性。我们的优化策略包括：</w:t>
       </w:r>
       <w:r>
         <w:rPr>
@@ -3897,14 +3883,28 @@
           <w:rFonts w:hint="eastAsia"/>
           <w:szCs w:val="21"/>
         </w:rPr>
-        <w:t>实验结果表明，相较于传统方案，本系统在查询准确率、执行效率、结果稳定性方面均有显著提升</w:t>
-      </w:r>
-      <w:r>
-        <w:rPr>
-          <w:rFonts w:hint="eastAsia"/>
-          <w:szCs w:val="21"/>
-        </w:rPr>
-        <w:t>（</w:t>
+        <w:t>实验结果表明，相较于传统方案，本系统在查询准确率、执行效率</w:t>
+      </w:r>
+      <w:r>
+        <w:rPr>
+          <w:rFonts w:hint="eastAsia"/>
+          <w:szCs w:val="21"/>
+        </w:rPr>
+        <w:t>和</w:t>
+      </w:r>
+      <w:r>
+        <w:rPr>
+          <w:rFonts w:hint="eastAsia"/>
+          <w:szCs w:val="21"/>
+        </w:rPr>
+        <w:t>结果稳定性方面均有显著提升</w:t>
+      </w:r>
+      <w:r>
+        <w:rPr>
+          <w:rFonts w:hint="eastAsia"/>
+          <w:szCs w:val="21"/>
+        </w:rPr>
+        <w:t>，</w:t>
       </w:r>
       <w:r>
         <w:rPr>
@@ -3947,13 +3947,6 @@
           <w:szCs w:val="21"/>
         </w:rPr>
         <w:t>60%</w:t>
-      </w:r>
-      <w:r>
-        <w:rPr>
-          <w:rFonts w:hint="eastAsia"/>
-          <w:szCs w:val="21"/>
-        </w:rPr>
-        <w:t>）</w:t>
       </w:r>
       <w:r>
         <w:rPr>
@@ -4594,6 +4587,7 @@
         </w:tabs>
         <w:spacing w:line="360" w:lineRule="auto"/>
         <w:ind w:firstLineChars="200" w:firstLine="480"/>
+        <w:jc w:val="both"/>
       </w:pPr>
       <w:r>
         <w:rPr>
@@ -4653,6 +4647,7 @@
         </w:tabs>
         <w:spacing w:line="360" w:lineRule="auto"/>
         <w:ind w:firstLineChars="200" w:firstLine="480"/>
+        <w:jc w:val="both"/>
       </w:pPr>
       <w:r>
         <w:rPr>
@@ -4780,6 +4775,7 @@
         </w:tabs>
         <w:spacing w:line="360" w:lineRule="auto"/>
         <w:ind w:firstLineChars="200" w:firstLine="480"/>
+        <w:jc w:val="both"/>
       </w:pPr>
       <w:r>
         <w:rPr>
@@ -4967,6 +4963,7 @@
         </w:tabs>
         <w:spacing w:line="360" w:lineRule="auto"/>
         <w:ind w:firstLineChars="200" w:firstLine="480"/>
+        <w:jc w:val="both"/>
       </w:pPr>
       <w:r>
         <w:rPr>
@@ -5062,6 +5059,7 @@
         </w:tabs>
         <w:spacing w:line="360" w:lineRule="auto"/>
         <w:ind w:firstLineChars="200" w:firstLine="480"/>
+        <w:jc w:val="both"/>
       </w:pPr>
       <w:r>
         <w:rPr>
@@ -5106,6 +5104,7 @@
         </w:tabs>
         <w:spacing w:line="360" w:lineRule="auto"/>
         <w:ind w:firstLineChars="200" w:firstLine="480"/>
+        <w:jc w:val="both"/>
         <w:rPr>
           <w:bCs/>
         </w:rPr>
@@ -5482,6 +5481,7 @@
         </w:tabs>
         <w:spacing w:line="360" w:lineRule="auto"/>
         <w:ind w:firstLineChars="200" w:firstLine="480"/>
+        <w:jc w:val="both"/>
         <w:rPr>
           <w:bCs/>
         </w:rPr>
@@ -6028,6 +6028,7 @@
         </w:tabs>
         <w:spacing w:line="360" w:lineRule="auto"/>
         <w:ind w:firstLineChars="200" w:firstLine="480"/>
+        <w:jc w:val="both"/>
         <w:rPr>
           <w:bCs/>
         </w:rPr>
@@ -6412,6 +6413,7 @@
         <w:pStyle w:val="ae"/>
         <w:spacing w:line="360" w:lineRule="auto"/>
         <w:ind w:firstLineChars="200" w:firstLine="480"/>
+        <w:jc w:val="both"/>
       </w:pPr>
       <w:r>
         <w:rPr>
@@ -6545,6 +6547,7 @@
         <w:pStyle w:val="ae"/>
         <w:spacing w:line="360" w:lineRule="auto"/>
         <w:ind w:firstLineChars="200" w:firstLine="480"/>
+        <w:jc w:val="both"/>
       </w:pPr>
       <w:r>
         <w:rPr>
@@ -6656,6 +6659,7 @@
         <w:pStyle w:val="ae"/>
         <w:spacing w:line="360" w:lineRule="auto"/>
         <w:ind w:firstLineChars="200" w:firstLine="480"/>
+        <w:jc w:val="both"/>
       </w:pPr>
       <w:r>
         <w:rPr>
@@ -6753,6 +6757,7 @@
         <w:pStyle w:val="ae"/>
         <w:spacing w:line="360" w:lineRule="auto"/>
         <w:ind w:firstLineChars="200" w:firstLine="480"/>
+        <w:jc w:val="both"/>
       </w:pPr>
       <w:r>
         <w:rPr>
@@ -6853,6 +6858,7 @@
         <w:pStyle w:val="ae"/>
         <w:spacing w:line="360" w:lineRule="auto"/>
         <w:ind w:firstLineChars="200" w:firstLine="480"/>
+        <w:jc w:val="both"/>
       </w:pPr>
       <w:r>
         <w:rPr>
@@ -6946,6 +6952,7 @@
         <w:pStyle w:val="ae"/>
         <w:spacing w:line="360" w:lineRule="auto"/>
         <w:ind w:firstLineChars="200" w:firstLine="480"/>
+        <w:jc w:val="both"/>
       </w:pPr>
       <w:r>
         <w:rPr>
@@ -6969,7 +6976,7 @@
         <w:rPr>
           <w:rFonts w:hint="eastAsia"/>
         </w:rPr>
-        <w:t>综合评估：我们有丰富的实验，从准确率、执行效率、稳定性等多方面评估系统，并与传统单智能</w:t>
+        <w:t>综合评估：实验从准确率、执行效率、稳定性等多方面评估系统，并与传统单智能</w:t>
       </w:r>
       <w:proofErr w:type="gramStart"/>
       <w:r>
@@ -7047,7 +7054,19 @@
         <w:rPr>
           <w:rFonts w:hint="eastAsia"/>
         </w:rPr>
-        <w:t>的有效性从而得到验证。我们还分析了当前系统的局限，指明未来的改进方向</w:t>
+        <w:t>的有效性从而得到验证。我们还分析了当前系统的局限，</w:t>
+      </w:r>
+      <w:r>
+        <w:rPr>
+          <w:rFonts w:hint="eastAsia"/>
+        </w:rPr>
+        <w:t>提出</w:t>
+      </w:r>
+      <w:r>
+        <w:rPr>
+          <w:rFonts w:hint="eastAsia"/>
+        </w:rPr>
+        <w:t>未来的改进方向</w:t>
       </w:r>
       <w:r>
         <w:rPr>
@@ -7092,6 +7111,7 @@
         <w:pStyle w:val="ae"/>
         <w:spacing w:line="360" w:lineRule="auto"/>
         <w:ind w:firstLineChars="200" w:firstLine="480"/>
+        <w:jc w:val="both"/>
       </w:pPr>
       <w:r>
         <w:rPr>
@@ -7105,6 +7125,7 @@
         <w:pStyle w:val="ae"/>
         <w:spacing w:line="360" w:lineRule="auto"/>
         <w:ind w:firstLineChars="200" w:firstLine="480"/>
+        <w:jc w:val="both"/>
       </w:pPr>
       <w:r>
         <w:rPr>
@@ -7142,6 +7163,7 @@
         <w:pStyle w:val="ae"/>
         <w:spacing w:line="360" w:lineRule="auto"/>
         <w:ind w:firstLineChars="200" w:firstLine="480"/>
+        <w:jc w:val="both"/>
       </w:pPr>
       <w:r>
         <w:rPr>
@@ -7191,6 +7213,7 @@
         <w:pStyle w:val="ae"/>
         <w:spacing w:line="360" w:lineRule="auto"/>
         <w:ind w:firstLineChars="200" w:firstLine="480"/>
+        <w:jc w:val="both"/>
       </w:pPr>
       <w:r>
         <w:rPr>
@@ -7264,6 +7287,7 @@
         <w:pStyle w:val="ae"/>
         <w:spacing w:line="360" w:lineRule="auto"/>
         <w:ind w:firstLineChars="200" w:firstLine="480"/>
+        <w:jc w:val="both"/>
       </w:pPr>
       <w:r>
         <w:rPr>
@@ -7319,6 +7343,7 @@
         </w:tabs>
         <w:spacing w:line="360" w:lineRule="auto"/>
         <w:ind w:firstLineChars="200" w:firstLine="480"/>
+        <w:jc w:val="both"/>
       </w:pPr>
       <w:r>
         <w:rPr>
@@ -7392,7 +7417,7 @@
           <w:sz w:val="28"/>
           <w:szCs w:val="28"/>
         </w:rPr>
-        <w:t>基础概念</w:t>
+        <w:t>相关工作</w:t>
       </w:r>
       <w:bookmarkEnd w:id="33"/>
       <w:bookmarkEnd w:id="34"/>
@@ -7412,12 +7437,6 @@
         <w:ind w:firstLineChars="200" w:firstLine="480"/>
       </w:pPr>
       <w:bookmarkStart w:id="39" w:name="_Toc135816537"/>
-      <w:r>
-        <w:rPr>
-          <w:rFonts w:hint="eastAsia"/>
-        </w:rPr>
-        <w:t>介绍系统细节前，</w:t>
-      </w:r>
       <w:proofErr w:type="gramStart"/>
       <w:r>
         <w:rPr>
@@ -7430,7 +7449,13 @@
         <w:rPr>
           <w:rFonts w:hint="eastAsia"/>
         </w:rPr>
-        <w:t>阐述与本研究相关的几个基础概念</w:t>
+        <w:t>阐述与本研究相关的基础概念</w:t>
+      </w:r>
+      <w:r>
+        <w:rPr>
+          <w:rFonts w:hint="eastAsia"/>
+        </w:rPr>
+        <w:t>和相关工作</w:t>
       </w:r>
       <w:r>
         <w:rPr>
@@ -7488,6 +7513,7 @@
         </w:tabs>
         <w:spacing w:line="360" w:lineRule="auto"/>
         <w:ind w:firstLineChars="200" w:firstLine="480"/>
+        <w:jc w:val="both"/>
       </w:pPr>
       <w:r>
         <w:rPr>
@@ -7607,6 +7633,7 @@
         </w:tabs>
         <w:spacing w:line="360" w:lineRule="auto"/>
         <w:ind w:firstLineChars="200" w:firstLine="480"/>
+        <w:jc w:val="both"/>
       </w:pPr>
       <w:r>
         <w:rPr>
@@ -7743,6 +7770,7 @@
         </w:tabs>
         <w:spacing w:line="360" w:lineRule="auto"/>
         <w:ind w:firstLineChars="200" w:firstLine="480"/>
+        <w:jc w:val="both"/>
       </w:pPr>
       <w:r>
         <w:rPr>
@@ -7990,6 +8018,7 @@
         </w:tabs>
         <w:spacing w:line="360" w:lineRule="auto"/>
         <w:ind w:firstLineChars="200" w:firstLine="480"/>
+        <w:jc w:val="both"/>
       </w:pPr>
       <w:r>
         <w:rPr>
@@ -8177,6 +8206,7 @@
         </w:tabs>
         <w:spacing w:line="360" w:lineRule="auto"/>
         <w:ind w:firstLineChars="200" w:firstLine="480"/>
+        <w:jc w:val="both"/>
       </w:pPr>
       <w:r>
         <w:rPr>
@@ -8303,6 +8333,7 @@
         </w:tabs>
         <w:spacing w:line="360" w:lineRule="auto"/>
         <w:ind w:firstLineChars="200" w:firstLine="480"/>
+        <w:jc w:val="both"/>
       </w:pPr>
       <w:r>
         <w:rPr>
@@ -8426,6 +8457,7 @@
         </w:tabs>
         <w:spacing w:line="360" w:lineRule="auto"/>
         <w:ind w:firstLineChars="200" w:firstLine="480"/>
+        <w:jc w:val="both"/>
       </w:pPr>
       <w:r>
         <w:rPr>
@@ -8569,6 +8601,7 @@
         </w:tabs>
         <w:spacing w:line="360" w:lineRule="auto"/>
         <w:ind w:firstLineChars="200" w:firstLine="480"/>
+        <w:jc w:val="both"/>
       </w:pPr>
       <w:r>
         <w:rPr>
@@ -8675,6 +8708,7 @@
         </w:tabs>
         <w:spacing w:line="360" w:lineRule="auto"/>
         <w:ind w:firstLineChars="200" w:firstLine="480"/>
+        <w:jc w:val="both"/>
       </w:pPr>
       <w:r>
         <w:t>TF-IDF</w:t>
@@ -8748,6 +8782,7 @@
         </w:tabs>
         <w:spacing w:line="360" w:lineRule="auto"/>
         <w:ind w:firstLineChars="200" w:firstLine="480"/>
+        <w:jc w:val="both"/>
       </w:pPr>
       <w:r>
         <w:rPr>
@@ -8805,6 +8840,7 @@
         </w:tabs>
         <w:spacing w:line="360" w:lineRule="auto"/>
         <w:ind w:firstLineChars="200" w:firstLine="480"/>
+        <w:jc w:val="both"/>
       </w:pPr>
       <w:r>
         <w:rPr>
@@ -8974,6 +9010,7 @@
         </w:tabs>
         <w:spacing w:line="360" w:lineRule="auto"/>
         <w:ind w:firstLineChars="200" w:firstLine="480"/>
+        <w:jc w:val="both"/>
       </w:pPr>
       <w:r>
         <w:rPr>
@@ -9021,6 +9058,7 @@
         </w:tabs>
         <w:spacing w:line="360" w:lineRule="auto"/>
         <w:ind w:firstLineChars="200" w:firstLine="480"/>
+        <w:jc w:val="both"/>
       </w:pPr>
       <w:r>
         <w:rPr>
@@ -9224,6 +9262,7 @@
         </w:tabs>
         <w:spacing w:beforeLines="100" w:before="312" w:line="360" w:lineRule="auto"/>
         <w:ind w:firstLineChars="200" w:firstLine="480"/>
+        <w:jc w:val="both"/>
       </w:pPr>
       <w:r>
         <w:rPr>
@@ -9638,6 +9677,7 @@
         </w:tabs>
         <w:spacing w:line="360" w:lineRule="auto"/>
         <w:ind w:firstLineChars="200" w:firstLine="480"/>
+        <w:jc w:val="both"/>
         <w:rPr>
           <w:bCs/>
         </w:rPr>
@@ -9711,6 +9751,7 @@
         </w:tabs>
         <w:spacing w:line="360" w:lineRule="auto"/>
         <w:ind w:firstLineChars="200" w:firstLine="480"/>
+        <w:jc w:val="both"/>
         <w:rPr>
           <w:bCs/>
         </w:rPr>
@@ -9834,6 +9875,7 @@
         </w:tabs>
         <w:spacing w:line="360" w:lineRule="auto"/>
         <w:ind w:firstLineChars="200" w:firstLine="480"/>
+        <w:jc w:val="both"/>
         <w:rPr>
           <w:bCs/>
         </w:rPr>
@@ -9960,6 +10002,7 @@
         </w:tabs>
         <w:spacing w:line="360" w:lineRule="auto"/>
         <w:ind w:firstLineChars="200" w:firstLine="480"/>
+        <w:jc w:val="both"/>
         <w:rPr>
           <w:bCs/>
         </w:rPr>
@@ -10008,6 +10051,7 @@
         </w:tabs>
         <w:spacing w:line="360" w:lineRule="auto"/>
         <w:ind w:firstLineChars="200" w:firstLine="480"/>
+        <w:jc w:val="both"/>
         <w:rPr>
           <w:bCs/>
         </w:rPr>
@@ -10134,6 +10178,7 @@
         </w:tabs>
         <w:spacing w:line="360" w:lineRule="auto"/>
         <w:ind w:firstLineChars="200" w:firstLine="480"/>
+        <w:jc w:val="both"/>
       </w:pPr>
       <w:r>
         <w:rPr>
@@ -10470,6 +10515,7 @@
         </w:tabs>
         <w:spacing w:line="360" w:lineRule="auto"/>
         <w:ind w:firstLineChars="200" w:firstLine="480"/>
+        <w:jc w:val="both"/>
       </w:pPr>
       <w:r>
         <w:rPr>
@@ -10804,6 +10850,7 @@
         </w:tabs>
         <w:spacing w:line="360" w:lineRule="auto"/>
         <w:ind w:firstLineChars="200" w:firstLine="480"/>
+        <w:jc w:val="both"/>
       </w:pPr>
       <w:r>
         <w:rPr>
@@ -11254,6 +11301,7 @@
         </w:tabs>
         <w:spacing w:line="360" w:lineRule="auto"/>
         <w:ind w:firstLineChars="200" w:firstLine="480"/>
+        <w:jc w:val="both"/>
       </w:pPr>
       <w:r>
         <w:rPr>
@@ -11613,6 +11661,7 @@
         </w:tabs>
         <w:spacing w:line="360" w:lineRule="auto"/>
         <w:ind w:firstLineChars="200" w:firstLine="480"/>
+        <w:jc w:val="both"/>
         <w:rPr>
           <w:lang w:val="nl-NL"/>
         </w:rPr>
@@ -13740,6 +13789,7 @@
         </w:tabs>
         <w:spacing w:line="360" w:lineRule="auto"/>
         <w:ind w:firstLineChars="200" w:firstLine="480"/>
+        <w:jc w:val="both"/>
       </w:pPr>
       <w:r>
         <w:rPr>
@@ -14030,6 +14080,7 @@
         </w:tabs>
         <w:spacing w:line="360" w:lineRule="auto"/>
         <w:ind w:firstLineChars="200" w:firstLine="480"/>
+        <w:jc w:val="both"/>
         <w:rPr>
           <w:bCs/>
         </w:rPr>
@@ -14145,6 +14196,7 @@
         </w:tabs>
         <w:spacing w:line="360" w:lineRule="auto"/>
         <w:ind w:firstLineChars="200" w:firstLine="480"/>
+        <w:jc w:val="both"/>
         <w:rPr>
           <w:bCs/>
         </w:rPr>
@@ -14258,6 +14310,7 @@
         </w:tabs>
         <w:spacing w:line="360" w:lineRule="auto"/>
         <w:ind w:firstLineChars="200" w:firstLine="480"/>
+        <w:jc w:val="both"/>
         <w:rPr>
           <w:bCs/>
         </w:rPr>
@@ -14571,6 +14624,7 @@
         </w:tabs>
         <w:spacing w:beforeLines="100" w:before="312" w:line="360" w:lineRule="auto"/>
         <w:ind w:firstLineChars="200" w:firstLine="480"/>
+        <w:jc w:val="both"/>
       </w:pPr>
       <w:r>
         <w:rPr>
@@ -14730,6 +14784,7 @@
         </w:tabs>
         <w:spacing w:line="360" w:lineRule="auto"/>
         <w:ind w:firstLineChars="200" w:firstLine="480"/>
+        <w:jc w:val="both"/>
         <w:rPr>
           <w:bCs/>
         </w:rPr>
@@ -14836,6 +14891,7 @@
         </w:tabs>
         <w:spacing w:line="360" w:lineRule="auto"/>
         <w:ind w:firstLineChars="200" w:firstLine="480"/>
+        <w:jc w:val="both"/>
         <w:rPr>
           <w:bCs/>
         </w:rPr>
@@ -14923,6 +14979,7 @@
         </w:tabs>
         <w:spacing w:line="360" w:lineRule="auto"/>
         <w:ind w:firstLineChars="200" w:firstLine="480"/>
+        <w:jc w:val="both"/>
       </w:pPr>
       <w:r>
         <w:rPr>
@@ -15038,6 +15095,7 @@
         </w:tabs>
         <w:spacing w:line="360" w:lineRule="auto"/>
         <w:ind w:firstLineChars="200" w:firstLine="480"/>
+        <w:jc w:val="both"/>
         <w:rPr>
           <w:bCs/>
         </w:rPr>
@@ -15149,6 +15207,7 @@
         </w:tabs>
         <w:spacing w:line="360" w:lineRule="auto"/>
         <w:ind w:firstLineChars="200" w:firstLine="480"/>
+        <w:jc w:val="both"/>
         <w:rPr>
           <w:bCs/>
         </w:rPr>
@@ -15236,6 +15295,7 @@
         </w:tabs>
         <w:spacing w:line="360" w:lineRule="auto"/>
         <w:ind w:firstLineChars="200" w:firstLine="480"/>
+        <w:jc w:val="both"/>
       </w:pPr>
       <w:r>
         <w:rPr>
@@ -15289,6 +15349,7 @@
         </w:tabs>
         <w:spacing w:line="360" w:lineRule="auto"/>
         <w:ind w:firstLineChars="200" w:firstLine="480"/>
+        <w:jc w:val="both"/>
       </w:pPr>
       <w:r>
         <w:rPr>
@@ -15383,6 +15444,7 @@
         </w:tabs>
         <w:spacing w:line="360" w:lineRule="auto"/>
         <w:ind w:firstLineChars="200" w:firstLine="480"/>
+        <w:jc w:val="both"/>
         <w:rPr>
           <w:bCs/>
         </w:rPr>
@@ -15498,6 +15560,7 @@
         </w:tabs>
         <w:spacing w:line="360" w:lineRule="auto"/>
         <w:ind w:firstLineChars="200" w:firstLine="480"/>
+        <w:jc w:val="both"/>
         <w:rPr>
           <w:bCs/>
         </w:rPr>
@@ -15599,6 +15662,7 @@
         </w:tabs>
         <w:spacing w:line="360" w:lineRule="auto"/>
         <w:ind w:firstLineChars="200" w:firstLine="480"/>
+        <w:jc w:val="both"/>
       </w:pPr>
       <w:r>
         <w:rPr>
@@ -15616,6 +15680,7 @@
         </w:tabs>
         <w:spacing w:line="360" w:lineRule="auto"/>
         <w:ind w:firstLineChars="200" w:firstLine="480"/>
+        <w:jc w:val="both"/>
       </w:pPr>
       <w:r>
         <w:rPr>
@@ -15684,6 +15749,7 @@
         </w:tabs>
         <w:spacing w:line="360" w:lineRule="auto"/>
         <w:ind w:firstLineChars="200" w:firstLine="480"/>
+        <w:jc w:val="both"/>
         <w:rPr>
           <w:bCs/>
         </w:rPr>
@@ -15891,7 +15957,6 @@
         </w:numPr>
         <w:spacing w:beforeLines="50" w:before="156" w:after="200" w:line="360" w:lineRule="auto"/>
         <w:ind w:left="714" w:hanging="357"/>
-        <w:jc w:val="left"/>
         <w:rPr>
           <w:kern w:val="0"/>
           <w:sz w:val="24"/>
@@ -16172,7 +16237,6 @@
         </w:numPr>
         <w:spacing w:after="200" w:line="360" w:lineRule="auto"/>
         <w:ind w:left="714" w:hanging="357"/>
-        <w:jc w:val="left"/>
         <w:rPr>
           <w:kern w:val="0"/>
           <w:sz w:val="24"/>
@@ -16453,6 +16517,7 @@
         </w:tabs>
         <w:spacing w:line="360" w:lineRule="auto"/>
         <w:ind w:firstLineChars="200" w:firstLine="480"/>
+        <w:jc w:val="both"/>
       </w:pPr>
       <w:r>
         <w:rPr>
@@ -18503,6 +18568,7 @@
         </w:tabs>
         <w:spacing w:line="360" w:lineRule="auto"/>
         <w:ind w:firstLineChars="200" w:firstLine="480"/>
+        <w:jc w:val="both"/>
         <w:rPr>
           <w:bCs/>
         </w:rPr>
@@ -18554,6 +18620,7 @@
         </w:tabs>
         <w:spacing w:line="360" w:lineRule="auto"/>
         <w:ind w:firstLineChars="200" w:firstLine="480"/>
+        <w:jc w:val="both"/>
         <w:rPr>
           <w:bCs/>
         </w:rPr>
@@ -18870,6 +18937,7 @@
         </w:tabs>
         <w:spacing w:beforeLines="100" w:before="312" w:line="360" w:lineRule="auto"/>
         <w:ind w:firstLineChars="200" w:firstLine="480"/>
+        <w:jc w:val="both"/>
       </w:pPr>
       <w:r>
         <w:rPr>
@@ -18911,6 +18979,7 @@
         </w:tabs>
         <w:spacing w:line="360" w:lineRule="auto"/>
         <w:ind w:firstLineChars="200" w:firstLine="480"/>
+        <w:jc w:val="both"/>
       </w:pPr>
       <w:r>
         <w:rPr>
@@ -19094,6 +19163,7 @@
         </w:tabs>
         <w:spacing w:line="360" w:lineRule="auto"/>
         <w:ind w:firstLineChars="200" w:firstLine="480"/>
+        <w:jc w:val="both"/>
       </w:pPr>
       <w:r>
         <w:rPr>
@@ -19159,6 +19229,7 @@
         </w:tabs>
         <w:spacing w:line="360" w:lineRule="auto"/>
         <w:ind w:firstLineChars="200" w:firstLine="480"/>
+        <w:jc w:val="both"/>
       </w:pPr>
       <w:r>
         <w:rPr>
@@ -19224,6 +19295,7 @@
         </w:tabs>
         <w:spacing w:line="360" w:lineRule="auto"/>
         <w:ind w:firstLineChars="200" w:firstLine="480"/>
+        <w:jc w:val="both"/>
       </w:pPr>
       <w:r>
         <w:rPr>
@@ -19304,6 +19376,7 @@
         </w:tabs>
         <w:spacing w:line="360" w:lineRule="auto"/>
         <w:ind w:firstLineChars="200" w:firstLine="480"/>
+        <w:jc w:val="both"/>
       </w:pPr>
       <w:r>
         <w:rPr>
@@ -19501,6 +19574,7 @@
         </w:tabs>
         <w:spacing w:line="360" w:lineRule="auto"/>
         <w:ind w:firstLineChars="200" w:firstLine="480"/>
+        <w:jc w:val="both"/>
       </w:pPr>
       <w:r>
         <w:rPr>
@@ -19633,7 +19707,6 @@
         </w:numPr>
         <w:spacing w:beforeLines="50" w:before="156" w:after="200" w:line="360" w:lineRule="auto"/>
         <w:ind w:left="714" w:hanging="357"/>
-        <w:jc w:val="left"/>
         <w:rPr>
           <w:kern w:val="0"/>
           <w:sz w:val="24"/>
@@ -19673,7 +19746,6 @@
         </w:numPr>
         <w:spacing w:after="200" w:line="360" w:lineRule="auto"/>
         <w:ind w:left="714" w:hanging="357"/>
-        <w:jc w:val="left"/>
         <w:rPr>
           <w:kern w:val="0"/>
           <w:sz w:val="24"/>
@@ -19745,7 +19817,6 @@
         </w:numPr>
         <w:spacing w:after="200" w:line="360" w:lineRule="auto"/>
         <w:ind w:left="714" w:hanging="357"/>
-        <w:jc w:val="left"/>
         <w:rPr>
           <w:kern w:val="0"/>
           <w:sz w:val="24"/>
@@ -19801,6 +19872,7 @@
         </w:tabs>
         <w:spacing w:line="360" w:lineRule="auto"/>
         <w:ind w:firstLineChars="200" w:firstLine="480"/>
+        <w:jc w:val="both"/>
         <w:rPr>
           <w:rFonts w:eastAsia="黑体"/>
           <w:kern w:val="2"/>
@@ -19924,6 +19996,10 @@
         </w:tabs>
         <w:spacing w:line="360" w:lineRule="auto"/>
         <w:ind w:firstLineChars="200" w:firstLine="480"/>
+        <w:jc w:val="both"/>
+        <w:rPr>
+          <w:rFonts w:hint="eastAsia"/>
+        </w:rPr>
       </w:pPr>
       <w:r>
         <w:rPr>
@@ -20076,6 +20152,9 @@
           <w:rFonts w:hint="eastAsia"/>
         </w:rPr>
         <w:t>。</w:t>
+      </w:r>
+      <w:r>
+        <w:br w:type="page"/>
       </w:r>
     </w:p>
     <w:p>
@@ -20139,6 +20218,7 @@
         </w:tabs>
         <w:spacing w:line="360" w:lineRule="auto"/>
         <w:ind w:firstLineChars="200" w:firstLine="480"/>
+        <w:jc w:val="both"/>
       </w:pPr>
       <w:r>
         <w:rPr>
@@ -20359,6 +20439,7 @@
         </w:tabs>
         <w:spacing w:line="360" w:lineRule="auto"/>
         <w:ind w:firstLineChars="200" w:firstLine="480"/>
+        <w:jc w:val="both"/>
       </w:pPr>
       <w:r>
         <w:rPr>
@@ -20577,6 +20658,7 @@
         </w:tabs>
         <w:spacing w:line="360" w:lineRule="auto"/>
         <w:ind w:firstLineChars="200" w:firstLine="480"/>
+        <w:jc w:val="both"/>
         <w:rPr>
           <w:vertAlign w:val="superscript"/>
         </w:rPr>
@@ -20647,12 +20729,6 @@
           <w:vertAlign w:val="superscript"/>
         </w:rPr>
         <w:t>]</w:t>
-      </w:r>
-      <w:r>
-        <w:rPr>
-          <w:vertAlign w:val="superscript"/>
-        </w:rPr>
-        <w:br w:type="page"/>
       </w:r>
     </w:p>
     <w:p>
@@ -20700,6 +20776,7 @@
         </w:tabs>
         <w:spacing w:line="360" w:lineRule="auto"/>
         <w:ind w:firstLineChars="200" w:firstLine="480"/>
+        <w:jc w:val="both"/>
       </w:pPr>
       <w:r>
         <w:rPr>
@@ -20803,6 +20880,7 @@
         </w:tabs>
         <w:spacing w:line="360" w:lineRule="auto"/>
         <w:ind w:firstLineChars="200" w:firstLine="480"/>
+        <w:jc w:val="both"/>
       </w:pPr>
       <w:r>
         <w:rPr>
@@ -20918,6 +20996,7 @@
         </w:tabs>
         <w:spacing w:line="360" w:lineRule="auto"/>
         <w:ind w:firstLineChars="200" w:firstLine="480"/>
+        <w:jc w:val="both"/>
       </w:pPr>
       <w:r>
         <w:rPr>
@@ -21026,6 +21105,7 @@
         </w:tabs>
         <w:spacing w:line="360" w:lineRule="auto"/>
         <w:ind w:firstLineChars="200" w:firstLine="480"/>
+        <w:jc w:val="both"/>
       </w:pPr>
       <w:r>
         <w:rPr>
@@ -21085,6 +21165,7 @@
         </w:tabs>
         <w:spacing w:line="360" w:lineRule="auto"/>
         <w:ind w:firstLineChars="200" w:firstLine="480"/>
+        <w:jc w:val="both"/>
       </w:pPr>
       <w:r>
         <w:rPr>
@@ -21174,6 +21255,7 @@
         </w:tabs>
         <w:spacing w:line="360" w:lineRule="auto"/>
         <w:ind w:firstLineChars="200" w:firstLine="480"/>
+        <w:jc w:val="both"/>
       </w:pPr>
       <w:r>
         <w:rPr>
@@ -21265,6 +21347,7 @@
         </w:tabs>
         <w:spacing w:line="360" w:lineRule="auto"/>
         <w:ind w:firstLineChars="200" w:firstLine="480"/>
+        <w:jc w:val="both"/>
       </w:pPr>
       <w:bookmarkStart w:id="91" w:name="_Toc135816553"/>
       <w:bookmarkStart w:id="92" w:name="_Toc135817026"/>
@@ -21650,6 +21733,7 @@
         </w:tabs>
         <w:spacing w:line="360" w:lineRule="auto"/>
         <w:ind w:firstLineChars="200" w:firstLine="480"/>
+        <w:jc w:val="both"/>
       </w:pPr>
       <w:r>
         <w:rPr>
@@ -22413,6 +22497,7 @@
         </w:tabs>
         <w:spacing w:beforeLines="100" w:before="312" w:line="360" w:lineRule="auto"/>
         <w:ind w:firstLineChars="200" w:firstLine="480"/>
+        <w:jc w:val="both"/>
       </w:pPr>
       <w:r>
         <w:rPr>
@@ -22509,6 +22594,8 @@
       <w:r>
         <w:rPr>
           <w:rFonts w:hint="eastAsia"/>
+          <w:b/>
+          <w:bCs/>
         </w:rPr>
         <w:t>29%</w:t>
       </w:r>
@@ -22535,6 +22622,8 @@
       <w:r>
         <w:rPr>
           <w:rFonts w:hint="eastAsia"/>
+          <w:b/>
+          <w:bCs/>
         </w:rPr>
         <w:t>20%</w:t>
       </w:r>
@@ -22737,6 +22826,7 @@
         </w:tabs>
         <w:spacing w:beforeLines="100" w:before="312" w:line="360" w:lineRule="auto"/>
         <w:ind w:firstLineChars="200" w:firstLine="420"/>
+        <w:jc w:val="both"/>
       </w:pPr>
       <w:r>
         <w:rPr>
@@ -22745,7 +22835,7 @@
           <w:szCs w:val="21"/>
         </w:rPr>
         <w:drawing>
-          <wp:anchor distT="0" distB="0" distL="114300" distR="114300" simplePos="0" relativeHeight="251698176" behindDoc="0" locked="0" layoutInCell="1" allowOverlap="1" wp14:anchorId="17621796" wp14:editId="457D1040">
+          <wp:anchor distT="0" distB="0" distL="114300" distR="114300" simplePos="0" relativeHeight="251698176" behindDoc="0" locked="0" layoutInCell="1" allowOverlap="1" wp14:anchorId="17621796" wp14:editId="706E5204">
             <wp:simplePos x="0" y="0"/>
             <wp:positionH relativeFrom="margin">
               <wp:align>left</wp:align>
@@ -22869,6 +22959,8 @@
       <w:r>
         <w:rPr>
           <w:rFonts w:hint="eastAsia"/>
+          <w:b/>
+          <w:bCs/>
         </w:rPr>
         <w:t>23%</w:t>
       </w:r>
@@ -23073,6 +23165,7 @@
         </w:tabs>
         <w:spacing w:beforeLines="100" w:before="312" w:line="360" w:lineRule="auto"/>
         <w:ind w:firstLineChars="200" w:firstLine="480"/>
+        <w:jc w:val="both"/>
       </w:pPr>
       <w:r>
         <w:rPr>
@@ -23149,6 +23242,8 @@
       <w:r>
         <w:rPr>
           <w:rFonts w:hint="eastAsia"/>
+          <w:b/>
+          <w:bCs/>
         </w:rPr>
         <w:t>70%</w:t>
       </w:r>
@@ -23168,6 +23263,7 @@
         </w:tabs>
         <w:spacing w:line="360" w:lineRule="auto"/>
         <w:ind w:firstLineChars="200" w:firstLine="480"/>
+        <w:jc w:val="both"/>
       </w:pPr>
       <w:r>
         <w:rPr>
@@ -23574,6 +23670,7 @@
         </w:tabs>
         <w:spacing w:beforeLines="100" w:before="312" w:line="360" w:lineRule="auto"/>
         <w:ind w:firstLineChars="200" w:firstLine="480"/>
+        <w:jc w:val="both"/>
       </w:pPr>
       <w:r>
         <w:rPr>
@@ -23849,6 +23946,7 @@
         </w:tabs>
         <w:spacing w:beforeLines="100" w:before="312" w:line="360" w:lineRule="auto"/>
         <w:ind w:firstLineChars="200" w:firstLine="480"/>
+        <w:jc w:val="both"/>
       </w:pPr>
       <w:r>
         <w:rPr>
@@ -23980,6 +24078,7 @@
         </w:tabs>
         <w:spacing w:line="360" w:lineRule="auto"/>
         <w:ind w:firstLineChars="200" w:firstLine="480"/>
+        <w:jc w:val="both"/>
       </w:pPr>
       <w:r>
         <w:rPr>
@@ -24101,6 +24200,7 @@
         </w:tabs>
         <w:spacing w:line="360" w:lineRule="auto"/>
         <w:ind w:firstLineChars="200" w:firstLine="480"/>
+        <w:jc w:val="both"/>
       </w:pPr>
       <w:r>
         <w:rPr>
@@ -24251,6 +24351,8 @@
       <w:r>
         <w:rPr>
           <w:rFonts w:hint="eastAsia"/>
+          <w:b/>
+          <w:bCs/>
           <w:kern w:val="0"/>
           <w:sz w:val="24"/>
         </w:rPr>
@@ -24333,6 +24435,8 @@
       <w:r>
         <w:rPr>
           <w:rFonts w:hint="eastAsia"/>
+          <w:b/>
+          <w:bCs/>
           <w:kern w:val="0"/>
           <w:sz w:val="24"/>
         </w:rPr>
@@ -24349,6 +24453,8 @@
       <w:r>
         <w:rPr>
           <w:rFonts w:hint="eastAsia"/>
+          <w:b/>
+          <w:bCs/>
           <w:kern w:val="0"/>
           <w:sz w:val="24"/>
         </w:rPr>
@@ -24446,6 +24552,7 @@
         </w:tabs>
         <w:spacing w:line="360" w:lineRule="auto"/>
         <w:ind w:firstLineChars="200" w:firstLine="480"/>
+        <w:jc w:val="both"/>
       </w:pPr>
       <w:r>
         <w:rPr>
@@ -24463,6 +24570,7 @@
         </w:tabs>
         <w:spacing w:line="360" w:lineRule="auto"/>
         <w:ind w:firstLineChars="200" w:firstLine="480"/>
+        <w:jc w:val="both"/>
       </w:pPr>
       <w:r>
         <w:rPr>
@@ -24488,18 +24596,24 @@
       <w:r>
         <w:rPr>
           <w:rFonts w:hint="eastAsia"/>
+          <w:b/>
+          <w:bCs/>
         </w:rPr>
         <w:t>(N-1)</w:t>
       </w:r>
       <w:r>
         <w:rPr>
           <w:rFonts w:hint="eastAsia"/>
+          <w:b/>
+          <w:bCs/>
         </w:rPr>
         <w:t>×</w:t>
       </w:r>
       <w:r>
         <w:rPr>
           <w:rFonts w:hint="eastAsia"/>
+          <w:b/>
+          <w:bCs/>
         </w:rPr>
         <w:t>70%</w:t>
       </w:r>
@@ -24512,6 +24626,8 @@
       <w:r>
         <w:rPr>
           <w:rFonts w:hint="eastAsia"/>
+          <w:b/>
+          <w:bCs/>
         </w:rPr>
         <w:t>70%</w:t>
       </w:r>
@@ -24531,6 +24647,7 @@
         </w:tabs>
         <w:spacing w:line="360" w:lineRule="auto"/>
         <w:ind w:firstLineChars="200" w:firstLine="480"/>
+        <w:jc w:val="both"/>
       </w:pPr>
       <w:r>
         <w:rPr>
@@ -24600,6 +24717,7 @@
         </w:tabs>
         <w:spacing w:line="360" w:lineRule="auto"/>
         <w:ind w:firstLineChars="200" w:firstLine="480"/>
+        <w:jc w:val="both"/>
       </w:pPr>
       <w:r>
         <w:rPr>
@@ -24655,6 +24773,8 @@
       <w:r>
         <w:rPr>
           <w:rFonts w:hint="eastAsia"/>
+          <w:b/>
+          <w:bCs/>
         </w:rPr>
         <w:t>80%</w:t>
       </w:r>
@@ -24674,6 +24794,7 @@
         </w:tabs>
         <w:spacing w:line="360" w:lineRule="auto"/>
         <w:ind w:firstLineChars="200" w:firstLine="480"/>
+        <w:jc w:val="both"/>
       </w:pPr>
       <w:r>
         <w:rPr>
@@ -24696,6 +24817,8 @@
       <w:r>
         <w:rPr>
           <w:rFonts w:hint="eastAsia"/>
+          <w:b/>
+          <w:bCs/>
         </w:rPr>
         <w:t>45%</w:t>
       </w:r>
@@ -24796,6 +24919,7 @@
         </w:tabs>
         <w:spacing w:line="360" w:lineRule="auto"/>
         <w:ind w:firstLineChars="200" w:firstLine="480"/>
+        <w:jc w:val="both"/>
       </w:pPr>
       <w:r>
         <w:rPr>
@@ -24848,6 +24972,7 @@
         </w:tabs>
         <w:spacing w:line="360" w:lineRule="auto"/>
         <w:ind w:firstLineChars="200" w:firstLine="480"/>
+        <w:jc w:val="both"/>
       </w:pPr>
       <w:r>
         <w:rPr>
@@ -24943,6 +25068,7 @@
         </w:tabs>
         <w:spacing w:line="360" w:lineRule="auto"/>
         <w:ind w:firstLineChars="200" w:firstLine="480"/>
+        <w:jc w:val="both"/>
       </w:pPr>
       <w:r>
         <w:rPr>
@@ -24990,6 +25116,7 @@
         </w:tabs>
         <w:spacing w:line="360" w:lineRule="auto"/>
         <w:ind w:firstLineChars="200" w:firstLine="480"/>
+        <w:jc w:val="both"/>
       </w:pPr>
       <w:r>
         <w:rPr>
@@ -25013,7 +25140,6 @@
         </w:numPr>
         <w:spacing w:beforeLines="50" w:before="156" w:after="200" w:line="360" w:lineRule="auto"/>
         <w:ind w:left="714" w:hanging="357"/>
-        <w:jc w:val="left"/>
         <w:rPr>
           <w:kern w:val="0"/>
           <w:sz w:val="24"/>
@@ -25063,7 +25189,6 @@
         </w:numPr>
         <w:spacing w:after="200" w:line="360" w:lineRule="auto"/>
         <w:ind w:left="714" w:hanging="357"/>
-        <w:jc w:val="left"/>
         <w:rPr>
           <w:kern w:val="0"/>
           <w:sz w:val="24"/>
@@ -25142,6 +25267,7 @@
           <w:tab w:val="clear" w:pos="8306"/>
         </w:tabs>
         <w:spacing w:line="360" w:lineRule="auto"/>
+        <w:jc w:val="both"/>
         <w:rPr>
           <w:sz w:val="21"/>
           <w:szCs w:val="21"/>
@@ -25285,6 +25411,7 @@
           <w:tab w:val="clear" w:pos="8306"/>
         </w:tabs>
         <w:spacing w:line="360" w:lineRule="auto"/>
+        <w:jc w:val="both"/>
         <w:rPr>
           <w:sz w:val="21"/>
           <w:szCs w:val="21"/>
@@ -25409,6 +25536,7 @@
           <w:tab w:val="clear" w:pos="8306"/>
         </w:tabs>
         <w:spacing w:line="360" w:lineRule="auto"/>
+        <w:jc w:val="both"/>
         <w:rPr>
           <w:sz w:val="21"/>
           <w:szCs w:val="21"/>
@@ -25492,6 +25620,7 @@
           <w:tab w:val="clear" w:pos="8306"/>
         </w:tabs>
         <w:spacing w:line="360" w:lineRule="auto"/>
+        <w:jc w:val="both"/>
         <w:rPr>
           <w:sz w:val="21"/>
           <w:szCs w:val="21"/>
@@ -25569,6 +25698,7 @@
           <w:tab w:val="clear" w:pos="8306"/>
         </w:tabs>
         <w:spacing w:line="360" w:lineRule="auto"/>
+        <w:jc w:val="both"/>
         <w:rPr>
           <w:sz w:val="21"/>
           <w:szCs w:val="21"/>
@@ -25668,6 +25798,7 @@
           <w:tab w:val="clear" w:pos="8306"/>
         </w:tabs>
         <w:spacing w:line="360" w:lineRule="auto"/>
+        <w:jc w:val="both"/>
         <w:rPr>
           <w:sz w:val="21"/>
           <w:szCs w:val="21"/>
@@ -25787,6 +25918,7 @@
           <w:tab w:val="clear" w:pos="8306"/>
         </w:tabs>
         <w:spacing w:line="360" w:lineRule="auto"/>
+        <w:jc w:val="both"/>
         <w:rPr>
           <w:sz w:val="21"/>
           <w:szCs w:val="21"/>
@@ -25895,6 +26027,7 @@
           <w:tab w:val="clear" w:pos="8306"/>
         </w:tabs>
         <w:spacing w:line="360" w:lineRule="auto"/>
+        <w:jc w:val="both"/>
         <w:rPr>
           <w:sz w:val="21"/>
           <w:szCs w:val="21"/>
@@ -25972,6 +26105,7 @@
           <w:tab w:val="clear" w:pos="8306"/>
         </w:tabs>
         <w:spacing w:line="360" w:lineRule="auto"/>
+        <w:jc w:val="both"/>
         <w:rPr>
           <w:sz w:val="21"/>
           <w:szCs w:val="21"/>
@@ -26103,6 +26237,7 @@
           <w:tab w:val="clear" w:pos="8306"/>
         </w:tabs>
         <w:spacing w:line="360" w:lineRule="auto"/>
+        <w:jc w:val="both"/>
         <w:rPr>
           <w:sz w:val="21"/>
           <w:szCs w:val="21"/>
@@ -26229,6 +26364,7 @@
           <w:tab w:val="clear" w:pos="8306"/>
         </w:tabs>
         <w:spacing w:line="360" w:lineRule="auto"/>
+        <w:jc w:val="both"/>
         <w:rPr>
           <w:sz w:val="21"/>
           <w:szCs w:val="21"/>
@@ -26337,6 +26473,7 @@
           <w:tab w:val="clear" w:pos="8306"/>
         </w:tabs>
         <w:spacing w:line="360" w:lineRule="auto"/>
+        <w:jc w:val="both"/>
         <w:rPr>
           <w:sz w:val="21"/>
           <w:szCs w:val="21"/>
@@ -26484,6 +26621,7 @@
           <w:tab w:val="clear" w:pos="8306"/>
         </w:tabs>
         <w:spacing w:line="360" w:lineRule="auto"/>
+        <w:jc w:val="both"/>
         <w:rPr>
           <w:sz w:val="21"/>
           <w:szCs w:val="21"/>
@@ -26575,6 +26713,7 @@
           <w:tab w:val="clear" w:pos="8306"/>
         </w:tabs>
         <w:spacing w:line="360" w:lineRule="auto"/>
+        <w:jc w:val="both"/>
         <w:rPr>
           <w:sz w:val="21"/>
           <w:szCs w:val="21"/>
@@ -26674,6 +26813,7 @@
           <w:tab w:val="clear" w:pos="8306"/>
         </w:tabs>
         <w:spacing w:line="360" w:lineRule="auto"/>
+        <w:jc w:val="both"/>
         <w:rPr>
           <w:sz w:val="21"/>
           <w:szCs w:val="21"/>
@@ -26757,6 +26897,7 @@
           <w:tab w:val="clear" w:pos="8306"/>
         </w:tabs>
         <w:spacing w:line="360" w:lineRule="auto"/>
+        <w:jc w:val="both"/>
         <w:rPr>
           <w:sz w:val="21"/>
           <w:szCs w:val="21"/>
@@ -26890,6 +27031,7 @@
           <w:tab w:val="clear" w:pos="8306"/>
         </w:tabs>
         <w:spacing w:line="360" w:lineRule="auto"/>
+        <w:jc w:val="both"/>
         <w:rPr>
           <w:sz w:val="21"/>
           <w:szCs w:val="21"/>
@@ -27021,6 +27163,7 @@
           <w:tab w:val="clear" w:pos="8306"/>
         </w:tabs>
         <w:spacing w:line="360" w:lineRule="auto"/>
+        <w:jc w:val="both"/>
         <w:rPr>
           <w:sz w:val="21"/>
           <w:szCs w:val="21"/>
@@ -27152,6 +27295,7 @@
           <w:tab w:val="clear" w:pos="8306"/>
         </w:tabs>
         <w:spacing w:line="360" w:lineRule="auto"/>
+        <w:jc w:val="both"/>
         <w:rPr>
           <w:sz w:val="21"/>
           <w:szCs w:val="21"/>
@@ -27276,6 +27420,7 @@
           <w:tab w:val="clear" w:pos="8306"/>
         </w:tabs>
         <w:spacing w:line="360" w:lineRule="auto"/>
+        <w:jc w:val="both"/>
         <w:rPr>
           <w:sz w:val="21"/>
           <w:szCs w:val="21"/>
